--- a/downloads/pohang_plan_C_in_depth_integrated_2026.docx
+++ b/downloads/pohang_plan_C_in_depth_integrated_2026.docx
@@ -4,2864 +4,2077 @@
   <w:body>
     <w:p>
       <w:pPr>
-        <w:spacing w:before="280"/>
-      </w:pPr>
+        <w:pStyle w:val="Subtitle"/>
+      </w:pPr>
+      <w:r>
+        <w:t>2026 포항고등학교 인문학 기행</w:t>
+      </w:r>
+    </w:p>
+    <w:p>
+      <w:pPr>
+        <w:pStyle w:val="Title"/>
+      </w:pPr>
+      <w:r>
+        <w:t>경주의 고분과 박물관</w:t>
+      </w:r>
+    </w:p>
+    <w:p>
+      <w:pPr>
+        <w:pStyle w:val="Subtitle"/>
+      </w:pPr>
+      <w:r>
+        <w:t>C안 답사 요록</w:t>
+      </w:r>
+    </w:p>
+    <w:p>
+      <w:r>
+        <w:t>대릉원·천마총 · 쪽샘 · 교촌 · 국립경주박물관</w:t>
+      </w:r>
+    </w:p>
+    <w:p>
+      <w:r>
+        <w:t>예정일 2026년 10월 17일 · 08:30–16:30</w:t>
+      </w:r>
+    </w:p>
+    <w:p>
+      <w:r>
+        <w:t>단체 관람·기관 협력·승하차 장소는 사전 협의 후 확정합니다.</w:t>
+      </w:r>
+    </w:p>
+    <w:p>
+      <w:pPr>
+        <w:pStyle w:val="Heading2"/>
+      </w:pPr>
+      <w:r>
+        <w:t>일정·요록·학습지</w:t>
+      </w:r>
+    </w:p>
+    <w:p>
+      <w:hyperlink r:id="rId11">
+        <w:r>
+          <w:rPr>
+            <w:color w:val="6B382F"/>
+          </w:rPr>
+          <w:t>온라인 자료집</w:t>
+        </w:r>
+      </w:hyperlink>
+    </w:p>
+    <w:p>
+      <w:pPr/>
+      <w:r>
+        <w:t>포항고등학교 인문사회부</w:t>
+      </w:r>
+    </w:p>
+    <w:p>
+      <w:pPr>
+        <w:pStyle w:val="Heading1"/>
+        <w:pageBreakBefore/>
+      </w:pPr>
+      <w:r>
+        <w:t>차례</w:t>
+      </w:r>
+    </w:p>
+    <w:p>
+      <w:pPr>
+        <w:spacing w:after="100"/>
+      </w:pPr>
+      <w:hyperlink w:anchor="c_cover">
+        <w:r>
+          <w:rPr>
+            <w:color w:val="6B382F"/>
+          </w:rPr>
+          <w:t>답사 개요</w:t>
+        </w:r>
+      </w:hyperlink>
+    </w:p>
+    <w:p>
+      <w:pPr>
+        <w:spacing w:after="100"/>
+      </w:pPr>
+      <w:hyperlink w:anchor="c_intro">
+        <w:r>
+          <w:rPr>
+            <w:color w:val="6B382F"/>
+          </w:rPr>
+          <w:t>읽기 전에 · 유물의 이름과 세 가지 시간</w:t>
+        </w:r>
+      </w:hyperlink>
+    </w:p>
+    <w:p>
+      <w:pPr>
+        <w:spacing w:after="100"/>
+      </w:pPr>
+      <w:hyperlink w:anchor="c_essay_01">
+        <w:r>
+          <w:rPr>
+            <w:color w:val="6B382F"/>
+          </w:rPr>
+          <w:t>01. 대릉원과 고분의 구조</w:t>
+        </w:r>
+      </w:hyperlink>
+    </w:p>
+    <w:p>
+      <w:pPr>
+        <w:spacing w:after="100"/>
+      </w:pPr>
+      <w:hyperlink w:anchor="c_essay_02">
+        <w:r>
+          <w:rPr>
+            <w:color w:val="6B382F"/>
+          </w:rPr>
+          <w:t>02. 천마총의 말다래</w:t>
+        </w:r>
+      </w:hyperlink>
+    </w:p>
+    <w:p>
+      <w:pPr>
+        <w:spacing w:after="100"/>
+      </w:pPr>
+      <w:hyperlink w:anchor="c_essay_03">
+        <w:r>
+          <w:rPr>
+            <w:color w:val="6B382F"/>
+          </w:rPr>
+          <w:t>03. 쪽샘의 발굴 기록</w:t>
+        </w:r>
+      </w:hyperlink>
+    </w:p>
+    <w:p>
+      <w:pPr>
+        <w:spacing w:after="100"/>
+      </w:pPr>
+      <w:hyperlink w:anchor="c_essay_04">
+        <w:r>
+          <w:rPr>
+            <w:color w:val="6B382F"/>
+          </w:rPr>
+          <w:t>04. 쪽샘44호분 축조실험</w:t>
+        </w:r>
+      </w:hyperlink>
+    </w:p>
+    <w:p>
+      <w:pPr>
+        <w:spacing w:after="100"/>
+      </w:pPr>
+      <w:hyperlink w:anchor="c_essay_05">
+        <w:r>
+          <w:rPr>
+            <w:color w:val="6B382F"/>
+          </w:rPr>
+          <w:t>05. 교촌의 최부자댁</w:t>
+        </w:r>
+      </w:hyperlink>
+    </w:p>
+    <w:p>
+      <w:pPr>
+        <w:spacing w:after="100"/>
+      </w:pPr>
+      <w:hyperlink w:anchor="c_essay_06">
+        <w:r>
+          <w:rPr>
+            <w:color w:val="6B382F"/>
+          </w:rPr>
+          <w:t>06. 경주향교</w:t>
+        </w:r>
+      </w:hyperlink>
+    </w:p>
+    <w:p>
+      <w:pPr>
+        <w:spacing w:after="100"/>
+      </w:pPr>
+      <w:hyperlink w:anchor="c_essay_07">
+        <w:r>
+          <w:rPr>
+            <w:color w:val="6B382F"/>
+          </w:rPr>
+          <w:t>07. 국립경주박물관의 전시</w:t>
+        </w:r>
+      </w:hyperlink>
+    </w:p>
+    <w:p>
+      <w:pPr>
+        <w:spacing w:after="100"/>
+      </w:pPr>
+      <w:hyperlink w:anchor="c_essay_08">
+        <w:r>
+          <w:rPr>
+            <w:color w:val="6B382F"/>
+          </w:rPr>
+          <w:t>08. 신라의 유리와 교류</w:t>
+        </w:r>
+      </w:hyperlink>
+    </w:p>
+    <w:p>
+      <w:pPr>
+        <w:spacing w:after="100"/>
+      </w:pPr>
+      <w:hyperlink w:anchor="c_essay_09">
+        <w:r>
+          <w:rPr>
+            <w:color w:val="6B382F"/>
+          </w:rPr>
+          <w:t>09. 한 점을 설명하는 글</w:t>
+        </w:r>
+      </w:hyperlink>
+    </w:p>
+    <w:p>
+      <w:pPr>
+        <w:spacing w:after="100"/>
+      </w:pPr>
+      <w:hyperlink w:anchor="c_ops">
+        <w:r>
+          <w:rPr>
+            <w:color w:val="6B382F"/>
+          </w:rPr>
+          <w:t>부록 · 일정과 관람</w:t>
+        </w:r>
+      </w:hyperlink>
+    </w:p>
+    <w:p>
+      <w:pPr>
+        <w:spacing w:after="100"/>
+      </w:pPr>
+      <w:hyperlink w:anchor="c_worksheet">
+        <w:r>
+          <w:rPr>
+            <w:color w:val="6B382F"/>
+          </w:rPr>
+          <w:t>부록 · 탐구 기록지</w:t>
+        </w:r>
+      </w:hyperlink>
+    </w:p>
+    <w:p>
+      <w:pPr>
+        <w:spacing w:after="100"/>
+      </w:pPr>
+      <w:hyperlink w:anchor="c_assessment">
+        <w:r>
+          <w:rPr>
+            <w:color w:val="6B382F"/>
+          </w:rPr>
+          <w:t>교사용 · 관찰과 피드백</w:t>
+        </w:r>
+      </w:hyperlink>
+    </w:p>
+    <w:p>
+      <w:pPr>
+        <w:spacing w:after="100"/>
+      </w:pPr>
+      <w:hyperlink w:anchor="c_sources">
+        <w:r>
+          <w:rPr>
+            <w:color w:val="6B382F"/>
+          </w:rPr>
+          <w:t>출전 · 문헌과 기관 자료</w:t>
+        </w:r>
+      </w:hyperlink>
+    </w:p>
+    <w:p>
+      <w:bookmarkStart w:id="1" w:name="c_cover"/>
+      <w:pPr>
+        <w:pStyle w:val="Heading1"/>
+        <w:pageBreakBefore/>
+      </w:pPr>
+      <w:r>
+        <w:t>답사 개요</w:t>
+      </w:r>
+      <w:bookmarkEnd w:id="1"/>
+    </w:p>
+    <w:p>
+      <w:pPr>
+        <w:pStyle w:val="Heading3"/>
+      </w:pPr>
+      <w:r>
+        <w:t>답사 주제와 자료의 범위</w:t>
+      </w:r>
+    </w:p>
+    <w:p>
+      <w:pPr>
+        <w:pStyle w:val="Heading2"/>
+      </w:pPr>
+      <w:r>
+        <w:t>C안 심화 자료집 · 대릉원–쪽샘–교촌–국립경주박물관</w:t>
+      </w:r>
+    </w:p>
+    <w:p>
+      <w:r>
+        <w:t>포항고등학교 2026 인문학 역사기행 · 편집 기준 2026년 9월 29일</w:t>
+      </w:r>
+    </w:p>
+    <w:p>
+      <w:r>
+        <w:t>2026년 10월 17일 토요일, 08:30–16:30의 예정안이다. 대릉원·천마총, 쪽샘유적발굴관, 교촌, 국립경주박물관의 네 구역을 둘러본다. 천마총 내부와 쪽샘의 관람 범위, 교촌 건물 출입, 박물관의 당일 전시는 방문 전에 확인한다.</w:t>
+      </w:r>
+    </w:p>
+    <w:p>
+      <w:pPr>
+        <w:pStyle w:val="Heading2"/>
+      </w:pPr>
+      <w:r>
+        <w:t>초록</w:t>
+      </w:r>
+    </w:p>
+    <w:p>
+      <w:r>
+        <w:t>경주에서는 봉분 속에 남아 있던 흔적이 발굴과 연구를 거쳐 전시품이 되는 과정을 따라간다. 대릉원에서는 무덤의 구조와 부장품을, 천마총에서는 말다래의 재료와 그림을 읽는다. 쪽샘에서는 발굴 기록을 토대로 무덤을 다시 쌓는 실험을 살핀다. 교촌의 주택과 향교를 거쳐 박물관에 이르면 같은 유물도 놓인 자리와 설명에 따라 다르게 보인다. 마지막에는 한 점을 골라 짧은 전시 설명문을 쓴다.</w:t>
+      </w:r>
+    </w:p>
+    <w:p>
+      <w:r>
+        <w:t xml:space="preserve">이 답사의 시간축은 신라에서 조선으로 단순히 이동하는 데 그치지 않는다. 고대의 매장 시점, 20세기와 21세기의 발굴·보존 시점, 현재의 전시·관광 시점을 구분한다. 특히 쪽샘44호분은 2014~2023년 발굴조사 이후 2024년부터 축조실험으로 이어졌고, 2026년 7월에는 장례 재현식이 안내되었다. 따라서 지금 방문하면 언제나 발굴자가 새 유물을 꺼내는 모습을 본다는 식의 설명은 사용하지 않는다. 관찰된 유구, 연구에 따른 복원, 교육용 재현, 오늘의 관람시설을 나누어 읽는다. </w:t>
+      </w:r>
+      <w:hyperlink w:anchor="source_c_01">
+        <w:r>
+          <w:rPr>
+            <w:color w:val="6B382F"/>
+          </w:rPr>
+          <w:t>[C-01, C-02]</w:t>
+        </w:r>
+      </w:hyperlink>
+    </w:p>
+    <w:p>
       <w:r>
         <w:rPr>
-          <w:rFonts w:ascii="Noto Sans CJK KR" w:hAnsi="Noto Sans CJK KR" w:eastAsia="Noto Sans CJK KR" w:cs="Noto Sans CJK KR"/>
           <w:b/>
-          <w:sz w:val="20"/>
-        </w:rPr>
-        <w:t>FIELD READER  /  C  /  2026.09.29</w:t>
-      </w:r>
-    </w:p>
-    <w:p>
-      <w:pPr>
-        <w:pStyle w:val="Title"/>
-      </w:pPr>
-      <w:r>
-        <w:rPr>
-          <w:rFonts w:ascii="Noto Sans CJK KR" w:hAnsi="Noto Sans CJK KR" w:eastAsia="Noto Sans CJK KR" w:cs="Noto Sans CJK KR"/>
-          <w:sz w:val="52"/>
-        </w:rPr>
-        <w:t>경주, 무덤에서 박물관까지</w:t>
-      </w:r>
-    </w:p>
-    <w:p>
-      <w:pPr>
-        <w:pStyle w:val="Heading2"/>
-      </w:pPr>
-      <w:r>
-        <w:rPr>
-          <w:rFonts w:ascii="Noto Sans CJK KR" w:hAnsi="Noto Sans CJK KR" w:eastAsia="Noto Sans CJK KR" w:cs="Noto Sans CJK KR"/>
-          <w:sz w:val="26"/>
-        </w:rPr>
-        <w:t>C안 심화 자료집 · 대릉원–쪽샘–교촌–국립경주박물관</w:t>
-      </w:r>
-    </w:p>
-    <w:p>
-      <w:pPr/>
-      <w:r>
-        <w:rPr>
-          <w:rFonts w:ascii="NanumMyeongjo" w:hAnsi="NanumMyeongjo" w:eastAsia="NanumMyeongjo" w:cs="NanumMyeongjo"/>
-          <w:b w:val="0"/>
-          <w:i w:val="0"/>
-        </w:rPr>
-        <w:t>포항고등학교 2026 인문학 역사기행 · 편집 기준 2026년 9월 29일</w:t>
-      </w:r>
-    </w:p>
-    <w:p>
-      <w:pPr/>
-      <w:r>
-        <w:rPr>
-          <w:rFonts w:ascii="NanumMyeongjo" w:hAnsi="NanumMyeongjo" w:eastAsia="NanumMyeongjo" w:cs="NanumMyeongjo"/>
-          <w:b w:val="0"/>
-          <w:i w:val="0"/>
-        </w:rPr>
-        <w:t>기존 사이트의 예정일인 2026년 10월 17일, 08:30–16:30 운영안을 바탕으로 작성했다. 이 자료집은 경주 시내의 네 거점을 깊게 읽는 안이며, 불국사·석굴암이나 포항의 다른 답사지를 추가하여 일정을 늘리지 않는다. 천마총 내부, 쪽샘 관람구역, 교촌의 건물 출입, 박물관 전시는 당일 운영상황에 따라 달라질 수 있다. 예약·요금·특별 프로그램을 확정된 것으로 표시하지 않는다.</w:t>
-      </w:r>
-    </w:p>
-    <w:p>
-      <w:pPr>
-        <w:pStyle w:val="Heading2"/>
-      </w:pPr>
-      <w:r>
-        <w:rPr>
-          <w:rFonts w:ascii="Noto Sans CJK KR" w:hAnsi="Noto Sans CJK KR" w:eastAsia="Noto Sans CJK KR" w:cs="Noto Sans CJK KR"/>
-          <w:sz w:val="26"/>
-        </w:rPr>
-        <w:t>초록</w:t>
-      </w:r>
-    </w:p>
-    <w:p>
-      <w:pPr/>
-      <w:r>
-        <w:rPr>
-          <w:rFonts w:ascii="NanumMyeongjo" w:hAnsi="NanumMyeongjo" w:eastAsia="NanumMyeongjo" w:cs="NanumMyeongjo"/>
-          <w:b w:val="0"/>
-          <w:i w:val="0"/>
-        </w:rPr>
-        <w:t>C안은 신라의 고분과 유물을 많이 보는 답사가 아니라, 땅속의 흔적이 발굴기록과 연구를 거쳐 전시의 설명으로 바뀌는 과정을 탐구하는 답사다. 대릉원에서는 무덤의 구조와 장례의 물질문화를, 천마총에서는 이름이 붙는 과정과 보존과학이 확장한 해석을 읽는다. 쪽샘에서는 발굴조사와 축조실험을 구별하며 연구자가 관찰된 흔적을 바탕으로 어떤 가설을 검토하는지 살핀다. 교촌에서는 조선시대 가옥과 향교를 통해 가문·경제·교육의 관계를 검토하고, 국립경주박물관에서는 유물의 선택·배열·설명과 관람자의 해석을 분석한다.</w:t>
-      </w:r>
-    </w:p>
-    <w:p>
-      <w:pPr/>
-      <w:r>
-        <w:rPr>
-          <w:rFonts w:ascii="NanumMyeongjo" w:hAnsi="NanumMyeongjo" w:eastAsia="NanumMyeongjo" w:cs="NanumMyeongjo"/>
-          <w:b w:val="0"/>
-          <w:i w:val="0"/>
-        </w:rPr>
-        <w:t>이 답사의 시간축은 신라에서 조선으로 단순히 이동하는 데 그치지 않는다. 고대의 매장 시점, 20세기와 21세기의 발굴·보존 시점, 현재의 전시·관광 시점을 구분한다. 특히 쪽샘44호분은 2014~2023년 발굴조사 이후 2024년부터 축조실험으로 이어졌고, 2026년 7월에는 장례 재현식이 안내되었다. 따라서 지금 방문하면 언제나 발굴자가 새 유물을 꺼내는 모습을 본다는 식의 설명은 사용하지 않는다. 관찰된 유구, 연구에 따른 복원, 교육용 재현, 오늘의 관람시설을 나누어 읽는다. [C-01, C-02]</w:t>
-      </w:r>
-    </w:p>
-    <w:p>
-      <w:pPr/>
-      <w:r>
-        <w:rPr>
-          <w:rFonts w:ascii="NanumMyeongjo" w:hAnsi="NanumMyeongjo" w:eastAsia="NanumMyeongjo" w:cs="NanumMyeongjo"/>
-          <w:b/>
-          <w:i w:val="0"/>
         </w:rPr>
         <w:t>핵심어:</w:t>
       </w:r>
       <w:r>
-        <w:rPr>
-          <w:rFonts w:ascii="NanumMyeongjo" w:hAnsi="NanumMyeongjo" w:eastAsia="NanumMyeongjo" w:cs="NanumMyeongjo"/>
-          <w:b w:val="0"/>
-          <w:i w:val="0"/>
-        </w:rPr>
         <w:t xml:space="preserve"> 신라 고분, 돌무지덧널무덤, 발굴 맥락, 보존과학, 실험고고학, 교촌, 향교, 물질문화, 전시 해석</w:t>
       </w:r>
     </w:p>
     <w:p>
+      <w:bookmarkStart w:id="2" w:name="c_intro"/>
       <w:pPr>
         <w:pStyle w:val="Heading1"/>
         <w:pageBreakBefore/>
       </w:pPr>
       <w:r>
-        <w:rPr>
-          <w:rFonts w:ascii="Noto Sans CJK KR" w:hAnsi="Noto Sans CJK KR" w:eastAsia="Noto Sans CJK KR" w:cs="Noto Sans CJK KR"/>
-          <w:sz w:val="38"/>
-        </w:rPr>
-        <w:t>차례</w:t>
-      </w:r>
-    </w:p>
-    <w:p>
-      <w:r>
-        <w:t>긴 요록은 사전 읽기·교사 해설·사후 탐구에 사용합니다. 현장 3분 발표와는 구별합니다.</w:t>
-      </w:r>
-    </w:p>
-    <w:p>
-      <w:pPr>
-        <w:tabs>
-          <w:tab w:pos="9128" w:val="left"/>
-        </w:tabs>
-        <w:spacing w:after="120" w:line="312" w:lineRule="auto"/>
-      </w:pPr>
-      <w:r>
-        <w:rPr>
-          <w:rFonts w:ascii="Noto Sans CJK KR" w:hAnsi="Noto Sans CJK KR" w:eastAsia="Noto Sans CJK KR" w:cs="Noto Sans CJK KR"/>
-          <w:sz w:val="20"/>
-        </w:rPr>
-        <w:t>C-서론. 유물을 보는 답사에서 증거를 읽는 답사로</w:t>
-      </w:r>
-      <w:r>
-        <w:tab/>
-      </w:r>
-      <w:fldSimple w:instr="PAGEREF g_C_1 \h"/>
-    </w:p>
-    <w:p>
-      <w:pPr>
-        <w:tabs>
-          <w:tab w:pos="9128" w:val="left"/>
-        </w:tabs>
-        <w:spacing w:after="120" w:line="312" w:lineRule="auto"/>
-      </w:pPr>
-      <w:r>
-        <w:rPr>
-          <w:rFonts w:ascii="Noto Sans CJK KR" w:hAnsi="Noto Sans CJK KR" w:eastAsia="Noto Sans CJK KR" w:cs="Noto Sans CJK KR"/>
-          <w:sz w:val="20"/>
-        </w:rPr>
-        <w:t>C-01. 대릉원 — 죽은 이를 위한 공간에서 살아 있는 사회를 읽다</w:t>
-      </w:r>
-      <w:r>
-        <w:tab/>
-      </w:r>
-      <w:fldSimple w:instr="PAGEREF g_C_2 \h"/>
-    </w:p>
-    <w:p>
-      <w:pPr>
-        <w:tabs>
-          <w:tab w:pos="9128" w:val="left"/>
-        </w:tabs>
-        <w:spacing w:after="120" w:line="312" w:lineRule="auto"/>
-      </w:pPr>
-      <w:r>
-        <w:rPr>
-          <w:rFonts w:ascii="Noto Sans CJK KR" w:hAnsi="Noto Sans CJK KR" w:eastAsia="Noto Sans CJK KR" w:cs="Noto Sans CJK KR"/>
-          <w:sz w:val="20"/>
-        </w:rPr>
-        <w:t>C-02. 천마총의 말다래 — 유명한 그림에서 재료와 제작의 역사로</w:t>
-      </w:r>
-      <w:r>
-        <w:tab/>
-      </w:r>
-      <w:fldSimple w:instr="PAGEREF g_C_3 \h"/>
-    </w:p>
-    <w:p>
-      <w:pPr>
-        <w:tabs>
-          <w:tab w:pos="9128" w:val="left"/>
-        </w:tabs>
-        <w:spacing w:after="120" w:line="312" w:lineRule="auto"/>
-      </w:pPr>
-      <w:r>
-        <w:rPr>
-          <w:rFonts w:ascii="Noto Sans CJK KR" w:hAnsi="Noto Sans CJK KR" w:eastAsia="Noto Sans CJK KR" w:cs="Noto Sans CJK KR"/>
-          <w:sz w:val="20"/>
-        </w:rPr>
-        <w:t>C-03. 쪽샘유적발굴관 — 발견보다 중요한 것은 발견된 관계다</w:t>
-      </w:r>
-      <w:r>
-        <w:tab/>
-      </w:r>
-      <w:fldSimple w:instr="PAGEREF g_C_4 \h"/>
-    </w:p>
-    <w:p>
-      <w:pPr>
-        <w:tabs>
-          <w:tab w:pos="9128" w:val="left"/>
-        </w:tabs>
-        <w:spacing w:after="120" w:line="312" w:lineRule="auto"/>
-      </w:pPr>
-      <w:r>
-        <w:rPr>
-          <w:rFonts w:ascii="Noto Sans CJK KR" w:hAnsi="Noto Sans CJK KR" w:eastAsia="Noto Sans CJK KR" w:cs="Noto Sans CJK KR"/>
-          <w:sz w:val="20"/>
-        </w:rPr>
-        <w:t>C-04. 다시 무덤을 쌓는 연구 — 실험·복원·재현을 구별하다</w:t>
-      </w:r>
-      <w:r>
-        <w:tab/>
-      </w:r>
-      <w:fldSimple w:instr="PAGEREF g_C_5 \h"/>
-    </w:p>
-    <w:p>
-      <w:pPr>
-        <w:tabs>
-          <w:tab w:pos="9128" w:val="left"/>
-        </w:tabs>
-        <w:spacing w:after="120" w:line="312" w:lineRule="auto"/>
-      </w:pPr>
-      <w:r>
-        <w:rPr>
-          <w:rFonts w:ascii="Noto Sans CJK KR" w:hAnsi="Noto Sans CJK KR" w:eastAsia="Noto Sans CJK KR" w:cs="Noto Sans CJK KR"/>
-          <w:sz w:val="20"/>
-        </w:rPr>
-        <w:t>C-05. 최부자댁 — 집의 구조와 가훈 사이에서 생활을 읽다</w:t>
-      </w:r>
-      <w:r>
-        <w:tab/>
-      </w:r>
-      <w:fldSimple w:instr="PAGEREF g_C_6 \h"/>
-    </w:p>
-    <w:p>
-      <w:pPr>
-        <w:tabs>
-          <w:tab w:pos="9128" w:val="left"/>
-        </w:tabs>
-        <w:spacing w:after="120" w:line="312" w:lineRule="auto"/>
-      </w:pPr>
-      <w:r>
-        <w:rPr>
-          <w:rFonts w:ascii="Noto Sans CJK KR" w:hAnsi="Noto Sans CJK KR" w:eastAsia="Noto Sans CJK KR" w:cs="Noto Sans CJK KR"/>
-          <w:sz w:val="20"/>
-        </w:rPr>
-        <w:t>C-06. 교촌과 경주향교 — 한 장소 안에 겹쳐 있는 교육의 역사</w:t>
-      </w:r>
-      <w:r>
-        <w:tab/>
-      </w:r>
-      <w:fldSimple w:instr="PAGEREF g_C_7 \h"/>
-    </w:p>
-    <w:p>
-      <w:pPr>
-        <w:tabs>
-          <w:tab w:pos="9128" w:val="left"/>
-        </w:tabs>
-        <w:spacing w:after="120" w:line="312" w:lineRule="auto"/>
-      </w:pPr>
-      <w:r>
-        <w:rPr>
-          <w:rFonts w:ascii="Noto Sans CJK KR" w:hAnsi="Noto Sans CJK KR" w:eastAsia="Noto Sans CJK KR" w:cs="Noto Sans CJK KR"/>
-          <w:sz w:val="20"/>
-        </w:rPr>
-        <w:t>C-07. 국립경주박물관 — 과거는 어떤 순서로 전시되는가</w:t>
-      </w:r>
-      <w:r>
-        <w:tab/>
-      </w:r>
-      <w:fldSimple w:instr="PAGEREF g_C_8 \h"/>
-    </w:p>
-    <w:p>
-      <w:pPr>
-        <w:tabs>
-          <w:tab w:pos="9128" w:val="left"/>
-        </w:tabs>
-        <w:spacing w:after="120" w:line="312" w:lineRule="auto"/>
-      </w:pPr>
-      <w:r>
-        <w:rPr>
-          <w:rFonts w:ascii="Noto Sans CJK KR" w:hAnsi="Noto Sans CJK KR" w:eastAsia="Noto Sans CJK KR" w:cs="Noto Sans CJK KR"/>
-          <w:sz w:val="20"/>
-        </w:rPr>
-        <w:t>C-08. 유리 한 점의 이동 — 교류를 말할 때 필요한 증거</w:t>
-      </w:r>
-      <w:r>
-        <w:tab/>
-      </w:r>
-      <w:fldSimple w:instr="PAGEREF g_C_9 \h"/>
-    </w:p>
-    <w:p>
-      <w:pPr>
-        <w:tabs>
-          <w:tab w:pos="9128" w:val="left"/>
-        </w:tabs>
-        <w:spacing w:after="120" w:line="312" w:lineRule="auto"/>
-      </w:pPr>
-      <w:r>
-        <w:rPr>
-          <w:rFonts w:ascii="Noto Sans CJK KR" w:hAnsi="Noto Sans CJK KR" w:eastAsia="Noto Sans CJK KR" w:cs="Noto Sans CJK KR"/>
-          <w:sz w:val="20"/>
-        </w:rPr>
-        <w:t>C-09. 한 점의 큐레이터 — 짧은 설명 뒤에 긴 검토를 남기다</w:t>
-      </w:r>
-      <w:r>
-        <w:tab/>
-      </w:r>
-      <w:fldSimple w:instr="PAGEREF g_C_10 \h"/>
-    </w:p>
-    <w:p>
-      <w:pPr>
-        <w:tabs>
-          <w:tab w:pos="9128" w:val="left"/>
-        </w:tabs>
-        <w:spacing w:after="120" w:line="312" w:lineRule="auto"/>
-      </w:pPr>
-      <w:r>
-        <w:rPr>
-          <w:rFonts w:ascii="Noto Sans CJK KR" w:hAnsi="Noto Sans CJK KR" w:eastAsia="Noto Sans CJK KR" w:cs="Noto Sans CJK KR"/>
-          <w:sz w:val="20"/>
-        </w:rPr>
-        <w:t>C-운영. 네 거점에 집중하는 하루</w:t>
-      </w:r>
-      <w:r>
-        <w:tab/>
-      </w:r>
-      <w:fldSimple w:instr="PAGEREF g_C_11 \h"/>
-    </w:p>
-    <w:p>
-      <w:pPr>
-        <w:tabs>
-          <w:tab w:pos="9128" w:val="left"/>
-        </w:tabs>
-        <w:spacing w:after="120" w:line="312" w:lineRule="auto"/>
-      </w:pPr>
-      <w:r>
-        <w:rPr>
-          <w:rFonts w:ascii="Noto Sans CJK KR" w:hAnsi="Noto Sans CJK KR" w:eastAsia="Noto Sans CJK KR" w:cs="Noto Sans CJK KR"/>
-          <w:sz w:val="20"/>
-        </w:rPr>
-        <w:t>C-학습. 소논문형 탐구를 위한 기록 도구</w:t>
-      </w:r>
-      <w:r>
-        <w:tab/>
-      </w:r>
-      <w:fldSimple w:instr="PAGEREF g_C_12 \h"/>
-    </w:p>
-    <w:p>
-      <w:pPr>
-        <w:tabs>
-          <w:tab w:pos="9128" w:val="left"/>
-        </w:tabs>
-        <w:spacing w:after="120" w:line="312" w:lineRule="auto"/>
-      </w:pPr>
-      <w:r>
-        <w:rPr>
-          <w:rFonts w:ascii="Noto Sans CJK KR" w:hAnsi="Noto Sans CJK KR" w:eastAsia="Noto Sans CJK KR" w:cs="Noto Sans CJK KR"/>
-          <w:sz w:val="20"/>
-        </w:rPr>
-        <w:t>C-평가. 결과보다 확인 가능한 사고 과정을 남긴다</w:t>
-      </w:r>
-      <w:r>
-        <w:tab/>
-      </w:r>
-      <w:fldSimple w:instr="PAGEREF g_C_13 \h"/>
-    </w:p>
-    <w:p>
-      <w:pPr>
-        <w:tabs>
-          <w:tab w:pos="9128" w:val="left"/>
-        </w:tabs>
-        <w:spacing w:after="120" w:line="312" w:lineRule="auto"/>
-      </w:pPr>
-      <w:r>
-        <w:rPr>
-          <w:rFonts w:ascii="Noto Sans CJK KR" w:hAnsi="Noto Sans CJK KR" w:eastAsia="Noto Sans CJK KR" w:cs="Noto Sans CJK KR"/>
-          <w:sz w:val="20"/>
-        </w:rPr>
-        <w:t>C-출전. 핵심 사료·연구·기관 안내</w:t>
-      </w:r>
-      <w:r>
-        <w:tab/>
-      </w:r>
-      <w:fldSimple w:instr="PAGEREF g_C_14 \h"/>
-    </w:p>
-    <w:p>
+        <w:t>읽기 전에 · 유물의 이름과 세 가지 시간</w:t>
+      </w:r>
+      <w:bookmarkEnd w:id="2"/>
+    </w:p>
+    <w:p>
+      <w:pPr>
+        <w:pStyle w:val="Heading2"/>
+      </w:pPr>
+      <w:r>
+        <w:t>유물에 붙은 이름과 연대</w:t>
+      </w:r>
+    </w:p>
+    <w:p>
+      <w:r>
+        <w:t>유물의 이름과 연대, 출토지는 연구를 통해 붙인 정보다. 물건에 새긴 글자로 이름을 아는 경우도 있고, 형태와 기능을 비교해 오늘의 이름을 정한 경우도 있다. 연대는 명문·문헌·함께 나온 자료 등을 근거로 추정한다. 설명표의 짧은 문장 뒤에 어떤 자료가 있는지 알아보면 유물을 보는 질문이 달라진다.</w:t>
+      </w:r>
+    </w:p>
+    <w:p>
+      <w:r>
+        <w:t xml:space="preserve">천마총은 발굴된 천마 그림에서 붙은 이름이다. 무덤 주인의 실명이 확인된 것은 아니다. 쪽샘44호분의 피장자를 왕족의 어린 여성으로 보는 설명도 연구기관의 추정이다. 두 사례는 유적의 이름과 그곳에 묻힌 사람의 신원이 다른 문제임을 보여준다. 안내문에서 ‘추정’이라고 밝힌 부분은 그 표현까지 함께 읽는다. </w:t>
+      </w:r>
+      <w:hyperlink w:anchor="source_c_02">
+        <w:r>
+          <w:rPr>
+            <w:color w:val="6B382F"/>
+          </w:rPr>
+          <w:t>[C-02, C-03]</w:t>
+        </w:r>
+      </w:hyperlink>
+    </w:p>
+    <w:p>
+      <w:pPr>
+        <w:pStyle w:val="Heading2"/>
+      </w:pPr>
+      <w:r>
+        <w:t>제작·조사·관람의 시간</w:t>
+      </w:r>
+    </w:p>
+    <w:p>
+      <w:r>
+        <w:t>이번 답사에서는 세 시기의 자료가 겹친다. 무덤을 만들고 물건을 사용한 고대의 시간, 발굴하고 보존한 조사·연구의 시간, 현재의 전시와 관람 시간이다. 봉분은 옛 구조를 남기고, 발굴 사진은 조사 중의 상태를 남긴다. 조명과 관람로는 오늘의 방문을 위해 마련한 시설이다. 한 장면에서 이 서로 다른 흔적을 찾아볼 수 있다.</w:t>
+      </w:r>
+    </w:p>
+    <w:p>
+      <w:r>
+        <w:t>이 세 시점을 구분하면 답사의 질문이 풍부해진다. ‘신라인은 왜 이런 물건을 무덤에 넣었을까’는 매장 시점의 질문이다. ‘연구자는 어떤 흔적을 보고 그 용도를 설명했을까’는 조사 시점의 질문이다. ‘박물관은 왜 이 물건을 입구에 놓았을까’는 전시 시점의 질문이다. 각각 필요한 근거가 다르므로 하나의 감상으로 답을 대신하지 않는다.</w:t>
+      </w:r>
+    </w:p>
+    <w:p>
+      <w:pPr>
+        <w:pStyle w:val="Heading2"/>
+      </w:pPr>
+      <w:r>
+        <w:t>발굴 기록을 읽는 말</w:t>
+      </w:r>
+    </w:p>
+    <w:p>
+      <w:r>
+        <w:t>이 자료집에서는 유구, 유물, 맥락, 복원 같은 용어를 사용한다. 유구는 건물터나 무덤 구조처럼 과거의 활동이 남긴 구조적 흔적을, 유물은 그 활동과 관련해 남은 물건을 가리키는 말로 이해하면 된다. 맥락은 물건이 어디에서 무엇과 어떤 관계로 발견되었는지에 관한 정보다. 복원은 남은 자료를 바탕으로 원래의 형태나 과정을 다시 구성하는 작업이며, 모든 부분이 동일한 정도로 확인되었다는 뜻은 아니다.</w:t>
+      </w:r>
+    </w:p>
+    <w:p>
+      <w:r>
+        <w:t>같은 금속 조각도 출토 위치와 함께 나온 물건을 알면 설명이 달라질 수 있다. 조사 도면이나 전시 설명에서 한 유물의 위치를 찾아보자. 복원도와 비교할 때에는 어떤 부분이 남아 있었고 어떤 부분을 자료로 보완했는지 살핀다. 설명에 근거가 충분히 나오지 않은 대목은 추가로 볼 보고서나 논문을 찾을 질문으로 남긴다.</w:t>
+      </w:r>
+    </w:p>
+    <w:p>
+      <w:bookmarkStart w:id="3" w:name="c_essay_01"/>
       <w:pPr>
         <w:pStyle w:val="Heading1"/>
         <w:pageBreakBefore/>
       </w:pPr>
-      <w:bookmarkStart w:id="1" w:name="g_C_1"/>
+      <w:r>
+        <w:t>01. 대릉원과 고분의 구조</w:t>
+      </w:r>
+      <w:bookmarkEnd w:id="3"/>
+    </w:p>
+    <w:p>
+      <w:pPr>
+        <w:pStyle w:val="Heading2"/>
+      </w:pPr>
+      <w:r>
+        <w:t>봉분과 고분의 이름</w:t>
+      </w:r>
+    </w:p>
+    <w:p>
+      <w:r>
+        <w:t>대릉원에는 큰 봉분들이 서로 거리를 두고 서 있다. 봉분의 높이와 배치, 주변 길을 살피면 오늘 남은 유적의 규모가 먼저 눈에 들어온다. 천마총처럼 발굴을 거친 무덤에는 내부 구조와 부장품에 관한 기록이 더해져 있다. 겉으로 보이는 봉분과 조사로 드러난 매장 공간을 나란히 읽는 것이 이곳 답사의 출발점이다.</w:t>
+      </w:r>
+    </w:p>
+    <w:p>
+      <w:r>
+        <w:t xml:space="preserve">천마총은 1973년 조사된 고분이며, 발굴 전에는 황남동155호분으로 불렸다. 국립경주박물관의 설명은 이 조사가 인접한 대형 고분인 황남대총 조사에 앞선 시범 성격을 가졌다고 밝힌다. 천마총이라는 이름도 출토 그림과 관련하여 붙은 것이지, 무덤 주인의 실명이 확인되었다는 뜻이 아니다. 따라서 현장에서 ‘왕의 무덤으로 알려진 큰 고분’이라는 표현을 쓸 때도 그것이 어떤 수준의 해석인지 밝혀야 한다. </w:t>
+      </w:r>
+      <w:hyperlink w:anchor="source_c_03">
+        <w:r>
+          <w:rPr>
+            <w:color w:val="6B382F"/>
+          </w:rPr>
+          <w:t>[C-03]</w:t>
+        </w:r>
+      </w:hyperlink>
+    </w:p>
+    <w:p>
+      <w:pPr>
+        <w:pStyle w:val="Heading2"/>
+      </w:pPr>
+      <w:r>
+        <w:t>돌무지덧널무덤의 구조</w:t>
+      </w:r>
+    </w:p>
+    <w:p>
+      <w:r>
+        <w:t xml:space="preserve">돌무지덧널무덤은 나무로 짠 덧널을 두고 주변에 돌을 쌓은 뒤 봉토를 덮는 구조다. 안쪽의 매장 공간과 바깥을 덮는 돌·흙을 나누어 보면 축조 순서도 이해하기 쉽다. 나무 공간을 마련하고 매장한 뒤 어느 부분을 어떻게 덮었는지는 조사 흔적과 구조도를 통해 검토한다. 쪽샘의 축조실험은 이런 공정을 실제로 시험하는 연구다. </w:t>
+      </w:r>
+      <w:hyperlink w:anchor="source_c_02">
+        <w:r>
+          <w:rPr>
+            <w:color w:val="6B382F"/>
+          </w:rPr>
+          <w:t>[C-02]</w:t>
+        </w:r>
+      </w:hyperlink>
+    </w:p>
+    <w:p>
+      <w:r>
+        <w:t>관은 시신을 담는 용기이고 덧널은 그 관을 둘러싸는 나무 공간이다. 구조도에서 두 부분을 찾아본 뒤 돌무지와 봉토의 위치까지 이어 보자. 고분마다 규모와 구성에는 차이가 있으므로, 먼저 지금 보고 있는 무덤의 구조를 정리하고 다른 고분과 비교한다.</w:t>
+      </w:r>
+    </w:p>
+    <w:p>
+      <w:r>
+        <w:t>무덤의 구조에는 작업의 순서가 담겨 있다. 나무를 구해 다듬고, 돌과 흙을 옮기며, 매장 공간을 지탱하는 일이 필요했을 것이다. 완성된 봉분을 공정으로 풀어 보면 장례에 들어간 재료와 기술을 질문할 수 있다. 다만 실제 동원 인원이나 작업자의 신분은 구조만으로 정하기 어렵다. 그 문제에는 다른 유적과 당시 사회에 관한 자료가 필요하다.</w:t>
+      </w:r>
+    </w:p>
+    <w:p>
+      <w:pPr>
+        <w:pStyle w:val="Heading2"/>
+      </w:pPr>
+      <w:r>
+        <w:t>부장품의 종류와 배치</w:t>
+      </w:r>
+    </w:p>
+    <w:p>
+      <w:r>
+        <w:t>부장품은 죽은 사람과 함께 무덤에 넣은 물건이다. 장신구와 무기, 말갖춤 등의 종류와 놓인 위치는 장례에 무엇을 마련했는지 보여준다. 피장자가 생전에 쓰던 물건과 장례를 위해 선택한 물건이 함께 들어갈 수 있으므로, 무덤의 물건 목록을 한 사람의 일상용품 목록과 바로 같게 볼 수는 없다.</w:t>
+      </w:r>
+    </w:p>
+    <w:p>
+      <w:r>
+        <w:t>따라서 금제 장신구를 보았다고 해서 피장자가 그 장신구를 항상 착용했다고 말하거나, 무기와 말갖춤이 나왔다고 해서 그의 생애를 하나의 직업으로 확정하지 않는다. 물건이 가리키는 기능과 무덤의 사회적 표현을 나누어 읽는다. 학생은 ‘전시에 따르면 이 물건은 ○○ 기능으로 해석된다’와 ‘그러므로 주인은 반드시 ○○였다’를 같은 문장으로 이어 붙이지 않는다.</w:t>
+      </w:r>
+    </w:p>
+    <w:p>
+      <w:r>
+        <w:t>이 구분은 권력과 사회적 차이를 탐구하는 데에도 중요하다. 대형 무덤과 정교한 부장품이 자원의 집중과 특별한 장례 준비를 생각하게 할 수는 있다. 그러나 그 물건만으로 신라 전체 인구의 생활 수준이나 사회적 갈등의 정도를 직접 계산할 수는 없다. 상위 집단의 장례자료가 많이 남았다는 사실을 평범한 사람들의 삶이 중요하지 않았다는 뜻으로 받아들여서도 안 된다.</w:t>
+      </w:r>
+    </w:p>
+    <w:p>
+      <w:pPr>
+        <w:pStyle w:val="Heading2"/>
+      </w:pPr>
+      <w:r>
+        <w:t>오늘의 보존·관람 공간</w:t>
+      </w:r>
+    </w:p>
+    <w:p>
+      <w:r>
+        <w:t>봉분 사이의 산책로와 설명판, 난간은 유적을 보존하고 공개하기 위해 마련한 오늘의 시설이다. 현장 사진에는 옛 유적과 현대의 관람 환경이 함께 찍힌다. 어떤 것이 고분의 구조이고 어떤 것이 보존·관람을 위한 장치인지 찾아보면, 지금의 경관을 고대 도시의 풍경과 구별할 수 있다.</w:t>
+      </w:r>
+    </w:p>
+    <w:p>
+      <w:r>
+        <w:t>학생에게 한 장면을 골라 ‘유적 자체’, ‘보존·복원 요소’, ‘관람 편의 요소’로 나누어 표시하게 한다. 분류가 어려운 부분에는 물음표를 남긴다. 질문은 오늘의 관람시설을 비판하거나 제거하자는 데 있지 않다. 우리가 과거를 보는 조건이 어떻게 마련되는지 인식하는 데 있다. 난간과 동선은 유적의 훼손을 막거나 방문객을 보호하는 역할을 할 수 있으며, 그 기능은 고대의 사용 목적과 별도로 설명한다.</w:t>
+      </w:r>
+    </w:p>
+    <w:p>
+      <w:pPr>
+        <w:pStyle w:val="Heading2"/>
+      </w:pPr>
+      <w:r>
+        <w:t>고분의 규모와 축조 노동</w:t>
+      </w:r>
+    </w:p>
+    <w:p>
+      <w:r>
+        <w:t>두 봉분을 비교하는 글에는 비교의 기준이 필요하다. 높이, 바닥의 넓이, 내부 매장 공간은 서로 다른 규모다. 멀리서 더 커 보인다는 인상은 촬영 거리와 지형의 영향을 받으므로 곧바로 노동량의 차이로 바꿀 수 없다. 공개 조사자료에서 치수를 확보했다면 그것이 현재 남은 규모인지, 조사로 복원한 규모인지부터 표시한다. 같은 뜻의 숫자끼리 비교해야 한다.</w:t>
+      </w:r>
+    </w:p>
+    <w:p>
+      <w:r>
+        <w:t>무덤의 규모를 설명할 때는 높이와 바닥 면적, 매장 공간 가운데 무엇을 비교했는지 밝힌다. 큰 구조물에 필요한 재료와 노동을 살핀 뒤, 다른 고분·취락·생산 유적의 자료를 찾아 자원의 확보와 사회적 관계를 질문할 수 있다. 규모는 그 질문의 단서이며 피장자의 이름이나 사회 전체를 알려주는 답은 아니다.</w:t>
+      </w:r>
+    </w:p>
+    <w:p>
+      <w:r>
+        <w:t>무덤을 만들던 사람들의 작업은 유물 전시장에서는 직접 보이지 않을 수 있다. 그렇다고 그 노동이 없었다고 생각해서도, 작업자의 신분과 처우를 자유롭게 상상하여 사실로 적어서도 안 된다. 학생은 ‘이 구조가 만들어지려면 무엇이 필요했는가’와 ‘그것을 누가 어떤 조건으로 제공했는가’를 나누어 묻는다. 전자는 구조를 읽는 출발점이며 후자는 추가 자료를 요구하는 역사적 탐구가 된다.</w:t>
+      </w:r>
+    </w:p>
+    <w:p>
+      <w:pPr>
+        <w:pStyle w:val="Heading3"/>
+      </w:pPr>
+      <w:r>
+        <w:t>활동과 기록</w:t>
+      </w:r>
+    </w:p>
+    <w:p>
       <w:r>
         <w:rPr>
-          <w:rFonts w:ascii="Noto Sans CJK KR" w:hAnsi="Noto Sans CJK KR" w:eastAsia="Noto Sans CJK KR" w:cs="Noto Sans CJK KR"/>
-          <w:sz w:val="38"/>
+          <w:b/>
         </w:rPr>
-        <w:t>C-서론. 유물을 보는 답사에서 증거를 읽는 답사로</w:t>
-      </w:r>
-      <w:bookmarkEnd w:id="1"/>
-    </w:p>
-    <w:p>
-      <w:pPr>
-        <w:pStyle w:val="Heading2"/>
-      </w:pPr>
+        <w:t>교과 연결:</w:t>
+      </w:r>
+      <w:r>
+        <w:t xml:space="preserve"> 한국사의 고대국가와 사회구조, 세계사의 장례와 권력 표현, 역사 탐구의 유적·유물 활용을 연결한다. 특정 무덤의 해석과 신라 사회 전체에 대한 일반화를 구분하는 데 중점을 둔다.</w:t>
+      </w:r>
+    </w:p>
+    <w:p>
       <w:r>
         <w:rPr>
-          <w:rFonts w:ascii="Noto Sans CJK KR" w:hAnsi="Noto Sans CJK KR" w:eastAsia="Noto Sans CJK KR" w:cs="Noto Sans CJK KR"/>
-          <w:sz w:val="26"/>
+          <w:b/>
         </w:rPr>
-        <w:t>1. 과거의 사물과 과거에 대한 설명은 다르다</w:t>
-      </w:r>
-    </w:p>
-    <w:p>
-      <w:pPr/>
-      <w:r>
-        <w:rPr>
-          <w:rFonts w:ascii="NanumMyeongjo" w:hAnsi="NanumMyeongjo" w:eastAsia="NanumMyeongjo" w:cs="NanumMyeongjo"/>
-          <w:b w:val="0"/>
-          <w:i w:val="0"/>
-        </w:rPr>
-        <w:t>박물관의 유물에는 이름과 연대, 출토지가 적혀 있다. 우리는 그 정보를 익숙하게 읽기 때문에 이름과 연대가 물건에 처음부터 붙어 있었던 것처럼 생각하기 쉽다. 그러나 어떤 이름은 제작 당시의 기록으로 확인되고, 어떤 이름은 기능과 형태를 연구한 뒤 현대에 붙는다. 연대 역시 명문이나 문헌, 함께 발견된 물건, 재료 분석 등 서로 다른 근거를 통해 추정될 수 있다. 유물과 설명문은 함께 읽되 같은 종류의 자료로 취급하지 않는다.</w:t>
-      </w:r>
-    </w:p>
-    <w:p>
-      <w:pPr/>
-      <w:r>
-        <w:rPr>
-          <w:rFonts w:ascii="NanumMyeongjo" w:hAnsi="NanumMyeongjo" w:eastAsia="NanumMyeongjo" w:cs="NanumMyeongjo"/>
-          <w:b w:val="0"/>
-          <w:i w:val="0"/>
-        </w:rPr>
-        <w:t>천마총이라는 명칭을 읽을 때 무덤 주인의 이름을 읽는 것이 아니라, 발굴된 천마 그림과 관련하여 붙은 현대의 유적명을 읽는다는 점이 중요하다. 쪽샘44호분의 주인공을 왕족의 어린 여성으로 보는 해석도 연구기관이 제시한 추정이다. 두 사례에서 이름을 안다는 것과 역사적 인물의 신원을 안다는 것은 다르다. 연구가 제시한 확실성과 유보의 수준을 학생의 발표문에서도 유지한다. [C-02, C-03]</w:t>
-      </w:r>
-    </w:p>
-    <w:p>
-      <w:pPr>
-        <w:pStyle w:val="Heading2"/>
-      </w:pPr>
-      <w:r>
-        <w:rPr>
-          <w:rFonts w:ascii="Noto Sans CJK KR" w:hAnsi="Noto Sans CJK KR" w:eastAsia="Noto Sans CJK KR" w:cs="Noto Sans CJK KR"/>
-          <w:sz w:val="26"/>
-        </w:rPr>
-        <w:t>2. 세 개의 시간을 겹쳐 보되 섞지 않는다</w:t>
-      </w:r>
-    </w:p>
-    <w:p>
-      <w:pPr/>
-      <w:r>
-        <w:rPr>
-          <w:rFonts w:ascii="NanumMyeongjo" w:hAnsi="NanumMyeongjo" w:eastAsia="NanumMyeongjo" w:cs="NanumMyeongjo"/>
-          <w:b w:val="0"/>
-          <w:i w:val="0"/>
-        </w:rPr>
-        <w:t>첫째 시간은 물건과 무덤이 만들어지고 사용된 시간이다. 둘째는 그것이 발굴되고 기록되며 보존된 시간이다. 셋째는 학생이 현재의 관람시설에서 유물을 보는 시간이다. 현재의 조명과 동선, 설명판이 고대의 장례 공간에 원래 존재한 것은 아니다. 발굴 당시 찍힌 사진 또한 고대인이 촬영한 장면이 아니라, 현대 연구자가 고대의 흔적을 조사한 기록이다.</w:t>
-      </w:r>
-    </w:p>
-    <w:p>
-      <w:pPr/>
-      <w:r>
-        <w:rPr>
-          <w:rFonts w:ascii="NanumMyeongjo" w:hAnsi="NanumMyeongjo" w:eastAsia="NanumMyeongjo" w:cs="NanumMyeongjo"/>
-          <w:b w:val="0"/>
-          <w:i w:val="0"/>
-        </w:rPr>
-        <w:t>이 세 시점을 구분하면 답사의 질문이 풍부해진다. ‘신라인은 왜 이런 물건을 무덤에 넣었을까’는 매장 시점의 질문이다. ‘연구자는 어떤 흔적을 보고 그 용도를 설명했을까’는 조사 시점의 질문이다. ‘박물관은 왜 이 물건을 입구에 놓았을까’는 전시 시점의 질문이다. 각각 필요한 근거가 다르므로 하나의 감상으로 답을 대신하지 않는다.</w:t>
-      </w:r>
-    </w:p>
-    <w:p>
-      <w:pPr>
-        <w:pStyle w:val="Heading2"/>
-      </w:pPr>
-      <w:r>
-        <w:rPr>
-          <w:rFonts w:ascii="Noto Sans CJK KR" w:hAnsi="Noto Sans CJK KR" w:eastAsia="Noto Sans CJK KR" w:cs="Noto Sans CJK KR"/>
-          <w:sz w:val="26"/>
-        </w:rPr>
-        <w:t>3. 연구방법을 배운다는 것은 전문용어를 외운다는 뜻이 아니다</w:t>
-      </w:r>
-    </w:p>
-    <w:p>
-      <w:pPr/>
-      <w:r>
-        <w:rPr>
-          <w:rFonts w:ascii="NanumMyeongjo" w:hAnsi="NanumMyeongjo" w:eastAsia="NanumMyeongjo" w:cs="NanumMyeongjo"/>
-          <w:b w:val="0"/>
-          <w:i w:val="0"/>
-        </w:rPr>
-        <w:t>이 자료집에서는 유구, 유물, 맥락, 복원 같은 용어를 사용한다. 유구는 건물터나 무덤 구조처럼 과거의 활동이 남긴 구조적 흔적을, 유물은 그 활동과 관련해 남은 물건을 가리키는 말로 이해하면 된다. 맥락은 물건이 어디에서 무엇과 어떤 관계로 발견되었는지에 관한 정보다. 복원은 남은 자료를 바탕으로 원래의 형태나 과정을 다시 구성하는 작업이며, 모든 부분이 동일한 정도로 확인되었다는 뜻은 아니다.</w:t>
-      </w:r>
-    </w:p>
-    <w:p>
-      <w:pPr/>
-      <w:r>
-        <w:rPr>
-          <w:rFonts w:ascii="NanumMyeongjo" w:hAnsi="NanumMyeongjo" w:eastAsia="NanumMyeongjo" w:cs="NanumMyeongjo"/>
-          <w:b w:val="0"/>
-          <w:i w:val="0"/>
-        </w:rPr>
-        <w:t>학생은 용어 정의를 외운 뒤 사진에 붙이는 데 그치지 않는다. 동일한 금속 조각도 출토 위치와 함께 발견된 물건을 알 때 설명 가능한 범위가 달라진다는 점을 실제 기록에서 살펴본다. 관찰되지 않은 부분을 어떤 근거로 보완했는지 묻고, 설명판에 근거가 생략되어 있다면 ‘근거를 이번 관람에서 확인하지 못함’으로 표시한다. 모른다는 말을 검증 가능한 질문으로 바꾸는 것이 이 수업의 목적이다.</w:t>
-      </w:r>
-    </w:p>
-    <w:p>
+        <w:t>현장 과제:</w:t>
+      </w:r>
+      <w:r>
+        <w:t xml:space="preserve"> 큰 봉분을 보고 확인할 수 있는 사실 두 가지와 확인할 수 없는 사실 두 가지를 적는다. 부장품 한 점을 선택해 기능에 관한 설명과 피장자 신분에 관한 추정을 다른 칸에 쓴다.</w:t>
+      </w:r>
+    </w:p>
+    <w:p>
+      <w:bookmarkStart w:id="4" w:name="c_essay_02"/>
       <w:pPr>
         <w:pStyle w:val="Heading1"/>
         <w:pageBreakBefore/>
       </w:pPr>
-      <w:bookmarkStart w:id="2" w:name="g_C_2"/>
+      <w:r>
+        <w:t>02. 천마총의 말다래</w:t>
+      </w:r>
+      <w:bookmarkEnd w:id="4"/>
+    </w:p>
+    <w:p>
+      <w:pPr>
+        <w:pStyle w:val="Heading2"/>
+      </w:pPr>
+      <w:r>
+        <w:t>말다래의 쓰임과 재료</w:t>
+      </w:r>
+    </w:p>
+    <w:p>
+      <w:r>
+        <w:t xml:space="preserve">천마총의 천마 그림은 말다래에 그려져 있다. 말다래, 곧 장니는 말 탄 사람의 다리에 흙이 튀는 것을 막도록 안장 양옆에 늘어뜨리는 장비다. 국립경주박물관은 1973년 출토된 백화수피제 천마문 장니 두 점과 죽제 금동장식 장니 한 점을 조사해 2015년 보고서로 펴냈다. 그림의 바탕이 자작나무 껍질인지 대나무인지에 따라 제작과 장식 방법을 보는 질문도 달라진다. </w:t>
+      </w:r>
+      <w:hyperlink w:anchor="source_c_04">
+        <w:r>
+          <w:rPr>
+            <w:color w:val="6B382F"/>
+          </w:rPr>
+          <w:t>[C-04]</w:t>
+        </w:r>
+      </w:hyperlink>
+    </w:p>
+    <w:p>
+      <w:r>
+        <w:t>그림을 본 뒤에는 가장자리와 바탕, 장비에 연결되는 부분을 살펴보자. 원품·복제품·복원도는 각각 보여주는 것이 다르다. 원품에서 남은 흔적을 보고, 복원도에서 전체 형태를 이해할 수 있다. 관람 기록에는 어떤 자료를 보고 설명했는지 표시한다.</w:t>
+      </w:r>
+    </w:p>
+    <w:p>
+      <w:r>
+        <w:t>이 그림은 기마 장비의 표면에 놓였다. 말다래의 기능을 알면 문양의 배치와 장식, 재료의 선택을 함께 볼 수 있다. 실용 장비이면서 장식물이기도 한 것이다. 실제 사용과 장례의 관계는 출토 상황과 연구를 통해 검토해야 하지만, 물건의 기능은 그림만 따로 볼 때 놓치는 제작 조건을 알려 준다.</w:t>
+      </w:r>
+    </w:p>
+    <w:p>
+      <w:pPr>
+        <w:pStyle w:val="Heading2"/>
+      </w:pPr>
+      <w:r>
+        <w:t>2015년의 보존·분석 연구</w:t>
+      </w:r>
+    </w:p>
+    <w:p>
+      <w:r>
+        <w:t xml:space="preserve">2015년 보고서는 보존처리, 분석, 실측, 촬영과 연구를 결합하였다. 박물관의 발표에 따르면 적외선·X선 촬영과 3차원 영상, 안료 분석 등을 활용했고, 두 말다래의 문양을 겹쳐 비교해 단순히 같은 그림을 베낀 것이 아니라 따로 그린 것으로 해석했다. 이는 유물이 발굴된 순간 모든 정보가 확정되는 것이 아니라, 새로운 방법과 비교를 통해 해석이 보완된다는 사례다. </w:t>
+      </w:r>
+      <w:hyperlink w:anchor="source_c_04">
+        <w:r>
+          <w:rPr>
+            <w:color w:val="6B382F"/>
+          </w:rPr>
+          <w:t>[C-04]</w:t>
+        </w:r>
+      </w:hyperlink>
+    </w:p>
+    <w:p>
+      <w:r>
+        <w:t>분석 방법마다 얻는 정보가 다르다. 표면의 문양을 자세히 촬영하면 선과 색을 비교할 수 있고, X선이나 재료 분석은 겉에서 잘 보이지 않는 구조와 성분을 검토하게 한다. 결과를 해석할 때는 분석 대상과 비교 자료를 함께 보아야 한다. 문양이 다르다는 사실과 제작자의 이름을 아는 일 사이에는 여전히 연구가 남는다.</w:t>
+      </w:r>
+    </w:p>
+    <w:p>
+      <w:r>
+        <w:t>예를 들어 두 물건의 문양이 서로 다르다는 관찰만으로 제작자의 실명이나 공방의 위치를 알아낼 수는 없다. 재료가 확인되었다고 해서 조달 경로와 거래 방식이 자동으로 밝혀지는 것도 아니다. 분석 결과가 늘어날수록 새로운 질문을 만들 수 있지만, 모든 질문에 같은 분석이 답하는 것은 아니다. 학생은 ‘확인된 결과’와 ‘그 결과로 새롭게 제기할 수 있는 질문’을 나누어 기록한다.</w:t>
+      </w:r>
+    </w:p>
+    <w:p>
+      <w:pPr>
+        <w:pStyle w:val="Heading2"/>
+      </w:pPr>
+      <w:r>
+        <w:t>원품·복제품·복원도</w:t>
+      </w:r>
+    </w:p>
+    <w:p>
+      <w:r>
+        <w:t>오래된 유물을 공개할 때는 사람들에게 보여주는 일과 물건을 보존하는 일이 함께 고려된다. 학생은 ‘원품을 오래 전시하면 좋다’는 관람자의 기대만으로 전시 기간이나 조도를 판단하지 않는다. 특정 물건이 왜 복제품으로 제시되었는지 안내가 있다면 그 이유를 읽고, 없다면 확인이 필요한 문제로 남긴다. 전시에서 원품을 보지 못했다고 해서 학습이 성립하지 않는 것은 아니다.</w:t>
+      </w:r>
+    </w:p>
+    <w:p>
+      <w:r>
+        <w:t>원품, 사진, 실측도, 복원도는 각각 강점이 다르다. 원품에서는 재료와 표면의 흔적을 볼 수 있고, 실측도에서는 크기와 구조를 비교하기 쉬우며, 복원도에서는 남은 조각이 어떤 전체와 연결되는지 이해하기 쉽다. 그러나 어느 자료를 보았는지를 밝히지 않으면 자신이 관찰하지 않은 원품의 세부를 직접 본 것처럼 쓰게 된다. 보고서의 캡션에 자료의 종류를 적는 이유다.</w:t>
+      </w:r>
+    </w:p>
+    <w:p>
+      <w:r>
+        <w:t>이를 위해 학생은 같은 유물을 설명한 두 종류의 자료를 고른다. 사진과 설명문, 실측도와 복원도, 원품과 전시 영상 가운데 실제로 확보한 것을 사용한다. 두 자료에서 공통으로 확인되는 내용과 한쪽에서만 보이는 내용을 나눠 적는다. 자료의 차이가 오류 때문인지 목적이 다르기 때문인지 검토하고, 결정할 근거가 없으면 판단을 보류한다.</w:t>
+      </w:r>
+    </w:p>
+    <w:p>
+      <w:pPr>
+        <w:pStyle w:val="Heading2"/>
+      </w:pPr>
+      <w:r>
+        <w:t>그림을 설명하는 짧은 글</w:t>
+      </w:r>
+    </w:p>
+    <w:p>
+      <w:r>
+        <w:t>천마 그림은 널리 알려져 있지만 말다래의 재료와 제작 과정은 별도로 읽어 볼 만하다. 출토 당시의 기록과 이후 보존처리, 분석 결과를 함께 놓으면 한 유물에 대한 지식이 시간이 지나며 어떻게 늘어났는지 알 수 있다. 유명한 도상에서 출발해 물건을 만든 기술과 그것을 연구한 방법까지 시선을 넓혀 보자.</w:t>
+      </w:r>
+    </w:p>
+    <w:p>
+      <w:r>
+        <w:t>마지막 과제는 천마도를 모르는 독자를 위한 120~180자 설명을 쓰는 것이다. 물건의 기능, 재료나 형태의 특징, 연구를 통해 확인된 사실을 각각 한 가지 포함한다. 확인하지 못한 제작자의 이름이나 실제 사용 장면은 만들어 넣지 않는다. 짧은 설명이지만 그 뒤에 긴 자료 검토가 있어야 하므로, 학생은 본문과 별도의 출전 메모를 함께 제출한다.</w:t>
+      </w:r>
+    </w:p>
+    <w:p>
+      <w:pPr>
+        <w:pStyle w:val="Heading2"/>
+      </w:pPr>
+      <w:r>
+        <w:t>발굴·전시·연구의 연표</w:t>
+      </w:r>
+    </w:p>
+    <w:p>
+      <w:r>
+        <w:t xml:space="preserve">말다래의 자료 연표에는 1973년 발굴, 2014년 특별전, 2015년 조사 보고서가 각각 다른 사건으로 들어간다. 박물관의 보도자료에는 보고서의 발간일이 2015년 2월 28일이고 자료 배포일은 3월 4일이라고 적혀 있다. 같은 자료에서 두 날짜를 발견해도 즉시 오류라고 판단할 필요는 없다. 연구 결과를 책으로 펴낸 날과 그 사실을 대외적으로 알린 날이 다르기 때문이다. </w:t>
+      </w:r>
+      <w:hyperlink w:anchor="source_c_04">
+        <w:r>
+          <w:rPr>
+            <w:color w:val="6B382F"/>
+          </w:rPr>
+          <w:t>[C-04]</w:t>
+        </w:r>
+      </w:hyperlink>
+    </w:p>
+    <w:p>
+      <w:r>
+        <w:t>연표에는 날짜와 함께 그때 일어난 일을 적는다. 1973년은 발굴, 2014년은 특별전, 2015년은 보고서 발간의 시간이다. 한 유물의 역사에는 제작과 사용 이후에도 발견·보존·공개·연구가 계속 이어진다. 서로 다른 시점의 사진은 각각 이 과정의 한 장면을 전한다.</w:t>
+      </w:r>
+    </w:p>
+    <w:p>
+      <w:r>
+        <w:t>학생은 동일 유물의 두 사진에서 색이나 윤곽이 다르게 보일 때에도 촬영 조건·보존처리 시점·복제품 여부를 먼저 질문한다. 어느 사진이 더 선명한지와 어느 사진이 자신의 질문에 더 적합한지는 같은 판단이 아니다. 제작 기법을 보려는 연구와 전시의 변화를 보려는 연구는 다른 사진을 중심 자료로 삼을 수 있다. 유물의 긴 연표를 만들면 사진 또한 선택과 설명이 필요한 자료라는 사실이 드러난다.</w:t>
+      </w:r>
+    </w:p>
+    <w:p>
+      <w:pPr>
+        <w:pStyle w:val="Heading3"/>
+      </w:pPr>
+      <w:r>
+        <w:t>활동과 기록</w:t>
+      </w:r>
+    </w:p>
+    <w:p>
       <w:r>
         <w:rPr>
-          <w:rFonts w:ascii="Noto Sans CJK KR" w:hAnsi="Noto Sans CJK KR" w:eastAsia="Noto Sans CJK KR" w:cs="Noto Sans CJK KR"/>
-          <w:sz w:val="38"/>
-        </w:rPr>
-        <w:t>C-01. 대릉원 — 죽은 이를 위한 공간에서 살아 있는 사회를 읽다</w:t>
-      </w:r>
-      <w:bookmarkEnd w:id="2"/>
-    </w:p>
-    <w:p>
-      <w:pPr>
-        <w:pStyle w:val="Heading2"/>
-      </w:pPr>
-      <w:r>
-        <w:rPr>
-          <w:rFonts w:ascii="Noto Sans CJK KR" w:hAnsi="Noto Sans CJK KR" w:eastAsia="Noto Sans CJK KR" w:cs="Noto Sans CJK KR"/>
-          <w:sz w:val="26"/>
-        </w:rPr>
-        <w:t>1. 봉분의 크기만으로 무덤 주인을 결정할 수 없다</w:t>
-      </w:r>
-    </w:p>
-    <w:p>
-      <w:pPr/>
-      <w:r>
-        <w:rPr>
-          <w:rFonts w:ascii="NanumMyeongjo" w:hAnsi="NanumMyeongjo" w:eastAsia="NanumMyeongjo" w:cs="NanumMyeongjo"/>
-          <w:b w:val="0"/>
-          <w:i w:val="0"/>
-        </w:rPr>
-        <w:t>대릉원에 들어서면 먼저 커다란 봉분과 그 사이의 거리가 눈에 들어온다. 학생은 봉분의 크기와 배치를 기록할 수 있지만, 크기만으로 특정 왕의 이름이나 정확한 신분을 알아낼 수는 없다. 무덤의 명칭, 피장자에 관한 전승, 발굴을 통해 제시된 추정, 문헌으로 확인된 사실은 서로 구별해야 한다. 큰 무덤을 모두 이름이 밝혀진 왕릉처럼 설명하면 고고학이 해결한 것과 아직 해결하지 못한 것이 뒤섞인다.</w:t>
-      </w:r>
-    </w:p>
-    <w:p>
-      <w:pPr/>
-      <w:r>
-        <w:rPr>
-          <w:rFonts w:ascii="NanumMyeongjo" w:hAnsi="NanumMyeongjo" w:eastAsia="NanumMyeongjo" w:cs="NanumMyeongjo"/>
-          <w:b w:val="0"/>
-          <w:i w:val="0"/>
-        </w:rPr>
-        <w:t>천마총은 1973년 조사된 고분이며, 발굴 전에는 황남동155호분으로 불렸다. 국립경주박물관의 설명은 이 조사가 인접한 대형 고분인 황남대총 조사에 앞선 시범 성격을 가졌다고 밝힌다. 천마총이라는 이름도 출토 그림과 관련하여 붙은 것이지, 무덤 주인의 실명이 확인되었다는 뜻이 아니다. 따라서 현장에서 ‘왕의 무덤으로 알려진 큰 고분’이라는 표현을 쓸 때도 그것이 어떤 수준의 해석인지 밝혀야 한다. [C-03]</w:t>
-      </w:r>
-    </w:p>
-    <w:p>
-      <w:pPr>
-        <w:pStyle w:val="Heading2"/>
-      </w:pPr>
-      <w:r>
-        <w:rPr>
-          <w:rFonts w:ascii="Noto Sans CJK KR" w:hAnsi="Noto Sans CJK KR" w:eastAsia="Noto Sans CJK KR" w:cs="Noto Sans CJK KR"/>
-          <w:sz w:val="26"/>
-        </w:rPr>
-        <w:t>2. 돌무지덧널무덤을 공정의 순서로 이해한다</w:t>
-      </w:r>
-    </w:p>
-    <w:p>
-      <w:pPr/>
-      <w:r>
-        <w:rPr>
-          <w:rFonts w:ascii="NanumMyeongjo" w:hAnsi="NanumMyeongjo" w:eastAsia="NanumMyeongjo" w:cs="NanumMyeongjo"/>
-          <w:b w:val="0"/>
-          <w:i w:val="0"/>
-        </w:rPr>
-        <w:t>돌무지덧널무덤은 나무로 짠 덧널과 그 주변의 돌무지, 이를 덮는 봉분을 주요 요소로 이해할 수 있다. 명칭을 한자로 외우는 것보다 나무 공간을 만들고 그 주위에 돌을 쌓고 봉토를 형성하는 과정에서 무엇이 먼저 이루어져야 하는지 생각하는 것이 유익하다. 쪽샘의 축조실험이 이 과정의 여러 단계를 검토하는 실제 사례가 된다. [C-02]</w:t>
-      </w:r>
-    </w:p>
-    <w:p>
-      <w:pPr/>
-      <w:r>
-        <w:rPr>
-          <w:rFonts w:ascii="NanumMyeongjo" w:hAnsi="NanumMyeongjo" w:eastAsia="NanumMyeongjo" w:cs="NanumMyeongjo"/>
-          <w:b w:val="0"/>
-          <w:i w:val="0"/>
-        </w:rPr>
-        <w:t>여기서 덧널과 관을 같은 말로 처리하지 않는다. 시신을 담은 관과 그것을 둘러싼 나무 공간은 구분하여 설명할 수 있다. 다만 모든 신라 고분이 같은 구조와 규모를 가졌다고 일반화하지 않는다. 학생은 자신이 본 무덤의 설명도와 구조 명칭을 함께 적고, 다른 고분과 비교할 때에는 어느 요소가 같은지 구체적으로 표시한다.</w:t>
-      </w:r>
-    </w:p>
-    <w:p>
-      <w:pPr/>
-      <w:r>
-        <w:rPr>
-          <w:rFonts w:ascii="NanumMyeongjo" w:hAnsi="NanumMyeongjo" w:eastAsia="NanumMyeongjo" w:cs="NanumMyeongjo"/>
-          <w:b w:val="0"/>
-          <w:i w:val="0"/>
-        </w:rPr>
-        <w:t>공정을 생각하면 유적을 완성된 모양으로만 보지 않게 된다. 재료를 구하고 운반하는 일, 나무를 가공하는 일, 구조를 지지하는 일, 매장과 의례를 진행하는 일이 어떤 순서로 연결되었는지 질문할 수 있다. 그러나 필요한 노동을 상상할 수 있다는 것과 실제 동원 인원·노동조건을 안다는 것은 다르다. 특정 숫자나 강제 동원의 방식을 말하려면 그 주장에 맞는 조사와 문헌 근거가 필요하다.</w:t>
-      </w:r>
-    </w:p>
-    <w:p>
-      <w:pPr>
-        <w:pStyle w:val="Heading2"/>
-      </w:pPr>
-      <w:r>
-        <w:rPr>
-          <w:rFonts w:ascii="Noto Sans CJK KR" w:hAnsi="Noto Sans CJK KR" w:eastAsia="Noto Sans CJK KR" w:cs="Noto Sans CJK KR"/>
-          <w:sz w:val="26"/>
-        </w:rPr>
-        <w:t>3. 부장품은 죽은 이의 일기장이 아니다</w:t>
-      </w:r>
-    </w:p>
-    <w:p>
-      <w:pPr/>
-      <w:r>
-        <w:rPr>
-          <w:rFonts w:ascii="NanumMyeongjo" w:hAnsi="NanumMyeongjo" w:eastAsia="NanumMyeongjo" w:cs="NanumMyeongjo"/>
-          <w:b w:val="0"/>
-          <w:i w:val="0"/>
-        </w:rPr>
-        <w:t>무덤에 함께 넣은 물건을 부장품이라고 한다. 부장품은 매장 당시의 의례와 물질문화를 보여주는 중요한 자료지만, 죽은 사람이 생전에 매일 사용한 물건의 완전한 목록은 아닐 수 있다. 장례를 준비한 사람들이 선택한 물건, 의례를 위해 마련한 물건, 지위와 관계를 표현하기 위해 넣은 물건이 있을 수 있기 때문이다. 어떤 경우인지 판단하려면 물건의 종류와 상태, 배치, 다른 사례를 함께 검토해야 한다.</w:t>
-      </w:r>
-    </w:p>
-    <w:p>
-      <w:pPr/>
-      <w:r>
-        <w:rPr>
-          <w:rFonts w:ascii="NanumMyeongjo" w:hAnsi="NanumMyeongjo" w:eastAsia="NanumMyeongjo" w:cs="NanumMyeongjo"/>
-          <w:b w:val="0"/>
-          <w:i w:val="0"/>
-        </w:rPr>
-        <w:t>따라서 금제 장신구를 보았다고 해서 피장자가 그 장신구를 항상 착용했다고 말하거나, 무기와 말갖춤이 나왔다고 해서 그의 생애를 하나의 직업으로 확정하지 않는다. 물건이 가리키는 기능과 무덤의 사회적 표현을 나누어 읽는다. 학생은 ‘전시에 따르면 이 물건은 ○○ 기능으로 해석된다’와 ‘그러므로 주인은 반드시 ○○였다’를 같은 문장으로 이어 붙이지 않는다.</w:t>
-      </w:r>
-    </w:p>
-    <w:p>
-      <w:pPr/>
-      <w:r>
-        <w:rPr>
-          <w:rFonts w:ascii="NanumMyeongjo" w:hAnsi="NanumMyeongjo" w:eastAsia="NanumMyeongjo" w:cs="NanumMyeongjo"/>
-          <w:b w:val="0"/>
-          <w:i w:val="0"/>
-        </w:rPr>
-        <w:t>이 구분은 권력과 사회적 차이를 탐구하는 데에도 중요하다. 대형 무덤과 정교한 부장품이 자원의 집중과 특별한 장례 준비를 생각하게 할 수는 있다. 그러나 그 물건만으로 신라 전체 인구의 생활 수준이나 사회적 갈등의 정도를 직접 계산할 수는 없다. 상위 집단의 장례자료가 많이 남았다는 사실을 평범한 사람들의 삶이 중요하지 않았다는 뜻으로 받아들여서도 안 된다.</w:t>
-      </w:r>
-    </w:p>
-    <w:p>
-      <w:pPr>
-        <w:pStyle w:val="Heading2"/>
-      </w:pPr>
-      <w:r>
-        <w:rPr>
-          <w:rFonts w:ascii="Noto Sans CJK KR" w:hAnsi="Noto Sans CJK KR" w:eastAsia="Noto Sans CJK KR" w:cs="Noto Sans CJK KR"/>
-          <w:sz w:val="26"/>
-        </w:rPr>
-        <w:t>4. 지금의 공원은 오래된 무덤을 보여주는 현재의 방식이다</w:t>
-      </w:r>
-    </w:p>
-    <w:p>
-      <w:pPr/>
-      <w:r>
-        <w:rPr>
-          <w:rFonts w:ascii="NanumMyeongjo" w:hAnsi="NanumMyeongjo" w:eastAsia="NanumMyeongjo" w:cs="NanumMyeongjo"/>
-          <w:b w:val="0"/>
-          <w:i w:val="0"/>
-        </w:rPr>
-        <w:t>학생이 걷는 길과 안내판, 정돈된 잔디와 관람 공간은 유적을 보존하고 공개하기 위해 현재 마련된 요소다. 따라서 오늘의 대릉원 경관을 고대의 도시 풍경과 동일하다고 말하지 않는다. 과거의 봉분이 남아 있다는 사실과 주변 환경이 계속 같은 모습이었다는 주장은 구분해야 한다. 현장 사진에는 오래된 유적과 현대의 관람시설이 함께 담길 수 있다.</w:t>
-      </w:r>
-    </w:p>
-    <w:p>
-      <w:pPr/>
-      <w:r>
-        <w:rPr>
-          <w:rFonts w:ascii="NanumMyeongjo" w:hAnsi="NanumMyeongjo" w:eastAsia="NanumMyeongjo" w:cs="NanumMyeongjo"/>
-          <w:b w:val="0"/>
-          <w:i w:val="0"/>
-        </w:rPr>
-        <w:t>학생에게 한 장면을 골라 ‘유적 자체’, ‘보존·복원 요소’, ‘관람 편의 요소’로 나누어 표시하게 한다. 분류가 어려운 부분에는 물음표를 남긴다. 질문은 오늘의 관람시설을 비판하거나 제거하자는 데 있지 않다. 우리가 과거를 보는 조건이 어떻게 마련되는지 인식하는 데 있다. 난간과 동선은 유적의 훼손을 막거나 방문객을 보호하는 역할을 할 수 있으며, 그 기능은 고대의 사용 목적과 별도로 설명한다.</w:t>
-      </w:r>
-    </w:p>
-    <w:p>
-      <w:pPr>
-        <w:pStyle w:val="Heading2"/>
-      </w:pPr>
-      <w:r>
-        <w:rPr>
-          <w:rFonts w:ascii="Noto Sans CJK KR" w:hAnsi="Noto Sans CJK KR" w:eastAsia="Noto Sans CJK KR" w:cs="Noto Sans CJK KR"/>
-          <w:sz w:val="26"/>
-        </w:rPr>
-        <w:t>심화 해설. 규모를 비교할 때에는 무엇을 같은 조건으로 놓아야 하는가</w:t>
-      </w:r>
-    </w:p>
-    <w:p>
-      <w:pPr/>
-      <w:r>
-        <w:rPr>
-          <w:rFonts w:ascii="NanumMyeongjo" w:hAnsi="NanumMyeongjo" w:eastAsia="NanumMyeongjo" w:cs="NanumMyeongjo"/>
-          <w:b w:val="0"/>
-          <w:i w:val="0"/>
-        </w:rPr>
-        <w:t>두 봉분을 비교하는 글에는 비교의 기준이 필요하다. 높이, 바닥의 넓이, 내부 매장 공간은 서로 다른 규모다. 멀리서 더 커 보인다는 인상은 촬영 거리와 지형의 영향을 받으므로 곧바로 노동량의 차이로 바꿀 수 없다. 공개 조사자료에서 치수를 확보했다면 그것이 현재 남은 규모인지, 조사로 복원한 규모인지부터 표시한다. 같은 뜻의 숫자끼리 비교해야 한다.</w:t>
-      </w:r>
-    </w:p>
-    <w:p>
-      <w:pPr/>
-      <w:r>
-        <w:rPr>
-          <w:rFonts w:ascii="NanumMyeongjo" w:hAnsi="NanumMyeongjo" w:eastAsia="NanumMyeongjo" w:cs="NanumMyeongjo"/>
-          <w:b w:val="0"/>
-          <w:i w:val="0"/>
-        </w:rPr>
-        <w:t>이 원칙을 적용한 보고서는 ‘큰 무덤이므로 권력이 강했다’라는 한 문장보다 설명이 길어진다. 우선 큰 구조를 만들기 위해 재료와 기술이 필요했음을 설명하고, 다음으로 그 자원을 확보한 사회적 관계에 질문을 던진다. 마지막으로 그 관계의 구체적인 성격은 다른 무덤과 취락, 생산 유적 등의 비교로 검토해야 한다고 범위를 정한다. 구조에 관한 관찰에서 사회에 관한 해석으로 넘어가는 중간 단계를 생략하지 않는 것이다.</w:t>
-      </w:r>
-    </w:p>
-    <w:p>
-      <w:pPr/>
-      <w:r>
-        <w:rPr>
-          <w:rFonts w:ascii="NanumMyeongjo" w:hAnsi="NanumMyeongjo" w:eastAsia="NanumMyeongjo" w:cs="NanumMyeongjo"/>
-          <w:b w:val="0"/>
-          <w:i w:val="0"/>
-        </w:rPr>
-        <w:t>무덤을 만들던 사람들의 작업은 유물 전시장에서는 직접 보이지 않을 수 있다. 그렇다고 그 노동이 없었다고 생각해서도, 작업자의 신분과 처우를 자유롭게 상상하여 사실로 적어서도 안 된다. 학생은 ‘이 구조가 만들어지려면 무엇이 필요했는가’와 ‘그것을 누가 어떤 조건으로 제공했는가’를 나누어 묻는다. 전자는 구조를 읽는 출발점이며 후자는 추가 자료를 요구하는 역사적 탐구가 된다.</w:t>
-      </w:r>
-    </w:p>
-    <w:p>
-      <w:pPr/>
-      <w:r>
-        <w:rPr>
-          <w:rFonts w:ascii="NanumMyeongjo" w:hAnsi="NanumMyeongjo" w:eastAsia="NanumMyeongjo" w:cs="NanumMyeongjo"/>
           <w:b/>
-          <w:i w:val="0"/>
         </w:rPr>
         <w:t>교과 연결:</w:t>
       </w:r>
       <w:r>
+        <w:t xml:space="preserve"> 한국사의 고대 문화, 미술의 재료와 표현, 과학의 분석과 증거를 연결한다. 과학적 분석이 역사적 해석의 근거를 넓힐 수 있지만, 분석 장비 자체가 모든 역사적 질문에 답하지 않는다는 점을 함께 다룬다.</w:t>
+      </w:r>
+    </w:p>
+    <w:p>
+      <w:bookmarkStart w:id="5" w:name="c_essay_03"/>
+      <w:pPr>
+        <w:pStyle w:val="Heading1"/>
+        <w:pageBreakBefore/>
+      </w:pPr>
+      <w:r>
+        <w:t>03. 쪽샘의 발굴 기록</w:t>
+      </w:r>
+      <w:bookmarkEnd w:id="5"/>
+    </w:p>
+    <w:p>
+      <w:pPr>
+        <w:pStyle w:val="Heading2"/>
+      </w:pPr>
+      <w:r>
+        <w:t>출토 위치와 유물의 관계</w:t>
+      </w:r>
+    </w:p>
+    <w:p>
+      <w:r>
+        <w:t xml:space="preserve">쪽샘44호분에서는 2014년부터 2023년까지 발굴조사와 연구가 진행되었다. 2024년부터는 조사 성과를 바탕으로 무덤을 다시 쌓는 축조실험이 이어졌다. 발굴 기록은 돌과 나무의 흔적, 유물의 위치와 층위를 남기고, 실험은 그 구조를 만드는 공정을 검토한다. 지금의 관람에서는 어느 조사 단계의 자료를 보고 있는지부터 살펴보자. </w:t>
+      </w:r>
+      <w:hyperlink w:anchor="source_c_01">
+        <w:r>
+          <w:rPr>
+            <w:color w:val="6B382F"/>
+          </w:rPr>
+          <w:t>[C-01; C-02]</w:t>
+        </w:r>
+      </w:hyperlink>
+    </w:p>
+    <w:p>
+      <w:r>
+        <w:t xml:space="preserve">유물의 출토 위치에는 물건의 이름만으로 알기 어려운 정보가 담긴다. 관 가까이에 놓였는지, 덧널 바깥에 있었는지, 다른 물건과 어떤 방향으로 함께 놓였는지에 따라 해석할 가능성이 달라진다. 쪽샘의 조사 도면과 사진을 함께 보면 개별 유물을 무덤 전체의 배치 안에서 읽을 수 있다. </w:t>
+      </w:r>
+      <w:hyperlink w:anchor="source_c_01">
+        <w:r>
+          <w:rPr>
+            <w:color w:val="6B382F"/>
+          </w:rPr>
+          <w:t>[C-01, C-02]</w:t>
+        </w:r>
+      </w:hyperlink>
+    </w:p>
+    <w:p>
+      <w:pPr>
+        <w:pStyle w:val="Heading2"/>
+      </w:pPr>
+      <w:r>
+        <w:t>사진과 조사 도면</w:t>
+      </w:r>
+    </w:p>
+    <w:p>
+      <w:r>
+        <w:t>같은 모양의 금속 조각이라도 무덤의 안쪽에서 시신 가까이 발견되었는지, 바깥 구조에 붙어 있었는지, 후대에 교란된 층에서 나왔는지에 따라 검토할 가능성이 달라진다. 이것은 특정 출토품의 해석을 단정하는 예가 아니라, 위치와 관계가 연구의 질문을 바꿀 수 있음을 보여주는 사고 실험이다. 물건을 ‘예쁜 것’과 ‘평범한 것’으로만 나누면 이런 정보가 사라진다.</w:t>
+      </w:r>
+    </w:p>
+    <w:p>
+      <w:r>
+        <w:t>도면의 첫 읽기는 범례와 방향에서 시작한다. 한 유물이나 구조를 골라 도면의 번호와 사진의 대상을 맞추어 보자. 서로 다른 조사 단계의 사진이라면 보이는 층과 구조가 달라질 수 있다. 한 번에 모든 선을 해독하기보다 같은 대상을 두 자료에서 찾아 설명하는 편이 기록의 역할을 이해하기 쉽다.</w:t>
+      </w:r>
+    </w:p>
+    <w:p>
+      <w:r>
+        <w:t>이는 옛 지도와 현재 지도를 비교하는 A안과도 통한다. 두 자료에 같은 지명이 있다고 해서 축척과 방향, 작성 목적이 같지는 않다. 쪽샘의 조사도면과 전시용 복원도 역시 목적이 다르다. 학생은 도면의 제목과 작성 시점을 기록하고, 자신의 표시가 원자료에 있던 것인지 나중에 덧붙인 것인지 구별해야 한다.</w:t>
+      </w:r>
+    </w:p>
+    <w:p>
+      <w:pPr>
+        <w:pStyle w:val="Heading2"/>
+      </w:pPr>
+      <w:r>
+        <w:t>층위를 남기는 기록</w:t>
+      </w:r>
+    </w:p>
+    <w:p>
+      <w:r>
+        <w:t>발굴은 덮여 있던 층과 구조를 단계적으로 드러내는 조사다. 한 단계가 지나면 처음 상태로 돌아가기 어렵기 때문에 사진·도면·측정 기록이 이후 연구의 근거가 된다. 유물을 제자리에서 옮길 때에도 위치와 관계가 함께 남아야 한다. 관람객이 흙이나 돌, 작은 조각을 옮기지 말아야 하는 까닭도 이 조사 정보에 있다.</w:t>
+      </w:r>
+    </w:p>
+    <w:p>
+      <w:r>
+        <w:t>학생에게는 ‘무엇을 가져왔는가’보다 ‘어떤 정보를 남겼는가’를 묻는다. 허용된 촬영과 메모, 공개된 안내자료를 이용하고, 출입이 제한된 작업구역으로 들어가지 않는다. 흙 속에 무언가 보이더라도 직접 만지지 않고 현장 관리자에게 알린다. 수업에서 발굴을 모방할 때에는 실제 유적이나 유물을 이용하지 않고 교실의 모형 자료로 관찰–기록의 절차를 연습한다.</w:t>
+      </w:r>
+    </w:p>
+    <w:p>
+      <w:r>
+        <w:t>공개된 발굴 기록은 현장에 없었던 연구자와 관람객도 자료를 검토하게 한다. 물건이 어디서 무엇과 함께 나왔는지 남겨 두어야 새로운 해석을 비교할 수 있다. 현장 메모에 사진의 번호와 도면의 제목·출전을 적는 일도 같은 이유에서 필요하다. 뒤에 보고서를 읽는 사람이 어떤 자료를 보았는지 다시 찾을 수 있기 때문이다.</w:t>
+      </w:r>
+    </w:p>
+    <w:p>
+      <w:pPr>
+        <w:pStyle w:val="Heading2"/>
+      </w:pPr>
+      <w:r>
+        <w:t>현장 관찰과 조사자료</w:t>
+      </w:r>
+    </w:p>
+    <w:p>
+      <w:r>
+        <w:t>쪽샘 현장 기록은 ‘관찰 두 개, 추론 두 개, 미확인 한 개’로 구성한다. 관찰에는 실제 눈으로 보거나 안내문에서 확인한 사실을 쓰되, 두 경로를 표시한다. 추론에는 그 사실에서 생각한 가능성을 적고 이유를 붙인다. 미확인에는 단순히 어렵다는 감상 대신 답을 얻으려면 어떤 자료가 필요한지 쓴다.</w:t>
+      </w:r>
+    </w:p>
+    <w:p>
+      <w:r>
+        <w:t>예를 들어 안내문이 무덤 주인을 어린 왕족 여성으로 추정한다고 설명한다면, 학생은 그 문구를 연구기관의 해석으로 기록한다. 이를 특정 왕의 딸이라는 실명 서사로 바꾸지 않는다. 장례 재현행사에 등장한 인물과 의복도 현대의 재현이라는 점을 표시한다. 연구가 제시한 추정의 범위를 대중적인 이야기로 바꾸면서 확실한 사실처럼 만드는 오류를 피하는 것이다.</w:t>
+      </w:r>
+    </w:p>
+    <w:p>
+      <w:pPr>
+        <w:pStyle w:val="Heading2"/>
+      </w:pPr>
+      <w:r>
+        <w:t>자료를 다시 찾는 방법</w:t>
+      </w:r>
+    </w:p>
+    <w:p>
+      <w:r>
+        <w:t>평면도는 위에서 내려다본 위치 관계를 보여주고, 단면도는 잘라 본 방향의 높이와 층위 관계를 드러낸다. 같은 지점의 사진이라도 촬영 방향과 조사 단계가 다르면 다른 정보를 담는다. 따라서 학생이 구조를 비교할 때에는 북쪽 표시, 축척, 절단선의 위치, 조사 단계의 설명을 먼저 읽는다. 그림의 모양이 비슷하다는 이유만으로 같은 순간의 상태라고 가정하지 않는다.</w:t>
+      </w:r>
+    </w:p>
+    <w:p>
+      <w:r>
+        <w:t>가령 두 물건이 평면도에서 가까워 보여도 실제 높이와 놓인 층위가 다를 수 있다. 이 경우 ‘나란히 함께 놓였다’는 설명을 하려면 높이와 발견 맥락을 추가로 확인해야 한다. 반대로 같은 층위에서 확인된 물건이라도 이후의 이동이나 교란 가능성을 검토해야 할 수 있다. 도면을 읽는 일은 단순한 위치 찾기가 아니라 물건 사이의 관계를 설명할 수 있는 조건을 찾는 일이다.</w:t>
+      </w:r>
+    </w:p>
+    <w:p>
+      <w:r>
+        <w:t>보고서에는 원자료와 학생이 덧그린 표시를 분리한다. 원도면에 없던 경로나 범위를 넣었으면 ‘학생의 해석 표시’라고 밝히고 색이나 점선의 뜻을 적는다. 공개된 관람자료에 축척이 없다면 화면 위 길이를 실제 거리로 환산하지 않는다. 이런 표시는 도면을 더 복잡하게 만들기 위한 것이 아니라, 다음 독자가 어디까지가 조사 기록이고 어디부터가 학생의 해석인지 다시 확인할 수 있게 한다.</w:t>
+      </w:r>
+    </w:p>
+    <w:p>
+      <w:pPr>
+        <w:pStyle w:val="Heading3"/>
+      </w:pPr>
+      <w:r>
+        <w:t>활동과 기록</w:t>
+      </w:r>
+    </w:p>
+    <w:p>
+      <w:r>
         <w:rPr>
-          <w:rFonts w:ascii="NanumMyeongjo" w:hAnsi="NanumMyeongjo" w:eastAsia="NanumMyeongjo" w:cs="NanumMyeongjo"/>
-          <w:b w:val="0"/>
-          <w:i w:val="0"/>
+          <w:b/>
         </w:rPr>
-        <w:t xml:space="preserve"> 한국사의 고대국가와 사회구조, 세계사의 장례와 권력 표현, 역사 탐구의 유적·유물 활용을 연결한다. 특정 무덤의 해석과 신라 사회 전체에 대한 일반화를 구분하는 데 중점을 둔다.</w:t>
-      </w:r>
-    </w:p>
-    <w:p>
-      <w:pPr/>
+        <w:t>교과 연결:</w:t>
+      </w:r>
+      <w:r>
+        <w:t xml:space="preserve"> 한국사의 사료 활용, 세계사의 고고학 자료와 문자자료 비교, 지리의 공간 정보 해석을 연결한다. ‘기록이 자세하다’는 인상보다 어떤 질문을 다시 검토할 수 있도록 남겼는지에 주목한다.</w:t>
+      </w:r>
+    </w:p>
+    <w:p>
       <w:r>
         <w:rPr>
-          <w:rFonts w:ascii="NanumMyeongjo" w:hAnsi="NanumMyeongjo" w:eastAsia="NanumMyeongjo" w:cs="NanumMyeongjo"/>
           <w:b/>
-          <w:i w:val="0"/>
         </w:rPr>
         <w:t>현장 과제:</w:t>
       </w:r>
       <w:r>
-        <w:rPr>
-          <w:rFonts w:ascii="NanumMyeongjo" w:hAnsi="NanumMyeongjo" w:eastAsia="NanumMyeongjo" w:cs="NanumMyeongjo"/>
-          <w:b w:val="0"/>
-          <w:i w:val="0"/>
-        </w:rPr>
-        <w:t xml:space="preserve"> 큰 봉분을 보고 확인할 수 있는 사실 두 가지와 확인할 수 없는 사실 두 가지를 적는다. 부장품 한 점을 선택해 기능에 관한 설명과 피장자 신분에 관한 추정을 다른 칸에 쓴다.</w:t>
-      </w:r>
-    </w:p>
-    <w:p>
+        <w:t xml:space="preserve"> 같은 구조의 사진과 도면을 한 쌍으로 찾아 방향·표현 방식·표시된 정보를 비교한다. 서로 다른 조사 단계라면 그 차이를 먼저 적는다. 현장에서 해당 자료를 찾지 못했으면 온라인 공개 연구자료를 활용한 사후 과제로 전환한다.</w:t>
+      </w:r>
+    </w:p>
+    <w:p>
+      <w:bookmarkStart w:id="6" w:name="c_essay_04"/>
       <w:pPr>
         <w:pStyle w:val="Heading1"/>
         <w:pageBreakBefore/>
       </w:pPr>
-      <w:bookmarkStart w:id="3" w:name="g_C_3"/>
+      <w:r>
+        <w:t>04. 쪽샘44호분 축조실험</w:t>
+      </w:r>
+      <w:bookmarkEnd w:id="6"/>
+    </w:p>
+    <w:p>
+      <w:pPr>
+        <w:pStyle w:val="Heading2"/>
+      </w:pPr>
+      <w:r>
+        <w:t>21개 공정의 축조실험</w:t>
+      </w:r>
+    </w:p>
+    <w:p>
+      <w:pPr>
+        <w:spacing w:after="60"/>
+      </w:pPr>
+      <w:r>
+        <w:t xml:space="preserve">쪽샘44호분의 축조실험은 발굴 성과를 바탕으로 무덤을 만드는 순서를 검토하는 연구다. 연구기관은 전체를 21개 공정으로 나누었으며, 2026년 7월 공개 내용에서는 시신과 부장품을 두고 의례를 진행한 뒤 안쪽 덮개를 설치하는 10~12단계를 소개했다. 이 발표는 당시의 연구 진행 상황이며 10월 답사 당일에도 같은 장면이 진행된다는 안내는 아니다. </w:t>
+      </w:r>
+      <w:hyperlink w:anchor="source_c_01">
+        <w:r>
+          <w:rPr>
+            <w:color w:val="6B382F"/>
+          </w:rPr>
+          <w:t>[C-01, C-02]</w:t>
+        </w:r>
+      </w:hyperlink>
+    </w:p>
+    <w:p>
+      <w:pPr>
+        <w:spacing w:after="60"/>
+      </w:pPr>
+      <w:r>
+        <w:t>실험에서는 구조를 지탱하고 재료를 옮기는 순서, 매장 공간을 마련하는 방법처럼 공정 사이의 관계를 살핀다. 발굴에서 남은 흔적과 맞는지, 실제로 작업이 가능한지 검토하는 것이다. 관람할 때는 재현된 모습뿐 아니라 어떤 조사 결과를 토대로 그 공정을 택했는지 설명을 찾아보자.</w:t>
+      </w:r>
+    </w:p>
+    <w:p>
+      <w:pPr>
+        <w:pStyle w:val="Heading2"/>
+      </w:pPr>
+      <w:r>
+        <w:t>공정의 가능성과 실험 조건</w:t>
+      </w:r>
+    </w:p>
+    <w:p>
+      <w:pPr>
+        <w:spacing w:after="60"/>
+      </w:pPr>
+      <w:r>
+        <w:t>한 방법으로 구조를 만들 수 있었다는 결과는 그 방법의 가능성을 보여준다. 그것이 고대에 쓰인 유일한 방법이었다는 뜻은 아니다. 재료와 도구, 작업 조건을 어떻게 설정했는지에 따라 실험의 결과가 달라질 수 있다. 공개 설명에서 가정한 조건과 확인하려는 문제를 함께 읽으면 실험이 답하는 범위를 알 수 있다.</w:t>
+      </w:r>
+    </w:p>
+    <w:p>
+      <w:pPr>
+        <w:spacing w:after="60"/>
+      </w:pPr>
+      <w:r>
+        <w:t>교실에서 종이와 블록으로 작은 구조를 만드는 비유를 사용할 수 있다. 두 조가 서로 다른 순서로 비슷한 모양을 만들었다면 완성된 외관만으로 작업 순서를 완전히 복원하기 어렵다는 점을 알 수 있다. 이 비유는 실제 고분의 축조 기술을 증명하는 실험이 아니라, 가능한 설명이 복수일 수 있음을 이해하는 사고 도구다. 실제 유적의 공정은 전문 조사와 실험 결과를 근거로 설명해야 한다.</w:t>
+      </w:r>
+    </w:p>
+    <w:p>
+      <w:pPr>
+        <w:spacing w:after="60"/>
+      </w:pPr>
+      <w:r>
+        <w:t>실험에서 확인한 시간을 해석할 때도 주의가 필요하다. 현대 참가자의 숙련도와 도구, 재료의 확보 방식, 실험 규모가 과거 조건과 다를 수 있다. 실험 결과가 제공하는 것은 일정한 조건 아래의 자료다. 그 조건을 무시하고 실제 신라 장례에 필요한 인원이나 기간을 확정해서는 안 된다. 정밀한 숫자를 제시할수록 그 숫자의 전제가 무엇인지 더 분명히 밝혀야 한다.</w:t>
+      </w:r>
+    </w:p>
+    <w:p>
+      <w:pPr>
+        <w:pStyle w:val="Heading2"/>
+      </w:pPr>
+      <w:r>
+        <w:t>복원의 근거</w:t>
+      </w:r>
+    </w:p>
+    <w:p>
+      <w:pPr>
+        <w:spacing w:after="60"/>
+      </w:pPr>
+      <w:r>
+        <w:t>유구의 전체 윤곽이 잘 남은 부분, 유물의 위치로 구조를 추정하는 부분, 유사 사례를 비교하여 보완하는 부분은 근거가 서로 다를 수 있다. 전시를 보는 학생은 복원된 전체가 동일한 확실성을 가진다고 생각하지 않는다. 안내문이나 도면에서 직접 확인된 부분과 추정된 부분을 구분하는 표시가 있는지 살피고, 없다면 연구의 근거를 묻는 질문을 남긴다.</w:t>
+      </w:r>
+    </w:p>
+    <w:p>
+      <w:pPr>
+        <w:spacing w:after="60"/>
+      </w:pPr>
+      <w:r>
+        <w:t>이때 복원을 모두 ‘가짜’라고 부르는 것도 적절하지 않다. 복원은 남은 정보를 바탕으로 전체를 이해하게 하는 연구·전시 방법이 될 수 있다. 문제는 재현물이라는 사실을 숨기는지, 추정의 범위를 밝혔는지, 새로운 자료가 나왔을 때 수정 가능하도록 설명하는지에 있다. 원품과 재현품의 차이를 알면서도 둘을 함께 학습에 사용할 수 있다.</w:t>
+      </w:r>
+    </w:p>
+    <w:p>
+      <w:pPr>
+        <w:spacing w:after="60"/>
+      </w:pPr>
+      <w:r>
+        <w:t>현장 기록에는 ‘현재 보이는 구조의 설명’과 ‘그 구조의 근거로 제시된 자료’를 한 쌍으로 적는다. 연구자가 왜 그런 형태를 선택했는지 공개 자료에서 확인된다면 요약하고, 안내자의 설명으로만 들었다면 설명자와 날짜를 표시한다. 나중에 다른 학생이 같은 자료를 읽어 검토할 수 있도록 정보의 경로를 남기는 것이 중요하다.</w:t>
+      </w:r>
+    </w:p>
+    <w:p>
+      <w:pPr>
+        <w:pStyle w:val="Heading2"/>
+      </w:pPr>
+      <w:r>
+        <w:t>피장자에 관한 추정</w:t>
+      </w:r>
+    </w:p>
+    <w:p>
+      <w:pPr>
+        <w:spacing w:after="60"/>
+      </w:pPr>
+      <w:r>
+        <w:t xml:space="preserve">쪽샘44호분의 주인공을 어린 왕족 여성으로 보는 해석과 장례행사에서 그 인물을 재현하는 일은 다른 층위다. 현대의 재현은 연구 결과를 보여주는 방식이지만, 그 장면의 대사와 표정까지 고대의 기록으로 남아 있다는 뜻은 아니다. 학생은 의례의 물질적 근거와 관객의 이해를 위해 구성한 표현을 나누어 읽는다. </w:t>
+      </w:r>
+      <w:hyperlink w:anchor="source_c_02">
+        <w:r>
+          <w:rPr>
+            <w:color w:val="6B382F"/>
+          </w:rPr>
+          <w:t>[C-02]</w:t>
+        </w:r>
+      </w:hyperlink>
+    </w:p>
+    <w:p>
+      <w:pPr>
+        <w:spacing w:after="60"/>
+      </w:pPr>
+      <w:r>
+        <w:t>고대인의 심정이나 마지막 말을 직접 인용하는 과제는 출전이 확인되지 않으면 수행하지 않는다. 대신 ‘이런 부장품의 배치는 장례에서 무엇을 표현하려 했는지 생각하게 한다’처럼 해석의 형식을 유지한다. 문학적 상상으로 편지를 쓰는 활동을 별도로 하더라도 그것을 ‘역사적 인물의 실제 편지’라고 부르지 않고 창작이라고 표시해야 한다.</w:t>
+      </w:r>
+    </w:p>
+    <w:p>
+      <w:pPr>
+        <w:spacing w:after="60"/>
+      </w:pPr>
+      <w:r>
+        <w:t>이 구분은 역사의 생동감을 줄이는 것이 아니다. 오히려 무엇이 실제로 남았고 무엇이 현대에 해석되었는지 알 때, 작고 불완전한 자료에서 많은 질문이 생긴다는 연구의 성격을 이해할 수 있다. 완성된 이야기를 받는 관객에서 설명의 근거를 검토하는 독자로 바뀌는 것이 쪽샘 방문의 중요한 목표다.</w:t>
+      </w:r>
+    </w:p>
+    <w:p>
+      <w:pPr>
+        <w:pStyle w:val="Heading2"/>
+      </w:pPr>
+      <w:r>
+        <w:t>덧널 뚜껑의 구조</w:t>
+      </w:r>
+    </w:p>
+    <w:p>
+      <w:pPr>
+        <w:spacing w:after="60"/>
+      </w:pPr>
+      <w:r>
+        <w:t xml:space="preserve">2026년 7월 연구소 발표는 재현된 안쪽 덧널 뚜껑에 판재 13매, 꺾쇠 48개, 가로 방향 목재 5매를 사용했다고 설명한다. 조립된 뚜껑의 무게는 약 500kg이며 가장자리에 손잡이 10개를 달았다고 한다. 이 숫자는 고대의 장례를 감상적으로 묘사하는 말보다 구체적인 질문을 준다. 재료가 어떤 순서로 결합되는지, 무거운 부재를 어떻게 이동시키는지, 시신과 부장품을 안치한 뒤 어느 방향에서 뚜껑을 닫는지를 따져 볼 수 있기 때문이다. </w:t>
+      </w:r>
+      <w:hyperlink w:anchor="source_c_02">
+        <w:r>
+          <w:rPr>
+            <w:color w:val="6B382F"/>
+          </w:rPr>
+          <w:t>[C-02]</w:t>
+        </w:r>
+      </w:hyperlink>
+    </w:p>
+    <w:p>
+      <w:pPr>
+        <w:spacing w:after="60"/>
+      </w:pPr>
+      <w:r>
+        <w:t>그러나 손잡이가 열 개라는 사실을 운반자가 정확히 열 명이었다는 결론으로 바꿀 수는 없다. 한 손잡이에 접근하는 방식이나 보조 장치, 주변 작업 공간 등 여러 조건이 관련될 수 있다. 실험에서 측정한 인원과 시간도 사용한 도구와 재료, 작업 경험의 조건을 밝혀야 의미가 있다. 학생은 이 사례를 통해 정밀한 숫자가 해석을 자동으로 완성하는 것이 아니라 오히려 검토할 조건을 더 분명하게 만든다는 점을 이해할 수 있다.</w:t>
+      </w:r>
+    </w:p>
+    <w:p>
+      <w:pPr>
+        <w:spacing w:after="60"/>
+      </w:pPr>
+      <w:r>
+        <w:t>자료집의 이 설명은 학생이 무거운 구조물을 직접 제작하거나 옮기도록 하는 체험 지침이 아니다. 현장에서는 공개된 도면과 실험 기록을 읽는 과제로 사용한다. 공정의 순서와 자료의 근거를 표로 정리하면 안전한 관찰만으로도 고대 건축기술과 실험 연구의 관계를 깊이 탐구할 수 있다.</w:t>
+      </w:r>
+    </w:p>
+    <w:p>
+      <w:pPr>
+        <w:pStyle w:val="Heading3"/>
+      </w:pPr>
+      <w:r>
+        <w:t>활동과 기록</w:t>
+      </w:r>
+    </w:p>
+    <w:p>
+      <w:pPr>
+        <w:spacing w:after="60"/>
+      </w:pPr>
       <w:r>
         <w:rPr>
-          <w:rFonts w:ascii="Noto Sans CJK KR" w:hAnsi="Noto Sans CJK KR" w:eastAsia="Noto Sans CJK KR" w:cs="Noto Sans CJK KR"/>
-          <w:sz w:val="38"/>
-        </w:rPr>
-        <w:t>C-02. 천마총의 말다래 — 유명한 그림에서 재료와 제작의 역사로</w:t>
-      </w:r>
-      <w:bookmarkEnd w:id="3"/>
-    </w:p>
-    <w:p>
-      <w:pPr>
-        <w:pStyle w:val="Heading2"/>
-      </w:pPr>
-      <w:r>
-        <w:rPr>
-          <w:rFonts w:ascii="Noto Sans CJK KR" w:hAnsi="Noto Sans CJK KR" w:eastAsia="Noto Sans CJK KR" w:cs="Noto Sans CJK KR"/>
-          <w:sz w:val="26"/>
-        </w:rPr>
-        <w:t>1. 천마도는 무엇 위에 그려진 그림인가</w:t>
-      </w:r>
-    </w:p>
-    <w:p>
-      <w:pPr/>
-      <w:r>
-        <w:rPr>
-          <w:rFonts w:ascii="NanumMyeongjo" w:hAnsi="NanumMyeongjo" w:eastAsia="NanumMyeongjo" w:cs="NanumMyeongjo"/>
-          <w:b w:val="0"/>
-          <w:i w:val="0"/>
-        </w:rPr>
-        <w:t>천마도를 ‘신라의 그림’이라고만 소개하면 물건의 기능과 재료를 놓치기 쉽다. 국립경주박물관은 1973년 천마총에서 나온 백화수피제 천마문 장니 두 점과 죽제 금동장식 장니 한 점을 조사한 보고서를 2015년에 발간했다. 장니, 곧 말다래는 말을 탄 사람의 다리에 흙이 튀는 것을 막도록 안장 아래에 늘어뜨리는 물건이다. 그림과 장식은 이런 기능을 가진 물건에 결합되어 있다. [C-04]</w:t>
-      </w:r>
-    </w:p>
-    <w:p>
-      <w:pPr/>
-      <w:r>
-        <w:rPr>
-          <w:rFonts w:ascii="NanumMyeongjo" w:hAnsi="NanumMyeongjo" w:eastAsia="NanumMyeongjo" w:cs="NanumMyeongjo"/>
-          <w:b w:val="0"/>
-          <w:i w:val="0"/>
-        </w:rPr>
-        <w:t>따라서 학생은 이미지의 주제만 보지 말고 바탕 재료, 가장자리의 처리, 다른 부속물과의 관계를 살펴본다. 전시가 원품인지 복제품인지 먼저 확인하고, 현재 보이는 색과 완전한 윤곽을 고대 상태와 곧바로 동일시하지 않는다. 복원도는 남은 흔적을 이해하도록 돕지만, 원품에서 실제로 남은 부분과 연구자가 보완한 부분을 구분하여 읽어야 한다.</w:t>
-      </w:r>
-    </w:p>
-    <w:p>
-      <w:pPr/>
-      <w:r>
-        <w:rPr>
-          <w:rFonts w:ascii="NanumMyeongjo" w:hAnsi="NanumMyeongjo" w:eastAsia="NanumMyeongjo" w:cs="NanumMyeongjo"/>
-          <w:b w:val="0"/>
-          <w:i w:val="0"/>
-        </w:rPr>
-        <w:t>말다래라는 기능을 알고 다시 그림을 보면 질문도 달라진다. 벽에 걸기 위한 독립된 회화와 이동·기마 장비에 결합한 그림은 사용되는 상황이 다르다. 기능과 장식이 함께 있다는 점은 물건을 실용품과 예술품으로 완전히 나누는 분류가 충분하지 않을 수 있음을 보여준다. 다만 이 물건이 실제로 어느 행사에서 누구에 의해 사용되었는지까지 확인된 것처럼 말하지 않는다.</w:t>
-      </w:r>
-    </w:p>
-    <w:p>
-      <w:pPr>
-        <w:pStyle w:val="Heading2"/>
-      </w:pPr>
-      <w:r>
-        <w:rPr>
-          <w:rFonts w:ascii="Noto Sans CJK KR" w:hAnsi="Noto Sans CJK KR" w:eastAsia="Noto Sans CJK KR" w:cs="Noto Sans CJK KR"/>
-          <w:sz w:val="26"/>
-        </w:rPr>
-        <w:t>2. 발굴 뒤에도 새로운 지식이 생긴다</w:t>
-      </w:r>
-    </w:p>
-    <w:p>
-      <w:pPr/>
-      <w:r>
-        <w:rPr>
-          <w:rFonts w:ascii="NanumMyeongjo" w:hAnsi="NanumMyeongjo" w:eastAsia="NanumMyeongjo" w:cs="NanumMyeongjo"/>
-          <w:b w:val="0"/>
-          <w:i w:val="0"/>
-        </w:rPr>
-        <w:t>2015년 보고서는 보존처리, 분석, 실측, 촬영과 연구를 결합하였다. 박물관의 발표에 따르면 적외선·X선 촬영과 3차원 영상, 안료 분석 등을 활용했고, 두 말다래의 문양을 겹쳐 비교해 단순히 같은 그림을 베낀 것이 아니라 따로 그린 것으로 해석했다. 이는 유물이 발굴된 순간 모든 정보가 확정되는 것이 아니라, 새로운 방법과 비교를 통해 해석이 보완된다는 사례다. [C-04]</w:t>
-      </w:r>
-    </w:p>
-    <w:p>
-      <w:pPr/>
-      <w:r>
-        <w:rPr>
-          <w:rFonts w:ascii="NanumMyeongjo" w:hAnsi="NanumMyeongjo" w:eastAsia="NanumMyeongjo" w:cs="NanumMyeongjo"/>
-          <w:b w:val="0"/>
-          <w:i w:val="0"/>
-        </w:rPr>
-        <w:t>학생에게 필요한 것은 분석 장비의 이름을 많이 암기하는 일이 아니다. 각각의 방법이 어떤 질문에 답하는지를 구분하는 일이다. 표면에서 보이는 윤곽을 비교하는 것, 내부 구조를 살피는 것, 재료 성분을 검토하는 것은 서로 다른 자료를 만든다. 어느 방법이든 결과를 역사적 설명으로 연결하려면 그 방법이 실제로 측정한 범위를 이해해야 한다.</w:t>
-      </w:r>
-    </w:p>
-    <w:p>
-      <w:pPr/>
-      <w:r>
-        <w:rPr>
-          <w:rFonts w:ascii="NanumMyeongjo" w:hAnsi="NanumMyeongjo" w:eastAsia="NanumMyeongjo" w:cs="NanumMyeongjo"/>
-          <w:b w:val="0"/>
-          <w:i w:val="0"/>
-        </w:rPr>
-        <w:t>예를 들어 두 물건의 문양이 서로 다르다는 관찰만으로 제작자의 실명이나 공방의 위치를 알아낼 수는 없다. 재료가 확인되었다고 해서 조달 경로와 거래 방식이 자동으로 밝혀지는 것도 아니다. 분석 결과가 늘어날수록 새로운 질문을 만들 수 있지만, 모든 질문에 같은 분석이 답하는 것은 아니다. 학생은 ‘확인된 결과’와 ‘그 결과로 새롭게 제기할 수 있는 질문’을 나누어 기록한다.</w:t>
-      </w:r>
-    </w:p>
-    <w:p>
-      <w:pPr>
-        <w:pStyle w:val="Heading2"/>
-      </w:pPr>
-      <w:r>
-        <w:rPr>
-          <w:rFonts w:ascii="Noto Sans CJK KR" w:hAnsi="Noto Sans CJK KR" w:eastAsia="Noto Sans CJK KR" w:cs="Noto Sans CJK KR"/>
-          <w:sz w:val="26"/>
-        </w:rPr>
-        <w:t>3. 보존처리는 과거를 숨기는 일이 아니라 자료를 지키는 선택이다</w:t>
-      </w:r>
-    </w:p>
-    <w:p>
-      <w:pPr/>
-      <w:r>
-        <w:rPr>
-          <w:rFonts w:ascii="NanumMyeongjo" w:hAnsi="NanumMyeongjo" w:eastAsia="NanumMyeongjo" w:cs="NanumMyeongjo"/>
-          <w:b w:val="0"/>
-          <w:i w:val="0"/>
-        </w:rPr>
-        <w:t>오래된 유물을 공개할 때는 사람들에게 보여주는 일과 물건을 보존하는 일이 함께 고려된다. 학생은 ‘원품을 오래 전시하면 좋다’는 관람자의 기대만으로 전시 기간이나 조도를 판단하지 않는다. 특정 물건이 왜 복제품으로 제시되었는지 안내가 있다면 그 이유를 읽고, 없다면 확인이 필요한 문제로 남긴다. 전시에서 원품을 보지 못했다고 해서 학습이 성립하지 않는 것은 아니다.</w:t>
-      </w:r>
-    </w:p>
-    <w:p>
-      <w:pPr/>
-      <w:r>
-        <w:rPr>
-          <w:rFonts w:ascii="NanumMyeongjo" w:hAnsi="NanumMyeongjo" w:eastAsia="NanumMyeongjo" w:cs="NanumMyeongjo"/>
-          <w:b w:val="0"/>
-          <w:i w:val="0"/>
-        </w:rPr>
-        <w:t>원품, 사진, 실측도, 복원도는 각각 강점이 다르다. 원품에서는 재료와 표면의 흔적을 볼 수 있고, 실측도에서는 크기와 구조를 비교하기 쉬우며, 복원도에서는 남은 조각이 어떤 전체와 연결되는지 이해하기 쉽다. 그러나 어느 자료를 보았는지를 밝히지 않으면 자신이 관찰하지 않은 원품의 세부를 직접 본 것처럼 쓰게 된다. 보고서의 캡션에 자료의 종류를 적는 이유다.</w:t>
-      </w:r>
-    </w:p>
-    <w:p>
-      <w:pPr/>
-      <w:r>
-        <w:rPr>
-          <w:rFonts w:ascii="NanumMyeongjo" w:hAnsi="NanumMyeongjo" w:eastAsia="NanumMyeongjo" w:cs="NanumMyeongjo"/>
-          <w:b w:val="0"/>
-          <w:i w:val="0"/>
-        </w:rPr>
-        <w:t>이를 위해 학생은 같은 유물을 설명한 두 종류의 자료를 고른다. 사진과 설명문, 실측도와 복원도, 원품과 전시 영상 가운데 실제로 확보한 것을 사용한다. 두 자료에서 공통으로 확인되는 내용과 한쪽에서만 보이는 내용을 나눠 적는다. 자료의 차이가 오류 때문인지 목적이 다르기 때문인지 검토하고, 결정할 근거가 없으면 판단을 보류한다.</w:t>
-      </w:r>
-    </w:p>
-    <w:p>
-      <w:pPr>
-        <w:pStyle w:val="Heading2"/>
-      </w:pPr>
-      <w:r>
-        <w:rPr>
-          <w:rFonts w:ascii="Noto Sans CJK KR" w:hAnsi="Noto Sans CJK KR" w:eastAsia="Noto Sans CJK KR" w:cs="Noto Sans CJK KR"/>
-          <w:sz w:val="26"/>
-        </w:rPr>
-        <w:t>4. 유명하다는 사실은 설명을 대신하지 못한다</w:t>
-      </w:r>
-    </w:p>
-    <w:p>
-      <w:pPr/>
-      <w:r>
-        <w:rPr>
-          <w:rFonts w:ascii="NanumMyeongjo" w:hAnsi="NanumMyeongjo" w:eastAsia="NanumMyeongjo" w:cs="NanumMyeongjo"/>
-          <w:b w:val="0"/>
-          <w:i w:val="0"/>
-        </w:rPr>
-        <w:t>천마도가 널리 알려진 이미지라는 점은 학생의 관심을 끌 수 있지만, ‘유명한 국보라서 중요하다’는 문장만으로는 탐구가 충분하지 않다. 이 물건이 당시의 재료 이용과 장식 기술, 장례 문화, 현대의 보존과 연구에 어떤 질문을 제공하는지 설명해야 한다. 명칭과 지정 등급은 출발점이지 결론이 아니다.</w:t>
-      </w:r>
-    </w:p>
-    <w:p>
-      <w:pPr/>
-      <w:r>
-        <w:rPr>
-          <w:rFonts w:ascii="NanumMyeongjo" w:hAnsi="NanumMyeongjo" w:eastAsia="NanumMyeongjo" w:cs="NanumMyeongjo"/>
-          <w:b w:val="0"/>
-          <w:i w:val="0"/>
-        </w:rPr>
-        <w:t>마지막 과제는 천마도를 모르는 독자를 위한 120~180자 설명을 쓰는 것이다. 물건의 기능, 재료나 형태의 특징, 연구를 통해 확인된 사실을 각각 한 가지 포함한다. 확인하지 못한 제작자의 이름이나 실제 사용 장면은 만들어 넣지 않는다. 짧은 설명이지만 그 뒤에 긴 자료 검토가 있어야 하므로, 학생은 본문과 별도의 출전 메모를 함께 제출한다.</w:t>
-      </w:r>
-    </w:p>
-    <w:p>
-      <w:pPr>
-        <w:pStyle w:val="Heading2"/>
-      </w:pPr>
-      <w:r>
-        <w:rPr>
-          <w:rFonts w:ascii="Noto Sans CJK KR" w:hAnsi="Noto Sans CJK KR" w:eastAsia="Noto Sans CJK KR" w:cs="Noto Sans CJK KR"/>
-          <w:sz w:val="26"/>
-        </w:rPr>
-        <w:t>심화 해설. 한 점의 연표에는 제작일 이외의 날짜도 들어간다</w:t>
-      </w:r>
-    </w:p>
-    <w:p>
-      <w:pPr/>
-      <w:r>
-        <w:rPr>
-          <w:rFonts w:ascii="NanumMyeongjo" w:hAnsi="NanumMyeongjo" w:eastAsia="NanumMyeongjo" w:cs="NanumMyeongjo"/>
-          <w:b w:val="0"/>
-          <w:i w:val="0"/>
-        </w:rPr>
-        <w:t>말다래의 자료 연표에는 1973년 발굴, 2014년 특별전, 2015년 조사 보고서가 각각 다른 사건으로 들어간다. 박물관의 보도자료에는 보고서의 발간일이 2015년 2월 28일이고 자료 배포일은 3월 4일이라고 적혀 있다. 같은 자료에서 두 날짜를 발견해도 즉시 오류라고 판단할 필요는 없다. 연구 결과를 책으로 펴낸 날과 그 사실을 대외적으로 알린 날이 다르기 때문이다. [C-04]</w:t>
-      </w:r>
-    </w:p>
-    <w:p>
-      <w:pPr/>
-      <w:r>
-        <w:rPr>
-          <w:rFonts w:ascii="NanumMyeongjo" w:hAnsi="NanumMyeongjo" w:eastAsia="NanumMyeongjo" w:cs="NanumMyeongjo"/>
-          <w:b w:val="0"/>
-          <w:i w:val="0"/>
-        </w:rPr>
-        <w:t>이 작은 차이는 역사적 연표를 작성하는 방법을 가르쳐 준다. 한 줄에는 날짜만 적지 말고 ‘무슨 사건의 날짜인지’를 함께 적는다. 조사 시작, 유물 발견, 보존처리, 전시 공개, 보고서 발간은 서로 다른 사건이다. 사진의 촬영 연도를 물건의 제작 연도로, 전시 개막일을 발굴일로 바꾸어 적지 않도록 자료의 제목과 설명을 함께 확인한다.</w:t>
-      </w:r>
-    </w:p>
-    <w:p>
-      <w:pPr/>
-      <w:r>
-        <w:rPr>
-          <w:rFonts w:ascii="NanumMyeongjo" w:hAnsi="NanumMyeongjo" w:eastAsia="NanumMyeongjo" w:cs="NanumMyeongjo"/>
-          <w:b w:val="0"/>
-          <w:i w:val="0"/>
-        </w:rPr>
-        <w:t>학생은 동일 유물의 두 사진에서 색이나 윤곽이 다르게 보일 때에도 촬영 조건·보존처리 시점·복제품 여부를 먼저 질문한다. 어느 사진이 더 선명한지와 어느 사진이 자신의 질문에 더 적합한지는 같은 판단이 아니다. 제작 기법을 보려는 연구와 전시의 변화를 보려는 연구는 다른 사진을 중심 자료로 삼을 수 있다. 유물의 긴 연표를 만들면 사진 또한 선택과 설명이 필요한 자료라는 사실이 드러난다.</w:t>
-      </w:r>
-    </w:p>
-    <w:p>
-      <w:pPr/>
-      <w:r>
-        <w:rPr>
-          <w:rFonts w:ascii="NanumMyeongjo" w:hAnsi="NanumMyeongjo" w:eastAsia="NanumMyeongjo" w:cs="NanumMyeongjo"/>
           <w:b/>
-          <w:i w:val="0"/>
         </w:rPr>
         <w:t>교과 연결:</w:t>
       </w:r>
       <w:r>
+        <w:t xml:space="preserve"> 과학의 가설과 검증, 역사의 추론과 반증 가능성, 미술의 복원·재현 개념을 연결한다. 실험 결과가 확인해 주는 범위와 확인하지 못하는 범위를 동시에 설명한다.</w:t>
+      </w:r>
+    </w:p>
+    <w:p>
+      <w:pPr>
+        <w:spacing w:after="60"/>
+      </w:pPr>
+      <w:r>
         <w:rPr>
-          <w:rFonts w:ascii="NanumMyeongjo" w:hAnsi="NanumMyeongjo" w:eastAsia="NanumMyeongjo" w:cs="NanumMyeongjo"/>
-          <w:b w:val="0"/>
-          <w:i w:val="0"/>
+          <w:b/>
         </w:rPr>
-        <w:t xml:space="preserve"> 한국사의 고대 문화, 미술의 재료와 표현, 과학의 분석과 증거를 연결한다. 과학적 분석이 역사적 해석의 근거를 넓힐 수 있지만, 분석 장비 자체가 모든 역사적 질문에 답하지 않는다는 점을 함께 다룬다.</w:t>
-      </w:r>
-    </w:p>
-    <w:p>
+        <w:t>현장 과제:</w:t>
+      </w:r>
+      <w:r>
+        <w:t xml:space="preserve"> 재현된 구조 하나를 골라 ‘직접 확인된 흔적’, ‘비교를 통해 보완한 부분’, ‘이번 관람에서 근거를 알 수 없는 부분’을 구분한다. 학생이 구분할 수 없는 곳을 전문가의 오류라고 단정하지 말고 추가 자료가 필요한 질문으로 남긴다.</w:t>
+      </w:r>
+    </w:p>
+    <w:p>
+      <w:bookmarkStart w:id="7" w:name="c_essay_05"/>
       <w:pPr>
         <w:pStyle w:val="Heading1"/>
         <w:pageBreakBefore/>
       </w:pPr>
-      <w:bookmarkStart w:id="4" w:name="g_C_4"/>
+      <w:r>
+        <w:t>05. 교촌의 최부자댁</w:t>
+      </w:r>
+      <w:bookmarkEnd w:id="7"/>
+    </w:p>
+    <w:p>
+      <w:pPr>
+        <w:pStyle w:val="Heading2"/>
+      </w:pPr>
+      <w:r>
+        <w:t>주택의 배치와 연혁</w:t>
+      </w:r>
+    </w:p>
+    <w:p>
+      <w:r>
+        <w:t xml:space="preserve">교촌의 최부자댁은 1779년경 세운 것으로 소개된다. 문간채와 사랑채, 안채, 사당, 곳간이 주택의 여러 기능을 나누어 맡았다. 대문을 지나 건물의 배치를 보면 손님을 맞는 공간과 가족의 생활 공간, 저장과 제례의 공간이 어떻게 연결되는지 살필 수 있다. 가훈으로 알려진 집안을 건축과 생활의 자리에서 읽어 보는 답사지다. </w:t>
+      </w:r>
+      <w:hyperlink w:anchor="source_c_05">
+        <w:r>
+          <w:rPr>
+            <w:color w:val="6B382F"/>
+          </w:rPr>
+          <w:t>[C-05]</w:t>
+        </w:r>
+      </w:hyperlink>
+    </w:p>
+    <w:p>
+      <w:r>
+        <w:t>주택의 각 공간은 드나드는 사람과 쓰임에 따라 관계를 맺는다. 사랑채와 안채 사이의 이동, 곳간의 위치, 마당과 문이 이어지는 방식을 관찰해 보자. 지금 공개된 관람 동선과 과거의 생활 동선은 다를 수 있다. 출입 가능한 범위에서 배치를 기록하고, 복원·수리 안내가 있는 부분은 그 연혁을 함께 남긴다.</w:t>
+      </w:r>
+    </w:p>
+    <w:p>
+      <w:pPr>
+        <w:pStyle w:val="Heading2"/>
+      </w:pPr>
+      <w:r>
+        <w:t>공간의 쓰임과 이동</w:t>
+      </w:r>
+    </w:p>
+    <w:p>
+      <w:r>
+        <w:t>집의 규모와 곳간은 가계의 재산과 물자 관리에 관한 질문을 만든다. 가훈은 어떤 생활 원칙을 전하려 했는지 보여주는 자료다. 건축과 가훈이 설명하는 대상은 다르므로 함께 놓고 읽되 서로의 증거를 대신하게 하지는 않는다. 실제 재산 운영과 구휼 활동을 더 자세히 알려면 장부·문헌·지역 기록을 대조할 수 있다.</w:t>
+      </w:r>
+    </w:p>
+    <w:p>
+      <w:r>
+        <w:t>학생은 공개된 평면도나 안내도를 보고 관찰 가능한 동선을 그린다. ‘거주자의 이동’, ‘방문객의 이동’, ‘물자의 이동’이라는 서로 다른 관점을 제안하되, 실제 경로가 확인되지 않는 부분은 점선으로 표시한다. 한 공간을 여러 기능으로 읽으면 집의 규모를 감탄하는 데서 벗어나 그 공간을 유지한 노동과 자원의 흐름을 생각할 수 있다.</w:t>
+      </w:r>
+    </w:p>
+    <w:p>
+      <w:r>
+        <w:t>특히 곳간은 부의 양을 상상하는 장치만이 아니라 저장과 분배를 질문하게 하는 공간이다. 무엇을 어떻게 보관했는지, 출납 기록이 남아 있는지, 관리에 누가 관여했는지 등을 확인할 수 있다면 생활사 설명이 더 구체적이 된다. 다만 빈 곳간을 보았다고 과거 저장량을 직접 산출하거나, 전해지는 단위를 오늘날의 소득과 곧바로 비교하지 않는다. 수치의 집계 대상과 시기를 먼저 확인해야 한다.</w:t>
+      </w:r>
+    </w:p>
+    <w:p>
+      <w:pPr>
+        <w:pStyle w:val="Heading2"/>
+      </w:pPr>
+      <w:r>
+        <w:t>가훈과 생활의 기록</w:t>
+      </w:r>
+    </w:p>
+    <w:p>
+      <w:r>
+        <w:t>가훈에는 집안이 후손에게 어떤 행동을 요구하고 어떤 가치를 내세웠는지가 드러날 수 있다. 그러므로 가훈은 역사적으로 중요한 자료다. 다만 어떤 원칙이 적혀 있다는 사실과 그 원칙이 모든 시기에 모든 구성원에 의해 동일하게 실천되었다는 주장은 다르다. 실제 구휼이나 재산 처분을 설명하려면 관련 문서와 증언, 재산 기록 등 행위의 자료가 추가로 필요하다.</w:t>
+      </w:r>
+    </w:p>
+    <w:p>
+      <w:r>
+        <w:t>학생은 현장에서 소개되는 가훈 가운데 한 문장을 골라 규범이 겨냥하는 행동을 자신의 말로 풀어 쓴다. 이어서 그 원칙의 실제 실행을 확인하려면 어떤 자료를 찾아야 하는지 적는다. 이 과제는 가문의 평가를 미리 긍정하거나 부정하게 하는 일이 아니다. 규범과 현실의 관계를 검토할 수 있는 질문을 만드는 일이다.</w:t>
+      </w:r>
+    </w:p>
+    <w:p>
+      <w:r>
+        <w:t>가훈의 표현이 서로 다른 안내자료에서 조금씩 다르면 임의로 하나를 정본으로 만들어 적지 않는다. 어떤 자료에 실린 문구인지 밝히고, 직접 인용은 짧게 제한한다. 현대의 요약 문장과 전래 문헌의 표현이 같은지 확인할 필요가 있기 때문이다. 내용을 쉽게 설명하더라도 ‘현대어 요약’이라는 표시를 남기면 당대의 원문과 혼동을 줄일 수 있다.</w:t>
+      </w:r>
+    </w:p>
+    <w:p>
+      <w:pPr>
+        <w:pStyle w:val="Heading2"/>
+      </w:pPr>
+      <w:r>
+        <w:t>재산과 공동체의 관계</w:t>
+      </w:r>
+    </w:p>
+    <w:p>
+      <w:r>
+        <w:t>이 장소는 부의 축적과 사용, 교육과 가문의 지속, 지역사회와의 관계를 함께 탐구할 수 있는 사례다. 그러나 한 가문의 이야기를 조선사회 전체의 대표 모습으로 확대할 수는 없다. 같은 지역에서도 재산과 지위, 생업 조건이 다른 사람들이 함께 살았다는 점을 염두에 두고, 그들의 기록을 어디에서 찾을 수 있을지 질문한다.</w:t>
+      </w:r>
+    </w:p>
+    <w:p>
+      <w:r>
+        <w:t>현대의 기업이나 개인에게 어떤 경제적·정치적 선택을 해야 한다고 가훈을 직접 적용하는 것도 이 답사의 결론은 아니다. 시대마다 재산 제도와 공공의 역할, 교육과 복지의 조건이 다르기 때문이다. 학생은 과거의 규범이 해결하려 했던 문제를 이해하고, 오늘의 질문과 비교할 때 어떤 조건이 달라졌는지를 설명할 수 있다. 비교의 목표는 누군가를 칭송하거나 비판하는 순위를 만드는 일이 아니라 역사적 맥락을 구별하는 일이다.</w:t>
+      </w:r>
+    </w:p>
+    <w:p>
+      <w:r>
+        <w:t>마지막으로 ‘일곱 번째 가훈’을 만들어 보는 기존 활동을 사용할 경우, 창작물과 역사자료를 구분한다. 학생이 쓴 문장은 2026년의 제안이며 최부자 가문의 실제 가훈이 아니다. 제안문 옆에는 그것을 생각하게 한 현장 증거와 오늘의 문제를 따로 적게 한다. 역사적 자료를 현대의 성찰로 연결하면서도 두 층위를 혼합하지 않는 방식이다.</w:t>
+      </w:r>
+    </w:p>
+    <w:p>
+      <w:pPr>
+        <w:pStyle w:val="Heading2"/>
+      </w:pPr>
+      <w:r>
+        <w:t>주택과 향교의 비교</w:t>
+      </w:r>
+    </w:p>
+    <w:p>
+      <w:r>
+        <w:t xml:space="preserve">경주시 소개글은 최부자댁이 향교의 권위를 존중하여 기둥과 집터의 높이를 낮추고 사당을 안채 서쪽에 두었다고 설명한다. 여기에는 관찰할 수 있는 건축적 특징과 그 특징에 부여한 의도에 관한 해석이 함께 들어 있다. 학생은 높이와 배치를 현장 안내도에서 살피되, ‘존중하기 위해서’라는 설명은 경주시 소개글에 실린 해석으로 표시한다. 건물의 형태만 보고 당시 건축 주체의 생각을 직접 읽었다고 서술하지 않는다. </w:t>
+      </w:r>
+      <w:hyperlink w:anchor="source_c_05">
+        <w:r>
+          <w:rPr>
+            <w:color w:val="6B382F"/>
+          </w:rPr>
+          <w:t>[C-05]</w:t>
+        </w:r>
+      </w:hyperlink>
+    </w:p>
+    <w:p>
+      <w:r>
+        <w:t>이 구분을 바탕으로 가옥과 향교를 한 장의 관계도로 그릴 수 있다. 첫 층에는 실제로 확인한 건물의 방향과 위치를, 둘째 층에는 자료가 설명하는 상징적 관계를 적는다. 시야가 가려져 높이를 비교하지 못했다면 그 부분은 빈칸으로 남긴다. 현장 관찰이 불가능한 곳은 공개 사진과 도면을 활용했다고 표시한다.</w:t>
+      </w:r>
+    </w:p>
+    <w:p>
+      <w:r>
+        <w:t>이처럼 읽으면 가훈과 건축은 따로 떨어진 관광 정보가 아니다. 한 가문의 생활공간이 지역의 의례·교육 공간과 어떤 관계로 설명되어 왔는지 검토하는 두 자료가 된다. 다만 같은 설명을 여러 관광 안내서가 반복한다고 독립된 증거가 여러 개 늘어난 것은 아니다. 서로 같은 소개글을 참고했는지 출전을 확인해야 하며, 추가 연구에서는 건축 조사자료와 가문 문서처럼 성격이 다른 근거를 찾아 대조한다.</w:t>
+      </w:r>
+    </w:p>
+    <w:p>
+      <w:pPr>
+        <w:pStyle w:val="Heading3"/>
+      </w:pPr>
+      <w:r>
+        <w:t>활동과 기록</w:t>
+      </w:r>
+    </w:p>
+    <w:p>
       <w:r>
         <w:rPr>
-          <w:rFonts w:ascii="Noto Sans CJK KR" w:hAnsi="Noto Sans CJK KR" w:eastAsia="Noto Sans CJK KR" w:cs="Noto Sans CJK KR"/>
-          <w:sz w:val="38"/>
-        </w:rPr>
-        <w:t>C-03. 쪽샘유적발굴관 — 발견보다 중요한 것은 발견된 관계다</w:t>
-      </w:r>
-      <w:bookmarkEnd w:id="4"/>
-    </w:p>
-    <w:p>
-      <w:pPr>
-        <w:pStyle w:val="Heading2"/>
-      </w:pPr>
-      <w:r>
-        <w:rPr>
-          <w:rFonts w:ascii="Noto Sans CJK KR" w:hAnsi="Noto Sans CJK KR" w:eastAsia="Noto Sans CJK KR" w:cs="Noto Sans CJK KR"/>
-          <w:sz w:val="26"/>
-        </w:rPr>
-        <w:t>1. 발굴은 물건을 꺼내는 장면만이 아니다</w:t>
-      </w:r>
-    </w:p>
-    <w:p>
-      <w:pPr/>
-      <w:r>
-        <w:rPr>
-          <w:rFonts w:ascii="NanumMyeongjo" w:hAnsi="NanumMyeongjo" w:eastAsia="NanumMyeongjo" w:cs="NanumMyeongjo"/>
-          <w:b w:val="0"/>
-          <w:i w:val="0"/>
-        </w:rPr>
-        <w:t>발굴을 생각하면 흙 속에서 화려한 물건이 드러나는 장면을 먼저 떠올리기 쉽다. 그러나 물건이 어디에서 어떤 방향으로 놓여 있었는지, 주변의 층과 구조가 어떻게 연결되는지를 기록하지 않으면 중요한 정보를 잃을 수 있다. 유물의 모양만 남기는 것과 출토 맥락을 보존하는 것은 다르다. 학생은 현장에서 가장 눈에 띄는 물건보다 조사구역의 경계, 구조의 단면, 위치를 나타낸 도면을 함께 읽는다.</w:t>
-      </w:r>
-    </w:p>
-    <w:p>
-      <w:pPr/>
-      <w:r>
-        <w:rPr>
-          <w:rFonts w:ascii="NanumMyeongjo" w:hAnsi="NanumMyeongjo" w:eastAsia="NanumMyeongjo" w:cs="NanumMyeongjo"/>
-          <w:b w:val="0"/>
-          <w:i w:val="0"/>
-        </w:rPr>
-        <w:t>쪽샘44호분의 경우 연구기관은 2014년부터 2023년까지 발굴조사와 여러 분야의 연구를 진행했다고 설명한다. 2024년부터는 이 성과를 토대로 무덤을 다시 쌓아 보는 축조실험으로 이어졌다. 따라서 2026년의 관람 안내에서 발굴조사와 현재의 축조실험을 한 가지 활동처럼 설명해서는 안 된다. 과거 조사기록을 보는 것인지, 실험으로 재현한 구조를 보는 것인지, 실제 작업이 공개되는 날인지를 구분한다. [C-01, C-02]</w:t>
-      </w:r>
-    </w:p>
-    <w:p>
-      <w:pPr>
-        <w:pStyle w:val="Heading2"/>
-      </w:pPr>
-      <w:r>
-        <w:rPr>
-          <w:rFonts w:ascii="Noto Sans CJK KR" w:hAnsi="Noto Sans CJK KR" w:eastAsia="Noto Sans CJK KR" w:cs="Noto Sans CJK KR"/>
-          <w:sz w:val="26"/>
-        </w:rPr>
-        <w:t>2. 맥락이 사라지면 물건의 설명도 달라진다</w:t>
-      </w:r>
-    </w:p>
-    <w:p>
-      <w:pPr/>
-      <w:r>
-        <w:rPr>
-          <w:rFonts w:ascii="NanumMyeongjo" w:hAnsi="NanumMyeongjo" w:eastAsia="NanumMyeongjo" w:cs="NanumMyeongjo"/>
-          <w:b w:val="0"/>
-          <w:i w:val="0"/>
-        </w:rPr>
-        <w:t>같은 모양의 금속 조각이라도 무덤의 안쪽에서 시신 가까이 발견되었는지, 바깥 구조에 붙어 있었는지, 후대에 교란된 층에서 나왔는지에 따라 검토할 가능성이 달라진다. 이것은 특정 출토품의 해석을 단정하는 예가 아니라, 위치와 관계가 연구의 질문을 바꿀 수 있음을 보여주는 사고 실험이다. 물건을 ‘예쁜 것’과 ‘평범한 것’으로만 나누면 이런 정보가 사라진다.</w:t>
-      </w:r>
-    </w:p>
-    <w:p>
-      <w:pPr/>
-      <w:r>
-        <w:rPr>
-          <w:rFonts w:ascii="NanumMyeongjo" w:hAnsi="NanumMyeongjo" w:eastAsia="NanumMyeongjo" w:cs="NanumMyeongjo"/>
-          <w:b w:val="0"/>
-          <w:i w:val="0"/>
-        </w:rPr>
-        <w:t>발굴 도면에는 학생이 처음에는 이해하기 어려운 선과 번호가 많을 수 있다. 모든 기호를 해독하려고 하기보다 범례를 확인하고, 한 구조나 한 유물의 위치가 어떻게 표시되는지 찾는다. 사진과 도면이 같은 방향을 보고 있는지도 살핀다. 북쪽이 바뀌거나 서로 다른 조사 단계의 그림을 겹쳐 읽으면 실제로는 다른 위치의 물건을 같은 자리로 오해할 수 있다.</w:t>
-      </w:r>
-    </w:p>
-    <w:p>
-      <w:pPr/>
-      <w:r>
-        <w:rPr>
-          <w:rFonts w:ascii="NanumMyeongjo" w:hAnsi="NanumMyeongjo" w:eastAsia="NanumMyeongjo" w:cs="NanumMyeongjo"/>
-          <w:b w:val="0"/>
-          <w:i w:val="0"/>
-        </w:rPr>
-        <w:t>이는 옛 지도와 현재 지도를 비교하는 A안과도 통한다. 두 자료에 같은 지명이 있다고 해서 축척과 방향, 작성 목적이 같지는 않다. 쪽샘의 조사도면과 전시용 복원도 역시 목적이 다르다. 학생은 도면의 제목과 작성 시점을 기록하고, 자신의 표시가 원자료에 있던 것인지 나중에 덧붙인 것인지 구별해야 한다.</w:t>
-      </w:r>
-    </w:p>
-    <w:p>
-      <w:pPr>
-        <w:pStyle w:val="Heading2"/>
-      </w:pPr>
-      <w:r>
-        <w:rPr>
-          <w:rFonts w:ascii="Noto Sans CJK KR" w:hAnsi="Noto Sans CJK KR" w:eastAsia="Noto Sans CJK KR" w:cs="Noto Sans CJK KR"/>
-          <w:sz w:val="26"/>
-        </w:rPr>
-        <w:t>3. 조사 과정은 되돌릴 수 없는 변화와 함께 이루어진다</w:t>
-      </w:r>
-    </w:p>
-    <w:p>
-      <w:pPr/>
-      <w:r>
-        <w:rPr>
-          <w:rFonts w:ascii="NanumMyeongjo" w:hAnsi="NanumMyeongjo" w:eastAsia="NanumMyeongjo" w:cs="NanumMyeongjo"/>
-          <w:b w:val="0"/>
-          <w:i w:val="0"/>
-        </w:rPr>
-        <w:t>발굴은 묻힌 상태의 구조를 단계적으로 드러내면서 조사하는 작업이므로, 기록은 나중의 검토를 가능하게 하는 핵심 자료가 된다. 다만 학생의 현장 체험을 전문 발굴과 동일시해서는 안 된다. 관람객이 흙이나 돌을 옮기거나 작은 조각을 기념품으로 가져가면 안 되는 이유도 단순한 시설 규칙을 넘어 자료의 위치와 상태를 보존하는 문제와 연결된다.</w:t>
-      </w:r>
-    </w:p>
-    <w:p>
-      <w:pPr/>
-      <w:r>
-        <w:rPr>
-          <w:rFonts w:ascii="NanumMyeongjo" w:hAnsi="NanumMyeongjo" w:eastAsia="NanumMyeongjo" w:cs="NanumMyeongjo"/>
-          <w:b w:val="0"/>
-          <w:i w:val="0"/>
-        </w:rPr>
-        <w:t>학생에게는 ‘무엇을 가져왔는가’보다 ‘어떤 정보를 남겼는가’를 묻는다. 허용된 촬영과 메모, 공개된 안내자료를 이용하고, 출입이 제한된 작업구역으로 들어가지 않는다. 흙 속에 무언가 보이더라도 직접 만지지 않고 현장 관리자에게 알린다. 수업에서 발굴을 모방할 때에는 실제 유적이나 유물을 이용하지 않고 교실의 모형 자료로 관찰–기록의 절차를 연습한다.</w:t>
-      </w:r>
-    </w:p>
-    <w:p>
-      <w:pPr/>
-      <w:r>
-        <w:rPr>
-          <w:rFonts w:ascii="NanumMyeongjo" w:hAnsi="NanumMyeongjo" w:eastAsia="NanumMyeongjo" w:cs="NanumMyeongjo"/>
-          <w:b w:val="0"/>
-          <w:i w:val="0"/>
-        </w:rPr>
-        <w:t>이 원칙은 연구가 어떻게 공공의 지식으로 이어지는지 이해하게 한다. 한 사람이 흥미로운 물건을 소유하는 것보다 여러 사람이 그 물건의 맥락을 검토할 수 있도록 기록하는 것이 중요할 수 있다. 학생이 자신의 사진과 메모에 제목·일시·출처를 붙이는 작은 습관도 이후의 독자가 자료를 다시 확인할 수 있게 한다는 점에서 같은 방향을 가진다.</w:t>
-      </w:r>
-    </w:p>
-    <w:p>
-      <w:pPr>
-        <w:pStyle w:val="Heading2"/>
-      </w:pPr>
-      <w:r>
-        <w:rPr>
-          <w:rFonts w:ascii="Noto Sans CJK KR" w:hAnsi="Noto Sans CJK KR" w:eastAsia="Noto Sans CJK KR" w:cs="Noto Sans CJK KR"/>
-          <w:sz w:val="26"/>
-        </w:rPr>
-        <w:t>4. 관찰·추론·미확인을 세 칸으로 적는다</w:t>
-      </w:r>
-    </w:p>
-    <w:p>
-      <w:pPr/>
-      <w:r>
-        <w:rPr>
-          <w:rFonts w:ascii="NanumMyeongjo" w:hAnsi="NanumMyeongjo" w:eastAsia="NanumMyeongjo" w:cs="NanumMyeongjo"/>
-          <w:b w:val="0"/>
-          <w:i w:val="0"/>
-        </w:rPr>
-        <w:t>쪽샘 현장 기록은 ‘관찰 두 개, 추론 두 개, 미확인 한 개’로 구성한다. 관찰에는 실제 눈으로 보거나 안내문에서 확인한 사실을 쓰되, 두 경로를 표시한다. 추론에는 그 사실에서 생각한 가능성을 적고 이유를 붙인다. 미확인에는 단순히 어렵다는 감상 대신 답을 얻으려면 어떤 자료가 필요한지 쓴다.</w:t>
-      </w:r>
-    </w:p>
-    <w:p>
-      <w:pPr/>
-      <w:r>
-        <w:rPr>
-          <w:rFonts w:ascii="NanumMyeongjo" w:hAnsi="NanumMyeongjo" w:eastAsia="NanumMyeongjo" w:cs="NanumMyeongjo"/>
-          <w:b w:val="0"/>
-          <w:i w:val="0"/>
-        </w:rPr>
-        <w:t>예를 들어 안내문이 무덤 주인을 어린 왕족 여성으로 추정한다고 설명한다면, 학생은 그 문구를 연구기관의 해석으로 기록한다. 이를 특정 왕의 딸이라는 실명 서사로 바꾸지 않는다. 장례 재현행사에 등장한 인물과 의복도 현대의 재현이라는 점을 표시한다. 연구가 제시한 추정의 범위를 대중적인 이야기로 바꾸면서 확실한 사실처럼 만드는 오류를 피하는 것이다.</w:t>
-      </w:r>
-    </w:p>
-    <w:p>
-      <w:pPr>
-        <w:pStyle w:val="Heading2"/>
-      </w:pPr>
-      <w:r>
-        <w:rPr>
-          <w:rFonts w:ascii="Noto Sans CJK KR" w:hAnsi="Noto Sans CJK KR" w:eastAsia="Noto Sans CJK KR" w:cs="Noto Sans CJK KR"/>
-          <w:sz w:val="26"/>
-        </w:rPr>
-        <w:t>심화 해설. 평면도와 단면도는 서로 대신할 수 없다</w:t>
-      </w:r>
-    </w:p>
-    <w:p>
-      <w:pPr/>
-      <w:r>
-        <w:rPr>
-          <w:rFonts w:ascii="NanumMyeongjo" w:hAnsi="NanumMyeongjo" w:eastAsia="NanumMyeongjo" w:cs="NanumMyeongjo"/>
-          <w:b w:val="0"/>
-          <w:i w:val="0"/>
-        </w:rPr>
-        <w:t>평면도는 위에서 내려다본 위치 관계를 보여주고, 단면도는 잘라 본 방향의 높이와 층위 관계를 드러낸다. 같은 지점의 사진이라도 촬영 방향과 조사 단계가 다르면 다른 정보를 담는다. 따라서 학생이 구조를 비교할 때에는 북쪽 표시, 축척, 절단선의 위치, 조사 단계의 설명을 먼저 읽는다. 그림의 모양이 비슷하다는 이유만으로 같은 순간의 상태라고 가정하지 않는다.</w:t>
-      </w:r>
-    </w:p>
-    <w:p>
-      <w:pPr/>
-      <w:r>
-        <w:rPr>
-          <w:rFonts w:ascii="NanumMyeongjo" w:hAnsi="NanumMyeongjo" w:eastAsia="NanumMyeongjo" w:cs="NanumMyeongjo"/>
-          <w:b w:val="0"/>
-          <w:i w:val="0"/>
-        </w:rPr>
-        <w:t>가령 두 물건이 평면도에서 가까워 보여도 실제 높이와 놓인 층위가 다를 수 있다. 이 경우 ‘나란히 함께 놓였다’는 설명을 하려면 높이와 발견 맥락을 추가로 확인해야 한다. 반대로 같은 층위에서 확인된 물건이라도 이후의 이동이나 교란 가능성을 검토해야 할 수 있다. 도면을 읽는 일은 단순한 위치 찾기가 아니라 물건 사이의 관계를 설명할 수 있는 조건을 찾는 일이다.</w:t>
-      </w:r>
-    </w:p>
-    <w:p>
-      <w:pPr/>
-      <w:r>
-        <w:rPr>
-          <w:rFonts w:ascii="NanumMyeongjo" w:hAnsi="NanumMyeongjo" w:eastAsia="NanumMyeongjo" w:cs="NanumMyeongjo"/>
-          <w:b w:val="0"/>
-          <w:i w:val="0"/>
-        </w:rPr>
-        <w:t>보고서에는 원자료와 학생이 덧그린 표시를 분리한다. 원도면에 없던 경로나 범위를 넣었으면 ‘학생의 해석 표시’라고 밝히고 색이나 점선의 뜻을 적는다. 공개된 관람자료에 축척이 없다면 화면 위 길이를 실제 거리로 환산하지 않는다. 이런 표시는 도면을 더 복잡하게 만들기 위한 것이 아니라, 다음 독자가 어디까지가 조사 기록이고 어디부터가 학생의 해석인지 다시 확인할 수 있게 한다.</w:t>
-      </w:r>
-    </w:p>
-    <w:p>
-      <w:pPr/>
-      <w:r>
-        <w:rPr>
-          <w:rFonts w:ascii="NanumMyeongjo" w:hAnsi="NanumMyeongjo" w:eastAsia="NanumMyeongjo" w:cs="NanumMyeongjo"/>
           <w:b/>
-          <w:i w:val="0"/>
         </w:rPr>
         <w:t>교과 연결:</w:t>
       </w:r>
       <w:r>
-        <w:rPr>
-          <w:rFonts w:ascii="NanumMyeongjo" w:hAnsi="NanumMyeongjo" w:eastAsia="NanumMyeongjo" w:cs="NanumMyeongjo"/>
-          <w:b w:val="0"/>
-          <w:i w:val="0"/>
-        </w:rPr>
-        <w:t xml:space="preserve"> 한국사의 사료 활용, 세계사의 고고학 자료와 문자자료 비교, 지리의 공간 정보 해석을 연결한다. ‘기록이 자세하다’는 인상보다 어떤 질문을 다시 검토할 수 있도록 남겼는지에 주목한다.</w:t>
-      </w:r>
-    </w:p>
-    <w:p>
-      <w:pPr/>
-      <w:r>
-        <w:rPr>
-          <w:rFonts w:ascii="NanumMyeongjo" w:hAnsi="NanumMyeongjo" w:eastAsia="NanumMyeongjo" w:cs="NanumMyeongjo"/>
-          <w:b/>
-          <w:i w:val="0"/>
-        </w:rPr>
-        <w:t>현장 과제:</w:t>
-      </w:r>
-      <w:r>
-        <w:rPr>
-          <w:rFonts w:ascii="NanumMyeongjo" w:hAnsi="NanumMyeongjo" w:eastAsia="NanumMyeongjo" w:cs="NanumMyeongjo"/>
-          <w:b w:val="0"/>
-          <w:i w:val="0"/>
-        </w:rPr>
-        <w:t xml:space="preserve"> 같은 구조의 사진과 도면을 한 쌍으로 찾아 방향·표현 방식·표시된 정보를 비교한다. 서로 다른 조사 단계라면 그 차이를 먼저 적는다. 현장에서 해당 자료를 찾지 못했으면 온라인 공개 연구자료를 활용한 사후 과제로 전환한다.</w:t>
-      </w:r>
-    </w:p>
-    <w:p>
+        <w:t xml:space="preserve"> 한국사의 조선사회와 향촌 생활, 사회의 재산·공동체, 국어의 규범적 문장과 사실적 문장 구분을 연결한다. 특정 가문의 도덕성에 대한 찬반보다 자료의 종류에 따른 해석의 범위를 평가한다.</w:t>
+      </w:r>
+    </w:p>
+    <w:p>
+      <w:bookmarkStart w:id="8" w:name="c_essay_06"/>
       <w:pPr>
         <w:pStyle w:val="Heading1"/>
         <w:pageBreakBefore/>
       </w:pPr>
-      <w:bookmarkStart w:id="5" w:name="g_C_5"/>
+      <w:r>
+        <w:t>06. 경주향교</w:t>
+      </w:r>
+      <w:bookmarkEnd w:id="8"/>
+    </w:p>
+    <w:p>
+      <w:pPr>
+        <w:pStyle w:val="Heading2"/>
+      </w:pPr>
+      <w:r>
+        <w:t>국학 터의 전승과 향교의 연혁</w:t>
+      </w:r>
+    </w:p>
+    <w:p>
+      <w:r>
+        <w:t xml:space="preserve">경주향교에는 신라 국학이 있던 자리라는 전승이 전한다. 조선시대 향교의 창건 시점은 확실하지 않으며, 임진왜란 때 피해를 입은 뒤 다시 세운 내력이 알려져 있다. 같은 터의 오랜 교육 기억과 현재 건물의 연혁은 나누어 읽어야 한다. 국학의 전승이 곧 지금의 건물이 신라 때부터 남았다는 뜻은 아니다. </w:t>
+      </w:r>
+      <w:hyperlink w:anchor="source_c_06">
+        <w:r>
+          <w:rPr>
+            <w:color w:val="6B382F"/>
+          </w:rPr>
+          <w:t>[C-06; C-07]</w:t>
+        </w:r>
+      </w:hyperlink>
+    </w:p>
+    <w:p>
+      <w:r>
+        <w:t xml:space="preserve">향교는 유교적 제례와 지방 교육의 공간을 함께 갖춘다. 경주향교에서는 앞쪽의 제례 공간과 뒤쪽의 강학 공간이 어떻게 배치되어 있는지 살펴볼 수 있다. 대성전과 명륜당 등 건물의 명칭을 배치도에서 찾은 뒤 각각의 역할을 연결해 보자. 단청이나 기와만 보는 것보다 건물 사이의 순서가 공간의 성격을 잘 보여준다. </w:t>
+      </w:r>
+      <w:hyperlink w:anchor="source_c_06">
+        <w:r>
+          <w:rPr>
+            <w:color w:val="6B382F"/>
+          </w:rPr>
+          <w:t>[C-06]</w:t>
+        </w:r>
+      </w:hyperlink>
+    </w:p>
+    <w:p>
+      <w:pPr>
+        <w:pStyle w:val="Heading2"/>
+      </w:pPr>
+      <w:r>
+        <w:t>제례 공간과 강학 공간</w:t>
+      </w:r>
+    </w:p>
+    <w:p>
+      <w:r>
+        <w:t xml:space="preserve">향교를 설명하는 자료에는 터의 전승, 창건과 중건 기록, 남은 건축물이 함께 등장한다. 자료마다 다루는 시기가 다르다. 신라의 국학과 조선의 향교를 교육이라는 주제로 비교할 수는 있지만, 그 사이의 제도와 운영이 그대로 이어졌다고 단정하려면 별도의 기록이 필요하다. 현장에서는 안내문이 어느 시기의 사실을 말하는지 표시해 보자. </w:t>
+      </w:r>
+      <w:hyperlink w:anchor="source_c_07">
+        <w:r>
+          <w:rPr>
+            <w:color w:val="6B382F"/>
+          </w:rPr>
+          <w:t>[C-07]</w:t>
+        </w:r>
+      </w:hyperlink>
+    </w:p>
+    <w:p>
+      <w:r>
+        <w:t>학생은 학교를 교실과 시험의 공간으로만 생각할 수 있다. 향교의 공간은 교육이 지식 전달뿐 아니라 사회적 규범과 의례, 지역 질서의 형성과 연결될 수 있음을 생각하게 한다. 다만 이것이 조선시대 학생 모두가 같은 경험을 했다는 뜻은 아니다. 교육 대상과 실제 참여, 운영 시기의 차이를 검토하려면 교안이나 명단, 운영 문서 등 추가 자료가 필요하다.</w:t>
+      </w:r>
+    </w:p>
+    <w:p>
+      <w:r>
+        <w:t>향교를 오늘날의 공립학교, 서원을 사립학교에 비유하는 설명은 첫 이해를 도울 수 있다. 그러나 현재의 교육제도와 그대로 같다고 받아들이면 오해가 생긴다. 제향의 기능, 국가와 지역사회의 관계, 교육 기회의 조건이 다르기 때문이다. 비유를 사용한 뒤에는 반드시 같지 않은 점을 한 가지 이상 덧붙인다. 쉬운 설명이 역사적 차이를 지우지 않도록 하는 장치다.</w:t>
+      </w:r>
+    </w:p>
+    <w:p>
+      <w:pPr>
+        <w:pStyle w:val="Heading2"/>
+      </w:pPr>
+      <w:r>
+        <w:t>중건과 수리</w:t>
+      </w:r>
+    </w:p>
+    <w:p>
+      <w:r>
+        <w:t xml:space="preserve">경주향교 대성전의 설명은 1600년 중건과 이후의 보수, 2000년 수리 중 확인된 상량문 등을 건물의 역사를 파악하는 자료로 제시한다. 한 번 세워진 건물이 변하지 않고 남아 있는 모습만이 유산의 역사는 아니다. 소실과 재건, 부재의 교체, 새로운 기록의 발견도 그 건물이 거쳐 온 시간이다. </w:t>
+      </w:r>
+      <w:hyperlink w:anchor="source_c_07">
+        <w:r>
+          <w:rPr>
+            <w:color w:val="6B382F"/>
+          </w:rPr>
+          <w:t>[C-07]</w:t>
+        </w:r>
+      </w:hyperlink>
+    </w:p>
+    <w:p>
+      <w:r>
+        <w:t>이 지점에서 학생은 ‘원래 모습’이라는 말을 조금 더 구체적으로 쓸 수 있다. 처음 창건되었을 때의 모습인지, 임진왜란 이후 중건된 모습인지, 어느 시기의 수리 자료를 기준으로 한 것인지 질문하는 것이다. 건물의 어느 부분이 어느 시기의 자료에 근거하는지 알 수 없다면, 전체를 단일한 연도로 설명하는 대신 확인된 연혁만 적는다.</w:t>
+      </w:r>
+    </w:p>
+    <w:p>
+      <w:r>
+        <w:t>수리 때 발견한 글이 건립 연혁을 밝히는 데 도움이 된다는 사실은 문자자료와 건축자료의 결합을 보여준다. 그러나 글 한 편이 건물의 모든 변화를 설명하는 것은 아닐 수 있다. 글의 작성 목적과 시점, 실제 구조의 흔적을 함께 비교해야 한다. 학생은 같은 장소의 역사도 자료의 종류가 늘어나면 질문이 바뀔 수 있음을 이해하게 된다.</w:t>
+      </w:r>
+    </w:p>
+    <w:p>
+      <w:pPr>
+        <w:pStyle w:val="Heading2"/>
+      </w:pPr>
+      <w:r>
+        <w:t>마을과 관람 동선</w:t>
+      </w:r>
+    </w:p>
+    <w:p>
+      <w:r>
+        <w:t>교촌을 걸을 때 문화유산, 거주 공간, 상업시설, 관람 편의시설이 한 시야에 들어올 수 있다. 이를 모두 ‘조선시대 마을의 원형’이라고 부르지 않는다. 건물마다 기능과 조성 시기, 공개 범위가 다를 수 있기 때문이다. 현재 주민과 운영자의 공간을 존중하며 허용된 동선에서 관찰하고, 사적인 내부를 허락 없이 촬영하지 않는다.</w:t>
+      </w:r>
+    </w:p>
+    <w:p>
+      <w:r>
+        <w:t>학생이 관심을 가져야 할 것은 무엇이 오래되었는가만이 아니다. 어떤 부분을 역사적 기억으로 설명하고, 어떤 부분을 현재의 체험과 소비 공간으로 운영하는지도 질문할 수 있다. 그렇다고 문화유산을 활용한 상업활동을 곧바로 훼손이나 실패로 판정하지 않는다. 실제 활용 방식과 보존 조건, 이용자의 경험을 구체적으로 살핀 뒤 주장의 범위를 정한다.</w:t>
+      </w:r>
+    </w:p>
+    <w:p>
+      <w:r>
+        <w:t>교촌에서 작성할 최종 기록은 ‘한 장소의 세 시간’이다. 전승과 연혁에서 확인한 과거, 현존 건물의 중건·수리 시기, 오늘 관찰한 이용 모습을 각각 적는다. 세 시간이 서로 연결되면서도 동일하지 않다는 점을 한 문장으로 설명한다. 이는 대릉원에서 고대 무덤과 현재 공원을 구별한 경험을 다른 시대의 공간에 적용하는 활동이다.</w:t>
+      </w:r>
+    </w:p>
+    <w:p>
+      <w:pPr>
+        <w:pStyle w:val="Heading2"/>
+      </w:pPr>
+      <w:r>
+        <w:t>서로 다른 연표</w:t>
+      </w:r>
+    </w:p>
+    <w:p>
+      <w:r>
+        <w:t xml:space="preserve">교촌을 정리하는 연표는 하나의 긴 선보다 세 줄로 만드는 편이 정확하다. 첫째 줄에는 국학·향교와 관련된 제도의 연혁, 둘째 줄에는 현존 건물의 소실·중건·수리, 셋째 줄에는 오늘의 공개·활용을 적는다. 어느 제도가 이곳에 있었다는 설명이 현존 부재의 제작연대를 알려주는 것은 아니기 때문에 세 줄을 처음부터 합치지 않는다. 국학이 있던 곳이라는 전승과 향교의 창건 연대가 명확하지 않다는 학술 설명도 각각의 출처와 함께 놓는다. </w:t>
+      </w:r>
+      <w:hyperlink w:anchor="source_c_06">
+        <w:r>
+          <w:rPr>
+            <w:color w:val="6B382F"/>
+          </w:rPr>
+          <w:t>[C-06, C-07]</w:t>
+        </w:r>
+      </w:hyperlink>
+    </w:p>
+    <w:p>
+      <w:r>
+        <w:t>두 연표 사이를 잇는 화살표에는 관계의 성격을 적는다. ‘같은 장소로 전승됨’, ‘소실 뒤 중건됨’, ‘수리 과정에서 문서가 확인됨’은 서로 다른 연결이다. 단지 앞의 날짜 다음에 뒤의 날짜가 온다는 이유로 제도와 사람, 건축기술이 모두 끊김 없이 이어졌다고 결론 내리지 않는다. 연속과 변화는 연표의 모양이 아니라 자료를 통해 설명해야 한다.</w:t>
+      </w:r>
+    </w:p>
+    <w:p>
+      <w:r>
+        <w:t>학생은 이 도구를 자신의 학교 역사에도 적용해 볼 수 있다. 학교의 설립연도, 현재 교사의 준공연도, 교명 변경연도는 서로 다른 사건이다. 자신의 생활공간에서 이 차이를 이해하면 ‘오래된 배움터’라는 지역의 설명도 더 구체적으로 읽게 된다. 비교는 향교를 현대 학교와 같다고 만드는 비유가 아니라, 기관과 건물의 시간을 구분하기 위한 학습 방법이다.</w:t>
+      </w:r>
+    </w:p>
+    <w:p>
+      <w:pPr>
+        <w:pStyle w:val="Heading3"/>
+      </w:pPr>
+      <w:r>
+        <w:t>활동과 기록</w:t>
+      </w:r>
+    </w:p>
+    <w:p>
       <w:r>
         <w:rPr>
-          <w:rFonts w:ascii="Noto Sans CJK KR" w:hAnsi="Noto Sans CJK KR" w:eastAsia="Noto Sans CJK KR" w:cs="Noto Sans CJK KR"/>
-          <w:sz w:val="38"/>
-        </w:rPr>
-        <w:t>C-04. 다시 무덤을 쌓는 연구 — 실험·복원·재현을 구별하다</w:t>
-      </w:r>
-      <w:bookmarkEnd w:id="5"/>
-    </w:p>
-    <w:p>
-      <w:pPr>
-        <w:pStyle w:val="Heading2"/>
-      </w:pPr>
-      <w:r>
-        <w:rPr>
-          <w:rFonts w:ascii="Noto Sans CJK KR" w:hAnsi="Noto Sans CJK KR" w:eastAsia="Noto Sans CJK KR" w:cs="Noto Sans CJK KR"/>
-          <w:sz w:val="26"/>
-        </w:rPr>
-        <w:t>1. 2026년의 쪽샘에서 과거의 무덤을 다시 만드는 이유</w:t>
-      </w:r>
-    </w:p>
-    <w:p>
-      <w:pPr/>
-      <w:r>
-        <w:rPr>
-          <w:rFonts w:ascii="NanumMyeongjo" w:hAnsi="NanumMyeongjo" w:eastAsia="NanumMyeongjo" w:cs="NanumMyeongjo"/>
-          <w:b w:val="0"/>
-          <w:i w:val="0"/>
-        </w:rPr>
-        <w:t>국립경주문화유산연구소의 2024년 안내는 쪽샘44호분 조사 성과를 바탕으로 축조 방식과 공정을 실험한다고 설명한다. 2026년 7월 보도자료에서는 전체 21단계 공정 가운데 시신과 부장품 안치, 의례, 안쪽 덧널 뚜껑 덮기 등에 해당하는 10~12단계의 장례 재현을 안내했다. 이 행사는 7월의 특정 일정이며, 10월 답사일에도 동일한 재현식이 열린다는 뜻은 아니다. [C-01, C-02]</w:t>
-      </w:r>
-    </w:p>
-    <w:p>
-      <w:pPr/>
-      <w:r>
-        <w:rPr>
-          <w:rFonts w:ascii="NanumMyeongjo" w:hAnsi="NanumMyeongjo" w:eastAsia="NanumMyeongjo" w:cs="NanumMyeongjo"/>
-          <w:b w:val="0"/>
-          <w:i w:val="0"/>
-        </w:rPr>
-        <w:t>실험의 의미는 옛 모습을 볼거리로 만드는 데만 있지 않다. 남아 있는 구조를 바탕으로 어떤 순서가 가능했는지, 재료와 공정이 서로 어떤 제약을 주는지 검토할 수 있다는 데 있다. 학생은 이미 알고 있는 정답을 그대로 재생하는 공연과, 근거를 바탕으로 가능성을 시험하는 연구를 구분한다. 실제로 현장에서 어느 작업이 이루어지는지는 그날의 안내를 따라 기록한다.</w:t>
-      </w:r>
-    </w:p>
-    <w:p>
-      <w:pPr>
-        <w:pStyle w:val="Heading2"/>
-      </w:pPr>
-      <w:r>
-        <w:rPr>
-          <w:rFonts w:ascii="Noto Sans CJK KR" w:hAnsi="Noto Sans CJK KR" w:eastAsia="Noto Sans CJK KR" w:cs="Noto Sans CJK KR"/>
-          <w:sz w:val="26"/>
-        </w:rPr>
-        <w:t>2. 성공적으로 만들었다고 유일한 옛 방법이 되는 것은 아니다</w:t>
-      </w:r>
-    </w:p>
-    <w:p>
-      <w:pPr/>
-      <w:r>
-        <w:rPr>
-          <w:rFonts w:ascii="NanumMyeongjo" w:hAnsi="NanumMyeongjo" w:eastAsia="NanumMyeongjo" w:cs="NanumMyeongjo"/>
-          <w:b w:val="0"/>
-          <w:i w:val="0"/>
-        </w:rPr>
-        <w:t>어떤 재료와 순서로 구조를 재현하는 데 성공했다면 그 방식이 가능한 방법이라는 근거가 생긴다. 그러나 과거에도 반드시 그 한 가지 방식만 사용했다는 결론은 별도의 자료가 필요하다. 여러 방법이 비슷한 흔적을 남길 수 있기 때문이다. 따라서 학생은 ‘재현에 성공했다’, ‘고고학적 흔적과 잘 맞는다’, ‘당대에 사용된 유일한 방식이다’를 서로 다른 주장으로 읽는다.</w:t>
-      </w:r>
-    </w:p>
-    <w:p>
-      <w:pPr/>
-      <w:r>
-        <w:rPr>
-          <w:rFonts w:ascii="NanumMyeongjo" w:hAnsi="NanumMyeongjo" w:eastAsia="NanumMyeongjo" w:cs="NanumMyeongjo"/>
-          <w:b w:val="0"/>
-          <w:i w:val="0"/>
-        </w:rPr>
-        <w:t>교실에서 종이와 블록으로 작은 구조를 만드는 비유를 사용할 수 있다. 두 조가 서로 다른 순서로 비슷한 모양을 만들었다면 완성된 외관만으로 작업 순서를 완전히 복원하기 어렵다는 점을 알 수 있다. 이 비유는 실제 고분의 축조 기술을 증명하는 실험이 아니라, 가능한 설명이 복수일 수 있음을 이해하는 사고 도구다. 실제 유적의 공정은 전문 조사와 실험 결과를 근거로 설명해야 한다.</w:t>
-      </w:r>
-    </w:p>
-    <w:p>
-      <w:pPr/>
-      <w:r>
-        <w:rPr>
-          <w:rFonts w:ascii="NanumMyeongjo" w:hAnsi="NanumMyeongjo" w:eastAsia="NanumMyeongjo" w:cs="NanumMyeongjo"/>
-          <w:b w:val="0"/>
-          <w:i w:val="0"/>
-        </w:rPr>
-        <w:t>실험에서 확인한 시간을 해석할 때도 주의가 필요하다. 현대 참가자의 숙련도와 도구, 재료의 확보 방식, 실험 규모가 과거 조건과 다를 수 있다. 실험 결과가 제공하는 것은 일정한 조건 아래의 자료다. 그 조건을 무시하고 실제 신라 장례에 필요한 인원이나 기간을 확정해서는 안 된다. 정밀한 숫자를 제시할수록 그 숫자의 전제가 무엇인지 더 분명히 밝혀야 한다.</w:t>
-      </w:r>
-    </w:p>
-    <w:p>
-      <w:pPr>
-        <w:pStyle w:val="Heading2"/>
-      </w:pPr>
-      <w:r>
-        <w:rPr>
-          <w:rFonts w:ascii="Noto Sans CJK KR" w:hAnsi="Noto Sans CJK KR" w:eastAsia="Noto Sans CJK KR" w:cs="Noto Sans CJK KR"/>
-          <w:sz w:val="26"/>
-        </w:rPr>
-        <w:t>3. 복원된 부분마다 근거의 강도가 다를 수 있다</w:t>
-      </w:r>
-    </w:p>
-    <w:p>
-      <w:pPr/>
-      <w:r>
-        <w:rPr>
-          <w:rFonts w:ascii="NanumMyeongjo" w:hAnsi="NanumMyeongjo" w:eastAsia="NanumMyeongjo" w:cs="NanumMyeongjo"/>
-          <w:b w:val="0"/>
-          <w:i w:val="0"/>
-        </w:rPr>
-        <w:t>유구의 전체 윤곽이 잘 남은 부분, 유물의 위치로 구조를 추정하는 부분, 유사 사례를 비교하여 보완하는 부분은 근거가 서로 다를 수 있다. 전시를 보는 학생은 복원된 전체가 동일한 확실성을 가진다고 생각하지 않는다. 안내문이나 도면에서 직접 확인된 부분과 추정된 부분을 구분하는 표시가 있는지 살피고, 없다면 연구의 근거를 묻는 질문을 남긴다.</w:t>
-      </w:r>
-    </w:p>
-    <w:p>
-      <w:pPr/>
-      <w:r>
-        <w:rPr>
-          <w:rFonts w:ascii="NanumMyeongjo" w:hAnsi="NanumMyeongjo" w:eastAsia="NanumMyeongjo" w:cs="NanumMyeongjo"/>
-          <w:b w:val="0"/>
-          <w:i w:val="0"/>
-        </w:rPr>
-        <w:t>이때 복원을 모두 ‘가짜’라고 부르는 것도 적절하지 않다. 복원은 남은 정보를 바탕으로 전체를 이해하게 하는 연구·전시 방법이 될 수 있다. 문제는 재현물이라는 사실을 숨기는지, 추정의 범위를 밝혔는지, 새로운 자료가 나왔을 때 수정 가능하도록 설명하는지에 있다. 원품과 재현품의 차이를 알면서도 둘을 함께 학습에 사용할 수 있다.</w:t>
-      </w:r>
-    </w:p>
-    <w:p>
-      <w:pPr/>
-      <w:r>
-        <w:rPr>
-          <w:rFonts w:ascii="NanumMyeongjo" w:hAnsi="NanumMyeongjo" w:eastAsia="NanumMyeongjo" w:cs="NanumMyeongjo"/>
-          <w:b w:val="0"/>
-          <w:i w:val="0"/>
-        </w:rPr>
-        <w:t>현장 기록에는 ‘현재 보이는 구조의 설명’과 ‘그 구조의 근거로 제시된 자료’를 한 쌍으로 적는다. 연구자가 왜 그런 형태를 선택했는지 공개 자료에서 확인된다면 요약하고, 안내자의 설명으로만 들었다면 설명자와 날짜를 표시한다. 나중에 다른 학생이 같은 자료를 읽어 검토할 수 있도록 정보의 경로를 남기는 것이 중요하다.</w:t>
-      </w:r>
-    </w:p>
-    <w:p>
-      <w:pPr>
-        <w:pStyle w:val="Heading2"/>
-      </w:pPr>
-      <w:r>
-        <w:rPr>
-          <w:rFonts w:ascii="Noto Sans CJK KR" w:hAnsi="Noto Sans CJK KR" w:eastAsia="Noto Sans CJK KR" w:cs="Noto Sans CJK KR"/>
-          <w:sz w:val="26"/>
-        </w:rPr>
-        <w:t>4. 재현된 장례의 인물은 실명으로 확인된 당사자가 아니다</w:t>
-      </w:r>
-    </w:p>
-    <w:p>
-      <w:pPr/>
-      <w:r>
-        <w:rPr>
-          <w:rFonts w:ascii="NanumMyeongjo" w:hAnsi="NanumMyeongjo" w:eastAsia="NanumMyeongjo" w:cs="NanumMyeongjo"/>
-          <w:b w:val="0"/>
-          <w:i w:val="0"/>
-        </w:rPr>
-        <w:t>쪽샘44호분의 주인공을 어린 왕족 여성으로 보는 해석과 장례행사에서 그 인물을 재현하는 일은 다른 층위다. 현대의 재현은 연구 결과를 보여주는 방식이지만, 그 장면의 대사와 표정까지 고대의 기록으로 남아 있다는 뜻은 아니다. 학생은 의례의 물질적 근거와 관객의 이해를 위해 구성한 표현을 나누어 읽는다. [C-02]</w:t>
-      </w:r>
-    </w:p>
-    <w:p>
-      <w:pPr/>
-      <w:r>
-        <w:rPr>
-          <w:rFonts w:ascii="NanumMyeongjo" w:hAnsi="NanumMyeongjo" w:eastAsia="NanumMyeongjo" w:cs="NanumMyeongjo"/>
-          <w:b w:val="0"/>
-          <w:i w:val="0"/>
-        </w:rPr>
-        <w:t>고대인의 심정이나 마지막 말을 직접 인용하는 과제는 출전이 확인되지 않으면 수행하지 않는다. 대신 ‘이런 부장품의 배치는 장례에서 무엇을 표현하려 했는지 생각하게 한다’처럼 해석의 형식을 유지한다. 문학적 상상으로 편지를 쓰는 활동을 별도로 하더라도 그것을 ‘역사적 인물의 실제 편지’라고 부르지 않고 창작이라고 표시해야 한다.</w:t>
-      </w:r>
-    </w:p>
-    <w:p>
-      <w:pPr/>
-      <w:r>
-        <w:rPr>
-          <w:rFonts w:ascii="NanumMyeongjo" w:hAnsi="NanumMyeongjo" w:eastAsia="NanumMyeongjo" w:cs="NanumMyeongjo"/>
-          <w:b w:val="0"/>
-          <w:i w:val="0"/>
-        </w:rPr>
-        <w:t>이 구분은 역사의 생동감을 줄이는 것이 아니다. 오히려 무엇이 실제로 남았고 무엇이 현대에 해석되었는지 알 때, 작고 불완전한 자료에서 많은 질문이 생긴다는 연구의 성격을 이해할 수 있다. 완성된 이야기를 받는 관객에서 설명의 근거를 검토하는 독자로 바뀌는 것이 쪽샘 방문의 중요한 목표다.</w:t>
-      </w:r>
-    </w:p>
-    <w:p>
-      <w:pPr>
-        <w:pStyle w:val="Heading2"/>
-      </w:pPr>
-      <w:r>
-        <w:rPr>
-          <w:rFonts w:ascii="Noto Sans CJK KR" w:hAnsi="Noto Sans CJK KR" w:eastAsia="Noto Sans CJK KR" w:cs="Noto Sans CJK KR"/>
-          <w:sz w:val="26"/>
-        </w:rPr>
-        <w:t>심화 해설. 덧널 뚜껑을 다시 만들 때 드러나는 질문</w:t>
-      </w:r>
-    </w:p>
-    <w:p>
-      <w:pPr/>
-      <w:r>
-        <w:rPr>
-          <w:rFonts w:ascii="NanumMyeongjo" w:hAnsi="NanumMyeongjo" w:eastAsia="NanumMyeongjo" w:cs="NanumMyeongjo"/>
-          <w:b w:val="0"/>
-          <w:i w:val="0"/>
-        </w:rPr>
-        <w:t>2026년 7월 연구소 발표는 재현된 안쪽 덧널 뚜껑에 판재 13매, 꺾쇠 48개, 가로 방향 목재 5매를 사용했다고 설명한다. 조립된 뚜껑의 무게는 약 500kg이며 가장자리에 손잡이 10개를 달았다고 한다. 이 숫자는 고대의 장례를 감상적으로 묘사하는 말보다 구체적인 질문을 준다. 재료가 어떤 순서로 결합되는지, 무거운 부재를 어떻게 이동시키는지, 시신과 부장품을 안치한 뒤 어느 방향에서 뚜껑을 닫는지를 따져 볼 수 있기 때문이다. [C-02]</w:t>
-      </w:r>
-    </w:p>
-    <w:p>
-      <w:pPr/>
-      <w:r>
-        <w:rPr>
-          <w:rFonts w:ascii="NanumMyeongjo" w:hAnsi="NanumMyeongjo" w:eastAsia="NanumMyeongjo" w:cs="NanumMyeongjo"/>
-          <w:b w:val="0"/>
-          <w:i w:val="0"/>
-        </w:rPr>
-        <w:t>그러나 손잡이가 열 개라는 사실을 운반자가 정확히 열 명이었다는 결론으로 바꿀 수는 없다. 한 손잡이에 접근하는 방식이나 보조 장치, 주변 작업 공간 등 여러 조건이 관련될 수 있다. 실험에서 측정한 인원과 시간도 사용한 도구와 재료, 작업 경험의 조건을 밝혀야 의미가 있다. 학생은 이 사례를 통해 정밀한 숫자가 해석을 자동으로 완성하는 것이 아니라 오히려 검토할 조건을 더 분명하게 만든다는 점을 이해할 수 있다.</w:t>
-      </w:r>
-    </w:p>
-    <w:p>
-      <w:pPr/>
-      <w:r>
-        <w:rPr>
-          <w:rFonts w:ascii="NanumMyeongjo" w:hAnsi="NanumMyeongjo" w:eastAsia="NanumMyeongjo" w:cs="NanumMyeongjo"/>
-          <w:b w:val="0"/>
-          <w:i w:val="0"/>
-        </w:rPr>
-        <w:t>자료집의 이 설명은 학생이 무거운 구조물을 직접 제작하거나 옮기도록 하는 체험 지침이 아니다. 현장에서는 공개된 도면과 실험 기록을 읽는 과제로 사용한다. 공정의 순서와 자료의 근거를 표로 정리하면 안전한 관찰만으로도 고대 건축기술과 실험 연구의 관계를 깊이 탐구할 수 있다.</w:t>
-      </w:r>
-    </w:p>
-    <w:p>
-      <w:pPr/>
-      <w:r>
-        <w:rPr>
-          <w:rFonts w:ascii="NanumMyeongjo" w:hAnsi="NanumMyeongjo" w:eastAsia="NanumMyeongjo" w:cs="NanumMyeongjo"/>
           <w:b/>
-          <w:i w:val="0"/>
         </w:rPr>
         <w:t>교과 연결:</w:t>
       </w:r>
       <w:r>
-        <w:rPr>
-          <w:rFonts w:ascii="NanumMyeongjo" w:hAnsi="NanumMyeongjo" w:eastAsia="NanumMyeongjo" w:cs="NanumMyeongjo"/>
-          <w:b w:val="0"/>
-          <w:i w:val="0"/>
-        </w:rPr>
-        <w:t xml:space="preserve"> 과학의 가설과 검증, 역사의 추론과 반증 가능성, 미술의 복원·재현 개념을 연결한다. 실험 결과가 확인해 주는 범위와 확인하지 못하는 범위를 동시에 설명한다.</w:t>
-      </w:r>
-    </w:p>
-    <w:p>
-      <w:pPr/>
-      <w:r>
-        <w:rPr>
-          <w:rFonts w:ascii="NanumMyeongjo" w:hAnsi="NanumMyeongjo" w:eastAsia="NanumMyeongjo" w:cs="NanumMyeongjo"/>
-          <w:b/>
-          <w:i w:val="0"/>
-        </w:rPr>
-        <w:t>현장 과제:</w:t>
-      </w:r>
-      <w:r>
-        <w:rPr>
-          <w:rFonts w:ascii="NanumMyeongjo" w:hAnsi="NanumMyeongjo" w:eastAsia="NanumMyeongjo" w:cs="NanumMyeongjo"/>
-          <w:b w:val="0"/>
-          <w:i w:val="0"/>
-        </w:rPr>
-        <w:t xml:space="preserve"> 재현된 구조 하나를 골라 ‘직접 확인된 흔적’, ‘비교를 통해 보완한 부분’, ‘이번 관람에서 근거를 알 수 없는 부분’을 구분한다. 학생이 구분할 수 없는 곳을 전문가의 오류라고 단정하지 말고 추가 자료가 필요한 질문으로 남긴다.</w:t>
-      </w:r>
-    </w:p>
-    <w:p>
+        <w:t xml:space="preserve"> 한국사의 유교문화와 교육, 세계사의 제도와 의례, 지리의 장소성과 문화경관을 연결한다. ‘천년’이라는 수식어를 그대로 반복하기보다 지속된 요소와 바뀐 요소를 구체적으로 구별한다.</w:t>
+      </w:r>
+    </w:p>
+    <w:p>
+      <w:bookmarkStart w:id="9" w:name="c_essay_07"/>
       <w:pPr>
         <w:pStyle w:val="Heading1"/>
         <w:pageBreakBefore/>
       </w:pPr>
-      <w:bookmarkStart w:id="6" w:name="g_C_6"/>
+      <w:r>
+        <w:t>07. 국립경주박물관의 전시</w:t>
+      </w:r>
+      <w:bookmarkEnd w:id="9"/>
+    </w:p>
+    <w:p>
+      <w:pPr>
+        <w:pStyle w:val="Heading2"/>
+      </w:pPr>
+      <w:r>
+        <w:t>출토품에서 전시품으로</w:t>
+      </w:r>
+    </w:p>
+    <w:p>
+      <w:pPr>
+        <w:spacing w:after="60"/>
+      </w:pPr>
+      <w:r>
+        <w:t xml:space="preserve">국립경주박물관에서는 발굴 현장에서 분리해 보관한 유물들을 시대와 주제에 따라 다시 만난다. 신라의 역사와 미술, 월지 출토 자료를 다루는 전시를 따라가면 물건들이 서로 다른 설명 속에 배치되어 있음을 볼 수 있다. 같은 유물도 출토 위치를 중심으로 설명할 때와 재료·양식을 중심으로 설명할 때 눈에 들어오는 특징이 달라진다. </w:t>
+      </w:r>
+      <w:hyperlink w:anchor="source_c_08">
+        <w:r>
+          <w:rPr>
+            <w:color w:val="6B382F"/>
+          </w:rPr>
+          <w:t>[C-08]</w:t>
+        </w:r>
+      </w:hyperlink>
+    </w:p>
+    <w:p>
+      <w:pPr>
+        <w:spacing w:after="60"/>
+      </w:pPr>
+      <w:r>
+        <w:t xml:space="preserve">전시 설명표에는 대개 유물의 이름과 연대, 출토지나 소장 정보가 적힌다. 본문 해설에는 그 물건이 당시 사회에서 어떤 역할을 했는지에 관한 연구가 더해진다. 한 점을 고른 뒤 이름·연대·출토지를 먼저 메모하고, 기능이나 의미를 설명한 문장을 이어 읽어 보자. 어디까지가 확인된 정보이고 어느 대목이 연구자의 해석인지 찾을 수 있다. </w:t>
+      </w:r>
+      <w:hyperlink w:anchor="source_c_08">
+        <w:r>
+          <w:rPr>
+            <w:color w:val="6B382F"/>
+          </w:rPr>
+          <w:t>[C-08]</w:t>
+        </w:r>
+      </w:hyperlink>
+    </w:p>
+    <w:p>
+      <w:pPr>
+        <w:pStyle w:val="Heading2"/>
+      </w:pPr>
+      <w:r>
+        <w:t>전시의 배열과 선택</w:t>
+      </w:r>
+    </w:p>
+    <w:p>
+      <w:pPr>
+        <w:spacing w:after="60"/>
+      </w:pPr>
+      <w:r>
+        <w:t>전시실의 순서는 방문자의 이해에 영향을 준다. 앞에서 본 물건이 뒤의 물건을 비교하는 기준이 되고, 나란히 놓인 유물은 형태나 재료의 공통점을 눈에 띄게 한다. 입구의 지도와 연표, 중심 진열장, 영상의 역할을 하나씩 살피면 박물관이 어떤 질문을 앞세워 신라를 설명하는지 읽을 수 있다.</w:t>
+      </w:r>
+    </w:p>
+    <w:p>
+      <w:pPr>
+        <w:spacing w:after="60"/>
+      </w:pPr>
+      <w:r>
+        <w:t>예를 들어 장식성이 강한 물건을 먼저 보면 관람자는 권력과 의례를 중심으로 신라를 이해할 수 있다. 생활도구나 생산 관련 자료에서 출발하면 일상의 기술과 노동에 관한 질문이 먼저 생길 수 있다. 이는 실제 전시가 반드시 그런 순서라는 보고가 아니라, 학생이 현장 배열을 검토할 때 사용할 분석 관점이다. 실제 동선과 전시물을 기록한 뒤 자신의 해석을 붙인다.</w:t>
+      </w:r>
+    </w:p>
+    <w:p>
+      <w:pPr>
+        <w:spacing w:after="60"/>
+      </w:pPr>
+      <w:r>
+        <w:t>전시를 읽는 활동은 ‘잘했다’와 ‘못했다’의 총평을 요구하지 않는다. 어떤 물건이 어떤 제목 아래 놓였고, 그것이 앞뒤의 자료와 어떻게 연결되는지 설명하게 한다. 학생이 ‘이 배열은 교류를 강조한다’고 주장했다면 교류와 관련된 제목·지도·유물의 출토지 같은 구체적인 근거를 제시해야 한다. 안내문 한 문장만 보고 기관 전체의 의도를 확정하지 않는다.</w:t>
+      </w:r>
+    </w:p>
+    <w:p>
+      <w:pPr>
+        <w:pStyle w:val="Heading2"/>
+      </w:pPr>
+      <w:r>
+        <w:t>설명판과 연구 근거</w:t>
+      </w:r>
+    </w:p>
+    <w:p>
+      <w:pPr>
+        <w:spacing w:after="60"/>
+      </w:pPr>
+      <w:r>
+        <w:t>설명판은 관람자의 이해를 돕기 위해 연구 내용을 짧게 정리한 글이다. 짧다는 이유로 부정확하다고 단정할 수 없지만, 모든 연구 근거와 논쟁을 담고 있는 것도 아니다. 학생은 설명문에서 직접 확인되는 사실, 연구자의 해석, 확실성을 조절하는 표현을 구분한다. ‘추정된다’나 ‘가능성이 있다’가 들어간 문장을 필기하면서 확정형으로 바꾸지 않는다.</w:t>
+      </w:r>
+    </w:p>
+    <w:p>
+      <w:pPr>
+        <w:spacing w:after="60"/>
+      </w:pPr>
+      <w:r>
+        <w:t>명칭을 읽을 때에도 현재의 분류 이름인지, 유물에 직접 새겨진 이름인지 구분한다. 연대가 범위로 제시되어 있다면 발표 편의를 위해 임의의 한 해를 선택하지 않는다. 출토지는 어디에서 발견되었는지 알려주지만 제작지와 항상 같은 것은 아니다. 소장처 또한 발견 장소와 다를 수 있다. 한 줄 설명에서 이 네 정보를 각각 표시하면 유물을 둘러싼 여러 공간을 구별하는 훈련이 된다.</w:t>
+      </w:r>
+    </w:p>
+    <w:p>
+      <w:pPr>
+        <w:spacing w:after="60"/>
+      </w:pPr>
+      <w:r>
+        <w:t>학생은 긴 설명을 복사하기보다 ‘이 물건으로 무엇을 설명할 수 있는가’라는 질문을 한 문장으로 만든다. 그리고 설명판에서 얻은 근거와 자신이 직접 본 형태적 특징을 다른 색이나 기호로 표시한다. 외관에서 알 수 없는 사실을 설명판으로 알게 되었다면 그 경로를 밝혀야 한다. 안내문에서 배운 사실을 자신의 직접 관찰이라고 적지 않는 것이 핵심이다.</w:t>
+      </w:r>
+    </w:p>
+    <w:p>
+      <w:pPr>
+        <w:pStyle w:val="Heading2"/>
+      </w:pPr>
+      <w:r>
+        <w:t>원품과 복제품</w:t>
+      </w:r>
+    </w:p>
+    <w:p>
+      <w:pPr>
+        <w:spacing w:after="60"/>
+      </w:pPr>
+      <w:r>
+        <w:t>유물이 복제품으로 제시되거나 사진·영상으로 설명될 때에는 그 사실을 그대로 기록한다. 원품을 보지 못했다고 배운 것이 없다고 생각할 필요는 없다. 복제품은 구조와 배치를 이해하기 쉽게 보여줄 수 있고, 확대 영상은 작은 흔적을 비교하도록 도울 수 있다. 다만 재질의 질감이나 훼손 상태 등 원품의 특성을 직접 본 것처럼 서술하지 않는다.</w:t>
+      </w:r>
+    </w:p>
+    <w:p>
+      <w:pPr>
+        <w:spacing w:after="60"/>
+      </w:pPr>
+      <w:r>
+        <w:t>관람일에 특정 유물이 전시되지 않는 경우를 위해 대체 과제를 준비한다. 학생은 같은 질문에 답할 수 있는 다른 공개 자료를 고르되, 질문 자체를 억지로 유지하지 않아도 된다. 예컨대 말다래 원품이 공개되지 않으면 공개된 조사 보고서의 그림과 현장 설명을 비교할 수 있고, 그 역시 자료의 종류가 다른 비교라고 명시한다. 전시물 목록을 사전에 확정된 체크리스트로 받아들이지 않는 이유다.</w:t>
+      </w:r>
+    </w:p>
+    <w:p>
+      <w:pPr>
+        <w:spacing w:after="60"/>
+      </w:pPr>
+      <w:r>
+        <w:t>박물관의 방문 의미는 유명한 유물을 몇 점 보았는지로만 판단할 수 없다. 한 점을 골라 그 명칭과 재료, 연대와 출토지, 설명의 근거와 한계를 정확히 이해했다면 깊은 관람이 가능하다. 학생의 기록에는 ‘본 것의 목록’ 외에 ‘설명을 바꾼 이유’가 남아야 한다. 오전의 발굴 맥락과 오후의 전시 해석을 연결하는 것이 C안의 중심 학습이다.</w:t>
+      </w:r>
+    </w:p>
+    <w:p>
+      <w:pPr>
+        <w:pStyle w:val="Heading2"/>
+      </w:pPr>
+      <w:r>
+        <w:t>진열장 안의 비교</w:t>
+      </w:r>
+    </w:p>
+    <w:p>
+      <w:pPr>
+        <w:spacing w:after="60"/>
+      </w:pPr>
+      <w:r>
+        <w:t>전시를 읽는 활동에서는 유물 자체의 라벨뿐 아니라 바로 옆에 놓인 두 자료와 그 위의 소제목을 함께 기록한다. 같은 말다래라도 말갖춤 옆에 두면 사용과 기마 기술을, 장식품 옆에 두면 재료와 표현을, 발굴 사진 옆에 두면 발견과 보존을 먼저 생각하게 할 수 있다. 이는 특정 박물관이 실제로 그러한 배치를 하고 있다는 진술이 아니라, 학생이 전시의 배열을 분석할 때 사용할 비교 관점이다.</w:t>
+      </w:r>
+    </w:p>
+    <w:p>
+      <w:pPr>
+        <w:spacing w:after="60"/>
+      </w:pPr>
+      <w:r>
+        <w:t>현장에서는 실제 배치를 먼저 기록한 뒤 다른 배열을 가상으로 설계한다. 새로 배치한 이유와 기존 전시에서 줄어드는 설명을 함께 적게 한다. 한 주제를 더 선명하게 만들면 다른 관계는 덜 보일 수 있다. 그래서 전시 해석은 좋은 배열과 나쁜 배열을 즉시 고르는 활동이 아니라, 선택한 주제와 자료의 관계가 관람자에게 어떻게 전달되는지를 검토하는 작업이다.</w:t>
+      </w:r>
+    </w:p>
+    <w:p>
+      <w:pPr>
+        <w:spacing w:after="60"/>
+      </w:pPr>
+      <w:r>
+        <w:t xml:space="preserve">박물관의 전시실 구분 또한 같은 방식으로 읽는다. 신라의 역사, 미술, 월지 출토품처럼 서로 다른 주제의 공간이 있다는 안내를 먼저 확인하고, 어느 공간이 자신의 질문과 연결되는지 정한다. 모든 전시실을 같은 속도로 통과하지 않아도 된다. 한 전시장에서 출토지·명칭·배열의 관계를 충분히 기록하면 오전의 발굴 맥락과 오후의 전시 해석이 구체적인 증거로 이어진다. </w:t>
+      </w:r>
+      <w:hyperlink w:anchor="source_c_08">
+        <w:r>
+          <w:rPr>
+            <w:color w:val="6B382F"/>
+          </w:rPr>
+          <w:t>[C-08]</w:t>
+        </w:r>
+      </w:hyperlink>
+    </w:p>
+    <w:p>
+      <w:pPr>
+        <w:pStyle w:val="Heading3"/>
+      </w:pPr>
+      <w:r>
+        <w:t>활동과 기록</w:t>
+      </w:r>
+    </w:p>
+    <w:p>
+      <w:pPr>
+        <w:spacing w:after="60"/>
+      </w:pPr>
       <w:r>
         <w:rPr>
-          <w:rFonts w:ascii="Noto Sans CJK KR" w:hAnsi="Noto Sans CJK KR" w:eastAsia="Noto Sans CJK KR" w:cs="Noto Sans CJK KR"/>
-          <w:sz w:val="38"/>
-        </w:rPr>
-        <w:t>C-05. 최부자댁 — 집의 구조와 가훈 사이에서 생활을 읽다</w:t>
-      </w:r>
-      <w:bookmarkEnd w:id="6"/>
-    </w:p>
-    <w:p>
-      <w:pPr>
-        <w:pStyle w:val="Heading2"/>
-      </w:pPr>
-      <w:r>
-        <w:rPr>
-          <w:rFonts w:ascii="Noto Sans CJK KR" w:hAnsi="Noto Sans CJK KR" w:eastAsia="Noto Sans CJK KR" w:cs="Noto Sans CJK KR"/>
-          <w:sz w:val="26"/>
-        </w:rPr>
-        <w:t>1. 가옥은 한 사람의 성품을 증명하는 물건이 아니다</w:t>
-      </w:r>
-    </w:p>
-    <w:p>
-      <w:pPr/>
-      <w:r>
-        <w:rPr>
-          <w:rFonts w:ascii="NanumMyeongjo" w:hAnsi="NanumMyeongjo" w:eastAsia="NanumMyeongjo" w:cs="NanumMyeongjo"/>
-          <w:b w:val="0"/>
-          <w:i w:val="0"/>
-        </w:rPr>
-        <w:t>교촌의 최부자댁을 방문할 때 흔히 가문의 부와 가훈을 먼저 듣게 된다. 경주시의 소개글은 교동 정착과 1779년경의 건립, 문간채·사랑채·안채·사당·곳간 등으로 이루어진 공간, 주변 사람의 구휼과 재산에 관한 가훈을 설명한다. 이것은 이 집을 소개하는 현재의 공식 관광 서술이다. 건물의 구조, 가문에 전해지는 규범, 개별 시기의 실제 행위를 같은 자료처럼 취급하지 않는 것이 중요하다. [C-05]</w:t>
-      </w:r>
-    </w:p>
-    <w:p>
-      <w:pPr/>
-      <w:r>
-        <w:rPr>
-          <w:rFonts w:ascii="NanumMyeongjo" w:hAnsi="NanumMyeongjo" w:eastAsia="NanumMyeongjo" w:cs="NanumMyeongjo"/>
-          <w:b w:val="0"/>
-          <w:i w:val="0"/>
-        </w:rPr>
-        <w:t>학생은 ‘좋은 부자였으므로 집도 좋다’는 도덕적 요약에서 멈추지 않는다. 가옥은 거주와 접객, 저장, 의례 등 여러 기능을 수행하는 공간으로 읽을 수 있다. 어떤 기능이 어느 건물과 연결되는지는 현장 설명과 구조를 함께 보아야 한다. 문이 잠겨 있거나 출입이 제한된 공간을 실제로 본 것처럼 기록하지 않으며, 건물의 명칭만으로 내부 사용의 모든 시기를 복원하지 않는다.</w:t>
-      </w:r>
-    </w:p>
-    <w:p>
-      <w:pPr>
-        <w:pStyle w:val="Heading2"/>
-      </w:pPr>
-      <w:r>
-        <w:rPr>
-          <w:rFonts w:ascii="Noto Sans CJK KR" w:hAnsi="Noto Sans CJK KR" w:eastAsia="Noto Sans CJK KR" w:cs="Noto Sans CJK KR"/>
-          <w:sz w:val="26"/>
-        </w:rPr>
-        <w:t>2. 공간을 분리한 방식에서 관계를 질문한다</w:t>
-      </w:r>
-    </w:p>
-    <w:p>
-      <w:pPr/>
-      <w:r>
-        <w:rPr>
-          <w:rFonts w:ascii="NanumMyeongjo" w:hAnsi="NanumMyeongjo" w:eastAsia="NanumMyeongjo" w:cs="NanumMyeongjo"/>
-          <w:b w:val="0"/>
-          <w:i w:val="0"/>
-        </w:rPr>
-        <w:t>안채와 사랑채, 문간채와 곳간을 구분하면 집이 방들의 단순한 합이 아니라 관계를 조직하는 공간이었음을 생각할 수 있다. 누가 어느 문을 통과하고 어디에서 손님을 맞았을지, 생활과 저장, 의례 공간이 어떻게 연결되었을지 질문하는 것이다. 그러나 모든 조선시대 가옥의 이용 방식이 같았다고 가정하거나 이 집에서 일한 사람들의 구체적인 역할을 자료 없이 확정하지 않는다.</w:t>
-      </w:r>
-    </w:p>
-    <w:p>
-      <w:pPr/>
-      <w:r>
-        <w:rPr>
-          <w:rFonts w:ascii="NanumMyeongjo" w:hAnsi="NanumMyeongjo" w:eastAsia="NanumMyeongjo" w:cs="NanumMyeongjo"/>
-          <w:b w:val="0"/>
-          <w:i w:val="0"/>
-        </w:rPr>
-        <w:t>학생은 공개된 평면도나 안내도를 보고 관찰 가능한 동선을 그린다. ‘거주자의 이동’, ‘방문객의 이동’, ‘물자의 이동’이라는 서로 다른 관점을 제안하되, 실제 경로가 확인되지 않는 부분은 점선으로 표시한다. 한 공간을 여러 기능으로 읽으면 집의 규모를 감탄하는 데서 벗어나 그 공간을 유지한 노동과 자원의 흐름을 생각할 수 있다.</w:t>
-      </w:r>
-    </w:p>
-    <w:p>
-      <w:pPr/>
-      <w:r>
-        <w:rPr>
-          <w:rFonts w:ascii="NanumMyeongjo" w:hAnsi="NanumMyeongjo" w:eastAsia="NanumMyeongjo" w:cs="NanumMyeongjo"/>
-          <w:b w:val="0"/>
-          <w:i w:val="0"/>
-        </w:rPr>
-        <w:t>특히 곳간은 부의 양을 상상하는 장치만이 아니라 저장과 분배를 질문하게 하는 공간이다. 무엇을 어떻게 보관했는지, 출납 기록이 남아 있는지, 관리에 누가 관여했는지 등을 확인할 수 있다면 생활사 설명이 더 구체적이 된다. 다만 빈 곳간을 보았다고 과거 저장량을 직접 산출하거나, 전해지는 단위를 오늘날의 소득과 곧바로 비교하지 않는다. 수치의 집계 대상과 시기를 먼저 확인해야 한다.</w:t>
-      </w:r>
-    </w:p>
-    <w:p>
-      <w:pPr>
-        <w:pStyle w:val="Heading2"/>
-      </w:pPr>
-      <w:r>
-        <w:rPr>
-          <w:rFonts w:ascii="Noto Sans CJK KR" w:hAnsi="Noto Sans CJK KR" w:eastAsia="Noto Sans CJK KR" w:cs="Noto Sans CJK KR"/>
-          <w:sz w:val="26"/>
-        </w:rPr>
-        <w:t>3. 가훈은 규범의 자료이며 행위 기록과 구분한다</w:t>
-      </w:r>
-    </w:p>
-    <w:p>
-      <w:pPr/>
-      <w:r>
-        <w:rPr>
-          <w:rFonts w:ascii="NanumMyeongjo" w:hAnsi="NanumMyeongjo" w:eastAsia="NanumMyeongjo" w:cs="NanumMyeongjo"/>
-          <w:b w:val="0"/>
-          <w:i w:val="0"/>
-        </w:rPr>
-        <w:t>가훈에는 집안이 후손에게 어떤 행동을 요구하고 어떤 가치를 내세웠는지가 드러날 수 있다. 그러므로 가훈은 역사적으로 중요한 자료다. 다만 어떤 원칙이 적혀 있다는 사실과 그 원칙이 모든 시기에 모든 구성원에 의해 동일하게 실천되었다는 주장은 다르다. 실제 구휼이나 재산 처분을 설명하려면 관련 문서와 증언, 재산 기록 등 행위의 자료가 추가로 필요하다.</w:t>
-      </w:r>
-    </w:p>
-    <w:p>
-      <w:pPr/>
-      <w:r>
-        <w:rPr>
-          <w:rFonts w:ascii="NanumMyeongjo" w:hAnsi="NanumMyeongjo" w:eastAsia="NanumMyeongjo" w:cs="NanumMyeongjo"/>
-          <w:b w:val="0"/>
-          <w:i w:val="0"/>
-        </w:rPr>
-        <w:t>학생은 현장에서 소개되는 가훈 가운데 한 문장을 골라 규범이 겨냥하는 행동을 자신의 말로 풀어 쓴다. 이어서 그 원칙의 실제 실행을 확인하려면 어떤 자료를 찾아야 하는지 적는다. 이 과제는 가문의 평가를 미리 긍정하거나 부정하게 하는 일이 아니다. 규범과 현실의 관계를 검토할 수 있는 질문을 만드는 일이다.</w:t>
-      </w:r>
-    </w:p>
-    <w:p>
-      <w:pPr/>
-      <w:r>
-        <w:rPr>
-          <w:rFonts w:ascii="NanumMyeongjo" w:hAnsi="NanumMyeongjo" w:eastAsia="NanumMyeongjo" w:cs="NanumMyeongjo"/>
-          <w:b w:val="0"/>
-          <w:i w:val="0"/>
-        </w:rPr>
-        <w:t>가훈의 표현이 서로 다른 안내자료에서 조금씩 다르면 임의로 하나를 정본으로 만들어 적지 않는다. 어떤 자료에 실린 문구인지 밝히고, 직접 인용은 짧게 제한한다. 현대의 요약 문장과 전래 문헌의 표현이 같은지 확인할 필요가 있기 때문이다. 내용을 쉽게 설명하더라도 ‘현대어 요약’이라는 표시를 남기면 당대의 원문과 혼동을 줄일 수 있다.</w:t>
-      </w:r>
-    </w:p>
-    <w:p>
-      <w:pPr>
-        <w:pStyle w:val="Heading2"/>
-      </w:pPr>
-      <w:r>
-        <w:rPr>
-          <w:rFonts w:ascii="Noto Sans CJK KR" w:hAnsi="Noto Sans CJK KR" w:eastAsia="Noto Sans CJK KR" w:cs="Noto Sans CJK KR"/>
-          <w:sz w:val="26"/>
-        </w:rPr>
-        <w:t>4. 부와 공동체를 다루되 단일한 교훈으로 끝내지 않는다</w:t>
-      </w:r>
-    </w:p>
-    <w:p>
-      <w:pPr/>
-      <w:r>
-        <w:rPr>
-          <w:rFonts w:ascii="NanumMyeongjo" w:hAnsi="NanumMyeongjo" w:eastAsia="NanumMyeongjo" w:cs="NanumMyeongjo"/>
-          <w:b w:val="0"/>
-          <w:i w:val="0"/>
-        </w:rPr>
-        <w:t>이 장소는 부의 축적과 사용, 교육과 가문의 지속, 지역사회와의 관계를 함께 탐구할 수 있는 사례다. 그러나 한 가문의 이야기를 조선사회 전체의 대표 모습으로 확대할 수는 없다. 같은 지역에서도 재산과 지위, 생업 조건이 다른 사람들이 함께 살았다는 점을 염두에 두고, 그들의 기록을 어디에서 찾을 수 있을지 질문한다.</w:t>
-      </w:r>
-    </w:p>
-    <w:p>
-      <w:pPr/>
-      <w:r>
-        <w:rPr>
-          <w:rFonts w:ascii="NanumMyeongjo" w:hAnsi="NanumMyeongjo" w:eastAsia="NanumMyeongjo" w:cs="NanumMyeongjo"/>
-          <w:b w:val="0"/>
-          <w:i w:val="0"/>
-        </w:rPr>
-        <w:t>현대의 기업이나 개인에게 어떤 경제적·정치적 선택을 해야 한다고 가훈을 직접 적용하는 것도 이 답사의 결론은 아니다. 시대마다 재산 제도와 공공의 역할, 교육과 복지의 조건이 다르기 때문이다. 학생은 과거의 규범이 해결하려 했던 문제를 이해하고, 오늘의 질문과 비교할 때 어떤 조건이 달라졌는지를 설명할 수 있다. 비교의 목표는 누군가를 칭송하거나 비판하는 순위를 만드는 일이 아니라 역사적 맥락을 구별하는 일이다.</w:t>
-      </w:r>
-    </w:p>
-    <w:p>
-      <w:pPr/>
-      <w:r>
-        <w:rPr>
-          <w:rFonts w:ascii="NanumMyeongjo" w:hAnsi="NanumMyeongjo" w:eastAsia="NanumMyeongjo" w:cs="NanumMyeongjo"/>
-          <w:b w:val="0"/>
-          <w:i w:val="0"/>
-        </w:rPr>
-        <w:t>마지막으로 ‘일곱 번째 가훈’을 만들어 보는 기존 활동을 사용할 경우, 창작물과 역사자료를 구분한다. 학생이 쓴 문장은 2026년의 제안이며 최부자 가문의 실제 가훈이 아니다. 제안문 옆에는 그것을 생각하게 한 현장 증거와 오늘의 문제를 따로 적게 한다. 역사적 자료를 현대의 성찰로 연결하면서도 두 층위를 혼합하지 않는 방식이다.</w:t>
-      </w:r>
-    </w:p>
-    <w:p>
-      <w:pPr>
-        <w:pStyle w:val="Heading2"/>
-      </w:pPr>
-      <w:r>
-        <w:rPr>
-          <w:rFonts w:ascii="Noto Sans CJK KR" w:hAnsi="Noto Sans CJK KR" w:eastAsia="Noto Sans CJK KR" w:cs="Noto Sans CJK KR"/>
-          <w:sz w:val="26"/>
-        </w:rPr>
-        <w:t>심화 해설. 집과 향교의 관계를 두 종류의 증거로 읽는다</w:t>
-      </w:r>
-    </w:p>
-    <w:p>
-      <w:pPr/>
-      <w:r>
-        <w:rPr>
-          <w:rFonts w:ascii="NanumMyeongjo" w:hAnsi="NanumMyeongjo" w:eastAsia="NanumMyeongjo" w:cs="NanumMyeongjo"/>
-          <w:b w:val="0"/>
-          <w:i w:val="0"/>
-        </w:rPr>
-        <w:t>경주시 소개글은 최부자댁이 향교의 권위를 존중하여 기둥과 집터의 높이를 낮추고 사당을 안채 서쪽에 두었다고 설명한다. 여기에는 관찰할 수 있는 건축적 특징과 그 특징에 부여한 의도에 관한 해석이 함께 들어 있다. 학생은 높이와 배치를 현장 안내도에서 살피되, ‘존중하기 위해서’라는 설명은 경주시 소개글에 실린 해석으로 표시한다. 건물의 형태만 보고 당시 건축 주체의 생각을 직접 읽었다고 서술하지 않는다. [C-05]</w:t>
-      </w:r>
-    </w:p>
-    <w:p>
-      <w:pPr/>
-      <w:r>
-        <w:rPr>
-          <w:rFonts w:ascii="NanumMyeongjo" w:hAnsi="NanumMyeongjo" w:eastAsia="NanumMyeongjo" w:cs="NanumMyeongjo"/>
-          <w:b w:val="0"/>
-          <w:i w:val="0"/>
-        </w:rPr>
-        <w:t>이 구분을 바탕으로 가옥과 향교를 한 장의 관계도로 그릴 수 있다. 첫 층에는 실제로 확인한 건물의 방향과 위치를, 둘째 층에는 자료가 설명하는 상징적 관계를 적는다. 시야가 가려져 높이를 비교하지 못했다면 그 부분은 빈칸으로 남긴다. 현장 관찰이 불가능한 곳은 공개 사진과 도면을 활용했다고 표시한다.</w:t>
-      </w:r>
-    </w:p>
-    <w:p>
-      <w:pPr/>
-      <w:r>
-        <w:rPr>
-          <w:rFonts w:ascii="NanumMyeongjo" w:hAnsi="NanumMyeongjo" w:eastAsia="NanumMyeongjo" w:cs="NanumMyeongjo"/>
-          <w:b w:val="0"/>
-          <w:i w:val="0"/>
-        </w:rPr>
-        <w:t>이처럼 읽으면 가훈과 건축은 따로 떨어진 관광 정보가 아니다. 한 가문의 생활공간이 지역의 의례·교육 공간과 어떤 관계로 설명되어 왔는지 검토하는 두 자료가 된다. 다만 같은 설명을 여러 관광 안내서가 반복한다고 독립된 증거가 여러 개 늘어난 것은 아니다. 서로 같은 소개글을 참고했는지 출전을 확인해야 하며, 추가 연구에서는 건축 조사자료와 가문 문서처럼 성격이 다른 근거를 찾아 대조한다.</w:t>
-      </w:r>
-    </w:p>
-    <w:p>
-      <w:pPr/>
-      <w:r>
-        <w:rPr>
-          <w:rFonts w:ascii="NanumMyeongjo" w:hAnsi="NanumMyeongjo" w:eastAsia="NanumMyeongjo" w:cs="NanumMyeongjo"/>
           <w:b/>
-          <w:i w:val="0"/>
         </w:rPr>
         <w:t>교과 연결:</w:t>
       </w:r>
       <w:r>
-        <w:rPr>
-          <w:rFonts w:ascii="NanumMyeongjo" w:hAnsi="NanumMyeongjo" w:eastAsia="NanumMyeongjo" w:cs="NanumMyeongjo"/>
-          <w:b w:val="0"/>
-          <w:i w:val="0"/>
-        </w:rPr>
-        <w:t xml:space="preserve"> 한국사의 조선사회와 향촌 생활, 사회의 재산·공동체, 국어의 규범적 문장과 사실적 문장 구분을 연결한다. 특정 가문의 도덕성에 대한 찬반보다 자료의 종류에 따른 해석의 범위를 평가한다.</w:t>
-      </w:r>
-    </w:p>
-    <w:p>
+        <w:t xml:space="preserve"> 한국사의 문화사, 국어의 매체와 설명문, 미술의 전시와 관람을 연결한다. 역사자료를 소비하는 관람자에서 전시의 근거를 검토하는 독자로 시선을 옮긴다.</w:t>
+      </w:r>
+    </w:p>
+    <w:p>
+      <w:bookmarkStart w:id="10" w:name="c_essay_08"/>
       <w:pPr>
         <w:pStyle w:val="Heading1"/>
         <w:pageBreakBefore/>
       </w:pPr>
-      <w:bookmarkStart w:id="7" w:name="g_C_7"/>
+      <w:r>
+        <w:t>08. 신라의 유리와 교류</w:t>
+      </w:r>
+      <w:bookmarkEnd w:id="10"/>
+    </w:p>
+    <w:p>
+      <w:pPr>
+        <w:pStyle w:val="Heading2"/>
+      </w:pPr>
+      <w:r>
+        <w:t>유리 자료와 교류 연구</w:t>
+      </w:r>
+    </w:p>
+    <w:p>
+      <w:r>
+        <w:t xml:space="preserve">신라 고분에서 나온 유리그릇과 구슬은 재료와 제작 기법, 지역 간 교류를 연구하는 자료다. 국립경주박물관은 2019년 고대 유리를 주제로 국제학술심포지엄을 열어 분석과 제작·유통에 관한 논의를 소개했다. 외래적인 형태를 발견하는 데서 더 나아가 어떤 분석이 제작지와 이동 경로에 관한 설명을 뒷받침하는지 살펴볼 수 있다. </w:t>
+      </w:r>
+      <w:hyperlink w:anchor="source_c_09">
+        <w:r>
+          <w:rPr>
+            <w:color w:val="6B382F"/>
+          </w:rPr>
+          <w:t>[C-09]</w:t>
+        </w:r>
+      </w:hyperlink>
+    </w:p>
+    <w:p>
+      <w:r>
+        <w:t>유리의 이동을 설명할 때는 원료를 마련한 곳, 그릇을 만든 곳, 장식을 더한 곳, 마지막에 묻힌 곳을 나누어 생각한다. 이 장소들이 모두 같을 수도, 여러 지역에 걸칠 수도 있다. 형태의 비교와 재료 분석은 각각 다른 단서를 제공한다. 경주에서 출토되었다는 정보는 그 이동의 마지막 한 지점을 알려 준다.</w:t>
+      </w:r>
+    </w:p>
+    <w:p>
+      <w:pPr>
+        <w:pStyle w:val="Heading2"/>
+      </w:pPr>
+      <w:r>
+        <w:t>형태 비교와 재료 분석</w:t>
+      </w:r>
+    </w:p>
+    <w:p>
+      <w:r>
+        <w:t>제작지로 추정되는 지역과 출토지를 지도에서 이으면 두 지점의 거리는 보인다. 그러나 그 선이 곧 실제 이동 경로는 아니다. 물건은 중간 지역을 여러 차례 거쳤을 수 있고, 서로 다른 시기에 거래되었을 수 있다. 직접 교역과 간접 유통 가운데 어느 설명이 맞는지 알려면 중간 지역의 출토품과 문헌을 함께 검토해야 한다.</w:t>
+      </w:r>
+    </w:p>
+    <w:p>
+      <w:r>
+        <w:t xml:space="preserve">박물관의 연구 소개에서 유리용기와 유리구슬의 재질 분류가 다르게 나타나는 사례는 ‘유리’라는 하나의 이름 아래 여러 물질적 특성이 존재할 수 있음을 보여준다. 학생에게 모든 화학 성분의 수치를 외우게 할 필요는 없다. 같은 이름으로 묶인 물건에도 차이가 있으며, 그 차이가 제작과 교류에 관한 질문을 바꿀 수 있다는 점을 이해하면 된다. </w:t>
+      </w:r>
+      <w:hyperlink w:anchor="source_c_09">
+        <w:r>
+          <w:rPr>
+            <w:color w:val="6B382F"/>
+          </w:rPr>
+          <w:t>[C-09]</w:t>
+        </w:r>
+      </w:hyperlink>
+    </w:p>
+    <w:p>
+      <w:r>
+        <w:t>분석 결과는 연구자가 어떤 표본과 방법을 사용했는지와 함께 읽어야 한다. 하나의 유물에서 얻은 결과를 신라의 모든 유리제품에 적용하지 않는다. 자료집에서 소개한 연구 역시 해당 발표가 다룬 자료에 관한 것이며, 이후 연구 전체의 합의를 단정하는 문장으로 바꾸지 않는다. 학생은 출전의 연도와 대상 유물을 함께 표시한다.</w:t>
+      </w:r>
+    </w:p>
+    <w:p>
+      <w:pPr>
+        <w:pStyle w:val="Heading2"/>
+      </w:pPr>
+      <w:r>
+        <w:t>물건의 이동 경로</w:t>
+      </w:r>
+    </w:p>
+    <w:p>
+      <w:r>
+        <w:t>외부와 관련된 물건이 발견되면 무덤 주인이 외국인이었다고 곧바로 주장하기 쉽다. 그러나 물건은 교환과 증여, 재유통 등 다양한 관계를 통해 이동할 수 있다. 어떤 경로가 이 유물에 실제로 적용되었는지는 별도의 근거가 필요하다. 물건의 제작지에 대한 가설만으로 사용자의 민족적 정체성이나 언어를 확정할 수 없다.</w:t>
+      </w:r>
+    </w:p>
+    <w:p>
+      <w:r>
+        <w:t>이 점은 B안에서 해안 용기의 표면 문자를 보고 투기자의 국적을 판단하지 않는 원칙과 연결된다. 자료가 보여주는 정보와 행위자의 정체성은 같은 것이 아니다. 고대 교류를 설명하는 지도나 전시에서 인물과 이동 경로가 구체적으로 제시되면, 그 설명이 문자자료에 근거하는지 유물 비교에 근거하는지 확인한다. 흥미로운 이야기일수록 근거의 경로를 더 자세히 살피는 것이 필요하다.</w:t>
+      </w:r>
+    </w:p>
+    <w:p>
+      <w:r>
+        <w:t>학생의 보고서는 교류가 있었는지 없었는지를 단순히 판정하는 데 머물지 않는다. 무엇을 통해 어떤 종류의 연결을 검토할 수 있는지 설명한다. 재료와 형태의 비교가 제시하는 연결, 출토 맥락이 제시하는 사용의 정보, 문헌이 제시하는 교류 기록은 서로 보완할 수 있지만 동일한 증거는 아니다. 세 자료가 모두 없을 때는 확보한 자료의 범위에서만 결론을 낸다.</w:t>
+      </w:r>
+    </w:p>
+    <w:p>
+      <w:pPr>
+        <w:pStyle w:val="Heading2"/>
+      </w:pPr>
+      <w:r>
+        <w:t>부장품으로서의 외래 물건</w:t>
+      </w:r>
+    </w:p>
+    <w:p>
+      <w:r>
+        <w:t>어떤 물건이 멀리서 왔을 가능성이 있다고 해도, 그것이 무덤에 들어간 의미는 또 다른 문제다. 희소성이나 장식성, 의례적 선택, 소유 관계 등을 검토할 수 있지만 출토된 한 점만으로 의미를 하나로 고정하지 않는다. 같은 종류의 물건이 다른 무덤이나 생활공간에서도 발견되는지, 배치와 함께 놓인 물건이 어떠한지 비교할 자료가 필요하다.</w:t>
+      </w:r>
+    </w:p>
+    <w:p>
+      <w:r>
+        <w:t>이렇게 읽으면 ‘신라는 국제적인 나라였다’ 같은 큰 문장을 외우는 대신 그 문장을 뒷받침하는 증거가 어떤 종류인지 이해하게 된다. 큰 범위의 설명이 필요할 때도 개별 자료가 제공하는 정보와 여러 사례를 종합한 해석을 구별한다. 학생은 한 물건에서 시작하되 자신이 확인한 범위를 넘어선 부분에는 출전과 유보 표현을 붙인다.</w:t>
+      </w:r>
+    </w:p>
+    <w:p>
+      <w:r>
+        <w:t>최종 과제는 유물의 네 주소를 적는 것이다. 제작지, 사용지, 발견지, 현재 소장처를 나누고 각각 확실·추정·미확인 중 하나로 표시한다. 네 칸이 모두 채워지지 않아도 된다. 오히려 무엇을 더 조사해야 하는지가 분명해진다면 물건 한 점으로 충분히 깊은 탐구 질문을 만들 수 있다. 관람일에 해당 유리제품이 공개되지 않으면 공식 연구자료를 활용한 사후 읽기로 수행한다.</w:t>
+      </w:r>
+    </w:p>
+    <w:p>
+      <w:pPr>
+        <w:pStyle w:val="Heading2"/>
+      </w:pPr>
+      <w:r>
+        <w:t>원료·제작·가공의 장소</w:t>
+      </w:r>
+    </w:p>
+    <w:p>
+      <w:r>
+        <w:t xml:space="preserve">2019년 심포지엄 소개에는 지중해에서 만들어진 유리용기에 사산조 페르시아에서 커트 장식을 더했을 가능성을 검토한 연구가 소개된다. 황남대총 북분의 커트 장식 유리용기도 그러한 공정을 거쳐 신라로 들어왔을 것으로 추정한다는 설명이다. 이는 연구자가 제시한 특정 유물의 생산·후가공 가설이지 신라 유리 전체의 이동 경로를 확정한 결론은 아니다. </w:t>
+      </w:r>
+      <w:hyperlink w:anchor="source_c_09">
+        <w:r>
+          <w:rPr>
+            <w:color w:val="6B382F"/>
+          </w:rPr>
+          <w:t>[C-09]</w:t>
+        </w:r>
+      </w:hyperlink>
+    </w:p>
+    <w:p>
+      <w:r>
+        <w:t>이 사례를 사용하면 ‘어디에서 만들었는가’라는 질문 자체를 더 세분할 수 있다. 원료를 얻은 곳, 유리 덩어리나 용기를 만든 곳, 표면을 가공한 곳, 사용한 곳, 무덤에 묻힌 곳이 하나의 장소일 필요는 없다. 물건에 남은 성분과 형태, 표면 장식이 각각 어느 단계에 관한 정보를 주는지 구분하면 서로 다른 분석 결과가 왜 함께 필요한지 이해할 수 있다.</w:t>
+      </w:r>
+    </w:p>
+    <w:p>
+      <w:r>
+        <w:t>학생은 이동 경로를 실선 한 줄로 그리는 대신 과정별 칸을 만든다. 각 칸에는 연구가 사용한 근거를 적고 칸 사이의 연결은 확실성에 따라 달리 표시한다. 이렇게 작성한 도식에는 빈칸이 남을 수 있지만, 그 빈칸은 교류가 없었다는 뜻이 아니라 아직 확인하지 못한 경로를 뜻한다. 세계사의 교역망을 한 개의 유명한 길 이름으로 끝내지 않고, 여러 단계의 생산과 교환이 결합된 관계로 읽는 연습이다.</w:t>
+      </w:r>
+    </w:p>
+    <w:p>
+      <w:pPr>
+        <w:pStyle w:val="Heading3"/>
+      </w:pPr>
+      <w:r>
+        <w:t>활동과 기록</w:t>
+      </w:r>
+    </w:p>
+    <w:p>
       <w:r>
         <w:rPr>
-          <w:rFonts w:ascii="Noto Sans CJK KR" w:hAnsi="Noto Sans CJK KR" w:eastAsia="Noto Sans CJK KR" w:cs="Noto Sans CJK KR"/>
-          <w:sz w:val="38"/>
-        </w:rPr>
-        <w:t>C-06. 교촌과 경주향교 — 한 장소 안에 겹쳐 있는 교육의 역사</w:t>
-      </w:r>
-      <w:bookmarkEnd w:id="7"/>
-    </w:p>
-    <w:p>
-      <w:pPr>
-        <w:pStyle w:val="Heading2"/>
-      </w:pPr>
-      <w:r>
-        <w:rPr>
-          <w:rFonts w:ascii="Noto Sans CJK KR" w:hAnsi="Noto Sans CJK KR" w:eastAsia="Noto Sans CJK KR" w:cs="Noto Sans CJK KR"/>
-          <w:sz w:val="26"/>
-        </w:rPr>
-        <w:t>1. ‘천년의 배움터’라는 표현을 어떻게 읽을 것인가</w:t>
-      </w:r>
-    </w:p>
-    <w:p>
-      <w:pPr/>
-      <w:r>
-        <w:rPr>
-          <w:rFonts w:ascii="NanumMyeongjo" w:hAnsi="NanumMyeongjo" w:eastAsia="NanumMyeongjo" w:cs="NanumMyeongjo"/>
-          <w:b w:val="0"/>
-          <w:i w:val="0"/>
-        </w:rPr>
-        <w:t>교촌은 경주향교와 관련된 지명으로 이해할 수 있는 공간이다. 지역의 소개에서는 신라 국학, 고려의 교육기관, 조선 향교를 연결하여 설명한다. 그러나 같은 장소에 교육의 기억이 이어진다는 서술이 같은 건물과 제도가 끊임없이 동일하게 운영되었다는 뜻은 아니다. 국학과 향교의 제도적 성격, 대상, 교육 내용은 각각의 시대 속에서 살펴야 한다. [C-05, C-06]</w:t>
-      </w:r>
-    </w:p>
-    <w:p>
-      <w:pPr/>
-      <w:r>
-        <w:rPr>
-          <w:rFonts w:ascii="NanumMyeongjo" w:hAnsi="NanumMyeongjo" w:eastAsia="NanumMyeongjo" w:cs="NanumMyeongjo"/>
-          <w:b w:val="0"/>
-          <w:i w:val="0"/>
-        </w:rPr>
-        <w:t>한국민족문화대백과사전의 경주향교 항목은 창건 연대가 명확하지 않다고 밝히고, 신라 국학이 있던 곳이라는 전승을 소개한다. 현존 건물에 대해서는 임진왜란 때의 소실과 이후 중건을 설명한다. 따라서 지금 보이는 건물을 신라시대의 교실이라고 부르지 않는다. 지명과 장소의 기억, 건물의 연대, 기관의 연혁을 서로 다른 칸에 적는 것이 이 장의 기본 활동이다. [C-06]</w:t>
-      </w:r>
-    </w:p>
-    <w:p>
-      <w:pPr>
-        <w:pStyle w:val="Heading2"/>
-      </w:pPr>
-      <w:r>
-        <w:rPr>
-          <w:rFonts w:ascii="Noto Sans CJK KR" w:hAnsi="Noto Sans CJK KR" w:eastAsia="Noto Sans CJK KR" w:cs="Noto Sans CJK KR"/>
-          <w:sz w:val="26"/>
-        </w:rPr>
-        <w:t>2. 배우는 공간과 제향의 공간이 함께 있다</w:t>
-      </w:r>
-    </w:p>
-    <w:p>
-      <w:pPr/>
-      <w:r>
-        <w:rPr>
-          <w:rFonts w:ascii="NanumMyeongjo" w:hAnsi="NanumMyeongjo" w:eastAsia="NanumMyeongjo" w:cs="NanumMyeongjo"/>
-          <w:b w:val="0"/>
-          <w:i w:val="0"/>
-        </w:rPr>
-        <w:t>경주향교는 앞쪽의 대성전 중심 제향 영역과 뒤쪽의 명륜당 중심 강학 영역을 갖춘 배치로 설명된다. 대성전은 공자와 선현의 위패를 모시는 공간이며 명륜당은 교육과 관련된 공간이다. 이러한 배치를 전묘후학이라고 부르지만, 용어 암기보다 서로 다른 기능이 왜 한 기관 안에 놓이는지 질문하는 편이 중요하다. [C-07]</w:t>
-      </w:r>
-    </w:p>
-    <w:p>
-      <w:pPr/>
-      <w:r>
-        <w:rPr>
-          <w:rFonts w:ascii="NanumMyeongjo" w:hAnsi="NanumMyeongjo" w:eastAsia="NanumMyeongjo" w:cs="NanumMyeongjo"/>
-          <w:b w:val="0"/>
-          <w:i w:val="0"/>
-        </w:rPr>
-        <w:t>학생은 학교를 교실과 시험의 공간으로만 생각할 수 있다. 향교의 공간은 교육이 지식 전달뿐 아니라 사회적 규범과 의례, 지역 질서의 형성과 연결될 수 있음을 생각하게 한다. 다만 이것이 조선시대 학생 모두가 같은 경험을 했다는 뜻은 아니다. 교육 대상과 실제 참여, 운영 시기의 차이를 검토하려면 교안이나 명단, 운영 문서 등 추가 자료가 필요하다.</w:t>
-      </w:r>
-    </w:p>
-    <w:p>
-      <w:pPr/>
-      <w:r>
-        <w:rPr>
-          <w:rFonts w:ascii="NanumMyeongjo" w:hAnsi="NanumMyeongjo" w:eastAsia="NanumMyeongjo" w:cs="NanumMyeongjo"/>
-          <w:b w:val="0"/>
-          <w:i w:val="0"/>
-        </w:rPr>
-        <w:t>향교를 오늘날의 공립학교, 서원을 사립학교에 비유하는 설명은 첫 이해를 도울 수 있다. 그러나 현재의 교육제도와 그대로 같다고 받아들이면 오해가 생긴다. 제향의 기능, 국가와 지역사회의 관계, 교육 기회의 조건이 다르기 때문이다. 비유를 사용한 뒤에는 반드시 같지 않은 점을 한 가지 이상 덧붙인다. 쉬운 설명이 역사적 차이를 지우지 않도록 하는 장치다.</w:t>
-      </w:r>
-    </w:p>
-    <w:p>
-      <w:pPr>
-        <w:pStyle w:val="Heading2"/>
-      </w:pPr>
-      <w:r>
-        <w:rPr>
-          <w:rFonts w:ascii="Noto Sans CJK KR" w:hAnsi="Noto Sans CJK KR" w:eastAsia="Noto Sans CJK KR" w:cs="Noto Sans CJK KR"/>
-          <w:sz w:val="26"/>
-        </w:rPr>
-        <w:t>3. 중건과 수리는 건물의 역사 바깥에 있지 않다</w:t>
-      </w:r>
-    </w:p>
-    <w:p>
-      <w:pPr/>
-      <w:r>
-        <w:rPr>
-          <w:rFonts w:ascii="NanumMyeongjo" w:hAnsi="NanumMyeongjo" w:eastAsia="NanumMyeongjo" w:cs="NanumMyeongjo"/>
-          <w:b w:val="0"/>
-          <w:i w:val="0"/>
-        </w:rPr>
-        <w:t>경주향교 대성전의 설명은 1600년 중건과 이후의 보수, 2000년 수리 중 확인된 상량문 등을 건물의 역사를 파악하는 자료로 제시한다. 한 번 세워진 건물이 변하지 않고 남아 있는 모습만이 유산의 역사는 아니다. 소실과 재건, 부재의 교체, 새로운 기록의 발견도 그 건물이 거쳐 온 시간이다. [C-07]</w:t>
-      </w:r>
-    </w:p>
-    <w:p>
-      <w:pPr/>
-      <w:r>
-        <w:rPr>
-          <w:rFonts w:ascii="NanumMyeongjo" w:hAnsi="NanumMyeongjo" w:eastAsia="NanumMyeongjo" w:cs="NanumMyeongjo"/>
-          <w:b w:val="0"/>
-          <w:i w:val="0"/>
-        </w:rPr>
-        <w:t>이 지점에서 학생은 ‘원래 모습’이라는 말을 조금 더 구체적으로 쓸 수 있다. 처음 창건되었을 때의 모습인지, 임진왜란 이후 중건된 모습인지, 어느 시기의 수리 자료를 기준으로 한 것인지 질문하는 것이다. 건물의 어느 부분이 어느 시기의 자료에 근거하는지 알 수 없다면, 전체를 단일한 연도로 설명하는 대신 확인된 연혁만 적는다.</w:t>
-      </w:r>
-    </w:p>
-    <w:p>
-      <w:pPr/>
-      <w:r>
-        <w:rPr>
-          <w:rFonts w:ascii="NanumMyeongjo" w:hAnsi="NanumMyeongjo" w:eastAsia="NanumMyeongjo" w:cs="NanumMyeongjo"/>
-          <w:b w:val="0"/>
-          <w:i w:val="0"/>
-        </w:rPr>
-        <w:t>수리 때 발견한 글이 건립 연혁을 밝히는 데 도움이 된다는 사실은 문자자료와 건축자료의 결합을 보여준다. 그러나 글 한 편이 건물의 모든 변화를 설명하는 것은 아닐 수 있다. 글의 작성 목적과 시점, 실제 구조의 흔적을 함께 비교해야 한다. 학생은 같은 장소의 역사도 자료의 종류가 늘어나면 질문이 바뀔 수 있음을 이해하게 된다.</w:t>
-      </w:r>
-    </w:p>
-    <w:p>
-      <w:pPr>
-        <w:pStyle w:val="Heading2"/>
-      </w:pPr>
-      <w:r>
-        <w:rPr>
-          <w:rFonts w:ascii="Noto Sans CJK KR" w:hAnsi="Noto Sans CJK KR" w:eastAsia="Noto Sans CJK KR" w:cs="Noto Sans CJK KR"/>
-          <w:sz w:val="26"/>
-        </w:rPr>
-        <w:t>4. 살아 있는 마을과 관광의 공간을 동시에 존중한다</w:t>
-      </w:r>
-    </w:p>
-    <w:p>
-      <w:pPr/>
-      <w:r>
-        <w:rPr>
-          <w:rFonts w:ascii="NanumMyeongjo" w:hAnsi="NanumMyeongjo" w:eastAsia="NanumMyeongjo" w:cs="NanumMyeongjo"/>
-          <w:b w:val="0"/>
-          <w:i w:val="0"/>
-        </w:rPr>
-        <w:t>교촌을 걸을 때 문화유산, 거주 공간, 상업시설, 관람 편의시설이 한 시야에 들어올 수 있다. 이를 모두 ‘조선시대 마을의 원형’이라고 부르지 않는다. 건물마다 기능과 조성 시기, 공개 범위가 다를 수 있기 때문이다. 현재 주민과 운영자의 공간을 존중하며 허용된 동선에서 관찰하고, 사적인 내부를 허락 없이 촬영하지 않는다.</w:t>
-      </w:r>
-    </w:p>
-    <w:p>
-      <w:pPr/>
-      <w:r>
-        <w:rPr>
-          <w:rFonts w:ascii="NanumMyeongjo" w:hAnsi="NanumMyeongjo" w:eastAsia="NanumMyeongjo" w:cs="NanumMyeongjo"/>
-          <w:b w:val="0"/>
-          <w:i w:val="0"/>
-        </w:rPr>
-        <w:t>학생이 관심을 가져야 할 것은 무엇이 오래되었는가만이 아니다. 어떤 부분을 역사적 기억으로 설명하고, 어떤 부분을 현재의 체험과 소비 공간으로 운영하는지도 질문할 수 있다. 그렇다고 문화유산을 활용한 상업활동을 곧바로 훼손이나 실패로 판정하지 않는다. 실제 활용 방식과 보존 조건, 이용자의 경험을 구체적으로 살핀 뒤 주장의 범위를 정한다.</w:t>
-      </w:r>
-    </w:p>
-    <w:p>
-      <w:pPr/>
-      <w:r>
-        <w:rPr>
-          <w:rFonts w:ascii="NanumMyeongjo" w:hAnsi="NanumMyeongjo" w:eastAsia="NanumMyeongjo" w:cs="NanumMyeongjo"/>
-          <w:b w:val="0"/>
-          <w:i w:val="0"/>
-        </w:rPr>
-        <w:t>교촌에서 작성할 최종 기록은 ‘한 장소의 세 시간’이다. 전승과 연혁에서 확인한 과거, 현존 건물의 중건·수리 시기, 오늘 관찰한 이용 모습을 각각 적는다. 세 시간이 서로 연결되면서도 동일하지 않다는 점을 한 문장으로 설명한다. 이는 대릉원에서 고대 무덤과 현재 공원을 구별한 경험을 다른 시대의 공간에 적용하는 활동이다.</w:t>
-      </w:r>
-    </w:p>
-    <w:p>
-      <w:pPr>
-        <w:pStyle w:val="Heading2"/>
-      </w:pPr>
-      <w:r>
-        <w:rPr>
-          <w:rFonts w:ascii="Noto Sans CJK KR" w:hAnsi="Noto Sans CJK KR" w:eastAsia="Noto Sans CJK KR" w:cs="Noto Sans CJK KR"/>
-          <w:sz w:val="26"/>
-        </w:rPr>
-        <w:t>심화 해설. 서로 다른 연표를 나란히 놓는 방법</w:t>
-      </w:r>
-    </w:p>
-    <w:p>
-      <w:pPr/>
-      <w:r>
-        <w:rPr>
-          <w:rFonts w:ascii="NanumMyeongjo" w:hAnsi="NanumMyeongjo" w:eastAsia="NanumMyeongjo" w:cs="NanumMyeongjo"/>
-          <w:b w:val="0"/>
-          <w:i w:val="0"/>
-        </w:rPr>
-        <w:t>교촌을 정리하는 연표는 하나의 긴 선보다 세 줄로 만드는 편이 정확하다. 첫째 줄에는 국학·향교와 관련된 제도의 연혁, 둘째 줄에는 현존 건물의 소실·중건·수리, 셋째 줄에는 오늘의 공개·활용을 적는다. 어느 제도가 이곳에 있었다는 설명이 현존 부재의 제작연대를 알려주는 것은 아니기 때문에 세 줄을 처음부터 합치지 않는다. 국학이 있던 곳이라는 전승과 향교의 창건 연대가 명확하지 않다는 학술 설명도 각각의 출처와 함께 놓는다. [C-06, C-07]</w:t>
-      </w:r>
-    </w:p>
-    <w:p>
-      <w:pPr/>
-      <w:r>
-        <w:rPr>
-          <w:rFonts w:ascii="NanumMyeongjo" w:hAnsi="NanumMyeongjo" w:eastAsia="NanumMyeongjo" w:cs="NanumMyeongjo"/>
-          <w:b w:val="0"/>
-          <w:i w:val="0"/>
-        </w:rPr>
-        <w:t>두 연표 사이를 잇는 화살표에는 관계의 성격을 적는다. ‘같은 장소로 전승됨’, ‘소실 뒤 중건됨’, ‘수리 과정에서 문서가 확인됨’은 서로 다른 연결이다. 단지 앞의 날짜 다음에 뒤의 날짜가 온다는 이유로 제도와 사람, 건축기술이 모두 끊김 없이 이어졌다고 결론 내리지 않는다. 연속과 변화는 연표의 모양이 아니라 자료를 통해 설명해야 한다.</w:t>
-      </w:r>
-    </w:p>
-    <w:p>
-      <w:pPr/>
-      <w:r>
-        <w:rPr>
-          <w:rFonts w:ascii="NanumMyeongjo" w:hAnsi="NanumMyeongjo" w:eastAsia="NanumMyeongjo" w:cs="NanumMyeongjo"/>
-          <w:b w:val="0"/>
-          <w:i w:val="0"/>
-        </w:rPr>
-        <w:t>학생은 이 도구를 자신의 학교 역사에도 적용해 볼 수 있다. 학교의 설립연도, 현재 교사의 준공연도, 교명 변경연도는 서로 다른 사건이다. 자신의 생활공간에서 이 차이를 이해하면 ‘오래된 배움터’라는 지역의 설명도 더 구체적으로 읽게 된다. 비교는 향교를 현대 학교와 같다고 만드는 비유가 아니라, 기관과 건물의 시간을 구분하기 위한 학습 방법이다.</w:t>
-      </w:r>
-    </w:p>
-    <w:p>
-      <w:pPr/>
-      <w:r>
-        <w:rPr>
-          <w:rFonts w:ascii="NanumMyeongjo" w:hAnsi="NanumMyeongjo" w:eastAsia="NanumMyeongjo" w:cs="NanumMyeongjo"/>
           <w:b/>
-          <w:i w:val="0"/>
         </w:rPr>
         <w:t>교과 연결:</w:t>
       </w:r>
       <w:r>
-        <w:rPr>
-          <w:rFonts w:ascii="NanumMyeongjo" w:hAnsi="NanumMyeongjo" w:eastAsia="NanumMyeongjo" w:cs="NanumMyeongjo"/>
-          <w:b w:val="0"/>
-          <w:i w:val="0"/>
-        </w:rPr>
-        <w:t xml:space="preserve"> 한국사의 유교문화와 교육, 세계사의 제도와 의례, 지리의 장소성과 문화경관을 연결한다. ‘천년’이라는 수식어를 그대로 반복하기보다 지속된 요소와 바뀐 요소를 구체적으로 구별한다.</w:t>
-      </w:r>
-    </w:p>
-    <w:p>
+        <w:t xml:space="preserve"> 세계사의 교류와 교역망, 한국사의 고대 문화, 과학의 재료 분석을 연결한다. 물건이 움직인 사실과 사람이 이동한 사실을 같은 것으로 취급하지 않는다.</w:t>
+      </w:r>
+    </w:p>
+    <w:p>
+      <w:bookmarkStart w:id="11" w:name="c_essay_09"/>
       <w:pPr>
         <w:pStyle w:val="Heading1"/>
         <w:pageBreakBefore/>
       </w:pPr>
-      <w:bookmarkStart w:id="8" w:name="g_C_8"/>
+      <w:r>
+        <w:t>09. 한 점을 설명하는 글</w:t>
+      </w:r>
+      <w:bookmarkEnd w:id="11"/>
+    </w:p>
+    <w:p>
+      <w:pPr>
+        <w:pStyle w:val="Heading2"/>
+      </w:pPr>
+      <w:r>
+        <w:t>대상 한 점을 고르는 기준</w:t>
+      </w:r>
+    </w:p>
+    <w:p>
+      <w:pPr>
+        <w:spacing w:after="0"/>
+      </w:pPr>
+      <w:r>
+        <w:t>마지막 활동은 유물 한 점의 설명문을 쓰는 일이다. 천마총의 말다래, 교촌에서 본 건축 요소, 박물관 전시품 가운데 실제로 관찰한 대상을 고른다. 이름과 출전을 먼저 적고, 보는 사람이 무엇을 이해하면 좋을지 정한다. 여러 장소를 한꺼번에 소개하는 대신 한 대상의 특징과 근거를 정확하게 전달하는 과제다.</w:t>
+      </w:r>
+    </w:p>
+    <w:p>
+      <w:pPr>
+        <w:spacing w:after="0"/>
+      </w:pPr>
+      <w:r>
+        <w:t>전시 설명은 낯선 독자에게 필요한 정보를 고르는 글이다. 글을 읽는 사람은 현장에 없었을 수 있으므로 물건의 이름과 쓰임, 눈여겨볼 특징을 구체적으로 적는다. 수업에서 붙인 ‘1점 큐레이터’라는 이름은 이 짧은 해설 활동을 뜻한다.</w:t>
+      </w:r>
+    </w:p>
+    <w:p>
+      <w:pPr>
+        <w:pStyle w:val="Heading2"/>
+      </w:pPr>
+      <w:r>
+        <w:t>80자 설명과 출전 메모</w:t>
+      </w:r>
+    </w:p>
+    <w:p>
+      <w:pPr>
+        <w:spacing w:after="0"/>
+      </w:pPr>
+      <w:r>
+        <w:t>기존 코스의 80자 라벨 활동은 유지하되 짧은 문장만 제출하게 하지 않는다. 라벨은 물건의 기능이나 맥락을 독자에게 전달하는 공개용 글이고, 그 뒤의 근거 메모는 어떤 자료를 사용했는지 검토하기 위한 기록이다. 라벨에 모든 출전을 넣기 어렵다면 번호를 붙이고 별도의 메모에서 출처·자료 종류·확실성 수준을 설명한다.</w:t>
+      </w:r>
+    </w:p>
+    <w:p>
+      <w:pPr>
+        <w:spacing w:after="0"/>
+      </w:pPr>
+      <w:r>
+        <w:t>라벨의 핵심 문장은 ‘이 유물은 무엇이다’와 ‘이 유물이 무엇을 생각하게 한다’로 나눌 수 있다. 첫 문장은 사실 확인이 중심이며, 두 번째는 자료에 근거한 해석이 중심이다. 두 문장을 결합하더라도 독자가 무엇이 확인된 정보인지 알 수 있어야 한다. 학생은 자신이 관찰한 특징을 설명문에서 얻은 사실과 구별하고, 추정으로 제시된 내용을 확정형으로 바꾸지 않는다.</w:t>
+      </w:r>
+    </w:p>
+    <w:p>
+      <w:pPr>
+        <w:spacing w:after="0"/>
+      </w:pPr>
+      <w:r>
+        <w:t>글자 수는 사고를 압축하는 장치이지 모든 학생에게 동일한 표현을 강요하기 위한 기준이 아니다. 수업에서는 80자 안팎을 기준으로 조정할 수 있다. 중요한 것은 출토지와 제작지를 뒤섞지 않고, 물건의 이름을 무덤 주인의 실명처럼 쓰지 않으며, 시기와 자료의 종류를 정확하게 유지하는 것이다. 짧은 문장이 길고 복잡한 연구를 왜곡하지 않도록 검토한다.</w:t>
+      </w:r>
+    </w:p>
+    <w:p>
+      <w:pPr>
+        <w:pStyle w:val="Heading2"/>
+      </w:pPr>
+      <w:r>
+        <w:t>독자를 정해 설명하기</w:t>
+      </w:r>
+    </w:p>
+    <w:p>
+      <w:pPr>
+        <w:spacing w:after="0"/>
+      </w:pPr>
+      <w:r>
+        <w:t>같은 물건을 친구에게 설명하는 문장과 처음 보는 방문객에게 설명하는 문장을 각각 써 볼 수 있다. 친구에게는 수업에서 다룬 용어를 쓸 수 있지만, 방문객에게는 그 용어의 뜻부터 풀어야 할 수 있다. 독자가 바뀌어도 연대와 출토지, 자료가 확인해 주는 사실은 달라지지 않는다.</w:t>
+      </w:r>
+    </w:p>
+    <w:p>
+      <w:pPr>
+        <w:spacing w:after="0"/>
+      </w:pPr>
+      <w:r>
+        <w:t>그다음 두 학생이 서로의 라벨을 읽고 질문을 남긴다. “왜 그렇게 생각했는가”, “그것을 직접 보았는가”, “설명판에도 추정이라고 적혀 있었는가”처럼 근거를 확인하는 질문이 적합하다. 글의 멋이나 감동만 평가하지 않는다. 반론을 받은 학생은 어떤 문장을 유지하고 어떤 문장을 바꾸었는지, 그 이유를 수정 기록에 적는다.</w:t>
+      </w:r>
+    </w:p>
+    <w:p>
+      <w:pPr>
+        <w:spacing w:after="0"/>
+      </w:pPr>
+      <w:r>
+        <w:t>수정 전후를 함께 보관하면 교사는 학생이 자료의 범위를 이해하며 설명을 조정했는지 확인할 수 있다. 처음의 문장에 오류가 있었다는 사실만으로 학습을 낮게 평가할 필요는 없다. 중요한 것은 자료와 피드백을 받아 오류를 구체적으로 고쳤는지다. 반대로 처음부터 잘 다듬어진 문장을 제출했더라도 실제 근거를 설명하지 못하면 탐구 과정이 확인되었다고 볼 수 없다.</w:t>
+      </w:r>
+    </w:p>
+    <w:p>
+      <w:pPr>
+        <w:pStyle w:val="Heading2"/>
+      </w:pPr>
+      <w:r>
+        <w:t>관찰·촬영·공유의 범위</w:t>
+      </w:r>
+    </w:p>
+    <w:p>
+      <w:pPr>
+        <w:spacing w:after="0"/>
+      </w:pPr>
+      <w:r>
+        <w:t>장례 유물을 설명할 때 피장자를 신비롭거나 자극적인 이야기의 주인공으로만 다루지 않는다. 사람의 죽음과 관련된 자료라는 점을 고려하고, 실명이나 성별·나이·신분에 관한 불확실성을 숨기지 않는다. 전시된 자료가 인골인지 모형인지, 그림인지 재현품인지 표시되어 있다면 그대로 기록한다. 사진 공개 여부와 관람 규칙을 준수한다.</w:t>
+      </w:r>
+    </w:p>
+    <w:p>
+      <w:pPr>
+        <w:spacing w:after="0"/>
+      </w:pPr>
+      <w:r>
+        <w:t>현대의 방문객과 지역 주민도 같은 존중의 대상이다. 답사 사진에는 탐구에 불필요한 얼굴이나 사적인 생활공간이 들어갈 수 있다. 결과물을 학교신문이나 온라인에 공개할 때에는 촬영·이용 허용 범위를 확인하고 개인을 식별할 필요가 없는 정보는 제외한다. 문화유산을 공부한다는 이유가 타인의 생활을 무제한으로 기록할 권리를 주는 것은 아니다.</w:t>
+      </w:r>
+    </w:p>
+    <w:p>
+      <w:pPr>
+        <w:spacing w:after="0"/>
+      </w:pPr>
+      <w:r>
+        <w:t>설명문 예시는 글의 구조를 참고하는 데만 사용한다. 관찰하지 않은 유물이나 읽지 않은 자료는 자신의 활동으로 적지 않는다. 당일 전시나 관람 범위가 달라지면 실제로 본 대상으로 바꾼다. 메모에는 선택한 대상과 사용한 자료를 남겨 글의 근거를 확인할 수 있게 한다.</w:t>
+      </w:r>
+    </w:p>
+    <w:p>
+      <w:pPr>
+        <w:pStyle w:val="Heading2"/>
+      </w:pPr>
+      <w:r>
+        <w:t>처음의 질문과 달라진 생각</w:t>
+      </w:r>
+    </w:p>
+    <w:p>
+      <w:pPr>
+        <w:spacing w:after="0"/>
+      </w:pPr>
+      <w:r>
+        <w:t>대릉원에서는 과거의 구조와 현재의 관람 공간을, 쪽샘에서는 조사와 재현을, 교촌에서는 건물·전승·규범을, 박물관에서는 유물과 설명을 구분했다. 이 네 번의 구분은 모두 ‘과거는 어떤 근거를 통해 오늘의 설명이 되는가’라는 질문으로 이어진다. 학생의 마지막 한 문장은 방문지의 나열이 아니라 이 질문에 대한 잠정적인 답이어야 한다.</w:t>
+      </w:r>
+    </w:p>
+    <w:p>
+      <w:pPr>
+        <w:spacing w:after="0"/>
+      </w:pPr>
+      <w:r>
+        <w:t>처음의 질문과 답사 뒤 남은 질문을 비교해 보자. ‘이 물건은 무엇일까’에서 시작해 재료와 용도를 알게 되었다면, 아직 모르는 제작지나 사용 방법을 다음 질문으로 적을 수 있다. 생각이 바뀐 이유는 사진의 어느 부분이나 자료의 어느 설명 때문이었는지 구체적으로 제시한다.</w:t>
+      </w:r>
+    </w:p>
+    <w:p>
+      <w:pPr>
+        <w:pStyle w:val="Heading2"/>
+      </w:pPr>
+      <w:r>
+        <w:t>문장을 고치고 근거 확인하기</w:t>
+      </w:r>
+    </w:p>
+    <w:p>
+      <w:pPr>
+        <w:spacing w:after="0"/>
+      </w:pPr>
+      <w:r>
+        <w:t>최종 글을 완성한 학생에게 마지막으로 할 일은 문장마다 그 문장을 지지하는 자료를 연결하는 것이다. 라벨에는 짧게 ‘천마총 출토 말다래’라고 적더라도 근거 메모에는 출토지와 기능을 어느 자료에서 확인했는지 남긴다. ‘제작자의 의도’나 ‘피장자의 신분’처럼 한 단계 더 나아간 표현에는 추정임을 표시했는지 점검한다. 근거가 없는 문장은 완곡하게 바꾸는 것만으로 해결되지 않으며 삭제하거나 질문으로 돌려야 한다.</w:t>
+      </w:r>
+    </w:p>
+    <w:p>
+      <w:pPr>
+        <w:spacing w:after="0"/>
+      </w:pPr>
+      <w:r>
+        <w:t>반대로 자료에서 글로 돌아오는 검토도 필요하다. 처음에 중요한 줄 알고 수집했지만 최종 주장과 관계없는 사진은 부록으로 돌릴 수 있다. 관련 없는 자료를 많이 붙이면 글이 학술적으로 보일 수는 있어도 주장의 타당성이 커지는 것은 아니다. 학생은 핵심 증거 두세 개를 선택한 이유와 제외한 자료의 이유를 짧게 적는다. 이 메모는 주제 선정과 자료 평가의 실제 과정을 보여준다.</w:t>
+      </w:r>
+    </w:p>
+    <w:p>
+      <w:pPr>
+        <w:spacing w:after="0"/>
+      </w:pPr>
+      <w:r>
+        <w:t>마지막 교정은 모둠원이 서로의 글을 읽고 ‘이 문장만 읽으면 사실로 오해할 부분’을 표시하는 방식으로 한다. 수정자는 지적을 무조건 받아들이지 않고 원자료를 다시 보아 결정한다. 제출물에 최초 문장과 수정 문장, 바꾼 이유를 함께 남기면 생각의 변화가 추상적인 소감 대신 확인 가능한 흔적이 된다. 이 과정이 80자의 최종 라벨보다 길어도 괜찮다. 짧은 결과물이 긴 연구와 검토를 압축한 것임을 보여주는 것이 이 활동의 목적이다.</w:t>
+      </w:r>
+    </w:p>
+    <w:p>
+      <w:pPr>
+        <w:pStyle w:val="Heading3"/>
+      </w:pPr>
+      <w:r>
+        <w:t>활동과 기록</w:t>
+      </w:r>
+    </w:p>
+    <w:p>
+      <w:pPr>
+        <w:spacing w:after="0"/>
+      </w:pPr>
       <w:r>
         <w:rPr>
-          <w:rFonts w:ascii="Noto Sans CJK KR" w:hAnsi="Noto Sans CJK KR" w:eastAsia="Noto Sans CJK KR" w:cs="Noto Sans CJK KR"/>
-          <w:sz w:val="38"/>
+          <w:b/>
         </w:rPr>
-        <w:t>C-07. 국립경주박물관 — 과거는 어떤 순서로 전시되는가</w:t>
-      </w:r>
-      <w:bookmarkEnd w:id="8"/>
-    </w:p>
-    <w:p>
-      <w:pPr>
-        <w:pStyle w:val="Heading2"/>
-      </w:pPr>
-      <w:r>
-        <w:rPr>
-          <w:rFonts w:ascii="Noto Sans CJK KR" w:hAnsi="Noto Sans CJK KR" w:eastAsia="Noto Sans CJK KR" w:cs="Noto Sans CJK KR"/>
-          <w:sz w:val="26"/>
-        </w:rPr>
-        <w:t>1. 발굴된 장소와 전시되는 장소를 연결한다</w:t>
-      </w:r>
-    </w:p>
-    <w:p>
-      <w:pPr/>
-      <w:r>
-        <w:rPr>
-          <w:rFonts w:ascii="NanumMyeongjo" w:hAnsi="NanumMyeongjo" w:eastAsia="NanumMyeongjo" w:cs="NanumMyeongjo"/>
-          <w:b w:val="0"/>
-          <w:i w:val="0"/>
-        </w:rPr>
-        <w:t>오전에 대릉원과 쪽샘을 보고 오후에 박물관으로 이동하는 순서는 유적과 유물을 다시 연결하기 위한 것이다. 무덤에서 나온 물건이 박물관으로 옮겨져 전시되면 보존과 관찰의 조건은 좋아질 수 있지만, 원래의 위치 관계는 독자가 설명과 도면을 통해 다시 이해해야 한다. 학생은 유물을 본 뒤 반드시 출토지와 자료의 시기를 확인하고, 오전에 방문한 장소와 실제로 관계가 있는지 검토한다.</w:t>
-      </w:r>
-    </w:p>
-    <w:p>
-      <w:pPr/>
-      <w:r>
-        <w:rPr>
-          <w:rFonts w:ascii="NanumMyeongjo" w:hAnsi="NanumMyeongjo" w:eastAsia="NanumMyeongjo" w:cs="NanumMyeongjo"/>
-          <w:b w:val="0"/>
-          <w:i w:val="0"/>
-        </w:rPr>
-        <w:t>국립경주박물관의 전시관 소개는 신라의 역사와 미술, 월지 출토품 등 서로 다른 주제로 자료를 구성한다. 따라서 전시실 전체를 신라의 어느 하루가 그대로 보존된 공간처럼 읽지 않는다. 다양한 시기의 자료가 일정한 주제 아래 묶여 있을 수 있고, 다른 출토지의 물건이 비교를 위해 나란히 놓일 수 있다. 전시실 이름, 유물의 명칭과 시기, 출토지는 별도로 기록해야 한다. [C-08]</w:t>
-      </w:r>
-    </w:p>
-    <w:p>
-      <w:pPr>
-        <w:pStyle w:val="Heading2"/>
-      </w:pPr>
-      <w:r>
-        <w:rPr>
-          <w:rFonts w:ascii="Noto Sans CJK KR" w:hAnsi="Noto Sans CJK KR" w:eastAsia="Noto Sans CJK KR" w:cs="Noto Sans CJK KR"/>
-          <w:sz w:val="26"/>
-        </w:rPr>
-        <w:t>2. 전시의 선택은 무엇을 보이게 하고 무엇을 감추는가</w:t>
-      </w:r>
-    </w:p>
-    <w:p>
-      <w:pPr/>
-      <w:r>
-        <w:rPr>
-          <w:rFonts w:ascii="NanumMyeongjo" w:hAnsi="NanumMyeongjo" w:eastAsia="NanumMyeongjo" w:cs="NanumMyeongjo"/>
-          <w:b w:val="0"/>
-          <w:i w:val="0"/>
-        </w:rPr>
-        <w:t>전시에는 공간과 보존 조건, 관람자의 이해 수준이라는 제약이 있다. 따라서 모든 자료를 같은 비중으로 보여주기 어렵다. 이것은 특정 박물관이 사실을 숨긴다는 주장과 다르다. 학생은 어떤 자료가 선택되어 어떤 순서로 제시되는지 관찰하고, 그 선택이 독자의 이해에 어떤 영향을 줄 수 있는지 분석한다. 관찰하지 않은 수장품의 규모를 추정하여 전시의 완전성을 평가하지 않는다.</w:t>
-      </w:r>
-    </w:p>
-    <w:p>
-      <w:pPr/>
-      <w:r>
-        <w:rPr>
-          <w:rFonts w:ascii="NanumMyeongjo" w:hAnsi="NanumMyeongjo" w:eastAsia="NanumMyeongjo" w:cs="NanumMyeongjo"/>
-          <w:b w:val="0"/>
-          <w:i w:val="0"/>
-        </w:rPr>
-        <w:t>예를 들어 장식성이 강한 물건을 먼저 보면 관람자는 권력과 의례를 중심으로 신라를 이해할 수 있다. 생활도구나 생산 관련 자료에서 출발하면 일상의 기술과 노동에 관한 질문이 먼저 생길 수 있다. 이는 실제 전시가 반드시 그런 순서라는 보고가 아니라, 학생이 현장 배열을 검토할 때 사용할 분석 관점이다. 실제 동선과 전시물을 기록한 뒤 자신의 해석을 붙인다.</w:t>
-      </w:r>
-    </w:p>
-    <w:p>
-      <w:pPr/>
-      <w:r>
-        <w:rPr>
-          <w:rFonts w:ascii="NanumMyeongjo" w:hAnsi="NanumMyeongjo" w:eastAsia="NanumMyeongjo" w:cs="NanumMyeongjo"/>
-          <w:b w:val="0"/>
-          <w:i w:val="0"/>
-        </w:rPr>
-        <w:t>전시를 읽는 활동은 ‘잘했다’와 ‘못했다’의 총평을 요구하지 않는다. 어떤 물건이 어떤 제목 아래 놓였고, 그것이 앞뒤의 자료와 어떻게 연결되는지 설명하게 한다. 학생이 ‘이 배열은 교류를 강조한다’고 주장했다면 교류와 관련된 제목·지도·유물의 출토지 같은 구체적인 근거를 제시해야 한다. 안내문 한 문장만 보고 기관 전체의 의도를 확정하지 않는다.</w:t>
-      </w:r>
-    </w:p>
-    <w:p>
-      <w:pPr>
-        <w:pStyle w:val="Heading2"/>
-      </w:pPr>
-      <w:r>
-        <w:rPr>
-          <w:rFonts w:ascii="Noto Sans CJK KR" w:hAnsi="Noto Sans CJK KR" w:eastAsia="Noto Sans CJK KR" w:cs="Noto Sans CJK KR"/>
-          <w:sz w:val="26"/>
-        </w:rPr>
-        <w:t>3. 설명판은 답안지가 아니라 또 하나의 자료다</w:t>
-      </w:r>
-    </w:p>
-    <w:p>
-      <w:pPr/>
-      <w:r>
-        <w:rPr>
-          <w:rFonts w:ascii="NanumMyeongjo" w:hAnsi="NanumMyeongjo" w:eastAsia="NanumMyeongjo" w:cs="NanumMyeongjo"/>
-          <w:b w:val="0"/>
-          <w:i w:val="0"/>
-        </w:rPr>
-        <w:t>설명판은 관람자의 이해를 돕기 위해 연구 내용을 짧게 정리한 글이다. 짧다는 이유로 부정확하다고 단정할 수 없지만, 모든 연구 근거와 논쟁을 담고 있는 것도 아니다. 학생은 설명문에서 직접 확인되는 사실, 연구자의 해석, 확실성을 조절하는 표현을 구분한다. ‘추정된다’나 ‘가능성이 있다’가 들어간 문장을 필기하면서 확정형으로 바꾸지 않는다.</w:t>
-      </w:r>
-    </w:p>
-    <w:p>
-      <w:pPr/>
-      <w:r>
-        <w:rPr>
-          <w:rFonts w:ascii="NanumMyeongjo" w:hAnsi="NanumMyeongjo" w:eastAsia="NanumMyeongjo" w:cs="NanumMyeongjo"/>
-          <w:b w:val="0"/>
-          <w:i w:val="0"/>
-        </w:rPr>
-        <w:t>명칭을 읽을 때에도 현재의 분류 이름인지, 유물에 직접 새겨진 이름인지 구분한다. 연대가 범위로 제시되어 있다면 발표 편의를 위해 임의의 한 해를 선택하지 않는다. 출토지는 어디에서 발견되었는지 알려주지만 제작지와 항상 같은 것은 아니다. 소장처 또한 발견 장소와 다를 수 있다. 한 줄 설명에서 이 네 정보를 각각 표시하면 유물을 둘러싼 여러 공간을 구별하는 훈련이 된다.</w:t>
-      </w:r>
-    </w:p>
-    <w:p>
-      <w:pPr/>
-      <w:r>
-        <w:rPr>
-          <w:rFonts w:ascii="NanumMyeongjo" w:hAnsi="NanumMyeongjo" w:eastAsia="NanumMyeongjo" w:cs="NanumMyeongjo"/>
-          <w:b w:val="0"/>
-          <w:i w:val="0"/>
-        </w:rPr>
-        <w:t>학생은 긴 설명을 복사하기보다 ‘이 물건으로 무엇을 설명할 수 있는가’라는 질문을 한 문장으로 만든다. 그리고 설명판에서 얻은 근거와 자신이 직접 본 형태적 특징을 다른 색이나 기호로 표시한다. 외관에서 알 수 없는 사실을 설명판으로 알게 되었다면 그 경로를 밝혀야 한다. 안내문에서 배운 사실을 자신의 직접 관찰이라고 적지 않는 것이 핵심이다.</w:t>
-      </w:r>
-    </w:p>
-    <w:p>
-      <w:pPr>
-        <w:pStyle w:val="Heading2"/>
-      </w:pPr>
-      <w:r>
-        <w:rPr>
-          <w:rFonts w:ascii="Noto Sans CJK KR" w:hAnsi="Noto Sans CJK KR" w:eastAsia="Noto Sans CJK KR" w:cs="Noto Sans CJK KR"/>
-          <w:sz w:val="26"/>
-        </w:rPr>
-        <w:t>4. 복제품과 원품은 서로 다른 학습 기회를 제공한다</w:t>
-      </w:r>
-    </w:p>
-    <w:p>
-      <w:pPr/>
-      <w:r>
-        <w:rPr>
-          <w:rFonts w:ascii="NanumMyeongjo" w:hAnsi="NanumMyeongjo" w:eastAsia="NanumMyeongjo" w:cs="NanumMyeongjo"/>
-          <w:b w:val="0"/>
-          <w:i w:val="0"/>
-        </w:rPr>
-        <w:t>유물이 복제품으로 제시되거나 사진·영상으로 설명될 때에는 그 사실을 그대로 기록한다. 원품을 보지 못했다고 배운 것이 없다고 생각할 필요는 없다. 복제품은 구조와 배치를 이해하기 쉽게 보여줄 수 있고, 확대 영상은 작은 흔적을 비교하도록 도울 수 있다. 다만 재질의 질감이나 훼손 상태 등 원품의 특성을 직접 본 것처럼 서술하지 않는다.</w:t>
-      </w:r>
-    </w:p>
-    <w:p>
-      <w:pPr/>
-      <w:r>
-        <w:rPr>
-          <w:rFonts w:ascii="NanumMyeongjo" w:hAnsi="NanumMyeongjo" w:eastAsia="NanumMyeongjo" w:cs="NanumMyeongjo"/>
-          <w:b w:val="0"/>
-          <w:i w:val="0"/>
-        </w:rPr>
-        <w:t>관람일에 특정 유물이 전시되지 않는 경우를 위해 대체 과제를 준비한다. 학생은 같은 질문에 답할 수 있는 다른 공개 자료를 고르되, 질문 자체를 억지로 유지하지 않아도 된다. 예컨대 말다래 원품이 공개되지 않으면 공개된 조사 보고서의 그림과 현장 설명을 비교할 수 있고, 그 역시 자료의 종류가 다른 비교라고 명시한다. 전시물 목록을 사전에 확정된 체크리스트로 받아들이지 않는 이유다.</w:t>
-      </w:r>
-    </w:p>
-    <w:p>
-      <w:pPr/>
-      <w:r>
-        <w:rPr>
-          <w:rFonts w:ascii="NanumMyeongjo" w:hAnsi="NanumMyeongjo" w:eastAsia="NanumMyeongjo" w:cs="NanumMyeongjo"/>
-          <w:b w:val="0"/>
-          <w:i w:val="0"/>
-        </w:rPr>
-        <w:t>박물관의 방문 의미는 유명한 유물을 몇 점 보았는지로만 판단할 수 없다. 한 점을 골라 그 명칭과 재료, 연대와 출토지, 설명의 근거와 한계를 정확히 이해했다면 깊은 관람이 가능하다. 학생의 기록에는 ‘본 것의 목록’ 외에 ‘설명을 바꾼 이유’가 남아야 한다. 오전의 발굴 맥락과 오후의 전시 해석을 연결하는 것이 C안의 중심 학습이다.</w:t>
-      </w:r>
-    </w:p>
-    <w:p>
-      <w:pPr>
-        <w:pStyle w:val="Heading2"/>
-      </w:pPr>
-      <w:r>
-        <w:rPr>
-          <w:rFonts w:ascii="Noto Sans CJK KR" w:hAnsi="Noto Sans CJK KR" w:eastAsia="Noto Sans CJK KR" w:cs="Noto Sans CJK KR"/>
-          <w:sz w:val="26"/>
-        </w:rPr>
-        <w:t>심화 해설. 유물 한 점의 이웃을 바꾸면 질문이 달라진다</w:t>
-      </w:r>
-    </w:p>
-    <w:p>
-      <w:pPr/>
-      <w:r>
-        <w:rPr>
-          <w:rFonts w:ascii="NanumMyeongjo" w:hAnsi="NanumMyeongjo" w:eastAsia="NanumMyeongjo" w:cs="NanumMyeongjo"/>
-          <w:b w:val="0"/>
-          <w:i w:val="0"/>
-        </w:rPr>
-        <w:t>전시를 읽는 활동에서는 유물 자체의 라벨뿐 아니라 바로 옆에 놓인 두 자료와 그 위의 소제목을 함께 기록한다. 같은 말다래라도 말갖춤 옆에 두면 사용과 기마 기술을, 장식품 옆에 두면 재료와 표현을, 발굴 사진 옆에 두면 발견과 보존을 먼저 생각하게 할 수 있다. 이는 특정 박물관이 실제로 그러한 배치를 하고 있다는 진술이 아니라, 학생이 전시의 배열을 분석할 때 사용할 비교 관점이다.</w:t>
-      </w:r>
-    </w:p>
-    <w:p>
-      <w:pPr/>
-      <w:r>
-        <w:rPr>
-          <w:rFonts w:ascii="NanumMyeongjo" w:hAnsi="NanumMyeongjo" w:eastAsia="NanumMyeongjo" w:cs="NanumMyeongjo"/>
-          <w:b w:val="0"/>
-          <w:i w:val="0"/>
-        </w:rPr>
-        <w:t>현장에서는 실제 배치를 먼저 기록한 뒤 다른 배열을 가상으로 설계한다. 새로 배치한 이유와 기존 전시에서 줄어드는 설명을 함께 적게 한다. 한 주제를 더 선명하게 만들면 다른 관계는 덜 보일 수 있다. 그래서 전시 해석은 좋은 배열과 나쁜 배열을 즉시 고르는 활동이 아니라, 선택한 주제와 자료의 관계가 관람자에게 어떻게 전달되는지를 검토하는 작업이다.</w:t>
-      </w:r>
-    </w:p>
-    <w:p>
-      <w:pPr/>
-      <w:r>
-        <w:rPr>
-          <w:rFonts w:ascii="NanumMyeongjo" w:hAnsi="NanumMyeongjo" w:eastAsia="NanumMyeongjo" w:cs="NanumMyeongjo"/>
-          <w:b w:val="0"/>
-          <w:i w:val="0"/>
-        </w:rPr>
-        <w:t>박물관의 전시실 구분 또한 같은 방식으로 읽는다. 신라의 역사, 미술, 월지 출토품처럼 서로 다른 주제의 공간이 있다는 안내를 먼저 확인하고, 어느 공간이 자신의 질문과 연결되는지 정한다. 모든 전시실을 같은 속도로 통과하지 않아도 된다. 한 전시장에서 출토지·명칭·배열의 관계를 충분히 기록하면 오전의 발굴 맥락과 오후의 전시 해석이 구체적인 증거로 이어진다. [C-08]</w:t>
-      </w:r>
-    </w:p>
-    <w:p>
-      <w:pPr/>
-      <w:r>
-        <w:rPr>
-          <w:rFonts w:ascii="NanumMyeongjo" w:hAnsi="NanumMyeongjo" w:eastAsia="NanumMyeongjo" w:cs="NanumMyeongjo"/>
-          <w:b/>
-          <w:i w:val="0"/>
-        </w:rPr>
-        <w:t>교과 연결:</w:t>
-      </w:r>
-      <w:r>
-        <w:rPr>
-          <w:rFonts w:ascii="NanumMyeongjo" w:hAnsi="NanumMyeongjo" w:eastAsia="NanumMyeongjo" w:cs="NanumMyeongjo"/>
-          <w:b w:val="0"/>
-          <w:i w:val="0"/>
-        </w:rPr>
-        <w:t xml:space="preserve"> 한국사의 문화사, 국어의 매체와 설명문, 미술의 전시와 관람을 연결한다. 역사자료를 소비하는 관람자에서 전시의 근거를 검토하는 독자로 시선을 옮긴다.</w:t>
-      </w:r>
-    </w:p>
-    <w:p>
+        <w:t>통합 과제:</w:t>
+      </w:r>
+      <w:r>
+        <w:t xml:space="preserve"> 선택한 한 점의 라벨, 300~500자의 근거 메모, 수정 전후 문장 한 쌍, 추가 질문 한 가지를 제출한다. 최소 한 가지 사실과 한 가지 해석을 구분하고, 확실하지 않은 사항은 그대로 표시한다.</w:t>
+      </w:r>
+    </w:p>
+    <w:p>
+      <w:bookmarkStart w:id="12" w:name="c_ops"/>
       <w:pPr>
         <w:pStyle w:val="Heading1"/>
         <w:pageBreakBefore/>
       </w:pPr>
-      <w:bookmarkStart w:id="9" w:name="g_C_9"/>
-      <w:r>
-        <w:rPr>
-          <w:rFonts w:ascii="Noto Sans CJK KR" w:hAnsi="Noto Sans CJK KR" w:eastAsia="Noto Sans CJK KR" w:cs="Noto Sans CJK KR"/>
-          <w:sz w:val="38"/>
-        </w:rPr>
-        <w:t>C-08. 유리 한 점의 이동 — 교류를 말할 때 필요한 증거</w:t>
-      </w:r>
-      <w:bookmarkEnd w:id="9"/>
+      <w:r>
+        <w:t>부록 · 일정과 관람</w:t>
+      </w:r>
+      <w:bookmarkEnd w:id="12"/>
     </w:p>
     <w:p>
       <w:pPr>
         <w:pStyle w:val="Heading2"/>
       </w:pPr>
       <w:r>
-        <w:rPr>
-          <w:rFonts w:ascii="Noto Sans CJK KR" w:hAnsi="Noto Sans CJK KR" w:eastAsia="Noto Sans CJK KR" w:cs="Noto Sans CJK KR"/>
-          <w:sz w:val="26"/>
-        </w:rPr>
-        <w:t>1. 먼 곳의 흔적을 만났다고 이동 경로가 모두 밝혀지는 것은 아니다</w:t>
-      </w:r>
-    </w:p>
-    <w:p>
-      <w:pPr/>
-      <w:r>
-        <w:rPr>
-          <w:rFonts w:ascii="NanumMyeongjo" w:hAnsi="NanumMyeongjo" w:eastAsia="NanumMyeongjo" w:cs="NanumMyeongjo"/>
-          <w:b w:val="0"/>
-          <w:i w:val="0"/>
-        </w:rPr>
-        <w:t>신라 고분의 유리제품은 재료와 제작 기술, 교류를 질문하게 하는 자료다. 국립경주박물관의 2019년 국제학술심포지엄 안내는 황남대총 유리용기와 유리구슬의 성분 차이, 천마총 유리잔의 형광X선 분석과 CT 관찰 등을 소개한다. 이는 고분의 물건을 외형만으로 비교하지 않고 재료와 내부 구조의 정보를 함께 검토한 연구 사례다. [C-09]</w:t>
-      </w:r>
-    </w:p>
-    <w:p>
-      <w:pPr/>
-      <w:r>
-        <w:rPr>
-          <w:rFonts w:ascii="NanumMyeongjo" w:hAnsi="NanumMyeongjo" w:eastAsia="NanumMyeongjo" w:cs="NanumMyeongjo"/>
-          <w:b w:val="0"/>
-          <w:i w:val="0"/>
-        </w:rPr>
-        <w:t>그러나 재료의 특징이 어떤 생산지역과 관련될 가능성을 보여준다고 해서 물건이 이동한 모든 항구와 길, 거래한 사람의 이름까지 알아낼 수 있는 것은 아니다. 제작지, 유통 경로, 최종 사용지, 출토지는 서로 다른 질문이다. 학생이 세계지도에 선을 그을 경우에도 확인된 지점과 가설상의 경로를 구별해야 한다. 직선을 하나 그었다고 실제의 직거래를 증명한 것이 아니다.</w:t>
-      </w:r>
-    </w:p>
-    <w:p>
-      <w:pPr>
-        <w:pStyle w:val="Heading2"/>
-      </w:pPr>
-      <w:r>
-        <w:rPr>
-          <w:rFonts w:ascii="Noto Sans CJK KR" w:hAnsi="Noto Sans CJK KR" w:eastAsia="Noto Sans CJK KR" w:cs="Noto Sans CJK KR"/>
-          <w:sz w:val="26"/>
-        </w:rPr>
-        <w:t>2. 형태의 유사성과 재료의 유사성은 다른 근거다</w:t>
-      </w:r>
-    </w:p>
-    <w:p>
-      <w:pPr/>
-      <w:r>
-        <w:rPr>
-          <w:rFonts w:ascii="NanumMyeongjo" w:hAnsi="NanumMyeongjo" w:eastAsia="NanumMyeongjo" w:cs="NanumMyeongjo"/>
-          <w:b w:val="0"/>
-          <w:i w:val="0"/>
-        </w:rPr>
-        <w:t>두 물건이 비슷한 모양이라고 해서 반드시 같은 공방에서 만들어진 것은 아닐 수 있다. 같은 모양을 따라 만들거나 비슷한 기능 때문에 유사한 형태가 나타날 가능성이 있기 때문이다. 반대로 재료 성분이 비슷해도 같은 원료나 기술을 공유한 여러 제작지가 있을 수 있다. 어떤 수준의 일치가 어떤 설명을 뒷받침하는지는 연구의 비교 범위를 함께 보아야 한다.</w:t>
-      </w:r>
-    </w:p>
-    <w:p>
-      <w:pPr/>
-      <w:r>
-        <w:rPr>
-          <w:rFonts w:ascii="NanumMyeongjo" w:hAnsi="NanumMyeongjo" w:eastAsia="NanumMyeongjo" w:cs="NanumMyeongjo"/>
-          <w:b w:val="0"/>
-          <w:i w:val="0"/>
-        </w:rPr>
-        <w:t>박물관의 연구 소개에서 유리용기와 유리구슬의 재질 분류가 다르게 나타나는 사례는 ‘유리’라는 하나의 이름 아래 여러 물질적 특성이 존재할 수 있음을 보여준다. 학생에게 모든 화학 성분의 수치를 외우게 할 필요는 없다. 같은 이름으로 묶인 물건에도 차이가 있으며, 그 차이가 제작과 교류에 관한 질문을 바꿀 수 있다는 점을 이해하면 된다. [C-09]</w:t>
-      </w:r>
-    </w:p>
-    <w:p>
-      <w:pPr/>
-      <w:r>
-        <w:rPr>
-          <w:rFonts w:ascii="NanumMyeongjo" w:hAnsi="NanumMyeongjo" w:eastAsia="NanumMyeongjo" w:cs="NanumMyeongjo"/>
-          <w:b w:val="0"/>
-          <w:i w:val="0"/>
-        </w:rPr>
-        <w:t>분석 결과는 연구자가 어떤 표본과 방법을 사용했는지와 함께 읽어야 한다. 하나의 유물에서 얻은 결과를 신라의 모든 유리제품에 적용하지 않는다. 자료집에서 소개한 연구 역시 해당 발표가 다룬 자료에 관한 것이며, 이후 연구 전체의 합의를 단정하는 문장으로 바꾸지 않는다. 학생은 출전의 연도와 대상 유물을 함께 표시한다.</w:t>
-      </w:r>
-    </w:p>
-    <w:p>
-      <w:pPr>
-        <w:pStyle w:val="Heading2"/>
-      </w:pPr>
-      <w:r>
-        <w:rPr>
-          <w:rFonts w:ascii="Noto Sans CJK KR" w:hAnsi="Noto Sans CJK KR" w:eastAsia="Noto Sans CJK KR" w:cs="Noto Sans CJK KR"/>
-          <w:sz w:val="26"/>
-        </w:rPr>
-        <w:t>3. 물건의 이동과 사람의 정체성을 동일시하지 않는다</w:t>
-      </w:r>
-    </w:p>
-    <w:p>
-      <w:pPr/>
-      <w:r>
-        <w:rPr>
-          <w:rFonts w:ascii="NanumMyeongjo" w:hAnsi="NanumMyeongjo" w:eastAsia="NanumMyeongjo" w:cs="NanumMyeongjo"/>
-          <w:b w:val="0"/>
-          <w:i w:val="0"/>
-        </w:rPr>
-        <w:t>외부와 관련된 물건이 발견되면 무덤 주인이 외국인이었다고 곧바로 주장하기 쉽다. 그러나 물건은 교환과 증여, 재유통 등 다양한 관계를 통해 이동할 수 있다. 어떤 경로가 이 유물에 실제로 적용되었는지는 별도의 근거가 필요하다. 물건의 제작지에 대한 가설만으로 사용자의 민족적 정체성이나 언어를 확정할 수 없다.</w:t>
-      </w:r>
-    </w:p>
-    <w:p>
-      <w:pPr/>
-      <w:r>
-        <w:rPr>
-          <w:rFonts w:ascii="NanumMyeongjo" w:hAnsi="NanumMyeongjo" w:eastAsia="NanumMyeongjo" w:cs="NanumMyeongjo"/>
-          <w:b w:val="0"/>
-          <w:i w:val="0"/>
-        </w:rPr>
-        <w:t>이 점은 B안에서 해안 용기의 표면 문자를 보고 투기자의 국적을 판단하지 않는 원칙과 연결된다. 자료가 보여주는 정보와 행위자의 정체성은 같은 것이 아니다. 고대 교류를 설명하는 지도나 전시에서 인물과 이동 경로가 구체적으로 제시되면, 그 설명이 문자자료에 근거하는지 유물 비교에 근거하는지 확인한다. 흥미로운 이야기일수록 근거의 경로를 더 자세히 살피는 것이 필요하다.</w:t>
-      </w:r>
-    </w:p>
-    <w:p>
-      <w:pPr/>
-      <w:r>
-        <w:rPr>
-          <w:rFonts w:ascii="NanumMyeongjo" w:hAnsi="NanumMyeongjo" w:eastAsia="NanumMyeongjo" w:cs="NanumMyeongjo"/>
-          <w:b w:val="0"/>
-          <w:i w:val="0"/>
-        </w:rPr>
-        <w:t>학생의 보고서는 교류가 있었는지 없었는지를 단순히 판정하는 데 머물지 않는다. 무엇을 통해 어떤 종류의 연결을 검토할 수 있는지 설명한다. 재료와 형태의 비교가 제시하는 연결, 출토 맥락이 제시하는 사용의 정보, 문헌이 제시하는 교류 기록은 서로 보완할 수 있지만 동일한 증거는 아니다. 세 자료가 모두 없을 때는 확보한 자료의 범위에서만 결론을 낸다.</w:t>
-      </w:r>
-    </w:p>
-    <w:p>
-      <w:pPr>
-        <w:pStyle w:val="Heading2"/>
-      </w:pPr>
-      <w:r>
-        <w:rPr>
-          <w:rFonts w:ascii="Noto Sans CJK KR" w:hAnsi="Noto Sans CJK KR" w:eastAsia="Noto Sans CJK KR" w:cs="Noto Sans CJK KR"/>
-          <w:sz w:val="26"/>
-        </w:rPr>
-        <w:t>4. 부장된 외래 물건의 의미도 여러 층위로 읽는다</w:t>
-      </w:r>
-    </w:p>
-    <w:p>
-      <w:pPr/>
-      <w:r>
-        <w:rPr>
-          <w:rFonts w:ascii="NanumMyeongjo" w:hAnsi="NanumMyeongjo" w:eastAsia="NanumMyeongjo" w:cs="NanumMyeongjo"/>
-          <w:b w:val="0"/>
-          <w:i w:val="0"/>
-        </w:rPr>
-        <w:t>어떤 물건이 멀리서 왔을 가능성이 있다고 해도, 그것이 무덤에 들어간 의미는 또 다른 문제다. 희소성이나 장식성, 의례적 선택, 소유 관계 등을 검토할 수 있지만 출토된 한 점만으로 의미를 하나로 고정하지 않는다. 같은 종류의 물건이 다른 무덤이나 생활공간에서도 발견되는지, 배치와 함께 놓인 물건이 어떠한지 비교할 자료가 필요하다.</w:t>
-      </w:r>
-    </w:p>
-    <w:p>
-      <w:pPr/>
-      <w:r>
-        <w:rPr>
-          <w:rFonts w:ascii="NanumMyeongjo" w:hAnsi="NanumMyeongjo" w:eastAsia="NanumMyeongjo" w:cs="NanumMyeongjo"/>
-          <w:b w:val="0"/>
-          <w:i w:val="0"/>
-        </w:rPr>
-        <w:t>이렇게 읽으면 ‘신라는 국제적인 나라였다’ 같은 큰 문장을 외우는 대신 그 문장을 뒷받침하는 증거가 어떤 종류인지 이해하게 된다. 큰 범위의 설명이 필요할 때도 개별 자료가 제공하는 정보와 여러 사례를 종합한 해석을 구별한다. 학생은 한 물건에서 시작하되 자신이 확인한 범위를 넘어선 부분에는 출전과 유보 표현을 붙인다.</w:t>
-      </w:r>
-    </w:p>
-    <w:p>
-      <w:pPr/>
-      <w:r>
-        <w:rPr>
-          <w:rFonts w:ascii="NanumMyeongjo" w:hAnsi="NanumMyeongjo" w:eastAsia="NanumMyeongjo" w:cs="NanumMyeongjo"/>
-          <w:b w:val="0"/>
-          <w:i w:val="0"/>
-        </w:rPr>
-        <w:t>최종 과제는 유물의 네 주소를 적는 것이다. 제작지, 사용지, 발견지, 현재 소장처를 나누고 각각 확실·추정·미확인 중 하나로 표시한다. 네 칸이 모두 채워지지 않아도 된다. 오히려 무엇을 더 조사해야 하는지가 분명해진다면 물건 한 점으로 충분히 깊은 탐구 질문을 만들 수 있다. 관람일에 해당 유리제품이 공개되지 않으면 공식 연구자료를 활용한 사후 읽기로 수행한다.</w:t>
-      </w:r>
-    </w:p>
-    <w:p>
-      <w:pPr>
-        <w:pStyle w:val="Heading2"/>
-      </w:pPr>
-      <w:r>
-        <w:rPr>
-          <w:rFonts w:ascii="Noto Sans CJK KR" w:hAnsi="Noto Sans CJK KR" w:eastAsia="Noto Sans CJK KR" w:cs="Noto Sans CJK KR"/>
-          <w:sz w:val="26"/>
-        </w:rPr>
-        <w:t>심화 해설. 원료의 산지와 마지막 가공지는 같지 않을 수 있다</w:t>
-      </w:r>
-    </w:p>
-    <w:p>
-      <w:pPr/>
-      <w:r>
-        <w:rPr>
-          <w:rFonts w:ascii="NanumMyeongjo" w:hAnsi="NanumMyeongjo" w:eastAsia="NanumMyeongjo" w:cs="NanumMyeongjo"/>
-          <w:b w:val="0"/>
-          <w:i w:val="0"/>
-        </w:rPr>
-        <w:t>2019년 심포지엄 소개에는 지중해에서 만들어진 유리용기에 사산조 페르시아에서 커트 장식을 더했을 가능성을 검토한 연구가 소개된다. 황남대총 북분의 커트 장식 유리용기도 그러한 공정을 거쳐 신라로 들어왔을 것으로 추정한다는 설명이다. 이는 연구자가 제시한 특정 유물의 생산·후가공 가설이지 신라 유리 전체의 이동 경로를 확정한 결론은 아니다. [C-09]</w:t>
-      </w:r>
-    </w:p>
-    <w:p>
-      <w:pPr/>
-      <w:r>
-        <w:rPr>
-          <w:rFonts w:ascii="NanumMyeongjo" w:hAnsi="NanumMyeongjo" w:eastAsia="NanumMyeongjo" w:cs="NanumMyeongjo"/>
-          <w:b w:val="0"/>
-          <w:i w:val="0"/>
-        </w:rPr>
-        <w:t>이 사례를 사용하면 ‘어디에서 만들었는가’라는 질문 자체를 더 세분할 수 있다. 원료를 얻은 곳, 유리 덩어리나 용기를 만든 곳, 표면을 가공한 곳, 사용한 곳, 무덤에 묻힌 곳이 하나의 장소일 필요는 없다. 물건에 남은 성분과 형태, 표면 장식이 각각 어느 단계에 관한 정보를 주는지 구분하면 서로 다른 분석 결과가 왜 함께 필요한지 이해할 수 있다.</w:t>
-      </w:r>
-    </w:p>
-    <w:p>
-      <w:pPr/>
-      <w:r>
-        <w:rPr>
-          <w:rFonts w:ascii="NanumMyeongjo" w:hAnsi="NanumMyeongjo" w:eastAsia="NanumMyeongjo" w:cs="NanumMyeongjo"/>
-          <w:b w:val="0"/>
-          <w:i w:val="0"/>
-        </w:rPr>
-        <w:t>학생은 이동 경로를 실선 한 줄로 그리는 대신 과정별 칸을 만든다. 각 칸에는 연구가 사용한 근거를 적고 칸 사이의 연결은 확실성에 따라 달리 표시한다. 이렇게 작성한 도식에는 빈칸이 남을 수 있지만, 그 빈칸은 교류가 없었다는 뜻이 아니라 아직 확인하지 못한 경로를 뜻한다. 세계사의 교역망을 한 개의 유명한 길 이름으로 끝내지 않고, 여러 단계의 생산과 교환이 결합된 관계로 읽는 연습이다.</w:t>
-      </w:r>
-    </w:p>
-    <w:p>
-      <w:pPr/>
-      <w:r>
-        <w:rPr>
-          <w:rFonts w:ascii="NanumMyeongjo" w:hAnsi="NanumMyeongjo" w:eastAsia="NanumMyeongjo" w:cs="NanumMyeongjo"/>
-          <w:b/>
-          <w:i w:val="0"/>
-        </w:rPr>
-        <w:t>교과 연결:</w:t>
-      </w:r>
-      <w:r>
-        <w:rPr>
-          <w:rFonts w:ascii="NanumMyeongjo" w:hAnsi="NanumMyeongjo" w:eastAsia="NanumMyeongjo" w:cs="NanumMyeongjo"/>
-          <w:b w:val="0"/>
-          <w:i w:val="0"/>
-        </w:rPr>
-        <w:t xml:space="preserve"> 세계사의 교류와 교역망, 한국사의 고대 문화, 과학의 재료 분석을 연결한다. 물건이 움직인 사실과 사람이 이동한 사실을 같은 것으로 취급하지 않는다.</w:t>
-      </w:r>
-    </w:p>
-    <w:p>
-      <w:pPr>
-        <w:pStyle w:val="Heading1"/>
-        <w:pageBreakBefore/>
-      </w:pPr>
-      <w:bookmarkStart w:id="10" w:name="g_C_10"/>
-      <w:r>
-        <w:rPr>
-          <w:rFonts w:ascii="Noto Sans CJK KR" w:hAnsi="Noto Sans CJK KR" w:eastAsia="Noto Sans CJK KR" w:cs="Noto Sans CJK KR"/>
-          <w:sz w:val="38"/>
-        </w:rPr>
-        <w:t>C-09. 한 점의 큐레이터 — 짧은 설명 뒤에 긴 검토를 남기다</w:t>
-      </w:r>
-      <w:bookmarkEnd w:id="10"/>
-    </w:p>
-    <w:p>
-      <w:pPr>
-        <w:pStyle w:val="Heading2"/>
-      </w:pPr>
-      <w:r>
-        <w:rPr>
-          <w:rFonts w:ascii="Noto Sans CJK KR" w:hAnsi="Noto Sans CJK KR" w:eastAsia="Noto Sans CJK KR" w:cs="Noto Sans CJK KR"/>
-          <w:sz w:val="26"/>
-        </w:rPr>
-        <w:t>1. 한 점만 고르는 이유</w:t>
-      </w:r>
-    </w:p>
-    <w:p>
-      <w:pPr/>
-      <w:r>
-        <w:rPr>
-          <w:rFonts w:ascii="NanumMyeongjo" w:hAnsi="NanumMyeongjo" w:eastAsia="NanumMyeongjo" w:cs="NanumMyeongjo"/>
-          <w:b w:val="0"/>
-          <w:i w:val="0"/>
-        </w:rPr>
-        <w:t>박물관의 많은 유물을 한 번에 기록하려 하면 학생은 명칭과 시대를 빠르게 옮겨 적는 데 집중하기 쉽다. ‘한 점의 큐레이터’ 활동은 반대로 관찰 대상을 줄이고 설명의 깊이를 늘린다. 학생은 실제 관람한 유물이나 공개 자료 한 점을 선택한 뒤, 그것이 자신의 질문에 왜 적합한지 먼저 설명한다. 유명하거나 비싸 보인다는 이유만으로 고르는 대신 분석할 수 있는 근거가 있는지를 살핀다.</w:t>
-      </w:r>
-    </w:p>
-    <w:p>
-      <w:pPr/>
-      <w:r>
-        <w:rPr>
-          <w:rFonts w:ascii="NanumMyeongjo" w:hAnsi="NanumMyeongjo" w:eastAsia="NanumMyeongjo" w:cs="NanumMyeongjo"/>
-          <w:b w:val="0"/>
-          <w:i w:val="0"/>
-        </w:rPr>
-        <w:t>이 활동에서 큐레이터는 실제 전문직을 흉내 내는 칭호라기보다 자료를 선택하고 설명하는 책임을 생각하게 하는 역할이다. 학생은 박물관의 설명문을 그대로 줄이는 사람이 아니라, 독자가 무엇을 이해하도록 할지 결정하는 필자다. 그렇다고 확인된 정보를 바꾸거나 흥미를 위해 허구의 사실을 넣어도 되는 것은 아니다. 선택의 자유와 설명의 책임이 함께 있다는 점이 활동의 출발점이다.</w:t>
-      </w:r>
-    </w:p>
-    <w:p>
-      <w:pPr>
-        <w:pStyle w:val="Heading2"/>
-      </w:pPr>
-      <w:r>
-        <w:rPr>
-          <w:rFonts w:ascii="Noto Sans CJK KR" w:hAnsi="Noto Sans CJK KR" w:eastAsia="Noto Sans CJK KR" w:cs="Noto Sans CJK KR"/>
-          <w:sz w:val="26"/>
-        </w:rPr>
-        <w:t>2. 80자의 라벨과 근거 메모는 함께 제출한다</w:t>
-      </w:r>
-    </w:p>
-    <w:p>
-      <w:pPr/>
-      <w:r>
-        <w:rPr>
-          <w:rFonts w:ascii="NanumMyeongjo" w:hAnsi="NanumMyeongjo" w:eastAsia="NanumMyeongjo" w:cs="NanumMyeongjo"/>
-          <w:b w:val="0"/>
-          <w:i w:val="0"/>
-        </w:rPr>
-        <w:t>기존 코스의 80자 라벨 활동은 유지하되 짧은 문장만 제출하게 하지 않는다. 라벨은 물건의 기능이나 맥락을 독자에게 전달하는 공개용 글이고, 그 뒤의 근거 메모는 어떤 자료를 사용했는지 검토하기 위한 기록이다. 라벨에 모든 출전을 넣기 어렵다면 번호를 붙이고 별도의 메모에서 출처·자료 종류·확실성 수준을 설명한다.</w:t>
-      </w:r>
-    </w:p>
-    <w:p>
-      <w:pPr/>
-      <w:r>
-        <w:rPr>
-          <w:rFonts w:ascii="NanumMyeongjo" w:hAnsi="NanumMyeongjo" w:eastAsia="NanumMyeongjo" w:cs="NanumMyeongjo"/>
-          <w:b w:val="0"/>
-          <w:i w:val="0"/>
-        </w:rPr>
-        <w:t>라벨의 핵심 문장은 ‘이 유물은 무엇이다’와 ‘이 유물이 무엇을 생각하게 한다’로 나눌 수 있다. 첫 문장은 사실 확인이 중심이며, 두 번째는 자료에 근거한 해석이 중심이다. 두 문장을 결합하더라도 독자가 무엇이 확인된 정보인지 알 수 있어야 한다. 학생은 자신이 관찰한 특징을 설명문에서 얻은 사실과 구별하고, 추정으로 제시된 내용을 확정형으로 바꾸지 않는다.</w:t>
-      </w:r>
-    </w:p>
-    <w:p>
-      <w:pPr/>
-      <w:r>
-        <w:rPr>
-          <w:rFonts w:ascii="NanumMyeongjo" w:hAnsi="NanumMyeongjo" w:eastAsia="NanumMyeongjo" w:cs="NanumMyeongjo"/>
-          <w:b w:val="0"/>
-          <w:i w:val="0"/>
-        </w:rPr>
-        <w:t>글자 수는 사고를 압축하는 장치이지 모든 학생에게 동일한 표현을 강요하기 위한 기준이 아니다. 수업에서는 80자 안팎을 기준으로 조정할 수 있다. 중요한 것은 출토지와 제작지를 뒤섞지 않고, 물건의 이름을 무덤 주인의 실명처럼 쓰지 않으며, 시기와 자료의 종류를 정확하게 유지하는 것이다. 짧은 문장이 길고 복잡한 연구를 왜곡하지 않도록 검토한다.</w:t>
-      </w:r>
-    </w:p>
-    <w:p>
-      <w:pPr>
-        <w:pStyle w:val="Heading2"/>
-      </w:pPr>
-      <w:r>
-        <w:rPr>
-          <w:rFonts w:ascii="Noto Sans CJK KR" w:hAnsi="Noto Sans CJK KR" w:eastAsia="Noto Sans CJK KR" w:cs="Noto Sans CJK KR"/>
-          <w:sz w:val="26"/>
-        </w:rPr>
-        <w:t>3. 다른 독자를 상정하면 설명의 선택이 드러난다</w:t>
-      </w:r>
-    </w:p>
-    <w:p>
-      <w:pPr/>
-      <w:r>
-        <w:rPr>
-          <w:rFonts w:ascii="NanumMyeongjo" w:hAnsi="NanumMyeongjo" w:eastAsia="NanumMyeongjo" w:cs="NanumMyeongjo"/>
-          <w:b w:val="0"/>
-          <w:i w:val="0"/>
-        </w:rPr>
-        <w:t>학생은 같은 유물을 초등학생과 또래 고등학생에게 설명하는 두 문장을 비교해 볼 수 있다. 독자가 달라지면 용어와 배경 설명은 달라질 수 있지만 확인된 사실까지 달라지는 것은 아니다. 어려운 용어를 풀어 쓰면서도 기능과 출토 맥락을 유지하는지 확인한다. 쉬운 글과 얕은 글은 같지 않다.</w:t>
-      </w:r>
-    </w:p>
-    <w:p>
-      <w:pPr/>
-      <w:r>
-        <w:rPr>
-          <w:rFonts w:ascii="NanumMyeongjo" w:hAnsi="NanumMyeongjo" w:eastAsia="NanumMyeongjo" w:cs="NanumMyeongjo"/>
-          <w:b w:val="0"/>
-          <w:i w:val="0"/>
-        </w:rPr>
-        <w:t>그다음 두 학생이 서로의 라벨을 읽고 질문을 남긴다. “왜 그렇게 생각했는가”, “그것을 직접 보았는가”, “설명판에도 추정이라고 적혀 있었는가”처럼 근거를 확인하는 질문이 적합하다. 글의 멋이나 감동만 평가하지 않는다. 반론을 받은 학생은 어떤 문장을 유지하고 어떤 문장을 바꾸었는지, 그 이유를 수정 기록에 적는다.</w:t>
-      </w:r>
-    </w:p>
-    <w:p>
-      <w:pPr/>
-      <w:r>
-        <w:rPr>
-          <w:rFonts w:ascii="NanumMyeongjo" w:hAnsi="NanumMyeongjo" w:eastAsia="NanumMyeongjo" w:cs="NanumMyeongjo"/>
-          <w:b w:val="0"/>
-          <w:i w:val="0"/>
-        </w:rPr>
-        <w:t>수정 전후를 함께 보관하면 교사는 학생이 자료의 범위를 이해하며 설명을 조정했는지 확인할 수 있다. 처음의 문장에 오류가 있었다는 사실만으로 학습을 낮게 평가할 필요는 없다. 중요한 것은 자료와 피드백을 받아 오류를 구체적으로 고쳤는지다. 반대로 처음부터 잘 다듬어진 문장을 제출했더라도 실제 근거를 설명하지 못하면 탐구 과정이 확인되었다고 볼 수 없다.</w:t>
-      </w:r>
-    </w:p>
-    <w:p>
-      <w:pPr>
-        <w:pStyle w:val="Heading2"/>
-      </w:pPr>
-      <w:r>
-        <w:rPr>
-          <w:rFonts w:ascii="Noto Sans CJK KR" w:hAnsi="Noto Sans CJK KR" w:eastAsia="Noto Sans CJK KR" w:cs="Noto Sans CJK KR"/>
-          <w:sz w:val="26"/>
-        </w:rPr>
-        <w:t>4. 전시 윤리는 물건과 사람을 함께 다룬다</w:t>
-      </w:r>
-    </w:p>
-    <w:p>
-      <w:pPr/>
-      <w:r>
-        <w:rPr>
-          <w:rFonts w:ascii="NanumMyeongjo" w:hAnsi="NanumMyeongjo" w:eastAsia="NanumMyeongjo" w:cs="NanumMyeongjo"/>
-          <w:b w:val="0"/>
-          <w:i w:val="0"/>
-        </w:rPr>
-        <w:t>장례 유물을 설명할 때 피장자를 신비롭거나 자극적인 이야기의 주인공으로만 다루지 않는다. 사람의 죽음과 관련된 자료라는 점을 고려하고, 실명이나 성별·나이·신분에 관한 불확실성을 숨기지 않는다. 전시된 자료가 인골인지 모형인지, 그림인지 재현품인지 표시되어 있다면 그대로 기록한다. 사진 공개 여부와 관람 규칙을 준수한다.</w:t>
-      </w:r>
-    </w:p>
-    <w:p>
-      <w:pPr/>
-      <w:r>
-        <w:rPr>
-          <w:rFonts w:ascii="NanumMyeongjo" w:hAnsi="NanumMyeongjo" w:eastAsia="NanumMyeongjo" w:cs="NanumMyeongjo"/>
-          <w:b w:val="0"/>
-          <w:i w:val="0"/>
-        </w:rPr>
-        <w:t>현대의 방문객과 지역 주민도 같은 존중의 대상이다. 답사 사진에는 탐구에 불필요한 얼굴이나 사적인 생활공간이 들어갈 수 있다. 결과물을 학교신문이나 온라인에 공개할 때에는 촬영·이용 허용 범위를 확인하고 개인을 식별할 필요가 없는 정보는 제외한다. 문화유산을 공부한다는 이유가 타인의 생활을 무제한으로 기록할 권리를 주는 것은 아니다.</w:t>
-      </w:r>
-    </w:p>
-    <w:p>
-      <w:pPr/>
-      <w:r>
-        <w:rPr>
-          <w:rFonts w:ascii="NanumMyeongjo" w:hAnsi="NanumMyeongjo" w:eastAsia="NanumMyeongjo" w:cs="NanumMyeongjo"/>
-          <w:b w:val="0"/>
-          <w:i w:val="0"/>
-        </w:rPr>
-        <w:t>공개용 라벨 아래에는 ‘학생 해석’이라는 표시와 사용한 자료의 출처를 붙인다. 특정 학생의 실제 탐구 결과가 아직 없는 상태에서는 예시를 ‘가상 작성 예시’로 명확히 구분한다. 완성된 생활기록부 문장을 미리 생산하는 대신, 학생이 실제로 관찰하고 수정한 증거를 남기도록 한다. 이 자료집의 평가 안내도 그 증거를 확인하는 기준이지 학생의 활동을 대신하는 서술이 아니다.</w:t>
-      </w:r>
-    </w:p>
-    <w:p>
-      <w:pPr>
-        <w:pStyle w:val="Heading2"/>
-      </w:pPr>
-      <w:r>
-        <w:rPr>
-          <w:rFonts w:ascii="Noto Sans CJK KR" w:hAnsi="Noto Sans CJK KR" w:eastAsia="Noto Sans CJK KR" w:cs="Noto Sans CJK KR"/>
-          <w:sz w:val="26"/>
-        </w:rPr>
-        <w:t>5. 네 장소를 다시 하나의 질문으로 묶는다</w:t>
-      </w:r>
-    </w:p>
-    <w:p>
-      <w:pPr/>
-      <w:r>
-        <w:rPr>
-          <w:rFonts w:ascii="NanumMyeongjo" w:hAnsi="NanumMyeongjo" w:eastAsia="NanumMyeongjo" w:cs="NanumMyeongjo"/>
-          <w:b w:val="0"/>
-          <w:i w:val="0"/>
-        </w:rPr>
-        <w:t>대릉원에서는 과거의 구조와 현재의 관람 공간을, 쪽샘에서는 조사와 재현을, 교촌에서는 건물·전승·규범을, 박물관에서는 유물과 설명을 구분했다. 이 네 번의 구분은 모두 ‘과거는 어떤 근거를 통해 오늘의 설명이 되는가’라는 질문으로 이어진다. 학생의 마지막 한 문장은 방문지의 나열이 아니라 이 질문에 대한 잠정적인 답이어야 한다.</w:t>
-      </w:r>
-    </w:p>
-    <w:p>
-      <w:pPr/>
-      <w:r>
-        <w:rPr>
-          <w:rFonts w:ascii="NanumMyeongjo" w:hAnsi="NanumMyeongjo" w:eastAsia="NanumMyeongjo" w:cs="NanumMyeongjo"/>
-          <w:b w:val="0"/>
-          <w:i w:val="0"/>
-        </w:rPr>
-        <w:t>그 답이 반드시 거창할 필요는 없다. “나는 유물의 이름만 알면 역사를 안다고 생각했지만, 이제 출토 맥락과 설명의 근거를 함께 확인해야 한다고 생각한다”는 변화도 구체적인 사례가 뒷받침하면 의미 있는 결론이 된다. 다만 이 문장은 형식을 보여주는 예시이며 학생 모두가 같은 생각의 변화를 경험했다고 기록하지 않는다. 각자가 실제로 수정한 문장을 중심으로 결론을 작성한다.</w:t>
-      </w:r>
-    </w:p>
-    <w:p>
-      <w:pPr>
-        <w:pStyle w:val="Heading2"/>
-      </w:pPr>
-      <w:r>
-        <w:rPr>
-          <w:rFonts w:ascii="Noto Sans CJK KR" w:hAnsi="Noto Sans CJK KR" w:eastAsia="Noto Sans CJK KR" w:cs="Noto Sans CJK KR"/>
-          <w:sz w:val="26"/>
-        </w:rPr>
-        <w:t>심화 해설. 주장과 근거를 서로 역으로 확인하는 편집</w:t>
-      </w:r>
-    </w:p>
-    <w:p>
-      <w:pPr/>
-      <w:r>
-        <w:rPr>
-          <w:rFonts w:ascii="NanumMyeongjo" w:hAnsi="NanumMyeongjo" w:eastAsia="NanumMyeongjo" w:cs="NanumMyeongjo"/>
-          <w:b w:val="0"/>
-          <w:i w:val="0"/>
-        </w:rPr>
-        <w:t>최종 글을 완성한 학생에게 마지막으로 할 일은 문장마다 그 문장을 지지하는 자료를 연결하는 것이다. 라벨에는 짧게 ‘천마총 출토 말다래’라고 적더라도 근거 메모에는 출토지와 기능을 어느 자료에서 확인했는지 남긴다. ‘제작자의 의도’나 ‘피장자의 신분’처럼 한 단계 더 나아간 표현에는 추정임을 표시했는지 점검한다. 근거가 없는 문장은 완곡하게 바꾸는 것만으로 해결되지 않으며 삭제하거나 질문으로 돌려야 한다.</w:t>
-      </w:r>
-    </w:p>
-    <w:p>
-      <w:pPr/>
-      <w:r>
-        <w:rPr>
-          <w:rFonts w:ascii="NanumMyeongjo" w:hAnsi="NanumMyeongjo" w:eastAsia="NanumMyeongjo" w:cs="NanumMyeongjo"/>
-          <w:b w:val="0"/>
-          <w:i w:val="0"/>
-        </w:rPr>
-        <w:t>반대로 자료에서 글로 돌아오는 검토도 필요하다. 처음에 중요한 줄 알고 수집했지만 최종 주장과 관계없는 사진은 부록으로 돌릴 수 있다. 관련 없는 자료를 많이 붙이면 글이 학술적으로 보일 수는 있어도 주장의 타당성이 커지는 것은 아니다. 학생은 핵심 증거 두세 개를 선택한 이유와 제외한 자료의 이유를 짧게 적는다. 이 메모는 주제 선정과 자료 평가의 실제 과정을 보여준다.</w:t>
-      </w:r>
-    </w:p>
-    <w:p>
-      <w:pPr/>
-      <w:r>
-        <w:rPr>
-          <w:rFonts w:ascii="NanumMyeongjo" w:hAnsi="NanumMyeongjo" w:eastAsia="NanumMyeongjo" w:cs="NanumMyeongjo"/>
-          <w:b w:val="0"/>
-          <w:i w:val="0"/>
-        </w:rPr>
-        <w:t>마지막 교정은 모둠원이 서로의 글을 읽고 ‘이 문장만 읽으면 사실로 오해할 부분’을 표시하는 방식으로 한다. 수정자는 지적을 무조건 받아들이지 않고 원자료를 다시 보아 결정한다. 제출물에 최초 문장과 수정 문장, 바꾼 이유를 함께 남기면 생각의 변화가 추상적인 소감 대신 확인 가능한 흔적이 된다. 이 과정이 80자의 최종 라벨보다 길어도 괜찮다. 짧은 결과물이 긴 연구와 검토를 압축한 것임을 보여주는 것이 이 활동의 목적이다.</w:t>
-      </w:r>
-    </w:p>
-    <w:p>
-      <w:pPr/>
-      <w:r>
-        <w:rPr>
-          <w:rFonts w:ascii="NanumMyeongjo" w:hAnsi="NanumMyeongjo" w:eastAsia="NanumMyeongjo" w:cs="NanumMyeongjo"/>
-          <w:b/>
-          <w:i w:val="0"/>
-        </w:rPr>
-        <w:t>통합 과제:</w:t>
-      </w:r>
-      <w:r>
-        <w:rPr>
-          <w:rFonts w:ascii="NanumMyeongjo" w:hAnsi="NanumMyeongjo" w:eastAsia="NanumMyeongjo" w:cs="NanumMyeongjo"/>
-          <w:b w:val="0"/>
-          <w:i w:val="0"/>
-        </w:rPr>
-        <w:t xml:space="preserve"> 선택한 한 점의 라벨, 300~500자의 근거 메모, 수정 전후 문장 한 쌍, 추가 질문 한 가지를 제출한다. 최소 한 가지 사실과 한 가지 해석을 구분하고, 확실하지 않은 사항은 그대로 표시한다.</w:t>
-      </w:r>
-    </w:p>
-    <w:p>
-      <w:pPr>
-        <w:pStyle w:val="Heading1"/>
-        <w:pageBreakBefore/>
-      </w:pPr>
-      <w:bookmarkStart w:id="11" w:name="g_C_11"/>
-      <w:r>
-        <w:rPr>
-          <w:rFonts w:ascii="Noto Sans CJK KR" w:hAnsi="Noto Sans CJK KR" w:eastAsia="Noto Sans CJK KR" w:cs="Noto Sans CJK KR"/>
-          <w:sz w:val="38"/>
-        </w:rPr>
-        <w:t>C-운영. 네 거점에 집중하는 하루</w:t>
-      </w:r>
-      <w:bookmarkEnd w:id="11"/>
-    </w:p>
-    <w:p>
-      <w:pPr>
-        <w:pStyle w:val="Heading2"/>
-      </w:pPr>
-      <w:r>
-        <w:rPr>
-          <w:rFonts w:ascii="Noto Sans CJK KR" w:hAnsi="Noto Sans CJK KR" w:eastAsia="Noto Sans CJK KR" w:cs="Noto Sans CJK KR"/>
-          <w:sz w:val="26"/>
-        </w:rPr>
-        <w:t>1. 기존 동선과 학습 목표</w:t>
+        <w:t>예정 시간표</w:t>
       </w:r>
     </w:p>
     <w:tbl>
       <w:tblPr>
+        <w:tblStyle w:val="TableGrid"/>
         <w:tblW w:type="auto" w:w="0"/>
-        <w:jc w:val="center"/>
         <w:tblLayout w:type="fixed"/>
         <w:tblLook w:firstColumn="1" w:firstRow="1" w:lastColumn="0" w:lastRow="0" w:noHBand="0" w:noVBand="1" w:val="04A0"/>
-        <w:tblBorders>
-          <w:top w:val="single" w:sz="4" w:color="D4D8D2"/>
-          <w:left w:val="single" w:sz="4" w:color="D4D8D2"/>
-          <w:bottom w:val="single" w:sz="4" w:color="D4D8D2"/>
-          <w:right w:val="single" w:sz="4" w:color="D4D8D2"/>
-          <w:insideH w:val="single" w:sz="4" w:color="D4D8D2"/>
-          <w:insideV w:val="single" w:sz="4" w:color="D4D8D2"/>
-        </w:tblBorders>
       </w:tblPr>
       <w:tblGrid>
-        <w:gridCol w:w="1587"/>
-        <w:gridCol w:w="3005"/>
-        <w:gridCol w:w="4819"/>
+        <w:gridCol w:w="3264"/>
+        <w:gridCol w:w="3264"/>
+        <w:gridCol w:w="3264"/>
       </w:tblGrid>
       <w:tr>
         <w:trPr>
@@ -2870,23 +2083,15 @@
         </w:trPr>
         <w:tc>
           <w:tcPr>
-            <w:tcW w:type="dxa" w:w="1587"/>
-            <w:vAlign w:val="center"/>
-            <w:shd w:fill="EAEFEA"/>
-            <w:tcMar>
-              <w:top w:w="95" w:type="dxa"/>
-              <w:left w:w="95" w:type="dxa"/>
-              <w:bottom w:w="95" w:type="dxa"/>
-              <w:right w:w="95" w:type="dxa"/>
-            </w:tcMar>
+            <w:tcW w:type="dxa" w:w="3264"/>
+            <w:shd w:fill="EFEFEA"/>
           </w:tcPr>
           <w:p>
             <w:pPr>
-              <w:spacing w:before="80" w:after="80" w:line="300" w:lineRule="auto"/>
+              <w:spacing w:line="324" w:lineRule="auto" w:after="60" w:before="60"/>
             </w:pPr>
             <w:r>
               <w:rPr>
-                <w:rFonts w:ascii="Noto Sans CJK KR" w:hAnsi="Noto Sans CJK KR" w:eastAsia="Noto Sans CJK KR" w:cs="Noto Sans CJK KR"/>
                 <w:b/>
                 <w:sz w:val="18"/>
               </w:rPr>
@@ -2896,23 +2101,15 @@
         </w:tc>
         <w:tc>
           <w:tcPr>
-            <w:tcW w:type="dxa" w:w="3005"/>
-            <w:vAlign w:val="center"/>
-            <w:shd w:fill="EAEFEA"/>
-            <w:tcMar>
-              <w:top w:w="95" w:type="dxa"/>
-              <w:left w:w="95" w:type="dxa"/>
-              <w:bottom w:w="95" w:type="dxa"/>
-              <w:right w:w="95" w:type="dxa"/>
-            </w:tcMar>
+            <w:tcW w:type="dxa" w:w="3264"/>
+            <w:shd w:fill="EFEFEA"/>
           </w:tcPr>
           <w:p>
             <w:pPr>
-              <w:spacing w:before="80" w:after="80" w:line="300" w:lineRule="auto"/>
+              <w:spacing w:line="324" w:lineRule="auto" w:after="60" w:before="60"/>
             </w:pPr>
             <w:r>
               <w:rPr>
-                <w:rFonts w:ascii="Noto Sans CJK KR" w:hAnsi="Noto Sans CJK KR" w:eastAsia="Noto Sans CJK KR" w:cs="Noto Sans CJK KR"/>
                 <w:b/>
                 <w:sz w:val="18"/>
               </w:rPr>
@@ -2922,23 +2119,15 @@
         </w:tc>
         <w:tc>
           <w:tcPr>
-            <w:tcW w:type="dxa" w:w="4819"/>
-            <w:vAlign w:val="center"/>
-            <w:shd w:fill="EAEFEA"/>
-            <w:tcMar>
-              <w:top w:w="95" w:type="dxa"/>
-              <w:left w:w="95" w:type="dxa"/>
-              <w:bottom w:w="95" w:type="dxa"/>
-              <w:right w:w="95" w:type="dxa"/>
-            </w:tcMar>
+            <w:tcW w:type="dxa" w:w="3264"/>
+            <w:shd w:fill="EFEFEA"/>
           </w:tcPr>
           <w:p>
             <w:pPr>
-              <w:spacing w:before="80" w:after="80" w:line="300" w:lineRule="auto"/>
+              <w:spacing w:line="324" w:lineRule="auto" w:after="60" w:before="60"/>
             </w:pPr>
             <w:r>
               <w:rPr>
-                <w:rFonts w:ascii="Noto Sans CJK KR" w:hAnsi="Noto Sans CJK KR" w:eastAsia="Noto Sans CJK KR" w:cs="Noto Sans CJK KR"/>
                 <w:b/>
                 <w:sz w:val="18"/>
               </w:rPr>
@@ -2953,22 +2142,14 @@
         </w:trPr>
         <w:tc>
           <w:tcPr>
-            <w:tcW w:type="dxa" w:w="1587"/>
-            <w:vAlign w:val="center"/>
-            <w:tcMar>
-              <w:top w:w="95" w:type="dxa"/>
-              <w:left w:w="95" w:type="dxa"/>
-              <w:bottom w:w="95" w:type="dxa"/>
-              <w:right w:w="95" w:type="dxa"/>
-            </w:tcMar>
+            <w:tcW w:type="dxa" w:w="3264"/>
           </w:tcPr>
           <w:p>
             <w:pPr>
-              <w:spacing w:before="80" w:after="80" w:line="300" w:lineRule="auto"/>
+              <w:spacing w:line="324" w:lineRule="auto" w:after="60" w:before="60"/>
             </w:pPr>
             <w:r>
               <w:rPr>
-                <w:rFonts w:ascii="Noto Sans CJK KR" w:hAnsi="Noto Sans CJK KR" w:eastAsia="Noto Sans CJK KR" w:cs="Noto Sans CJK KR"/>
                 <w:b w:val="0"/>
                 <w:sz w:val="18"/>
               </w:rPr>
@@ -2978,22 +2159,14 @@
         </w:tc>
         <w:tc>
           <w:tcPr>
-            <w:tcW w:type="dxa" w:w="3005"/>
-            <w:vAlign w:val="center"/>
-            <w:tcMar>
-              <w:top w:w="95" w:type="dxa"/>
-              <w:left w:w="95" w:type="dxa"/>
-              <w:bottom w:w="95" w:type="dxa"/>
-              <w:right w:w="95" w:type="dxa"/>
-            </w:tcMar>
+            <w:tcW w:type="dxa" w:w="3264"/>
           </w:tcPr>
           <w:p>
             <w:pPr>
-              <w:spacing w:before="80" w:after="80" w:line="300" w:lineRule="auto"/>
+              <w:spacing w:line="324" w:lineRule="auto" w:after="60" w:before="60"/>
             </w:pPr>
             <w:r>
               <w:rPr>
-                <w:rFonts w:ascii="Noto Sans CJK KR" w:hAnsi="Noto Sans CJK KR" w:eastAsia="Noto Sans CJK KR" w:cs="Noto Sans CJK KR"/>
                 <w:b w:val="0"/>
                 <w:sz w:val="18"/>
               </w:rPr>
@@ -3003,22 +2176,14 @@
         </w:tc>
         <w:tc>
           <w:tcPr>
-            <w:tcW w:type="dxa" w:w="4819"/>
-            <w:vAlign w:val="center"/>
-            <w:tcMar>
-              <w:top w:w="95" w:type="dxa"/>
-              <w:left w:w="95" w:type="dxa"/>
-              <w:bottom w:w="95" w:type="dxa"/>
-              <w:right w:w="95" w:type="dxa"/>
-            </w:tcMar>
+            <w:tcW w:type="dxa" w:w="3264"/>
           </w:tcPr>
           <w:p>
             <w:pPr>
-              <w:spacing w:before="80" w:after="80" w:line="300" w:lineRule="auto"/>
+              <w:spacing w:line="324" w:lineRule="auto" w:after="60" w:before="60"/>
             </w:pPr>
             <w:r>
               <w:rPr>
-                <w:rFonts w:ascii="Noto Sans CJK KR" w:hAnsi="Noto Sans CJK KR" w:eastAsia="Noto Sans CJK KR" w:cs="Noto Sans CJK KR"/>
                 <w:b w:val="0"/>
                 <w:sz w:val="18"/>
               </w:rPr>
@@ -3033,22 +2198,14 @@
         </w:trPr>
         <w:tc>
           <w:tcPr>
-            <w:tcW w:type="dxa" w:w="1587"/>
-            <w:vAlign w:val="center"/>
-            <w:tcMar>
-              <w:top w:w="95" w:type="dxa"/>
-              <w:left w:w="95" w:type="dxa"/>
-              <w:bottom w:w="95" w:type="dxa"/>
-              <w:right w:w="95" w:type="dxa"/>
-            </w:tcMar>
+            <w:tcW w:type="dxa" w:w="3264"/>
           </w:tcPr>
           <w:p>
             <w:pPr>
-              <w:spacing w:before="80" w:after="80" w:line="300" w:lineRule="auto"/>
+              <w:spacing w:line="324" w:lineRule="auto" w:after="60" w:before="60"/>
             </w:pPr>
             <w:r>
               <w:rPr>
-                <w:rFonts w:ascii="Noto Sans CJK KR" w:hAnsi="Noto Sans CJK KR" w:eastAsia="Noto Sans CJK KR" w:cs="Noto Sans CJK KR"/>
                 <w:b w:val="0"/>
                 <w:sz w:val="18"/>
               </w:rPr>
@@ -3058,22 +2215,14 @@
         </w:tc>
         <w:tc>
           <w:tcPr>
-            <w:tcW w:type="dxa" w:w="3005"/>
-            <w:vAlign w:val="center"/>
-            <w:tcMar>
-              <w:top w:w="95" w:type="dxa"/>
-              <w:left w:w="95" w:type="dxa"/>
-              <w:bottom w:w="95" w:type="dxa"/>
-              <w:right w:w="95" w:type="dxa"/>
-            </w:tcMar>
+            <w:tcW w:type="dxa" w:w="3264"/>
           </w:tcPr>
           <w:p>
             <w:pPr>
-              <w:spacing w:before="80" w:after="80" w:line="300" w:lineRule="auto"/>
+              <w:spacing w:line="324" w:lineRule="auto" w:after="60" w:before="60"/>
             </w:pPr>
             <w:r>
               <w:rPr>
-                <w:rFonts w:ascii="Noto Sans CJK KR" w:hAnsi="Noto Sans CJK KR" w:eastAsia="Noto Sans CJK KR" w:cs="Noto Sans CJK KR"/>
                 <w:b w:val="0"/>
                 <w:sz w:val="18"/>
               </w:rPr>
@@ -3083,22 +2232,14 @@
         </w:tc>
         <w:tc>
           <w:tcPr>
-            <w:tcW w:type="dxa" w:w="4819"/>
-            <w:vAlign w:val="center"/>
-            <w:tcMar>
-              <w:top w:w="95" w:type="dxa"/>
-              <w:left w:w="95" w:type="dxa"/>
-              <w:bottom w:w="95" w:type="dxa"/>
-              <w:right w:w="95" w:type="dxa"/>
-            </w:tcMar>
+            <w:tcW w:type="dxa" w:w="3264"/>
           </w:tcPr>
           <w:p>
             <w:pPr>
-              <w:spacing w:before="80" w:after="80" w:line="300" w:lineRule="auto"/>
+              <w:spacing w:line="324" w:lineRule="auto" w:after="60" w:before="60"/>
             </w:pPr>
             <w:r>
               <w:rPr>
-                <w:rFonts w:ascii="Noto Sans CJK KR" w:hAnsi="Noto Sans CJK KR" w:eastAsia="Noto Sans CJK KR" w:cs="Noto Sans CJK KR"/>
                 <w:b w:val="0"/>
                 <w:sz w:val="18"/>
               </w:rPr>
@@ -3113,22 +2254,14 @@
         </w:trPr>
         <w:tc>
           <w:tcPr>
-            <w:tcW w:type="dxa" w:w="1587"/>
-            <w:vAlign w:val="center"/>
-            <w:tcMar>
-              <w:top w:w="95" w:type="dxa"/>
-              <w:left w:w="95" w:type="dxa"/>
-              <w:bottom w:w="95" w:type="dxa"/>
-              <w:right w:w="95" w:type="dxa"/>
-            </w:tcMar>
+            <w:tcW w:type="dxa" w:w="3264"/>
           </w:tcPr>
           <w:p>
             <w:pPr>
-              <w:spacing w:before="80" w:after="80" w:line="300" w:lineRule="auto"/>
+              <w:spacing w:line="324" w:lineRule="auto" w:after="60" w:before="60"/>
             </w:pPr>
             <w:r>
               <w:rPr>
-                <w:rFonts w:ascii="Noto Sans CJK KR" w:hAnsi="Noto Sans CJK KR" w:eastAsia="Noto Sans CJK KR" w:cs="Noto Sans CJK KR"/>
                 <w:b w:val="0"/>
                 <w:sz w:val="18"/>
               </w:rPr>
@@ -3138,22 +2271,14 @@
         </w:tc>
         <w:tc>
           <w:tcPr>
-            <w:tcW w:type="dxa" w:w="3005"/>
-            <w:vAlign w:val="center"/>
-            <w:tcMar>
-              <w:top w:w="95" w:type="dxa"/>
-              <w:left w:w="95" w:type="dxa"/>
-              <w:bottom w:w="95" w:type="dxa"/>
-              <w:right w:w="95" w:type="dxa"/>
-            </w:tcMar>
+            <w:tcW w:type="dxa" w:w="3264"/>
           </w:tcPr>
           <w:p>
             <w:pPr>
-              <w:spacing w:before="80" w:after="80" w:line="300" w:lineRule="auto"/>
+              <w:spacing w:line="324" w:lineRule="auto" w:after="60" w:before="60"/>
             </w:pPr>
             <w:r>
               <w:rPr>
-                <w:rFonts w:ascii="Noto Sans CJK KR" w:hAnsi="Noto Sans CJK KR" w:eastAsia="Noto Sans CJK KR" w:cs="Noto Sans CJK KR"/>
                 <w:b w:val="0"/>
                 <w:sz w:val="18"/>
               </w:rPr>
@@ -3163,22 +2288,14 @@
         </w:tc>
         <w:tc>
           <w:tcPr>
-            <w:tcW w:type="dxa" w:w="4819"/>
-            <w:vAlign w:val="center"/>
-            <w:tcMar>
-              <w:top w:w="95" w:type="dxa"/>
-              <w:left w:w="95" w:type="dxa"/>
-              <w:bottom w:w="95" w:type="dxa"/>
-              <w:right w:w="95" w:type="dxa"/>
-            </w:tcMar>
+            <w:tcW w:type="dxa" w:w="3264"/>
           </w:tcPr>
           <w:p>
             <w:pPr>
-              <w:spacing w:before="80" w:after="80" w:line="300" w:lineRule="auto"/>
+              <w:spacing w:line="324" w:lineRule="auto" w:after="60" w:before="60"/>
             </w:pPr>
             <w:r>
               <w:rPr>
-                <w:rFonts w:ascii="Noto Sans CJK KR" w:hAnsi="Noto Sans CJK KR" w:eastAsia="Noto Sans CJK KR" w:cs="Noto Sans CJK KR"/>
                 <w:b w:val="0"/>
                 <w:sz w:val="18"/>
               </w:rPr>
@@ -3193,22 +2310,14 @@
         </w:trPr>
         <w:tc>
           <w:tcPr>
-            <w:tcW w:type="dxa" w:w="1587"/>
-            <w:vAlign w:val="center"/>
-            <w:tcMar>
-              <w:top w:w="95" w:type="dxa"/>
-              <w:left w:w="95" w:type="dxa"/>
-              <w:bottom w:w="95" w:type="dxa"/>
-              <w:right w:w="95" w:type="dxa"/>
-            </w:tcMar>
+            <w:tcW w:type="dxa" w:w="3264"/>
           </w:tcPr>
           <w:p>
             <w:pPr>
-              <w:spacing w:before="80" w:after="80" w:line="300" w:lineRule="auto"/>
+              <w:spacing w:line="324" w:lineRule="auto" w:after="60" w:before="60"/>
             </w:pPr>
             <w:r>
               <w:rPr>
-                <w:rFonts w:ascii="Noto Sans CJK KR" w:hAnsi="Noto Sans CJK KR" w:eastAsia="Noto Sans CJK KR" w:cs="Noto Sans CJK KR"/>
                 <w:b w:val="0"/>
                 <w:sz w:val="18"/>
               </w:rPr>
@@ -3218,22 +2327,14 @@
         </w:tc>
         <w:tc>
           <w:tcPr>
-            <w:tcW w:type="dxa" w:w="3005"/>
-            <w:vAlign w:val="center"/>
-            <w:tcMar>
-              <w:top w:w="95" w:type="dxa"/>
-              <w:left w:w="95" w:type="dxa"/>
-              <w:bottom w:w="95" w:type="dxa"/>
-              <w:right w:w="95" w:type="dxa"/>
-            </w:tcMar>
+            <w:tcW w:type="dxa" w:w="3264"/>
           </w:tcPr>
           <w:p>
             <w:pPr>
-              <w:spacing w:before="80" w:after="80" w:line="300" w:lineRule="auto"/>
+              <w:spacing w:line="324" w:lineRule="auto" w:after="60" w:before="60"/>
             </w:pPr>
             <w:r>
               <w:rPr>
-                <w:rFonts w:ascii="Noto Sans CJK KR" w:hAnsi="Noto Sans CJK KR" w:eastAsia="Noto Sans CJK KR" w:cs="Noto Sans CJK KR"/>
                 <w:b w:val="0"/>
                 <w:sz w:val="18"/>
               </w:rPr>
@@ -3243,22 +2344,14 @@
         </w:tc>
         <w:tc>
           <w:tcPr>
-            <w:tcW w:type="dxa" w:w="4819"/>
-            <w:vAlign w:val="center"/>
-            <w:tcMar>
-              <w:top w:w="95" w:type="dxa"/>
-              <w:left w:w="95" w:type="dxa"/>
-              <w:bottom w:w="95" w:type="dxa"/>
-              <w:right w:w="95" w:type="dxa"/>
-            </w:tcMar>
+            <w:tcW w:type="dxa" w:w="3264"/>
           </w:tcPr>
           <w:p>
             <w:pPr>
-              <w:spacing w:before="80" w:after="80" w:line="300" w:lineRule="auto"/>
+              <w:spacing w:line="324" w:lineRule="auto" w:after="60" w:before="60"/>
             </w:pPr>
             <w:r>
               <w:rPr>
-                <w:rFonts w:ascii="Noto Sans CJK KR" w:hAnsi="Noto Sans CJK KR" w:eastAsia="Noto Sans CJK KR" w:cs="Noto Sans CJK KR"/>
                 <w:b w:val="0"/>
                 <w:sz w:val="18"/>
               </w:rPr>
@@ -3273,22 +2366,14 @@
         </w:trPr>
         <w:tc>
           <w:tcPr>
-            <w:tcW w:type="dxa" w:w="1587"/>
-            <w:vAlign w:val="center"/>
-            <w:tcMar>
-              <w:top w:w="95" w:type="dxa"/>
-              <w:left w:w="95" w:type="dxa"/>
-              <w:bottom w:w="95" w:type="dxa"/>
-              <w:right w:w="95" w:type="dxa"/>
-            </w:tcMar>
+            <w:tcW w:type="dxa" w:w="3264"/>
           </w:tcPr>
           <w:p>
             <w:pPr>
-              <w:spacing w:before="80" w:after="80" w:line="300" w:lineRule="auto"/>
+              <w:spacing w:line="324" w:lineRule="auto" w:after="60" w:before="60"/>
             </w:pPr>
             <w:r>
               <w:rPr>
-                <w:rFonts w:ascii="Noto Sans CJK KR" w:hAnsi="Noto Sans CJK KR" w:eastAsia="Noto Sans CJK KR" w:cs="Noto Sans CJK KR"/>
                 <w:b w:val="0"/>
                 <w:sz w:val="18"/>
               </w:rPr>
@@ -3298,22 +2383,14 @@
         </w:tc>
         <w:tc>
           <w:tcPr>
-            <w:tcW w:type="dxa" w:w="3005"/>
-            <w:vAlign w:val="center"/>
-            <w:tcMar>
-              <w:top w:w="95" w:type="dxa"/>
-              <w:left w:w="95" w:type="dxa"/>
-              <w:bottom w:w="95" w:type="dxa"/>
-              <w:right w:w="95" w:type="dxa"/>
-            </w:tcMar>
+            <w:tcW w:type="dxa" w:w="3264"/>
           </w:tcPr>
           <w:p>
             <w:pPr>
-              <w:spacing w:before="80" w:after="80" w:line="300" w:lineRule="auto"/>
+              <w:spacing w:line="324" w:lineRule="auto" w:after="60" w:before="60"/>
             </w:pPr>
             <w:r>
               <w:rPr>
-                <w:rFonts w:ascii="Noto Sans CJK KR" w:hAnsi="Noto Sans CJK KR" w:eastAsia="Noto Sans CJK KR" w:cs="Noto Sans CJK KR"/>
                 <w:b w:val="0"/>
                 <w:sz w:val="18"/>
               </w:rPr>
@@ -3323,22 +2400,14 @@
         </w:tc>
         <w:tc>
           <w:tcPr>
-            <w:tcW w:type="dxa" w:w="4819"/>
-            <w:vAlign w:val="center"/>
-            <w:tcMar>
-              <w:top w:w="95" w:type="dxa"/>
-              <w:left w:w="95" w:type="dxa"/>
-              <w:bottom w:w="95" w:type="dxa"/>
-              <w:right w:w="95" w:type="dxa"/>
-            </w:tcMar>
+            <w:tcW w:type="dxa" w:w="3264"/>
           </w:tcPr>
           <w:p>
             <w:pPr>
-              <w:spacing w:before="80" w:after="80" w:line="300" w:lineRule="auto"/>
+              <w:spacing w:line="324" w:lineRule="auto" w:after="60" w:before="60"/>
             </w:pPr>
             <w:r>
               <w:rPr>
-                <w:rFonts w:ascii="Noto Sans CJK KR" w:hAnsi="Noto Sans CJK KR" w:eastAsia="Noto Sans CJK KR" w:cs="Noto Sans CJK KR"/>
                 <w:b w:val="0"/>
                 <w:sz w:val="18"/>
               </w:rPr>
@@ -3353,22 +2422,14 @@
         </w:trPr>
         <w:tc>
           <w:tcPr>
-            <w:tcW w:type="dxa" w:w="1587"/>
-            <w:vAlign w:val="center"/>
-            <w:tcMar>
-              <w:top w:w="95" w:type="dxa"/>
-              <w:left w:w="95" w:type="dxa"/>
-              <w:bottom w:w="95" w:type="dxa"/>
-              <w:right w:w="95" w:type="dxa"/>
-            </w:tcMar>
+            <w:tcW w:type="dxa" w:w="3264"/>
           </w:tcPr>
           <w:p>
             <w:pPr>
-              <w:spacing w:before="80" w:after="80" w:line="300" w:lineRule="auto"/>
+              <w:spacing w:line="324" w:lineRule="auto" w:after="60" w:before="60"/>
             </w:pPr>
             <w:r>
               <w:rPr>
-                <w:rFonts w:ascii="Noto Sans CJK KR" w:hAnsi="Noto Sans CJK KR" w:eastAsia="Noto Sans CJK KR" w:cs="Noto Sans CJK KR"/>
                 <w:b w:val="0"/>
                 <w:sz w:val="18"/>
               </w:rPr>
@@ -3378,22 +2439,14 @@
         </w:tc>
         <w:tc>
           <w:tcPr>
-            <w:tcW w:type="dxa" w:w="3005"/>
-            <w:vAlign w:val="center"/>
-            <w:tcMar>
-              <w:top w:w="95" w:type="dxa"/>
-              <w:left w:w="95" w:type="dxa"/>
-              <w:bottom w:w="95" w:type="dxa"/>
-              <w:right w:w="95" w:type="dxa"/>
-            </w:tcMar>
+            <w:tcW w:type="dxa" w:w="3264"/>
           </w:tcPr>
           <w:p>
             <w:pPr>
-              <w:spacing w:before="80" w:after="80" w:line="300" w:lineRule="auto"/>
+              <w:spacing w:line="324" w:lineRule="auto" w:after="60" w:before="60"/>
             </w:pPr>
             <w:r>
               <w:rPr>
-                <w:rFonts w:ascii="Noto Sans CJK KR" w:hAnsi="Noto Sans CJK KR" w:eastAsia="Noto Sans CJK KR" w:cs="Noto Sans CJK KR"/>
                 <w:b w:val="0"/>
                 <w:sz w:val="18"/>
               </w:rPr>
@@ -3403,22 +2456,14 @@
         </w:tc>
         <w:tc>
           <w:tcPr>
-            <w:tcW w:type="dxa" w:w="4819"/>
-            <w:vAlign w:val="center"/>
-            <w:tcMar>
-              <w:top w:w="95" w:type="dxa"/>
-              <w:left w:w="95" w:type="dxa"/>
-              <w:bottom w:w="95" w:type="dxa"/>
-              <w:right w:w="95" w:type="dxa"/>
-            </w:tcMar>
+            <w:tcW w:type="dxa" w:w="3264"/>
           </w:tcPr>
           <w:p>
             <w:pPr>
-              <w:spacing w:before="80" w:after="80" w:line="300" w:lineRule="auto"/>
+              <w:spacing w:line="324" w:lineRule="auto" w:after="60" w:before="60"/>
             </w:pPr>
             <w:r>
               <w:rPr>
-                <w:rFonts w:ascii="Noto Sans CJK KR" w:hAnsi="Noto Sans CJK KR" w:eastAsia="Noto Sans CJK KR" w:cs="Noto Sans CJK KR"/>
                 <w:b w:val="0"/>
                 <w:sz w:val="18"/>
               </w:rPr>
@@ -3433,22 +2478,14 @@
         </w:trPr>
         <w:tc>
           <w:tcPr>
-            <w:tcW w:type="dxa" w:w="1587"/>
-            <w:vAlign w:val="center"/>
-            <w:tcMar>
-              <w:top w:w="95" w:type="dxa"/>
-              <w:left w:w="95" w:type="dxa"/>
-              <w:bottom w:w="95" w:type="dxa"/>
-              <w:right w:w="95" w:type="dxa"/>
-            </w:tcMar>
+            <w:tcW w:type="dxa" w:w="3264"/>
           </w:tcPr>
           <w:p>
             <w:pPr>
-              <w:spacing w:before="80" w:after="80" w:line="300" w:lineRule="auto"/>
+              <w:spacing w:line="324" w:lineRule="auto" w:after="60" w:before="60"/>
             </w:pPr>
             <w:r>
               <w:rPr>
-                <w:rFonts w:ascii="Noto Sans CJK KR" w:hAnsi="Noto Sans CJK KR" w:eastAsia="Noto Sans CJK KR" w:cs="Noto Sans CJK KR"/>
                 <w:b w:val="0"/>
                 <w:sz w:val="18"/>
               </w:rPr>
@@ -3458,22 +2495,14 @@
         </w:tc>
         <w:tc>
           <w:tcPr>
-            <w:tcW w:type="dxa" w:w="3005"/>
-            <w:vAlign w:val="center"/>
-            <w:tcMar>
-              <w:top w:w="95" w:type="dxa"/>
-              <w:left w:w="95" w:type="dxa"/>
-              <w:bottom w:w="95" w:type="dxa"/>
-              <w:right w:w="95" w:type="dxa"/>
-            </w:tcMar>
+            <w:tcW w:type="dxa" w:w="3264"/>
           </w:tcPr>
           <w:p>
             <w:pPr>
-              <w:spacing w:before="80" w:after="80" w:line="300" w:lineRule="auto"/>
+              <w:spacing w:line="324" w:lineRule="auto" w:after="60" w:before="60"/>
             </w:pPr>
             <w:r>
               <w:rPr>
-                <w:rFonts w:ascii="Noto Sans CJK KR" w:hAnsi="Noto Sans CJK KR" w:eastAsia="Noto Sans CJK KR" w:cs="Noto Sans CJK KR"/>
                 <w:b w:val="0"/>
                 <w:sz w:val="18"/>
               </w:rPr>
@@ -3483,22 +2512,14 @@
         </w:tc>
         <w:tc>
           <w:tcPr>
-            <w:tcW w:type="dxa" w:w="4819"/>
-            <w:vAlign w:val="center"/>
-            <w:tcMar>
-              <w:top w:w="95" w:type="dxa"/>
-              <w:left w:w="95" w:type="dxa"/>
-              <w:bottom w:w="95" w:type="dxa"/>
-              <w:right w:w="95" w:type="dxa"/>
-            </w:tcMar>
+            <w:tcW w:type="dxa" w:w="3264"/>
           </w:tcPr>
           <w:p>
             <w:pPr>
-              <w:spacing w:before="80" w:after="80" w:line="300" w:lineRule="auto"/>
+              <w:spacing w:line="324" w:lineRule="auto" w:after="60" w:before="60"/>
             </w:pPr>
             <w:r>
               <w:rPr>
-                <w:rFonts w:ascii="Noto Sans CJK KR" w:hAnsi="Noto Sans CJK KR" w:eastAsia="Noto Sans CJK KR" w:cs="Noto Sans CJK KR"/>
                 <w:b w:val="0"/>
                 <w:sz w:val="18"/>
               </w:rPr>
@@ -3513,22 +2534,14 @@
         </w:trPr>
         <w:tc>
           <w:tcPr>
-            <w:tcW w:type="dxa" w:w="1587"/>
-            <w:vAlign w:val="center"/>
-            <w:tcMar>
-              <w:top w:w="95" w:type="dxa"/>
-              <w:left w:w="95" w:type="dxa"/>
-              <w:bottom w:w="95" w:type="dxa"/>
-              <w:right w:w="95" w:type="dxa"/>
-            </w:tcMar>
+            <w:tcW w:type="dxa" w:w="3264"/>
           </w:tcPr>
           <w:p>
             <w:pPr>
-              <w:spacing w:before="80" w:after="80" w:line="300" w:lineRule="auto"/>
+              <w:spacing w:line="324" w:lineRule="auto" w:after="60" w:before="60"/>
             </w:pPr>
             <w:r>
               <w:rPr>
-                <w:rFonts w:ascii="Noto Sans CJK KR" w:hAnsi="Noto Sans CJK KR" w:eastAsia="Noto Sans CJK KR" w:cs="Noto Sans CJK KR"/>
                 <w:b w:val="0"/>
                 <w:sz w:val="18"/>
               </w:rPr>
@@ -3538,22 +2551,14 @@
         </w:tc>
         <w:tc>
           <w:tcPr>
-            <w:tcW w:type="dxa" w:w="3005"/>
-            <w:vAlign w:val="center"/>
-            <w:tcMar>
-              <w:top w:w="95" w:type="dxa"/>
-              <w:left w:w="95" w:type="dxa"/>
-              <w:bottom w:w="95" w:type="dxa"/>
-              <w:right w:w="95" w:type="dxa"/>
-            </w:tcMar>
+            <w:tcW w:type="dxa" w:w="3264"/>
           </w:tcPr>
           <w:p>
             <w:pPr>
-              <w:spacing w:before="80" w:after="80" w:line="300" w:lineRule="auto"/>
+              <w:spacing w:line="324" w:lineRule="auto" w:after="60" w:before="60"/>
             </w:pPr>
             <w:r>
               <w:rPr>
-                <w:rFonts w:ascii="Noto Sans CJK KR" w:hAnsi="Noto Sans CJK KR" w:eastAsia="Noto Sans CJK KR" w:cs="Noto Sans CJK KR"/>
                 <w:b w:val="0"/>
                 <w:sz w:val="18"/>
               </w:rPr>
@@ -3563,22 +2568,14 @@
         </w:tc>
         <w:tc>
           <w:tcPr>
-            <w:tcW w:type="dxa" w:w="4819"/>
-            <w:vAlign w:val="center"/>
-            <w:tcMar>
-              <w:top w:w="95" w:type="dxa"/>
-              <w:left w:w="95" w:type="dxa"/>
-              <w:bottom w:w="95" w:type="dxa"/>
-              <w:right w:w="95" w:type="dxa"/>
-            </w:tcMar>
+            <w:tcW w:type="dxa" w:w="3264"/>
           </w:tcPr>
           <w:p>
             <w:pPr>
-              <w:spacing w:before="80" w:after="80" w:line="300" w:lineRule="auto"/>
+              <w:spacing w:line="324" w:lineRule="auto" w:after="60" w:before="60"/>
             </w:pPr>
             <w:r>
               <w:rPr>
-                <w:rFonts w:ascii="Noto Sans CJK KR" w:hAnsi="Noto Sans CJK KR" w:eastAsia="Noto Sans CJK KR" w:cs="Noto Sans CJK KR"/>
                 <w:b w:val="0"/>
                 <w:sz w:val="18"/>
               </w:rPr>
@@ -3593,22 +2590,14 @@
         </w:trPr>
         <w:tc>
           <w:tcPr>
-            <w:tcW w:type="dxa" w:w="1587"/>
-            <w:vAlign w:val="center"/>
-            <w:tcMar>
-              <w:top w:w="95" w:type="dxa"/>
-              <w:left w:w="95" w:type="dxa"/>
-              <w:bottom w:w="95" w:type="dxa"/>
-              <w:right w:w="95" w:type="dxa"/>
-            </w:tcMar>
+            <w:tcW w:type="dxa" w:w="3264"/>
           </w:tcPr>
           <w:p>
             <w:pPr>
-              <w:spacing w:before="80" w:after="80" w:line="300" w:lineRule="auto"/>
+              <w:spacing w:line="324" w:lineRule="auto" w:after="60" w:before="60"/>
             </w:pPr>
             <w:r>
               <w:rPr>
-                <w:rFonts w:ascii="Noto Sans CJK KR" w:hAnsi="Noto Sans CJK KR" w:eastAsia="Noto Sans CJK KR" w:cs="Noto Sans CJK KR"/>
                 <w:b w:val="0"/>
                 <w:sz w:val="18"/>
               </w:rPr>
@@ -3618,22 +2607,14 @@
         </w:tc>
         <w:tc>
           <w:tcPr>
-            <w:tcW w:type="dxa" w:w="3005"/>
-            <w:vAlign w:val="center"/>
-            <w:tcMar>
-              <w:top w:w="95" w:type="dxa"/>
-              <w:left w:w="95" w:type="dxa"/>
-              <w:bottom w:w="95" w:type="dxa"/>
-              <w:right w:w="95" w:type="dxa"/>
-            </w:tcMar>
+            <w:tcW w:type="dxa" w:w="3264"/>
           </w:tcPr>
           <w:p>
             <w:pPr>
-              <w:spacing w:before="80" w:after="80" w:line="300" w:lineRule="auto"/>
+              <w:spacing w:line="324" w:lineRule="auto" w:after="60" w:before="60"/>
             </w:pPr>
             <w:r>
               <w:rPr>
-                <w:rFonts w:ascii="Noto Sans CJK KR" w:hAnsi="Noto Sans CJK KR" w:eastAsia="Noto Sans CJK KR" w:cs="Noto Sans CJK KR"/>
                 <w:b w:val="0"/>
                 <w:sz w:val="18"/>
               </w:rPr>
@@ -3643,22 +2624,14 @@
         </w:tc>
         <w:tc>
           <w:tcPr>
-            <w:tcW w:type="dxa" w:w="4819"/>
-            <w:vAlign w:val="center"/>
-            <w:tcMar>
-              <w:top w:w="95" w:type="dxa"/>
-              <w:left w:w="95" w:type="dxa"/>
-              <w:bottom w:w="95" w:type="dxa"/>
-              <w:right w:w="95" w:type="dxa"/>
-            </w:tcMar>
+            <w:tcW w:type="dxa" w:w="3264"/>
           </w:tcPr>
           <w:p>
             <w:pPr>
-              <w:spacing w:before="80" w:after="80" w:line="300" w:lineRule="auto"/>
+              <w:spacing w:line="324" w:lineRule="auto" w:after="60" w:before="60"/>
             </w:pPr>
             <w:r>
               <w:rPr>
-                <w:rFonts w:ascii="Noto Sans CJK KR" w:hAnsi="Noto Sans CJK KR" w:eastAsia="Noto Sans CJK KR" w:cs="Noto Sans CJK KR"/>
                 <w:b w:val="0"/>
                 <w:sz w:val="18"/>
               </w:rPr>
@@ -3673,22 +2646,14 @@
         </w:trPr>
         <w:tc>
           <w:tcPr>
-            <w:tcW w:type="dxa" w:w="1587"/>
-            <w:vAlign w:val="center"/>
-            <w:tcMar>
-              <w:top w:w="95" w:type="dxa"/>
-              <w:left w:w="95" w:type="dxa"/>
-              <w:bottom w:w="95" w:type="dxa"/>
-              <w:right w:w="95" w:type="dxa"/>
-            </w:tcMar>
+            <w:tcW w:type="dxa" w:w="3264"/>
           </w:tcPr>
           <w:p>
             <w:pPr>
-              <w:spacing w:before="80" w:after="80" w:line="300" w:lineRule="auto"/>
+              <w:spacing w:line="324" w:lineRule="auto" w:after="60" w:before="60"/>
             </w:pPr>
             <w:r>
               <w:rPr>
-                <w:rFonts w:ascii="Noto Sans CJK KR" w:hAnsi="Noto Sans CJK KR" w:eastAsia="Noto Sans CJK KR" w:cs="Noto Sans CJK KR"/>
                 <w:b w:val="0"/>
                 <w:sz w:val="18"/>
               </w:rPr>
@@ -3698,22 +2663,14 @@
         </w:tc>
         <w:tc>
           <w:tcPr>
-            <w:tcW w:type="dxa" w:w="3005"/>
-            <w:vAlign w:val="center"/>
-            <w:tcMar>
-              <w:top w:w="95" w:type="dxa"/>
-              <w:left w:w="95" w:type="dxa"/>
-              <w:bottom w:w="95" w:type="dxa"/>
-              <w:right w:w="95" w:type="dxa"/>
-            </w:tcMar>
+            <w:tcW w:type="dxa" w:w="3264"/>
           </w:tcPr>
           <w:p>
             <w:pPr>
-              <w:spacing w:before="80" w:after="80" w:line="300" w:lineRule="auto"/>
+              <w:spacing w:line="324" w:lineRule="auto" w:after="60" w:before="60"/>
             </w:pPr>
             <w:r>
               <w:rPr>
-                <w:rFonts w:ascii="Noto Sans CJK KR" w:hAnsi="Noto Sans CJK KR" w:eastAsia="Noto Sans CJK KR" w:cs="Noto Sans CJK KR"/>
                 <w:b w:val="0"/>
                 <w:sz w:val="18"/>
               </w:rPr>
@@ -3723,22 +2680,14 @@
         </w:tc>
         <w:tc>
           <w:tcPr>
-            <w:tcW w:type="dxa" w:w="4819"/>
-            <w:vAlign w:val="center"/>
-            <w:tcMar>
-              <w:top w:w="95" w:type="dxa"/>
-              <w:left w:w="95" w:type="dxa"/>
-              <w:bottom w:w="95" w:type="dxa"/>
-              <w:right w:w="95" w:type="dxa"/>
-            </w:tcMar>
+            <w:tcW w:type="dxa" w:w="3264"/>
           </w:tcPr>
           <w:p>
             <w:pPr>
-              <w:spacing w:before="80" w:after="80" w:line="300" w:lineRule="auto"/>
+              <w:spacing w:line="324" w:lineRule="auto" w:after="60" w:before="60"/>
             </w:pPr>
             <w:r>
               <w:rPr>
-                <w:rFonts w:ascii="Noto Sans CJK KR" w:hAnsi="Noto Sans CJK KR" w:eastAsia="Noto Sans CJK KR" w:cs="Noto Sans CJK KR"/>
                 <w:b w:val="0"/>
                 <w:sz w:val="18"/>
               </w:rPr>
@@ -3748,20 +2697,10 @@
         </w:tc>
       </w:tr>
     </w:tbl>
-    <w:p>
-      <w:pPr>
-        <w:spacing w:after="60"/>
-      </w:pPr>
-    </w:p>
-    <w:p>
-      <w:pPr/>
-      <w:r>
-        <w:rPr>
-          <w:rFonts w:ascii="NanumMyeongjo" w:hAnsi="NanumMyeongjo" w:eastAsia="NanumMyeongjo" w:cs="NanumMyeongjo"/>
-          <w:b w:val="0"/>
-          <w:i w:val="0"/>
-        </w:rPr>
-        <w:t>위 시간은 기존 사이트의 기획값이다. 버스 이동은 실측 경로·교통 예측이 아니며, 관람 지연이 생기면 추가 장소를 넣지 않고 기록 활동의 위치와 시간을 조정한다. 교촌에서 향교 내부 관람이 어렵다면 공공 보행로의 안내와 사전 자료를 이용하며, 제한구역에 들어가기 위해 일정을 강행하지 않는다.</w:t>
+    <w:p/>
+    <w:p>
+      <w:r>
+        <w:t>위 시간은 운영 계획의 기획값이다. 버스 이동은 실측 경로·교통 예측이 아니며, 관람 지연이 생기면 추가 장소를 넣지 않고 기록 활동의 위치와 시간을 조정한다. 교촌에서 향교 내부 관람이 어렵다면 공공 보행로의 안내와 사전 자료를 이용하며, 제한구역에 들어가기 위해 일정을 강행하지 않는다.</w:t>
       </w:r>
     </w:p>
     <w:p>
@@ -3769,66 +2708,42 @@
         <w:pStyle w:val="Heading2"/>
       </w:pPr>
       <w:r>
-        <w:rPr>
-          <w:rFonts w:ascii="Noto Sans CJK KR" w:hAnsi="Noto Sans CJK KR" w:eastAsia="Noto Sans CJK KR" w:cs="Noto Sans CJK KR"/>
-          <w:sz w:val="26"/>
-        </w:rPr>
-        <w:t>2. 관람 예약과 자료 준비를 구분한다</w:t>
-      </w:r>
-    </w:p>
-    <w:p>
-      <w:pPr/>
-      <w:r>
-        <w:rPr>
-          <w:rFonts w:ascii="NanumMyeongjo" w:hAnsi="NanumMyeongjo" w:eastAsia="NanumMyeongjo" w:cs="NanumMyeongjo"/>
-          <w:b w:val="0"/>
-          <w:i w:val="0"/>
-        </w:rPr>
+        <w:t>관람 협의와 자료 준비</w:t>
+      </w:r>
+    </w:p>
+    <w:p>
+      <w:r>
         <w:t>자료를 준비했다고 해서 단체 입장이 확보되는 것은 아니다. 천마총의 내부 관람과 요금, 쪽샘의 공개 구역과 휴게시간, 교촌 건물의 출입, 박물관의 단체 예약은 각각 확인해야 한다. 문의 결과에는 확인 일자와 해당 조건을 적고, 다른 시설에 그대로 적용하지 않는다. 특정 행사 보도자료는 그 날짜의 행사 정보를 보여줄 뿐 10월의 정규 프로그램을 보장하지 않는다.</w:t>
       </w:r>
     </w:p>
     <w:p>
-      <w:pPr/>
-      <w:r>
-        <w:rPr>
-          <w:rFonts w:ascii="NanumMyeongjo" w:hAnsi="NanumMyeongjo" w:eastAsia="NanumMyeongjo" w:cs="NanumMyeongjo"/>
-          <w:b w:val="0"/>
-          <w:i w:val="0"/>
-        </w:rPr>
-        <w:t>박물관 공식 누리집의 일반 관람 안내와 실제 답사일의 공지를 함께 확인한다. 사전 자료에는 특정 유물의 실물 공개를 필수 조건으로 넣지 않는다. 전시 여부가 달라져도 공개 조사자료와 현재 전시 중인 유물로 질문을 유지하거나 수정할 수 있도록 두 번째 자료를 준비한다. 공식 안내의 주소와 대표 연락처는 기존 사이트의 운영 정보를 유지하되 방문 전 다시 대조한다. [C-10]</w:t>
-      </w:r>
+      <w:r>
+        <w:t xml:space="preserve">박물관 공식 누리집의 일반 관람 안내와 실제 답사일의 공지를 함께 확인한다. 사전 자료에는 특정 유물의 실물 공개를 필수 조건으로 넣지 않는다. 전시 여부가 달라져도 공개 조사자료와 현재 전시 중인 유물로 질문을 유지하거나 수정할 수 있도록 두 번째 자료를 준비한다. 공식 안내의 주소와 대표 연락처는 운영 계획의 운영 정보를 유지하되 방문 전 다시 대조한다. </w:t>
+      </w:r>
+      <w:hyperlink w:anchor="source_c_10">
+        <w:r>
+          <w:rPr>
+            <w:color w:val="6B382F"/>
+          </w:rPr>
+          <w:t>[C-10]</w:t>
+        </w:r>
+      </w:hyperlink>
     </w:p>
     <w:p>
       <w:pPr>
         <w:pStyle w:val="Heading2"/>
       </w:pPr>
       <w:r>
-        <w:rPr>
-          <w:rFonts w:ascii="Noto Sans CJK KR" w:hAnsi="Noto Sans CJK KR" w:eastAsia="Noto Sans CJK KR" w:cs="Noto Sans CJK KR"/>
-          <w:sz w:val="26"/>
-        </w:rPr>
-        <w:t>3. 우천 때에도 같은 질문을 유지한다</w:t>
-      </w:r>
-    </w:p>
-    <w:p>
-      <w:pPr/>
-      <w:r>
-        <w:rPr>
-          <w:rFonts w:ascii="NanumMyeongjo" w:hAnsi="NanumMyeongjo" w:eastAsia="NanumMyeongjo" w:cs="NanumMyeongjo"/>
-          <w:b w:val="0"/>
-          <w:i w:val="0"/>
-        </w:rPr>
+        <w:t>우천 시 대체 활동</w:t>
+      </w:r>
+    </w:p>
+    <w:p>
+      <w:r>
         <w:t>비가 오거나 야외 보행 조건이 나빠지면 대릉원 외부와 교촌 도보를 축소하고, 수용이 확인된 실내 관람과 자료 분석 시간을 늘릴 수 있다. 단, 실내라고 자동으로 대규모 인원이 들어갈 수 있는 것은 아니다. 시설의 수용과 예약이 확인되지 않으면 학교에서 사진·도면·연구자료를 활용한 대체 수업을 준비한다.</w:t>
       </w:r>
     </w:p>
     <w:p>
-      <w:pPr/>
-      <w:r>
-        <w:rPr>
-          <w:rFonts w:ascii="NanumMyeongjo" w:hAnsi="NanumMyeongjo" w:eastAsia="NanumMyeongjo" w:cs="NanumMyeongjo"/>
-          <w:b w:val="0"/>
-          <w:i w:val="0"/>
-        </w:rPr>
+      <w:r>
         <w:t>야외 방문을 하지 못했으면 보고서에 실제 방문한 것으로 쓰지 않는다. ‘공개 도면을 통해 분석했다’, ‘기존 사진을 비교했다’처럼 자료 확보 방법을 표시한다. 답사의 목표는 정해진 장소를 모두 찍는 일이 아니라 과거에 대한 설명을 검토하는 일이므로, 자료 종류가 바뀌어도 같은 질문을 탐구할 수 있다. 다만 현장 관찰과 문헌 분석의 차이는 결과물에서 분명히 밝혀야 한다.</w:t>
       </w:r>
     </w:p>
@@ -3837,102 +2752,58 @@
         <w:pStyle w:val="Heading2"/>
       </w:pPr>
       <w:r>
-        <w:rPr>
-          <w:rFonts w:ascii="Noto Sans CJK KR" w:hAnsi="Noto Sans CJK KR" w:eastAsia="Noto Sans CJK KR" w:cs="Noto Sans CJK KR"/>
-          <w:sz w:val="26"/>
-        </w:rPr>
-        <w:t>4. 점심과 조별 이동의 원칙</w:t>
-      </w:r>
-    </w:p>
-    <w:p>
-      <w:pPr/>
-      <w:r>
-        <w:rPr>
-          <w:rFonts w:ascii="NanumMyeongjo" w:hAnsi="NanumMyeongjo" w:eastAsia="NanumMyeongjo" w:cs="NanumMyeongjo"/>
-          <w:b w:val="0"/>
-          <w:i w:val="0"/>
-        </w:rPr>
-        <w:t>중식은 대릉원권의 단체 한식 또는 학생 식사가 가능한 뷔페형 메뉴를 우선 검토한다. 인기 점포를 여러 곳에 나누어 자유롭게 주문하는 방식은 기본안으로 삼지 않는다. 일정 안에서 식사를 마칠 수 있는지, 비회 메뉴와 알레르기 대응이 가능한지, 인원 분산과 버스 승하차가 어떻게 이루어지는지 확인한 뒤 확정한다. 이 자료집은 미확인 식당의 가격과 좌석 수를 만들어 넣지 않는다.</w:t>
-      </w:r>
-    </w:p>
-    <w:p>
-      <w:pPr/>
-      <w:r>
-        <w:rPr>
-          <w:rFonts w:ascii="NanumMyeongjo" w:hAnsi="NanumMyeongjo" w:eastAsia="NanumMyeongjo" w:cs="NanumMyeongjo"/>
-          <w:b w:val="0"/>
-          <w:i w:val="0"/>
-        </w:rPr>
+        <w:t>점심과 모둠 이동</w:t>
+      </w:r>
+    </w:p>
+    <w:p>
+      <w:r>
+        <w:t>중식은 대릉원권의 단체 한식 또는 학생 식사가 가능한 뷔페형 메뉴를 우선 검토한다. 인기 점포를 여러 곳에 나누어 자유롭게 주문하는 방식은 기본안으로 삼지 않는다. 일정 안에서 식사를 마칠 수 있는지, 비회 메뉴와 알레르기 대응이 가능한지, 인원 분산과 버스 승하차가 어떻게 이루어지는지 확인한 뒤 확정한다. 확인되지 않은 식당의 가격과 좌석 수를 만들어 넣지 않는다.</w:t>
+      </w:r>
+    </w:p>
+    <w:p>
+      <w:r>
         <w:t>조별 관찰은 독립적인 탐구를 위한 것이지 학생들이 시야 밖으로 흩어지도록 하기 위한 것이 아니다. 집결 장소와 시간을 정하고 인솔 범위 안에서 움직인다. 사진 기록과 설명문 읽기에 몰두해 통행을 막지 않으며, 주민의 사적 공간과 발굴 작업구역은 관람 대상과 구별한다. 촬영 제한과 전시물 보호 규칙을 지킨다.</w:t>
       </w:r>
     </w:p>
     <w:p>
+      <w:bookmarkStart w:id="13" w:name="c_worksheet"/>
       <w:pPr>
         <w:pStyle w:val="Heading1"/>
         <w:pageBreakBefore/>
       </w:pPr>
-      <w:bookmarkStart w:id="12" w:name="g_C_12"/>
-      <w:r>
-        <w:rPr>
-          <w:rFonts w:ascii="Noto Sans CJK KR" w:hAnsi="Noto Sans CJK KR" w:eastAsia="Noto Sans CJK KR" w:cs="Noto Sans CJK KR"/>
-          <w:sz w:val="38"/>
-        </w:rPr>
-        <w:t>C-학습. 소논문형 탐구를 위한 기록 도구</w:t>
-      </w:r>
-      <w:bookmarkEnd w:id="12"/>
+      <w:r>
+        <w:t>부록 · 탐구 기록지</w:t>
+      </w:r>
+      <w:bookmarkEnd w:id="13"/>
     </w:p>
     <w:p>
       <w:pPr>
         <w:pStyle w:val="Heading2"/>
       </w:pPr>
       <w:r>
-        <w:rPr>
-          <w:rFonts w:ascii="Noto Sans CJK KR" w:hAnsi="Noto Sans CJK KR" w:eastAsia="Noto Sans CJK KR" w:cs="Noto Sans CJK KR"/>
-          <w:sz w:val="26"/>
-        </w:rPr>
         <w:t>사전 질문을 고르는 기준</w:t>
       </w:r>
     </w:p>
     <w:p>
-      <w:pPr/>
-      <w:r>
-        <w:rPr>
-          <w:rFonts w:ascii="NanumMyeongjo" w:hAnsi="NanumMyeongjo" w:eastAsia="NanumMyeongjo" w:cs="NanumMyeongjo"/>
-          <w:b w:val="0"/>
-          <w:i w:val="0"/>
-        </w:rPr>
+      <w:r>
         <w:t>좋은 탐구 질문은 설명의 근거를 바꿀 수 있어야 한다. ‘신라는 훌륭한 문화를 가졌는가’처럼 넓고 평가적인 질문보다 ‘천마총이라는 이름으로 무덤 주인의 신원을 알 수 있는가’, ‘복원된 구조의 어떤 부분이 직접 관찰된 흔적에 근거하는가’, ‘가훈을 실제 행위의 기록과 구분해야 하는 이유는 무엇인가’처럼 자료를 통해 검토할 수 있는 질문이 적합하다.</w:t>
       </w:r>
     </w:p>
     <w:p>
-      <w:pPr/>
-      <w:r>
-        <w:rPr>
-          <w:rFonts w:ascii="NanumMyeongjo" w:hAnsi="NanumMyeongjo" w:eastAsia="NanumMyeongjo" w:cs="NanumMyeongjo"/>
-          <w:b w:val="0"/>
-          <w:i w:val="0"/>
-        </w:rPr>
+      <w:r>
         <w:t>학생은 질문을 고른 뒤 필요한 자료의 종류를 적는다. 구조를 묻는 질문이라면 도면과 사진이, 제작과 재료를 묻는 질문이라면 조사 보고서가, 가문과 생활을 묻는 질문이라면 건물·문헌·행위 기록이 필요할 수 있다. 자료가 없으면 질문을 바꾸는 것도 허용한다. 처음 계획한 질문을 끝까지 유지하는 것 자체가 연구의 성과는 아니다.</w:t>
       </w:r>
     </w:p>
     <w:tbl>
       <w:tblPr>
+        <w:tblStyle w:val="TableGrid"/>
         <w:tblW w:type="auto" w:w="0"/>
-        <w:jc w:val="center"/>
         <w:tblLayout w:type="fixed"/>
         <w:tblLook w:firstColumn="1" w:firstRow="1" w:lastColumn="0" w:lastRow="0" w:noHBand="0" w:noVBand="1" w:val="04A0"/>
-        <w:tblBorders>
-          <w:top w:val="single" w:sz="4" w:color="D4D8D2"/>
-          <w:left w:val="single" w:sz="4" w:color="D4D8D2"/>
-          <w:bottom w:val="single" w:sz="4" w:color="D4D8D2"/>
-          <w:right w:val="single" w:sz="4" w:color="D4D8D2"/>
-          <w:insideH w:val="single" w:sz="4" w:color="D4D8D2"/>
-          <w:insideV w:val="single" w:sz="4" w:color="D4D8D2"/>
-        </w:tblBorders>
       </w:tblPr>
       <w:tblGrid>
-        <w:gridCol w:w="4706"/>
-        <w:gridCol w:w="4706"/>
+        <w:gridCol w:w="4896"/>
+        <w:gridCol w:w="4896"/>
       </w:tblGrid>
       <w:tr>
         <w:trPr>
@@ -3941,23 +2812,15 @@
         </w:trPr>
         <w:tc>
           <w:tcPr>
-            <w:tcW w:type="dxa" w:w="4706"/>
-            <w:vAlign w:val="center"/>
-            <w:shd w:fill="EAEFEA"/>
-            <w:tcMar>
-              <w:top w:w="95" w:type="dxa"/>
-              <w:left w:w="95" w:type="dxa"/>
-              <w:bottom w:w="95" w:type="dxa"/>
-              <w:right w:w="95" w:type="dxa"/>
-            </w:tcMar>
+            <w:tcW w:type="dxa" w:w="4896"/>
+            <w:shd w:fill="EFEFEA"/>
           </w:tcPr>
           <w:p>
             <w:pPr>
-              <w:spacing w:before="80" w:after="80" w:line="300" w:lineRule="auto"/>
+              <w:spacing w:line="324" w:lineRule="auto" w:after="60" w:before="60"/>
             </w:pPr>
             <w:r>
               <w:rPr>
-                <w:rFonts w:ascii="Noto Sans CJK KR" w:hAnsi="Noto Sans CJK KR" w:eastAsia="Noto Sans CJK KR" w:cs="Noto Sans CJK KR"/>
                 <w:b/>
                 <w:sz w:val="18"/>
               </w:rPr>
@@ -3967,23 +2830,15 @@
         </w:tc>
         <w:tc>
           <w:tcPr>
-            <w:tcW w:type="dxa" w:w="4706"/>
-            <w:vAlign w:val="center"/>
-            <w:shd w:fill="EAEFEA"/>
-            <w:tcMar>
-              <w:top w:w="95" w:type="dxa"/>
-              <w:left w:w="95" w:type="dxa"/>
-              <w:bottom w:w="95" w:type="dxa"/>
-              <w:right w:w="95" w:type="dxa"/>
-            </w:tcMar>
+            <w:tcW w:type="dxa" w:w="4896"/>
+            <w:shd w:fill="EFEFEA"/>
           </w:tcPr>
           <w:p>
             <w:pPr>
-              <w:spacing w:before="80" w:after="80" w:line="300" w:lineRule="auto"/>
+              <w:spacing w:line="324" w:lineRule="auto" w:after="60" w:before="60"/>
             </w:pPr>
             <w:r>
               <w:rPr>
-                <w:rFonts w:ascii="Noto Sans CJK KR" w:hAnsi="Noto Sans CJK KR" w:eastAsia="Noto Sans CJK KR" w:cs="Noto Sans CJK KR"/>
                 <w:b/>
                 <w:sz w:val="18"/>
               </w:rPr>
@@ -3998,22 +2853,14 @@
         </w:trPr>
         <w:tc>
           <w:tcPr>
-            <w:tcW w:type="dxa" w:w="4706"/>
-            <w:vAlign w:val="center"/>
-            <w:tcMar>
-              <w:top w:w="95" w:type="dxa"/>
-              <w:left w:w="95" w:type="dxa"/>
-              <w:bottom w:w="95" w:type="dxa"/>
-              <w:right w:w="95" w:type="dxa"/>
-            </w:tcMar>
+            <w:tcW w:type="dxa" w:w="4896"/>
           </w:tcPr>
           <w:p>
             <w:pPr>
-              <w:spacing w:before="80" w:after="80" w:line="300" w:lineRule="auto"/>
+              <w:spacing w:line="324" w:lineRule="auto" w:after="60" w:before="60"/>
             </w:pPr>
             <w:r>
               <w:rPr>
-                <w:rFonts w:ascii="Noto Sans CJK KR" w:hAnsi="Noto Sans CJK KR" w:eastAsia="Noto Sans CJK KR" w:cs="Noto Sans CJK KR"/>
                 <w:b w:val="0"/>
                 <w:sz w:val="18"/>
               </w:rPr>
@@ -4023,22 +2870,14 @@
         </w:tc>
         <w:tc>
           <w:tcPr>
-            <w:tcW w:type="dxa" w:w="4706"/>
-            <w:vAlign w:val="center"/>
-            <w:tcMar>
-              <w:top w:w="95" w:type="dxa"/>
-              <w:left w:w="95" w:type="dxa"/>
-              <w:bottom w:w="95" w:type="dxa"/>
-              <w:right w:w="95" w:type="dxa"/>
-            </w:tcMar>
+            <w:tcW w:type="dxa" w:w="4896"/>
           </w:tcPr>
           <w:p>
             <w:pPr>
-              <w:spacing w:before="80" w:after="80" w:line="300" w:lineRule="auto"/>
+              <w:spacing w:line="324" w:lineRule="auto" w:after="60" w:before="60"/>
             </w:pPr>
             <w:r>
               <w:rPr>
-                <w:rFonts w:ascii="Noto Sans CJK KR" w:hAnsi="Noto Sans CJK KR" w:eastAsia="Noto Sans CJK KR" w:cs="Noto Sans CJK KR"/>
                 <w:b w:val="0"/>
                 <w:sz w:val="18"/>
               </w:rPr>
@@ -4053,22 +2892,14 @@
         </w:trPr>
         <w:tc>
           <w:tcPr>
-            <w:tcW w:type="dxa" w:w="4706"/>
-            <w:vAlign w:val="center"/>
-            <w:tcMar>
-              <w:top w:w="95" w:type="dxa"/>
-              <w:left w:w="95" w:type="dxa"/>
-              <w:bottom w:w="95" w:type="dxa"/>
-              <w:right w:w="95" w:type="dxa"/>
-            </w:tcMar>
+            <w:tcW w:type="dxa" w:w="4896"/>
           </w:tcPr>
           <w:p>
             <w:pPr>
-              <w:spacing w:before="80" w:after="80" w:line="300" w:lineRule="auto"/>
+              <w:spacing w:line="324" w:lineRule="auto" w:after="60" w:before="60"/>
             </w:pPr>
             <w:r>
               <w:rPr>
-                <w:rFonts w:ascii="Noto Sans CJK KR" w:hAnsi="Noto Sans CJK KR" w:eastAsia="Noto Sans CJK KR" w:cs="Noto Sans CJK KR"/>
                 <w:b w:val="0"/>
                 <w:sz w:val="18"/>
               </w:rPr>
@@ -4078,22 +2909,14 @@
         </w:tc>
         <w:tc>
           <w:tcPr>
-            <w:tcW w:type="dxa" w:w="4706"/>
-            <w:vAlign w:val="center"/>
-            <w:tcMar>
-              <w:top w:w="95" w:type="dxa"/>
-              <w:left w:w="95" w:type="dxa"/>
-              <w:bottom w:w="95" w:type="dxa"/>
-              <w:right w:w="95" w:type="dxa"/>
-            </w:tcMar>
+            <w:tcW w:type="dxa" w:w="4896"/>
           </w:tcPr>
           <w:p>
             <w:pPr>
-              <w:spacing w:before="80" w:after="80" w:line="300" w:lineRule="auto"/>
+              <w:spacing w:line="324" w:lineRule="auto" w:after="60" w:before="60"/>
             </w:pPr>
             <w:r>
               <w:rPr>
-                <w:rFonts w:ascii="Noto Sans CJK KR" w:hAnsi="Noto Sans CJK KR" w:eastAsia="Noto Sans CJK KR" w:cs="Noto Sans CJK KR"/>
                 <w:b w:val="0"/>
                 <w:sz w:val="18"/>
               </w:rPr>
@@ -4108,22 +2931,14 @@
         </w:trPr>
         <w:tc>
           <w:tcPr>
-            <w:tcW w:type="dxa" w:w="4706"/>
-            <w:vAlign w:val="center"/>
-            <w:tcMar>
-              <w:top w:w="95" w:type="dxa"/>
-              <w:left w:w="95" w:type="dxa"/>
-              <w:bottom w:w="95" w:type="dxa"/>
-              <w:right w:w="95" w:type="dxa"/>
-            </w:tcMar>
+            <w:tcW w:type="dxa" w:w="4896"/>
           </w:tcPr>
           <w:p>
             <w:pPr>
-              <w:spacing w:before="80" w:after="80" w:line="300" w:lineRule="auto"/>
+              <w:spacing w:line="324" w:lineRule="auto" w:after="60" w:before="60"/>
             </w:pPr>
             <w:r>
               <w:rPr>
-                <w:rFonts w:ascii="Noto Sans CJK KR" w:hAnsi="Noto Sans CJK KR" w:eastAsia="Noto Sans CJK KR" w:cs="Noto Sans CJK KR"/>
                 <w:b w:val="0"/>
                 <w:sz w:val="18"/>
               </w:rPr>
@@ -4133,22 +2948,14 @@
         </w:tc>
         <w:tc>
           <w:tcPr>
-            <w:tcW w:type="dxa" w:w="4706"/>
-            <w:vAlign w:val="center"/>
-            <w:tcMar>
-              <w:top w:w="95" w:type="dxa"/>
-              <w:left w:w="95" w:type="dxa"/>
-              <w:bottom w:w="95" w:type="dxa"/>
-              <w:right w:w="95" w:type="dxa"/>
-            </w:tcMar>
+            <w:tcW w:type="dxa" w:w="4896"/>
           </w:tcPr>
           <w:p>
             <w:pPr>
-              <w:spacing w:before="80" w:after="80" w:line="300" w:lineRule="auto"/>
+              <w:spacing w:line="324" w:lineRule="auto" w:after="60" w:before="60"/>
             </w:pPr>
             <w:r>
               <w:rPr>
-                <w:rFonts w:ascii="Noto Sans CJK KR" w:hAnsi="Noto Sans CJK KR" w:eastAsia="Noto Sans CJK KR" w:cs="Noto Sans CJK KR"/>
                 <w:b w:val="0"/>
                 <w:sz w:val="18"/>
               </w:rPr>
@@ -4163,22 +2970,14 @@
         </w:trPr>
         <w:tc>
           <w:tcPr>
-            <w:tcW w:type="dxa" w:w="4706"/>
-            <w:vAlign w:val="center"/>
-            <w:tcMar>
-              <w:top w:w="95" w:type="dxa"/>
-              <w:left w:w="95" w:type="dxa"/>
-              <w:bottom w:w="95" w:type="dxa"/>
-              <w:right w:w="95" w:type="dxa"/>
-            </w:tcMar>
+            <w:tcW w:type="dxa" w:w="4896"/>
           </w:tcPr>
           <w:p>
             <w:pPr>
-              <w:spacing w:before="80" w:after="80" w:line="300" w:lineRule="auto"/>
+              <w:spacing w:line="324" w:lineRule="auto" w:after="60" w:before="60"/>
             </w:pPr>
             <w:r>
               <w:rPr>
-                <w:rFonts w:ascii="Noto Sans CJK KR" w:hAnsi="Noto Sans CJK KR" w:eastAsia="Noto Sans CJK KR" w:cs="Noto Sans CJK KR"/>
                 <w:b w:val="0"/>
                 <w:sz w:val="18"/>
               </w:rPr>
@@ -4188,22 +2987,14 @@
         </w:tc>
         <w:tc>
           <w:tcPr>
-            <w:tcW w:type="dxa" w:w="4706"/>
-            <w:vAlign w:val="center"/>
-            <w:tcMar>
-              <w:top w:w="95" w:type="dxa"/>
-              <w:left w:w="95" w:type="dxa"/>
-              <w:bottom w:w="95" w:type="dxa"/>
-              <w:right w:w="95" w:type="dxa"/>
-            </w:tcMar>
+            <w:tcW w:type="dxa" w:w="4896"/>
           </w:tcPr>
           <w:p>
             <w:pPr>
-              <w:spacing w:before="80" w:after="80" w:line="300" w:lineRule="auto"/>
+              <w:spacing w:line="324" w:lineRule="auto" w:after="60" w:before="60"/>
             </w:pPr>
             <w:r>
               <w:rPr>
-                <w:rFonts w:ascii="Noto Sans CJK KR" w:hAnsi="Noto Sans CJK KR" w:eastAsia="Noto Sans CJK KR" w:cs="Noto Sans CJK KR"/>
                 <w:b w:val="0"/>
                 <w:sz w:val="18"/>
               </w:rPr>
@@ -4218,22 +3009,14 @@
         </w:trPr>
         <w:tc>
           <w:tcPr>
-            <w:tcW w:type="dxa" w:w="4706"/>
-            <w:vAlign w:val="center"/>
-            <w:tcMar>
-              <w:top w:w="95" w:type="dxa"/>
-              <w:left w:w="95" w:type="dxa"/>
-              <w:bottom w:w="95" w:type="dxa"/>
-              <w:right w:w="95" w:type="dxa"/>
-            </w:tcMar>
+            <w:tcW w:type="dxa" w:w="4896"/>
           </w:tcPr>
           <w:p>
             <w:pPr>
-              <w:spacing w:before="80" w:after="80" w:line="300" w:lineRule="auto"/>
+              <w:spacing w:line="324" w:lineRule="auto" w:after="60" w:before="60"/>
             </w:pPr>
             <w:r>
               <w:rPr>
-                <w:rFonts w:ascii="Noto Sans CJK KR" w:hAnsi="Noto Sans CJK KR" w:eastAsia="Noto Sans CJK KR" w:cs="Noto Sans CJK KR"/>
                 <w:b w:val="0"/>
                 <w:sz w:val="18"/>
               </w:rPr>
@@ -4243,22 +3026,14 @@
         </w:tc>
         <w:tc>
           <w:tcPr>
-            <w:tcW w:type="dxa" w:w="4706"/>
-            <w:vAlign w:val="center"/>
-            <w:tcMar>
-              <w:top w:w="95" w:type="dxa"/>
-              <w:left w:w="95" w:type="dxa"/>
-              <w:bottom w:w="95" w:type="dxa"/>
-              <w:right w:w="95" w:type="dxa"/>
-            </w:tcMar>
+            <w:tcW w:type="dxa" w:w="4896"/>
           </w:tcPr>
           <w:p>
             <w:pPr>
-              <w:spacing w:before="80" w:after="80" w:line="300" w:lineRule="auto"/>
+              <w:spacing w:line="324" w:lineRule="auto" w:after="60" w:before="60"/>
             </w:pPr>
             <w:r>
               <w:rPr>
-                <w:rFonts w:ascii="Noto Sans CJK KR" w:hAnsi="Noto Sans CJK KR" w:eastAsia="Noto Sans CJK KR" w:cs="Noto Sans CJK KR"/>
                 <w:b w:val="0"/>
                 <w:sz w:val="18"/>
               </w:rPr>
@@ -4268,41 +3043,25 @@
         </w:tc>
       </w:tr>
     </w:tbl>
-    <w:p>
-      <w:pPr>
-        <w:spacing w:after="60"/>
-      </w:pPr>
-    </w:p>
+    <w:p/>
     <w:p>
       <w:pPr>
         <w:pStyle w:val="Heading2"/>
       </w:pPr>
       <w:r>
-        <w:rPr>
-          <w:rFonts w:ascii="Noto Sans CJK KR" w:hAnsi="Noto Sans CJK KR" w:eastAsia="Noto Sans CJK KR" w:cs="Noto Sans CJK KR"/>
-          <w:sz w:val="26"/>
-        </w:rPr>
         <w:t>현장 기록 — 한 자료에 네 줄의 설명</w:t>
       </w:r>
     </w:p>
     <w:tbl>
       <w:tblPr>
+        <w:tblStyle w:val="TableGrid"/>
         <w:tblW w:type="auto" w:w="0"/>
-        <w:jc w:val="center"/>
         <w:tblLayout w:type="fixed"/>
         <w:tblLook w:firstColumn="1" w:firstRow="1" w:lastColumn="0" w:lastRow="0" w:noHBand="0" w:noVBand="1" w:val="04A0"/>
-        <w:tblBorders>
-          <w:top w:val="single" w:sz="4" w:color="D4D8D2"/>
-          <w:left w:val="single" w:sz="4" w:color="D4D8D2"/>
-          <w:bottom w:val="single" w:sz="4" w:color="D4D8D2"/>
-          <w:right w:val="single" w:sz="4" w:color="D4D8D2"/>
-          <w:insideH w:val="single" w:sz="4" w:color="D4D8D2"/>
-          <w:insideV w:val="single" w:sz="4" w:color="D4D8D2"/>
-        </w:tblBorders>
       </w:tblPr>
       <w:tblGrid>
-        <w:gridCol w:w="4706"/>
-        <w:gridCol w:w="4706"/>
+        <w:gridCol w:w="4896"/>
+        <w:gridCol w:w="4896"/>
       </w:tblGrid>
       <w:tr>
         <w:trPr>
@@ -4311,23 +3070,15 @@
         </w:trPr>
         <w:tc>
           <w:tcPr>
-            <w:tcW w:type="dxa" w:w="4706"/>
-            <w:vAlign w:val="center"/>
-            <w:shd w:fill="EAEFEA"/>
-            <w:tcMar>
-              <w:top w:w="95" w:type="dxa"/>
-              <w:left w:w="95" w:type="dxa"/>
-              <w:bottom w:w="95" w:type="dxa"/>
-              <w:right w:w="95" w:type="dxa"/>
-            </w:tcMar>
+            <w:tcW w:type="dxa" w:w="4896"/>
+            <w:shd w:fill="EFEFEA"/>
           </w:tcPr>
           <w:p>
             <w:pPr>
-              <w:spacing w:before="80" w:after="80" w:line="300" w:lineRule="auto"/>
+              <w:spacing w:line="324" w:lineRule="auto" w:after="60" w:before="60"/>
             </w:pPr>
             <w:r>
               <w:rPr>
-                <w:rFonts w:ascii="Noto Sans CJK KR" w:hAnsi="Noto Sans CJK KR" w:eastAsia="Noto Sans CJK KR" w:cs="Noto Sans CJK KR"/>
                 <w:b/>
                 <w:sz w:val="18"/>
               </w:rPr>
@@ -4337,23 +3088,15 @@
         </w:tc>
         <w:tc>
           <w:tcPr>
-            <w:tcW w:type="dxa" w:w="4706"/>
-            <w:vAlign w:val="center"/>
-            <w:shd w:fill="EAEFEA"/>
-            <w:tcMar>
-              <w:top w:w="95" w:type="dxa"/>
-              <w:left w:w="95" w:type="dxa"/>
-              <w:bottom w:w="95" w:type="dxa"/>
-              <w:right w:w="95" w:type="dxa"/>
-            </w:tcMar>
+            <w:tcW w:type="dxa" w:w="4896"/>
+            <w:shd w:fill="EFEFEA"/>
           </w:tcPr>
           <w:p>
             <w:pPr>
-              <w:spacing w:before="80" w:after="80" w:line="300" w:lineRule="auto"/>
+              <w:spacing w:line="324" w:lineRule="auto" w:after="60" w:before="60"/>
             </w:pPr>
             <w:r>
               <w:rPr>
-                <w:rFonts w:ascii="Noto Sans CJK KR" w:hAnsi="Noto Sans CJK KR" w:eastAsia="Noto Sans CJK KR" w:cs="Noto Sans CJK KR"/>
                 <w:b/>
                 <w:sz w:val="18"/>
               </w:rPr>
@@ -4368,22 +3111,14 @@
         </w:trPr>
         <w:tc>
           <w:tcPr>
-            <w:tcW w:type="dxa" w:w="4706"/>
-            <w:vAlign w:val="center"/>
-            <w:tcMar>
-              <w:top w:w="95" w:type="dxa"/>
-              <w:left w:w="95" w:type="dxa"/>
-              <w:bottom w:w="95" w:type="dxa"/>
-              <w:right w:w="95" w:type="dxa"/>
-            </w:tcMar>
+            <w:tcW w:type="dxa" w:w="4896"/>
           </w:tcPr>
           <w:p>
             <w:pPr>
-              <w:spacing w:before="80" w:after="80" w:line="300" w:lineRule="auto"/>
+              <w:spacing w:line="324" w:lineRule="auto" w:after="60" w:before="60"/>
             </w:pPr>
             <w:r>
               <w:rPr>
-                <w:rFonts w:ascii="Noto Sans CJK KR" w:hAnsi="Noto Sans CJK KR" w:eastAsia="Noto Sans CJK KR" w:cs="Noto Sans CJK KR"/>
                 <w:b w:val="0"/>
                 <w:sz w:val="18"/>
               </w:rPr>
@@ -4393,22 +3128,14 @@
         </w:tc>
         <w:tc>
           <w:tcPr>
-            <w:tcW w:type="dxa" w:w="4706"/>
-            <w:vAlign w:val="center"/>
-            <w:tcMar>
-              <w:top w:w="95" w:type="dxa"/>
-              <w:left w:w="95" w:type="dxa"/>
-              <w:bottom w:w="95" w:type="dxa"/>
-              <w:right w:w="95" w:type="dxa"/>
-            </w:tcMar>
+            <w:tcW w:type="dxa" w:w="4896"/>
           </w:tcPr>
           <w:p>
             <w:pPr>
-              <w:spacing w:before="80" w:after="80" w:line="300" w:lineRule="auto"/>
+              <w:spacing w:line="324" w:lineRule="auto" w:after="60" w:before="60"/>
             </w:pPr>
             <w:r>
               <w:rPr>
-                <w:rFonts w:ascii="Noto Sans CJK KR" w:hAnsi="Noto Sans CJK KR" w:eastAsia="Noto Sans CJK KR" w:cs="Noto Sans CJK KR"/>
                 <w:b w:val="0"/>
                 <w:sz w:val="18"/>
               </w:rPr>
@@ -4423,22 +3150,14 @@
         </w:trPr>
         <w:tc>
           <w:tcPr>
-            <w:tcW w:type="dxa" w:w="4706"/>
-            <w:vAlign w:val="center"/>
-            <w:tcMar>
-              <w:top w:w="95" w:type="dxa"/>
-              <w:left w:w="95" w:type="dxa"/>
-              <w:bottom w:w="95" w:type="dxa"/>
-              <w:right w:w="95" w:type="dxa"/>
-            </w:tcMar>
+            <w:tcW w:type="dxa" w:w="4896"/>
           </w:tcPr>
           <w:p>
             <w:pPr>
-              <w:spacing w:before="80" w:after="80" w:line="300" w:lineRule="auto"/>
+              <w:spacing w:line="324" w:lineRule="auto" w:after="60" w:before="60"/>
             </w:pPr>
             <w:r>
               <w:rPr>
-                <w:rFonts w:ascii="Noto Sans CJK KR" w:hAnsi="Noto Sans CJK KR" w:eastAsia="Noto Sans CJK KR" w:cs="Noto Sans CJK KR"/>
                 <w:b w:val="0"/>
                 <w:sz w:val="18"/>
               </w:rPr>
@@ -4448,22 +3167,14 @@
         </w:tc>
         <w:tc>
           <w:tcPr>
-            <w:tcW w:type="dxa" w:w="4706"/>
-            <w:vAlign w:val="center"/>
-            <w:tcMar>
-              <w:top w:w="95" w:type="dxa"/>
-              <w:left w:w="95" w:type="dxa"/>
-              <w:bottom w:w="95" w:type="dxa"/>
-              <w:right w:w="95" w:type="dxa"/>
-            </w:tcMar>
+            <w:tcW w:type="dxa" w:w="4896"/>
           </w:tcPr>
           <w:p>
             <w:pPr>
-              <w:spacing w:before="80" w:after="80" w:line="300" w:lineRule="auto"/>
+              <w:spacing w:line="324" w:lineRule="auto" w:after="60" w:before="60"/>
             </w:pPr>
             <w:r>
               <w:rPr>
-                <w:rFonts w:ascii="Noto Sans CJK KR" w:hAnsi="Noto Sans CJK KR" w:eastAsia="Noto Sans CJK KR" w:cs="Noto Sans CJK KR"/>
                 <w:b w:val="0"/>
                 <w:sz w:val="18"/>
               </w:rPr>
@@ -4478,22 +3189,14 @@
         </w:trPr>
         <w:tc>
           <w:tcPr>
-            <w:tcW w:type="dxa" w:w="4706"/>
-            <w:vAlign w:val="center"/>
-            <w:tcMar>
-              <w:top w:w="95" w:type="dxa"/>
-              <w:left w:w="95" w:type="dxa"/>
-              <w:bottom w:w="95" w:type="dxa"/>
-              <w:right w:w="95" w:type="dxa"/>
-            </w:tcMar>
+            <w:tcW w:type="dxa" w:w="4896"/>
           </w:tcPr>
           <w:p>
             <w:pPr>
-              <w:spacing w:before="80" w:after="80" w:line="300" w:lineRule="auto"/>
+              <w:spacing w:line="324" w:lineRule="auto" w:after="60" w:before="60"/>
             </w:pPr>
             <w:r>
               <w:rPr>
-                <w:rFonts w:ascii="Noto Sans CJK KR" w:hAnsi="Noto Sans CJK KR" w:eastAsia="Noto Sans CJK KR" w:cs="Noto Sans CJK KR"/>
                 <w:b w:val="0"/>
                 <w:sz w:val="18"/>
               </w:rPr>
@@ -4503,22 +3206,14 @@
         </w:tc>
         <w:tc>
           <w:tcPr>
-            <w:tcW w:type="dxa" w:w="4706"/>
-            <w:vAlign w:val="center"/>
-            <w:tcMar>
-              <w:top w:w="95" w:type="dxa"/>
-              <w:left w:w="95" w:type="dxa"/>
-              <w:bottom w:w="95" w:type="dxa"/>
-              <w:right w:w="95" w:type="dxa"/>
-            </w:tcMar>
+            <w:tcW w:type="dxa" w:w="4896"/>
           </w:tcPr>
           <w:p>
             <w:pPr>
-              <w:spacing w:before="80" w:after="80" w:line="300" w:lineRule="auto"/>
+              <w:spacing w:line="324" w:lineRule="auto" w:after="60" w:before="60"/>
             </w:pPr>
             <w:r>
               <w:rPr>
-                <w:rFonts w:ascii="Noto Sans CJK KR" w:hAnsi="Noto Sans CJK KR" w:eastAsia="Noto Sans CJK KR" w:cs="Noto Sans CJK KR"/>
                 <w:b w:val="0"/>
                 <w:sz w:val="18"/>
               </w:rPr>
@@ -4533,22 +3228,14 @@
         </w:trPr>
         <w:tc>
           <w:tcPr>
-            <w:tcW w:type="dxa" w:w="4706"/>
-            <w:vAlign w:val="center"/>
-            <w:tcMar>
-              <w:top w:w="95" w:type="dxa"/>
-              <w:left w:w="95" w:type="dxa"/>
-              <w:bottom w:w="95" w:type="dxa"/>
-              <w:right w:w="95" w:type="dxa"/>
-            </w:tcMar>
+            <w:tcW w:type="dxa" w:w="4896"/>
           </w:tcPr>
           <w:p>
             <w:pPr>
-              <w:spacing w:before="80" w:after="80" w:line="300" w:lineRule="auto"/>
+              <w:spacing w:line="324" w:lineRule="auto" w:after="60" w:before="60"/>
             </w:pPr>
             <w:r>
               <w:rPr>
-                <w:rFonts w:ascii="Noto Sans CJK KR" w:hAnsi="Noto Sans CJK KR" w:eastAsia="Noto Sans CJK KR" w:cs="Noto Sans CJK KR"/>
                 <w:b w:val="0"/>
                 <w:sz w:val="18"/>
               </w:rPr>
@@ -4558,22 +3245,14 @@
         </w:tc>
         <w:tc>
           <w:tcPr>
-            <w:tcW w:type="dxa" w:w="4706"/>
-            <w:vAlign w:val="center"/>
-            <w:tcMar>
-              <w:top w:w="95" w:type="dxa"/>
-              <w:left w:w="95" w:type="dxa"/>
-              <w:bottom w:w="95" w:type="dxa"/>
-              <w:right w:w="95" w:type="dxa"/>
-            </w:tcMar>
+            <w:tcW w:type="dxa" w:w="4896"/>
           </w:tcPr>
           <w:p>
             <w:pPr>
-              <w:spacing w:before="80" w:after="80" w:line="300" w:lineRule="auto"/>
+              <w:spacing w:line="324" w:lineRule="auto" w:after="60" w:before="60"/>
             </w:pPr>
             <w:r>
               <w:rPr>
-                <w:rFonts w:ascii="Noto Sans CJK KR" w:hAnsi="Noto Sans CJK KR" w:eastAsia="Noto Sans CJK KR" w:cs="Noto Sans CJK KR"/>
                 <w:b w:val="0"/>
                 <w:sz w:val="18"/>
               </w:rPr>
@@ -4583,19 +3262,9 @@
         </w:tc>
       </w:tr>
     </w:tbl>
-    <w:p>
-      <w:pPr>
-        <w:spacing w:after="60"/>
-      </w:pPr>
-    </w:p>
-    <w:p>
-      <w:pPr/>
-      <w:r>
-        <w:rPr>
-          <w:rFonts w:ascii="NanumMyeongjo" w:hAnsi="NanumMyeongjo" w:eastAsia="NanumMyeongjo" w:cs="NanumMyeongjo"/>
-          <w:b w:val="0"/>
-          <w:i w:val="0"/>
-        </w:rPr>
+    <w:p/>
+    <w:p>
+      <w:r>
         <w:t>같은 물건을 보고도 학생마다 다른 질문을 만들 수 있다. 한 학생은 제작 재료를, 다른 학생은 배치와 전시를, 또 다른 학생은 명칭의 근거를 탐구할 수 있다. 조별 공동 사진은 촬영자를 표시하여 공유하고 각자의 해석을 따로 적는다. 대표 학생의 설명을 모둠원 모두의 개별 성취로 취급하지 않는다.</w:t>
       </w:r>
     </w:p>
@@ -4604,32 +3273,16 @@
         <w:pStyle w:val="Heading2"/>
       </w:pPr>
       <w:r>
-        <w:rPr>
-          <w:rFonts w:ascii="Noto Sans CJK KR" w:hAnsi="Noto Sans CJK KR" w:eastAsia="Noto Sans CJK KR" w:cs="Noto Sans CJK KR"/>
-          <w:sz w:val="26"/>
-        </w:rPr>
         <w:t>사후 보고서의 권장 구조</w:t>
       </w:r>
     </w:p>
     <w:p>
-      <w:pPr/>
-      <w:r>
-        <w:rPr>
-          <w:rFonts w:ascii="NanumMyeongjo" w:hAnsi="NanumMyeongjo" w:eastAsia="NanumMyeongjo" w:cs="NanumMyeongjo"/>
-          <w:b w:val="0"/>
-          <w:i w:val="0"/>
-        </w:rPr>
+      <w:r>
         <w:t>1,800~2,500자 안팎의 본문은 서론–자료 검토–비교와 반론–결론으로 구성한다. 서론은 질문과 자료를, 자료 검토는 확인된 사실과 출전을, 비교 부분은 다른 해석과 자료의 한계를 다룬다. 결론에서는 처음의 설명이 무엇 때문에 달라졌는지와 남은 질문을 적는다. 분량과 제출 방식은 수업의 목적에 따라 조정하되, 사진과 출처 목록을 글자 수를 채우는 장식으로 사용하지 않는다.</w:t>
       </w:r>
     </w:p>
     <w:p>
-      <w:pPr/>
-      <w:r>
-        <w:rPr>
-          <w:rFonts w:ascii="NanumMyeongjo" w:hAnsi="NanumMyeongjo" w:eastAsia="NanumMyeongjo" w:cs="NanumMyeongjo"/>
-          <w:b w:val="0"/>
-          <w:i w:val="0"/>
-        </w:rPr>
+      <w:r>
         <w:t>예상 주제로는 ‘대릉원의 봉분과 박물관 유물은 고대사회를 어떻게 다르게 보여주는가’, ‘쪽샘44호분의 축조실험으로 알 수 있는 것과 알 수 없는 것’, ‘교촌의 한 장소에서 지속된 것과 바뀐 것은 무엇인가’, ‘유물의 제작지와 출토지를 구분해야 하는 이유’가 있다. 제목은 실제로 확보한 자료에 맞추어 좁히며, 모든 방문지를 억지로 포함하지 않는다.</w:t>
       </w:r>
     </w:p>
@@ -4638,81 +3291,49 @@
         <w:pStyle w:val="Heading2"/>
       </w:pPr>
       <w:r>
-        <w:rPr>
-          <w:rFonts w:ascii="Noto Sans CJK KR" w:hAnsi="Noto Sans CJK KR" w:eastAsia="Noto Sans CJK KR" w:cs="Noto Sans CJK KR"/>
-          <w:sz w:val="26"/>
-        </w:rPr>
         <w:t>가상 작성 예시 — 실제 학생의 답사가 아님</w:t>
       </w:r>
     </w:p>
     <w:p>
-      <w:pPr/>
-      <w:r>
-        <w:rPr>
-          <w:rFonts w:ascii="NanumMyeongjo" w:hAnsi="NanumMyeongjo" w:eastAsia="NanumMyeongjo" w:cs="NanumMyeongjo"/>
-          <w:b w:val="0"/>
-          <w:i w:val="0"/>
-        </w:rPr>
+      <w:r>
         <w:t>“나는 천마총에 이름이 붙어 있으므로 무덤 주인이 확인되었을 것이라고 예상했다. 그러나 발굴 전 번호와 발굴 뒤 명칭을 비교하면서 유적의 이름이 주인의 실명을 뜻하지 않을 수 있다는 점을 알게 되었다. 쪽샘의 설명에서도 피장자의 신분은 연구기관의 추정으로 제시되어 있었다. 그래서 보고서에서는 유적 명칭, 피장자에 대한 해석, 그 해석의 근거를 다른 항목으로 구분했다. 다만 이번에는 원발굴보고서 전체를 대조하지 못했으므로 특정 인물의 신원을 판단하지 않았다. 추가로 조사한다면 부장품과 무덤 구조가 신분 추정에 각각 어떤 근거로 활용되는지 검토하고 싶다.”</w:t>
       </w:r>
     </w:p>
     <w:p>
-      <w:pPr/>
-      <w:r>
-        <w:rPr>
-          <w:rFonts w:ascii="NanumMyeongjo" w:hAnsi="NanumMyeongjo" w:eastAsia="NanumMyeongjo" w:cs="NanumMyeongjo"/>
-          <w:b w:val="0"/>
-          <w:i w:val="0"/>
-        </w:rPr>
+      <w:r>
         <w:t>이 문단은 글쓰기 구조를 보여주는 가상 예시다. 실제 학생이 방문하여 이런 질문을 했다는 기록이 아니며, 학생 이름을 붙여 제출하거나 세특에 그대로 옮기지 않는다. 각 학생은 자신이 확인한 자료와 수정 과정을 사용하여 별도의 문장을 작성한다.</w:t>
       </w:r>
     </w:p>
     <w:p>
+      <w:bookmarkStart w:id="14" w:name="c_assessment"/>
       <w:pPr>
         <w:pStyle w:val="Heading1"/>
         <w:pageBreakBefore/>
       </w:pPr>
-      <w:bookmarkStart w:id="13" w:name="g_C_13"/>
-      <w:r>
-        <w:rPr>
-          <w:rFonts w:ascii="Noto Sans CJK KR" w:hAnsi="Noto Sans CJK KR" w:eastAsia="Noto Sans CJK KR" w:cs="Noto Sans CJK KR"/>
-          <w:sz w:val="38"/>
-        </w:rPr>
-        <w:t>C-평가. 결과보다 확인 가능한 사고 과정을 남긴다</w:t>
-      </w:r>
-      <w:bookmarkEnd w:id="13"/>
+      <w:r>
+        <w:t>교사용 · 관찰과 피드백</w:t>
+      </w:r>
+      <w:bookmarkEnd w:id="14"/>
     </w:p>
     <w:p>
       <w:pPr>
         <w:pStyle w:val="Heading2"/>
       </w:pPr>
       <w:r>
-        <w:rPr>
-          <w:rFonts w:ascii="Noto Sans CJK KR" w:hAnsi="Noto Sans CJK KR" w:eastAsia="Noto Sans CJK KR" w:cs="Noto Sans CJK KR"/>
-          <w:sz w:val="26"/>
-        </w:rPr>
-        <w:t>1. 교사가 살필 다섯 가지 증거</w:t>
+        <w:t>관찰할 학습 과정</w:t>
       </w:r>
     </w:p>
     <w:tbl>
       <w:tblPr>
+        <w:tblStyle w:val="TableGrid"/>
         <w:tblW w:type="auto" w:w="0"/>
-        <w:jc w:val="center"/>
         <w:tblLayout w:type="fixed"/>
         <w:tblLook w:firstColumn="1" w:firstRow="1" w:lastColumn="0" w:lastRow="0" w:noHBand="0" w:noVBand="1" w:val="04A0"/>
-        <w:tblBorders>
-          <w:top w:val="single" w:sz="4" w:color="D4D8D2"/>
-          <w:left w:val="single" w:sz="4" w:color="D4D8D2"/>
-          <w:bottom w:val="single" w:sz="4" w:color="D4D8D2"/>
-          <w:right w:val="single" w:sz="4" w:color="D4D8D2"/>
-          <w:insideH w:val="single" w:sz="4" w:color="D4D8D2"/>
-          <w:insideV w:val="single" w:sz="4" w:color="D4D8D2"/>
-        </w:tblBorders>
       </w:tblPr>
       <w:tblGrid>
-        <w:gridCol w:w="1587"/>
-        <w:gridCol w:w="3005"/>
-        <w:gridCol w:w="4819"/>
+        <w:gridCol w:w="3264"/>
+        <w:gridCol w:w="3264"/>
+        <w:gridCol w:w="3264"/>
       </w:tblGrid>
       <w:tr>
         <w:trPr>
@@ -4721,23 +3342,15 @@
         </w:trPr>
         <w:tc>
           <w:tcPr>
-            <w:tcW w:type="dxa" w:w="1587"/>
-            <w:vAlign w:val="center"/>
-            <w:shd w:fill="EAEFEA"/>
-            <w:tcMar>
-              <w:top w:w="95" w:type="dxa"/>
-              <w:left w:w="95" w:type="dxa"/>
-              <w:bottom w:w="95" w:type="dxa"/>
-              <w:right w:w="95" w:type="dxa"/>
-            </w:tcMar>
+            <w:tcW w:type="dxa" w:w="3264"/>
+            <w:shd w:fill="EFEFEA"/>
           </w:tcPr>
           <w:p>
             <w:pPr>
-              <w:spacing w:before="80" w:after="80" w:line="300" w:lineRule="auto"/>
+              <w:spacing w:line="324" w:lineRule="auto" w:after="60" w:before="60"/>
             </w:pPr>
             <w:r>
               <w:rPr>
-                <w:rFonts w:ascii="Noto Sans CJK KR" w:hAnsi="Noto Sans CJK KR" w:eastAsia="Noto Sans CJK KR" w:cs="Noto Sans CJK KR"/>
                 <w:b/>
                 <w:sz w:val="18"/>
               </w:rPr>
@@ -4747,23 +3360,15 @@
         </w:tc>
         <w:tc>
           <w:tcPr>
-            <w:tcW w:type="dxa" w:w="3005"/>
-            <w:vAlign w:val="center"/>
-            <w:shd w:fill="EAEFEA"/>
-            <w:tcMar>
-              <w:top w:w="95" w:type="dxa"/>
-              <w:left w:w="95" w:type="dxa"/>
-              <w:bottom w:w="95" w:type="dxa"/>
-              <w:right w:w="95" w:type="dxa"/>
-            </w:tcMar>
+            <w:tcW w:type="dxa" w:w="3264"/>
+            <w:shd w:fill="EFEFEA"/>
           </w:tcPr>
           <w:p>
             <w:pPr>
-              <w:spacing w:before="80" w:after="80" w:line="300" w:lineRule="auto"/>
+              <w:spacing w:line="324" w:lineRule="auto" w:after="60" w:before="60"/>
             </w:pPr>
             <w:r>
               <w:rPr>
-                <w:rFonts w:ascii="Noto Sans CJK KR" w:hAnsi="Noto Sans CJK KR" w:eastAsia="Noto Sans CJK KR" w:cs="Noto Sans CJK KR"/>
                 <w:b/>
                 <w:sz w:val="18"/>
               </w:rPr>
@@ -4773,23 +3378,15 @@
         </w:tc>
         <w:tc>
           <w:tcPr>
-            <w:tcW w:type="dxa" w:w="4819"/>
-            <w:vAlign w:val="center"/>
-            <w:shd w:fill="EAEFEA"/>
-            <w:tcMar>
-              <w:top w:w="95" w:type="dxa"/>
-              <w:left w:w="95" w:type="dxa"/>
-              <w:bottom w:w="95" w:type="dxa"/>
-              <w:right w:w="95" w:type="dxa"/>
-            </w:tcMar>
+            <w:tcW w:type="dxa" w:w="3264"/>
+            <w:shd w:fill="EFEFEA"/>
           </w:tcPr>
           <w:p>
             <w:pPr>
-              <w:spacing w:before="80" w:after="80" w:line="300" w:lineRule="auto"/>
+              <w:spacing w:line="324" w:lineRule="auto" w:after="60" w:before="60"/>
             </w:pPr>
             <w:r>
               <w:rPr>
-                <w:rFonts w:ascii="Noto Sans CJK KR" w:hAnsi="Noto Sans CJK KR" w:eastAsia="Noto Sans CJK KR" w:cs="Noto Sans CJK KR"/>
                 <w:b/>
                 <w:sz w:val="18"/>
               </w:rPr>
@@ -4804,22 +3401,14 @@
         </w:trPr>
         <w:tc>
           <w:tcPr>
-            <w:tcW w:type="dxa" w:w="1587"/>
-            <w:vAlign w:val="center"/>
-            <w:tcMar>
-              <w:top w:w="95" w:type="dxa"/>
-              <w:left w:w="95" w:type="dxa"/>
-              <w:bottom w:w="95" w:type="dxa"/>
-              <w:right w:w="95" w:type="dxa"/>
-            </w:tcMar>
+            <w:tcW w:type="dxa" w:w="3264"/>
           </w:tcPr>
           <w:p>
             <w:pPr>
-              <w:spacing w:before="80" w:after="80" w:line="300" w:lineRule="auto"/>
+              <w:spacing w:line="324" w:lineRule="auto" w:after="60" w:before="60"/>
             </w:pPr>
             <w:r>
               <w:rPr>
-                <w:rFonts w:ascii="Noto Sans CJK KR" w:hAnsi="Noto Sans CJK KR" w:eastAsia="Noto Sans CJK KR" w:cs="Noto Sans CJK KR"/>
                 <w:b w:val="0"/>
                 <w:sz w:val="18"/>
               </w:rPr>
@@ -4829,22 +3418,14 @@
         </w:tc>
         <w:tc>
           <w:tcPr>
-            <w:tcW w:type="dxa" w:w="3005"/>
-            <w:vAlign w:val="center"/>
-            <w:tcMar>
-              <w:top w:w="95" w:type="dxa"/>
-              <w:left w:w="95" w:type="dxa"/>
-              <w:bottom w:w="95" w:type="dxa"/>
-              <w:right w:w="95" w:type="dxa"/>
-            </w:tcMar>
+            <w:tcW w:type="dxa" w:w="3264"/>
           </w:tcPr>
           <w:p>
             <w:pPr>
-              <w:spacing w:before="80" w:after="80" w:line="300" w:lineRule="auto"/>
+              <w:spacing w:line="324" w:lineRule="auto" w:after="60" w:before="60"/>
             </w:pPr>
             <w:r>
               <w:rPr>
-                <w:rFonts w:ascii="Noto Sans CJK KR" w:hAnsi="Noto Sans CJK KR" w:eastAsia="Noto Sans CJK KR" w:cs="Noto Sans CJK KR"/>
                 <w:b w:val="0"/>
                 <w:sz w:val="18"/>
               </w:rPr>
@@ -4854,22 +3435,14 @@
         </w:tc>
         <w:tc>
           <w:tcPr>
-            <w:tcW w:type="dxa" w:w="4819"/>
-            <w:vAlign w:val="center"/>
-            <w:tcMar>
-              <w:top w:w="95" w:type="dxa"/>
-              <w:left w:w="95" w:type="dxa"/>
-              <w:bottom w:w="95" w:type="dxa"/>
-              <w:right w:w="95" w:type="dxa"/>
-            </w:tcMar>
+            <w:tcW w:type="dxa" w:w="3264"/>
           </w:tcPr>
           <w:p>
             <w:pPr>
-              <w:spacing w:before="80" w:after="80" w:line="300" w:lineRule="auto"/>
+              <w:spacing w:line="324" w:lineRule="auto" w:after="60" w:before="60"/>
             </w:pPr>
             <w:r>
               <w:rPr>
-                <w:rFonts w:ascii="Noto Sans CJK KR" w:hAnsi="Noto Sans CJK KR" w:eastAsia="Noto Sans CJK KR" w:cs="Noto Sans CJK KR"/>
                 <w:b w:val="0"/>
                 <w:sz w:val="18"/>
               </w:rPr>
@@ -4884,22 +3457,14 @@
         </w:trPr>
         <w:tc>
           <w:tcPr>
-            <w:tcW w:type="dxa" w:w="1587"/>
-            <w:vAlign w:val="center"/>
-            <w:tcMar>
-              <w:top w:w="95" w:type="dxa"/>
-              <w:left w:w="95" w:type="dxa"/>
-              <w:bottom w:w="95" w:type="dxa"/>
-              <w:right w:w="95" w:type="dxa"/>
-            </w:tcMar>
+            <w:tcW w:type="dxa" w:w="3264"/>
           </w:tcPr>
           <w:p>
             <w:pPr>
-              <w:spacing w:before="80" w:after="80" w:line="300" w:lineRule="auto"/>
+              <w:spacing w:line="324" w:lineRule="auto" w:after="60" w:before="60"/>
             </w:pPr>
             <w:r>
               <w:rPr>
-                <w:rFonts w:ascii="Noto Sans CJK KR" w:hAnsi="Noto Sans CJK KR" w:eastAsia="Noto Sans CJK KR" w:cs="Noto Sans CJK KR"/>
                 <w:b w:val="0"/>
                 <w:sz w:val="18"/>
               </w:rPr>
@@ -4909,22 +3474,14 @@
         </w:tc>
         <w:tc>
           <w:tcPr>
-            <w:tcW w:type="dxa" w:w="3005"/>
-            <w:vAlign w:val="center"/>
-            <w:tcMar>
-              <w:top w:w="95" w:type="dxa"/>
-              <w:left w:w="95" w:type="dxa"/>
-              <w:bottom w:w="95" w:type="dxa"/>
-              <w:right w:w="95" w:type="dxa"/>
-            </w:tcMar>
+            <w:tcW w:type="dxa" w:w="3264"/>
           </w:tcPr>
           <w:p>
             <w:pPr>
-              <w:spacing w:before="80" w:after="80" w:line="300" w:lineRule="auto"/>
+              <w:spacing w:line="324" w:lineRule="auto" w:after="60" w:before="60"/>
             </w:pPr>
             <w:r>
               <w:rPr>
-                <w:rFonts w:ascii="Noto Sans CJK KR" w:hAnsi="Noto Sans CJK KR" w:eastAsia="Noto Sans CJK KR" w:cs="Noto Sans CJK KR"/>
                 <w:b w:val="0"/>
                 <w:sz w:val="18"/>
               </w:rPr>
@@ -4934,22 +3491,14 @@
         </w:tc>
         <w:tc>
           <w:tcPr>
-            <w:tcW w:type="dxa" w:w="4819"/>
-            <w:vAlign w:val="center"/>
-            <w:tcMar>
-              <w:top w:w="95" w:type="dxa"/>
-              <w:left w:w="95" w:type="dxa"/>
-              <w:bottom w:w="95" w:type="dxa"/>
-              <w:right w:w="95" w:type="dxa"/>
-            </w:tcMar>
+            <w:tcW w:type="dxa" w:w="3264"/>
           </w:tcPr>
           <w:p>
             <w:pPr>
-              <w:spacing w:before="80" w:after="80" w:line="300" w:lineRule="auto"/>
+              <w:spacing w:line="324" w:lineRule="auto" w:after="60" w:before="60"/>
             </w:pPr>
             <w:r>
               <w:rPr>
-                <w:rFonts w:ascii="Noto Sans CJK KR" w:hAnsi="Noto Sans CJK KR" w:eastAsia="Noto Sans CJK KR" w:cs="Noto Sans CJK KR"/>
                 <w:b w:val="0"/>
                 <w:sz w:val="18"/>
               </w:rPr>
@@ -4964,22 +3513,14 @@
         </w:trPr>
         <w:tc>
           <w:tcPr>
-            <w:tcW w:type="dxa" w:w="1587"/>
-            <w:vAlign w:val="center"/>
-            <w:tcMar>
-              <w:top w:w="95" w:type="dxa"/>
-              <w:left w:w="95" w:type="dxa"/>
-              <w:bottom w:w="95" w:type="dxa"/>
-              <w:right w:w="95" w:type="dxa"/>
-            </w:tcMar>
+            <w:tcW w:type="dxa" w:w="3264"/>
           </w:tcPr>
           <w:p>
             <w:pPr>
-              <w:spacing w:before="80" w:after="80" w:line="300" w:lineRule="auto"/>
+              <w:spacing w:line="324" w:lineRule="auto" w:after="60" w:before="60"/>
             </w:pPr>
             <w:r>
               <w:rPr>
-                <w:rFonts w:ascii="Noto Sans CJK KR" w:hAnsi="Noto Sans CJK KR" w:eastAsia="Noto Sans CJK KR" w:cs="Noto Sans CJK KR"/>
                 <w:b w:val="0"/>
                 <w:sz w:val="18"/>
               </w:rPr>
@@ -4989,22 +3530,14 @@
         </w:tc>
         <w:tc>
           <w:tcPr>
-            <w:tcW w:type="dxa" w:w="3005"/>
-            <w:vAlign w:val="center"/>
-            <w:tcMar>
-              <w:top w:w="95" w:type="dxa"/>
-              <w:left w:w="95" w:type="dxa"/>
-              <w:bottom w:w="95" w:type="dxa"/>
-              <w:right w:w="95" w:type="dxa"/>
-            </w:tcMar>
+            <w:tcW w:type="dxa" w:w="3264"/>
           </w:tcPr>
           <w:p>
             <w:pPr>
-              <w:spacing w:before="80" w:after="80" w:line="300" w:lineRule="auto"/>
+              <w:spacing w:line="324" w:lineRule="auto" w:after="60" w:before="60"/>
             </w:pPr>
             <w:r>
               <w:rPr>
-                <w:rFonts w:ascii="Noto Sans CJK KR" w:hAnsi="Noto Sans CJK KR" w:eastAsia="Noto Sans CJK KR" w:cs="Noto Sans CJK KR"/>
                 <w:b w:val="0"/>
                 <w:sz w:val="18"/>
               </w:rPr>
@@ -5014,22 +3547,14 @@
         </w:tc>
         <w:tc>
           <w:tcPr>
-            <w:tcW w:type="dxa" w:w="4819"/>
-            <w:vAlign w:val="center"/>
-            <w:tcMar>
-              <w:top w:w="95" w:type="dxa"/>
-              <w:left w:w="95" w:type="dxa"/>
-              <w:bottom w:w="95" w:type="dxa"/>
-              <w:right w:w="95" w:type="dxa"/>
-            </w:tcMar>
+            <w:tcW w:type="dxa" w:w="3264"/>
           </w:tcPr>
           <w:p>
             <w:pPr>
-              <w:spacing w:before="80" w:after="80" w:line="300" w:lineRule="auto"/>
+              <w:spacing w:line="324" w:lineRule="auto" w:after="60" w:before="60"/>
             </w:pPr>
             <w:r>
               <w:rPr>
-                <w:rFonts w:ascii="Noto Sans CJK KR" w:hAnsi="Noto Sans CJK KR" w:eastAsia="Noto Sans CJK KR" w:cs="Noto Sans CJK KR"/>
                 <w:b w:val="0"/>
                 <w:sz w:val="18"/>
               </w:rPr>
@@ -5044,22 +3569,14 @@
         </w:trPr>
         <w:tc>
           <w:tcPr>
-            <w:tcW w:type="dxa" w:w="1587"/>
-            <w:vAlign w:val="center"/>
-            <w:tcMar>
-              <w:top w:w="95" w:type="dxa"/>
-              <w:left w:w="95" w:type="dxa"/>
-              <w:bottom w:w="95" w:type="dxa"/>
-              <w:right w:w="95" w:type="dxa"/>
-            </w:tcMar>
+            <w:tcW w:type="dxa" w:w="3264"/>
           </w:tcPr>
           <w:p>
             <w:pPr>
-              <w:spacing w:before="80" w:after="80" w:line="300" w:lineRule="auto"/>
+              <w:spacing w:line="324" w:lineRule="auto" w:after="60" w:before="60"/>
             </w:pPr>
             <w:r>
               <w:rPr>
-                <w:rFonts w:ascii="Noto Sans CJK KR" w:hAnsi="Noto Sans CJK KR" w:eastAsia="Noto Sans CJK KR" w:cs="Noto Sans CJK KR"/>
                 <w:b w:val="0"/>
                 <w:sz w:val="18"/>
               </w:rPr>
@@ -5069,22 +3586,14 @@
         </w:tc>
         <w:tc>
           <w:tcPr>
-            <w:tcW w:type="dxa" w:w="3005"/>
-            <w:vAlign w:val="center"/>
-            <w:tcMar>
-              <w:top w:w="95" w:type="dxa"/>
-              <w:left w:w="95" w:type="dxa"/>
-              <w:bottom w:w="95" w:type="dxa"/>
-              <w:right w:w="95" w:type="dxa"/>
-            </w:tcMar>
+            <w:tcW w:type="dxa" w:w="3264"/>
           </w:tcPr>
           <w:p>
             <w:pPr>
-              <w:spacing w:before="80" w:after="80" w:line="300" w:lineRule="auto"/>
+              <w:spacing w:line="324" w:lineRule="auto" w:after="60" w:before="60"/>
             </w:pPr>
             <w:r>
               <w:rPr>
-                <w:rFonts w:ascii="Noto Sans CJK KR" w:hAnsi="Noto Sans CJK KR" w:eastAsia="Noto Sans CJK KR" w:cs="Noto Sans CJK KR"/>
                 <w:b w:val="0"/>
                 <w:sz w:val="18"/>
               </w:rPr>
@@ -5094,22 +3603,14 @@
         </w:tc>
         <w:tc>
           <w:tcPr>
-            <w:tcW w:type="dxa" w:w="4819"/>
-            <w:vAlign w:val="center"/>
-            <w:tcMar>
-              <w:top w:w="95" w:type="dxa"/>
-              <w:left w:w="95" w:type="dxa"/>
-              <w:bottom w:w="95" w:type="dxa"/>
-              <w:right w:w="95" w:type="dxa"/>
-            </w:tcMar>
+            <w:tcW w:type="dxa" w:w="3264"/>
           </w:tcPr>
           <w:p>
             <w:pPr>
-              <w:spacing w:before="80" w:after="80" w:line="300" w:lineRule="auto"/>
+              <w:spacing w:line="324" w:lineRule="auto" w:after="60" w:before="60"/>
             </w:pPr>
             <w:r>
               <w:rPr>
-                <w:rFonts w:ascii="Noto Sans CJK KR" w:hAnsi="Noto Sans CJK KR" w:eastAsia="Noto Sans CJK KR" w:cs="Noto Sans CJK KR"/>
                 <w:b w:val="0"/>
                 <w:sz w:val="18"/>
               </w:rPr>
@@ -5124,22 +3625,14 @@
         </w:trPr>
         <w:tc>
           <w:tcPr>
-            <w:tcW w:type="dxa" w:w="1587"/>
-            <w:vAlign w:val="center"/>
-            <w:tcMar>
-              <w:top w:w="95" w:type="dxa"/>
-              <w:left w:w="95" w:type="dxa"/>
-              <w:bottom w:w="95" w:type="dxa"/>
-              <w:right w:w="95" w:type="dxa"/>
-            </w:tcMar>
+            <w:tcW w:type="dxa" w:w="3264"/>
           </w:tcPr>
           <w:p>
             <w:pPr>
-              <w:spacing w:before="80" w:after="80" w:line="300" w:lineRule="auto"/>
+              <w:spacing w:line="324" w:lineRule="auto" w:after="60" w:before="60"/>
             </w:pPr>
             <w:r>
               <w:rPr>
-                <w:rFonts w:ascii="Noto Sans CJK KR" w:hAnsi="Noto Sans CJK KR" w:eastAsia="Noto Sans CJK KR" w:cs="Noto Sans CJK KR"/>
                 <w:b w:val="0"/>
                 <w:sz w:val="18"/>
               </w:rPr>
@@ -5149,22 +3642,14 @@
         </w:tc>
         <w:tc>
           <w:tcPr>
-            <w:tcW w:type="dxa" w:w="3005"/>
-            <w:vAlign w:val="center"/>
-            <w:tcMar>
-              <w:top w:w="95" w:type="dxa"/>
-              <w:left w:w="95" w:type="dxa"/>
-              <w:bottom w:w="95" w:type="dxa"/>
-              <w:right w:w="95" w:type="dxa"/>
-            </w:tcMar>
+            <w:tcW w:type="dxa" w:w="3264"/>
           </w:tcPr>
           <w:p>
             <w:pPr>
-              <w:spacing w:before="80" w:after="80" w:line="300" w:lineRule="auto"/>
+              <w:spacing w:line="324" w:lineRule="auto" w:after="60" w:before="60"/>
             </w:pPr>
             <w:r>
               <w:rPr>
-                <w:rFonts w:ascii="Noto Sans CJK KR" w:hAnsi="Noto Sans CJK KR" w:eastAsia="Noto Sans CJK KR" w:cs="Noto Sans CJK KR"/>
                 <w:b w:val="0"/>
                 <w:sz w:val="18"/>
               </w:rPr>
@@ -5174,22 +3659,14 @@
         </w:tc>
         <w:tc>
           <w:tcPr>
-            <w:tcW w:type="dxa" w:w="4819"/>
-            <w:vAlign w:val="center"/>
-            <w:tcMar>
-              <w:top w:w="95" w:type="dxa"/>
-              <w:left w:w="95" w:type="dxa"/>
-              <w:bottom w:w="95" w:type="dxa"/>
-              <w:right w:w="95" w:type="dxa"/>
-            </w:tcMar>
+            <w:tcW w:type="dxa" w:w="3264"/>
           </w:tcPr>
           <w:p>
             <w:pPr>
-              <w:spacing w:before="80" w:after="80" w:line="300" w:lineRule="auto"/>
+              <w:spacing w:line="324" w:lineRule="auto" w:after="60" w:before="60"/>
             </w:pPr>
             <w:r>
               <w:rPr>
-                <w:rFonts w:ascii="Noto Sans CJK KR" w:hAnsi="Noto Sans CJK KR" w:eastAsia="Noto Sans CJK KR" w:cs="Noto Sans CJK KR"/>
                 <w:b w:val="0"/>
                 <w:sz w:val="18"/>
               </w:rPr>
@@ -5199,19 +3676,9 @@
         </w:tc>
       </w:tr>
     </w:tbl>
-    <w:p>
-      <w:pPr>
-        <w:spacing w:after="60"/>
-      </w:pPr>
-    </w:p>
-    <w:p>
-      <w:pPr/>
-      <w:r>
-        <w:rPr>
-          <w:rFonts w:ascii="NanumMyeongjo" w:hAnsi="NanumMyeongjo" w:eastAsia="NanumMyeongjo" w:cs="NanumMyeongjo"/>
-          <w:b w:val="0"/>
-          <w:i w:val="0"/>
-        </w:rPr>
+    <w:p/>
+    <w:p>
+      <w:r>
         <w:t>교과별 평가에 반영할 경우 배점과 제출 조건은 학교의 평가계획에 따라 정한다. 이 표는 학습 증거를 검토하는 안내이며 공식 수행평가 규정이나 생활기록부 기재 기준을 대신하지 않는다. 교사는 학생의 실제 기록과 관찰을 토대로 판단하고, 자동으로 만들어진 완성 문장만으로 활동을 확인했다고 보지 않는다.</w:t>
       </w:r>
     </w:p>
@@ -5220,32 +3687,16 @@
         <w:pStyle w:val="Heading2"/>
       </w:pPr>
       <w:r>
-        <w:rPr>
-          <w:rFonts w:ascii="Noto Sans CJK KR" w:hAnsi="Noto Sans CJK KR" w:eastAsia="Noto Sans CJK KR" w:cs="Noto Sans CJK KR"/>
-          <w:sz w:val="26"/>
-        </w:rPr>
-        <w:t>2. 학생의 설명을 고치게 하는 피드백 문장</w:t>
-      </w:r>
-    </w:p>
-    <w:p>
-      <w:pPr/>
-      <w:r>
-        <w:rPr>
-          <w:rFonts w:ascii="NanumMyeongjo" w:hAnsi="NanumMyeongjo" w:eastAsia="NanumMyeongjo" w:cs="NanumMyeongjo"/>
-          <w:b w:val="0"/>
-          <w:i w:val="0"/>
-        </w:rPr>
+        <w:t>피드백 질문</w:t>
+      </w:r>
+    </w:p>
+    <w:p>
+      <w:r>
         <w:t>“이것을 직접 관찰했는지 안내문에서 알게 되었는지 표시해 보자.” “무덤의 이름과 주인의 신원을 구분하면 문장이 어떻게 바뀌는가?” “이 복원도에서 확인된 부분과 보완된 부분을 구별할 근거가 있는가?” “제작지에 관한 추정이 이동 경로 전체를 증명하는가?” “가훈의 내용과 실제 행위를 확인할 자료는 어떻게 다른가?” 같은 질문을 사용할 수 있다.</w:t>
       </w:r>
     </w:p>
     <w:p>
-      <w:pPr/>
-      <w:r>
-        <w:rPr>
-          <w:rFonts w:ascii="NanumMyeongjo" w:hAnsi="NanumMyeongjo" w:eastAsia="NanumMyeongjo" w:cs="NanumMyeongjo"/>
-          <w:b w:val="0"/>
-          <w:i w:val="0"/>
-        </w:rPr>
+      <w:r>
         <w:t>피드백은 학생의 생각을 교사의 결론과 같게 만드는 절차가 아니다. 다른 결론을 내더라도 근거와 범위가 분명한지 살핀다. 학생이 자신이 모르는 부분을 명확히 했거나 강한 문장을 제한된 문장으로 수정했다면 그 변화를 긍정적인 탐구 증거로 볼 수 있다. 다만 변화가 실제로 확인되었을 때만 기록한다.</w:t>
       </w:r>
     </w:p>
@@ -5254,337 +3705,323 @@
         <w:pStyle w:val="Heading2"/>
       </w:pPr>
       <w:r>
-        <w:rPr>
-          <w:rFonts w:ascii="Noto Sans CJK KR" w:hAnsi="Noto Sans CJK KR" w:eastAsia="Noto Sans CJK KR" w:cs="Noto Sans CJK KR"/>
-          <w:sz w:val="26"/>
-        </w:rPr>
-        <w:t>3. 기존 설문과 QR을 활용하는 방식</w:t>
-      </w:r>
-    </w:p>
-    <w:p>
-      <w:pPr/>
-      <w:r>
-        <w:rPr>
-          <w:rFonts w:ascii="NanumMyeongjo" w:hAnsi="NanumMyeongjo" w:eastAsia="NanumMyeongjo" w:cs="NanumMyeongjo"/>
-          <w:b w:val="0"/>
-          <w:i w:val="0"/>
-        </w:rPr>
-        <w:t>기존 사이트의 사전·사후 탐구 기록 설문과 QR은 그대로 유지한다. 이번 작업은 새 설문을 생성하거나 기존 응답을 수정하는 작업이 아니다. 보고서의 자료 목록과 수정 전후 문장을 설문 응답과 함께 검토하면 학생별 질문과 탐구 과정의 차이를 파악할 수 있다. 조별 결과물만으로 개인의 역할과 사고 변화를 추정하지 않는다.</w:t>
-      </w:r>
-    </w:p>
-    <w:p>
+        <w:t>탐구 기록지와 QR</w:t>
+      </w:r>
+    </w:p>
+    <w:p>
+      <w:r>
+        <w:t>운영 계획의 사전·사후 탐구 기록 설문과 QR은 그대로 유지한다. 이번 작업은 새 설문을 생성하거나 기존 응답을 수정하는 작업이 아니다. 보고서의 자료 목록과 수정 전후 문장을 설문 응답과 함께 검토하면 학생별 질문과 탐구 과정의 차이를 파악할 수 있다. 조별 결과물만으로 개인의 역할과 사고 변화를 추정하지 않는다.</w:t>
+      </w:r>
+    </w:p>
+    <w:p>
+      <w:bookmarkStart w:id="15" w:name="c_sources"/>
       <w:pPr>
         <w:pStyle w:val="Heading1"/>
         <w:pageBreakBefore/>
       </w:pPr>
-      <w:bookmarkStart w:id="14" w:name="g_C_14"/>
+      <w:r>
+        <w:t>출전 · 문헌과 기관 자료</w:t>
+      </w:r>
+      <w:bookmarkEnd w:id="15"/>
+    </w:p>
+    <w:p>
+      <w:bookmarkStart w:id="16" w:name="source_c_01"/>
+      <w:pPr>
+        <w:spacing w:line="348" w:lineRule="auto"/>
+      </w:pPr>
       <w:r>
         <w:rPr>
-          <w:rFonts w:ascii="Noto Sans CJK KR" w:hAnsi="Noto Sans CJK KR" w:eastAsia="Noto Sans CJK KR" w:cs="Noto Sans CJK KR"/>
-          <w:sz w:val="38"/>
-        </w:rPr>
-        <w:t>C-출전. 핵심 사료·연구·기관 안내</w:t>
-      </w:r>
-      <w:bookmarkEnd w:id="14"/>
-    </w:p>
-    <w:p>
-      <w:pPr/>
-      <w:r>
-        <w:rPr>
-          <w:rFonts w:ascii="NanumMyeongjo" w:hAnsi="NanumMyeongjo" w:eastAsia="NanumMyeongjo" w:cs="NanumMyeongjo"/>
           <w:b/>
-          <w:i w:val="0"/>
+          <w:sz w:val="18"/>
         </w:rPr>
         <w:t>C-01. 국립경주문화유산연구소, 「새 단장한 경주 쪽샘유적발굴관에서 ‘쪽샘44호분’ 축조 실험 본격 시작」, 2024.12.6.</w:t>
       </w:r>
       <w:r>
         <w:rPr>
-          <w:rFonts w:ascii="NanumMyeongjo" w:hAnsi="NanumMyeongjo" w:eastAsia="NanumMyeongjo" w:cs="NanumMyeongjo"/>
-          <w:b w:val="0"/>
-          <w:i w:val="0"/>
+          <w:sz w:val="18"/>
         </w:rPr>
         <w:t xml:space="preserve"> 발굴 성과에 기초한 축조실험의 목적과 전환. </w:t>
       </w:r>
+      <w:hyperlink r:id="rId12">
+        <w:r>
+          <w:rPr>
+            <w:color w:val="6B382F"/>
+          </w:rPr>
+          <w:t>https://www.nrich.go.kr/buyeo/boardView.do?bbs_idx=47470&amp;bbscd=33&amp;boardTypeGubun=2&amp;menuIdx=726</w:t>
+        </w:r>
+      </w:hyperlink>
+      <w:bookmarkEnd w:id="16"/>
+    </w:p>
+    <w:p>
+      <w:bookmarkStart w:id="17" w:name="source_c_02"/>
+      <w:pPr>
+        <w:spacing w:line="348" w:lineRule="auto"/>
+      </w:pPr>
       <w:r>
         <w:rPr>
-          <w:rFonts w:ascii="Noto Sans CJK KR" w:hAnsi="Noto Sans CJK KR" w:eastAsia="Noto Sans CJK KR" w:cs="Noto Sans CJK KR"/>
-          <w:color w:val="24574F"/>
+          <w:b/>
           <w:sz w:val="18"/>
         </w:rPr>
-        <w:t>https://www.nrich.go.kr/buyeo/boardView.do?bbs_idx=47470&amp;bbscd=33&amp;boardTypeGubun=2&amp;menuIdx=726</w:t>
-      </w:r>
-    </w:p>
-    <w:p>
-      <w:pPr/>
+        <w:t>C-02. 국립경주문화유산연구소, 「1,550년 만에 재현되는 경주 쪽샘44호분 장례식」, 2026.7.16.</w:t>
+      </w:r>
       <w:r>
         <w:rPr>
-          <w:rFonts w:ascii="NanumMyeongjo" w:hAnsi="NanumMyeongjo" w:eastAsia="NanumMyeongjo" w:cs="NanumMyeongjo"/>
-          <w:b/>
-          <w:i w:val="0"/>
-        </w:rPr>
-        <w:t>C-02. 국립경주문화유산연구소, 「1,550년 만에 재현되는 경주 쪽샘44호분 장례식」, 2026.7.16.</w:t>
-      </w:r>
-      <w:r>
-        <w:rPr>
-          <w:rFonts w:ascii="NanumMyeongjo" w:hAnsi="NanumMyeongjo" w:eastAsia="NanumMyeongjo" w:cs="NanumMyeongjo"/>
-          <w:b w:val="0"/>
-          <w:i w:val="0"/>
+          <w:sz w:val="18"/>
         </w:rPr>
         <w:t xml:space="preserve"> 2014~2023년 조사, 2024년 이후 축조실험, 피장자 해석과 2026년 7월 행사. 10월의 상시 프로그램을 보장하는 자료가 아니다. </w:t>
       </w:r>
+      <w:hyperlink r:id="rId13">
+        <w:r>
+          <w:rPr>
+            <w:color w:val="6B382F"/>
+          </w:rPr>
+          <w:t>https://www.nrich.go.kr/kor/boardView.do?bbs_idx=48300&amp;bbscd=33&amp;menuIdx=283</w:t>
+        </w:r>
+      </w:hyperlink>
+      <w:bookmarkEnd w:id="17"/>
+    </w:p>
+    <w:p>
+      <w:bookmarkStart w:id="18" w:name="source_c_03"/>
+      <w:pPr>
+        <w:spacing w:line="348" w:lineRule="auto"/>
+      </w:pPr>
       <w:r>
         <w:rPr>
-          <w:rFonts w:ascii="Noto Sans CJK KR" w:hAnsi="Noto Sans CJK KR" w:eastAsia="Noto Sans CJK KR" w:cs="Noto Sans CJK KR"/>
-          <w:color w:val="24574F"/>
+          <w:b/>
           <w:sz w:val="18"/>
         </w:rPr>
-        <w:t>https://www.nrich.go.kr/kor/boardView.do?bbs_idx=48300&amp;bbscd=33&amp;menuIdx=283</w:t>
-      </w:r>
-    </w:p>
-    <w:p>
-      <w:pPr/>
+        <w:t>C-03. 국립경주박물관, 천마총 특별전 관련 보도자료, 2014.3.16.</w:t>
+      </w:r>
       <w:r>
         <w:rPr>
-          <w:rFonts w:ascii="NanumMyeongjo" w:hAnsi="NanumMyeongjo" w:eastAsia="NanumMyeongjo" w:cs="NanumMyeongjo"/>
-          <w:b/>
-          <w:i w:val="0"/>
-        </w:rPr>
-        <w:t>C-03. 국립경주박물관, 천마총 특별전 관련 보도자료, 2014.3.16.</w:t>
-      </w:r>
-      <w:r>
-        <w:rPr>
-          <w:rFonts w:ascii="NanumMyeongjo" w:hAnsi="NanumMyeongjo" w:eastAsia="NanumMyeongjo" w:cs="NanumMyeongjo"/>
-          <w:b w:val="0"/>
-          <w:i w:val="0"/>
+          <w:sz w:val="18"/>
         </w:rPr>
         <w:t xml:space="preserve"> 1973년 조사, 기존 고분 번호, 명칭과 발굴의 맥락. 과거 전시 일정은 현재 운영정보로 사용하지 않았다. </w:t>
       </w:r>
+      <w:hyperlink r:id="rId14">
+        <w:r>
+          <w:rPr>
+            <w:color w:val="6B382F"/>
+          </w:rPr>
+          <w:t>https://gyeongju.museum.go.kr/convert/preview/1614401773258/index.html</w:t>
+        </w:r>
+      </w:hyperlink>
+      <w:bookmarkEnd w:id="18"/>
+    </w:p>
+    <w:p>
+      <w:bookmarkStart w:id="19" w:name="source_c_04"/>
+      <w:pPr>
+        <w:spacing w:line="348" w:lineRule="auto"/>
+      </w:pPr>
       <w:r>
         <w:rPr>
-          <w:rFonts w:ascii="Noto Sans CJK KR" w:hAnsi="Noto Sans CJK KR" w:eastAsia="Noto Sans CJK KR" w:cs="Noto Sans CJK KR"/>
-          <w:color w:val="24574F"/>
+          <w:b/>
           <w:sz w:val="18"/>
         </w:rPr>
-        <w:t>https://gyeongju.museum.go.kr/convert/preview/1614401773258/index.html</w:t>
-      </w:r>
-    </w:p>
-    <w:p>
-      <w:pPr/>
+        <w:t>C-04. 국립경주박물관, 「천마총 출토 천마문 장니 보고서 발간」, 2015.3.4.</w:t>
+      </w:r>
       <w:r>
         <w:rPr>
-          <w:rFonts w:ascii="NanumMyeongjo" w:hAnsi="NanumMyeongjo" w:eastAsia="NanumMyeongjo" w:cs="NanumMyeongjo"/>
-          <w:b/>
-          <w:i w:val="0"/>
-        </w:rPr>
-        <w:t>C-04. 국립경주박물관, 「천마총 출토 천마문 장니 보고서 발간」, 2015.3.4.</w:t>
-      </w:r>
-      <w:r>
-        <w:rPr>
-          <w:rFonts w:ascii="NanumMyeongjo" w:hAnsi="NanumMyeongjo" w:eastAsia="NanumMyeongjo" w:cs="NanumMyeongjo"/>
-          <w:b w:val="0"/>
-          <w:i w:val="0"/>
+          <w:sz w:val="18"/>
         </w:rPr>
         <w:t xml:space="preserve"> 재료·기능·보존처리·분석과 비교 연구. </w:t>
       </w:r>
+      <w:hyperlink r:id="rId15">
+        <w:r>
+          <w:rPr>
+            <w:color w:val="6B382F"/>
+          </w:rPr>
+          <w:t>https://gyeongju.museum.go.kr/viewer/1506822661648/index.html</w:t>
+        </w:r>
+      </w:hyperlink>
+      <w:bookmarkEnd w:id="19"/>
+    </w:p>
+    <w:p>
+      <w:bookmarkStart w:id="20" w:name="source_c_05"/>
+      <w:pPr>
+        <w:spacing w:line="348" w:lineRule="auto"/>
+      </w:pPr>
       <w:r>
         <w:rPr>
-          <w:rFonts w:ascii="Noto Sans CJK KR" w:hAnsi="Noto Sans CJK KR" w:eastAsia="Noto Sans CJK KR" w:cs="Noto Sans CJK KR"/>
-          <w:color w:val="24574F"/>
+          <w:b/>
           <w:sz w:val="18"/>
         </w:rPr>
-        <w:t>https://gyeongju.museum.go.kr/viewer/1506822661648/index.html</w:t>
-      </w:r>
-    </w:p>
-    <w:p>
-      <w:pPr/>
+        <w:t>C-05. 경주시, 「거닐며 배우는 관용·베풂·미덕, 교촌마을에 가다」, 『아름다운 경주이야기』158호.</w:t>
+      </w:r>
       <w:r>
         <w:rPr>
-          <w:rFonts w:ascii="NanumMyeongjo" w:hAnsi="NanumMyeongjo" w:eastAsia="NanumMyeongjo" w:cs="NanumMyeongjo"/>
-          <w:b/>
-          <w:i w:val="0"/>
-        </w:rPr>
-        <w:t>C-05. 경주시, 「거닐며 배우는 관용·베풂·미덕, 교촌마을에 가다」, 『아름다운 경주이야기』158호.</w:t>
-      </w:r>
-      <w:r>
-        <w:rPr>
-          <w:rFonts w:ascii="NanumMyeongjo" w:hAnsi="NanumMyeongjo" w:eastAsia="NanumMyeongjo" w:cs="NanumMyeongjo"/>
-          <w:b w:val="0"/>
-          <w:i w:val="0"/>
+          <w:sz w:val="18"/>
         </w:rPr>
         <w:t xml:space="preserve"> 교촌과 최부자댁의 공간 및 가훈을 소개하는 현재의 지역 홍보 서술. 규범과 실제 행위의 자료를 구별하여 사용했다. </w:t>
       </w:r>
+      <w:hyperlink r:id="rId16">
+        <w:r>
+          <w:rPr>
+            <w:color w:val="6B382F"/>
+          </w:rPr>
+          <w:t>https://www.gyeongju.go.kr/webzine/GJstory/vol158/html/post/2787.html</w:t>
+        </w:r>
+      </w:hyperlink>
+      <w:bookmarkEnd w:id="20"/>
+    </w:p>
+    <w:p>
+      <w:bookmarkStart w:id="21" w:name="source_c_06"/>
+      <w:pPr>
+        <w:spacing w:line="348" w:lineRule="auto"/>
+      </w:pPr>
       <w:r>
         <w:rPr>
-          <w:rFonts w:ascii="Noto Sans CJK KR" w:hAnsi="Noto Sans CJK KR" w:eastAsia="Noto Sans CJK KR" w:cs="Noto Sans CJK KR"/>
-          <w:color w:val="24574F"/>
+          <w:b/>
           <w:sz w:val="18"/>
         </w:rPr>
-        <w:t>https://www.gyeongju.go.kr/webzine/GJstory/vol158/html/post/2787.html</w:t>
-      </w:r>
-    </w:p>
-    <w:p>
-      <w:pPr/>
+        <w:t>C-06. 이범직, 「경주향교」, 한국민족문화대백과사전.</w:t>
+      </w:r>
       <w:r>
         <w:rPr>
-          <w:rFonts w:ascii="NanumMyeongjo" w:hAnsi="NanumMyeongjo" w:eastAsia="NanumMyeongjo" w:cs="NanumMyeongjo"/>
-          <w:b/>
-          <w:i w:val="0"/>
-        </w:rPr>
-        <w:t>C-06. 이범직, 「경주향교」, 한국민족문화대백과사전.</w:t>
-      </w:r>
-      <w:r>
-        <w:rPr>
-          <w:rFonts w:ascii="NanumMyeongjo" w:hAnsi="NanumMyeongjo" w:eastAsia="NanumMyeongjo" w:cs="NanumMyeongjo"/>
-          <w:b w:val="0"/>
-          <w:i w:val="0"/>
+          <w:sz w:val="18"/>
         </w:rPr>
         <w:t xml:space="preserve"> 창건 연대의 불확실성, 국학 관련 전승, 향교의 연혁과 기능. </w:t>
       </w:r>
+      <w:hyperlink r:id="rId17">
+        <w:r>
+          <w:rPr>
+            <w:color w:val="6B382F"/>
+          </w:rPr>
+          <w:t>https://encykorea.aks.ac.kr/Article/E0002934</w:t>
+        </w:r>
+      </w:hyperlink>
+      <w:bookmarkEnd w:id="21"/>
+    </w:p>
+    <w:p>
+      <w:bookmarkStart w:id="22" w:name="source_c_07"/>
+      <w:pPr>
+        <w:spacing w:line="348" w:lineRule="auto"/>
+      </w:pPr>
       <w:r>
         <w:rPr>
-          <w:rFonts w:ascii="Noto Sans CJK KR" w:hAnsi="Noto Sans CJK KR" w:eastAsia="Noto Sans CJK KR" w:cs="Noto Sans CJK KR"/>
-          <w:color w:val="24574F"/>
+          <w:b/>
           <w:sz w:val="18"/>
         </w:rPr>
-        <w:t>https://encykorea.aks.ac.kr/Article/E0002934</w:t>
-      </w:r>
-    </w:p>
-    <w:p>
-      <w:pPr/>
+        <w:t>C-07. 홍승재, 「경주향교 대성전」, 한국민족문화대백과사전.</w:t>
+      </w:r>
       <w:r>
         <w:rPr>
-          <w:rFonts w:ascii="NanumMyeongjo" w:hAnsi="NanumMyeongjo" w:eastAsia="NanumMyeongjo" w:cs="NanumMyeongjo"/>
-          <w:b/>
-          <w:i w:val="0"/>
-        </w:rPr>
-        <w:t>C-07. 홍승재, 「경주향교 대성전」, 한국민족문화대백과사전.</w:t>
-      </w:r>
-      <w:r>
-        <w:rPr>
-          <w:rFonts w:ascii="NanumMyeongjo" w:hAnsi="NanumMyeongjo" w:eastAsia="NanumMyeongjo" w:cs="NanumMyeongjo"/>
-          <w:b w:val="0"/>
-          <w:i w:val="0"/>
+          <w:sz w:val="18"/>
         </w:rPr>
         <w:t xml:space="preserve"> 전묘후학 배치, 중건과 수리, 상량문의 자료적 의미. </w:t>
       </w:r>
+      <w:hyperlink r:id="rId18">
+        <w:r>
+          <w:rPr>
+            <w:color w:val="6B382F"/>
+          </w:rPr>
+          <w:t>https://encykorea.aks.ac.kr/Article/E0070939</w:t>
+        </w:r>
+      </w:hyperlink>
+      <w:bookmarkEnd w:id="22"/>
+    </w:p>
+    <w:p>
+      <w:bookmarkStart w:id="23" w:name="source_c_08"/>
+      <w:pPr>
+        <w:spacing w:line="348" w:lineRule="auto"/>
+      </w:pPr>
       <w:r>
         <w:rPr>
-          <w:rFonts w:ascii="Noto Sans CJK KR" w:hAnsi="Noto Sans CJK KR" w:eastAsia="Noto Sans CJK KR" w:cs="Noto Sans CJK KR"/>
-          <w:color w:val="24574F"/>
+          <w:b/>
           <w:sz w:val="18"/>
         </w:rPr>
-        <w:t>https://encykorea.aks.ac.kr/Article/E0070939</w:t>
-      </w:r>
-    </w:p>
-    <w:p>
-      <w:pPr/>
+        <w:t>C-08. 국립경주박물관, 전시관 소개.</w:t>
+      </w:r>
       <w:r>
         <w:rPr>
-          <w:rFonts w:ascii="NanumMyeongjo" w:hAnsi="NanumMyeongjo" w:eastAsia="NanumMyeongjo" w:cs="NanumMyeongjo"/>
-          <w:b/>
-          <w:i w:val="0"/>
-        </w:rPr>
-        <w:t>C-08. 국립경주박물관, 전시관 소개.</w:t>
-      </w:r>
-      <w:r>
-        <w:rPr>
-          <w:rFonts w:ascii="NanumMyeongjo" w:hAnsi="NanumMyeongjo" w:eastAsia="NanumMyeongjo" w:cs="NanumMyeongjo"/>
-          <w:b w:val="0"/>
-          <w:i w:val="0"/>
+          <w:sz w:val="18"/>
         </w:rPr>
         <w:t xml:space="preserve"> 전시관별 주제와 관람 자료의 구성. </w:t>
       </w:r>
+      <w:hyperlink r:id="rId19">
+        <w:r>
+          <w:rPr>
+            <w:color w:val="6B382F"/>
+          </w:rPr>
+          <w:t>https://gyeongju.museum.go.kr/kor/html/sub01/010401.html</w:t>
+        </w:r>
+      </w:hyperlink>
+      <w:bookmarkEnd w:id="23"/>
+    </w:p>
+    <w:p>
+      <w:bookmarkStart w:id="24" w:name="source_c_09"/>
+      <w:pPr>
+        <w:spacing w:line="348" w:lineRule="auto"/>
+      </w:pPr>
       <w:r>
         <w:rPr>
-          <w:rFonts w:ascii="Noto Sans CJK KR" w:hAnsi="Noto Sans CJK KR" w:eastAsia="Noto Sans CJK KR" w:cs="Noto Sans CJK KR"/>
-          <w:color w:val="24574F"/>
+          <w:b/>
           <w:sz w:val="18"/>
         </w:rPr>
-        <w:t>https://gyeongju.museum.go.kr/kor/html/sub01/010401.html</w:t>
-      </w:r>
-    </w:p>
-    <w:p>
-      <w:pPr/>
+        <w:t>C-09. 국립경주박물관, 「국제학술심포지엄 ‘고대 유리의 세계’ 개최」, 2019년 보도자료.</w:t>
+      </w:r>
       <w:r>
         <w:rPr>
-          <w:rFonts w:ascii="NanumMyeongjo" w:hAnsi="NanumMyeongjo" w:eastAsia="NanumMyeongjo" w:cs="NanumMyeongjo"/>
-          <w:b/>
-          <w:i w:val="0"/>
-        </w:rPr>
-        <w:t>C-09. 국립경주박물관, 「국제학술심포지엄 ‘고대 유리의 세계’ 개최」, 2019년 보도자료.</w:t>
-      </w:r>
-      <w:r>
-        <w:rPr>
-          <w:rFonts w:ascii="NanumMyeongjo" w:hAnsi="NanumMyeongjo" w:eastAsia="NanumMyeongjo" w:cs="NanumMyeongjo"/>
-          <w:b w:val="0"/>
-          <w:i w:val="0"/>
+          <w:sz w:val="18"/>
         </w:rPr>
         <w:t xml:space="preserve"> 황남대총 및 천마총 출토 유리의 재료·분석 연구 소개. </w:t>
       </w:r>
+      <w:hyperlink r:id="rId20">
+        <w:r>
+          <w:rPr>
+            <w:color w:val="6B382F"/>
+          </w:rPr>
+          <w:t>https://gyeongju.museum.go.kr/convert/preview/1612072146609/index.html</w:t>
+        </w:r>
+      </w:hyperlink>
+      <w:bookmarkEnd w:id="24"/>
+    </w:p>
+    <w:p>
+      <w:bookmarkStart w:id="25" w:name="source_c_10"/>
+      <w:pPr>
+        <w:spacing w:line="348" w:lineRule="auto"/>
+      </w:pPr>
       <w:r>
         <w:rPr>
-          <w:rFonts w:ascii="Noto Sans CJK KR" w:hAnsi="Noto Sans CJK KR" w:eastAsia="Noto Sans CJK KR" w:cs="Noto Sans CJK KR"/>
-          <w:color w:val="24574F"/>
+          <w:b/>
           <w:sz w:val="18"/>
         </w:rPr>
-        <w:t>https://gyeongju.museum.go.kr/convert/preview/1612072146609/index.html</w:t>
-      </w:r>
-    </w:p>
-    <w:p>
-      <w:pPr/>
+        <w:t>C-10. 국립경주박물관 공식 누리집.</w:t>
+      </w:r>
       <w:r>
         <w:rPr>
-          <w:rFonts w:ascii="NanumMyeongjo" w:hAnsi="NanumMyeongjo" w:eastAsia="NanumMyeongjo" w:cs="NanumMyeongjo"/>
-          <w:b/>
-          <w:i w:val="0"/>
-        </w:rPr>
-        <w:t>C-10. 국립경주박물관 공식 누리집.</w:t>
-      </w:r>
-      <w:r>
-        <w:rPr>
-          <w:rFonts w:ascii="NanumMyeongjo" w:hAnsi="NanumMyeongjo" w:eastAsia="NanumMyeongjo" w:cs="NanumMyeongjo"/>
-          <w:b w:val="0"/>
-          <w:i w:val="0"/>
+          <w:sz w:val="18"/>
         </w:rPr>
         <w:t xml:space="preserve"> 일반 관람·단체 예약과 당일 공지 확인. 특정 유물의 상시 실물 공개를 보장하는 출전으로 사용하지 않았다. </w:t>
       </w:r>
-      <w:r>
-        <w:rPr>
-          <w:rFonts w:ascii="Noto Sans CJK KR" w:hAnsi="Noto Sans CJK KR" w:eastAsia="Noto Sans CJK KR" w:cs="Noto Sans CJK KR"/>
-          <w:color w:val="24574F"/>
-          <w:sz w:val="18"/>
-        </w:rPr>
-        <w:t>https://gyeongju.museum.go.kr/kor/</w:t>
-      </w:r>
+      <w:hyperlink r:id="rId21">
+        <w:r>
+          <w:rPr>
+            <w:color w:val="6B382F"/>
+          </w:rPr>
+          <w:t>https://gyeongju.museum.go.kr/kor/</w:t>
+        </w:r>
+      </w:hyperlink>
+      <w:bookmarkEnd w:id="25"/>
     </w:p>
     <w:p>
       <w:pPr>
         <w:pStyle w:val="Heading2"/>
       </w:pPr>
       <w:r>
-        <w:rPr>
-          <w:rFonts w:ascii="Noto Sans CJK KR" w:hAnsi="Noto Sans CJK KR" w:eastAsia="Noto Sans CJK KR" w:cs="Noto Sans CJK KR"/>
-          <w:sz w:val="26"/>
-        </w:rPr>
         <w:t>자료 사용과 편집 원칙</w:t>
       </w:r>
     </w:p>
     <w:p>
-      <w:pPr/>
-      <w:r>
-        <w:rPr>
-          <w:rFonts w:ascii="NanumMyeongjo" w:hAnsi="NanumMyeongjo" w:eastAsia="NanumMyeongjo" w:cs="NanumMyeongjo"/>
-          <w:b w:val="0"/>
-          <w:i w:val="0"/>
-        </w:rPr>
-        <w:t>웹 자료의 조회 기준은 2026년 9월 29일이다. 연구기관의 사실 보고, 연구자의 해석, 이 자료집의 교육적 제안을 구분했다. 학생 활동 예시는 가상 자료로 표시했고, 실제 학생의 기록이나 수행 결과를 생성하지 않았다. 번호가 붙은 요록은 현재 코스의 네 거점을 심화하는 읽기 자료이며 아홉 곳을 새로 방문한다는 뜻이 아니다. 학습지와 평가표는 수업 설계를 위한 제안이다.</w:t>
+      <w:r>
+        <w:t>웹 자료의 조회 기준은 2026년 9월 29일이다. 연구기관의 사실 보고, 연구자의 해석, 이 자료집의 교육적 제안을 구분했다. 학생 활동 예시는 가상 자료로 표시했고, 실제 학생의 기록이나 수행 결과를 만들어 넣지 않았다. 번호가 붙은 요록은 현재 코스의 네 거점을 심화하는 읽기 자료이며 아홉 곳을 새로 방문한다는 뜻이 아니다. 학습지와 평가표는 수업 설계를 위한 제안이다.</w:t>
       </w:r>
     </w:p>
     <w:sectPr>
       <w:headerReference w:type="default" r:id="rId9"/>
       <w:footerReference w:type="default" r:id="rId10"/>
       <w:pgSz w:w="11906" w:h="16838"/>
-      <w:pgMar w:top="1077" w:right="1191" w:bottom="1077" w:left="1191" w:header="482" w:footer="510" w:gutter="0"/>
+      <w:pgMar w:top="1080" w:right="1037" w:bottom="1008" w:left="1037" w:header="482" w:footer="510" w:gutter="0"/>
       <w:cols w:space="720"/>
       <w:docGrid w:linePitch="360"/>
     </w:sectPr>
@@ -6002,10 +4439,10 @@
     <w:rsid w:val="00FC693F"/>
     <w:pPr>
       <w:widowControl/>
-      <w:spacing w:line="348" w:lineRule="auto" w:after="120"/>
+      <w:spacing w:line="396" w:lineRule="auto" w:after="120"/>
     </w:pPr>
     <w:rPr>
-      <w:rFonts w:ascii="NanumMyeongjo" w:hAnsi="NanumMyeongjo"/>
+      <w:rFonts w:ascii="NanumMyeongjo" w:hAnsi="NanumMyeongjo" w:eastAsia="NanumMyeongjo"/>
       <w:sz w:val="21"/>
       <w:rFonts w:eastAsia="NanumMyeongjo"/>
       <w:lang w:val="ko-KR" w:eastAsia="ko-KR"/>
@@ -6072,15 +4509,16 @@
     <w:pPr>
       <w:keepNext/>
       <w:keepLines/>
-      <w:spacing w:before="320" w:after="200" w:line="312" w:lineRule="auto"/>
+      <w:pageBreakBefore w:val="0"/>
+      <w:spacing w:before="240" w:after="160" w:line="312" w:lineRule="auto"/>
       <w:outlineLvl w:val="0"/>
     </w:pPr>
     <w:rPr>
-      <w:rFonts w:asciiTheme="majorHAnsi" w:eastAsiaTheme="majorEastAsia" w:hAnsiTheme="majorHAnsi" w:cstheme="majorBidi" w:ascii="Noto Sans CJK KR" w:hAnsi="Noto Sans CJK KR"/>
+      <w:rFonts w:asciiTheme="majorHAnsi" w:eastAsiaTheme="majorEastAsia" w:hAnsiTheme="majorHAnsi" w:cstheme="majorBidi" w:ascii="Noto Sans CJK KR" w:hAnsi="Noto Sans CJK KR" w:eastAsia="Noto Sans CJK KR"/>
       <w:b/>
       <w:bCs/>
       <w:color w:val="24574F"/>
-      <w:sz w:val="38"/>
+      <w:sz w:val="36"/>
       <w:szCs w:val="28"/>
       <w:rFonts w:eastAsia="Noto Sans CJK KR"/>
       <w:lang w:val="ko-KR" w:eastAsia="ko-KR"/>
@@ -6098,11 +4536,12 @@
     <w:pPr>
       <w:keepNext/>
       <w:keepLines/>
-      <w:spacing w:before="320" w:after="200" w:line="312" w:lineRule="auto"/>
+      <w:pageBreakBefore w:val="0"/>
+      <w:spacing w:before="240" w:after="160" w:line="312" w:lineRule="auto"/>
       <w:outlineLvl w:val="1"/>
     </w:pPr>
     <w:rPr>
-      <w:rFonts w:asciiTheme="majorHAnsi" w:eastAsiaTheme="majorEastAsia" w:hAnsiTheme="majorHAnsi" w:cstheme="majorBidi" w:ascii="Noto Sans CJK KR" w:hAnsi="Noto Sans CJK KR"/>
+      <w:rFonts w:asciiTheme="majorHAnsi" w:eastAsiaTheme="majorEastAsia" w:hAnsiTheme="majorHAnsi" w:cstheme="majorBidi" w:ascii="Noto Sans CJK KR" w:hAnsi="Noto Sans CJK KR" w:eastAsia="Noto Sans CJK KR"/>
       <w:b/>
       <w:bCs/>
       <w:color w:val="24574F"/>
@@ -6124,11 +4563,12 @@
     <w:pPr>
       <w:keepNext/>
       <w:keepLines/>
-      <w:spacing w:before="320" w:after="200" w:line="312" w:lineRule="auto"/>
+      <w:pageBreakBefore w:val="0"/>
+      <w:spacing w:before="240" w:after="160" w:line="312" w:lineRule="auto"/>
       <w:outlineLvl w:val="2"/>
     </w:pPr>
     <w:rPr>
-      <w:rFonts w:asciiTheme="majorHAnsi" w:eastAsiaTheme="majorEastAsia" w:hAnsiTheme="majorHAnsi" w:cstheme="majorBidi" w:ascii="Noto Sans CJK KR" w:hAnsi="Noto Sans CJK KR"/>
+      <w:rFonts w:asciiTheme="majorHAnsi" w:eastAsiaTheme="majorEastAsia" w:hAnsiTheme="majorHAnsi" w:cstheme="majorBidi" w:ascii="Noto Sans CJK KR" w:hAnsi="Noto Sans CJK KR" w:eastAsia="Noto Sans CJK KR"/>
       <w:b/>
       <w:bCs/>
       <w:color w:val="24574F"/>

--- a/downloads/pohang_plan_C_in_depth_integrated_2026.docx
+++ b/downloads/pohang_plan_C_in_depth_integrated_2026.docx
@@ -7,7 +7,7 @@
         <w:pStyle w:val="Subtitle"/>
       </w:pPr>
       <w:r>
-        <w:t>2026 포항고등학교 인문학 기행</w:t>
+        <w:t>포항고등학교 · 2026 인문학 기행</w:t>
       </w:r>
     </w:p>
     <w:p>
@@ -15,7 +15,7 @@
         <w:pStyle w:val="Title"/>
       </w:pPr>
       <w:r>
-        <w:t>경주의 고분과 박물관</w:t>
+        <w:t>경주, 무덤에서 박물관까지</w:t>
       </w:r>
     </w:p>
     <w:p>
@@ -23,360 +23,1114 @@
         <w:pStyle w:val="Subtitle"/>
       </w:pPr>
       <w:r>
-        <w:t>C안 답사 요록</w:t>
+        <w:t>C안 역사 읽기 자료</w:t>
       </w:r>
     </w:p>
     <w:p>
       <w:r>
-        <w:t>대릉원·천마총 · 쪽샘 · 교촌 · 국립경주박물관</w:t>
+        <w:t>천마총과 쪽샘의 무덤, 교촌의 집과 향교, 월지의 생활도구와 성덕대왕신종. 물건의 재료와 제작, 사용과 매장을 따라 경주의 시간을 살핀다.</w:t>
       </w:r>
     </w:p>
     <w:p>
+      <w:pPr>
+        <w:pStyle w:val="Heading2"/>
+      </w:pPr>
       <w:r>
-        <w:t>예정일 2026년 10월 17일 · 08:30–16:30</w:t>
+        <w:t>차례</w:t>
       </w:r>
     </w:p>
     <w:p>
+      <w:pPr>
+        <w:spacing w:after="100"/>
+      </w:pPr>
+      <w:hyperlink w:anchor="c_intro">
+        <w:r>
+          <w:rPr>
+            <w:rFonts w:ascii="Noto Sans CJK KR" w:eastAsia="Noto Sans CJK KR"/>
+            <w:color w:val="41413C"/>
+          </w:rPr>
+          <w:t>경주의 땅에 남은 시간</w:t>
+        </w:r>
+      </w:hyperlink>
+    </w:p>
+    <w:p>
+      <w:pPr>
+        <w:spacing w:after="100"/>
+      </w:pPr>
+      <w:hyperlink w:anchor="c_essay_01">
+        <w:r>
+          <w:rPr>
+            <w:rFonts w:ascii="Noto Sans CJK KR" w:eastAsia="Noto Sans CJK KR"/>
+            <w:color w:val="41413C"/>
+          </w:rPr>
+          <w:t>01. 대릉원 — 왕경 한가운데에 쌓은 무덤</w:t>
+        </w:r>
+      </w:hyperlink>
+    </w:p>
+    <w:p>
+      <w:pPr>
+        <w:spacing w:after="100"/>
+      </w:pPr>
+      <w:hyperlink w:anchor="c_essay_02">
+        <w:r>
+          <w:rPr>
+            <w:rFonts w:ascii="Noto Sans CJK KR" w:eastAsia="Noto Sans CJK KR"/>
+            <w:color w:val="41413C"/>
+          </w:rPr>
+          <w:t>02. 천마총의 말다래 — 나무껍질에 그린 말과 금속으로 꾸민 말</w:t>
+        </w:r>
+      </w:hyperlink>
+    </w:p>
+    <w:p>
+      <w:pPr>
+        <w:spacing w:after="100"/>
+      </w:pPr>
+      <w:hyperlink w:anchor="c_essay_03">
+        <w:r>
+          <w:rPr>
+            <w:rFonts w:ascii="Noto Sans CJK KR" w:eastAsia="Noto Sans CJK KR"/>
+            <w:color w:val="41413C"/>
+          </w:rPr>
+          <w:t>03. 쪽샘44호분 — 작은 장식과 직물에 남은 장례</w:t>
+        </w:r>
+      </w:hyperlink>
+    </w:p>
+    <w:p>
+      <w:pPr>
+        <w:spacing w:after="100"/>
+      </w:pPr>
+      <w:hyperlink w:anchor="c_essay_04">
+        <w:r>
+          <w:rPr>
+            <w:rFonts w:ascii="Noto Sans CJK KR" w:eastAsia="Noto Sans CJK KR"/>
+            <w:color w:val="41413C"/>
+          </w:rPr>
+          <w:t>04. 쪽샘의 축조실험 — 덧널을 세우고 장례 공간을 닫는 일</w:t>
+        </w:r>
+      </w:hyperlink>
+    </w:p>
+    <w:p>
+      <w:pPr>
+        <w:spacing w:after="100"/>
+      </w:pPr>
+      <w:hyperlink w:anchor="c_essay_05">
+        <w:r>
+          <w:rPr>
+            <w:rFonts w:ascii="Noto Sans CJK KR" w:eastAsia="Noto Sans CJK KR"/>
+            <w:color w:val="41413C"/>
+          </w:rPr>
+          <w:t>05. 교촌의 최부자댁 — 토지와 곳간, 집과 학교</w:t>
+        </w:r>
+      </w:hyperlink>
+    </w:p>
+    <w:p>
+      <w:pPr>
+        <w:spacing w:after="100"/>
+      </w:pPr>
+      <w:hyperlink w:anchor="c_essay_06">
+        <w:r>
+          <w:rPr>
+            <w:rFonts w:ascii="Noto Sans CJK KR" w:eastAsia="Noto Sans CJK KR"/>
+            <w:color w:val="41413C"/>
+          </w:rPr>
+          <w:t>06. 경주향교 — 배우는 공간과 제사하는 공간</w:t>
+        </w:r>
+      </w:hyperlink>
+    </w:p>
+    <w:p>
+      <w:pPr>
+        <w:spacing w:after="100"/>
+      </w:pPr>
+      <w:hyperlink w:anchor="c_essay_07">
+        <w:r>
+          <w:rPr>
+            <w:rFonts w:ascii="Noto Sans CJK KR" w:eastAsia="Noto Sans CJK KR"/>
+            <w:color w:val="41413C"/>
+          </w:rPr>
+          <w:t>07. 월지에서 나온 물건 — 궁궐의 연못과 일상</w:t>
+        </w:r>
+      </w:hyperlink>
+    </w:p>
+    <w:p>
+      <w:pPr>
+        <w:spacing w:after="100"/>
+      </w:pPr>
+      <w:hyperlink w:anchor="c_essay_08">
+        <w:r>
+          <w:rPr>
+            <w:rFonts w:ascii="Noto Sans CJK KR" w:eastAsia="Noto Sans CJK KR"/>
+            <w:color w:val="41413C"/>
+          </w:rPr>
+          <w:t>08. 신라의 유리 — 먼 지역의 기술이 왕경에 닿기까지</w:t>
+        </w:r>
+      </w:hyperlink>
+    </w:p>
+    <w:p>
+      <w:pPr>
+        <w:spacing w:after="100"/>
+      </w:pPr>
+      <w:hyperlink w:anchor="c_essay_09">
+        <w:r>
+          <w:rPr>
+            <w:rFonts w:ascii="Noto Sans CJK KR" w:eastAsia="Noto Sans CJK KR"/>
+            <w:color w:val="41413C"/>
+          </w:rPr>
+          <w:t>09. 성덕대왕신종 — 771년의 왕실과 주조 기술</w:t>
+        </w:r>
+      </w:hyperlink>
+    </w:p>
+    <w:p>
+      <w:pPr>
+        <w:spacing w:after="100"/>
+      </w:pPr>
+      <w:hyperlink w:anchor="c_sources">
+        <w:r>
+          <w:rPr>
+            <w:rFonts w:ascii="Noto Sans CJK KR" w:eastAsia="Noto Sans CJK KR"/>
+            <w:color w:val="41413C"/>
+          </w:rPr>
+          <w:t>출전 · 문헌과 기관 자료</w:t>
+        </w:r>
+      </w:hyperlink>
+    </w:p>
+    <w:p>
       <w:r>
-        <w:t>단체 관람·기관 협력·승하차 장소는 사전 협의 후 확정합니다.</w:t>
+        <w:br w:type="page"/>
       </w:r>
     </w:p>
     <w:p>
       <w:pPr>
+        <w:pStyle w:val="Heading1"/>
+      </w:pPr>
+      <w:r>
+        <w:t>경주의 땅에 남은 시간</w:t>
+      </w:r>
+      <w:bookmarkStart w:id="100" w:name="c_intro"/>
+      <w:bookmarkEnd w:id="100"/>
+    </w:p>
+    <w:p>
+      <w:pPr>
         <w:pStyle w:val="Heading2"/>
       </w:pPr>
       <w:r>
-        <w:t>일정·요록·학습지</w:t>
+        <w:t>신라 왕경에 남은 무덤과 궁궐의 물건</w:t>
       </w:r>
     </w:p>
     <w:p>
-      <w:hyperlink r:id="rId11">
+      <w:pPr/>
+      <w:r>
+        <w:t>경주에는 무덤 안에 묻힌 물건과 궁궐의 연못에 가라앉은 물건이 함께 남아 있다. 돌무지덧널무덤의 목재와 직물은 오랜 시간 동안 변했지만, 금속 장식과 그 주변의 작은 흔적은 장례의 모습을 전한다. 월지에서는 나무배와 생활도구, 건축 부재와 불교 신앙에 관계된 물건이 나왔다. 무덤과 연못은 서로 다른 경로로 신라 사람들의 물질문화를 보존했다.</w:t>
+      </w:r>
+    </w:p>
+    <w:p>
+      <w:pPr>
+        <w:pStyle w:val="SourceNote"/>
+      </w:pPr>
+      <w:r>
+        <w:t xml:space="preserve">출전: </w:t>
+      </w:r>
+      <w:hyperlink w:anchor="source_C11">
         <w:r>
           <w:rPr>
-            <w:color w:val="6B382F"/>
+            <w:rFonts w:ascii="Noto Sans CJK KR" w:eastAsia="Noto Sans CJK KR"/>
+            <w:color w:val="41413C"/>
           </w:rPr>
-          <w:t>온라인 자료집</w:t>
+          <w:t>한국학중앙연구원, 「천마총」, 『한국민족문화대백과사전』</w:t>
+        </w:r>
+      </w:hyperlink>
+      <w:r>
+        <w:t xml:space="preserve">; </w:t>
+      </w:r>
+      <w:hyperlink w:anchor="source_C13">
+        <w:r>
+          <w:rPr>
+            <w:rFonts w:ascii="Noto Sans CJK KR" w:eastAsia="Noto Sans CJK KR"/>
+            <w:color w:val="41413C"/>
+          </w:rPr>
+          <w:t>국립경주문화유산연구소, 쪽샘44호분 머리카락·직물·말다래 분석 보도자료, 2023.7.4.</w:t>
+        </w:r>
+      </w:hyperlink>
+      <w:r>
+        <w:t xml:space="preserve">; </w:t>
+      </w:r>
+      <w:hyperlink w:anchor="source_C15">
+        <w:r>
+          <w:rPr>
+            <w:rFonts w:ascii="Noto Sans CJK KR" w:eastAsia="Noto Sans CJK KR"/>
+            <w:color w:val="41413C"/>
+          </w:rPr>
+          <w:t>한국학중앙연구원, 「경주 동궁과 월지」, 『한국민족문화대백과사전』</w:t>
+        </w:r>
+      </w:hyperlink>
+      <w:r>
+        <w:t xml:space="preserve">; </w:t>
+      </w:r>
+      <w:hyperlink w:anchor="source_C16">
+        <w:r>
+          <w:rPr>
+            <w:rFonts w:ascii="Noto Sans CJK KR" w:eastAsia="Noto Sans CJK KR"/>
+            <w:color w:val="41413C"/>
+          </w:rPr>
+          <w:t>국립경주박물관, 「월지가 품은 통일신라의 궁궐 문화를 오롯이 담다」, 2025.10.16.</w:t>
         </w:r>
       </w:hyperlink>
     </w:p>
     <w:p>
       <w:pPr/>
       <w:r>
-        <w:t>포항고등학교 인문사회부</w:t>
+        <w:t>1973년 천마총의 발굴은 왕경의 무덤을 널리 알린 계기였다. 말다래에 그려진 천마는 무덤의 이름이 되었고, 뒤이은 보존처리와 연구는 처음 드러난 모습 너머의 재료와 제작법을 밝혔다. 쪽샘44호분에서는 직물과 머리카락, 금속 장식의 배치가 장례와 복식을 설명하는 자료가 되었다. 발굴은 땅속의 물건을 밖으로 옮기는 일에 그치지 않고, 잃어버린 형태와 관계를 복원하는 과정으로 이어졌다.</w:t>
       </w:r>
     </w:p>
     <w:p>
       <w:pPr>
-        <w:pStyle w:val="Heading1"/>
-        <w:pageBreakBefore/>
+        <w:pStyle w:val="SourceNote"/>
       </w:pPr>
       <w:r>
-        <w:t>차례</w:t>
+        <w:t xml:space="preserve">출전: </w:t>
       </w:r>
-    </w:p>
-    <w:p>
-      <w:pPr>
-        <w:spacing w:after="100"/>
-      </w:pPr>
-      <w:hyperlink w:anchor="c_cover">
+      <w:hyperlink w:anchor="source_C03">
         <w:r>
           <w:rPr>
-            <w:color w:val="6B382F"/>
+            <w:rFonts w:ascii="Noto Sans CJK KR" w:eastAsia="Noto Sans CJK KR"/>
+            <w:color w:val="41413C"/>
           </w:rPr>
-          <w:t>답사 개요</w:t>
+          <w:t>국립경주박물관, 천마총 특별전 관련 보도자료, 2014.3.16.</w:t>
+        </w:r>
+      </w:hyperlink>
+      <w:r>
+        <w:t xml:space="preserve">; </w:t>
+      </w:r>
+      <w:hyperlink w:anchor="source_C04">
+        <w:r>
+          <w:rPr>
+            <w:rFonts w:ascii="Noto Sans CJK KR" w:eastAsia="Noto Sans CJK KR"/>
+            <w:color w:val="41413C"/>
+          </w:rPr>
+          <w:t>국립경주박물관, 천마총 출토 천마문 말다래 연구 보고서 발간 보도자료, 2015.3.4.</w:t>
+        </w:r>
+      </w:hyperlink>
+      <w:r>
+        <w:t xml:space="preserve">; </w:t>
+      </w:r>
+      <w:hyperlink w:anchor="source_C12">
+        <w:r>
+          <w:rPr>
+            <w:rFonts w:ascii="Noto Sans CJK KR" w:eastAsia="Noto Sans CJK KR"/>
+            <w:color w:val="41413C"/>
+          </w:rPr>
+          <w:t>국립경주문화유산연구소, 쪽샘44호분 발굴 성과 보도자료, 2020.12.7.</w:t>
+        </w:r>
+      </w:hyperlink>
+      <w:r>
+        <w:t xml:space="preserve">; </w:t>
+      </w:r>
+      <w:hyperlink w:anchor="source_C13">
+        <w:r>
+          <w:rPr>
+            <w:rFonts w:ascii="Noto Sans CJK KR" w:eastAsia="Noto Sans CJK KR"/>
+            <w:color w:val="41413C"/>
+          </w:rPr>
+          <w:t>국립경주문화유산연구소, 쪽샘44호분 머리카락·직물·말다래 분석 보도자료, 2023.7.4.</w:t>
         </w:r>
       </w:hyperlink>
     </w:p>
     <w:p>
       <w:pPr>
-        <w:spacing w:after="100"/>
-      </w:pPr>
-      <w:hyperlink w:anchor="c_intro">
+        <w:pStyle w:val="Heading2"/>
+      </w:pPr>
+      <w:r>
+        <w:t>교촌의 집과 향교, 박물관의 종</w:t>
+      </w:r>
+    </w:p>
+    <w:p>
+      <w:pPr/>
+      <w:r>
+        <w:t>교촌에는 조선시대 향교와 최부자댁이 남아 있다. 향교는 강학과 제향을 위한 공간을 갖추었고, 큰 집의 사랑채와 곳간에는 가문의 재산과 사회적 관계가 얽혀 있었다. 신라의 왕경 위에는 고려와 조선, 근대의 생활도 차례로 쌓였다. 경주의 오래된 역사는 어느 한 왕조의 유적만으로 이루어지지 않았다.</w:t>
+      </w:r>
+    </w:p>
+    <w:p>
+      <w:pPr>
+        <w:pStyle w:val="SourceNote"/>
+      </w:pPr>
+      <w:r>
+        <w:t xml:space="preserve">출전: </w:t>
+      </w:r>
+      <w:hyperlink w:anchor="source_C05">
         <w:r>
           <w:rPr>
-            <w:color w:val="6B382F"/>
+            <w:rFonts w:ascii="Noto Sans CJK KR" w:eastAsia="Noto Sans CJK KR"/>
+            <w:color w:val="41413C"/>
           </w:rPr>
-          <w:t>읽기 전에 · 유물의 이름과 세 가지 시간</w:t>
+          <w:t>경주시, 「거닐며 배우는 관용·베풂·미덕, 교촌마을에 가다」, 『아름다운 경주이야기』 158호</w:t>
+        </w:r>
+      </w:hyperlink>
+      <w:r>
+        <w:t xml:space="preserve">; </w:t>
+      </w:r>
+      <w:hyperlink w:anchor="source_C06">
+        <w:r>
+          <w:rPr>
+            <w:rFonts w:ascii="Noto Sans CJK KR" w:eastAsia="Noto Sans CJK KR"/>
+            <w:color w:val="41413C"/>
+          </w:rPr>
+          <w:t>이범직, 「경주향교」, 『한국민족문화대백과사전』</w:t>
+        </w:r>
+      </w:hyperlink>
+      <w:r>
+        <w:t xml:space="preserve">; </w:t>
+      </w:r>
+      <w:hyperlink w:anchor="source_C07">
+        <w:r>
+          <w:rPr>
+            <w:rFonts w:ascii="Noto Sans CJK KR" w:eastAsia="Noto Sans CJK KR"/>
+            <w:color w:val="41413C"/>
+          </w:rPr>
+          <w:t>홍승재, 「경주향교 대성전」, 『한국민족문화대백과사전』</w:t>
         </w:r>
       </w:hyperlink>
     </w:p>
     <w:p>
-      <w:pPr>
-        <w:spacing w:after="100"/>
-      </w:pPr>
-      <w:hyperlink w:anchor="c_essay_01">
+      <w:pPr/>
+      <w:r>
+        <w:t>771년에 완성된 성덕대왕신종은 왕실의 추모와 불교의 의례, 대형 청동 주조 기술을 한 몸에 담은 물건이다. 종의 명문은 제작에 참여한 이들의 이름과 사업의 목적을 전한다. 오래된 유리병의 금실 수선, 말다래의 작은 금속장식, 종 표면의 글씨에는 물건을 만든 뒤에도 오래 쓰고 남기려 했던 사람들의 시간이 새겨져 있다.</w:t>
+      </w:r>
+    </w:p>
+    <w:p>
+      <w:pPr>
+        <w:pStyle w:val="SourceNote"/>
+      </w:pPr>
+      <w:r>
+        <w:t xml:space="preserve">출전: </w:t>
+      </w:r>
+      <w:hyperlink w:anchor="source_C17">
         <w:r>
           <w:rPr>
-            <w:color w:val="6B382F"/>
+            <w:rFonts w:ascii="Noto Sans CJK KR" w:eastAsia="Noto Sans CJK KR"/>
+            <w:color w:val="41413C"/>
           </w:rPr>
-          <w:t>01. 대릉원과 고분의 구조</w:t>
+          <w:t>국립중앙박물관, 「이국적인 아름다움, 황남대총 출토 봉수형 유리병」</w:t>
+        </w:r>
+      </w:hyperlink>
+      <w:r>
+        <w:t xml:space="preserve">; </w:t>
+      </w:r>
+      <w:hyperlink w:anchor="source_C19">
+        <w:r>
+          <w:rPr>
+            <w:rFonts w:ascii="Noto Sans CJK KR" w:eastAsia="Noto Sans CJK KR"/>
+            <w:color w:val="41413C"/>
+          </w:rPr>
+          <w:t>국립중앙박물관, 「보존과학자」, 교육 영상</w:t>
+        </w:r>
+      </w:hyperlink>
+      <w:r>
+        <w:t xml:space="preserve">; </w:t>
+      </w:r>
+      <w:hyperlink w:anchor="source_C20">
+        <w:r>
+          <w:rPr>
+            <w:rFonts w:ascii="Noto Sans CJK KR" w:eastAsia="Noto Sans CJK KR"/>
+            <w:color w:val="41413C"/>
+          </w:rPr>
+          <w:t>한국학중앙연구원, 「성덕대왕신종」, 『한국민족문화대백과사전』</w:t>
+        </w:r>
+      </w:hyperlink>
+      <w:r>
+        <w:t xml:space="preserve">; </w:t>
+      </w:r>
+      <w:hyperlink w:anchor="source_C21">
+        <w:r>
+          <w:rPr>
+            <w:rFonts w:ascii="Noto Sans CJK KR" w:eastAsia="Noto Sans CJK KR"/>
+            <w:color w:val="41413C"/>
+          </w:rPr>
+          <w:t>국립경주박물관, 「성덕대왕신종」, Google Arts &amp; Culture</w:t>
         </w:r>
       </w:hyperlink>
     </w:p>
     <w:p>
       <w:pPr>
-        <w:spacing w:after="100"/>
-      </w:pPr>
-      <w:hyperlink w:anchor="c_essay_02">
+        <w:pStyle w:val="Heading1"/>
+      </w:pPr>
+      <w:r>
+        <w:t>01. 대릉원 — 왕경 한가운데에 쌓은 무덤</w:t>
+      </w:r>
+      <w:bookmarkStart w:id="101" w:name="c_essay_01"/>
+      <w:bookmarkEnd w:id="101"/>
+    </w:p>
+    <w:p>
+      <w:pPr>
+        <w:pStyle w:val="Heading2"/>
+      </w:pPr>
+      <w:r>
+        <w:t>평지 위에 솟은 봉분</w:t>
+      </w:r>
+    </w:p>
+    <w:p>
+      <w:pPr/>
+      <w:r>
+        <w:t>경주 대릉원에는 큰 봉분들이 도심의 평지에 모여 있다. 산의 능선을 따라 흩어진 무덤과 달리, 이곳의 봉분은 주변 땅보다 높게 솟아 멀리서도 형태가 드러난다. 무덤 하나를 만드는 데에는 넓은 자리뿐 아니라 많은 나무와 돌, 흙이 필요했다. 왕경의 중요한 공간을 차지한 거대한 봉분은 죽은 사람의 매장 장소이자 그 장례를 치른 집단의 힘이 드러나는 건축물이었다.</w:t>
+      </w:r>
+    </w:p>
+    <w:p>
+      <w:pPr/>
+      <w:r>
+        <w:t>대릉원의 대표적인 무덤 형식은 돌무지덧널무덤이다. 나무로 만든 널과 부장품을 넣는 공간을 더 큰 덧널이 감싸고, 그 둘레와 위에 돌을 쌓은 뒤 흙으로 덮었다. 바깥에서 보이는 부드러운 흙 언덕 안에 나무로 짠 방과 큰 돌무지가 들어 있는 구조다. 나무는 오랜 시간이 지나 썩어 없어질 수 있지만, 이를 에워싼 돌과 남은 흔적을 통해 내부 공간의 규모와 배치를 복원한다.</w:t>
+      </w:r>
+    </w:p>
+    <w:p>
+      <w:pPr>
+        <w:pStyle w:val="SourceNote"/>
+      </w:pPr>
+      <w:r>
+        <w:t xml:space="preserve">출전: </w:t>
+      </w:r>
+      <w:hyperlink w:anchor="source_C03">
         <w:r>
           <w:rPr>
-            <w:color w:val="6B382F"/>
+            <w:rFonts w:ascii="Noto Sans CJK KR" w:eastAsia="Noto Sans CJK KR"/>
+            <w:color w:val="41413C"/>
           </w:rPr>
-          <w:t>02. 천마총의 말다래</w:t>
+          <w:t>국립경주박물관, 천마총 특별전 관련 보도자료, 2014.3.16.</w:t>
+        </w:r>
+      </w:hyperlink>
+      <w:r>
+        <w:t xml:space="preserve">; </w:t>
+      </w:r>
+      <w:hyperlink w:anchor="source_C11">
+        <w:r>
+          <w:rPr>
+            <w:rFonts w:ascii="Noto Sans CJK KR" w:eastAsia="Noto Sans CJK KR"/>
+            <w:color w:val="41413C"/>
+          </w:rPr>
+          <w:t>한국학중앙연구원, 「천마총」, 『한국민족문화대백과사전』</w:t>
         </w:r>
       </w:hyperlink>
     </w:p>
     <w:p>
       <w:pPr>
-        <w:spacing w:after="100"/>
-      </w:pPr>
-      <w:hyperlink w:anchor="c_essay_03">
+        <w:pStyle w:val="Heading2"/>
+      </w:pPr>
+      <w:r>
+        <w:t>나무 방을 닫고 돌을 쌓다</w:t>
+      </w:r>
+    </w:p>
+    <w:p>
+      <w:pPr/>
+      <w:r>
+        <w:t>덧널은 시신을 직접 넣는 널과 다르다. 널과 물건을 배치할 공간을 크게 감싸는 구조물이다. 장례에서는 이 공간 안에 죽은 사람을 안치하고 여러 물품을 넣은 뒤 위를 닫았다. 그 위에 돌과 흙이 쌓이면 내부로 다시 들어가기는 어려워졌다. 통로를 두고 출입하는 돌방무덤과 달리, 돌무지덧널무덤은 매장과 봉쇄가 강하게 결합된 구조였다.</w:t>
+      </w:r>
+    </w:p>
+    <w:p>
+      <w:pPr/>
+      <w:r>
+        <w:t>무덤을 짓는 과정에는 순서가 있었다. 기초를 마련하고 목재를 가공해 틀을 세우는 일, 시신과 물건을 배치하는 일, 덮개를 닫고 돌을 쌓는 일이 서로 이어졌다. 덧널을 닫기 전에 해야 할 일과 닫은 뒤에 가능한 일이 구분된다. 목재의 크기와 연결 방식, 돌을 올리는 방법은 무덤의 안정성과도 관계가 있었다. 봉분은 단순히 흙을 많이 부어 만든 언덕이 아니라 내부의 구조와 공정이 맞물린 결과였다.</w:t>
+      </w:r>
+    </w:p>
+    <w:p>
+      <w:pPr/>
+      <w:r>
+        <w:t>수많은 돌과 흙을 옮기려면 일할 사람과 운반 수단, 식량이 필요하다. 장례를 집행하는 집단은 물자를 모으고 인력을 배치해야 했다. 완성된 무덤의 크기는 죽은 이의 신분과 더불어 장례에 동원할 수 있었던 사회적 자원을 짐작하게 한다. 무덤의 내부에 들어간 귀중품과 바깥의 거대한 봉분은 서로 다른 방식으로 그 지위를 드러냈다.</w:t>
+      </w:r>
+    </w:p>
+    <w:p>
+      <w:pPr>
+        <w:pStyle w:val="SourceNote"/>
+      </w:pPr>
+      <w:r>
+        <w:t xml:space="preserve">출전: </w:t>
+      </w:r>
+      <w:hyperlink w:anchor="source_C01">
         <w:r>
           <w:rPr>
-            <w:color w:val="6B382F"/>
+            <w:rFonts w:ascii="Noto Sans CJK KR" w:eastAsia="Noto Sans CJK KR"/>
+            <w:color w:val="41413C"/>
           </w:rPr>
-          <w:t>03. 쪽샘의 발굴 기록</w:t>
+          <w:t>국립경주문화유산연구소, 쪽샘44호분 축조실험 관련 보도자료, 2025.</w:t>
+        </w:r>
+      </w:hyperlink>
+      <w:r>
+        <w:t xml:space="preserve">; </w:t>
+      </w:r>
+      <w:hyperlink w:anchor="source_C02">
+        <w:r>
+          <w:rPr>
+            <w:rFonts w:ascii="Noto Sans CJK KR" w:eastAsia="Noto Sans CJK KR"/>
+            <w:color w:val="41413C"/>
+          </w:rPr>
+          <w:t>국립문화유산연구원, 쪽샘44호분 축조실험과 장례 재현 관련 보도자료, 2026.7.16.</w:t>
         </w:r>
       </w:hyperlink>
     </w:p>
     <w:p>
       <w:pPr>
-        <w:spacing w:after="100"/>
-      </w:pPr>
-      <w:hyperlink w:anchor="c_essay_04">
+        <w:pStyle w:val="Heading2"/>
+      </w:pPr>
+      <w:r>
+        <w:t>몸을 꾸민 금과 함께 놓은 생활용품</w:t>
+      </w:r>
+    </w:p>
+    <w:p>
+      <w:pPr/>
+      <w:r>
+        <w:t>신라 고분에서는 관과 귀걸이, 목걸이와 허리띠 등 몸을 장식하는 물품이 출토된다. 이런 물건들은 재료의 희소성만으로 가치가 정해진 것이 아니다. 얇은 금속판을 자르고 구부리거나 무늬를 내는 기술, 작은 부분을 연결하고 달개를 매다는 작업이 필요했다. 착용자의 움직임에 따라 흔들리거나 빛을 반사하는 장식은 몸을 보이게 하는 방식과도 관계가 있었다.</w:t>
+      </w:r>
+    </w:p>
+    <w:p>
+      <w:pPr/>
+      <w:r>
+        <w:t>그러나 무덤 안에는 황금 장신구만 있었던 것이 아니다. 토기와 금속 그릇, 나무와 옻칠로 만든 물품, 말갖춤 등이 함께 들어갔다. 음식과 음료를 담는 그릇, 말을 꾸미거나 타는 데 사용하는 장비, 몸을 치장하는 물건이 한 공간에 모였다. 부장품은 죽은 사람을 둘러싼 장례의 구성이며, 당시의 생산 기술과 소비 문화를 보여주는 자료다. 장신구의 빛깔만으로는 그 장례의 전체 모습을 설명할 수 없다.</w:t>
+      </w:r>
+    </w:p>
+    <w:p>
+      <w:pPr>
+        <w:pStyle w:val="SourceNote"/>
+      </w:pPr>
+      <w:r>
+        <w:t xml:space="preserve">출전: </w:t>
+      </w:r>
+      <w:hyperlink w:anchor="source_C03">
         <w:r>
           <w:rPr>
-            <w:color w:val="6B382F"/>
+            <w:rFonts w:ascii="Noto Sans CJK KR" w:eastAsia="Noto Sans CJK KR"/>
+            <w:color w:val="41413C"/>
           </w:rPr>
-          <w:t>04. 쪽샘44호분 축조실험</w:t>
+          <w:t>국립경주박물관, 천마총 특별전 관련 보도자료, 2014.3.16.</w:t>
+        </w:r>
+      </w:hyperlink>
+      <w:r>
+        <w:t xml:space="preserve">; </w:t>
+      </w:r>
+      <w:hyperlink w:anchor="source_C04">
+        <w:r>
+          <w:rPr>
+            <w:rFonts w:ascii="Noto Sans CJK KR" w:eastAsia="Noto Sans CJK KR"/>
+            <w:color w:val="41413C"/>
+          </w:rPr>
+          <w:t>국립경주박물관, 천마총 출토 천마문 말다래 연구 보고서 발간 보도자료, 2015.3.4.</w:t>
         </w:r>
       </w:hyperlink>
     </w:p>
     <w:p>
       <w:pPr>
-        <w:spacing w:after="100"/>
-      </w:pPr>
-      <w:hyperlink w:anchor="c_essay_05">
+        <w:pStyle w:val="Heading2"/>
+      </w:pPr>
+      <w:r>
+        <w:t>천마총이라는 이름이 생긴 때</w:t>
+      </w:r>
+    </w:p>
+    <w:p>
+      <w:pPr/>
+      <w:r>
+        <w:t>천마총은 원래 고분 번호로 불리다가 1973년 발굴을 통해 새로운 이름을 얻었다. 말다래에 그려진 천마 그림이 발견되면서 무덤을 대표하는 유물이 이름에 반영된 것이다. 말다래는 말 탄 사람의 다리에 흙이 튀지 않도록 안장 아래에 늘어뜨리는 물건이다. 실용적인 말갖춤에 그려진 그림이 오랜 시간이 지나 무덤 전체의 이름이 되었다.</w:t>
+      </w:r>
+    </w:p>
+    <w:p>
+      <w:pPr/>
+      <w:r>
+        <w:t>이 이름은 무덤 주인의 생전 이름을 알아냈다는 뜻은 아니다. 천마총의 피장자를 특정 왕과 연결하는 견해는 있지만 신원을 확정할 명문이 발견된 것은 아니다. 출토품과 무덤 구조는 시대와 사회적 지위에 관한 많은 정보를 제공하면서도, 한 사람의 이름을 곧바로 알려주지는 않는다. 대릉원의 무덤에는 살아 있을 때 누리던 지위의 흔적이 크게 남아 있지만 그 개인의 이름은 사라진 경우가 많다.</w:t>
+      </w:r>
+    </w:p>
+    <w:p>
+      <w:pPr>
+        <w:pStyle w:val="SourceNote"/>
+      </w:pPr>
+      <w:r>
+        <w:t xml:space="preserve">출전: </w:t>
+      </w:r>
+      <w:hyperlink w:anchor="source_C03">
         <w:r>
           <w:rPr>
-            <w:color w:val="6B382F"/>
+            <w:rFonts w:ascii="Noto Sans CJK KR" w:eastAsia="Noto Sans CJK KR"/>
+            <w:color w:val="41413C"/>
           </w:rPr>
-          <w:t>05. 교촌의 최부자댁</w:t>
+          <w:t>국립경주박물관, 천마총 특별전 관련 보도자료, 2014.3.16.</w:t>
+        </w:r>
+      </w:hyperlink>
+      <w:r>
+        <w:t xml:space="preserve">; </w:t>
+      </w:r>
+      <w:hyperlink w:anchor="source_C11">
+        <w:r>
+          <w:rPr>
+            <w:rFonts w:ascii="Noto Sans CJK KR" w:eastAsia="Noto Sans CJK KR"/>
+            <w:color w:val="41413C"/>
+          </w:rPr>
+          <w:t>한국학중앙연구원, 「천마총」, 『한국민족문화대백과사전』</w:t>
         </w:r>
       </w:hyperlink>
     </w:p>
     <w:p>
       <w:pPr>
-        <w:spacing w:after="100"/>
-      </w:pPr>
-      <w:hyperlink w:anchor="c_essay_06">
+        <w:pStyle w:val="Heading2"/>
+      </w:pPr>
+      <w:r>
+        <w:t>흙 속의 장례에서 공개된 유적으로</w:t>
+      </w:r>
+    </w:p>
+    <w:p>
+      <w:pPr/>
+      <w:r>
+        <w:t>신라 사람들이 무덤을 만들 때에는 오늘날처럼 내부를 전시할 목적이 없었다. 장례가 끝난 뒤에는 봉분이 남고 시신과 부장품은 닫힌 공간 안에 놓였다. 발굴은 그 봉쇄된 구조를 오랜 시간이 지난 뒤 다시 열어 조사하는 일이다. 출토품을 보존하고 내부 구조를 공개하면서 무덤의 쓰임은 매장에서 연구와 관람으로 바뀌었다.</w:t>
+      </w:r>
+    </w:p>
+    <w:p>
+      <w:pPr/>
+      <w:r>
+        <w:t>천마총의 발굴 기록에는 물건 하나의 발견뿐 아니라 그 물건이 놓였던 위치와 다른 물품과의 관계가 남아 있다. 몸 주변의 장신구와 따로 마련된 부장 공간의 물건은 같은 의미로 놓인 것이 아니었다. 나무가 사라지고 물건이 눌리거나 무너진 뒤에도, 위치와 층위의 기록은 장례 당시의 배치를 복원하는 데 사용된다. 현재 박물관의 진열장과 무덤의 원래 내부는 이렇게 발굴 기록을 통해 이어진다.</w:t>
+      </w:r>
+    </w:p>
+    <w:p>
+      <w:pPr/>
+      <w:r>
+        <w:t>대릉원의 봉분은 한순간에 만들어진 경주의 풍경이 아니다. 여러 시기의 장례와 축조, 오랜 훼손과 보존, 근현대의 조사와 정비가 겹쳐 오늘의 모습을 이루었다. 그 안의 물건들은 죽은 사람의 장례를 위해 묻혔다가 다시 세상으로 나왔다. 큰 무덤의 구조와 작은 장신구의 세공에는 신라 왕경의 자원과 기술, 신분과 장례 문화가 함께 남아 있다.</w:t>
+      </w:r>
+    </w:p>
+    <w:p>
+      <w:pPr>
+        <w:pStyle w:val="SourceNote"/>
+      </w:pPr>
+      <w:r>
+        <w:t xml:space="preserve">출전: </w:t>
+      </w:r>
+      <w:hyperlink w:anchor="source_C01">
         <w:r>
           <w:rPr>
-            <w:color w:val="6B382F"/>
+            <w:rFonts w:ascii="Noto Sans CJK KR" w:eastAsia="Noto Sans CJK KR"/>
+            <w:color w:val="41413C"/>
           </w:rPr>
-          <w:t>06. 경주향교</w:t>
+          <w:t>국립경주문화유산연구소, 쪽샘44호분 축조실험 관련 보도자료, 2025.</w:t>
+        </w:r>
+      </w:hyperlink>
+      <w:r>
+        <w:t xml:space="preserve">; </w:t>
+      </w:r>
+      <w:hyperlink w:anchor="source_C03">
+        <w:r>
+          <w:rPr>
+            <w:rFonts w:ascii="Noto Sans CJK KR" w:eastAsia="Noto Sans CJK KR"/>
+            <w:color w:val="41413C"/>
+          </w:rPr>
+          <w:t>국립경주박물관, 천마총 특별전 관련 보도자료, 2014.3.16.</w:t>
+        </w:r>
+      </w:hyperlink>
+      <w:r>
+        <w:t xml:space="preserve">; </w:t>
+      </w:r>
+      <w:hyperlink w:anchor="source_C04">
+        <w:r>
+          <w:rPr>
+            <w:rFonts w:ascii="Noto Sans CJK KR" w:eastAsia="Noto Sans CJK KR"/>
+            <w:color w:val="41413C"/>
+          </w:rPr>
+          <w:t>국립경주박물관, 천마총 출토 천마문 말다래 연구 보고서 발간 보도자료, 2015.3.4.</w:t>
         </w:r>
       </w:hyperlink>
     </w:p>
     <w:p>
       <w:pPr>
-        <w:spacing w:after="100"/>
-      </w:pPr>
-      <w:hyperlink w:anchor="c_essay_07">
+        <w:pStyle w:val="Heading1"/>
+      </w:pPr>
+      <w:r>
+        <w:t>02. 천마총의 말다래 — 나무껍질에 그린 말과 금속으로 꾸민 말</w:t>
+      </w:r>
+      <w:bookmarkStart w:id="102" w:name="c_essay_02"/>
+      <w:bookmarkEnd w:id="102"/>
+    </w:p>
+    <w:p>
+      <w:pPr>
+        <w:pStyle w:val="Heading2"/>
+      </w:pPr>
+      <w:r>
+        <w:t>흙을 막는 장비에 그림을 넣다</w:t>
+      </w:r>
+    </w:p>
+    <w:p>
+      <w:pPr/>
+      <w:r>
+        <w:t>천마총의 천마도는 독립된 벽화가 아니라 말다래에 그린 그림이다. 말다래는 안장 아래 양쪽에 늘어뜨려 말의 몸이나 땅에서 튀는 흙이 기수의 다리에 닿지 않도록 하는 물건이다. 장니라고도 부른다. 말이 움직이면 사람과 장비가 함께 흔들리고, 바깥에 드러난 말다래는 주변의 눈에 띄었다. 실용적인 보호 장비가 장식의 표면이 된 것이다.</w:t>
+      </w:r>
+    </w:p>
+    <w:p>
+      <w:pPr/>
+      <w:r>
+        <w:t>1973년 발굴된 천마총에서는 자작나무 껍질을 바탕으로 한 말다래와 대나무를 엮어 만든 말다래가 확인되었다. 널리 알려진 흰 말 그림만으로 이 유물군을 설명하기에는 재료와 제작 방식이 다양하다. 국립경주박물관이 2015년에 펴낸 연구 보고서는 회화가 있는 자작나무 말다래와 금동 장식이 결합된 대나무 말다래를 함께 다룬다. 같은 용도의 물건에 그림과 금속 공예라는 서로 다른 표현이 사용되었다.</w:t>
+      </w:r>
+    </w:p>
+    <w:p>
+      <w:pPr>
+        <w:pStyle w:val="SourceNote"/>
+      </w:pPr>
+      <w:r>
+        <w:t xml:space="preserve">출전: </w:t>
+      </w:r>
+      <w:hyperlink w:anchor="source_C04">
         <w:r>
           <w:rPr>
-            <w:color w:val="6B382F"/>
+            <w:rFonts w:ascii="Noto Sans CJK KR" w:eastAsia="Noto Sans CJK KR"/>
+            <w:color w:val="41413C"/>
           </w:rPr>
-          <w:t>07. 국립경주박물관의 전시</w:t>
+          <w:t>국립경주박물관, 천마총 출토 천마문 말다래 연구 보고서 발간 보도자료, 2015.3.4.</w:t>
         </w:r>
       </w:hyperlink>
     </w:p>
     <w:p>
       <w:pPr>
-        <w:spacing w:after="100"/>
-      </w:pPr>
-      <w:hyperlink w:anchor="c_essay_08">
+        <w:pStyle w:val="Heading2"/>
+      </w:pPr>
+      <w:r>
+        <w:t>얇은 껍질을 겹치고 가장자리를 마감하다</w:t>
+      </w:r>
+    </w:p>
+    <w:p>
+      <w:pPr/>
+      <w:r>
+        <w:t>나무껍질은 돌이나 금속처럼 단단한 판이 아니다. 넓은 면을 만들 수 있으면서도 가볍고 유연하지만, 가장자리가 벌어지거나 찢어질 수 있다. 말다래를 만들 때에는 바탕을 마련하는 일뿐 아니라 테두리를 연결하고 보강하는 일이 중요했다. 실제 유물에는 껍질 외에도 가죽과 직물, 실을 이용한 제작 흔적이 남아 있다. 그림의 바탕은 여러 재료를 연결해 사용에 견디도록 만든 공예품이었다.</w:t>
+      </w:r>
+    </w:p>
+    <w:p>
+      <w:pPr/>
+      <w:r>
+        <w:t>그림은 바탕의 안쪽 면에 그려졌다. 박물관의 조사에서는 별도의 바탕칠을 하지 않고 안료를 올린 제작 방식이 확인되었다. 얇은 껍질의 표면과 물감은 밀접하게 붙어 있어, 껍질의 손상이 그림의 손상으로 이어질 수 있다. 천마도가 오랜 세월을 지나 전해진 데에는 무덤 속 환경뿐 아니라 발굴 이후의 보존처리가 중요한 역할을 했다.</w:t>
+      </w:r>
+    </w:p>
+    <w:p>
+      <w:pPr/>
+      <w:r>
+        <w:t>두 점의 자작나무 말다래에는 서로 비슷하면서도 다른 그림이 남아 있다. 이를 겹쳐 놓고 같은 선을 단순히 베낀 것으로 보기는 어렵다는 연구 결과도 제시되었다. 말의 몸과 갈기, 다리, 주변의 장식은 실제 말의 재현에만 머물지 않는다. 움직임과 신령한 이미지를 함께 표현한 그림으로 해석된다. 다만 그림의 상징을 특정한 한 가지 믿음으로만 좁히기는 어렵다.</w:t>
+      </w:r>
+    </w:p>
+    <w:p>
+      <w:pPr>
+        <w:pStyle w:val="SourceNote"/>
+      </w:pPr>
+      <w:r>
+        <w:t xml:space="preserve">출전: </w:t>
+      </w:r>
+      <w:hyperlink w:anchor="source_C04">
         <w:r>
           <w:rPr>
-            <w:color w:val="6B382F"/>
+            <w:rFonts w:ascii="Noto Sans CJK KR" w:eastAsia="Noto Sans CJK KR"/>
+            <w:color w:val="41413C"/>
           </w:rPr>
-          <w:t>08. 신라의 유리와 교류</w:t>
+          <w:t>국립경주박물관, 천마총 출토 천마문 말다래 연구 보고서 발간 보도자료, 2015.3.4.</w:t>
         </w:r>
       </w:hyperlink>
     </w:p>
     <w:p>
       <w:pPr>
-        <w:spacing w:after="100"/>
-      </w:pPr>
-      <w:hyperlink w:anchor="c_essay_09">
+        <w:pStyle w:val="Heading2"/>
+      </w:pPr>
+      <w:r>
+        <w:t>금동판을 오려 만든 또 다른 말다래</w:t>
+      </w:r>
+    </w:p>
+    <w:p>
+      <w:pPr/>
+      <w:r>
+        <w:t>대나무 말다래는 그림을 그리는 대신 금동판과 문양으로 표면을 꾸몄다. 대나무살로 바탕을 만들고 그 위에 금속 장식을 붙여 형태를 갖추었다. 금동은 구리 계열의 바탕에 금을 입힌 재료를 말한다. 물건 전체를 두꺼운 금으로 만드는 것과 달리, 바탕 재료의 성질을 이용하면서 겉면에 금빛을 낼 수 있었다.</w:t>
+      </w:r>
+    </w:p>
+    <w:p>
+      <w:pPr/>
+      <w:r>
+        <w:t>금동판의 문양을 만들기 위해서는 판을 얇게 가공하고 필요한 부분을 도려내거나 무늬를 내야 했다. 여러 부분을 이어 붙이는 과정에서는 장식의 배치와 바탕의 강도가 함께 고려되었다. 움직이는 말의 옆구리에 달리는 장비이므로, 정면에서 보이는 무늬뿐 아니라 연결부가 버티는 조건도 중요했다. 공예품의 아름다움과 제작상의 문제는 떨어져 있지 않았다.</w:t>
+      </w:r>
+    </w:p>
+    <w:p>
+      <w:pPr/>
+      <w:r>
+        <w:t>이 말다래에 대한 연구는 도금과 금속, 대나무의 종류를 함께 살폈다. 회화가 있는 말다래와 금동 장식 말다래는 바탕과 표면, 마감 방식이 서로 다르다. 같은 장례 공간에 이런 물건들이 들어 있었다는 것은 말갖춤이 단일한 실용품이 아니라 재료와 표현의 차이를 갖는 장식품이기도 했음을 보여준다. 신라의 말 문화에는 말을 기르고 타는 기술 외에 이를 꾸미는 여러 공예가 결합되어 있었다.</w:t>
+      </w:r>
+    </w:p>
+    <w:p>
+      <w:pPr>
+        <w:pStyle w:val="SourceNote"/>
+      </w:pPr>
+      <w:r>
+        <w:t xml:space="preserve">출전: </w:t>
+      </w:r>
+      <w:hyperlink w:anchor="source_C04">
         <w:r>
           <w:rPr>
-            <w:color w:val="6B382F"/>
+            <w:rFonts w:ascii="Noto Sans CJK KR" w:eastAsia="Noto Sans CJK KR"/>
+            <w:color w:val="41413C"/>
           </w:rPr>
-          <w:t>09. 한 점을 설명하는 글</w:t>
+          <w:t>국립경주박물관, 천마총 출토 천마문 말다래 연구 보고서 발간 보도자료, 2015.3.4.</w:t>
         </w:r>
       </w:hyperlink>
     </w:p>
     <w:p>
       <w:pPr>
-        <w:spacing w:after="100"/>
-      </w:pPr>
-      <w:hyperlink w:anchor="c_ops">
+        <w:pStyle w:val="Heading2"/>
+      </w:pPr>
+      <w:r>
+        <w:t>무덤 안에서 보존된 바깥 세계의 장비</w:t>
+      </w:r>
+    </w:p>
+    <w:p>
+      <w:pPr/>
+      <w:r>
+        <w:t>말갖춤을 무덤에 넣는 행위는 장례가 생전의 지위와 생활을 어떻게 표현했는지와 관련된다. 말을 탈 수 있는 능력과 장비의 소유는 이동과 무력, 신분의 표현에 연결될 수 있다. 장식이 많은 말다래는 말을 탄 사람의 모습을 바꾸고, 보는 사람에게 특정한 인상을 주는 물건이었다. 다만 부장품에 들어갔다고 해서 무덤 주인이 실제 전투에서 바로 그 물건을 사용했다고 알 수 있는 것은 아니다.</w:t>
+      </w:r>
+    </w:p>
+    <w:p>
+      <w:pPr/>
+      <w:r>
+        <w:t>무덤에 들어간 뒤 말다래는 사용 환경에서 떨어졌다. 햇빛과 비바람, 마찰 대신 매장 환경의 압력과 습도, 재료의 분해를 겪었다. 나무와 섬유는 약해졌고 금속도 변했다. 발굴 후에는 남은 조각을 안정시키고 원래의 형태를 파악하는 과정이 필요했다. 유물의 현재 모습은 고대의 제작과 사용, 매장, 현대의 보존이라는 여러 단계를 거친 결과다.</w:t>
+      </w:r>
+    </w:p>
+    <w:p>
+      <w:pPr>
+        <w:pStyle w:val="SourceNote"/>
+      </w:pPr>
+      <w:r>
+        <w:t xml:space="preserve">출전: </w:t>
+      </w:r>
+      <w:hyperlink w:anchor="source_C03">
         <w:r>
           <w:rPr>
-            <w:color w:val="6B382F"/>
+            <w:rFonts w:ascii="Noto Sans CJK KR" w:eastAsia="Noto Sans CJK KR"/>
+            <w:color w:val="41413C"/>
           </w:rPr>
-          <w:t>부록 · 일정과 관람</w:t>
+          <w:t>국립경주박물관, 천마총 특별전 관련 보도자료, 2014.3.16.</w:t>
+        </w:r>
+      </w:hyperlink>
+      <w:r>
+        <w:t xml:space="preserve">; </w:t>
+      </w:r>
+      <w:hyperlink w:anchor="source_C04">
+        <w:r>
+          <w:rPr>
+            <w:rFonts w:ascii="Noto Sans CJK KR" w:eastAsia="Noto Sans CJK KR"/>
+            <w:color w:val="41413C"/>
+          </w:rPr>
+          <w:t>국립경주박물관, 천마총 출토 천마문 말다래 연구 보고서 발간 보도자료, 2015.3.4.</w:t>
         </w:r>
       </w:hyperlink>
     </w:p>
     <w:p>
       <w:pPr>
-        <w:spacing w:after="100"/>
-      </w:pPr>
-      <w:hyperlink w:anchor="c_worksheet">
+        <w:pStyle w:val="Heading2"/>
+      </w:pPr>
+      <w:r>
+        <w:t>1973년의 발견 이후 이어진 연구</w:t>
+      </w:r>
+    </w:p>
+    <w:p>
+      <w:pPr/>
+      <w:r>
+        <w:t>천마총 발굴은 왕경의 장례와 공예를 보여주는 많은 자료를 남겼다. 2014년의 특별전과 2015년의 말다래 보고서는 잘 알려진 천마도 외의 물건과 제작 기술에도 시선을 넓혔다. 오래전에 출토된 물건이라도 보존 상태를 살피고 재료와 구조를 분석하면서 새롭게 밝혀지는 내용이 있었다. 발굴 당시 눈에 뚜렷하지 않았던 흔적은 뒤의 연구에서 의미를 얻었다.</w:t>
+      </w:r>
+    </w:p>
+    <w:p>
+      <w:pPr/>
+      <w:r>
+        <w:t>천마총의 말다래에는 나무껍질과 대나무, 직물과 가죽, 안료와 금속이 함께 사용되었다. 이 재료들은 서로 다른 기술을 거쳐 하나의 장비가 되었다. 흙을 막는 기능 위에 그림과 장식이 더해졌고, 장례에서는 고급 물품으로 선택되어 무덤에 들어갔다. 천마도는 신라의 회화만을 전하는 것이 아니라 여러 재료를 다루던 장인과 말을 꾸미던 사람들의 세계를 함께 전한다.</w:t>
+      </w:r>
+    </w:p>
+    <w:p>
+      <w:pPr>
+        <w:pStyle w:val="SourceNote"/>
+      </w:pPr>
+      <w:r>
+        <w:t xml:space="preserve">출전: </w:t>
+      </w:r>
+      <w:hyperlink w:anchor="source_C03">
         <w:r>
           <w:rPr>
-            <w:color w:val="6B382F"/>
+            <w:rFonts w:ascii="Noto Sans CJK KR" w:eastAsia="Noto Sans CJK KR"/>
+            <w:color w:val="41413C"/>
           </w:rPr>
-          <w:t>부록 · 탐구 기록지</w:t>
+          <w:t>국립경주박물관, 천마총 특별전 관련 보도자료, 2014.3.16.</w:t>
+        </w:r>
+      </w:hyperlink>
+      <w:r>
+        <w:t xml:space="preserve">; </w:t>
+      </w:r>
+      <w:hyperlink w:anchor="source_C04">
+        <w:r>
+          <w:rPr>
+            <w:rFonts w:ascii="Noto Sans CJK KR" w:eastAsia="Noto Sans CJK KR"/>
+            <w:color w:val="41413C"/>
+          </w:rPr>
+          <w:t>국립경주박물관, 천마총 출토 천마문 말다래 연구 보고서 발간 보도자료, 2015.3.4.</w:t>
         </w:r>
       </w:hyperlink>
     </w:p>
     <w:p>
       <w:pPr>
-        <w:spacing w:after="100"/>
-      </w:pPr>
-      <w:hyperlink w:anchor="c_assessment">
+        <w:pStyle w:val="Heading1"/>
+      </w:pPr>
+      <w:r>
+        <w:t>03. 쪽샘44호분 — 작은 장식과 직물에 남은 장례</w:t>
+      </w:r>
+      <w:bookmarkStart w:id="103" w:name="c_essay_03"/>
+      <w:bookmarkEnd w:id="103"/>
+    </w:p>
+    <w:p>
+      <w:pPr>
+        <w:pStyle w:val="Heading2"/>
+      </w:pPr>
+      <w:r>
+        <w:t>한 무덤에서 나온 여러 재료</w:t>
+      </w:r>
+    </w:p>
+    <w:p>
+      <w:pPr/>
+      <w:r>
+        <w:t>경주 쪽샘지구의 44호분은 돌무지덧널무덤이다. 국립경주문화유산연구소는 2014년부터 2023년까지 이어진 조사를 통해 무덤의 구조와 부장품을 살폈다. 무덤에서 나온 관과 귀걸이, 목걸이와 팔찌, 신발과 말갖춤에는 금과 은, 구리 계열 금속뿐 아니라 직물과 가죽, 나무와 곤충의 날개까지 사용되었다. 빛나는 금속 표면 아래에 다른 재료들이 복합적으로 결합되어 있었다.</w:t>
+      </w:r>
+    </w:p>
+    <w:p>
+      <w:pPr/>
+      <w:r>
+        <w:t>조사기관은 부장품의 구성과 배치를 바탕으로 피장자를 왕족에 가까운 높은 신분의 어린 여성으로 해석한다. ‘신라 공주묘’라는 표현도 이 해석에서 나온 것이다. 그러나 무덤 주인의 이름과 가계를 적은 문서가 확인된 것은 아니다. 고급 장신구와 장례의 규모는 높은 지위를 드러내지만, 개인의 신원은 여전히 알려지지 않았다. 이 무덤은 이름이 사라진 한 사람의 장례를 물건과 배치로 전한다.</w:t>
+      </w:r>
+    </w:p>
+    <w:p>
+      <w:pPr>
+        <w:pStyle w:val="SourceNote"/>
+      </w:pPr>
+      <w:r>
+        <w:t xml:space="preserve">출전: </w:t>
+      </w:r>
+      <w:hyperlink w:anchor="source_C12">
         <w:r>
           <w:rPr>
-            <w:color w:val="6B382F"/>
+            <w:rFonts w:ascii="Noto Sans CJK KR" w:eastAsia="Noto Sans CJK KR"/>
+            <w:color w:val="41413C"/>
           </w:rPr>
-          <w:t>교사용 · 관찰과 피드백</w:t>
+          <w:t>국립경주문화유산연구소, 쪽샘44호분 발굴 성과 보도자료, 2020.12.7.</w:t>
+        </w:r>
+      </w:hyperlink>
+      <w:r>
+        <w:t xml:space="preserve">; </w:t>
+      </w:r>
+      <w:hyperlink w:anchor="source_C13">
+        <w:r>
+          <w:rPr>
+            <w:rFonts w:ascii="Noto Sans CJK KR" w:eastAsia="Noto Sans CJK KR"/>
+            <w:color w:val="41413C"/>
+          </w:rPr>
+          <w:t>국립경주문화유산연구소, 쪽샘44호분 머리카락·직물·말다래 분석 보도자료, 2023.7.4.</w:t>
         </w:r>
       </w:hyperlink>
     </w:p>
     <w:p>
       <w:pPr>
-        <w:spacing w:after="100"/>
-      </w:pPr>
-      <w:hyperlink w:anchor="c_sources">
+        <w:pStyle w:val="Heading2"/>
+      </w:pPr>
+      <w:r>
+        <w:t>금동관 안쪽에 남은 머리카락</w:t>
+      </w:r>
+    </w:p>
+    <w:p>
+      <w:pPr/>
+      <w:r>
+        <w:t>2023년 발표에서 특히 주목된 것은 금동관 가까이에서 확인한 유기물과 직물의 흔적이었다. 조사 당시에는 다발 모양으로 남아 있던 물질을 분석한 결과 피장자의 머리카락으로 확인했다. 머리카락을 감싸던 직물의 형태는 여러 가닥을 묶어 꾸몄던 머리모양을 추정하게 했다. 금동관 바깥의 장식만으로는 보이지 않는 몸의 일부와 착용 방식이 드러난 것이다.</w:t>
+      </w:r>
+    </w:p>
+    <w:p>
+      <w:pPr/>
+      <w:r>
+        <w:t>관은 머리에 바로 닿는 금속 구조물만으로 이루어지지 않았다. 안쪽에는 직물이 함께 쓰였다. 금속은 형태를 유지하지만 사람의 몸과 만나는 부분에는 부드러운 재료가 필요하다. 무덤 속에서 이런 재료가 썩거나 눌리면 겉으로는 금속만 남은 것처럼 보일 수 있다. 보존된 직물과 유기물은 관과 신발을 당시의 몸 위에 놓였던 물건으로 이해하게 한다.</w:t>
+      </w:r>
+    </w:p>
+    <w:p>
+      <w:pPr>
+        <w:pStyle w:val="SourceNote"/>
+      </w:pPr>
+      <w:r>
+        <w:t xml:space="preserve">출전: </w:t>
+      </w:r>
+      <w:hyperlink w:anchor="source_C13">
         <w:r>
           <w:rPr>
-            <w:color w:val="6B382F"/>
+            <w:rFonts w:ascii="Noto Sans CJK KR" w:eastAsia="Noto Sans CJK KR"/>
+            <w:color w:val="41413C"/>
           </w:rPr>
-          <w:t>출전 · 문헌과 기관 자료</w:t>
+          <w:t>국립경주문화유산연구소, 쪽샘44호분 머리카락·직물·말다래 분석 보도자료, 2023.7.4.</w:t>
         </w:r>
       </w:hyperlink>
     </w:p>
     <w:p>
-      <w:bookmarkStart w:id="1" w:name="c_cover"/>
-      <w:pPr>
-        <w:pStyle w:val="Heading1"/>
-        <w:pageBreakBefore/>
+      <w:pPr>
+        <w:pStyle w:val="Heading2"/>
       </w:pPr>
       <w:r>
-        <w:t>답사 개요</w:t>
-      </w:r>
-      <w:bookmarkEnd w:id="1"/>
-    </w:p>
-    <w:p>
-      <w:pPr>
-        <w:pStyle w:val="Heading3"/>
-      </w:pPr>
-      <w:r>
-        <w:t>답사 주제와 자료의 범위</w:t>
+        <w:t>비단벌레 날개로 만든 꽃잎</w:t>
       </w:r>
     </w:p>
     <w:p>
-      <w:pPr>
-        <w:pStyle w:val="Heading2"/>
-      </w:pPr>
+      <w:pPr/>
       <w:r>
-        <w:t>C안 심화 자료집 · 대릉원–쪽샘–교촌–국립경주박물관</w:t>
+        <w:t>피장자의 머리맡 부장 공간에서는 수백 점의 작은 금동 장식이 나왔다. 분석 결과 이 가운데 비단벌레의 날개를 이용한 장식은 말다래의 일부로 밝혀졌다. 금록색 광택을 내는 비단벌레의 앞날개는 얇은 금속판과 함께 고정되어 꽃잎 모양의 장식을 이루었다. 날개의 빛깔을 안료로 흉내 낸 것이 아니라 실제 날개를 공예 재료로 사용한 것이다.</w:t>
       </w:r>
     </w:p>
     <w:p>
+      <w:pPr/>
       <w:r>
-        <w:t>포항고등학교 2026 인문학 역사기행 · 편집 기준 2026년 9월 29일</w:t>
+        <w:t>말다래의 바탕은 대나무살을 엮은 틀이었다. 그 안팎에 직물을 덧대고 금동판, 비단벌레 날개, 흔들리는 달개 장식을 조합했다. 금속과 곤충의 날개는 빛을 다르게 반사했고, 직물은 배경의 색과 질감을 만들었다. 말이 움직일 때에는 장식의 각도와 위치도 달라졌을 것이다. 말다래는 판 하나를 붙여 놓은 장비가 아니라 여러 재료의 효과를 계산한 복합 공예품이었다.</w:t>
       </w:r>
     </w:p>
     <w:p>
+      <w:pPr>
+        <w:pStyle w:val="SourceNote"/>
+      </w:pPr>
       <w:r>
-        <w:t>2026년 10월 17일 토요일, 08:30–16:30의 예정안이다. 대릉원·천마총, 쪽샘유적발굴관, 교촌, 국립경주박물관의 네 구역을 둘러본다. 천마총 내부와 쪽샘의 관람 범위, 교촌 건물 출입, 박물관의 당일 전시는 방문 전에 확인한다.</w:t>
+        <w:t xml:space="preserve">출전: </w:t>
       </w:r>
-    </w:p>
-    <w:p>
-      <w:pPr>
-        <w:pStyle w:val="Heading2"/>
-      </w:pPr>
-      <w:r>
-        <w:t>초록</w:t>
-      </w:r>
-    </w:p>
-    <w:p>
-      <w:r>
-        <w:t>경주에서는 봉분 속에 남아 있던 흔적이 발굴과 연구를 거쳐 전시품이 되는 과정을 따라간다. 대릉원에서는 무덤의 구조와 부장품을, 천마총에서는 말다래의 재료와 그림을 읽는다. 쪽샘에서는 발굴 기록을 토대로 무덤을 다시 쌓는 실험을 살핀다. 교촌의 주택과 향교를 거쳐 박물관에 이르면 같은 유물도 놓인 자리와 설명에 따라 다르게 보인다. 마지막에는 한 점을 골라 짧은 전시 설명문을 쓴다.</w:t>
-      </w:r>
-    </w:p>
-    <w:p>
-      <w:r>
-        <w:t xml:space="preserve">이 답사의 시간축은 신라에서 조선으로 단순히 이동하는 데 그치지 않는다. 고대의 매장 시점, 20세기와 21세기의 발굴·보존 시점, 현재의 전시·관광 시점을 구분한다. 특히 쪽샘44호분은 2014~2023년 발굴조사 이후 2024년부터 축조실험으로 이어졌고, 2026년 7월에는 장례 재현식이 안내되었다. 따라서 지금 방문하면 언제나 발굴자가 새 유물을 꺼내는 모습을 본다는 식의 설명은 사용하지 않는다. 관찰된 유구, 연구에 따른 복원, 교육용 재현, 오늘의 관람시설을 나누어 읽는다. </w:t>
-      </w:r>
-      <w:hyperlink w:anchor="source_c_01">
+      <w:hyperlink w:anchor="source_C13">
         <w:r>
           <w:rPr>
-            <w:color w:val="6B382F"/>
+            <w:rFonts w:ascii="Noto Sans CJK KR" w:eastAsia="Noto Sans CJK KR"/>
+            <w:color w:val="41413C"/>
           </w:rPr>
-          <w:t>[C-01, C-02]</w:t>
+          <w:t>국립경주문화유산연구소, 쪽샘44호분 머리카락·직물·말다래 분석 보도자료, 2023.7.4.</w:t>
         </w:r>
       </w:hyperlink>
     </w:p>
     <w:p>
+      <w:pPr/>
       <w:r>
-        <w:rPr>
-          <w:b/>
-        </w:rPr>
-        <w:t>핵심어:</w:t>
-      </w:r>
-      <w:r>
-        <w:t xml:space="preserve"> 신라 고분, 돌무지덧널무덤, 발굴 맥락, 보존과학, 실험고고학, 교촌, 향교, 물질문화, 전시 해석</w:t>
+        <w:t>말의 몸을 꾸미는 장식에는 재료를 얻는 일부터 손질과 조립까지 많은 작업이 필요했다. 대나무를 가늘게 가공하고 엮는 일, 직물을 짜고 염색하는 일, 금속판을 만들고 날개를 고정하는 일은 서로 다른 기술이다. 하나의 부장품 안에 이런 공정이 모였다는 것은 고급 장례용품의 생산이 여러 장인의 기술과 연결되어 있었음을 보여준다. 작은 장식의 수가 많다는 사실도 반복적인 세공과 조립에 들어간 노동을 드러낸다.</w:t>
       </w:r>
     </w:p>
     <w:p>
-      <w:bookmarkStart w:id="2" w:name="c_intro"/>
-      <w:pPr>
-        <w:pStyle w:val="Heading1"/>
-        <w:pageBreakBefore/>
+      <w:pPr>
+        <w:pStyle w:val="Heading2"/>
       </w:pPr>
       <w:r>
-        <w:t>읽기 전에 · 유물의 이름과 세 가지 시간</w:t>
-      </w:r>
-      <w:bookmarkEnd w:id="2"/>
-    </w:p>
-    <w:p>
-      <w:pPr>
-        <w:pStyle w:val="Heading2"/>
-      </w:pPr>
-      <w:r>
-        <w:t>유물에 붙은 이름과 연대</w:t>
+        <w:t>금속 틈으로 드러난 직물의 색</w:t>
       </w:r>
     </w:p>
     <w:p>
+      <w:pPr/>
       <w:r>
-        <w:t>유물의 이름과 연대, 출토지는 연구를 통해 붙인 정보다. 물건에 새긴 글자로 이름을 아는 경우도 있고, 형태와 기능을 비교해 오늘의 이름을 정한 경우도 있다. 연대는 명문·문헌·함께 나온 자료 등을 근거로 추정한다. 설명표의 짧은 문장 뒤에 어떤 자료가 있는지 알아보면 유물을 보는 질문이 달라진다.</w:t>
+        <w:t>쪽샘44호분에서는 금동신발과 말띠꾸미개 등에 남은 직물도 조사되었다. 직물에는 삼과 비단, 동물의 털처럼 서로 다른 재료가 사용되었다. 금동신발의 뚫린 무늬 사이로 안쪽 직물의 색이 보이는 구조라면, 바깥의 금빛과 안쪽의 색이 하나의 시각적 효과를 이루었을 것이다. 금속판만 남은 상태에서 보는 신발과 원래의 복합적인 모습 사이에는 차이가 있었다.</w:t>
       </w:r>
     </w:p>
     <w:p>
+      <w:pPr/>
       <w:r>
-        <w:t xml:space="preserve">천마총은 발굴된 천마 그림에서 붙은 이름이다. 무덤 주인의 실명이 확인된 것은 아니다. 쪽샘44호분의 피장자를 왕족의 어린 여성으로 보는 설명도 연구기관의 추정이다. 두 사례는 유적의 이름과 그곳에 묻힌 사람의 신원이 다른 문제임을 보여준다. 안내문에서 ‘추정’이라고 밝힌 부분은 그 표현까지 함께 읽는다. </w:t>
+        <w:t>세 가지 색실을 사용한 삼색경금도 확인되었다. 염료 분석에서는 꼭두서니와 자초 같은 식물성 재료가 관련된 것으로 밝혀졌다. 직물을 만드는 일은 실을 꼬아 천을 짜는 과정에서 끝나지 않는다. 색을 얻고 정착시키는 기술과 무늬를 조직하는 기술이 더해진다. 신라 고급 직물의 생산에는 재료를 다루는 경험과 정밀한 작업이 축적되어 있었다.</w:t>
       </w:r>
-      <w:hyperlink w:anchor="source_c_02">
+    </w:p>
+    <w:p>
+      <w:pPr>
+        <w:pStyle w:val="SourceNote"/>
+      </w:pPr>
+      <w:r>
+        <w:t xml:space="preserve">출전: </w:t>
+      </w:r>
+      <w:hyperlink w:anchor="source_C13">
         <w:r>
           <w:rPr>
-            <w:color w:val="6B382F"/>
+            <w:rFonts w:ascii="Noto Sans CJK KR" w:eastAsia="Noto Sans CJK KR"/>
+            <w:color w:val="41413C"/>
           </w:rPr>
-          <w:t>[C-02, C-03]</w:t>
+          <w:t>국립경주문화유산연구소, 쪽샘44호분 머리카락·직물·말다래 분석 보도자료, 2023.7.4.</w:t>
         </w:r>
       </w:hyperlink>
     </w:p>
@@ -385,946 +1139,660 @@
         <w:pStyle w:val="Heading2"/>
       </w:pPr>
       <w:r>
-        <w:t>제작·조사·관람의 시간</w:t>
+        <w:t>바둑돌과 장례 공간</w:t>
       </w:r>
     </w:p>
     <w:p>
+      <w:pPr/>
       <w:r>
-        <w:t>이번 답사에서는 세 시기의 자료가 겹친다. 무덤을 만들고 물건을 사용한 고대의 시간, 발굴하고 보존한 조사·연구의 시간, 현재의 전시와 관람 시간이다. 봉분은 옛 구조를 남기고, 발굴 사진은 조사 중의 상태를 남긴다. 조명과 관람로는 오늘의 방문을 위해 마련한 시설이다. 한 장면에서 이 서로 다른 흔적을 찾아볼 수 있다.</w:t>
+        <w:t>이 무덤에서는 장신구 외에 바둑돌로 해석된 작은 돌들과 운모 조각 등도 확인되었다. 몸에 착용하는 물건, 말과 관계된 물건, 그릇과 놀이 도구는 서로 다른 쓰임을 가진 채 장례 공간에 모였다. 부장품의 종류가 다양하다는 것은 죽은 이를 위한 장례가 하나의 활동이나 상징만으로 구성되지 않았다는 뜻이다. 물건마다 생전의 사용과 장례에서의 배치라는 두 관계가 겹친다.</w:t>
       </w:r>
     </w:p>
     <w:p>
+      <w:pPr/>
       <w:r>
-        <w:t>이 세 시점을 구분하면 답사의 질문이 풍부해진다. ‘신라인은 왜 이런 물건을 무덤에 넣었을까’는 매장 시점의 질문이다. ‘연구자는 어떤 흔적을 보고 그 용도를 설명했을까’는 조사 시점의 질문이다. ‘박물관은 왜 이 물건을 입구에 놓았을까’는 전시 시점의 질문이다. 각각 필요한 근거가 다르므로 하나의 감상으로 답을 대신하지 않는다.</w:t>
+        <w:t>무덤 속의 물건은 움직이지 않은 채 완전하게 남아 있지는 않았다. 나무 구조가 약해지고 내부가 눌리면서 유물이 파손되거나 위치가 변할 수 있다. 이 때문에 서로 붙어 있던 금속과 직물, 작은 장식의 관계를 복원하는 일은 출토품을 낱개로 세는 일보다 복잡했다. 조사는 남은 조각을 원래의 몸과 장비, 장례 공간에 다시 연결하는 과정이었다.</w:t>
       </w:r>
     </w:p>
     <w:p>
       <w:pPr>
-        <w:pStyle w:val="Heading2"/>
+        <w:pStyle w:val="SourceNote"/>
       </w:pPr>
       <w:r>
-        <w:t>발굴 기록을 읽는 말</w:t>
+        <w:t xml:space="preserve">출전: </w:t>
       </w:r>
-    </w:p>
-    <w:p>
-      <w:r>
-        <w:t>이 자료집에서는 유구, 유물, 맥락, 복원 같은 용어를 사용한다. 유구는 건물터나 무덤 구조처럼 과거의 활동이 남긴 구조적 흔적을, 유물은 그 활동과 관련해 남은 물건을 가리키는 말로 이해하면 된다. 맥락은 물건이 어디에서 무엇과 어떤 관계로 발견되었는지에 관한 정보다. 복원은 남은 자료를 바탕으로 원래의 형태나 과정을 다시 구성하는 작업이며, 모든 부분이 동일한 정도로 확인되었다는 뜻은 아니다.</w:t>
-      </w:r>
-    </w:p>
-    <w:p>
-      <w:r>
-        <w:t>같은 금속 조각도 출토 위치와 함께 나온 물건을 알면 설명이 달라질 수 있다. 조사 도면이나 전시 설명에서 한 유물의 위치를 찾아보자. 복원도와 비교할 때에는 어떤 부분이 남아 있었고 어떤 부분을 자료로 보완했는지 살핀다. 설명에 근거가 충분히 나오지 않은 대목은 추가로 볼 보고서나 논문을 찾을 질문으로 남긴다.</w:t>
-      </w:r>
-    </w:p>
-    <w:p>
-      <w:bookmarkStart w:id="3" w:name="c_essay_01"/>
-      <w:pPr>
-        <w:pStyle w:val="Heading1"/>
-        <w:pageBreakBefore/>
-      </w:pPr>
-      <w:r>
-        <w:t>01. 대릉원과 고분의 구조</w:t>
-      </w:r>
-      <w:bookmarkEnd w:id="3"/>
-    </w:p>
-    <w:p>
-      <w:pPr>
-        <w:pStyle w:val="Heading2"/>
-      </w:pPr>
-      <w:r>
-        <w:t>봉분과 고분의 이름</w:t>
-      </w:r>
-    </w:p>
-    <w:p>
-      <w:r>
-        <w:t>대릉원에는 큰 봉분들이 서로 거리를 두고 서 있다. 봉분의 높이와 배치, 주변 길을 살피면 오늘 남은 유적의 규모가 먼저 눈에 들어온다. 천마총처럼 발굴을 거친 무덤에는 내부 구조와 부장품에 관한 기록이 더해져 있다. 겉으로 보이는 봉분과 조사로 드러난 매장 공간을 나란히 읽는 것이 이곳 답사의 출발점이다.</w:t>
-      </w:r>
-    </w:p>
-    <w:p>
-      <w:r>
-        <w:t xml:space="preserve">천마총은 1973년 조사된 고분이며, 발굴 전에는 황남동155호분으로 불렸다. 국립경주박물관의 설명은 이 조사가 인접한 대형 고분인 황남대총 조사에 앞선 시범 성격을 가졌다고 밝힌다. 천마총이라는 이름도 출토 그림과 관련하여 붙은 것이지, 무덤 주인의 실명이 확인되었다는 뜻이 아니다. 따라서 현장에서 ‘왕의 무덤으로 알려진 큰 고분’이라는 표현을 쓸 때도 그것이 어떤 수준의 해석인지 밝혀야 한다. </w:t>
-      </w:r>
-      <w:hyperlink w:anchor="source_c_03">
+      <w:hyperlink w:anchor="source_C12">
         <w:r>
           <w:rPr>
-            <w:color w:val="6B382F"/>
+            <w:rFonts w:ascii="Noto Sans CJK KR" w:eastAsia="Noto Sans CJK KR"/>
+            <w:color w:val="41413C"/>
           </w:rPr>
-          <w:t>[C-03]</w:t>
+          <w:t>국립경주문화유산연구소, 쪽샘44호분 발굴 성과 보도자료, 2020.12.7.</w:t>
+        </w:r>
+      </w:hyperlink>
+      <w:r>
+        <w:t xml:space="preserve">; </w:t>
+      </w:r>
+      <w:hyperlink w:anchor="source_C13">
+        <w:r>
+          <w:rPr>
+            <w:rFonts w:ascii="Noto Sans CJK KR" w:eastAsia="Noto Sans CJK KR"/>
+            <w:color w:val="41413C"/>
+          </w:rPr>
+          <w:t>국립경주문화유산연구소, 쪽샘44호분 머리카락·직물·말다래 분석 보도자료, 2023.7.4.</w:t>
         </w:r>
       </w:hyperlink>
     </w:p>
     <w:p>
-      <w:pPr>
-        <w:pStyle w:val="Heading2"/>
-      </w:pPr>
+      <w:pPr/>
       <w:r>
-        <w:t>돌무지덧널무덤의 구조</w:t>
+        <w:t>쪽샘44호분이 전하는 신라의 장례는 황금빛만으로 이루어져 있지 않았다. 머리카락을 묶은 직물, 신발 안의 천과 가죽, 말다래의 대나무와 날개가 함께 있었다. 이 작은 재료들은 몸을 꾸미고 물건을 제작했던 구체적인 방법을 전한다. 이름을 알 수 없는 피장자의 장례에는 당시 왕경의 기술과 희소한 재료, 높은 신분을 표현하는 방식이 한데 모여 있었다.</w:t>
       </w:r>
     </w:p>
     <w:p>
+      <w:pPr>
+        <w:pStyle w:val="Heading1"/>
+      </w:pPr>
       <w:r>
-        <w:t xml:space="preserve">돌무지덧널무덤은 나무로 짠 덧널을 두고 주변에 돌을 쌓은 뒤 봉토를 덮는 구조다. 안쪽의 매장 공간과 바깥을 덮는 돌·흙을 나누어 보면 축조 순서도 이해하기 쉽다. 나무 공간을 마련하고 매장한 뒤 어느 부분을 어떻게 덮었는지는 조사 흔적과 구조도를 통해 검토한다. 쪽샘의 축조실험은 이런 공정을 실제로 시험하는 연구다. </w:t>
+        <w:t>04. 쪽샘의 축조실험 — 덧널을 세우고 장례 공간을 닫는 일</w:t>
       </w:r>
-      <w:hyperlink w:anchor="source_c_02">
+      <w:bookmarkStart w:id="104" w:name="c_essay_04"/>
+      <w:bookmarkEnd w:id="104"/>
+    </w:p>
+    <w:p>
+      <w:pPr>
+        <w:pStyle w:val="Heading2"/>
+      </w:pPr>
+      <w:r>
+        <w:t>발굴된 구조를 다시 세우다</w:t>
+      </w:r>
+    </w:p>
+    <w:p>
+      <w:pPr/>
+      <w:r>
+        <w:t>쪽샘44호분의 조사는 부장품과 함께 무덤의 축조 과정을 밝혀냈다. 나무로 짠 덧널과 그 주변의 돌, 봉분의 흙은 서로 어떤 순서로 놓였는지가 중요하다. 무덤은 완성된 모습으로만 존재한 것이 아니라 일정한 공정을 거쳐 만들어졌다. 재료와 층위, 부재의 흔적을 연결하면 장례 전에 마련한 구조와 장례 후에 덮은 부분을 구분할 수 있다.</w:t>
+      </w:r>
+    </w:p>
+    <w:p>
+      <w:pPr/>
+      <w:r>
+        <w:t>국립경주문화유산연구소는 2024년부터 발굴 결과에 기초한 쪽샘44호분 축조실험을 추진했다. 이는 사라진 무덤을 눈으로만 짐작하는 대신 실제 크기의 구조를 만들어 조립과 운반의 문제를 살피는 작업이다. 땅을 정리하고 나무 구조를 세우며 돌을 쌓는 동안 부재의 무게와 작업 공간, 공정의 순서가 구체적인 문제로 나타난다. 발굴 도면 위의 선이 실제 목재와 돌의 형태를 얻는 것이다.</w:t>
+      </w:r>
+    </w:p>
+    <w:p>
+      <w:pPr>
+        <w:pStyle w:val="SourceNote"/>
+      </w:pPr>
+      <w:r>
+        <w:t xml:space="preserve">출전: </w:t>
+      </w:r>
+      <w:hyperlink w:anchor="source_C01">
         <w:r>
           <w:rPr>
-            <w:color w:val="6B382F"/>
+            <w:rFonts w:ascii="Noto Sans CJK KR" w:eastAsia="Noto Sans CJK KR"/>
+            <w:color w:val="41413C"/>
           </w:rPr>
-          <w:t>[C-02]</w:t>
+          <w:t>국립경주문화유산연구소, 쪽샘44호분 축조실험 관련 보도자료, 2025.</w:t>
+        </w:r>
+      </w:hyperlink>
+      <w:r>
+        <w:t xml:space="preserve">; </w:t>
+      </w:r>
+      <w:hyperlink w:anchor="source_C02">
+        <w:r>
+          <w:rPr>
+            <w:rFonts w:ascii="Noto Sans CJK KR" w:eastAsia="Noto Sans CJK KR"/>
+            <w:color w:val="41413C"/>
+          </w:rPr>
+          <w:t>국립문화유산연구원, 쪽샘44호분 축조실험과 장례 재현 관련 보도자료, 2026.7.16.</w:t>
         </w:r>
       </w:hyperlink>
     </w:p>
     <w:p>
+      <w:pPr>
+        <w:pStyle w:val="Heading2"/>
+      </w:pPr>
       <w:r>
-        <w:t>관은 시신을 담는 용기이고 덧널은 그 관을 둘러싸는 나무 공간이다. 구조도에서 두 부분을 찾아본 뒤 돌무지와 봉토의 위치까지 이어 보자. 고분마다 규모와 구성에는 차이가 있으므로, 먼저 지금 보고 있는 무덤의 구조를 정리하고 다른 고분과 비교한다.</w:t>
+        <w:t>목재의 길이와 연결부</w:t>
       </w:r>
     </w:p>
     <w:p>
+      <w:pPr/>
       <w:r>
-        <w:t>무덤의 구조에는 작업의 순서가 담겨 있다. 나무를 구해 다듬고, 돌과 흙을 옮기며, 매장 공간을 지탱하는 일이 필요했을 것이다. 완성된 봉분을 공정으로 풀어 보면 장례에 들어간 재료와 기술을 질문할 수 있다. 다만 실제 동원 인원이나 작업자의 신분은 구조만으로 정하기 어렵다. 그 문제에는 다른 유적과 당시 사회에 관한 자료가 필요하다.</w:t>
+        <w:t>나무 덧널에는 벽과 바닥, 덮개를 구성하는 부재가 필요하다. 목재를 구하는 일과 이를 정해진 길이와 두께로 가공하는 일이 먼저 이루어져야 한다. 부재를 세운 뒤에는 서로 흔들리지 않도록 연결해야 하고, 그 위에 놓일 하중도 견뎌야 한다. 널과 부장품을 안치할 내부 공간을 확보하는 일과 바깥에서 가해지는 힘을 버티는 일은 함께 해결해야 할 과제였다.</w:t>
       </w:r>
     </w:p>
     <w:p>
-      <w:pPr>
-        <w:pStyle w:val="Heading2"/>
-      </w:pPr>
+      <w:pPr/>
       <w:r>
-        <w:t>부장품의 종류와 배치</w:t>
+        <w:t>2026년 연구소가 발표한 장례 재현 계획에서는 덮개에 사용한 판재와 쇠꺾쇠, 가로 부재의 구성이 소개되었다. 판재를 나란히 놓는 것만으로 큰 덮개가 완성되는 것은 아니다. 여러 판이 따로 움직이지 않도록 묶어 주는 장치가 필요하다. 나무와 철을 함께 사용한 결합 방식은 구조를 유지하는 기술의 한 부분이었다.</w:t>
       </w:r>
     </w:p>
     <w:p>
+      <w:pPr/>
       <w:r>
-        <w:t>부장품은 죽은 사람과 함께 무덤에 넣은 물건이다. 장신구와 무기, 말갖춤 등의 종류와 놓인 위치는 장례에 무엇을 마련했는지 보여준다. 피장자가 생전에 쓰던 물건과 장례를 위해 선택한 물건이 함께 들어갈 수 있으므로, 무덤의 물건 목록을 한 사람의 일상용품 목록과 바로 같게 볼 수는 없다.</w:t>
+        <w:t>실험에 사용한 일부 큰 부재는 여러 사람이 함께 들어 옮겨야 했다. 연구소는 운반을 위한 손잡이와 인원의 배치를 함께 설명했다. 여기에 제시한 무게와 운반 방법은 현대 축조실험에서 실제로 확인하거나 설정한 조건이다. 신라의 장례에서도 무거운 재료를 옮기고 정확한 위치에 놓는 문제는 피할 수 없었겠지만, 오늘의 실험과 고대의 작업조직을 완전히 같은 것으로 볼 수는 없다.</w:t>
       </w:r>
     </w:p>
     <w:p>
+      <w:pPr>
+        <w:pStyle w:val="SourceNote"/>
+      </w:pPr>
       <w:r>
-        <w:t>따라서 금제 장신구를 보았다고 해서 피장자가 그 장신구를 항상 착용했다고 말하거나, 무기와 말갖춤이 나왔다고 해서 그의 생애를 하나의 직업으로 확정하지 않는다. 물건이 가리키는 기능과 무덤의 사회적 표현을 나누어 읽는다. 학생은 ‘전시에 따르면 이 물건은 ○○ 기능으로 해석된다’와 ‘그러므로 주인은 반드시 ○○였다’를 같은 문장으로 이어 붙이지 않는다.</w:t>
+        <w:t xml:space="preserve">출전: </w:t>
       </w:r>
-    </w:p>
-    <w:p>
-      <w:r>
-        <w:t>이 구분은 권력과 사회적 차이를 탐구하는 데에도 중요하다. 대형 무덤과 정교한 부장품이 자원의 집중과 특별한 장례 준비를 생각하게 할 수는 있다. 그러나 그 물건만으로 신라 전체 인구의 생활 수준이나 사회적 갈등의 정도를 직접 계산할 수는 없다. 상위 집단의 장례자료가 많이 남았다는 사실을 평범한 사람들의 삶이 중요하지 않았다는 뜻으로 받아들여서도 안 된다.</w:t>
-      </w:r>
-    </w:p>
-    <w:p>
-      <w:pPr>
-        <w:pStyle w:val="Heading2"/>
-      </w:pPr>
-      <w:r>
-        <w:t>오늘의 보존·관람 공간</w:t>
-      </w:r>
-    </w:p>
-    <w:p>
-      <w:r>
-        <w:t>봉분 사이의 산책로와 설명판, 난간은 유적을 보존하고 공개하기 위해 마련한 오늘의 시설이다. 현장 사진에는 옛 유적과 현대의 관람 환경이 함께 찍힌다. 어떤 것이 고분의 구조이고 어떤 것이 보존·관람을 위한 장치인지 찾아보면, 지금의 경관을 고대 도시의 풍경과 구별할 수 있다.</w:t>
-      </w:r>
-    </w:p>
-    <w:p>
-      <w:r>
-        <w:t>학생에게 한 장면을 골라 ‘유적 자체’, ‘보존·복원 요소’, ‘관람 편의 요소’로 나누어 표시하게 한다. 분류가 어려운 부분에는 물음표를 남긴다. 질문은 오늘의 관람시설을 비판하거나 제거하자는 데 있지 않다. 우리가 과거를 보는 조건이 어떻게 마련되는지 인식하는 데 있다. 난간과 동선은 유적의 훼손을 막거나 방문객을 보호하는 역할을 할 수 있으며, 그 기능은 고대의 사용 목적과 별도로 설명한다.</w:t>
-      </w:r>
-    </w:p>
-    <w:p>
-      <w:pPr>
-        <w:pStyle w:val="Heading2"/>
-      </w:pPr>
-      <w:r>
-        <w:t>고분의 규모와 축조 노동</w:t>
-      </w:r>
-    </w:p>
-    <w:p>
-      <w:r>
-        <w:t>두 봉분을 비교하는 글에는 비교의 기준이 필요하다. 높이, 바닥의 넓이, 내부 매장 공간은 서로 다른 규모다. 멀리서 더 커 보인다는 인상은 촬영 거리와 지형의 영향을 받으므로 곧바로 노동량의 차이로 바꿀 수 없다. 공개 조사자료에서 치수를 확보했다면 그것이 현재 남은 규모인지, 조사로 복원한 규모인지부터 표시한다. 같은 뜻의 숫자끼리 비교해야 한다.</w:t>
-      </w:r>
-    </w:p>
-    <w:p>
-      <w:r>
-        <w:t>무덤의 규모를 설명할 때는 높이와 바닥 면적, 매장 공간 가운데 무엇을 비교했는지 밝힌다. 큰 구조물에 필요한 재료와 노동을 살핀 뒤, 다른 고분·취락·생산 유적의 자료를 찾아 자원의 확보와 사회적 관계를 질문할 수 있다. 규모는 그 질문의 단서이며 피장자의 이름이나 사회 전체를 알려주는 답은 아니다.</w:t>
-      </w:r>
-    </w:p>
-    <w:p>
-      <w:r>
-        <w:t>무덤을 만들던 사람들의 작업은 유물 전시장에서는 직접 보이지 않을 수 있다. 그렇다고 그 노동이 없었다고 생각해서도, 작업자의 신분과 처우를 자유롭게 상상하여 사실로 적어서도 안 된다. 학생은 ‘이 구조가 만들어지려면 무엇이 필요했는가’와 ‘그것을 누가 어떤 조건으로 제공했는가’를 나누어 묻는다. 전자는 구조를 읽는 출발점이며 후자는 추가 자료를 요구하는 역사적 탐구가 된다.</w:t>
-      </w:r>
-    </w:p>
-    <w:p>
-      <w:pPr>
-        <w:pStyle w:val="Heading3"/>
-      </w:pPr>
-      <w:r>
-        <w:t>활동과 기록</w:t>
-      </w:r>
-    </w:p>
-    <w:p>
-      <w:r>
-        <w:rPr>
-          <w:b/>
-        </w:rPr>
-        <w:t>교과 연결:</w:t>
-      </w:r>
-      <w:r>
-        <w:t xml:space="preserve"> 한국사의 고대국가와 사회구조, 세계사의 장례와 권력 표현, 역사 탐구의 유적·유물 활용을 연결한다. 특정 무덤의 해석과 신라 사회 전체에 대한 일반화를 구분하는 데 중점을 둔다.</w:t>
-      </w:r>
-    </w:p>
-    <w:p>
-      <w:r>
-        <w:rPr>
-          <w:b/>
-        </w:rPr>
-        <w:t>현장 과제:</w:t>
-      </w:r>
-      <w:r>
-        <w:t xml:space="preserve"> 큰 봉분을 보고 확인할 수 있는 사실 두 가지와 확인할 수 없는 사실 두 가지를 적는다. 부장품 한 점을 선택해 기능에 관한 설명과 피장자 신분에 관한 추정을 다른 칸에 쓴다.</w:t>
-      </w:r>
-    </w:p>
-    <w:p>
-      <w:bookmarkStart w:id="4" w:name="c_essay_02"/>
-      <w:pPr>
-        <w:pStyle w:val="Heading1"/>
-        <w:pageBreakBefore/>
-      </w:pPr>
-      <w:r>
-        <w:t>02. 천마총의 말다래</w:t>
-      </w:r>
-      <w:bookmarkEnd w:id="4"/>
-    </w:p>
-    <w:p>
-      <w:pPr>
-        <w:pStyle w:val="Heading2"/>
-      </w:pPr>
-      <w:r>
-        <w:t>말다래의 쓰임과 재료</w:t>
-      </w:r>
-    </w:p>
-    <w:p>
-      <w:r>
-        <w:t xml:space="preserve">천마총의 천마 그림은 말다래에 그려져 있다. 말다래, 곧 장니는 말 탄 사람의 다리에 흙이 튀는 것을 막도록 안장 양옆에 늘어뜨리는 장비다. 국립경주박물관은 1973년 출토된 백화수피제 천마문 장니 두 점과 죽제 금동장식 장니 한 점을 조사해 2015년 보고서로 펴냈다. 그림의 바탕이 자작나무 껍질인지 대나무인지에 따라 제작과 장식 방법을 보는 질문도 달라진다. </w:t>
-      </w:r>
-      <w:hyperlink w:anchor="source_c_04">
+      <w:hyperlink w:anchor="source_C02">
         <w:r>
           <w:rPr>
-            <w:color w:val="6B382F"/>
+            <w:rFonts w:ascii="Noto Sans CJK KR" w:eastAsia="Noto Sans CJK KR"/>
+            <w:color w:val="41413C"/>
           </w:rPr>
-          <w:t>[C-04]</w:t>
+          <w:t>국립문화유산연구원, 쪽샘44호분 축조실험과 장례 재현 관련 보도자료, 2026.7.16.</w:t>
         </w:r>
       </w:hyperlink>
     </w:p>
     <w:p>
+      <w:pPr>
+        <w:pStyle w:val="Heading2"/>
+      </w:pPr>
       <w:r>
-        <w:t>그림을 본 뒤에는 가장자리와 바탕, 장비에 연결되는 부분을 살펴보자. 원품·복제품·복원도는 각각 보여주는 것이 다르다. 원품에서 남은 흔적을 보고, 복원도에서 전체 형태를 이해할 수 있다. 관람 기록에는 어떤 자료를 보고 설명했는지 표시한다.</w:t>
+        <w:t>시신과 물건이 놓이는 순서</w:t>
       </w:r>
     </w:p>
     <w:p>
+      <w:pPr/>
       <w:r>
-        <w:t>이 그림은 기마 장비의 표면에 놓였다. 말다래의 기능을 알면 문양의 배치와 장식, 재료의 선택을 함께 볼 수 있다. 실용 장비이면서 장식물이기도 한 것이다. 실제 사용과 장례의 관계는 출토 상황과 연구를 통해 검토해야 하지만, 물건의 기능은 그림만 따로 볼 때 놓치는 제작 조건을 알려 준다.</w:t>
+        <w:t>덧널은 비어 있는 구조물로 시작해 장례를 거치면서 내부가 채워진다. 시신을 넣은 널이 들어오고 장신구와 그릇, 말갖춤 같은 부장품이 자리를 잡는다. 물건을 놓는 공간과 사람이 작업하는 공간이 겹치므로 안치 순서가 중요해진다. 큰 물건을 먼저 넣느냐 나중에 넣느냐에 따라 내부에서 움직일 수 있는 범위가 달라진다.</w:t>
       </w:r>
     </w:p>
     <w:p>
-      <w:pPr>
-        <w:pStyle w:val="Heading2"/>
-      </w:pPr>
+      <w:pPr/>
       <w:r>
-        <w:t>2015년의 보존·분석 연구</w:t>
+        <w:t>쪽샘44호분에서는 신체 주변의 장식과 머리맡의 부장 공간이 서로 다른 양상을 보였다. 몸을 꾸미는 물품과 별도로 놓는 물품은 장례에서 맡는 역할과 배치가 같지 않았다. 금동관 가까이에 남은 머리카락과 직물, 다른 위치에서 확인된 말다래 장식은 이 차이를 보여준다. 물건의 이름과 수량만으로는 드러나지 않는 장례의 질서가 공간의 배치에 남아 있다.</w:t>
       </w:r>
     </w:p>
     <w:p>
+      <w:pPr>
+        <w:pStyle w:val="SourceNote"/>
+      </w:pPr>
       <w:r>
-        <w:t xml:space="preserve">2015년 보고서는 보존처리, 분석, 실측, 촬영과 연구를 결합하였다. 박물관의 발표에 따르면 적외선·X선 촬영과 3차원 영상, 안료 분석 등을 활용했고, 두 말다래의 문양을 겹쳐 비교해 단순히 같은 그림을 베낀 것이 아니라 따로 그린 것으로 해석했다. 이는 유물이 발굴된 순간 모든 정보가 확정되는 것이 아니라, 새로운 방법과 비교를 통해 해석이 보완된다는 사례다. </w:t>
+        <w:t xml:space="preserve">출전: </w:t>
       </w:r>
-      <w:hyperlink w:anchor="source_c_04">
+      <w:hyperlink w:anchor="source_C13">
         <w:r>
           <w:rPr>
-            <w:color w:val="6B382F"/>
+            <w:rFonts w:ascii="Noto Sans CJK KR" w:eastAsia="Noto Sans CJK KR"/>
+            <w:color w:val="41413C"/>
           </w:rPr>
-          <w:t>[C-04]</w:t>
+          <w:t>국립경주문화유산연구소, 쪽샘44호분 머리카락·직물·말다래 분석 보도자료, 2023.7.4.</w:t>
         </w:r>
       </w:hyperlink>
     </w:p>
     <w:p>
+      <w:pPr/>
       <w:r>
-        <w:t>분석 방법마다 얻는 정보가 다르다. 표면의 문양을 자세히 촬영하면 선과 색을 비교할 수 있고, X선이나 재료 분석은 겉에서 잘 보이지 않는 구조와 성분을 검토하게 한다. 결과를 해석할 때는 분석 대상과 비교 자료를 함께 보아야 한다. 문양이 다르다는 사실과 제작자의 이름을 아는 일 사이에는 여전히 연구가 남는다.</w:t>
+        <w:t>조사기관이 계획한 장례 재현에는 안치와 의례, 덮개를 닫는 단계가 포함되었다. 덮개가 닫히면 안쪽의 물건을 다시 정리하기 어려워진다. 따라서 장례의 중심이 내부 공간을 마련하는 일에서 외부를 덮고 봉분을 완성하는 일로 옮겨간다. 무덤의 구조는 이 전환을 물리적으로 고정했다. 죽은 이를 위한 물건들은 산 사람의 시야에서 사라지고 봉분의 안쪽에 남았다.</w:t>
       </w:r>
     </w:p>
     <w:p>
+      <w:pPr>
+        <w:pStyle w:val="SourceNote"/>
+      </w:pPr>
       <w:r>
-        <w:t>예를 들어 두 물건의 문양이 서로 다르다는 관찰만으로 제작자의 실명이나 공방의 위치를 알아낼 수는 없다. 재료가 확인되었다고 해서 조달 경로와 거래 방식이 자동으로 밝혀지는 것도 아니다. 분석 결과가 늘어날수록 새로운 질문을 만들 수 있지만, 모든 질문에 같은 분석이 답하는 것은 아니다. 학생은 ‘확인된 결과’와 ‘그 결과로 새롭게 제기할 수 있는 질문’을 나누어 기록한다.</w:t>
+        <w:t xml:space="preserve">출전: </w:t>
       </w:r>
-    </w:p>
-    <w:p>
-      <w:pPr>
-        <w:pStyle w:val="Heading2"/>
-      </w:pPr>
-      <w:r>
-        <w:t>원품·복제품·복원도</w:t>
-      </w:r>
-    </w:p>
-    <w:p>
-      <w:r>
-        <w:t>오래된 유물을 공개할 때는 사람들에게 보여주는 일과 물건을 보존하는 일이 함께 고려된다. 학생은 ‘원품을 오래 전시하면 좋다’는 관람자의 기대만으로 전시 기간이나 조도를 판단하지 않는다. 특정 물건이 왜 복제품으로 제시되었는지 안내가 있다면 그 이유를 읽고, 없다면 확인이 필요한 문제로 남긴다. 전시에서 원품을 보지 못했다고 해서 학습이 성립하지 않는 것은 아니다.</w:t>
-      </w:r>
-    </w:p>
-    <w:p>
-      <w:r>
-        <w:t>원품, 사진, 실측도, 복원도는 각각 강점이 다르다. 원품에서는 재료와 표면의 흔적을 볼 수 있고, 실측도에서는 크기와 구조를 비교하기 쉬우며, 복원도에서는 남은 조각이 어떤 전체와 연결되는지 이해하기 쉽다. 그러나 어느 자료를 보았는지를 밝히지 않으면 자신이 관찰하지 않은 원품의 세부를 직접 본 것처럼 쓰게 된다. 보고서의 캡션에 자료의 종류를 적는 이유다.</w:t>
-      </w:r>
-    </w:p>
-    <w:p>
-      <w:r>
-        <w:t>이를 위해 학생은 같은 유물을 설명한 두 종류의 자료를 고른다. 사진과 설명문, 실측도와 복원도, 원품과 전시 영상 가운데 실제로 확보한 것을 사용한다. 두 자료에서 공통으로 확인되는 내용과 한쪽에서만 보이는 내용을 나눠 적는다. 자료의 차이가 오류 때문인지 목적이 다르기 때문인지 검토하고, 결정할 근거가 없으면 판단을 보류한다.</w:t>
-      </w:r>
-    </w:p>
-    <w:p>
-      <w:pPr>
-        <w:pStyle w:val="Heading2"/>
-      </w:pPr>
-      <w:r>
-        <w:t>그림을 설명하는 짧은 글</w:t>
-      </w:r>
-    </w:p>
-    <w:p>
-      <w:r>
-        <w:t>천마 그림은 널리 알려져 있지만 말다래의 재료와 제작 과정은 별도로 읽어 볼 만하다. 출토 당시의 기록과 이후 보존처리, 분석 결과를 함께 놓으면 한 유물에 대한 지식이 시간이 지나며 어떻게 늘어났는지 알 수 있다. 유명한 도상에서 출발해 물건을 만든 기술과 그것을 연구한 방법까지 시선을 넓혀 보자.</w:t>
-      </w:r>
-    </w:p>
-    <w:p>
-      <w:r>
-        <w:t>마지막 과제는 천마도를 모르는 독자를 위한 120~180자 설명을 쓰는 것이다. 물건의 기능, 재료나 형태의 특징, 연구를 통해 확인된 사실을 각각 한 가지 포함한다. 확인하지 못한 제작자의 이름이나 실제 사용 장면은 만들어 넣지 않는다. 짧은 설명이지만 그 뒤에 긴 자료 검토가 있어야 하므로, 학생은 본문과 별도의 출전 메모를 함께 제출한다.</w:t>
-      </w:r>
-    </w:p>
-    <w:p>
-      <w:pPr>
-        <w:pStyle w:val="Heading2"/>
-      </w:pPr>
-      <w:r>
-        <w:t>발굴·전시·연구의 연표</w:t>
-      </w:r>
-    </w:p>
-    <w:p>
-      <w:r>
-        <w:t xml:space="preserve">말다래의 자료 연표에는 1973년 발굴, 2014년 특별전, 2015년 조사 보고서가 각각 다른 사건으로 들어간다. 박물관의 보도자료에는 보고서의 발간일이 2015년 2월 28일이고 자료 배포일은 3월 4일이라고 적혀 있다. 같은 자료에서 두 날짜를 발견해도 즉시 오류라고 판단할 필요는 없다. 연구 결과를 책으로 펴낸 날과 그 사실을 대외적으로 알린 날이 다르기 때문이다. </w:t>
-      </w:r>
-      <w:hyperlink w:anchor="source_c_04">
+      <w:hyperlink w:anchor="source_C02">
         <w:r>
           <w:rPr>
-            <w:color w:val="6B382F"/>
+            <w:rFonts w:ascii="Noto Sans CJK KR" w:eastAsia="Noto Sans CJK KR"/>
+            <w:color w:val="41413C"/>
           </w:rPr>
-          <w:t>[C-04]</w:t>
+          <w:t>국립문화유산연구원, 쪽샘44호분 축조실험과 장례 재현 관련 보도자료, 2026.7.16.</w:t>
         </w:r>
       </w:hyperlink>
     </w:p>
     <w:p>
+      <w:pPr>
+        <w:pStyle w:val="Heading2"/>
+      </w:pPr>
       <w:r>
-        <w:t>연표에는 날짜와 함께 그때 일어난 일을 적는다. 1973년은 발굴, 2014년은 특별전, 2015년은 보고서 발간의 시간이다. 한 유물의 역사에는 제작과 사용 이후에도 발견·보존·공개·연구가 계속 이어진다. 서로 다른 시점의 사진은 각각 이 과정의 한 장면을 전한다.</w:t>
+        <w:t>돌과 흙이 만든 바깥의 형태</w:t>
       </w:r>
     </w:p>
     <w:p>
+      <w:pPr/>
       <w:r>
-        <w:t>학생은 동일 유물의 두 사진에서 색이나 윤곽이 다르게 보일 때에도 촬영 조건·보존처리 시점·복제품 여부를 먼저 질문한다. 어느 사진이 더 선명한지와 어느 사진이 자신의 질문에 더 적합한지는 같은 판단이 아니다. 제작 기법을 보려는 연구와 전시의 변화를 보려는 연구는 다른 사진을 중심 자료로 삼을 수 있다. 유물의 긴 연표를 만들면 사진 또한 선택과 설명이 필요한 자료라는 사실이 드러난다.</w:t>
+        <w:t>덧널 둘레에 돌을 쌓는 일은 내부를 보호하는 구조와 관련된다. 돌은 크기와 모양이 일정하지 않으므로 빈틈과 맞물림을 고려해야 한다. 그 위에 쌓는 흙 역시 한 번에 같은 상태로 놓이지 않는다. 구역과 층을 나누어 작업하면 재료의 경계와 다짐의 흔적이 남을 수 있다. 발굴에서 확인한 이런 차이는 봉분이 만들어진 과정을 설명하는 단서가 된다.</w:t>
       </w:r>
     </w:p>
     <w:p>
-      <w:pPr>
-        <w:pStyle w:val="Heading3"/>
-      </w:pPr>
+      <w:pPr/>
       <w:r>
-        <w:t>활동과 기록</w:t>
+        <w:t>재료를 가져오는 일도 공사의 큰 부분이다. 무덤 곁에서만 모든 목재와 돌을 얻을 수 있는 것은 아니다. 필요한 양을 확보하고 가공 장소와 공사 현장을 연결해야 한다. 작업 중인 사람들이 먹을 식량과 도구, 일을 조정하는 체계도 뒤따른다. 무덤의 규모는 무덤 주인의 지위뿐 아니라 장례를 조직한 집단이 움직일 수 있었던 자원의 범위와 관계한다.</w:t>
       </w:r>
     </w:p>
     <w:p>
+      <w:pPr>
+        <w:pStyle w:val="SourceNote"/>
+      </w:pPr>
       <w:r>
-        <w:rPr>
-          <w:b/>
-        </w:rPr>
-        <w:t>교과 연결:</w:t>
+        <w:t xml:space="preserve">출전: </w:t>
       </w:r>
-      <w:r>
-        <w:t xml:space="preserve"> 한국사의 고대 문화, 미술의 재료와 표현, 과학의 분석과 증거를 연결한다. 과학적 분석이 역사적 해석의 근거를 넓힐 수 있지만, 분석 장비 자체가 모든 역사적 질문에 답하지 않는다는 점을 함께 다룬다.</w:t>
-      </w:r>
-    </w:p>
-    <w:p>
-      <w:bookmarkStart w:id="5" w:name="c_essay_03"/>
-      <w:pPr>
-        <w:pStyle w:val="Heading1"/>
-        <w:pageBreakBefore/>
-      </w:pPr>
-      <w:r>
-        <w:t>03. 쪽샘의 발굴 기록</w:t>
-      </w:r>
-      <w:bookmarkEnd w:id="5"/>
-    </w:p>
-    <w:p>
-      <w:pPr>
-        <w:pStyle w:val="Heading2"/>
-      </w:pPr>
-      <w:r>
-        <w:t>출토 위치와 유물의 관계</w:t>
-      </w:r>
-    </w:p>
-    <w:p>
-      <w:r>
-        <w:t xml:space="preserve">쪽샘44호분에서는 2014년부터 2023년까지 발굴조사와 연구가 진행되었다. 2024년부터는 조사 성과를 바탕으로 무덤을 다시 쌓는 축조실험이 이어졌다. 발굴 기록은 돌과 나무의 흔적, 유물의 위치와 층위를 남기고, 실험은 그 구조를 만드는 공정을 검토한다. 지금의 관람에서는 어느 조사 단계의 자료를 보고 있는지부터 살펴보자. </w:t>
-      </w:r>
-      <w:hyperlink w:anchor="source_c_01">
+      <w:hyperlink w:anchor="source_C01">
         <w:r>
           <w:rPr>
-            <w:color w:val="6B382F"/>
+            <w:rFonts w:ascii="Noto Sans CJK KR" w:eastAsia="Noto Sans CJK KR"/>
+            <w:color w:val="41413C"/>
           </w:rPr>
-          <w:t>[C-01; C-02]</w:t>
+          <w:t>국립경주문화유산연구소, 쪽샘44호분 축조실험 관련 보도자료, 2025.</w:t>
+        </w:r>
+      </w:hyperlink>
+      <w:r>
+        <w:t xml:space="preserve">; </w:t>
+      </w:r>
+      <w:hyperlink w:anchor="source_C11">
+        <w:r>
+          <w:rPr>
+            <w:rFonts w:ascii="Noto Sans CJK KR" w:eastAsia="Noto Sans CJK KR"/>
+            <w:color w:val="41413C"/>
+          </w:rPr>
+          <w:t>한국학중앙연구원, 「천마총」, 『한국민족문화대백과사전』</w:t>
         </w:r>
       </w:hyperlink>
     </w:p>
     <w:p>
+      <w:pPr>
+        <w:pStyle w:val="Heading2"/>
+      </w:pPr>
       <w:r>
-        <w:t xml:space="preserve">유물의 출토 위치에는 물건의 이름만으로 알기 어려운 정보가 담긴다. 관 가까이에 놓였는지, 덧널 바깥에 있었는지, 다른 물건과 어떤 방향으로 함께 놓였는지에 따라 해석할 가능성이 달라진다. 쪽샘의 조사 도면과 사진을 함께 보면 개별 유물을 무덤 전체의 배치 안에서 읽을 수 있다. </w:t>
+        <w:t>1,500년 뒤에 다시 생긴 작업 현장</w:t>
       </w:r>
-      <w:hyperlink w:anchor="source_c_01">
+    </w:p>
+    <w:p>
+      <w:pPr/>
+      <w:r>
+        <w:t>쪽샘의 축조실험은 고대의 완성품만을 보여주는 전시와 다르다. 나무를 연결하고 물건을 넣고 구조를 닫는 과정 자체가 공개된다. 발굴에서 발견한 흔적과 현대의 재료가 만나는 과정에서 도면으로는 알기 어려웠던 작업상의 문제가 드러난다. 어느 순서가 가능한지, 어떤 부분에 보강이 필요한지, 운반에 얼마나 넓은 공간이 필요한지와 같은 문제다.</w:t>
+      </w:r>
+    </w:p>
+    <w:p>
+      <w:pPr/>
+      <w:r>
+        <w:t>2026년 7월의 발표는 장례 재현과 덮개 조립을 여러 축조 단계 가운데 하나로 제시했다. 실험은 고대 장례의 모든 말과 행동을 되살린 것이 아니라 물질적으로 확인된 구조를 중심으로 진행된다. 남아 있는 무덤의 흔적은 구체적인 공정을 설명할 수 있지만, 장례 참석자가 실제로 했던 말이나 느꼈던 감정까지 전하지는 않는다. 구조의 재현과 의례의 세부 해석은 근거의 범위가 다르다.</w:t>
+      </w:r>
+    </w:p>
+    <w:p>
+      <w:pPr>
+        <w:pStyle w:val="SourceNote"/>
+      </w:pPr>
+      <w:r>
+        <w:t xml:space="preserve">출전: </w:t>
+      </w:r>
+      <w:hyperlink w:anchor="source_C02">
         <w:r>
           <w:rPr>
-            <w:color w:val="6B382F"/>
+            <w:rFonts w:ascii="Noto Sans CJK KR" w:eastAsia="Noto Sans CJK KR"/>
+            <w:color w:val="41413C"/>
           </w:rPr>
-          <w:t>[C-01, C-02]</w:t>
+          <w:t>국립문화유산연구원, 쪽샘44호분 축조실험과 장례 재현 관련 보도자료, 2026.7.16.</w:t>
         </w:r>
       </w:hyperlink>
     </w:p>
     <w:p>
-      <w:pPr>
-        <w:pStyle w:val="Heading2"/>
-      </w:pPr>
+      <w:pPr/>
       <w:r>
-        <w:t>사진과 조사 도면</w:t>
+        <w:t>그럼에도 축조 과정이 드러나면 고분의 모습은 달리 보인다. 매끈한 봉분 아래에는 큰 목재를 다루고 돌을 옮긴 작업, 물건을 놓고 공간을 닫은 장례가 있었다. 쪽샘44호분은 귀중품이 나온 장소에 그치지 않고 신라 왕경이 하나의 무덤을 완성하기 위해 움직인 기술과 노동을 전한다. 그 내부에는 죽은 사람을 위한 공간과 그것을 만들었던 산 사람들의 작업이 함께 남아 있다.</w:t>
       </w:r>
     </w:p>
     <w:p>
+      <w:pPr>
+        <w:pStyle w:val="Heading1"/>
+      </w:pPr>
       <w:r>
-        <w:t>같은 모양의 금속 조각이라도 무덤의 안쪽에서 시신 가까이 발견되었는지, 바깥 구조에 붙어 있었는지, 후대에 교란된 층에서 나왔는지에 따라 검토할 가능성이 달라진다. 이것은 특정 출토품의 해석을 단정하는 예가 아니라, 위치와 관계가 연구의 질문을 바꿀 수 있음을 보여주는 사고 실험이다. 물건을 ‘예쁜 것’과 ‘평범한 것’으로만 나누면 이런 정보가 사라진다.</w:t>
+        <w:t>05. 교촌의 최부자댁 — 토지와 곳간, 집과 학교</w:t>
+      </w:r>
+      <w:bookmarkStart w:id="105" w:name="c_essay_05"/>
+      <w:bookmarkEnd w:id="105"/>
+    </w:p>
+    <w:p>
+      <w:pPr>
+        <w:pStyle w:val="Heading2"/>
+      </w:pPr>
+      <w:r>
+        <w:t>남천 곁에 자리 잡은 큰집</w:t>
       </w:r>
     </w:p>
     <w:p>
+      <w:pPr/>
       <w:r>
-        <w:t>도면의 첫 읽기는 범례와 방향에서 시작한다. 한 유물이나 구조를 골라 도면의 번호와 사진의 대상을 맞추어 보자. 서로 다른 조사 단계의 사진이라면 보이는 층과 구조가 달라질 수 있다. 한 번에 모든 선을 해독하기보다 같은 대상을 두 자료에서 찾아 설명하는 편이 기록의 역할을 이해하기 쉽다.</w:t>
+        <w:t>경주 교촌의 최부자댁은 남천 가까이에 자리한 조선시대의 주거 공간이다. 경주시는 최언경이 내남면 이조리에서 교동으로 이주한 1779년 무렵의 건립으로 소개한다. 오랫동안 부를 유지한 가문의 큰집에는 안채와 사랑채, 문간채와 사당, 곡식을 보관하는 곳간처럼 서로 다른 역할의 공간이 모여 있었다. 한 가족의 살림집인 동시에 사람을 맞이하고 재산을 관리하는 장소였다.</w:t>
       </w:r>
     </w:p>
     <w:p>
+      <w:pPr/>
       <w:r>
-        <w:t>이는 옛 지도와 현재 지도를 비교하는 A안과도 통한다. 두 자료에 같은 지명이 있다고 해서 축척과 방향, 작성 목적이 같지는 않다. 쪽샘의 조사도면과 전시용 복원도 역시 목적이 다르다. 학생은 도면의 제목과 작성 시점을 기록하고, 자신의 표시가 원자료에 있던 것인지 나중에 덧붙인 것인지 구별해야 한다.</w:t>
+        <w:t>한옥의 ‘채’는 건물을 기능별로 나누는 단위다. 안채의 생활과 사랑채의 접객, 곳간의 저장은 같은 지붕 아래 한 방에서 이루어지는 일이 아니었다. 대문을 지나 안으로 들어갈수록 공간에 접근하는 방식도 달라졌다. 가문 안의 생활과 바깥사람을 맞는 일이 건물의 배치와 출입구를 통해 나뉘었다. 큰집의 규모에는 소유자의 경제력과 함께 집안의 위계와 역할이 반영되었다.</w:t>
       </w:r>
     </w:p>
     <w:p>
       <w:pPr>
-        <w:pStyle w:val="Heading2"/>
+        <w:pStyle w:val="SourceNote"/>
       </w:pPr>
       <w:r>
-        <w:t>층위를 남기는 기록</w:t>
+        <w:t xml:space="preserve">출전: </w:t>
       </w:r>
-    </w:p>
-    <w:p>
-      <w:r>
-        <w:t>발굴은 덮여 있던 층과 구조를 단계적으로 드러내는 조사다. 한 단계가 지나면 처음 상태로 돌아가기 어렵기 때문에 사진·도면·측정 기록이 이후 연구의 근거가 된다. 유물을 제자리에서 옮길 때에도 위치와 관계가 함께 남아야 한다. 관람객이 흙이나 돌, 작은 조각을 옮기지 말아야 하는 까닭도 이 조사 정보에 있다.</w:t>
-      </w:r>
-    </w:p>
-    <w:p>
-      <w:r>
-        <w:t>학생에게는 ‘무엇을 가져왔는가’보다 ‘어떤 정보를 남겼는가’를 묻는다. 허용된 촬영과 메모, 공개된 안내자료를 이용하고, 출입이 제한된 작업구역으로 들어가지 않는다. 흙 속에 무언가 보이더라도 직접 만지지 않고 현장 관리자에게 알린다. 수업에서 발굴을 모방할 때에는 실제 유적이나 유물을 이용하지 않고 교실의 모형 자료로 관찰–기록의 절차를 연습한다.</w:t>
-      </w:r>
-    </w:p>
-    <w:p>
-      <w:r>
-        <w:t>공개된 발굴 기록은 현장에 없었던 연구자와 관람객도 자료를 검토하게 한다. 물건이 어디서 무엇과 함께 나왔는지 남겨 두어야 새로운 해석을 비교할 수 있다. 현장 메모에 사진의 번호와 도면의 제목·출전을 적는 일도 같은 이유에서 필요하다. 뒤에 보고서를 읽는 사람이 어떤 자료를 보았는지 다시 찾을 수 있기 때문이다.</w:t>
-      </w:r>
-    </w:p>
-    <w:p>
-      <w:pPr>
-        <w:pStyle w:val="Heading2"/>
-      </w:pPr>
-      <w:r>
-        <w:t>현장 관찰과 조사자료</w:t>
-      </w:r>
-    </w:p>
-    <w:p>
-      <w:r>
-        <w:t>쪽샘 현장 기록은 ‘관찰 두 개, 추론 두 개, 미확인 한 개’로 구성한다. 관찰에는 실제 눈으로 보거나 안내문에서 확인한 사실을 쓰되, 두 경로를 표시한다. 추론에는 그 사실에서 생각한 가능성을 적고 이유를 붙인다. 미확인에는 단순히 어렵다는 감상 대신 답을 얻으려면 어떤 자료가 필요한지 쓴다.</w:t>
-      </w:r>
-    </w:p>
-    <w:p>
-      <w:r>
-        <w:t>예를 들어 안내문이 무덤 주인을 어린 왕족 여성으로 추정한다고 설명한다면, 학생은 그 문구를 연구기관의 해석으로 기록한다. 이를 특정 왕의 딸이라는 실명 서사로 바꾸지 않는다. 장례 재현행사에 등장한 인물과 의복도 현대의 재현이라는 점을 표시한다. 연구가 제시한 추정의 범위를 대중적인 이야기로 바꾸면서 확실한 사실처럼 만드는 오류를 피하는 것이다.</w:t>
-      </w:r>
-    </w:p>
-    <w:p>
-      <w:pPr>
-        <w:pStyle w:val="Heading2"/>
-      </w:pPr>
-      <w:r>
-        <w:t>자료를 다시 찾는 방법</w:t>
-      </w:r>
-    </w:p>
-    <w:p>
-      <w:r>
-        <w:t>평면도는 위에서 내려다본 위치 관계를 보여주고, 단면도는 잘라 본 방향의 높이와 층위 관계를 드러낸다. 같은 지점의 사진이라도 촬영 방향과 조사 단계가 다르면 다른 정보를 담는다. 따라서 학생이 구조를 비교할 때에는 북쪽 표시, 축척, 절단선의 위치, 조사 단계의 설명을 먼저 읽는다. 그림의 모양이 비슷하다는 이유만으로 같은 순간의 상태라고 가정하지 않는다.</w:t>
-      </w:r>
-    </w:p>
-    <w:p>
-      <w:r>
-        <w:t>가령 두 물건이 평면도에서 가까워 보여도 실제 높이와 놓인 층위가 다를 수 있다. 이 경우 ‘나란히 함께 놓였다’는 설명을 하려면 높이와 발견 맥락을 추가로 확인해야 한다. 반대로 같은 층위에서 확인된 물건이라도 이후의 이동이나 교란 가능성을 검토해야 할 수 있다. 도면을 읽는 일은 단순한 위치 찾기가 아니라 물건 사이의 관계를 설명할 수 있는 조건을 찾는 일이다.</w:t>
-      </w:r>
-    </w:p>
-    <w:p>
-      <w:r>
-        <w:t>보고서에는 원자료와 학생이 덧그린 표시를 분리한다. 원도면에 없던 경로나 범위를 넣었으면 ‘학생의 해석 표시’라고 밝히고 색이나 점선의 뜻을 적는다. 공개된 관람자료에 축척이 없다면 화면 위 길이를 실제 거리로 환산하지 않는다. 이런 표시는 도면을 더 복잡하게 만들기 위한 것이 아니라, 다음 독자가 어디까지가 조사 기록이고 어디부터가 학생의 해석인지 다시 확인할 수 있게 한다.</w:t>
-      </w:r>
-    </w:p>
-    <w:p>
-      <w:pPr>
-        <w:pStyle w:val="Heading3"/>
-      </w:pPr>
-      <w:r>
-        <w:t>활동과 기록</w:t>
-      </w:r>
-    </w:p>
-    <w:p>
-      <w:r>
-        <w:rPr>
-          <w:b/>
-        </w:rPr>
-        <w:t>교과 연결:</w:t>
-      </w:r>
-      <w:r>
-        <w:t xml:space="preserve"> 한국사의 사료 활용, 세계사의 고고학 자료와 문자자료 비교, 지리의 공간 정보 해석을 연결한다. ‘기록이 자세하다’는 인상보다 어떤 질문을 다시 검토할 수 있도록 남겼는지에 주목한다.</w:t>
-      </w:r>
-    </w:p>
-    <w:p>
-      <w:r>
-        <w:rPr>
-          <w:b/>
-        </w:rPr>
-        <w:t>현장 과제:</w:t>
-      </w:r>
-      <w:r>
-        <w:t xml:space="preserve"> 같은 구조의 사진과 도면을 한 쌍으로 찾아 방향·표현 방식·표시된 정보를 비교한다. 서로 다른 조사 단계라면 그 차이를 먼저 적는다. 현장에서 해당 자료를 찾지 못했으면 온라인 공개 연구자료를 활용한 사후 과제로 전환한다.</w:t>
-      </w:r>
-    </w:p>
-    <w:p>
-      <w:bookmarkStart w:id="6" w:name="c_essay_04"/>
-      <w:pPr>
-        <w:pStyle w:val="Heading1"/>
-        <w:pageBreakBefore/>
-      </w:pPr>
-      <w:r>
-        <w:t>04. 쪽샘44호분 축조실험</w:t>
-      </w:r>
-      <w:bookmarkEnd w:id="6"/>
-    </w:p>
-    <w:p>
-      <w:pPr>
-        <w:pStyle w:val="Heading2"/>
-      </w:pPr>
-      <w:r>
-        <w:t>21개 공정의 축조실험</w:t>
-      </w:r>
-    </w:p>
-    <w:p>
-      <w:pPr>
-        <w:spacing w:after="60"/>
-      </w:pPr>
-      <w:r>
-        <w:t xml:space="preserve">쪽샘44호분의 축조실험은 발굴 성과를 바탕으로 무덤을 만드는 순서를 검토하는 연구다. 연구기관은 전체를 21개 공정으로 나누었으며, 2026년 7월 공개 내용에서는 시신과 부장품을 두고 의례를 진행한 뒤 안쪽 덮개를 설치하는 10~12단계를 소개했다. 이 발표는 당시의 연구 진행 상황이며 10월 답사 당일에도 같은 장면이 진행된다는 안내는 아니다. </w:t>
-      </w:r>
-      <w:hyperlink w:anchor="source_c_01">
+      <w:hyperlink w:anchor="source_C05">
         <w:r>
           <w:rPr>
-            <w:color w:val="6B382F"/>
+            <w:rFonts w:ascii="Noto Sans CJK KR" w:eastAsia="Noto Sans CJK KR"/>
+            <w:color w:val="41413C"/>
           </w:rPr>
-          <w:t>[C-01, C-02]</w:t>
+          <w:t>경주시, 「거닐며 배우는 관용·베풂·미덕, 교촌마을에 가다」, 『아름다운 경주이야기』 158호</w:t>
         </w:r>
       </w:hyperlink>
     </w:p>
     <w:p>
       <w:pPr>
-        <w:spacing w:after="60"/>
+        <w:pStyle w:val="Heading2"/>
       </w:pPr>
       <w:r>
-        <w:t>실험에서는 구조를 지탱하고 재료를 옮기는 순서, 매장 공간을 마련하는 방법처럼 공정 사이의 관계를 살핀다. 발굴에서 남은 흔적과 맞는지, 실제로 작업이 가능한지 검토하는 것이다. 관람할 때는 재현된 모습뿐 아니라 어떤 조사 결과를 토대로 그 공정을 택했는지 설명을 찾아보자.</w:t>
+        <w:t>부를 곡식의 양으로 부르던 사회</w:t>
       </w:r>
     </w:p>
     <w:p>
-      <w:pPr>
-        <w:pStyle w:val="Heading2"/>
-      </w:pPr>
+      <w:pPr/>
       <w:r>
-        <w:t>공정의 가능성과 실험 조건</w:t>
+        <w:t>‘만석꾼’이라는 말은 부를 곡식의 양과 연결해 표현한 이름이다. 토지가 중요한 생산수단이던 사회에서 큰 재산은 논밭과 그곳에서 얻는 수확, 소작료와 저장 곡식의 형태를 가졌다. 오늘날 돈의 액수만으로 자산을 떠올리는 것과 달리 토지와 곡식, 이를 경작하는 사람들과의 관계가 가문의 경제를 이루었다. 곳간은 이 관계가 물리적인 형태로 모이는 장소였다.</w:t>
       </w:r>
     </w:p>
     <w:p>
-      <w:pPr>
-        <w:spacing w:after="60"/>
-      </w:pPr>
+      <w:pPr/>
       <w:r>
-        <w:t>한 방법으로 구조를 만들 수 있었다는 결과는 그 방법의 가능성을 보여준다. 그것이 고대에 쓰인 유일한 방법이었다는 뜻은 아니다. 재료와 도구, 작업 조건을 어떻게 설정했는지에 따라 실험의 결과가 달라질 수 있다. 공개 설명에서 가정한 조건과 확인하려는 문제를 함께 읽으면 실험이 답하는 범위를 알 수 있다.</w:t>
+        <w:t>많은 곡식을 보관하려면 수확한 것을 받아들이고 말리며, 훼손과 손실을 줄이는 관리가 필요하다. 해마다 수확이 같지 않으므로 넉넉한 해와 부족한 해를 넘기는 문제가 뒤따랐다. 곡식은 집안이 소비하는 식량이면서 사람을 고용하고 손님을 대접하며 어려운 때에 나누어 줄 수 있는 자원이기도 했다. 저장은 단순한 쌓아 두기가 아니라 재산의 흐름을 조정하는 일이었다.</w:t>
       </w:r>
     </w:p>
     <w:p>
-      <w:pPr>
-        <w:spacing w:after="60"/>
-      </w:pPr>
+      <w:pPr/>
       <w:r>
-        <w:t>교실에서 종이와 블록으로 작은 구조를 만드는 비유를 사용할 수 있다. 두 조가 서로 다른 순서로 비슷한 모양을 만들었다면 완성된 외관만으로 작업 순서를 완전히 복원하기 어렵다는 점을 알 수 있다. 이 비유는 실제 고분의 축조 기술을 증명하는 실험이 아니라, 가능한 설명이 복수일 수 있음을 이해하는 사고 도구다. 실제 유적의 공정은 전문 조사와 실험 결과를 근거로 설명해야 한다.</w:t>
+        <w:t>한편 지주의 재산은 토지를 경작하는 사람들의 노동과 분리되어 존재하지 않았다. 논밭의 수확은 농민의 농사와 자연조건에 의존했고, 흉년의 피해는 모든 사람에게 같은 크기로 돌아오지 않았다. 토지를 소유한 집안과 빌려 경작하는 가구는 위험을 감당하는 능력이 달랐다. 부유한 가문의 생활을 설명할 때 곳간과 사랑채의 바깥에 있는 생산의 관계도 함께 드러나는 이유다.</w:t>
       </w:r>
     </w:p>
     <w:p>
       <w:pPr>
-        <w:spacing w:after="60"/>
+        <w:pStyle w:val="Heading2"/>
       </w:pPr>
       <w:r>
-        <w:t>실험에서 확인한 시간을 해석할 때도 주의가 필요하다. 현대 참가자의 숙련도와 도구, 재료의 확보 방식, 실험 규모가 과거 조건과 다를 수 있다. 실험 결과가 제공하는 것은 일정한 조건 아래의 자료다. 그 조건을 무시하고 실제 신라 장례에 필요한 인원이나 기간을 확정해서는 안 된다. 정밀한 숫자를 제시할수록 그 숫자의 전제가 무엇인지 더 분명히 밝혀야 한다.</w:t>
+        <w:t>가훈에 담긴 재산과 이웃의 관계</w:t>
       </w:r>
     </w:p>
     <w:p>
-      <w:pPr>
-        <w:pStyle w:val="Heading2"/>
-      </w:pPr>
+      <w:pPr/>
       <w:r>
-        <w:t>복원의 근거</w:t>
+        <w:t>최부자 가문에는 재산을 지나치게 늘리지 말고 주변의 굶주림을 돌보라는 내용의 가훈이 전한다. 경주시의 소개는 재산의 축적과 사회적 책임을 연결하는 여섯 가지 규범을 이 집안의 특징으로 설명한다. 가훈은 부를 가진 집안이 자신과 후손에게 요구한 생활의 기준이었다. 재산을 유지하는 일과 지역 안에서 관계를 이어가는 일을 함께 생각했다는 점이 드러난다.</w:t>
       </w:r>
     </w:p>
     <w:p>
-      <w:pPr>
-        <w:spacing w:after="60"/>
-      </w:pPr>
+      <w:pPr/>
       <w:r>
-        <w:t>유구의 전체 윤곽이 잘 남은 부분, 유물의 위치로 구조를 추정하는 부분, 유사 사례를 비교하여 보완하는 부분은 근거가 서로 다를 수 있다. 전시를 보는 학생은 복원된 전체가 동일한 확실성을 가진다고 생각하지 않는다. 안내문이나 도면에서 직접 확인된 부분과 추정된 부분을 구분하는 표시가 있는지 살피고, 없다면 연구의 근거를 묻는 질문을 남긴다.</w:t>
+        <w:t>여기서 나눔은 추상적인 칭찬만으로 이루어지지 않는다. 흉년에는 식량을 구하는 문제가 절박해지고, 곡식을 가진 집은 이를 어떻게 사용할지 선택하게 된다. 토지와 곡식이 생존의 조건이었던 사회에서 재산의 사용은 주변 사람의 생활에 직접 영향을 줄 수 있었다. 가훈은 이런 관계를 오래 유지해야 하는 가문의 행동 기준으로 전승되었다.</w:t>
       </w:r>
     </w:p>
     <w:p>
-      <w:pPr>
-        <w:spacing w:after="60"/>
-      </w:pPr>
+      <w:pPr/>
       <w:r>
-        <w:t>이때 복원을 모두 ‘가짜’라고 부르는 것도 적절하지 않다. 복원은 남은 정보를 바탕으로 전체를 이해하게 하는 연구·전시 방법이 될 수 있다. 문제는 재현물이라는 사실을 숨기는지, 추정의 범위를 밝혔는지, 새로운 자료가 나왔을 때 수정 가능하도록 설명하는지에 있다. 원품과 재현품의 차이를 알면서도 둘을 함께 학습에 사용할 수 있다.</w:t>
+        <w:t>다만 가훈의 전승과 모든 세대의 실제 행동은 같은 자료가 아니다. 가훈은 이상과 규범을 담고 있으며, 구체적으로 어느 해에 누구에게 무엇을 내주었는지는 별도의 기록에 남는다. 이 집안의 역사에는 널리 알려진 규범과 특정 시기의 실제 행적이 함께 존재한다. 두 가지를 구분하면 가문을 한 문장의 미담으로만 묶지 않고 각 시대의 선택을 살필 수 있다.</w:t>
       </w:r>
     </w:p>
     <w:p>
       <w:pPr>
-        <w:spacing w:after="60"/>
+        <w:pStyle w:val="SourceNote"/>
       </w:pPr>
       <w:r>
-        <w:t>현장 기록에는 ‘현재 보이는 구조의 설명’과 ‘그 구조의 근거로 제시된 자료’를 한 쌍으로 적는다. 연구자가 왜 그런 형태를 선택했는지 공개 자료에서 확인된다면 요약하고, 안내자의 설명으로만 들었다면 설명자와 날짜를 표시한다. 나중에 다른 학생이 같은 자료를 읽어 검토할 수 있도록 정보의 경로를 남기는 것이 중요하다.</w:t>
+        <w:t xml:space="preserve">출전: </w:t>
       </w:r>
-    </w:p>
-    <w:p>
-      <w:pPr>
-        <w:pStyle w:val="Heading2"/>
-      </w:pPr>
-      <w:r>
-        <w:t>피장자에 관한 추정</w:t>
-      </w:r>
-    </w:p>
-    <w:p>
-      <w:pPr>
-        <w:spacing w:after="60"/>
-      </w:pPr>
-      <w:r>
-        <w:t xml:space="preserve">쪽샘44호분의 주인공을 어린 왕족 여성으로 보는 해석과 장례행사에서 그 인물을 재현하는 일은 다른 층위다. 현대의 재현은 연구 결과를 보여주는 방식이지만, 그 장면의 대사와 표정까지 고대의 기록으로 남아 있다는 뜻은 아니다. 학생은 의례의 물질적 근거와 관객의 이해를 위해 구성한 표현을 나누어 읽는다. </w:t>
-      </w:r>
-      <w:hyperlink w:anchor="source_c_02">
+      <w:hyperlink w:anchor="source_C05">
         <w:r>
           <w:rPr>
-            <w:color w:val="6B382F"/>
+            <w:rFonts w:ascii="Noto Sans CJK KR" w:eastAsia="Noto Sans CJK KR"/>
+            <w:color w:val="41413C"/>
           </w:rPr>
-          <w:t>[C-02]</w:t>
+          <w:t>경주시, 「거닐며 배우는 관용·베풂·미덕, 교촌마을에 가다」, 『아름다운 경주이야기』 158호</w:t>
         </w:r>
       </w:hyperlink>
     </w:p>
     <w:p>
       <w:pPr>
-        <w:spacing w:after="60"/>
+        <w:pStyle w:val="Heading2"/>
       </w:pPr>
       <w:r>
-        <w:t>고대인의 심정이나 마지막 말을 직접 인용하는 과제는 출전이 확인되지 않으면 수행하지 않는다. 대신 ‘이런 부장품의 배치는 장례에서 무엇을 표현하려 했는지 생각하게 한다’처럼 해석의 형식을 유지한다. 문학적 상상으로 편지를 쓰는 활동을 별도로 하더라도 그것을 ‘역사적 인물의 실제 편지’라고 부르지 않고 창작이라고 표시해야 한다.</w:t>
+        <w:t>향교와 이웃한 주거 공간</w:t>
       </w:r>
     </w:p>
     <w:p>
-      <w:pPr>
-        <w:spacing w:after="60"/>
-      </w:pPr>
+      <w:pPr/>
       <w:r>
-        <w:t>이 구분은 역사의 생동감을 줄이는 것이 아니다. 오히려 무엇이 실제로 남았고 무엇이 현대에 해석되었는지 알 때, 작고 불완전한 자료에서 많은 질문이 생긴다는 연구의 성격을 이해할 수 있다. 완성된 이야기를 받는 관객에서 설명의 근거를 검토하는 독자로 바뀌는 것이 쪽샘 방문의 중요한 목표다.</w:t>
+        <w:t>최부자댁 가까이에는 경주향교가 있다. 경주시는 고택의 낮은 기둥과 집터, 사당의 배치에 향교를 존중하려는 뜻이 반영되어 있다고 설명한다. 이는 이 집의 건축을 주변의 유교적 질서와 연결하는 지역의 해석이다. 향교는 교육과 제례를 맡은 장소였고 큰집은 가문의 생활과 접객, 조상 제사를 맡은 곳이었다. 가까이 있는 두 공간은 기능이 다르면서도 유교적 생활문화 속에서 이어졌다.</w:t>
       </w:r>
     </w:p>
     <w:p>
-      <w:pPr>
-        <w:pStyle w:val="Heading2"/>
-      </w:pPr>
+      <w:pPr/>
       <w:r>
-        <w:t>덧널 뚜껑의 구조</w:t>
+        <w:t>조상에게 제사를 지내는 사당과 손님을 맞는 사랑채는 집안의 계승과 사회적 관계를 표현했다. 향교의 대성전과 명륜당은 성현을 제사하고 경전을 배우는 제도적 공간이었다. 가문이 재산만으로 유지되지 않고 혼인·교육·제사·교유의 관계 속에서 이어졌다는 사실이 이웃한 건물들에 드러난다. 교촌의 골목에는 주거와 교육의 서로 다른 질서가 겹쳐 있다.</w:t>
       </w:r>
     </w:p>
     <w:p>
       <w:pPr>
-        <w:spacing w:after="60"/>
+        <w:pStyle w:val="SourceNote"/>
       </w:pPr>
       <w:r>
-        <w:t xml:space="preserve">2026년 7월 연구소 발표는 재현된 안쪽 덧널 뚜껑에 판재 13매, 꺾쇠 48개, 가로 방향 목재 5매를 사용했다고 설명한다. 조립된 뚜껑의 무게는 약 500kg이며 가장자리에 손잡이 10개를 달았다고 한다. 이 숫자는 고대의 장례를 감상적으로 묘사하는 말보다 구체적인 질문을 준다. 재료가 어떤 순서로 결합되는지, 무거운 부재를 어떻게 이동시키는지, 시신과 부장품을 안치한 뒤 어느 방향에서 뚜껑을 닫는지를 따져 볼 수 있기 때문이다. </w:t>
+        <w:t xml:space="preserve">출전: </w:t>
       </w:r>
-      <w:hyperlink w:anchor="source_c_02">
+      <w:hyperlink w:anchor="source_C05">
         <w:r>
           <w:rPr>
-            <w:color w:val="6B382F"/>
+            <w:rFonts w:ascii="Noto Sans CJK KR" w:eastAsia="Noto Sans CJK KR"/>
+            <w:color w:val="41413C"/>
           </w:rPr>
-          <w:t>[C-02]</w:t>
+          <w:t>경주시, 「거닐며 배우는 관용·베풂·미덕, 교촌마을에 가다」, 『아름다운 경주이야기』 158호</w:t>
+        </w:r>
+      </w:hyperlink>
+      <w:r>
+        <w:t xml:space="preserve">; </w:t>
+      </w:r>
+      <w:hyperlink w:anchor="source_C06">
+        <w:r>
+          <w:rPr>
+            <w:rFonts w:ascii="Noto Sans CJK KR" w:eastAsia="Noto Sans CJK KR"/>
+            <w:color w:val="41413C"/>
+          </w:rPr>
+          <w:t>이범직, 「경주향교」, 『한국민족문화대백과사전』</w:t>
+        </w:r>
+      </w:hyperlink>
+      <w:r>
+        <w:t xml:space="preserve">; </w:t>
+      </w:r>
+      <w:hyperlink w:anchor="source_C07">
+        <w:r>
+          <w:rPr>
+            <w:rFonts w:ascii="Noto Sans CJK KR" w:eastAsia="Noto Sans CJK KR"/>
+            <w:color w:val="41413C"/>
+          </w:rPr>
+          <w:t>홍승재, 「경주향교 대성전」, 『한국민족문화대백과사전』</w:t>
         </w:r>
       </w:hyperlink>
     </w:p>
     <w:p>
       <w:pPr>
-        <w:spacing w:after="60"/>
+        <w:pStyle w:val="Heading2"/>
       </w:pPr>
       <w:r>
-        <w:t>그러나 손잡이가 열 개라는 사실을 운반자가 정확히 열 명이었다는 결론으로 바꿀 수는 없다. 한 손잡이에 접근하는 방식이나 보조 장치, 주변 작업 공간 등 여러 조건이 관련될 수 있다. 실험에서 측정한 인원과 시간도 사용한 도구와 재료, 작업 경험의 조건을 밝혀야 의미가 있다. 학생은 이 사례를 통해 정밀한 숫자가 해석을 자동으로 완성하는 것이 아니라 오히려 검토할 조건을 더 분명하게 만든다는 점을 이해할 수 있다.</w:t>
+        <w:t>해방 이후 대학 설립에 참여한 최준</w:t>
       </w:r>
     </w:p>
     <w:p>
-      <w:pPr>
-        <w:spacing w:after="60"/>
-      </w:pPr>
+      <w:pPr/>
       <w:r>
-        <w:t>자료집의 이 설명은 학생이 무거운 구조물을 직접 제작하거나 옮기도록 하는 체험 지침이 아니다. 현장에서는 공개된 도면과 실험 기록을 읽는 과제로 사용한다. 공정의 순서와 자료의 근거를 표로 정리하면 안전한 관찰만으로도 고대 건축기술과 실험 연구의 관계를 깊이 탐구할 수 있다.</w:t>
+        <w:t>가문의 재산과 지역사회가 만나는 방식은 근대 이후에도 달라졌다. 한국민족문화대백과사전의 「대구대학」에 따르면 해방 직후인 1945년 10월 경북종합대학 기성회가 조직되었고 최준이 회장을 맡았다. 이 움직임은 1947년 설립된 대구대학으로 이어졌다. 옛 가문의 경제적 기반과 지역 유지들의 활동이 해방 후 고등교육기관을 세우는 일과 연결된 것이다.</w:t>
       </w:r>
     </w:p>
     <w:p>
-      <w:pPr>
-        <w:pStyle w:val="Heading3"/>
-      </w:pPr>
+      <w:pPr/>
       <w:r>
-        <w:t>활동과 기록</w:t>
+        <w:t>이 시기의 학교 설립은 조선시대 향교의 운영과 같지 않았다. 새로운 교육제도와 학문, 사회의 인력 수요에 대응하는 대학이 필요했다. 개인과 가문의 자원이 교육기관의 설립으로 향하면서 재산의 쓰임도 다른 형태를 얻었다. 가훈으로 전하는 나눔의 규범과 대학 설립이라는 구체적인 행적은 서로 다른 자료이지만, 재산과 사회의 관계를 보여준다는 점에서 함께 놓인다.</w:t>
       </w:r>
     </w:p>
     <w:p>
       <w:pPr>
-        <w:spacing w:after="60"/>
+        <w:pStyle w:val="SourceNote"/>
       </w:pPr>
       <w:r>
-        <w:rPr>
-          <w:b/>
-        </w:rPr>
-        <w:t>교과 연결:</w:t>
+        <w:t xml:space="preserve">출전: </w:t>
       </w:r>
-      <w:r>
-        <w:t xml:space="preserve"> 과학의 가설과 검증, 역사의 추론과 반증 가능성, 미술의 복원·재현 개념을 연결한다. 실험 결과가 확인해 주는 범위와 확인하지 못하는 범위를 동시에 설명한다.</w:t>
-      </w:r>
-    </w:p>
-    <w:p>
-      <w:pPr>
-        <w:spacing w:after="60"/>
-      </w:pPr>
-      <w:r>
-        <w:rPr>
-          <w:b/>
-        </w:rPr>
-        <w:t>현장 과제:</w:t>
-      </w:r>
-      <w:r>
-        <w:t xml:space="preserve"> 재현된 구조 하나를 골라 ‘직접 확인된 흔적’, ‘비교를 통해 보완한 부분’, ‘이번 관람에서 근거를 알 수 없는 부분’을 구분한다. 학생이 구분할 수 없는 곳을 전문가의 오류라고 단정하지 말고 추가 자료가 필요한 질문으로 남긴다.</w:t>
-      </w:r>
-    </w:p>
-    <w:p>
-      <w:bookmarkStart w:id="7" w:name="c_essay_05"/>
-      <w:pPr>
-        <w:pStyle w:val="Heading1"/>
-        <w:pageBreakBefore/>
-      </w:pPr>
-      <w:r>
-        <w:t>05. 교촌의 최부자댁</w:t>
-      </w:r>
-      <w:bookmarkEnd w:id="7"/>
-    </w:p>
-    <w:p>
-      <w:pPr>
-        <w:pStyle w:val="Heading2"/>
-      </w:pPr>
-      <w:r>
-        <w:t>주택의 배치와 연혁</w:t>
-      </w:r>
-    </w:p>
-    <w:p>
-      <w:r>
-        <w:t xml:space="preserve">교촌의 최부자댁은 1779년경 세운 것으로 소개된다. 문간채와 사랑채, 안채, 사당, 곳간이 주택의 여러 기능을 나누어 맡았다. 대문을 지나 건물의 배치를 보면 손님을 맞는 공간과 가족의 생활 공간, 저장과 제례의 공간이 어떻게 연결되는지 살필 수 있다. 가훈으로 알려진 집안을 건축과 생활의 자리에서 읽어 보는 답사지다. </w:t>
-      </w:r>
-      <w:hyperlink w:anchor="source_c_05">
+      <w:hyperlink w:anchor="source_C14">
         <w:r>
           <w:rPr>
-            <w:color w:val="6B382F"/>
+            <w:rFonts w:ascii="Noto Sans CJK KR" w:eastAsia="Noto Sans CJK KR"/>
+            <w:color w:val="41413C"/>
           </w:rPr>
-          <w:t>[C-05]</w:t>
+          <w:t>한국학중앙연구원, 「대구대학」, 『한국민족문화대백과사전』</w:t>
         </w:r>
       </w:hyperlink>
     </w:p>
     <w:p>
+      <w:pPr/>
       <w:r>
-        <w:t>주택의 각 공간은 드나드는 사람과 쓰임에 따라 관계를 맺는다. 사랑채와 안채 사이의 이동, 곳간의 위치, 마당과 문이 이어지는 방식을 관찰해 보자. 지금 공개된 관람 동선과 과거의 생활 동선은 다를 수 있다. 출입 가능한 범위에서 배치를 기록하고, 복원·수리 안내가 있는 부분은 그 연혁을 함께 남긴다.</w:t>
+        <w:t>최부자댁의 역사는 부자의 집이라는 이름만으로 끝나지 않는다. 토지를 바탕으로 얻은 곡식과 이를 관리한 곳간, 가문의 생활과 손님을 맞는 공간, 주변 향교와 맺은 관계, 해방 후 교육사업에 참여한 인물의 행적이 이어진다. 한옥의 문과 마당에는 이러한 활동의 일부가 공간으로 남아 있다. 집은 가문의 명성을 상징하는 배경이면서 동시에 재산과 생활, 지역사회가 만났던 구체적인 장소였다.</w:t>
       </w:r>
     </w:p>
     <w:p>
       <w:pPr>
+        <w:pStyle w:val="Heading1"/>
+      </w:pPr>
+      <w:r>
+        <w:t>06. 경주향교 — 배우는 공간과 제사하는 공간</w:t>
+      </w:r>
+      <w:bookmarkStart w:id="106" w:name="c_essay_06"/>
+      <w:bookmarkEnd w:id="106"/>
+    </w:p>
+    <w:p>
+      <w:pPr>
         <w:pStyle w:val="Heading2"/>
       </w:pPr>
       <w:r>
-        <w:t>공간의 쓰임과 이동</w:t>
+        <w:t>교촌이라는 이름에 남은 학교</w:t>
       </w:r>
     </w:p>
     <w:p>
+      <w:pPr/>
       <w:r>
-        <w:t>집의 규모와 곳간은 가계의 재산과 물자 관리에 관한 질문을 만든다. 가훈은 어떤 생활 원칙을 전하려 했는지 보여주는 자료다. 건축과 가훈이 설명하는 대상은 다르므로 함께 놓고 읽되 서로의 증거를 대신하게 하지는 않는다. 실제 재산 운영과 구휼 활동을 더 자세히 알려면 장부·문헌·지역 기록을 대조할 수 있다.</w:t>
+        <w:t>교촌의 ‘교’는 학교와 관계된 이름이다. 경주향교가 자리한 마을이라는 뜻이 지명에 남아 있다. 향교는 조선의 지방 교육기관으로, 유학 경전을 배우는 일과 공자 및 여러 성현에게 제사를 지내는 일을 함께 맡았다. 오늘날의 학교처럼 수업 공간만으로 이루어진 것이 아니라 강학과 제례의 두 기능이 건물의 배치에 나뉘어 나타났다.</w:t>
       </w:r>
     </w:p>
     <w:p>
+      <w:pPr/>
       <w:r>
-        <w:t>학생은 공개된 평면도나 안내도를 보고 관찰 가능한 동선을 그린다. ‘거주자의 이동’, ‘방문객의 이동’, ‘물자의 이동’이라는 서로 다른 관점을 제안하되, 실제 경로가 확인되지 않는 부분은 점선으로 표시한다. 한 공간을 여러 기능으로 읽으면 집의 규모를 감탄하는 데서 벗어나 그 공간을 유지한 노동과 자원의 흐름을 생각할 수 있다.</w:t>
+        <w:t>경주향교가 있는 자리는 신라 국학과 연결되는 전승을 가진다. 국학은 신문왕 때인 682년에 설치한 신라의 교육기관이다. 그러나 신라 국학의 연혁과 현재 남아 있는 향교 건물의 연혁이 같은 것은 아니다. 오늘의 대성전과 명륜당을 7세기에 지은 건물로 볼 수는 없다. 오랜 교육의 기억이 남은 장소에 후대의 제도와 건축이 들어서고 여러 차례 중건을 거친 것이다.</w:t>
       </w:r>
     </w:p>
     <w:p>
+      <w:pPr>
+        <w:pStyle w:val="SourceNote"/>
+      </w:pPr>
       <w:r>
-        <w:t>특히 곳간은 부의 양을 상상하는 장치만이 아니라 저장과 분배를 질문하게 하는 공간이다. 무엇을 어떻게 보관했는지, 출납 기록이 남아 있는지, 관리에 누가 관여했는지 등을 확인할 수 있다면 생활사 설명이 더 구체적이 된다. 다만 빈 곳간을 보았다고 과거 저장량을 직접 산출하거나, 전해지는 단위를 오늘날의 소득과 곧바로 비교하지 않는다. 수치의 집계 대상과 시기를 먼저 확인해야 한다.</w:t>
+        <w:t xml:space="preserve">출전: </w:t>
       </w:r>
-    </w:p>
-    <w:p>
-      <w:pPr>
-        <w:pStyle w:val="Heading2"/>
-      </w:pPr>
-      <w:r>
-        <w:t>가훈과 생활의 기록</w:t>
-      </w:r>
-    </w:p>
-    <w:p>
-      <w:r>
-        <w:t>가훈에는 집안이 후손에게 어떤 행동을 요구하고 어떤 가치를 내세웠는지가 드러날 수 있다. 그러므로 가훈은 역사적으로 중요한 자료다. 다만 어떤 원칙이 적혀 있다는 사실과 그 원칙이 모든 시기에 모든 구성원에 의해 동일하게 실천되었다는 주장은 다르다. 실제 구휼이나 재산 처분을 설명하려면 관련 문서와 증언, 재산 기록 등 행위의 자료가 추가로 필요하다.</w:t>
-      </w:r>
-    </w:p>
-    <w:p>
-      <w:r>
-        <w:t>학생은 현장에서 소개되는 가훈 가운데 한 문장을 골라 규범이 겨냥하는 행동을 자신의 말로 풀어 쓴다. 이어서 그 원칙의 실제 실행을 확인하려면 어떤 자료를 찾아야 하는지 적는다. 이 과제는 가문의 평가를 미리 긍정하거나 부정하게 하는 일이 아니다. 규범과 현실의 관계를 검토할 수 있는 질문을 만드는 일이다.</w:t>
-      </w:r>
-    </w:p>
-    <w:p>
-      <w:r>
-        <w:t>가훈의 표현이 서로 다른 안내자료에서 조금씩 다르면 임의로 하나를 정본으로 만들어 적지 않는다. 어떤 자료에 실린 문구인지 밝히고, 직접 인용은 짧게 제한한다. 현대의 요약 문장과 전래 문헌의 표현이 같은지 확인할 필요가 있기 때문이다. 내용을 쉽게 설명하더라도 ‘현대어 요약’이라는 표시를 남기면 당대의 원문과 혼동을 줄일 수 있다.</w:t>
-      </w:r>
-    </w:p>
-    <w:p>
-      <w:pPr>
-        <w:pStyle w:val="Heading2"/>
-      </w:pPr>
-      <w:r>
-        <w:t>재산과 공동체의 관계</w:t>
-      </w:r>
-    </w:p>
-    <w:p>
-      <w:r>
-        <w:t>이 장소는 부의 축적과 사용, 교육과 가문의 지속, 지역사회와의 관계를 함께 탐구할 수 있는 사례다. 그러나 한 가문의 이야기를 조선사회 전체의 대표 모습으로 확대할 수는 없다. 같은 지역에서도 재산과 지위, 생업 조건이 다른 사람들이 함께 살았다는 점을 염두에 두고, 그들의 기록을 어디에서 찾을 수 있을지 질문한다.</w:t>
-      </w:r>
-    </w:p>
-    <w:p>
-      <w:r>
-        <w:t>현대의 기업이나 개인에게 어떤 경제적·정치적 선택을 해야 한다고 가훈을 직접 적용하는 것도 이 답사의 결론은 아니다. 시대마다 재산 제도와 공공의 역할, 교육과 복지의 조건이 다르기 때문이다. 학생은 과거의 규범이 해결하려 했던 문제를 이해하고, 오늘의 질문과 비교할 때 어떤 조건이 달라졌는지를 설명할 수 있다. 비교의 목표는 누군가를 칭송하거나 비판하는 순위를 만드는 일이 아니라 역사적 맥락을 구별하는 일이다.</w:t>
-      </w:r>
-    </w:p>
-    <w:p>
-      <w:r>
-        <w:t>마지막으로 ‘일곱 번째 가훈’을 만들어 보는 기존 활동을 사용할 경우, 창작물과 역사자료를 구분한다. 학생이 쓴 문장은 2026년의 제안이며 최부자 가문의 실제 가훈이 아니다. 제안문 옆에는 그것을 생각하게 한 현장 증거와 오늘의 문제를 따로 적게 한다. 역사적 자료를 현대의 성찰로 연결하면서도 두 층위를 혼합하지 않는 방식이다.</w:t>
-      </w:r>
-    </w:p>
-    <w:p>
-      <w:pPr>
-        <w:pStyle w:val="Heading2"/>
-      </w:pPr>
-      <w:r>
-        <w:t>주택과 향교의 비교</w:t>
-      </w:r>
-    </w:p>
-    <w:p>
-      <w:r>
-        <w:t xml:space="preserve">경주시 소개글은 최부자댁이 향교의 권위를 존중하여 기둥과 집터의 높이를 낮추고 사당을 안채 서쪽에 두었다고 설명한다. 여기에는 관찰할 수 있는 건축적 특징과 그 특징에 부여한 의도에 관한 해석이 함께 들어 있다. 학생은 높이와 배치를 현장 안내도에서 살피되, ‘존중하기 위해서’라는 설명은 경주시 소개글에 실린 해석으로 표시한다. 건물의 형태만 보고 당시 건축 주체의 생각을 직접 읽었다고 서술하지 않는다. </w:t>
-      </w:r>
-      <w:hyperlink w:anchor="source_c_05">
+      <w:hyperlink w:anchor="source_C06">
         <w:r>
           <w:rPr>
-            <w:color w:val="6B382F"/>
+            <w:rFonts w:ascii="Noto Sans CJK KR" w:eastAsia="Noto Sans CJK KR"/>
+            <w:color w:val="41413C"/>
           </w:rPr>
-          <w:t>[C-05]</w:t>
+          <w:t>이범직, 「경주향교」, 『한국민족문화대백과사전』</w:t>
         </w:r>
       </w:hyperlink>
     </w:p>
     <w:p>
+      <w:pPr>
+        <w:pStyle w:val="Heading2"/>
+      </w:pPr>
       <w:r>
-        <w:t>이 구분을 바탕으로 가옥과 향교를 한 장의 관계도로 그릴 수 있다. 첫 층에는 실제로 확인한 건물의 방향과 위치를, 둘째 층에는 자료가 설명하는 상징적 관계를 적는다. 시야가 가려져 높이를 비교하지 못했다면 그 부분은 빈칸으로 남긴다. 현장 관찰이 불가능한 곳은 공개 사진과 도면을 활용했다고 표시한다.</w:t>
+        <w:t>대성전과 명륜당의 서로 다른 역할</w:t>
       </w:r>
     </w:p>
     <w:p>
+      <w:pPr/>
       <w:r>
-        <w:t>이처럼 읽으면 가훈과 건축은 따로 떨어진 관광 정보가 아니다. 한 가문의 생활공간이 지역의 의례·교육 공간과 어떤 관계로 설명되어 왔는지 검토하는 두 자료가 된다. 다만 같은 설명을 여러 관광 안내서가 반복한다고 독립된 증거가 여러 개 늘어난 것은 아니다. 서로 같은 소개글을 참고했는지 출전을 확인해야 하며, 추가 연구에서는 건축 조사자료와 가문 문서처럼 성격이 다른 근거를 찾아 대조한다.</w:t>
+        <w:t>대성전은 공자와 성현의 위패를 모시고 제사를 지내는 공간이다. 명륜당은 유학 경전을 강론하고 배우는 공간이다. 향교의 배치를 이해하는 데에는 어느 건물이 더 크거나 아름다운가보다 이 기능의 구분이 먼저 놓인다. 제례에는 위패와 제기, 제사를 집행하는 절차가 필요했고, 강학에는 강론할 자리와 유생들이 생활할 공간이 필요했다.</w:t>
       </w:r>
     </w:p>
     <w:p>
-      <w:pPr>
-        <w:pStyle w:val="Heading3"/>
-      </w:pPr>
+      <w:pPr/>
       <w:r>
-        <w:t>활동과 기록</w:t>
+        <w:t>경주향교는 앞쪽에 제향 공간을, 뒤쪽에 강학 공간을 둔 전묘후학의 배치로 설명된다. 대성전을 중심으로 한 영역과 명륜당을 중심으로 한 영역은 문과 담, 마당을 통해 이어지고 나뉜다. 어느 곳에서 어떤 일이 이루어지는지가 건축의 질서가 된 것이다. 같은 구내에 있다고 모든 사람이 모든 공간을 같은 방식으로 사용하는 것은 아니었다.</w:t>
       </w:r>
     </w:p>
     <w:p>
+      <w:pPr/>
       <w:r>
-        <w:rPr>
-          <w:b/>
-        </w:rPr>
-        <w:t>교과 연결:</w:t>
-      </w:r>
-      <w:r>
-        <w:t xml:space="preserve"> 한국사의 조선사회와 향촌 생활, 사회의 재산·공동체, 국어의 규범적 문장과 사실적 문장 구분을 연결한다. 특정 가문의 도덕성에 대한 찬반보다 자료의 종류에 따른 해석의 범위를 평가한다.</w:t>
+        <w:t>대성전의 위패는 살아 있는 인물을 모신 자리가 아니라 학문과 도덕의 기준이 되는 성현을 기리는 장치다. 명륜당에서 읽는 경전과 대성전에서 거행하는 제례는 유학을 지식과 실천의 질서로 함께 다루었다. 배우는 내용과 존숭하는 대상을 별개로 두지 않았다는 점이 향교의 공간에 나타난다. 건물의 배치는 교육이 당시의 사회 질서와 밀접했다는 사실을 전한다.</w:t>
       </w:r>
     </w:p>
     <w:p>
-      <w:bookmarkStart w:id="8" w:name="c_essay_06"/>
-      <w:pPr>
-        <w:pStyle w:val="Heading1"/>
-        <w:pageBreakBefore/>
+      <w:pPr>
+        <w:pStyle w:val="SourceNote"/>
       </w:pPr>
       <w:r>
-        <w:t>06. 경주향교</w:t>
+        <w:t xml:space="preserve">출전: </w:t>
       </w:r>
-      <w:bookmarkEnd w:id="8"/>
-    </w:p>
-    <w:p>
-      <w:pPr>
-        <w:pStyle w:val="Heading2"/>
-      </w:pPr>
-      <w:r>
-        <w:t>국학 터의 전승과 향교의 연혁</w:t>
-      </w:r>
-    </w:p>
-    <w:p>
-      <w:r>
-        <w:t xml:space="preserve">경주향교에는 신라 국학이 있던 자리라는 전승이 전한다. 조선시대 향교의 창건 시점은 확실하지 않으며, 임진왜란 때 피해를 입은 뒤 다시 세운 내력이 알려져 있다. 같은 터의 오랜 교육 기억과 현재 건물의 연혁은 나누어 읽어야 한다. 국학의 전승이 곧 지금의 건물이 신라 때부터 남았다는 뜻은 아니다. </w:t>
-      </w:r>
-      <w:hyperlink w:anchor="source_c_06">
+      <w:hyperlink w:anchor="source_C07">
         <w:r>
           <w:rPr>
-            <w:color w:val="6B382F"/>
+            <w:rFonts w:ascii="Noto Sans CJK KR" w:eastAsia="Noto Sans CJK KR"/>
+            <w:color w:val="41413C"/>
           </w:rPr>
-          <w:t>[C-06; C-07]</w:t>
+          <w:t>홍승재, 「경주향교 대성전」, 『한국민족문화대백과사전』</w:t>
         </w:r>
       </w:hyperlink>
     </w:p>
     <w:p>
+      <w:pPr>
+        <w:pStyle w:val="Heading2"/>
+      </w:pPr>
       <w:r>
-        <w:t xml:space="preserve">향교는 유교적 제례와 지방 교육의 공간을 함께 갖춘다. 경주향교에서는 앞쪽의 제례 공간과 뒤쪽의 강학 공간이 어떻게 배치되어 있는지 살펴볼 수 있다. 대성전과 명륜당 등 건물의 명칭을 배치도에서 찾은 뒤 각각의 역할을 연결해 보자. 단청이나 기와만 보는 것보다 건물 사이의 순서가 공간의 성격을 잘 보여준다. </w:t>
+        <w:t>임진왜란 뒤에 다시 세운 건물</w:t>
       </w:r>
-      <w:hyperlink w:anchor="source_c_06">
+    </w:p>
+    <w:p>
+      <w:pPr/>
+      <w:r>
+        <w:t>경주향교도 전쟁과 화재, 수리를 거치며 모습을 바꾸었다. 대성전은 임진왜란으로 소실된 뒤 1600년에 다시 세웠다. 강학 공간을 비롯한 다른 건물들은 이후에도 중건과 보수가 이어졌다. 현재의 향교는 어느 한 해에 한꺼번에 세워진 완결된 모습이라기보다 여러 시기의 재건이 모인 공간이다.</w:t>
+      </w:r>
+    </w:p>
+    <w:p>
+      <w:pPr/>
+      <w:r>
+        <w:t>건물을 다시 세우는 일은 나무와 기와를 새로 마련하는 문제만이 아니었다. 제사를 지내고 교육을 이어갈 장소를 복구하는 일이기도 했다. 전쟁이 파괴한 것은 물리적인 건물뿐 아니라 지방의 일상과 제도였다. 향교의 중건에는 사라진 공간의 기능을 되살리려는 지역사회의 움직임이 담겨 있다. 기둥과 지붕을 복원하면서 제향과 강학의 질서도 다시 자리를 잡았다.</w:t>
+      </w:r>
+    </w:p>
+    <w:p>
+      <w:pPr/>
+      <w:r>
+        <w:t>2000년의 대성전 보수에서는 상량문이 확인되었다. 상량문은 건물을 짓거나 고쳐 세울 때 관련 내용을 기록해 두는 글이다. 건물 자체와 함께 남은 문서는 중건의 연혁을 구체적으로 살피는 근거가 된다. 눈에 보이는 목재와 지붕이 여러 번 바뀌어도, 수리 과정에서 나온 기록은 이전의 공사를 오늘의 연구와 이어 준다.</w:t>
+      </w:r>
+    </w:p>
+    <w:p>
+      <w:pPr>
+        <w:pStyle w:val="SourceNote"/>
+      </w:pPr>
+      <w:r>
+        <w:t xml:space="preserve">출전: </w:t>
+      </w:r>
+      <w:hyperlink w:anchor="source_C07">
         <w:r>
           <w:rPr>
-            <w:color w:val="6B382F"/>
+            <w:rFonts w:ascii="Noto Sans CJK KR" w:eastAsia="Noto Sans CJK KR"/>
+            <w:color w:val="41413C"/>
           </w:rPr>
-          <w:t>[C-06]</w:t>
+          <w:t>홍승재, 「경주향교 대성전」, 『한국민족문화대백과사전』</w:t>
         </w:r>
       </w:hyperlink>
     </w:p>
@@ -1333,380 +1801,290 @@
         <w:pStyle w:val="Heading2"/>
       </w:pPr>
       <w:r>
-        <w:t>제례 공간과 강학 공간</w:t>
+        <w:t>지방의 교육과 유교적 생활</w:t>
       </w:r>
     </w:p>
     <w:p>
+      <w:pPr/>
       <w:r>
-        <w:t xml:space="preserve">향교를 설명하는 자료에는 터의 전승, 창건과 중건 기록, 남은 건축물이 함께 등장한다. 자료마다 다루는 시기가 다르다. 신라의 국학과 조선의 향교를 교육이라는 주제로 비교할 수는 있지만, 그 사이의 제도와 운영이 그대로 이어졌다고 단정하려면 별도의 기록이 필요하다. 현장에서는 안내문이 어느 시기의 사실을 말하는지 표시해 보자. </w:t>
+        <w:t>향교에 모인 유생들은 경전을 통해 글과 학문을 익혔다. 유학 교육은 과거를 통한 관직 진출과도 관계가 있었지만, 공부가 모두 실제 관직으로 이어지는 것은 아니었다. 지방에서 학문을 배우고 사람을 만나며 의례에 참여하는 활동 자체가 지역사회 안의 지위와 관계를 형성했다. 향교는 국가의 제도인 동시에 고을의 유학적 생활이 모이는 장소였다.</w:t>
       </w:r>
-      <w:hyperlink w:anchor="source_c_07">
+    </w:p>
+    <w:p>
+      <w:pPr/>
+      <w:r>
+        <w:t>오늘날의 보편적인 학교교육과 달리 조선시대 교육에는 신분과 성별, 경제적 여건의 제약이 있었다. 글을 배우는 시간과 책, 생활의 비용을 마련하는 조건도 사람마다 달랐다. 향교의 존재는 지방에 교육기관이 있었다는 사실을 전하지만, 그 고을의 모든 주민이 같은 교육 기회를 가졌다는 뜻은 아니다. 학교의 건물 바깥에는 각 가구의 생계와 사회적 조건이 있었다.</w:t>
+      </w:r>
+    </w:p>
+    <w:p>
+      <w:pPr>
+        <w:pStyle w:val="SourceNote"/>
+      </w:pPr>
+      <w:r>
+        <w:t xml:space="preserve">출전: </w:t>
+      </w:r>
+      <w:hyperlink w:anchor="source_C06">
         <w:r>
           <w:rPr>
-            <w:color w:val="6B382F"/>
+            <w:rFonts w:ascii="Noto Sans CJK KR" w:eastAsia="Noto Sans CJK KR"/>
+            <w:color w:val="41413C"/>
           </w:rPr>
-          <w:t>[C-07]</w:t>
+          <w:t>이범직, 「경주향교」, 『한국민족문화대백과사전』</w:t>
         </w:r>
       </w:hyperlink>
     </w:p>
     <w:p>
+      <w:pPr>
+        <w:pStyle w:val="Heading2"/>
+      </w:pPr>
       <w:r>
-        <w:t>학생은 학교를 교실과 시험의 공간으로만 생각할 수 있다. 향교의 공간은 교육이 지식 전달뿐 아니라 사회적 규범과 의례, 지역 질서의 형성과 연결될 수 있음을 생각하게 한다. 다만 이것이 조선시대 학생 모두가 같은 경험을 했다는 뜻은 아니다. 교육 대상과 실제 참여, 운영 시기의 차이를 검토하려면 교안이나 명단, 운영 문서 등 추가 자료가 필요하다.</w:t>
+        <w:t>고택과 나란히 남은 조선시대의 경주</w:t>
       </w:r>
     </w:p>
     <w:p>
+      <w:pPr/>
       <w:r>
-        <w:t>향교를 오늘날의 공립학교, 서원을 사립학교에 비유하는 설명은 첫 이해를 도울 수 있다. 그러나 현재의 교육제도와 그대로 같다고 받아들이면 오해가 생긴다. 제향의 기능, 국가와 지역사회의 관계, 교육 기회의 조건이 다르기 때문이다. 비유를 사용한 뒤에는 반드시 같지 않은 점을 한 가지 이상 덧붙인다. 쉬운 설명이 역사적 차이를 지우지 않도록 하는 장치다.</w:t>
+        <w:t>경주의 큰 고분과 사찰이 신라의 역사를 전한다면, 교촌의 향교와 고택은 후대의 도시 생활을 전한다. 왕조가 바뀐 뒤에도 경주는 사람이 살고 행정과 교육이 이루어지는 지역이었다. 신라의 수도였다는 기억 위에 고려와 조선의 제도가 이어졌고, 전쟁과 재건을 거치며 새로운 건물들이 생겼다. 경주는 신라가 끝난 뒤 시간이 멈춘 도시가 아니었다.</w:t>
       </w:r>
     </w:p>
     <w:p>
-      <w:pPr>
-        <w:pStyle w:val="Heading2"/>
-      </w:pPr>
+      <w:pPr/>
       <w:r>
-        <w:t>중건과 수리</w:t>
+        <w:t>향교 가까이에 있는 최부자댁은 가문의 생활과 재산을, 향교는 지방의 교육과 제례를 보여준다. 두 공간의 사당과 제향 건물은 같은 기능을 가진 것은 아니지만, 조상을 기리고 성현을 존숭하는 유교적 생활의 여러 층위를 전한다. 골목을 사이에 둔 건물들은 가족의 질서와 지역의 제도가 일상 속에서 얼마나 가까이 놓여 있었는지 보여준다.</w:t>
       </w:r>
     </w:p>
     <w:p>
+      <w:pPr>
+        <w:pStyle w:val="SourceNote"/>
+      </w:pPr>
       <w:r>
-        <w:t xml:space="preserve">경주향교 대성전의 설명은 1600년 중건과 이후의 보수, 2000년 수리 중 확인된 상량문 등을 건물의 역사를 파악하는 자료로 제시한다. 한 번 세워진 건물이 변하지 않고 남아 있는 모습만이 유산의 역사는 아니다. 소실과 재건, 부재의 교체, 새로운 기록의 발견도 그 건물이 거쳐 온 시간이다. </w:t>
+        <w:t xml:space="preserve">출전: </w:t>
       </w:r>
-      <w:hyperlink w:anchor="source_c_07">
+      <w:hyperlink w:anchor="source_C05">
         <w:r>
           <w:rPr>
-            <w:color w:val="6B382F"/>
+            <w:rFonts w:ascii="Noto Sans CJK KR" w:eastAsia="Noto Sans CJK KR"/>
+            <w:color w:val="41413C"/>
           </w:rPr>
-          <w:t>[C-07]</w:t>
+          <w:t>경주시, 「거닐며 배우는 관용·베풂·미덕, 교촌마을에 가다」, 『아름다운 경주이야기』 158호</w:t>
+        </w:r>
+      </w:hyperlink>
+      <w:r>
+        <w:t xml:space="preserve">; </w:t>
+      </w:r>
+      <w:hyperlink w:anchor="source_C06">
+        <w:r>
+          <w:rPr>
+            <w:rFonts w:ascii="Noto Sans CJK KR" w:eastAsia="Noto Sans CJK KR"/>
+            <w:color w:val="41413C"/>
+          </w:rPr>
+          <w:t>이범직, 「경주향교」, 『한국민족문화대백과사전』</w:t>
         </w:r>
       </w:hyperlink>
     </w:p>
     <w:p>
+      <w:pPr/>
       <w:r>
-        <w:t>이 지점에서 학생은 ‘원래 모습’이라는 말을 조금 더 구체적으로 쓸 수 있다. 처음 창건되었을 때의 모습인지, 임진왜란 이후 중건된 모습인지, 어느 시기의 수리 자료를 기준으로 한 것인지 질문하는 것이다. 건물의 어느 부분이 어느 시기의 자료에 근거하는지 알 수 없다면, 전체를 단일한 연도로 설명하는 대신 확인된 연혁만 적는다.</w:t>
+        <w:t>경주향교의 역사에는 오래된 학교의 명칭, 전쟁으로 사라진 건물, 다시 세운 대성전, 경전을 읽고 제사를 지낸 사람들이 겹쳐 있다. 문과 마당을 따라 나뉜 공간은 이들의 활동을 담기 위해 만들어졌다. 배움과 제례가 한곳에서 이루어진 향교는 조선시대 지방사회가 지식과 도덕, 신분과 공동체를 어떻게 연결했는지를 건축으로 전한다.</w:t>
       </w:r>
     </w:p>
     <w:p>
+      <w:pPr>
+        <w:pStyle w:val="Heading1"/>
+      </w:pPr>
       <w:r>
-        <w:t>수리 때 발견한 글이 건립 연혁을 밝히는 데 도움이 된다는 사실은 문자자료와 건축자료의 결합을 보여준다. 그러나 글 한 편이 건물의 모든 변화를 설명하는 것은 아닐 수 있다. 글의 작성 목적과 시점, 실제 구조의 흔적을 함께 비교해야 한다. 학생은 같은 장소의 역사도 자료의 종류가 늘어나면 질문이 바뀔 수 있음을 이해하게 된다.</w:t>
+        <w:t>07. 월지에서 나온 물건 — 궁궐의 연못과 일상</w:t>
+      </w:r>
+      <w:bookmarkStart w:id="107" w:name="c_essay_07"/>
+      <w:bookmarkEnd w:id="107"/>
+    </w:p>
+    <w:p>
+      <w:pPr>
+        <w:pStyle w:val="Heading2"/>
+      </w:pPr>
+      <w:r>
+        <w:t>674년에 조성한 연못</w:t>
       </w:r>
     </w:p>
     <w:p>
-      <w:pPr>
-        <w:pStyle w:val="Heading2"/>
-      </w:pPr>
+      <w:pPr/>
       <w:r>
-        <w:t>마을과 관람 동선</w:t>
+        <w:t>『삼국사기』에는 문무왕 때인 674년 궁 안에 연못을 파고 산을 만들어 꽃과 나무를 심고 진귀한 새와 짐승을 길렀다는 기록이 있다. 월지는 삼국 통일기의 왕궁 조성과 연결되는 연못이다. 물을 가두기만 한 공간이 아니라 주변 건물과 돌로 쌓은 호안, 섬과 식물을 함께 배치한 정원이었다. 궁궐의 경관을 만드는 데에는 물과 땅을 다루는 토목기술이 필요했다.</w:t>
       </w:r>
     </w:p>
     <w:p>
+      <w:pPr/>
       <w:r>
-        <w:t>교촌을 걸을 때 문화유산, 거주 공간, 상업시설, 관람 편의시설이 한 시야에 들어올 수 있다. 이를 모두 ‘조선시대 마을의 원형’이라고 부르지 않는다. 건물마다 기능과 조성 시기, 공개 범위가 다를 수 있기 때문이다. 현재 주민과 운영자의 공간을 존중하며 허용된 동선에서 관찰하고, 사적인 내부를 허락 없이 촬영하지 않는다.</w:t>
+        <w:t>연못을 유지하려면 물이 들어오고 나가는 경로가 있어야 한다. 수위를 조절하고 물이 머무는 곳과 흐르는 곳을 나누는 일은 경관과 관리의 문제를 동시에 해결한다. 월지에는 물을 끌어들이는 시설과 내보내는 시설, 물가를 형성하는 석축이 남아 있다. 굽이치는 호안과 섬의 배치는 어느 방향에서 보느냐에 따라 다른 장면을 만들었다. 정원의 아름다움은 이런 물리적인 시설 위에서 유지되었다.</w:t>
       </w:r>
     </w:p>
     <w:p>
+      <w:pPr>
+        <w:pStyle w:val="SourceNote"/>
+      </w:pPr>
       <w:r>
-        <w:t>학생이 관심을 가져야 할 것은 무엇이 오래되었는가만이 아니다. 어떤 부분을 역사적 기억으로 설명하고, 어떤 부분을 현재의 체험과 소비 공간으로 운영하는지도 질문할 수 있다. 그렇다고 문화유산을 활용한 상업활동을 곧바로 훼손이나 실패로 판정하지 않는다. 실제 활용 방식과 보존 조건, 이용자의 경험을 구체적으로 살핀 뒤 주장의 범위를 정한다.</w:t>
+        <w:t xml:space="preserve">출전: </w:t>
       </w:r>
-    </w:p>
-    <w:p>
-      <w:r>
-        <w:t>교촌에서 작성할 최종 기록은 ‘한 장소의 세 시간’이다. 전승과 연혁에서 확인한 과거, 현존 건물의 중건·수리 시기, 오늘 관찰한 이용 모습을 각각 적는다. 세 시간이 서로 연결되면서도 동일하지 않다는 점을 한 문장으로 설명한다. 이는 대릉원에서 고대 무덤과 현재 공원을 구별한 경험을 다른 시대의 공간에 적용하는 활동이다.</w:t>
-      </w:r>
-    </w:p>
-    <w:p>
-      <w:pPr>
-        <w:pStyle w:val="Heading2"/>
-      </w:pPr>
-      <w:r>
-        <w:t>서로 다른 연표</w:t>
-      </w:r>
-    </w:p>
-    <w:p>
-      <w:r>
-        <w:t xml:space="preserve">교촌을 정리하는 연표는 하나의 긴 선보다 세 줄로 만드는 편이 정확하다. 첫째 줄에는 국학·향교와 관련된 제도의 연혁, 둘째 줄에는 현존 건물의 소실·중건·수리, 셋째 줄에는 오늘의 공개·활용을 적는다. 어느 제도가 이곳에 있었다는 설명이 현존 부재의 제작연대를 알려주는 것은 아니기 때문에 세 줄을 처음부터 합치지 않는다. 국학이 있던 곳이라는 전승과 향교의 창건 연대가 명확하지 않다는 학술 설명도 각각의 출처와 함께 놓는다. </w:t>
-      </w:r>
-      <w:hyperlink w:anchor="source_c_06">
+      <w:hyperlink w:anchor="source_C15">
         <w:r>
           <w:rPr>
-            <w:color w:val="6B382F"/>
+            <w:rFonts w:ascii="Noto Sans CJK KR" w:eastAsia="Noto Sans CJK KR"/>
+            <w:color w:val="41413C"/>
           </w:rPr>
-          <w:t>[C-06, C-07]</w:t>
+          <w:t>한국학중앙연구원, 「경주 동궁과 월지」, 『한국민족문화대백과사전』</w:t>
         </w:r>
       </w:hyperlink>
     </w:p>
     <w:p>
+      <w:pPr>
+        <w:pStyle w:val="Heading2"/>
+      </w:pPr>
       <w:r>
-        <w:t>두 연표 사이를 잇는 화살표에는 관계의 성격을 적는다. ‘같은 장소로 전승됨’, ‘소실 뒤 중건됨’, ‘수리 과정에서 문서가 확인됨’은 서로 다른 연결이다. 단지 앞의 날짜 다음에 뒤의 날짜가 온다는 이유로 제도와 사람, 건축기술이 모두 끊김 없이 이어졌다고 결론 내리지 않는다. 연속과 변화는 연표의 모양이 아니라 자료를 통해 설명해야 한다.</w:t>
+        <w:t>왕궁의 건물과 물가의 자리</w:t>
       </w:r>
     </w:p>
     <w:p>
+      <w:pPr/>
       <w:r>
-        <w:t>학생은 이 도구를 자신의 학교 역사에도 적용해 볼 수 있다. 학교의 설립연도, 현재 교사의 준공연도, 교명 변경연도는 서로 다른 사건이다. 자신의 생활공간에서 이 차이를 이해하면 ‘오래된 배움터’라는 지역의 설명도 더 구체적으로 읽게 된다. 비교는 향교를 현대 학교와 같다고 만드는 비유가 아니라, 기관과 건물의 시간을 구분하기 위한 학습 방법이다.</w:t>
+        <w:t>월지 주변은 신라 왕궁의 여러 활동과 연결되어 있었다. 기록에는 임해전에서 잔치를 열고 손님을 맞이한 일이 등장한다. 연못을 내려다보는 건물은 생활공간이면서 공식적인 접객과 연회의 장소가 되었다. 이곳의 물건에는 식사와 음료, 조명과 가구, 건축 장식처럼 궁궐을 운영하는 여러 활동이 반영되어 있다.</w:t>
       </w:r>
     </w:p>
     <w:p>
-      <w:pPr>
-        <w:pStyle w:val="Heading3"/>
-      </w:pPr>
+      <w:pPr/>
       <w:r>
-        <w:t>활동과 기록</w:t>
+        <w:t>궁궐의 연회는 왕족과 귀족이 모이는 장면만으로 이루어지지 않는다. 음식을 준비하고 그릇을 마련하며 불을 밝히고 공간을 관리하는 일이 필요하다. 사람을 맞이하는 장소의 화려함은 이러한 일상적인 작업과 설비에 의존했다. 국립경주박물관에 모인 월지 출토품은 왕의 이름과 큰 사건 사이에 잘 드러나지 않는 궁궐의 물질적 생활을 전한다.</w:t>
       </w:r>
     </w:p>
     <w:p>
+      <w:pPr>
+        <w:pStyle w:val="SourceNote"/>
+      </w:pPr>
       <w:r>
-        <w:rPr>
-          <w:b/>
-        </w:rPr>
-        <w:t>교과 연결:</w:t>
+        <w:t xml:space="preserve">출전: </w:t>
       </w:r>
-      <w:r>
-        <w:t xml:space="preserve"> 한국사의 유교문화와 교육, 세계사의 제도와 의례, 지리의 장소성과 문화경관을 연결한다. ‘천년’이라는 수식어를 그대로 반복하기보다 지속된 요소와 바뀐 요소를 구체적으로 구별한다.</w:t>
-      </w:r>
-    </w:p>
-    <w:p>
-      <w:bookmarkStart w:id="9" w:name="c_essay_07"/>
-      <w:pPr>
-        <w:pStyle w:val="Heading1"/>
-        <w:pageBreakBefore/>
-      </w:pPr>
-      <w:r>
-        <w:t>07. 국립경주박물관의 전시</w:t>
-      </w:r>
-      <w:bookmarkEnd w:id="9"/>
-    </w:p>
-    <w:p>
-      <w:pPr>
-        <w:pStyle w:val="Heading2"/>
-      </w:pPr>
-      <w:r>
-        <w:t>출토품에서 전시품으로</w:t>
-      </w:r>
-    </w:p>
-    <w:p>
-      <w:pPr>
-        <w:spacing w:after="60"/>
-      </w:pPr>
-      <w:r>
-        <w:t xml:space="preserve">국립경주박물관에서는 발굴 현장에서 분리해 보관한 유물들을 시대와 주제에 따라 다시 만난다. 신라의 역사와 미술, 월지 출토 자료를 다루는 전시를 따라가면 물건들이 서로 다른 설명 속에 배치되어 있음을 볼 수 있다. 같은 유물도 출토 위치를 중심으로 설명할 때와 재료·양식을 중심으로 설명할 때 눈에 들어오는 특징이 달라진다. </w:t>
-      </w:r>
-      <w:hyperlink w:anchor="source_c_08">
+      <w:hyperlink w:anchor="source_C15">
         <w:r>
           <w:rPr>
-            <w:color w:val="6B382F"/>
+            <w:rFonts w:ascii="Noto Sans CJK KR" w:eastAsia="Noto Sans CJK KR"/>
+            <w:color w:val="41413C"/>
           </w:rPr>
-          <w:t>[C-08]</w:t>
+          <w:t>한국학중앙연구원, 「경주 동궁과 월지」, 『한국민족문화대백과사전』</w:t>
+        </w:r>
+      </w:hyperlink>
+      <w:r>
+        <w:t xml:space="preserve">; </w:t>
+      </w:r>
+      <w:hyperlink w:anchor="source_C16">
+        <w:r>
+          <w:rPr>
+            <w:rFonts w:ascii="Noto Sans CJK KR" w:eastAsia="Noto Sans CJK KR"/>
+            <w:color w:val="41413C"/>
+          </w:rPr>
+          <w:t>국립경주박물관, 「월지가 품은 통일신라의 궁궐 문화를 오롯이 담다」, 2025.10.16.</w:t>
         </w:r>
       </w:hyperlink>
     </w:p>
     <w:p>
       <w:pPr>
-        <w:spacing w:after="60"/>
+        <w:pStyle w:val="Heading2"/>
       </w:pPr>
       <w:r>
-        <w:t xml:space="preserve">전시 설명표에는 대개 유물의 이름과 연대, 출토지나 소장 정보가 적힌다. 본문 해설에는 그 물건이 당시 사회에서 어떤 역할을 했는지에 관한 연구가 더해진다. 한 점을 고른 뒤 이름·연대·출토지를 먼저 메모하고, 기능이나 의미를 설명한 문장을 이어 읽어 보자. 어디까지가 확인된 정보이고 어느 대목이 연구자의 해석인지 찾을 수 있다. </w:t>
+        <w:t>기와와 나무, 물속에 남은 흔적</w:t>
       </w:r>
-      <w:hyperlink w:anchor="source_c_08">
+    </w:p>
+    <w:p>
+      <w:pPr/>
+      <w:r>
+        <w:t>1970년대 월지 조사에서는 많은 유물이 나왔다. 건물의 기와와 장식, 금속과 도자기, 나무로 만든 물건 등이 함께 확인되면서 궁궐의 규모와 생활을 구체적으로 살필 수 있게 되었다. 금속과 돌처럼 오래 남기 쉬운 재료만이 아니라 나무와 같은 유기물도 보존되어 있었다. 땅속과 물속의 환경은 물건이 남는 방식에 영향을 주었고, 발굴 뒤에는 재료에 맞는 보존처리가 필요했다.</w:t>
+      </w:r>
+    </w:p>
+    <w:p>
+      <w:pPr/>
+      <w:r>
+        <w:t>기와는 지붕을 덮는 실용품이면서 건물의 외관을 꾸미는 물건이다. 많은 기와를 생산하고 운반하려면 흙을 가공하고 구워 내는 시설과 인력이 필요하다. 지붕 위에 놓인 작은 물건 하나도 건물 전체의 크기와 생산 체계를 배경으로 한다. 이름이나 연호가 적힌 기와는 건축의 시기와 관련된 단서를 남기기도 한다. 장식과 문자가 건축 부재 안에 함께 존재하는 것이다.</w:t>
+      </w:r>
+    </w:p>
+    <w:p>
+      <w:pPr>
+        <w:pStyle w:val="SourceNote"/>
+      </w:pPr>
+      <w:r>
+        <w:t xml:space="preserve">출전: </w:t>
+      </w:r>
+      <w:hyperlink w:anchor="source_C15">
         <w:r>
           <w:rPr>
-            <w:color w:val="6B382F"/>
+            <w:rFonts w:ascii="Noto Sans CJK KR" w:eastAsia="Noto Sans CJK KR"/>
+            <w:color w:val="41413C"/>
           </w:rPr>
-          <w:t>[C-08]</w:t>
+          <w:t>한국학중앙연구원, 「경주 동궁과 월지」, 『한국민족문화대백과사전』</w:t>
         </w:r>
       </w:hyperlink>
     </w:p>
     <w:p>
-      <w:pPr>
-        <w:pStyle w:val="Heading2"/>
-      </w:pPr>
+      <w:pPr/>
       <w:r>
-        <w:t>전시의 배열과 선택</w:t>
+        <w:t>나무 물건은 당시의 제작 기술과 사용 방식을 더 가까이 보여준다. 큰 목재를 가공한 배와 가구의 부재, 작은 장식은 서로 다른 크기와 정밀도를 요구한다. 나무를 자르고 다듬으며 다른 재료와 연결하는 기술은 궁궐의 생활용품을 만드는 데 널리 사용되었다. 금속이나 뼈로 만든 장식이 나무 바탕에 붙으면, 남은 장식만으로는 원래 물건의 크기와 형태가 쉽게 드러나지 않을 수 있다.</w:t>
       </w:r>
     </w:p>
     <w:p>
       <w:pPr>
-        <w:spacing w:after="60"/>
+        <w:pStyle w:val="SourceNote"/>
       </w:pPr>
       <w:r>
-        <w:t>전시실의 순서는 방문자의 이해에 영향을 준다. 앞에서 본 물건이 뒤의 물건을 비교하는 기준이 되고, 나란히 놓인 유물은 형태나 재료의 공통점을 눈에 띄게 한다. 입구의 지도와 연표, 중심 진열장, 영상의 역할을 하나씩 살피면 박물관이 어떤 질문을 앞세워 신라를 설명하는지 읽을 수 있다.</w:t>
+        <w:t xml:space="preserve">출전: </w:t>
       </w:r>
-    </w:p>
-    <w:p>
-      <w:pPr>
-        <w:spacing w:after="60"/>
-      </w:pPr>
-      <w:r>
-        <w:t>예를 들어 장식성이 강한 물건을 먼저 보면 관람자는 권력과 의례를 중심으로 신라를 이해할 수 있다. 생활도구나 생산 관련 자료에서 출발하면 일상의 기술과 노동에 관한 질문이 먼저 생길 수 있다. 이는 실제 전시가 반드시 그런 순서라는 보고가 아니라, 학생이 현장 배열을 검토할 때 사용할 분석 관점이다. 실제 동선과 전시물을 기록한 뒤 자신의 해석을 붙인다.</w:t>
-      </w:r>
-    </w:p>
-    <w:p>
-      <w:pPr>
-        <w:spacing w:after="60"/>
-      </w:pPr>
-      <w:r>
-        <w:t>전시를 읽는 활동은 ‘잘했다’와 ‘못했다’의 총평을 요구하지 않는다. 어떤 물건이 어떤 제목 아래 놓였고, 그것이 앞뒤의 자료와 어떻게 연결되는지 설명하게 한다. 학생이 ‘이 배열은 교류를 강조한다’고 주장했다면 교류와 관련된 제목·지도·유물의 출토지 같은 구체적인 근거를 제시해야 한다. 안내문 한 문장만 보고 기관 전체의 의도를 확정하지 않는다.</w:t>
-      </w:r>
-    </w:p>
-    <w:p>
-      <w:pPr>
-        <w:pStyle w:val="Heading2"/>
-      </w:pPr>
-      <w:r>
-        <w:t>설명판과 연구 근거</w:t>
-      </w:r>
-    </w:p>
-    <w:p>
-      <w:pPr>
-        <w:spacing w:after="60"/>
-      </w:pPr>
-      <w:r>
-        <w:t>설명판은 관람자의 이해를 돕기 위해 연구 내용을 짧게 정리한 글이다. 짧다는 이유로 부정확하다고 단정할 수 없지만, 모든 연구 근거와 논쟁을 담고 있는 것도 아니다. 학생은 설명문에서 직접 확인되는 사실, 연구자의 해석, 확실성을 조절하는 표현을 구분한다. ‘추정된다’나 ‘가능성이 있다’가 들어간 문장을 필기하면서 확정형으로 바꾸지 않는다.</w:t>
-      </w:r>
-    </w:p>
-    <w:p>
-      <w:pPr>
-        <w:spacing w:after="60"/>
-      </w:pPr>
-      <w:r>
-        <w:t>명칭을 읽을 때에도 현재의 분류 이름인지, 유물에 직접 새겨진 이름인지 구분한다. 연대가 범위로 제시되어 있다면 발표 편의를 위해 임의의 한 해를 선택하지 않는다. 출토지는 어디에서 발견되었는지 알려주지만 제작지와 항상 같은 것은 아니다. 소장처 또한 발견 장소와 다를 수 있다. 한 줄 설명에서 이 네 정보를 각각 표시하면 유물을 둘러싼 여러 공간을 구별하는 훈련이 된다.</w:t>
-      </w:r>
-    </w:p>
-    <w:p>
-      <w:pPr>
-        <w:spacing w:after="60"/>
-      </w:pPr>
-      <w:r>
-        <w:t>학생은 긴 설명을 복사하기보다 ‘이 물건으로 무엇을 설명할 수 있는가’라는 질문을 한 문장으로 만든다. 그리고 설명판에서 얻은 근거와 자신이 직접 본 형태적 특징을 다른 색이나 기호로 표시한다. 외관에서 알 수 없는 사실을 설명판으로 알게 되었다면 그 경로를 밝혀야 한다. 안내문에서 배운 사실을 자신의 직접 관찰이라고 적지 않는 것이 핵심이다.</w:t>
-      </w:r>
-    </w:p>
-    <w:p>
-      <w:pPr>
-        <w:pStyle w:val="Heading2"/>
-      </w:pPr>
-      <w:r>
-        <w:t>원품과 복제품</w:t>
-      </w:r>
-    </w:p>
-    <w:p>
-      <w:pPr>
-        <w:spacing w:after="60"/>
-      </w:pPr>
-      <w:r>
-        <w:t>유물이 복제품으로 제시되거나 사진·영상으로 설명될 때에는 그 사실을 그대로 기록한다. 원품을 보지 못했다고 배운 것이 없다고 생각할 필요는 없다. 복제품은 구조와 배치를 이해하기 쉽게 보여줄 수 있고, 확대 영상은 작은 흔적을 비교하도록 도울 수 있다. 다만 재질의 질감이나 훼손 상태 등 원품의 특성을 직접 본 것처럼 서술하지 않는다.</w:t>
-      </w:r>
-    </w:p>
-    <w:p>
-      <w:pPr>
-        <w:spacing w:after="60"/>
-      </w:pPr>
-      <w:r>
-        <w:t>관람일에 특정 유물이 전시되지 않는 경우를 위해 대체 과제를 준비한다. 학생은 같은 질문에 답할 수 있는 다른 공개 자료를 고르되, 질문 자체를 억지로 유지하지 않아도 된다. 예컨대 말다래 원품이 공개되지 않으면 공개된 조사 보고서의 그림과 현장 설명을 비교할 수 있고, 그 역시 자료의 종류가 다른 비교라고 명시한다. 전시물 목록을 사전에 확정된 체크리스트로 받아들이지 않는 이유다.</w:t>
-      </w:r>
-    </w:p>
-    <w:p>
-      <w:pPr>
-        <w:spacing w:after="60"/>
-      </w:pPr>
-      <w:r>
-        <w:t>박물관의 방문 의미는 유명한 유물을 몇 점 보았는지로만 판단할 수 없다. 한 점을 골라 그 명칭과 재료, 연대와 출토지, 설명의 근거와 한계를 정확히 이해했다면 깊은 관람이 가능하다. 학생의 기록에는 ‘본 것의 목록’ 외에 ‘설명을 바꾼 이유’가 남아야 한다. 오전의 발굴 맥락과 오후의 전시 해석을 연결하는 것이 C안의 중심 학습이다.</w:t>
-      </w:r>
-    </w:p>
-    <w:p>
-      <w:pPr>
-        <w:pStyle w:val="Heading2"/>
-      </w:pPr>
-      <w:r>
-        <w:t>진열장 안의 비교</w:t>
-      </w:r>
-    </w:p>
-    <w:p>
-      <w:pPr>
-        <w:spacing w:after="60"/>
-      </w:pPr>
-      <w:r>
-        <w:t>전시를 읽는 활동에서는 유물 자체의 라벨뿐 아니라 바로 옆에 놓인 두 자료와 그 위의 소제목을 함께 기록한다. 같은 말다래라도 말갖춤 옆에 두면 사용과 기마 기술을, 장식품 옆에 두면 재료와 표현을, 발굴 사진 옆에 두면 발견과 보존을 먼저 생각하게 할 수 있다. 이는 특정 박물관이 실제로 그러한 배치를 하고 있다는 진술이 아니라, 학생이 전시의 배열을 분석할 때 사용할 비교 관점이다.</w:t>
-      </w:r>
-    </w:p>
-    <w:p>
-      <w:pPr>
-        <w:spacing w:after="60"/>
-      </w:pPr>
-      <w:r>
-        <w:t>현장에서는 실제 배치를 먼저 기록한 뒤 다른 배열을 가상으로 설계한다. 새로 배치한 이유와 기존 전시에서 줄어드는 설명을 함께 적게 한다. 한 주제를 더 선명하게 만들면 다른 관계는 덜 보일 수 있다. 그래서 전시 해석은 좋은 배열과 나쁜 배열을 즉시 고르는 활동이 아니라, 선택한 주제와 자료의 관계가 관람자에게 어떻게 전달되는지를 검토하는 작업이다.</w:t>
-      </w:r>
-    </w:p>
-    <w:p>
-      <w:pPr>
-        <w:spacing w:after="60"/>
-      </w:pPr>
-      <w:r>
-        <w:t xml:space="preserve">박물관의 전시실 구분 또한 같은 방식으로 읽는다. 신라의 역사, 미술, 월지 출토품처럼 서로 다른 주제의 공간이 있다는 안내를 먼저 확인하고, 어느 공간이 자신의 질문과 연결되는지 정한다. 모든 전시실을 같은 속도로 통과하지 않아도 된다. 한 전시장에서 출토지·명칭·배열의 관계를 충분히 기록하면 오전의 발굴 맥락과 오후의 전시 해석이 구체적인 증거로 이어진다. </w:t>
-      </w:r>
-      <w:hyperlink w:anchor="source_c_08">
+      <w:hyperlink w:anchor="source_C16">
         <w:r>
           <w:rPr>
-            <w:color w:val="6B382F"/>
+            <w:rFonts w:ascii="Noto Sans CJK KR" w:eastAsia="Noto Sans CJK KR"/>
+            <w:color w:val="41413C"/>
           </w:rPr>
-          <w:t>[C-08]</w:t>
+          <w:t>국립경주박물관, 「월지가 품은 통일신라의 궁궐 문화를 오롯이 담다」, 2025.10.16.</w:t>
         </w:r>
       </w:hyperlink>
     </w:p>
     <w:p>
       <w:pPr>
-        <w:pStyle w:val="Heading3"/>
+        <w:pStyle w:val="Heading2"/>
       </w:pPr>
       <w:r>
-        <w:t>활동과 기록</w:t>
+        <w:t>촛불을 돌보던 가위와 불상</w:t>
       </w:r>
     </w:p>
     <w:p>
-      <w:pPr>
-        <w:spacing w:after="60"/>
-      </w:pPr>
+      <w:pPr/>
       <w:r>
-        <w:rPr>
-          <w:b/>
-        </w:rPr>
-        <w:t>교과 연결:</w:t>
-      </w:r>
-      <w:r>
-        <w:t xml:space="preserve"> 한국사의 문화사, 국어의 매체와 설명문, 미술의 전시와 관람을 연결한다. 역사자료를 소비하는 관람자에서 전시의 근거를 검토하는 독자로 시선을 옮긴다.</w:t>
+        <w:t>월지 출토품 가운데 초심지 가위는 촛불의 심지를 다듬는 데 사용하는 도구다. 촛불이 안정적으로 타도록 관리하는 일에는 작은 기구가 필요했다. 궁궐의 밤을 밝히는 빛은 기름과 초를 마련하고 불꽃을 돌보는 반복적인 작업을 통해 유지되었다. 가위의 형태와 장식에는 실용적인 쓰임과 고급 공예가 결합되어 있다.</w:t>
       </w:r>
     </w:p>
     <w:p>
-      <w:bookmarkStart w:id="10" w:name="c_essay_08"/>
-      <w:pPr>
-        <w:pStyle w:val="Heading1"/>
-        <w:pageBreakBefore/>
-      </w:pPr>
+      <w:pPr/>
       <w:r>
-        <w:t>08. 신라의 유리와 교류</w:t>
-      </w:r>
-      <w:bookmarkEnd w:id="10"/>
-    </w:p>
-    <w:p>
-      <w:pPr>
-        <w:pStyle w:val="Heading2"/>
-      </w:pPr>
-      <w:r>
-        <w:t>유리 자료와 교류 연구</w:t>
+        <w:t>판불은 얇은 금속판에 불상을 표현한 물건이다. 월지에서 나온 불교 관련 유물은 궁궐의 생활과 불교 신앙이 가까이 있었음을 보여준다. 생활용품과 건축재, 불교 공예품이 함께 나온다는 것은 이 공간을 연회를 위한 정원이라는 한 가지 기능으로만 좁히기 어렵다는 뜻이다. 궁궐에는 의례와 신앙, 업무와 휴식이 여러 방식으로 겹쳐 있었다.</w:t>
       </w:r>
     </w:p>
     <w:p>
+      <w:pPr>
+        <w:pStyle w:val="SourceNote"/>
+      </w:pPr>
       <w:r>
-        <w:t xml:space="preserve">신라 고분에서 나온 유리그릇과 구슬은 재료와 제작 기법, 지역 간 교류를 연구하는 자료다. 국립경주박물관은 2019년 고대 유리를 주제로 국제학술심포지엄을 열어 분석과 제작·유통에 관한 논의를 소개했다. 외래적인 형태를 발견하는 데서 더 나아가 어떤 분석이 제작지와 이동 경로에 관한 설명을 뒷받침하는지 살펴볼 수 있다. </w:t>
+        <w:t xml:space="preserve">출전: </w:t>
       </w:r>
-      <w:hyperlink w:anchor="source_c_09">
+      <w:hyperlink w:anchor="source_C16">
         <w:r>
           <w:rPr>
-            <w:color w:val="6B382F"/>
+            <w:rFonts w:ascii="Noto Sans CJK KR" w:eastAsia="Noto Sans CJK KR"/>
+            <w:color w:val="41413C"/>
           </w:rPr>
-          <w:t>[C-09]</w:t>
+          <w:t>국립경주박물관, 「월지가 품은 통일신라의 궁궐 문화를 오롯이 담다」, 2025.10.16.</w:t>
         </w:r>
       </w:hyperlink>
     </w:p>
     <w:p>
+      <w:pPr/>
       <w:r>
-        <w:t>유리의 이동을 설명할 때는 원료를 마련한 곳, 그릇을 만든 곳, 장식을 더한 곳, 마지막에 묻힌 곳을 나누어 생각한다. 이 장소들이 모두 같을 수도, 여러 지역에 걸칠 수도 있다. 형태의 비교와 재료 분석은 각각 다른 단서를 제공한다. 경주에서 출토되었다는 정보는 그 이동의 마지막 한 지점을 알려 준다.</w:t>
+        <w:t>물건의 크기와 재료가 달라도 궁궐이라는 생활공간 안에서는 서로 연결되었다. 지붕의 기와는 실내를 비바람에서 보호했고, 가구는 그 안의 생활을 조직했다. 그릇에는 음식과 음료가 담겼고, 불을 밝히는 기구는 밤의 활동을 가능하게 했다. 불상과 의례용품은 신앙과 기원의 자리를 만들었다. 월지 출토품은 유명한 유물 몇 점보다 이러한 연결 속에서 더 구체적인 궁궐의 모습을 전한다.</w:t>
       </w:r>
     </w:p>
     <w:p>
@@ -1714,1018 +2092,131 @@
         <w:pStyle w:val="Heading2"/>
       </w:pPr>
       <w:r>
-        <w:t>형태 비교와 재료 분석</w:t>
+        <w:t>연못에서 박물관으로</w:t>
       </w:r>
     </w:p>
     <w:p>
+      <w:pPr/>
       <w:r>
-        <w:t>제작지로 추정되는 지역과 출토지를 지도에서 이으면 두 지점의 거리는 보인다. 그러나 그 선이 곧 실제 이동 경로는 아니다. 물건은 중간 지역을 여러 차례 거쳤을 수 있고, 서로 다른 시기에 거래되었을 수 있다. 직접 교역과 간접 유통 가운데 어느 설명이 맞는지 알려면 중간 지역의 출토품과 문헌을 함께 검토해야 한다.</w:t>
+        <w:t>국립경주박물관은 2025년 월지관을 개편하면서 그동안 공개하지 않았던 소장품과 최근 조사에서 나온 자료를 함께 소개했다. 전시에는 초심지 가위와 판불, 나무배와 여러 건축·생활 자료가 포함되었다. 오래전에 나온 유물과 뒤에 발견한 자료가 같은 공간에서 만나면서 월지를 설명하는 내용도 넓어졌다. 건축과 물건을 함께 살피는 전시는 왕궁의 공간을 생활의 크기로 다시 연결한다.</w:t>
       </w:r>
     </w:p>
     <w:p>
+      <w:pPr>
+        <w:pStyle w:val="SourceNote"/>
+      </w:pPr>
       <w:r>
-        <w:t xml:space="preserve">박물관의 연구 소개에서 유리용기와 유리구슬의 재질 분류가 다르게 나타나는 사례는 ‘유리’라는 하나의 이름 아래 여러 물질적 특성이 존재할 수 있음을 보여준다. 학생에게 모든 화학 성분의 수치를 외우게 할 필요는 없다. 같은 이름으로 묶인 물건에도 차이가 있으며, 그 차이가 제작과 교류에 관한 질문을 바꿀 수 있다는 점을 이해하면 된다. </w:t>
+        <w:t xml:space="preserve">출전: </w:t>
       </w:r>
-      <w:hyperlink w:anchor="source_c_09">
+      <w:hyperlink w:anchor="source_C16">
         <w:r>
           <w:rPr>
-            <w:color w:val="6B382F"/>
+            <w:rFonts w:ascii="Noto Sans CJK KR" w:eastAsia="Noto Sans CJK KR"/>
+            <w:color w:val="41413C"/>
           </w:rPr>
-          <w:t>[C-09]</w:t>
+          <w:t>국립경주박물관, 「월지가 품은 통일신라의 궁궐 문화를 오롯이 담다」, 2025.10.16.</w:t>
         </w:r>
       </w:hyperlink>
     </w:p>
     <w:p>
+      <w:pPr/>
       <w:r>
-        <w:t>분석 결과는 연구자가 어떤 표본과 방법을 사용했는지와 함께 읽어야 한다. 하나의 유물에서 얻은 결과를 신라의 모든 유리제품에 적용하지 않는다. 자료집에서 소개한 연구 역시 해당 발표가 다룬 자료에 관한 것이며, 이후 연구 전체의 합의를 단정하는 문장으로 바꾸지 않는다. 학생은 출전의 연도와 대상 유물을 함께 표시한다.</w:t>
+        <w:t>월지는 멀리서 바라보는 연못의 풍경인 동시에 오랫동안 물건이 쌓인 장소다. 물가에 서 있던 건물은 사라져도 지붕의 기와와 장식, 사람들이 사용한 작은 도구가 남았다. 그 물건들은 궁궐을 짓고 꾸미고 운영하던 일을 전한다. 왕의 연혁만으로는 충분히 드러나지 않는 신라의 일상이 연못의 바닥과 박물관의 유물 사이에서 이어진다.</w:t>
       </w:r>
     </w:p>
     <w:p>
       <w:pPr>
+        <w:pStyle w:val="Heading1"/>
+      </w:pPr>
+      <w:r>
+        <w:t>08. 신라의 유리 — 먼 지역의 기술이 왕경에 닿기까지</w:t>
+      </w:r>
+      <w:bookmarkStart w:id="108" w:name="c_essay_08"/>
+      <w:bookmarkEnd w:id="108"/>
+    </w:p>
+    <w:p>
+      <w:pPr>
         <w:pStyle w:val="Heading2"/>
       </w:pPr>
       <w:r>
-        <w:t>물건의 이동 경로</w:t>
+        <w:t>무덤에서 나온 투명한 그릇</w:t>
       </w:r>
     </w:p>
     <w:p>
+      <w:pPr/>
       <w:r>
-        <w:t>외부와 관련된 물건이 발견되면 무덤 주인이 외국인이었다고 곧바로 주장하기 쉽다. 그러나 물건은 교환과 증여, 재유통 등 다양한 관계를 통해 이동할 수 있다. 어떤 경로가 이 유물에 실제로 적용되었는지는 별도의 근거가 필요하다. 물건의 제작지에 대한 가설만으로 사용자의 민족적 정체성이나 언어를 확정할 수 없다.</w:t>
+        <w:t>신라의 큰 무덤에서는 금속과 토기뿐 아니라 유리그릇과 유리구슬도 출토된다. 투명하거나 빛을 통과시키는 유리는 금속과 다른 시각적 효과를 가진 재료다. 그릇의 색과 두께, 몸통의 형태, 표면의 장식은 제작 기술과 용도에 따라 달라진다. 신라 고분의 유리는 왕경에서 소비한 물건의 범위가 한반도 안의 생산에만 한정되지 않았음을 보여주는 중요한 자료다.</w:t>
       </w:r>
     </w:p>
     <w:p>
+      <w:pPr/>
       <w:r>
-        <w:t>이 점은 B안에서 해안 용기의 표면 문자를 보고 투기자의 국적을 판단하지 않는 원칙과 연결된다. 자료가 보여주는 정보와 행위자의 정체성은 같은 것이 아니다. 고대 교류를 설명하는 지도나 전시에서 인물과 이동 경로가 구체적으로 제시되면, 그 설명이 문자자료에 근거하는지 유물 비교에 근거하는지 확인한다. 흥미로운 이야기일수록 근거의 경로를 더 자세히 살피는 것이 필요하다.</w:t>
+        <w:t>국립경주박물관은 2019년 ‘고대 유리의 세계’ 학술심포지엄에서 신라 능묘 출토 유리의 원산지와 가공, 교역망을 다뤘다. 유리용기와 유리구슬은 같은 재료를 사용하더라도 제작 방식과 유통 경로가 다를 수 있다. 서아시아와 지중해, 동남아시아와 동아시아의 자료를 함께 비교하는 이유다. 한 무덤에서 발견된 유리들이 모두 같은 곳에서 한꺼번에 온 물건인 것은 아니다.</w:t>
       </w:r>
     </w:p>
     <w:p>
+      <w:pPr>
+        <w:pStyle w:val="SourceNote"/>
+      </w:pPr>
       <w:r>
-        <w:t>학생의 보고서는 교류가 있었는지 없었는지를 단순히 판정하는 데 머물지 않는다. 무엇을 통해 어떤 종류의 연결을 검토할 수 있는지 설명한다. 재료와 형태의 비교가 제시하는 연결, 출토 맥락이 제시하는 사용의 정보, 문헌이 제시하는 교류 기록은 서로 보완할 수 있지만 동일한 증거는 아니다. 세 자료가 모두 없을 때는 확보한 자료의 범위에서만 결론을 낸다.</w:t>
+        <w:t xml:space="preserve">출전: </w:t>
       </w:r>
-    </w:p>
-    <w:p>
-      <w:pPr>
-        <w:pStyle w:val="Heading2"/>
-      </w:pPr>
-      <w:r>
-        <w:t>부장품으로서의 외래 물건</w:t>
-      </w:r>
-    </w:p>
-    <w:p>
-      <w:r>
-        <w:t>어떤 물건이 멀리서 왔을 가능성이 있다고 해도, 그것이 무덤에 들어간 의미는 또 다른 문제다. 희소성이나 장식성, 의례적 선택, 소유 관계 등을 검토할 수 있지만 출토된 한 점만으로 의미를 하나로 고정하지 않는다. 같은 종류의 물건이 다른 무덤이나 생활공간에서도 발견되는지, 배치와 함께 놓인 물건이 어떠한지 비교할 자료가 필요하다.</w:t>
-      </w:r>
-    </w:p>
-    <w:p>
-      <w:r>
-        <w:t>이렇게 읽으면 ‘신라는 국제적인 나라였다’ 같은 큰 문장을 외우는 대신 그 문장을 뒷받침하는 증거가 어떤 종류인지 이해하게 된다. 큰 범위의 설명이 필요할 때도 개별 자료가 제공하는 정보와 여러 사례를 종합한 해석을 구별한다. 학생은 한 물건에서 시작하되 자신이 확인한 범위를 넘어선 부분에는 출전과 유보 표현을 붙인다.</w:t>
-      </w:r>
-    </w:p>
-    <w:p>
-      <w:r>
-        <w:t>최종 과제는 유물의 네 주소를 적는 것이다. 제작지, 사용지, 발견지, 현재 소장처를 나누고 각각 확실·추정·미확인 중 하나로 표시한다. 네 칸이 모두 채워지지 않아도 된다. 오히려 무엇을 더 조사해야 하는지가 분명해진다면 물건 한 점으로 충분히 깊은 탐구 질문을 만들 수 있다. 관람일에 해당 유리제품이 공개되지 않으면 공식 연구자료를 활용한 사후 읽기로 수행한다.</w:t>
-      </w:r>
-    </w:p>
-    <w:p>
-      <w:pPr>
-        <w:pStyle w:val="Heading2"/>
-      </w:pPr>
-      <w:r>
-        <w:t>원료·제작·가공의 장소</w:t>
-      </w:r>
-    </w:p>
-    <w:p>
-      <w:r>
-        <w:t xml:space="preserve">2019년 심포지엄 소개에는 지중해에서 만들어진 유리용기에 사산조 페르시아에서 커트 장식을 더했을 가능성을 검토한 연구가 소개된다. 황남대총 북분의 커트 장식 유리용기도 그러한 공정을 거쳐 신라로 들어왔을 것으로 추정한다는 설명이다. 이는 연구자가 제시한 특정 유물의 생산·후가공 가설이지 신라 유리 전체의 이동 경로를 확정한 결론은 아니다. </w:t>
-      </w:r>
-      <w:hyperlink w:anchor="source_c_09">
+      <w:hyperlink w:anchor="source_C09">
         <w:r>
           <w:rPr>
-            <w:color w:val="6B382F"/>
+            <w:rFonts w:ascii="Noto Sans CJK KR" w:eastAsia="Noto Sans CJK KR"/>
+            <w:color w:val="41413C"/>
           </w:rPr>
-          <w:t>[C-09]</w:t>
+          <w:t>국립경주박물관, 국제학술심포지엄 「고대 유리의 세계」 관련 보도자료, 2019.</w:t>
         </w:r>
       </w:hyperlink>
     </w:p>
     <w:p>
+      <w:pPr>
+        <w:pStyle w:val="Heading2"/>
+      </w:pPr>
       <w:r>
-        <w:t>이 사례를 사용하면 ‘어디에서 만들었는가’라는 질문 자체를 더 세분할 수 있다. 원료를 얻은 곳, 유리 덩어리나 용기를 만든 곳, 표면을 가공한 곳, 사용한 곳, 무덤에 묻힌 곳이 하나의 장소일 필요는 없다. 물건에 남은 성분과 형태, 표면 장식이 각각 어느 단계에 관한 정보를 주는지 구분하면 서로 다른 분석 결과가 왜 함께 필요한지 이해할 수 있다.</w:t>
+        <w:t>봉수형 유리병의 형태</w:t>
       </w:r>
     </w:p>
     <w:p>
+      <w:pPr/>
       <w:r>
-        <w:t>학생은 이동 경로를 실선 한 줄로 그리는 대신 과정별 칸을 만든다. 각 칸에는 연구가 사용한 근거를 적고 칸 사이의 연결은 확실성에 따라 달리 표시한다. 이렇게 작성한 도식에는 빈칸이 남을 수 있지만, 그 빈칸은 교류가 없었다는 뜻이 아니라 아직 확인하지 못한 경로를 뜻한다. 세계사의 교역망을 한 개의 유명한 길 이름으로 끝내지 않고, 여러 단계의 생산과 교환이 결합된 관계로 읽는 연습이다.</w:t>
+        <w:t>황남대총 남분에서 나온 봉수형 유리병은 이 교류를 보여주는 대표적인 물건이다. 길게 뻗은 목과 달걀형 몸통, 액체를 따르기 편하도록 오므린 입이 특징이다. 입 부분이 봉황의 부리를 닮았다고 하여 봉수형이라는 이름이 붙었다. 연녹색 몸통과 청색 손잡이, 목 주변에 두른 유리띠는 형태와 색을 함께 사용하는 장식이다.</w:t>
       </w:r>
     </w:p>
     <w:p>
-      <w:pPr>
-        <w:pStyle w:val="Heading3"/>
-      </w:pPr>
+      <w:pPr/>
       <w:r>
-        <w:t>활동과 기록</w:t>
+        <w:t>국립중앙박물관과 관련 연구는 이 병의 형식을 동부 지중해 지역의 유리 공예와 연결한다. 유리의 모양만 닮았다는 데서 그치는 것이 아니라 제작 방식과 동시대 다른 지역의 출토품을 함께 살핀 결과다. 다만 제작 지역을 추정하는 일과 그릇이 실제로 지나온 모든 경로를 알아내는 일은 다르다. 병은 여러 지역의 거래와 사람의 이동을 거쳐 신라에 도착했을 수 있다.</w:t>
       </w:r>
     </w:p>
     <w:p>
+      <w:pPr>
+        <w:pStyle w:val="SourceNote"/>
+      </w:pPr>
       <w:r>
-        <w:rPr>
-          <w:b/>
-        </w:rPr>
-        <w:t>교과 연결:</w:t>
+        <w:t xml:space="preserve">출전: </w:t>
       </w:r>
-      <w:r>
-        <w:t xml:space="preserve"> 세계사의 교류와 교역망, 한국사의 고대 문화, 과학의 재료 분석을 연결한다. 물건이 움직인 사실과 사람이 이동한 사실을 같은 것으로 취급하지 않는다.</w:t>
-      </w:r>
-    </w:p>
-    <w:p>
-      <w:bookmarkStart w:id="11" w:name="c_essay_09"/>
-      <w:pPr>
-        <w:pStyle w:val="Heading1"/>
-        <w:pageBreakBefore/>
-      </w:pPr>
-      <w:r>
-        <w:t>09. 한 점을 설명하는 글</w:t>
-      </w:r>
-      <w:bookmarkEnd w:id="11"/>
-    </w:p>
-    <w:p>
-      <w:pPr>
-        <w:pStyle w:val="Heading2"/>
-      </w:pPr>
-      <w:r>
-        <w:t>대상 한 점을 고르는 기준</w:t>
-      </w:r>
-    </w:p>
-    <w:p>
-      <w:pPr>
-        <w:spacing w:after="0"/>
-      </w:pPr>
-      <w:r>
-        <w:t>마지막 활동은 유물 한 점의 설명문을 쓰는 일이다. 천마총의 말다래, 교촌에서 본 건축 요소, 박물관 전시품 가운데 실제로 관찰한 대상을 고른다. 이름과 출전을 먼저 적고, 보는 사람이 무엇을 이해하면 좋을지 정한다. 여러 장소를 한꺼번에 소개하는 대신 한 대상의 특징과 근거를 정확하게 전달하는 과제다.</w:t>
-      </w:r>
-    </w:p>
-    <w:p>
-      <w:pPr>
-        <w:spacing w:after="0"/>
-      </w:pPr>
-      <w:r>
-        <w:t>전시 설명은 낯선 독자에게 필요한 정보를 고르는 글이다. 글을 읽는 사람은 현장에 없었을 수 있으므로 물건의 이름과 쓰임, 눈여겨볼 특징을 구체적으로 적는다. 수업에서 붙인 ‘1점 큐레이터’라는 이름은 이 짧은 해설 활동을 뜻한다.</w:t>
-      </w:r>
-    </w:p>
-    <w:p>
-      <w:pPr>
-        <w:pStyle w:val="Heading2"/>
-      </w:pPr>
-      <w:r>
-        <w:t>80자 설명과 출전 메모</w:t>
-      </w:r>
-    </w:p>
-    <w:p>
-      <w:pPr>
-        <w:spacing w:after="0"/>
-      </w:pPr>
-      <w:r>
-        <w:t>기존 코스의 80자 라벨 활동은 유지하되 짧은 문장만 제출하게 하지 않는다. 라벨은 물건의 기능이나 맥락을 독자에게 전달하는 공개용 글이고, 그 뒤의 근거 메모는 어떤 자료를 사용했는지 검토하기 위한 기록이다. 라벨에 모든 출전을 넣기 어렵다면 번호를 붙이고 별도의 메모에서 출처·자료 종류·확실성 수준을 설명한다.</w:t>
-      </w:r>
-    </w:p>
-    <w:p>
-      <w:pPr>
-        <w:spacing w:after="0"/>
-      </w:pPr>
-      <w:r>
-        <w:t>라벨의 핵심 문장은 ‘이 유물은 무엇이다’와 ‘이 유물이 무엇을 생각하게 한다’로 나눌 수 있다. 첫 문장은 사실 확인이 중심이며, 두 번째는 자료에 근거한 해석이 중심이다. 두 문장을 결합하더라도 독자가 무엇이 확인된 정보인지 알 수 있어야 한다. 학생은 자신이 관찰한 특징을 설명문에서 얻은 사실과 구별하고, 추정으로 제시된 내용을 확정형으로 바꾸지 않는다.</w:t>
-      </w:r>
-    </w:p>
-    <w:p>
-      <w:pPr>
-        <w:spacing w:after="0"/>
-      </w:pPr>
-      <w:r>
-        <w:t>글자 수는 사고를 압축하는 장치이지 모든 학생에게 동일한 표현을 강요하기 위한 기준이 아니다. 수업에서는 80자 안팎을 기준으로 조정할 수 있다. 중요한 것은 출토지와 제작지를 뒤섞지 않고, 물건의 이름을 무덤 주인의 실명처럼 쓰지 않으며, 시기와 자료의 종류를 정확하게 유지하는 것이다. 짧은 문장이 길고 복잡한 연구를 왜곡하지 않도록 검토한다.</w:t>
-      </w:r>
-    </w:p>
-    <w:p>
-      <w:pPr>
-        <w:pStyle w:val="Heading2"/>
-      </w:pPr>
-      <w:r>
-        <w:t>독자를 정해 설명하기</w:t>
-      </w:r>
-    </w:p>
-    <w:p>
-      <w:pPr>
-        <w:spacing w:after="0"/>
-      </w:pPr>
-      <w:r>
-        <w:t>같은 물건을 친구에게 설명하는 문장과 처음 보는 방문객에게 설명하는 문장을 각각 써 볼 수 있다. 친구에게는 수업에서 다룬 용어를 쓸 수 있지만, 방문객에게는 그 용어의 뜻부터 풀어야 할 수 있다. 독자가 바뀌어도 연대와 출토지, 자료가 확인해 주는 사실은 달라지지 않는다.</w:t>
-      </w:r>
-    </w:p>
-    <w:p>
-      <w:pPr>
-        <w:spacing w:after="0"/>
-      </w:pPr>
-      <w:r>
-        <w:t>그다음 두 학생이 서로의 라벨을 읽고 질문을 남긴다. “왜 그렇게 생각했는가”, “그것을 직접 보았는가”, “설명판에도 추정이라고 적혀 있었는가”처럼 근거를 확인하는 질문이 적합하다. 글의 멋이나 감동만 평가하지 않는다. 반론을 받은 학생은 어떤 문장을 유지하고 어떤 문장을 바꾸었는지, 그 이유를 수정 기록에 적는다.</w:t>
-      </w:r>
-    </w:p>
-    <w:p>
-      <w:pPr>
-        <w:spacing w:after="0"/>
-      </w:pPr>
-      <w:r>
-        <w:t>수정 전후를 함께 보관하면 교사는 학생이 자료의 범위를 이해하며 설명을 조정했는지 확인할 수 있다. 처음의 문장에 오류가 있었다는 사실만으로 학습을 낮게 평가할 필요는 없다. 중요한 것은 자료와 피드백을 받아 오류를 구체적으로 고쳤는지다. 반대로 처음부터 잘 다듬어진 문장을 제출했더라도 실제 근거를 설명하지 못하면 탐구 과정이 확인되었다고 볼 수 없다.</w:t>
-      </w:r>
-    </w:p>
-    <w:p>
-      <w:pPr>
-        <w:pStyle w:val="Heading2"/>
-      </w:pPr>
-      <w:r>
-        <w:t>관찰·촬영·공유의 범위</w:t>
-      </w:r>
-    </w:p>
-    <w:p>
-      <w:pPr>
-        <w:spacing w:after="0"/>
-      </w:pPr>
-      <w:r>
-        <w:t>장례 유물을 설명할 때 피장자를 신비롭거나 자극적인 이야기의 주인공으로만 다루지 않는다. 사람의 죽음과 관련된 자료라는 점을 고려하고, 실명이나 성별·나이·신분에 관한 불확실성을 숨기지 않는다. 전시된 자료가 인골인지 모형인지, 그림인지 재현품인지 표시되어 있다면 그대로 기록한다. 사진 공개 여부와 관람 규칙을 준수한다.</w:t>
-      </w:r>
-    </w:p>
-    <w:p>
-      <w:pPr>
-        <w:spacing w:after="0"/>
-      </w:pPr>
-      <w:r>
-        <w:t>현대의 방문객과 지역 주민도 같은 존중의 대상이다. 답사 사진에는 탐구에 불필요한 얼굴이나 사적인 생활공간이 들어갈 수 있다. 결과물을 학교신문이나 온라인에 공개할 때에는 촬영·이용 허용 범위를 확인하고 개인을 식별할 필요가 없는 정보는 제외한다. 문화유산을 공부한다는 이유가 타인의 생활을 무제한으로 기록할 권리를 주는 것은 아니다.</w:t>
-      </w:r>
-    </w:p>
-    <w:p>
-      <w:pPr>
-        <w:spacing w:after="0"/>
-      </w:pPr>
-      <w:r>
-        <w:t>설명문 예시는 글의 구조를 참고하는 데만 사용한다. 관찰하지 않은 유물이나 읽지 않은 자료는 자신의 활동으로 적지 않는다. 당일 전시나 관람 범위가 달라지면 실제로 본 대상으로 바꾼다. 메모에는 선택한 대상과 사용한 자료를 남겨 글의 근거를 확인할 수 있게 한다.</w:t>
-      </w:r>
-    </w:p>
-    <w:p>
-      <w:pPr>
-        <w:pStyle w:val="Heading2"/>
-      </w:pPr>
-      <w:r>
-        <w:t>처음의 질문과 달라진 생각</w:t>
-      </w:r>
-    </w:p>
-    <w:p>
-      <w:pPr>
-        <w:spacing w:after="0"/>
-      </w:pPr>
-      <w:r>
-        <w:t>대릉원에서는 과거의 구조와 현재의 관람 공간을, 쪽샘에서는 조사와 재현을, 교촌에서는 건물·전승·규범을, 박물관에서는 유물과 설명을 구분했다. 이 네 번의 구분은 모두 ‘과거는 어떤 근거를 통해 오늘의 설명이 되는가’라는 질문으로 이어진다. 학생의 마지막 한 문장은 방문지의 나열이 아니라 이 질문에 대한 잠정적인 답이어야 한다.</w:t>
-      </w:r>
-    </w:p>
-    <w:p>
-      <w:pPr>
-        <w:spacing w:after="0"/>
-      </w:pPr>
-      <w:r>
-        <w:t>처음의 질문과 답사 뒤 남은 질문을 비교해 보자. ‘이 물건은 무엇일까’에서 시작해 재료와 용도를 알게 되었다면, 아직 모르는 제작지나 사용 방법을 다음 질문으로 적을 수 있다. 생각이 바뀐 이유는 사진의 어느 부분이나 자료의 어느 설명 때문이었는지 구체적으로 제시한다.</w:t>
-      </w:r>
-    </w:p>
-    <w:p>
-      <w:pPr>
-        <w:pStyle w:val="Heading2"/>
-      </w:pPr>
-      <w:r>
-        <w:t>문장을 고치고 근거 확인하기</w:t>
-      </w:r>
-    </w:p>
-    <w:p>
-      <w:pPr>
-        <w:spacing w:after="0"/>
-      </w:pPr>
-      <w:r>
-        <w:t>최종 글을 완성한 학생에게 마지막으로 할 일은 문장마다 그 문장을 지지하는 자료를 연결하는 것이다. 라벨에는 짧게 ‘천마총 출토 말다래’라고 적더라도 근거 메모에는 출토지와 기능을 어느 자료에서 확인했는지 남긴다. ‘제작자의 의도’나 ‘피장자의 신분’처럼 한 단계 더 나아간 표현에는 추정임을 표시했는지 점검한다. 근거가 없는 문장은 완곡하게 바꾸는 것만으로 해결되지 않으며 삭제하거나 질문으로 돌려야 한다.</w:t>
-      </w:r>
-    </w:p>
-    <w:p>
-      <w:pPr>
-        <w:spacing w:after="0"/>
-      </w:pPr>
-      <w:r>
-        <w:t>반대로 자료에서 글로 돌아오는 검토도 필요하다. 처음에 중요한 줄 알고 수집했지만 최종 주장과 관계없는 사진은 부록으로 돌릴 수 있다. 관련 없는 자료를 많이 붙이면 글이 학술적으로 보일 수는 있어도 주장의 타당성이 커지는 것은 아니다. 학생은 핵심 증거 두세 개를 선택한 이유와 제외한 자료의 이유를 짧게 적는다. 이 메모는 주제 선정과 자료 평가의 실제 과정을 보여준다.</w:t>
-      </w:r>
-    </w:p>
-    <w:p>
-      <w:pPr>
-        <w:spacing w:after="0"/>
-      </w:pPr>
-      <w:r>
-        <w:t>마지막 교정은 모둠원이 서로의 글을 읽고 ‘이 문장만 읽으면 사실로 오해할 부분’을 표시하는 방식으로 한다. 수정자는 지적을 무조건 받아들이지 않고 원자료를 다시 보아 결정한다. 제출물에 최초 문장과 수정 문장, 바꾼 이유를 함께 남기면 생각의 변화가 추상적인 소감 대신 확인 가능한 흔적이 된다. 이 과정이 80자의 최종 라벨보다 길어도 괜찮다. 짧은 결과물이 긴 연구와 검토를 압축한 것임을 보여주는 것이 이 활동의 목적이다.</w:t>
-      </w:r>
-    </w:p>
-    <w:p>
-      <w:pPr>
-        <w:pStyle w:val="Heading3"/>
-      </w:pPr>
-      <w:r>
-        <w:t>활동과 기록</w:t>
-      </w:r>
-    </w:p>
-    <w:p>
-      <w:pPr>
-        <w:spacing w:after="0"/>
-      </w:pPr>
-      <w:r>
-        <w:rPr>
-          <w:b/>
-        </w:rPr>
-        <w:t>통합 과제:</w:t>
-      </w:r>
-      <w:r>
-        <w:t xml:space="preserve"> 선택한 한 점의 라벨, 300~500자의 근거 메모, 수정 전후 문장 한 쌍, 추가 질문 한 가지를 제출한다. 최소 한 가지 사실과 한 가지 해석을 구분하고, 확실하지 않은 사항은 그대로 표시한다.</w:t>
-      </w:r>
-    </w:p>
-    <w:p>
-      <w:bookmarkStart w:id="12" w:name="c_ops"/>
-      <w:pPr>
-        <w:pStyle w:val="Heading1"/>
-        <w:pageBreakBefore/>
-      </w:pPr>
-      <w:r>
-        <w:t>부록 · 일정과 관람</w:t>
-      </w:r>
-      <w:bookmarkEnd w:id="12"/>
-    </w:p>
-    <w:p>
-      <w:pPr>
-        <w:pStyle w:val="Heading2"/>
-      </w:pPr>
-      <w:r>
-        <w:t>예정 시간표</w:t>
-      </w:r>
-    </w:p>
-    <w:tbl>
-      <w:tblPr>
-        <w:tblStyle w:val="TableGrid"/>
-        <w:tblW w:type="auto" w:w="0"/>
-        <w:tblLayout w:type="fixed"/>
-        <w:tblLook w:firstColumn="1" w:firstRow="1" w:lastColumn="0" w:lastRow="0" w:noHBand="0" w:noVBand="1" w:val="04A0"/>
-      </w:tblPr>
-      <w:tblGrid>
-        <w:gridCol w:w="3264"/>
-        <w:gridCol w:w="3264"/>
-        <w:gridCol w:w="3264"/>
-      </w:tblGrid>
-      <w:tr>
-        <w:trPr>
-          <w:cantSplit/>
-          <w:tblHeader/>
-        </w:trPr>
-        <w:tc>
-          <w:tcPr>
-            <w:tcW w:type="dxa" w:w="3264"/>
-            <w:shd w:fill="EFEFEA"/>
-          </w:tcPr>
-          <w:p>
-            <w:pPr>
-              <w:spacing w:line="324" w:lineRule="auto" w:after="60" w:before="60"/>
-            </w:pPr>
-            <w:r>
-              <w:rPr>
-                <w:b/>
-                <w:sz w:val="18"/>
-              </w:rPr>
-              <w:t>시간</w:t>
-            </w:r>
-          </w:p>
-        </w:tc>
-        <w:tc>
-          <w:tcPr>
-            <w:tcW w:type="dxa" w:w="3264"/>
-            <w:shd w:fill="EFEFEA"/>
-          </w:tcPr>
-          <w:p>
-            <w:pPr>
-              <w:spacing w:line="324" w:lineRule="auto" w:after="60" w:before="60"/>
-            </w:pPr>
-            <w:r>
-              <w:rPr>
-                <w:b/>
-                <w:sz w:val="18"/>
-              </w:rPr>
-              <w:t>장소·활동</w:t>
-            </w:r>
-          </w:p>
-        </w:tc>
-        <w:tc>
-          <w:tcPr>
-            <w:tcW w:type="dxa" w:w="3264"/>
-            <w:shd w:fill="EFEFEA"/>
-          </w:tcPr>
-          <w:p>
-            <w:pPr>
-              <w:spacing w:line="324" w:lineRule="auto" w:after="60" w:before="60"/>
-            </w:pPr>
-            <w:r>
-              <w:rPr>
-                <w:b/>
-                <w:sz w:val="18"/>
-              </w:rPr>
-              <w:t>기록의 초점</w:t>
-            </w:r>
-          </w:p>
-        </w:tc>
-      </w:tr>
-      <w:tr>
-        <w:trPr>
-          <w:cantSplit/>
-        </w:trPr>
-        <w:tc>
-          <w:tcPr>
-            <w:tcW w:type="dxa" w:w="3264"/>
-          </w:tcPr>
-          <w:p>
-            <w:pPr>
-              <w:spacing w:line="324" w:lineRule="auto" w:after="60" w:before="60"/>
-            </w:pPr>
-            <w:r>
-              <w:rPr>
-                <w:b w:val="0"/>
-                <w:sz w:val="18"/>
-              </w:rPr>
-              <w:t>08:30</w:t>
-            </w:r>
-          </w:p>
-        </w:tc>
-        <w:tc>
-          <w:tcPr>
-            <w:tcW w:type="dxa" w:w="3264"/>
-          </w:tcPr>
-          <w:p>
-            <w:pPr>
-              <w:spacing w:line="324" w:lineRule="auto" w:after="60" w:before="60"/>
-            </w:pPr>
-            <w:r>
-              <w:rPr>
-                <w:b w:val="0"/>
-                <w:sz w:val="18"/>
-              </w:rPr>
-              <w:t>포항고 출발</w:t>
-            </w:r>
-          </w:p>
-        </w:tc>
-        <w:tc>
-          <w:tcPr>
-            <w:tcW w:type="dxa" w:w="3264"/>
-          </w:tcPr>
-          <w:p>
-            <w:pPr>
-              <w:spacing w:line="324" w:lineRule="auto" w:after="60" w:before="60"/>
-            </w:pPr>
-            <w:r>
-              <w:rPr>
-                <w:b w:val="0"/>
-                <w:sz w:val="18"/>
-              </w:rPr>
-              <w:t>사전 질문과 역할 확인</w:t>
-            </w:r>
-          </w:p>
-        </w:tc>
-      </w:tr>
-      <w:tr>
-        <w:trPr>
-          <w:cantSplit/>
-        </w:trPr>
-        <w:tc>
-          <w:tcPr>
-            <w:tcW w:type="dxa" w:w="3264"/>
-          </w:tcPr>
-          <w:p>
-            <w:pPr>
-              <w:spacing w:line="324" w:lineRule="auto" w:after="60" w:before="60"/>
-            </w:pPr>
-            <w:r>
-              <w:rPr>
-                <w:b w:val="0"/>
-                <w:sz w:val="18"/>
-              </w:rPr>
-              <w:t>09:20–10:00</w:t>
-            </w:r>
-          </w:p>
-        </w:tc>
-        <w:tc>
-          <w:tcPr>
-            <w:tcW w:type="dxa" w:w="3264"/>
-          </w:tcPr>
-          <w:p>
-            <w:pPr>
-              <w:spacing w:line="324" w:lineRule="auto" w:after="60" w:before="60"/>
-            </w:pPr>
-            <w:r>
-              <w:rPr>
-                <w:b w:val="0"/>
-                <w:sz w:val="18"/>
-              </w:rPr>
-              <w:t>대릉원·천마총</w:t>
-            </w:r>
-          </w:p>
-        </w:tc>
-        <w:tc>
-          <w:tcPr>
-            <w:tcW w:type="dxa" w:w="3264"/>
-          </w:tcPr>
-          <w:p>
-            <w:pPr>
-              <w:spacing w:line="324" w:lineRule="auto" w:after="60" w:before="60"/>
-            </w:pPr>
-            <w:r>
-              <w:rPr>
-                <w:b w:val="0"/>
-                <w:sz w:val="18"/>
-              </w:rPr>
-              <w:t>구조·부장품·명칭의 근거</w:t>
-            </w:r>
-          </w:p>
-        </w:tc>
-      </w:tr>
-      <w:tr>
-        <w:trPr>
-          <w:cantSplit/>
-        </w:trPr>
-        <w:tc>
-          <w:tcPr>
-            <w:tcW w:type="dxa" w:w="3264"/>
-          </w:tcPr>
-          <w:p>
-            <w:pPr>
-              <w:spacing w:line="324" w:lineRule="auto" w:after="60" w:before="60"/>
-            </w:pPr>
-            <w:r>
-              <w:rPr>
-                <w:b w:val="0"/>
-                <w:sz w:val="18"/>
-              </w:rPr>
-              <w:t>10:05–10:50</w:t>
-            </w:r>
-          </w:p>
-        </w:tc>
-        <w:tc>
-          <w:tcPr>
-            <w:tcW w:type="dxa" w:w="3264"/>
-          </w:tcPr>
-          <w:p>
-            <w:pPr>
-              <w:spacing w:line="324" w:lineRule="auto" w:after="60" w:before="60"/>
-            </w:pPr>
-            <w:r>
-              <w:rPr>
-                <w:b w:val="0"/>
-                <w:sz w:val="18"/>
-              </w:rPr>
-              <w:t>쪽샘유적발굴관</w:t>
-            </w:r>
-          </w:p>
-        </w:tc>
-        <w:tc>
-          <w:tcPr>
-            <w:tcW w:type="dxa" w:w="3264"/>
-          </w:tcPr>
-          <w:p>
-            <w:pPr>
-              <w:spacing w:line="324" w:lineRule="auto" w:after="60" w:before="60"/>
-            </w:pPr>
-            <w:r>
-              <w:rPr>
-                <w:b w:val="0"/>
-                <w:sz w:val="18"/>
-              </w:rPr>
-              <w:t>발굴 맥락과 축조실험 구분</w:t>
-            </w:r>
-          </w:p>
-        </w:tc>
-      </w:tr>
-      <w:tr>
-        <w:trPr>
-          <w:cantSplit/>
-        </w:trPr>
-        <w:tc>
-          <w:tcPr>
-            <w:tcW w:type="dxa" w:w="3264"/>
-          </w:tcPr>
-          <w:p>
-            <w:pPr>
-              <w:spacing w:line="324" w:lineRule="auto" w:after="60" w:before="60"/>
-            </w:pPr>
-            <w:r>
-              <w:rPr>
-                <w:b w:val="0"/>
-                <w:sz w:val="18"/>
-              </w:rPr>
-              <w:t>11:00–11:50</w:t>
-            </w:r>
-          </w:p>
-        </w:tc>
-        <w:tc>
-          <w:tcPr>
-            <w:tcW w:type="dxa" w:w="3264"/>
-          </w:tcPr>
-          <w:p>
-            <w:pPr>
-              <w:spacing w:line="324" w:lineRule="auto" w:after="60" w:before="60"/>
-            </w:pPr>
-            <w:r>
-              <w:rPr>
-                <w:b w:val="0"/>
-                <w:sz w:val="18"/>
-              </w:rPr>
-              <w:t>대릉원권 중식</w:t>
-            </w:r>
-          </w:p>
-        </w:tc>
-        <w:tc>
-          <w:tcPr>
-            <w:tcW w:type="dxa" w:w="3264"/>
-          </w:tcPr>
-          <w:p>
-            <w:pPr>
-              <w:spacing w:line="324" w:lineRule="auto" w:after="60" w:before="60"/>
-            </w:pPr>
-            <w:r>
-              <w:rPr>
-                <w:b w:val="0"/>
-                <w:sz w:val="18"/>
-              </w:rPr>
-              <w:t>단체 수용과 비회 메뉴 확인</w:t>
-            </w:r>
-          </w:p>
-        </w:tc>
-      </w:tr>
-      <w:tr>
-        <w:trPr>
-          <w:cantSplit/>
-        </w:trPr>
-        <w:tc>
-          <w:tcPr>
-            <w:tcW w:type="dxa" w:w="3264"/>
-          </w:tcPr>
-          <w:p>
-            <w:pPr>
-              <w:spacing w:line="324" w:lineRule="auto" w:after="60" w:before="60"/>
-            </w:pPr>
-            <w:r>
-              <w:rPr>
-                <w:b w:val="0"/>
-                <w:sz w:val="18"/>
-              </w:rPr>
-              <w:t>12:00–12:50</w:t>
-            </w:r>
-          </w:p>
-        </w:tc>
-        <w:tc>
-          <w:tcPr>
-            <w:tcW w:type="dxa" w:w="3264"/>
-          </w:tcPr>
-          <w:p>
-            <w:pPr>
-              <w:spacing w:line="324" w:lineRule="auto" w:after="60" w:before="60"/>
-            </w:pPr>
-            <w:r>
-              <w:rPr>
-                <w:b w:val="0"/>
-                <w:sz w:val="18"/>
-              </w:rPr>
-              <w:t>교촌·최부자댁</w:t>
-            </w:r>
-          </w:p>
-        </w:tc>
-        <w:tc>
-          <w:tcPr>
-            <w:tcW w:type="dxa" w:w="3264"/>
-          </w:tcPr>
-          <w:p>
-            <w:pPr>
-              <w:spacing w:line="324" w:lineRule="auto" w:after="60" w:before="60"/>
-            </w:pPr>
-            <w:r>
-              <w:rPr>
-                <w:b w:val="0"/>
-                <w:sz w:val="18"/>
-              </w:rPr>
-              <w:t>가옥·가훈·향교의 서로 다른 시간</w:t>
-            </w:r>
-          </w:p>
-        </w:tc>
-      </w:tr>
-      <w:tr>
-        <w:trPr>
-          <w:cantSplit/>
-        </w:trPr>
-        <w:tc>
-          <w:tcPr>
-            <w:tcW w:type="dxa" w:w="3264"/>
-          </w:tcPr>
-          <w:p>
-            <w:pPr>
-              <w:spacing w:line="324" w:lineRule="auto" w:after="60" w:before="60"/>
-            </w:pPr>
-            <w:r>
-              <w:rPr>
-                <w:b w:val="0"/>
-                <w:sz w:val="18"/>
-              </w:rPr>
-              <w:t>13:00–14:40</w:t>
-            </w:r>
-          </w:p>
-        </w:tc>
-        <w:tc>
-          <w:tcPr>
-            <w:tcW w:type="dxa" w:w="3264"/>
-          </w:tcPr>
-          <w:p>
-            <w:pPr>
-              <w:spacing w:line="324" w:lineRule="auto" w:after="60" w:before="60"/>
-            </w:pPr>
-            <w:r>
-              <w:rPr>
-                <w:b w:val="0"/>
-                <w:sz w:val="18"/>
-              </w:rPr>
-              <w:t>국립경주박물관</w:t>
-            </w:r>
-          </w:p>
-        </w:tc>
-        <w:tc>
-          <w:tcPr>
-            <w:tcW w:type="dxa" w:w="3264"/>
-          </w:tcPr>
-          <w:p>
-            <w:pPr>
-              <w:spacing w:line="324" w:lineRule="auto" w:after="60" w:before="60"/>
-            </w:pPr>
-            <w:r>
-              <w:rPr>
-                <w:b w:val="0"/>
-                <w:sz w:val="18"/>
-              </w:rPr>
-              <w:t>유물 한 점의 명칭·출토지·설명 검토</w:t>
-            </w:r>
-          </w:p>
-        </w:tc>
-      </w:tr>
-      <w:tr>
-        <w:trPr>
-          <w:cantSplit/>
-        </w:trPr>
-        <w:tc>
-          <w:tcPr>
-            <w:tcW w:type="dxa" w:w="3264"/>
-          </w:tcPr>
-          <w:p>
-            <w:pPr>
-              <w:spacing w:line="324" w:lineRule="auto" w:after="60" w:before="60"/>
-            </w:pPr>
-            <w:r>
-              <w:rPr>
-                <w:b w:val="0"/>
-                <w:sz w:val="18"/>
-              </w:rPr>
-              <w:t>14:40–15:10</w:t>
-            </w:r>
-          </w:p>
-        </w:tc>
-        <w:tc>
-          <w:tcPr>
-            <w:tcW w:type="dxa" w:w="3264"/>
-          </w:tcPr>
-          <w:p>
-            <w:pPr>
-              <w:spacing w:line="324" w:lineRule="auto" w:after="60" w:before="60"/>
-            </w:pPr>
-            <w:r>
-              <w:rPr>
-                <w:b w:val="0"/>
-                <w:sz w:val="18"/>
-              </w:rPr>
-              <w:t>1점 큐레이터</w:t>
-            </w:r>
-          </w:p>
-        </w:tc>
-        <w:tc>
-          <w:tcPr>
-            <w:tcW w:type="dxa" w:w="3264"/>
-          </w:tcPr>
-          <w:p>
-            <w:pPr>
-              <w:spacing w:line="324" w:lineRule="auto" w:after="60" w:before="60"/>
-            </w:pPr>
-            <w:r>
-              <w:rPr>
-                <w:b w:val="0"/>
-                <w:sz w:val="18"/>
-              </w:rPr>
-              <w:t>라벨과 근거 메모, 상호 검토</w:t>
-            </w:r>
-          </w:p>
-        </w:tc>
-      </w:tr>
-      <w:tr>
-        <w:trPr>
-          <w:cantSplit/>
-        </w:trPr>
-        <w:tc>
-          <w:tcPr>
-            <w:tcW w:type="dxa" w:w="3264"/>
-          </w:tcPr>
-          <w:p>
-            <w:pPr>
-              <w:spacing w:line="324" w:lineRule="auto" w:after="60" w:before="60"/>
-            </w:pPr>
-            <w:r>
-              <w:rPr>
-                <w:b w:val="0"/>
-                <w:sz w:val="18"/>
-              </w:rPr>
-              <w:t>15:10</w:t>
-            </w:r>
-          </w:p>
-        </w:tc>
-        <w:tc>
-          <w:tcPr>
-            <w:tcW w:type="dxa" w:w="3264"/>
-          </w:tcPr>
-          <w:p>
-            <w:pPr>
-              <w:spacing w:line="324" w:lineRule="auto" w:after="60" w:before="60"/>
-            </w:pPr>
-            <w:r>
-              <w:rPr>
-                <w:b w:val="0"/>
-                <w:sz w:val="18"/>
-              </w:rPr>
-              <w:t>경주 출발</w:t>
-            </w:r>
-          </w:p>
-        </w:tc>
-        <w:tc>
-          <w:tcPr>
-            <w:tcW w:type="dxa" w:w="3264"/>
-          </w:tcPr>
-          <w:p>
-            <w:pPr>
-              <w:spacing w:line="324" w:lineRule="auto" w:after="60" w:before="60"/>
-            </w:pPr>
-            <w:r>
-              <w:rPr>
-                <w:b w:val="0"/>
-                <w:sz w:val="18"/>
-              </w:rPr>
-              <w:t>실제 교통에 따라 복귀시간 조정</w:t>
-            </w:r>
-          </w:p>
-        </w:tc>
-      </w:tr>
-      <w:tr>
-        <w:trPr>
-          <w:cantSplit/>
-        </w:trPr>
-        <w:tc>
-          <w:tcPr>
-            <w:tcW w:type="dxa" w:w="3264"/>
-          </w:tcPr>
-          <w:p>
-            <w:pPr>
-              <w:spacing w:line="324" w:lineRule="auto" w:after="60" w:before="60"/>
-            </w:pPr>
-            <w:r>
-              <w:rPr>
-                <w:b w:val="0"/>
-                <w:sz w:val="18"/>
-              </w:rPr>
-              <w:t>15:50–16:10</w:t>
-            </w:r>
-          </w:p>
-        </w:tc>
-        <w:tc>
-          <w:tcPr>
-            <w:tcW w:type="dxa" w:w="3264"/>
-          </w:tcPr>
-          <w:p>
-            <w:pPr>
-              <w:spacing w:line="324" w:lineRule="auto" w:after="60" w:before="60"/>
-            </w:pPr>
-            <w:r>
-              <w:rPr>
-                <w:b w:val="0"/>
-                <w:sz w:val="18"/>
-              </w:rPr>
-              <w:t>포항고 도착 예정</w:t>
-            </w:r>
-          </w:p>
-        </w:tc>
-        <w:tc>
-          <w:tcPr>
-            <w:tcW w:type="dxa" w:w="3264"/>
-          </w:tcPr>
-          <w:p>
-            <w:pPr>
-              <w:spacing w:line="324" w:lineRule="auto" w:after="60" w:before="60"/>
-            </w:pPr>
-            <w:r>
-              <w:rPr>
-                <w:b w:val="0"/>
-                <w:sz w:val="18"/>
-              </w:rPr>
-              <w:t>인원과 자료 확인</w:t>
-            </w:r>
-          </w:p>
-        </w:tc>
-      </w:tr>
-      <w:tr>
-        <w:trPr>
-          <w:cantSplit/>
-        </w:trPr>
-        <w:tc>
-          <w:tcPr>
-            <w:tcW w:type="dxa" w:w="3264"/>
-          </w:tcPr>
-          <w:p>
-            <w:pPr>
-              <w:spacing w:line="324" w:lineRule="auto" w:after="60" w:before="60"/>
-            </w:pPr>
-            <w:r>
-              <w:rPr>
-                <w:b w:val="0"/>
-                <w:sz w:val="18"/>
-              </w:rPr>
-              <w:t>16:10–16:30</w:t>
-            </w:r>
-          </w:p>
-        </w:tc>
-        <w:tc>
-          <w:tcPr>
-            <w:tcW w:type="dxa" w:w="3264"/>
-          </w:tcPr>
-          <w:p>
-            <w:pPr>
-              <w:spacing w:line="324" w:lineRule="auto" w:after="60" w:before="60"/>
-            </w:pPr>
-            <w:r>
-              <w:rPr>
-                <w:b w:val="0"/>
-                <w:sz w:val="18"/>
-              </w:rPr>
-              <w:t>종합 정리</w:t>
-            </w:r>
-          </w:p>
-        </w:tc>
-        <w:tc>
-          <w:tcPr>
-            <w:tcW w:type="dxa" w:w="3264"/>
-          </w:tcPr>
-          <w:p>
-            <w:pPr>
-              <w:spacing w:line="324" w:lineRule="auto" w:after="60" w:before="60"/>
-            </w:pPr>
-            <w:r>
-              <w:rPr>
-                <w:b w:val="0"/>
-                <w:sz w:val="18"/>
-              </w:rPr>
-              <w:t>처음 질문과 수정된 설명 비교</w:t>
-            </w:r>
-          </w:p>
-        </w:tc>
-      </w:tr>
-    </w:tbl>
-    <w:p/>
-    <w:p>
-      <w:r>
-        <w:t>위 시간은 운영 계획의 기획값이다. 버스 이동은 실측 경로·교통 예측이 아니며, 관람 지연이 생기면 추가 장소를 넣지 않고 기록 활동의 위치와 시간을 조정한다. 교촌에서 향교 내부 관람이 어렵다면 공공 보행로의 안내와 사전 자료를 이용하며, 제한구역에 들어가기 위해 일정을 강행하지 않는다.</w:t>
-      </w:r>
-    </w:p>
-    <w:p>
-      <w:pPr>
-        <w:pStyle w:val="Heading2"/>
-      </w:pPr>
-      <w:r>
-        <w:t>관람 협의와 자료 준비</w:t>
-      </w:r>
-    </w:p>
-    <w:p>
-      <w:r>
-        <w:t>자료를 준비했다고 해서 단체 입장이 확보되는 것은 아니다. 천마총의 내부 관람과 요금, 쪽샘의 공개 구역과 휴게시간, 교촌 건물의 출입, 박물관의 단체 예약은 각각 확인해야 한다. 문의 결과에는 확인 일자와 해당 조건을 적고, 다른 시설에 그대로 적용하지 않는다. 특정 행사 보도자료는 그 날짜의 행사 정보를 보여줄 뿐 10월의 정규 프로그램을 보장하지 않는다.</w:t>
-      </w:r>
-    </w:p>
-    <w:p>
-      <w:r>
-        <w:t xml:space="preserve">박물관 공식 누리집의 일반 관람 안내와 실제 답사일의 공지를 함께 확인한다. 사전 자료에는 특정 유물의 실물 공개를 필수 조건으로 넣지 않는다. 전시 여부가 달라져도 공개 조사자료와 현재 전시 중인 유물로 질문을 유지하거나 수정할 수 있도록 두 번째 자료를 준비한다. 공식 안내의 주소와 대표 연락처는 운영 계획의 운영 정보를 유지하되 방문 전 다시 대조한다. </w:t>
-      </w:r>
-      <w:hyperlink w:anchor="source_c_10">
+      <w:hyperlink w:anchor="source_C17">
         <w:r>
           <w:rPr>
-            <w:color w:val="6B382F"/>
+            <w:rFonts w:ascii="Noto Sans CJK KR" w:eastAsia="Noto Sans CJK KR"/>
+            <w:color w:val="41413C"/>
           </w:rPr>
-          <w:t>[C-10]</w:t>
+          <w:t>국립중앙박물관, 「이국적인 아름다움, 황남대총 출토 봉수형 유리병」</w:t>
+        </w:r>
+      </w:hyperlink>
+      <w:r>
+        <w:t xml:space="preserve">; </w:t>
+      </w:r>
+      <w:hyperlink w:anchor="source_C18">
+        <w:r>
+          <w:rPr>
+            <w:rFonts w:ascii="Noto Sans CJK KR" w:eastAsia="Noto Sans CJK KR"/>
+            <w:color w:val="41413C"/>
+          </w:rPr>
+          <w:t>한국학중앙연구원, 「경주98호남분유리병및잔」, 『한국민족문화대백과사전』</w:t>
         </w:r>
       </w:hyperlink>
     </w:p>
@@ -2734,987 +2225,496 @@
         <w:pStyle w:val="Heading2"/>
       </w:pPr>
       <w:r>
-        <w:t>우천 시 대체 활동</w:t>
+        <w:t>부러진 손잡이를 금실로 묶다</w:t>
       </w:r>
     </w:p>
     <w:p>
+      <w:pPr/>
       <w:r>
-        <w:t>비가 오거나 야외 보행 조건이 나빠지면 대릉원 외부와 교촌 도보를 축소하고, 수용이 확인된 실내 관람과 자료 분석 시간을 늘릴 수 있다. 단, 실내라고 자동으로 대규모 인원이 들어갈 수 있는 것은 아니다. 시설의 수용과 예약이 확인되지 않으면 학교에서 사진·도면·연구자료를 활용한 대체 수업을 준비한다.</w:t>
+        <w:t>이 유리병의 손잡이에는 금실이 감겨 있다. 박물관은 사용 중 파손된 부분을 수리한 흔적으로 설명한다. 깨진 유리병을 바로 버리지 않고 금으로 이어 사용하거나 보관했던 것이다. 수리에 귀중한 재료를 썼다는 사실은 당시 사람들이 이 병에 부여한 가치를 짐작하게 한다. 물건의 가치는 생산에 들어간 비용뿐 아니라 구하기 어려움과 사용자의 애착, 상징적인 의미에도 관계한다.</w:t>
       </w:r>
     </w:p>
     <w:p>
+      <w:pPr/>
       <w:r>
-        <w:t>야외 방문을 하지 못했으면 보고서에 실제 방문한 것으로 쓰지 않는다. ‘공개 도면을 통해 분석했다’, ‘기존 사진을 비교했다’처럼 자료 확보 방법을 표시한다. 답사의 목표는 정해진 장소를 모두 찍는 일이 아니라 과거에 대한 설명을 검토하는 일이므로, 자료 종류가 바뀌어도 같은 질문을 탐구할 수 있다. 다만 현장 관찰과 문헌 분석의 차이는 결과물에서 분명히 밝혀야 한다.</w:t>
+        <w:t>수리 흔적은 유물이 처음 만들어진 순간과 무덤에 들어간 순간 사이에 시간이 있었음을 전한다. 병은 제작된 뒤 이동하고 사용되며, 손상되고 손질되는 일을 겪었다. 무덤은 그 모든 과정의 출발점이 아니라 물건의 마지막 사용 단계 가운데 하나였다. 고분에서 나온 유물의 형태에는 제작 기술뿐 아니라 사용자의 선택도 남아 있다.</w:t>
       </w:r>
     </w:p>
     <w:p>
       <w:pPr>
+        <w:pStyle w:val="SourceNote"/>
+      </w:pPr>
+      <w:r>
+        <w:t xml:space="preserve">출전: </w:t>
+      </w:r>
+      <w:hyperlink w:anchor="source_C17">
+        <w:r>
+          <w:rPr>
+            <w:rFonts w:ascii="Noto Sans CJK KR" w:eastAsia="Noto Sans CJK KR"/>
+            <w:color w:val="41413C"/>
+          </w:rPr>
+          <w:t>국립중앙박물관, 「이국적인 아름다움, 황남대총 출토 봉수형 유리병」</w:t>
+        </w:r>
+      </w:hyperlink>
+      <w:r>
+        <w:t xml:space="preserve">; </w:t>
+      </w:r>
+      <w:hyperlink w:anchor="source_C18">
+        <w:r>
+          <w:rPr>
+            <w:rFonts w:ascii="Noto Sans CJK KR" w:eastAsia="Noto Sans CJK KR"/>
+            <w:color w:val="41413C"/>
+          </w:rPr>
+          <w:t>한국학중앙연구원, 「경주98호남분유리병및잔」, 『한국민족문화대백과사전』</w:t>
+        </w:r>
+      </w:hyperlink>
+    </w:p>
+    <w:p>
+      <w:pPr>
         <w:pStyle w:val="Heading2"/>
       </w:pPr>
       <w:r>
-        <w:t>점심과 모둠 이동</w:t>
+        <w:t>유리의 성분과 가공 기술</w:t>
       </w:r>
     </w:p>
     <w:p>
+      <w:pPr/>
       <w:r>
-        <w:t>중식은 대릉원권의 단체 한식 또는 학생 식사가 가능한 뷔페형 메뉴를 우선 검토한다. 인기 점포를 여러 곳에 나누어 자유롭게 주문하는 방식은 기본안으로 삼지 않는다. 일정 안에서 식사를 마칠 수 있는지, 비회 메뉴와 알레르기 대응이 가능한지, 인원 분산과 버스 승하차가 어떻게 이루어지는지 확인한 뒤 확정한다. 확인되지 않은 식당의 가격과 좌석 수를 만들어 넣지 않는다.</w:t>
+        <w:t>유리를 만드는 데에는 원료를 섞고 높은 온도에서 녹인 뒤 원하는 형태로 가공하는 기술이 필요하다. 원료의 조합과 불순물, 색을 내는 성분은 유리의 성질을 바꾼다. 같은 색으로 보이는 물건도 성분이 다를 수 있고, 비슷한 성분의 유리도 다른 방식으로 가공될 수 있다. 재료 분석과 형태 비교는 서로 다른 종류의 정보를 제공한다.</w:t>
       </w:r>
     </w:p>
     <w:p>
+      <w:pPr/>
       <w:r>
-        <w:t>조별 관찰은 독립적인 탐구를 위한 것이지 학생들이 시야 밖으로 흩어지도록 하기 위한 것이 아니다. 집결 장소와 시간을 정하고 인솔 범위 안에서 움직인다. 사진 기록과 설명문 읽기에 몰두해 통행을 막지 않으며, 주민의 사적 공간과 발굴 작업구역은 관람 대상과 구별한다. 촬영 제한과 전시물 보호 규칙을 지킨다.</w:t>
+        <w:t>고대 유리의 연구에서는 원료를 만든 곳과 완성품을 가공한 곳이 같지 않을 가능성도 검토한다. 유리 덩어리나 중간 재료가 이동한 뒤 다른 지역에서 그릇이나 장신구로 만들어질 수 있기 때문이다. 따라서 유물 한 점의 생산은 하나의 장소에서 시작해 끝나는 과정만으로 설명되지 않는다. 원료와 기술, 완성품이 각기 다른 속도와 범위로 이동할 수 있었다.</w:t>
       </w:r>
     </w:p>
     <w:p>
-      <w:bookmarkStart w:id="13" w:name="c_worksheet"/>
-      <w:pPr>
-        <w:pStyle w:val="Heading1"/>
-        <w:pageBreakBefore/>
+      <w:pPr>
+        <w:pStyle w:val="SourceNote"/>
       </w:pPr>
       <w:r>
-        <w:t>부록 · 탐구 기록지</w:t>
+        <w:t xml:space="preserve">출전: </w:t>
       </w:r>
-      <w:bookmarkEnd w:id="13"/>
+      <w:hyperlink w:anchor="source_C09">
+        <w:r>
+          <w:rPr>
+            <w:rFonts w:ascii="Noto Sans CJK KR" w:eastAsia="Noto Sans CJK KR"/>
+            <w:color w:val="41413C"/>
+          </w:rPr>
+          <w:t>국립경주박물관, 국제학술심포지엄 「고대 유리의 세계」 관련 보도자료, 2019.</w:t>
+        </w:r>
+      </w:hyperlink>
     </w:p>
     <w:p>
-      <w:pPr>
-        <w:pStyle w:val="Heading2"/>
-      </w:pPr>
+      <w:pPr/>
       <w:r>
-        <w:t>사전 질문을 고르는 기준</w:t>
+        <w:t>이 점은 신라에서 출토된 유리를 단순히 ‘외국에서 온 보물’로만 묶기 어렵게 한다. 어떤 물건은 완성품으로 먼 거리를 이동했을 수 있고, 어떤 재료와 기술은 여러 지역에서 변형되었을 수 있다. 유리구슬과 유리그릇의 차이, 장식과 재료의 차이가 각기 다른 이동의 역사를 담는다. 왕경의 고분은 그 다양한 흐름이 한 지역의 장례 문화 안으로 들어온 결과를 보여준다.</w:t>
       </w:r>
     </w:p>
     <w:p>
+      <w:pPr>
+        <w:pStyle w:val="Heading2"/>
+      </w:pPr>
       <w:r>
-        <w:t>좋은 탐구 질문은 설명의 근거를 바꿀 수 있어야 한다. ‘신라는 훌륭한 문화를 가졌는가’처럼 넓고 평가적인 질문보다 ‘천마총이라는 이름으로 무덤 주인의 신원을 알 수 있는가’, ‘복원된 구조의 어떤 부분이 직접 관찰된 흔적에 근거하는가’, ‘가훈을 실제 행위의 기록과 구분해야 하는 이유는 무엇인가’처럼 자료를 통해 검토할 수 있는 질문이 적합하다.</w:t>
+        <w:t>깨진 조각을 다시 연결한 보존처리</w:t>
       </w:r>
     </w:p>
     <w:p>
+      <w:pPr/>
       <w:r>
-        <w:t>학생은 질문을 고른 뒤 필요한 자료의 종류를 적는다. 구조를 묻는 질문이라면 도면과 사진이, 제작과 재료를 묻는 질문이라면 조사 보고서가, 가문과 생활을 묻는 질문이라면 건물·문헌·행위 기록이 필요할 수 있다. 자료가 없으면 질문을 바꾸는 것도 허용한다. 처음 계획한 질문을 끝까지 유지하는 것 자체가 연구의 성과는 아니다.</w:t>
-      </w:r>
-    </w:p>
-    <w:tbl>
-      <w:tblPr>
-        <w:tblStyle w:val="TableGrid"/>
-        <w:tblW w:type="auto" w:w="0"/>
-        <w:tblLayout w:type="fixed"/>
-        <w:tblLook w:firstColumn="1" w:firstRow="1" w:lastColumn="0" w:lastRow="0" w:noHBand="0" w:noVBand="1" w:val="04A0"/>
-      </w:tblPr>
-      <w:tblGrid>
-        <w:gridCol w:w="4896"/>
-        <w:gridCol w:w="4896"/>
-      </w:tblGrid>
-      <w:tr>
-        <w:trPr>
-          <w:cantSplit/>
-          <w:tblHeader/>
-        </w:trPr>
-        <w:tc>
-          <w:tcPr>
-            <w:tcW w:type="dxa" w:w="4896"/>
-            <w:shd w:fill="EFEFEA"/>
-          </w:tcPr>
-          <w:p>
-            <w:pPr>
-              <w:spacing w:line="324" w:lineRule="auto" w:after="60" w:before="60"/>
-            </w:pPr>
-            <w:r>
-              <w:rPr>
-                <w:b/>
-                <w:sz w:val="18"/>
-              </w:rPr>
-              <w:t>사전 기록</w:t>
-            </w:r>
-          </w:p>
-        </w:tc>
-        <w:tc>
-          <w:tcPr>
-            <w:tcW w:type="dxa" w:w="4896"/>
-            <w:shd w:fill="EFEFEA"/>
-          </w:tcPr>
-          <w:p>
-            <w:pPr>
-              <w:spacing w:line="324" w:lineRule="auto" w:after="60" w:before="60"/>
-            </w:pPr>
-            <w:r>
-              <w:rPr>
-                <w:b/>
-                <w:sz w:val="18"/>
-              </w:rPr>
-              <w:t>작성 내용</w:t>
-            </w:r>
-          </w:p>
-        </w:tc>
-      </w:tr>
-      <w:tr>
-        <w:trPr>
-          <w:cantSplit/>
-        </w:trPr>
-        <w:tc>
-          <w:tcPr>
-            <w:tcW w:type="dxa" w:w="4896"/>
-          </w:tcPr>
-          <w:p>
-            <w:pPr>
-              <w:spacing w:line="324" w:lineRule="auto" w:after="60" w:before="60"/>
-            </w:pPr>
-            <w:r>
-              <w:rPr>
-                <w:b w:val="0"/>
-                <w:sz w:val="18"/>
-              </w:rPr>
-              <w:t>연구 질문</w:t>
-            </w:r>
-          </w:p>
-        </w:tc>
-        <w:tc>
-          <w:tcPr>
-            <w:tcW w:type="dxa" w:w="4896"/>
-          </w:tcPr>
-          <w:p>
-            <w:pPr>
-              <w:spacing w:line="324" w:lineRule="auto" w:after="60" w:before="60"/>
-            </w:pPr>
-            <w:r>
-              <w:rPr>
-                <w:b w:val="0"/>
-                <w:sz w:val="18"/>
-              </w:rPr>
-              <w:t>답사에서 검토할 한 문장</w:t>
-            </w:r>
-          </w:p>
-        </w:tc>
-      </w:tr>
-      <w:tr>
-        <w:trPr>
-          <w:cantSplit/>
-        </w:trPr>
-        <w:tc>
-          <w:tcPr>
-            <w:tcW w:type="dxa" w:w="4896"/>
-          </w:tcPr>
-          <w:p>
-            <w:pPr>
-              <w:spacing w:line="324" w:lineRule="auto" w:after="60" w:before="60"/>
-            </w:pPr>
-            <w:r>
-              <w:rPr>
-                <w:b w:val="0"/>
-                <w:sz w:val="18"/>
-              </w:rPr>
-              <w:t>첫 예상</w:t>
-            </w:r>
-          </w:p>
-        </w:tc>
-        <w:tc>
-          <w:tcPr>
-            <w:tcW w:type="dxa" w:w="4896"/>
-          </w:tcPr>
-          <w:p>
-            <w:pPr>
-              <w:spacing w:line="324" w:lineRule="auto" w:after="60" w:before="60"/>
-            </w:pPr>
-            <w:r>
-              <w:rPr>
-                <w:b w:val="0"/>
-                <w:sz w:val="18"/>
-              </w:rPr>
-              <w:t>현재 알고 있는 내용과 그 출처</w:t>
-            </w:r>
-          </w:p>
-        </w:tc>
-      </w:tr>
-      <w:tr>
-        <w:trPr>
-          <w:cantSplit/>
-        </w:trPr>
-        <w:tc>
-          <w:tcPr>
-            <w:tcW w:type="dxa" w:w="4896"/>
-          </w:tcPr>
-          <w:p>
-            <w:pPr>
-              <w:spacing w:line="324" w:lineRule="auto" w:after="60" w:before="60"/>
-            </w:pPr>
-            <w:r>
-              <w:rPr>
-                <w:b w:val="0"/>
-                <w:sz w:val="18"/>
-              </w:rPr>
-              <w:t>필요한 자료</w:t>
-            </w:r>
-          </w:p>
-        </w:tc>
-        <w:tc>
-          <w:tcPr>
-            <w:tcW w:type="dxa" w:w="4896"/>
-          </w:tcPr>
-          <w:p>
-            <w:pPr>
-              <w:spacing w:line="324" w:lineRule="auto" w:after="60" w:before="60"/>
-            </w:pPr>
-            <w:r>
-              <w:rPr>
-                <w:b w:val="0"/>
-                <w:sz w:val="18"/>
-              </w:rPr>
-              <w:t>현장·도면·유물·명문·연구자료 중 선택</w:t>
-            </w:r>
-          </w:p>
-        </w:tc>
-      </w:tr>
-      <w:tr>
-        <w:trPr>
-          <w:cantSplit/>
-        </w:trPr>
-        <w:tc>
-          <w:tcPr>
-            <w:tcW w:type="dxa" w:w="4896"/>
-          </w:tcPr>
-          <w:p>
-            <w:pPr>
-              <w:spacing w:line="324" w:lineRule="auto" w:after="60" w:before="60"/>
-            </w:pPr>
-            <w:r>
-              <w:rPr>
-                <w:b w:val="0"/>
-                <w:sz w:val="18"/>
-              </w:rPr>
-              <w:t>다른 설명</w:t>
-            </w:r>
-          </w:p>
-        </w:tc>
-        <w:tc>
-          <w:tcPr>
-            <w:tcW w:type="dxa" w:w="4896"/>
-          </w:tcPr>
-          <w:p>
-            <w:pPr>
-              <w:spacing w:line="324" w:lineRule="auto" w:after="60" w:before="60"/>
-            </w:pPr>
-            <w:r>
-              <w:rPr>
-                <w:b w:val="0"/>
-                <w:sz w:val="18"/>
-              </w:rPr>
-              <w:t>예상과 다른 결론이 가능한 경우</w:t>
-            </w:r>
-          </w:p>
-        </w:tc>
-      </w:tr>
-      <w:tr>
-        <w:trPr>
-          <w:cantSplit/>
-        </w:trPr>
-        <w:tc>
-          <w:tcPr>
-            <w:tcW w:type="dxa" w:w="4896"/>
-          </w:tcPr>
-          <w:p>
-            <w:pPr>
-              <w:spacing w:line="324" w:lineRule="auto" w:after="60" w:before="60"/>
-            </w:pPr>
-            <w:r>
-              <w:rPr>
-                <w:b w:val="0"/>
-                <w:sz w:val="18"/>
-              </w:rPr>
-              <w:t>조별 역할</w:t>
-            </w:r>
-          </w:p>
-        </w:tc>
-        <w:tc>
-          <w:tcPr>
-            <w:tcW w:type="dxa" w:w="4896"/>
-          </w:tcPr>
-          <w:p>
-            <w:pPr>
-              <w:spacing w:line="324" w:lineRule="auto" w:after="60" w:before="60"/>
-            </w:pPr>
-            <w:r>
-              <w:rPr>
-                <w:b w:val="0"/>
-                <w:sz w:val="18"/>
-              </w:rPr>
-              <w:t>실제로 수행할 자료 수집·검토 역할</w:t>
-            </w:r>
-          </w:p>
-        </w:tc>
-      </w:tr>
-    </w:tbl>
-    <w:p/>
-    <w:p>
-      <w:pPr>
-        <w:pStyle w:val="Heading2"/>
-      </w:pPr>
-      <w:r>
-        <w:t>현장 기록 — 한 자료에 네 줄의 설명</w:t>
-      </w:r>
-    </w:p>
-    <w:tbl>
-      <w:tblPr>
-        <w:tblStyle w:val="TableGrid"/>
-        <w:tblW w:type="auto" w:w="0"/>
-        <w:tblLayout w:type="fixed"/>
-        <w:tblLook w:firstColumn="1" w:firstRow="1" w:lastColumn="0" w:lastRow="0" w:noHBand="0" w:noVBand="1" w:val="04A0"/>
-      </w:tblPr>
-      <w:tblGrid>
-        <w:gridCol w:w="4896"/>
-        <w:gridCol w:w="4896"/>
-      </w:tblGrid>
-      <w:tr>
-        <w:trPr>
-          <w:cantSplit/>
-          <w:tblHeader/>
-        </w:trPr>
-        <w:tc>
-          <w:tcPr>
-            <w:tcW w:type="dxa" w:w="4896"/>
-            <w:shd w:fill="EFEFEA"/>
-          </w:tcPr>
-          <w:p>
-            <w:pPr>
-              <w:spacing w:line="324" w:lineRule="auto" w:after="60" w:before="60"/>
-            </w:pPr>
-            <w:r>
-              <w:rPr>
-                <w:b/>
-                <w:sz w:val="18"/>
-              </w:rPr>
-              <w:t>구분</w:t>
-            </w:r>
-          </w:p>
-        </w:tc>
-        <w:tc>
-          <w:tcPr>
-            <w:tcW w:type="dxa" w:w="4896"/>
-            <w:shd w:fill="EFEFEA"/>
-          </w:tcPr>
-          <w:p>
-            <w:pPr>
-              <w:spacing w:line="324" w:lineRule="auto" w:after="60" w:before="60"/>
-            </w:pPr>
-            <w:r>
-              <w:rPr>
-                <w:b/>
-                <w:sz w:val="18"/>
-              </w:rPr>
-              <w:t>작성 원칙</w:t>
-            </w:r>
-          </w:p>
-        </w:tc>
-      </w:tr>
-      <w:tr>
-        <w:trPr>
-          <w:cantSplit/>
-        </w:trPr>
-        <w:tc>
-          <w:tcPr>
-            <w:tcW w:type="dxa" w:w="4896"/>
-          </w:tcPr>
-          <w:p>
-            <w:pPr>
-              <w:spacing w:line="324" w:lineRule="auto" w:after="60" w:before="60"/>
-            </w:pPr>
-            <w:r>
-              <w:rPr>
-                <w:b w:val="0"/>
-                <w:sz w:val="18"/>
-              </w:rPr>
-              <w:t>확인</w:t>
-            </w:r>
-          </w:p>
-        </w:tc>
-        <w:tc>
-          <w:tcPr>
-            <w:tcW w:type="dxa" w:w="4896"/>
-          </w:tcPr>
-          <w:p>
-            <w:pPr>
-              <w:spacing w:line="324" w:lineRule="auto" w:after="60" w:before="60"/>
-            </w:pPr>
-            <w:r>
-              <w:rPr>
-                <w:b w:val="0"/>
-                <w:sz w:val="18"/>
-              </w:rPr>
-              <w:t>눈으로 본 것과 안내문에서 읽은 것을 구분</w:t>
-            </w:r>
-          </w:p>
-        </w:tc>
-      </w:tr>
-      <w:tr>
-        <w:trPr>
-          <w:cantSplit/>
-        </w:trPr>
-        <w:tc>
-          <w:tcPr>
-            <w:tcW w:type="dxa" w:w="4896"/>
-          </w:tcPr>
-          <w:p>
-            <w:pPr>
-              <w:spacing w:line="324" w:lineRule="auto" w:after="60" w:before="60"/>
-            </w:pPr>
-            <w:r>
-              <w:rPr>
-                <w:b w:val="0"/>
-                <w:sz w:val="18"/>
-              </w:rPr>
-              <w:t>출처</w:t>
-            </w:r>
-          </w:p>
-        </w:tc>
-        <w:tc>
-          <w:tcPr>
-            <w:tcW w:type="dxa" w:w="4896"/>
-          </w:tcPr>
-          <w:p>
-            <w:pPr>
-              <w:spacing w:line="324" w:lineRule="auto" w:after="60" w:before="60"/>
-            </w:pPr>
-            <w:r>
-              <w:rPr>
-                <w:b w:val="0"/>
-                <w:sz w:val="18"/>
-              </w:rPr>
-              <w:t>명칭·출토지·설명문 제목·관찰일 기록</w:t>
-            </w:r>
-          </w:p>
-        </w:tc>
-      </w:tr>
-      <w:tr>
-        <w:trPr>
-          <w:cantSplit/>
-        </w:trPr>
-        <w:tc>
-          <w:tcPr>
-            <w:tcW w:type="dxa" w:w="4896"/>
-          </w:tcPr>
-          <w:p>
-            <w:pPr>
-              <w:spacing w:line="324" w:lineRule="auto" w:after="60" w:before="60"/>
-            </w:pPr>
-            <w:r>
-              <w:rPr>
-                <w:b w:val="0"/>
-                <w:sz w:val="18"/>
-              </w:rPr>
-              <w:t>해석</w:t>
-            </w:r>
-          </w:p>
-        </w:tc>
-        <w:tc>
-          <w:tcPr>
-            <w:tcW w:type="dxa" w:w="4896"/>
-          </w:tcPr>
-          <w:p>
-            <w:pPr>
-              <w:spacing w:line="324" w:lineRule="auto" w:after="60" w:before="60"/>
-            </w:pPr>
-            <w:r>
-              <w:rPr>
-                <w:b w:val="0"/>
-                <w:sz w:val="18"/>
-              </w:rPr>
-              <w:t>어떤 근거로 무엇을 추론했는지 설명</w:t>
-            </w:r>
-          </w:p>
-        </w:tc>
-      </w:tr>
-      <w:tr>
-        <w:trPr>
-          <w:cantSplit/>
-        </w:trPr>
-        <w:tc>
-          <w:tcPr>
-            <w:tcW w:type="dxa" w:w="4896"/>
-          </w:tcPr>
-          <w:p>
-            <w:pPr>
-              <w:spacing w:line="324" w:lineRule="auto" w:after="60" w:before="60"/>
-            </w:pPr>
-            <w:r>
-              <w:rPr>
-                <w:b w:val="0"/>
-                <w:sz w:val="18"/>
-              </w:rPr>
-              <w:t>한계</w:t>
-            </w:r>
-          </w:p>
-        </w:tc>
-        <w:tc>
-          <w:tcPr>
-            <w:tcW w:type="dxa" w:w="4896"/>
-          </w:tcPr>
-          <w:p>
-            <w:pPr>
-              <w:spacing w:line="324" w:lineRule="auto" w:after="60" w:before="60"/>
-            </w:pPr>
-            <w:r>
-              <w:rPr>
-                <w:b w:val="0"/>
-                <w:sz w:val="18"/>
-              </w:rPr>
-              <w:t>확인하지 못한 사실과 필요한 추가 자료</w:t>
-            </w:r>
-          </w:p>
-        </w:tc>
-      </w:tr>
-    </w:tbl>
-    <w:p/>
-    <w:p>
-      <w:r>
-        <w:t>같은 물건을 보고도 학생마다 다른 질문을 만들 수 있다. 한 학생은 제작 재료를, 다른 학생은 배치와 전시를, 또 다른 학생은 명칭의 근거를 탐구할 수 있다. 조별 공동 사진은 촬영자를 표시하여 공유하고 각자의 해석을 따로 적는다. 대표 학생의 설명을 모둠원 모두의 개별 성취로 취급하지 않는다.</w:t>
+        <w:t>황남대총의 유리병은 온전한 형태로 나온 것이 아니었다. 많은 조각으로 파손된 상태를 복원해 원래의 형태를 다시 만들었다. 이후 오래된 접착제가 변색되고 상태가 약해져 재보존처리가 이루어졌다. 국립중앙박물관의 보존과학자 설명에는 떨어져 있던 파편을 다시 찾아 기존의 빈 부분에 맞춘 과정이 소개되어 있다. 발굴 뒤에도 물건의 구조를 이해하는 연구는 계속되었다.</w:t>
       </w:r>
     </w:p>
     <w:p>
-      <w:pPr>
-        <w:pStyle w:val="Heading2"/>
-      </w:pPr>
+      <w:pPr/>
       <w:r>
-        <w:t>사후 보고서의 권장 구조</w:t>
+        <w:t>오늘 보이는 매끈한 몸통은 신라 때부터 한 번도 깨지지 않은 표면이 아니다. 고대의 수리와 매장 이후의 파손, 현대의 접합과 보존이 차례로 더해진 모습이다. 금실은 옛 사용자가 남긴 흔적이고, 복원된 연결부는 유물을 보존하기 위한 현대의 작업이다. 한 병에는 제작과 교역의 역사뿐 아니라 물건을 오래 남기려 했던 두 시대의 손길이 함께 있다.</w:t>
       </w:r>
     </w:p>
     <w:p>
+      <w:pPr>
+        <w:pStyle w:val="SourceNote"/>
+      </w:pPr>
       <w:r>
-        <w:t>1,800~2,500자 안팎의 본문은 서론–자료 검토–비교와 반론–결론으로 구성한다. 서론은 질문과 자료를, 자료 검토는 확인된 사실과 출전을, 비교 부분은 다른 해석과 자료의 한계를 다룬다. 결론에서는 처음의 설명이 무엇 때문에 달라졌는지와 남은 질문을 적는다. 분량과 제출 방식은 수업의 목적에 따라 조정하되, 사진과 출처 목록을 글자 수를 채우는 장식으로 사용하지 않는다.</w:t>
+        <w:t xml:space="preserve">출전: </w:t>
+      </w:r>
+      <w:hyperlink w:anchor="source_C19">
+        <w:r>
+          <w:rPr>
+            <w:rFonts w:ascii="Noto Sans CJK KR" w:eastAsia="Noto Sans CJK KR"/>
+            <w:color w:val="41413C"/>
+          </w:rPr>
+          <w:t>국립중앙박물관, 「보존과학자」, 교육 영상</w:t>
+        </w:r>
+      </w:hyperlink>
+    </w:p>
+    <w:p>
+      <w:pPr>
+        <w:pStyle w:val="Heading2"/>
+      </w:pPr>
+      <w:r>
+        <w:t>왕경에서 바깥 세계로 이어지는 물건</w:t>
       </w:r>
     </w:p>
     <w:p>
+      <w:pPr/>
       <w:r>
-        <w:t>예상 주제로는 ‘대릉원의 봉분과 박물관 유물은 고대사회를 어떻게 다르게 보여주는가’, ‘쪽샘44호분의 축조실험으로 알 수 있는 것과 알 수 없는 것’, ‘교촌의 한 장소에서 지속된 것과 바뀐 것은 무엇인가’, ‘유물의 제작지와 출토지를 구분해야 하는 이유’가 있다. 제목은 실제로 확보한 자료에 맞추어 좁히며, 모든 방문지를 억지로 포함하지 않는다.</w:t>
+        <w:t>유리그릇이 신라에 도착하려면 어떤 형태로든 사람과 물자의 이동이 있어야 했다. 직접적인 교역뿐 아니라 중간 지역을 거치는 거래와 증여, 재유통이 물건을 옮길 수 있다. 유리 한 점이 특정 지역에서 만들어졌다고 해서 그 지역 사람과 신라인이 직접 만나 거래했다는 장면까지 자동으로 밝혀지는 것은 아니다. 그릇의 실재와 구체적인 이동 경로 사이에는 연구할 간격이 남는다.</w:t>
       </w:r>
     </w:p>
     <w:p>
-      <w:pPr>
-        <w:pStyle w:val="Heading2"/>
-      </w:pPr>
+      <w:pPr/>
       <w:r>
-        <w:t>가상 작성 예시 — 실제 학생의 답사가 아님</w:t>
+        <w:t>그럼에도 신라 고분의 유리는 왕경이 바깥 세계와 무관한 곳이 아니었음을 분명히 보여준다. 먼 지역에서 발전한 재료와 기술이 신라의 소비와 장례 안에 들어왔다. 그곳 사람들은 그것을 귀하게 여기고 수리했으며, 죽은 이를 위한 물건으로 선택했다. 외부에서 온 유물도 무덤에 들어가는 순간에는 신라 사회가 부여한 가치와 관계를 함께 담게 되었다.</w:t>
       </w:r>
     </w:p>
     <w:p>
+      <w:pPr>
+        <w:pStyle w:val="SourceNote"/>
+      </w:pPr>
       <w:r>
-        <w:t>“나는 천마총에 이름이 붙어 있으므로 무덤 주인이 확인되었을 것이라고 예상했다. 그러나 발굴 전 번호와 발굴 뒤 명칭을 비교하면서 유적의 이름이 주인의 실명을 뜻하지 않을 수 있다는 점을 알게 되었다. 쪽샘의 설명에서도 피장자의 신분은 연구기관의 추정으로 제시되어 있었다. 그래서 보고서에서는 유적 명칭, 피장자에 대한 해석, 그 해석의 근거를 다른 항목으로 구분했다. 다만 이번에는 원발굴보고서 전체를 대조하지 못했으므로 특정 인물의 신원을 판단하지 않았다. 추가로 조사한다면 부장품과 무덤 구조가 신분 추정에 각각 어떤 근거로 활용되는지 검토하고 싶다.”</w:t>
+        <w:t xml:space="preserve">출전: </w:t>
+      </w:r>
+      <w:hyperlink w:anchor="source_C09">
+        <w:r>
+          <w:rPr>
+            <w:rFonts w:ascii="Noto Sans CJK KR" w:eastAsia="Noto Sans CJK KR"/>
+            <w:color w:val="41413C"/>
+          </w:rPr>
+          <w:t>국립경주박물관, 국제학술심포지엄 「고대 유리의 세계」 관련 보도자료, 2019.</w:t>
+        </w:r>
+      </w:hyperlink>
+      <w:r>
+        <w:t xml:space="preserve">; </w:t>
+      </w:r>
+      <w:hyperlink w:anchor="source_C17">
+        <w:r>
+          <w:rPr>
+            <w:rFonts w:ascii="Noto Sans CJK KR" w:eastAsia="Noto Sans CJK KR"/>
+            <w:color w:val="41413C"/>
+          </w:rPr>
+          <w:t>국립중앙박물관, 「이국적인 아름다움, 황남대총 출토 봉수형 유리병」</w:t>
+        </w:r>
+      </w:hyperlink>
+    </w:p>
+    <w:p>
+      <w:pPr>
+        <w:pStyle w:val="Heading1"/>
+      </w:pPr>
+      <w:r>
+        <w:t>09. 성덕대왕신종 — 771년의 왕실과 주조 기술</w:t>
+      </w:r>
+      <w:bookmarkStart w:id="109" w:name="c_essay_09"/>
+      <w:bookmarkEnd w:id="109"/>
+    </w:p>
+    <w:p>
+      <w:pPr>
+        <w:pStyle w:val="Heading2"/>
+      </w:pPr>
+      <w:r>
+        <w:t>세 왕의 시간이 담긴 종</w:t>
       </w:r>
     </w:p>
     <w:p>
+      <w:pPr/>
       <w:r>
-        <w:t>이 문단은 글쓰기 구조를 보여주는 가상 예시다. 실제 학생이 방문하여 이런 질문을 했다는 기록이 아니며, 학생 이름을 붙여 제출하거나 세특에 그대로 옮기지 않는다. 각 학생은 자신이 확인한 자료와 수정 과정을 사용하여 별도의 문장을 작성한다.</w:t>
+        <w:t>성덕대왕신종은 이름 그대로 성덕왕을 기리기 위해 만든 큰 종이다. 제작을 추진한 사람은 성덕왕의 아들 경덕왕이었고, 완성은 경덕왕의 아들 혜공왕 때인 771년에 이루어졌다. 기념의 대상과 제작을 시작한 왕, 완성을 본 왕이 서로 다르다. 종 한 점의 내력에 세 세대 왕실의 시간이 연결되어 있다.</w:t>
       </w:r>
     </w:p>
     <w:p>
-      <w:bookmarkStart w:id="14" w:name="c_assessment"/>
-      <w:pPr>
-        <w:pStyle w:val="Heading1"/>
-        <w:pageBreakBefore/>
-      </w:pPr>
+      <w:pPr/>
       <w:r>
-        <w:t>교사용 · 관찰과 피드백</w:t>
-      </w:r>
-      <w:bookmarkEnd w:id="14"/>
-    </w:p>
-    <w:p>
-      <w:pPr>
-        <w:pStyle w:val="Heading2"/>
-      </w:pPr>
-      <w:r>
-        <w:t>관찰할 학습 과정</w:t>
-      </w:r>
-    </w:p>
-    <w:tbl>
-      <w:tblPr>
-        <w:tblStyle w:val="TableGrid"/>
-        <w:tblW w:type="auto" w:w="0"/>
-        <w:tblLayout w:type="fixed"/>
-        <w:tblLook w:firstColumn="1" w:firstRow="1" w:lastColumn="0" w:lastRow="0" w:noHBand="0" w:noVBand="1" w:val="04A0"/>
-      </w:tblPr>
-      <w:tblGrid>
-        <w:gridCol w:w="3264"/>
-        <w:gridCol w:w="3264"/>
-        <w:gridCol w:w="3264"/>
-      </w:tblGrid>
-      <w:tr>
-        <w:trPr>
-          <w:cantSplit/>
-          <w:tblHeader/>
-        </w:trPr>
-        <w:tc>
-          <w:tcPr>
-            <w:tcW w:type="dxa" w:w="3264"/>
-            <w:shd w:fill="EFEFEA"/>
-          </w:tcPr>
-          <w:p>
-            <w:pPr>
-              <w:spacing w:line="324" w:lineRule="auto" w:after="60" w:before="60"/>
-            </w:pPr>
-            <w:r>
-              <w:rPr>
-                <w:b/>
-                <w:sz w:val="18"/>
-              </w:rPr>
-              <w:t>영역</w:t>
-            </w:r>
-          </w:p>
-        </w:tc>
-        <w:tc>
-          <w:tcPr>
-            <w:tcW w:type="dxa" w:w="3264"/>
-            <w:shd w:fill="EFEFEA"/>
-          </w:tcPr>
-          <w:p>
-            <w:pPr>
-              <w:spacing w:line="324" w:lineRule="auto" w:after="60" w:before="60"/>
-            </w:pPr>
-            <w:r>
-              <w:rPr>
-                <w:b/>
-                <w:sz w:val="18"/>
-              </w:rPr>
-              <w:t>확인할 증거</w:t>
-            </w:r>
-          </w:p>
-        </w:tc>
-        <w:tc>
-          <w:tcPr>
-            <w:tcW w:type="dxa" w:w="3264"/>
-            <w:shd w:fill="EFEFEA"/>
-          </w:tcPr>
-          <w:p>
-            <w:pPr>
-              <w:spacing w:line="324" w:lineRule="auto" w:after="60" w:before="60"/>
-            </w:pPr>
-            <w:r>
-              <w:rPr>
-                <w:b/>
-                <w:sz w:val="18"/>
-              </w:rPr>
-              <w:t>지도할 지점</w:t>
-            </w:r>
-          </w:p>
-        </w:tc>
-      </w:tr>
-      <w:tr>
-        <w:trPr>
-          <w:cantSplit/>
-        </w:trPr>
-        <w:tc>
-          <w:tcPr>
-            <w:tcW w:type="dxa" w:w="3264"/>
-          </w:tcPr>
-          <w:p>
-            <w:pPr>
-              <w:spacing w:line="324" w:lineRule="auto" w:after="60" w:before="60"/>
-            </w:pPr>
-            <w:r>
-              <w:rPr>
-                <w:b w:val="0"/>
-                <w:sz w:val="18"/>
-              </w:rPr>
-              <w:t>질문</w:t>
-            </w:r>
-          </w:p>
-        </w:tc>
-        <w:tc>
-          <w:tcPr>
-            <w:tcW w:type="dxa" w:w="3264"/>
-          </w:tcPr>
-          <w:p>
-            <w:pPr>
-              <w:spacing w:line="324" w:lineRule="auto" w:after="60" w:before="60"/>
-            </w:pPr>
-            <w:r>
-              <w:rPr>
-                <w:b w:val="0"/>
-                <w:sz w:val="18"/>
-              </w:rPr>
-              <w:t>자료로 답할 수 있는 범위로 좁혔는가</w:t>
-            </w:r>
-          </w:p>
-        </w:tc>
-        <w:tc>
-          <w:tcPr>
-            <w:tcW w:type="dxa" w:w="3264"/>
-          </w:tcPr>
-          <w:p>
-            <w:pPr>
-              <w:spacing w:line="324" w:lineRule="auto" w:after="60" w:before="60"/>
-            </w:pPr>
-            <w:r>
-              <w:rPr>
-                <w:b w:val="0"/>
-                <w:sz w:val="18"/>
-              </w:rPr>
-              <w:t>넓은 감상과 탐구 질문 구분</w:t>
-            </w:r>
-          </w:p>
-        </w:tc>
-      </w:tr>
-      <w:tr>
-        <w:trPr>
-          <w:cantSplit/>
-        </w:trPr>
-        <w:tc>
-          <w:tcPr>
-            <w:tcW w:type="dxa" w:w="3264"/>
-          </w:tcPr>
-          <w:p>
-            <w:pPr>
-              <w:spacing w:line="324" w:lineRule="auto" w:after="60" w:before="60"/>
-            </w:pPr>
-            <w:r>
-              <w:rPr>
-                <w:b w:val="0"/>
-                <w:sz w:val="18"/>
-              </w:rPr>
-              <w:t>출전</w:t>
-            </w:r>
-          </w:p>
-        </w:tc>
-        <w:tc>
-          <w:tcPr>
-            <w:tcW w:type="dxa" w:w="3264"/>
-          </w:tcPr>
-          <w:p>
-            <w:pPr>
-              <w:spacing w:line="324" w:lineRule="auto" w:after="60" w:before="60"/>
-            </w:pPr>
-            <w:r>
-              <w:rPr>
-                <w:b w:val="0"/>
-                <w:sz w:val="18"/>
-              </w:rPr>
-              <w:t>관찰·설명문·연구자료를 구별했는가</w:t>
-            </w:r>
-          </w:p>
-        </w:tc>
-        <w:tc>
-          <w:tcPr>
-            <w:tcW w:type="dxa" w:w="3264"/>
-          </w:tcPr>
-          <w:p>
-            <w:pPr>
-              <w:spacing w:line="324" w:lineRule="auto" w:after="60" w:before="60"/>
-            </w:pPr>
-            <w:r>
-              <w:rPr>
-                <w:b w:val="0"/>
-                <w:sz w:val="18"/>
-              </w:rPr>
-              <w:t>설명자의 해석을 직접 사실로 바꾸지 않기</w:t>
-            </w:r>
-          </w:p>
-        </w:tc>
-      </w:tr>
-      <w:tr>
-        <w:trPr>
-          <w:cantSplit/>
-        </w:trPr>
-        <w:tc>
-          <w:tcPr>
-            <w:tcW w:type="dxa" w:w="3264"/>
-          </w:tcPr>
-          <w:p>
-            <w:pPr>
-              <w:spacing w:line="324" w:lineRule="auto" w:after="60" w:before="60"/>
-            </w:pPr>
-            <w:r>
-              <w:rPr>
-                <w:b w:val="0"/>
-                <w:sz w:val="18"/>
-              </w:rPr>
-              <w:t>역사적 구분</w:t>
-            </w:r>
-          </w:p>
-        </w:tc>
-        <w:tc>
-          <w:tcPr>
-            <w:tcW w:type="dxa" w:w="3264"/>
-          </w:tcPr>
-          <w:p>
-            <w:pPr>
-              <w:spacing w:line="324" w:lineRule="auto" w:after="60" w:before="60"/>
-            </w:pPr>
-            <w:r>
-              <w:rPr>
-                <w:b w:val="0"/>
-                <w:sz w:val="18"/>
-              </w:rPr>
-              <w:t>제작·매장·발굴·전시 시점을 나누었는가</w:t>
-            </w:r>
-          </w:p>
-        </w:tc>
-        <w:tc>
-          <w:tcPr>
-            <w:tcW w:type="dxa" w:w="3264"/>
-          </w:tcPr>
-          <w:p>
-            <w:pPr>
-              <w:spacing w:line="324" w:lineRule="auto" w:after="60" w:before="60"/>
-            </w:pPr>
-            <w:r>
-              <w:rPr>
-                <w:b w:val="0"/>
-                <w:sz w:val="18"/>
-              </w:rPr>
-              <w:t>현재의 시설을 고대의 원형으로 오인하지 않기</w:t>
-            </w:r>
-          </w:p>
-        </w:tc>
-      </w:tr>
-      <w:tr>
-        <w:trPr>
-          <w:cantSplit/>
-        </w:trPr>
-        <w:tc>
-          <w:tcPr>
-            <w:tcW w:type="dxa" w:w="3264"/>
-          </w:tcPr>
-          <w:p>
-            <w:pPr>
-              <w:spacing w:line="324" w:lineRule="auto" w:after="60" w:before="60"/>
-            </w:pPr>
-            <w:r>
-              <w:rPr>
-                <w:b w:val="0"/>
-                <w:sz w:val="18"/>
-              </w:rPr>
-              <w:t>추론</w:t>
-            </w:r>
-          </w:p>
-        </w:tc>
-        <w:tc>
-          <w:tcPr>
-            <w:tcW w:type="dxa" w:w="3264"/>
-          </w:tcPr>
-          <w:p>
-            <w:pPr>
-              <w:spacing w:line="324" w:lineRule="auto" w:after="60" w:before="60"/>
-            </w:pPr>
-            <w:r>
-              <w:rPr>
-                <w:b w:val="0"/>
-                <w:sz w:val="18"/>
-              </w:rPr>
-              <w:t>증거와 결론의 범위가 맞는가</w:t>
-            </w:r>
-          </w:p>
-        </w:tc>
-        <w:tc>
-          <w:tcPr>
-            <w:tcW w:type="dxa" w:w="3264"/>
-          </w:tcPr>
-          <w:p>
-            <w:pPr>
-              <w:spacing w:line="324" w:lineRule="auto" w:after="60" w:before="60"/>
-            </w:pPr>
-            <w:r>
-              <w:rPr>
-                <w:b w:val="0"/>
-                <w:sz w:val="18"/>
-              </w:rPr>
-              <w:t>유물 한 점으로 신분·민족·경로를 확정하지 않기</w:t>
-            </w:r>
-          </w:p>
-        </w:tc>
-      </w:tr>
-      <w:tr>
-        <w:trPr>
-          <w:cantSplit/>
-        </w:trPr>
-        <w:tc>
-          <w:tcPr>
-            <w:tcW w:type="dxa" w:w="3264"/>
-          </w:tcPr>
-          <w:p>
-            <w:pPr>
-              <w:spacing w:line="324" w:lineRule="auto" w:after="60" w:before="60"/>
-            </w:pPr>
-            <w:r>
-              <w:rPr>
-                <w:b w:val="0"/>
-                <w:sz w:val="18"/>
-              </w:rPr>
-              <w:t>수정</w:t>
-            </w:r>
-          </w:p>
-        </w:tc>
-        <w:tc>
-          <w:tcPr>
-            <w:tcW w:type="dxa" w:w="3264"/>
-          </w:tcPr>
-          <w:p>
-            <w:pPr>
-              <w:spacing w:line="324" w:lineRule="auto" w:after="60" w:before="60"/>
-            </w:pPr>
-            <w:r>
-              <w:rPr>
-                <w:b w:val="0"/>
-                <w:sz w:val="18"/>
-              </w:rPr>
-              <w:t>반론이나 추가 자료를 받아 문장을 고쳤는가</w:t>
-            </w:r>
-          </w:p>
-        </w:tc>
-        <w:tc>
-          <w:tcPr>
-            <w:tcW w:type="dxa" w:w="3264"/>
-          </w:tcPr>
-          <w:p>
-            <w:pPr>
-              <w:spacing w:line="324" w:lineRule="auto" w:after="60" w:before="60"/>
-            </w:pPr>
-            <w:r>
-              <w:rPr>
-                <w:b w:val="0"/>
-                <w:sz w:val="18"/>
-              </w:rPr>
-              <w:t>수정 이유를 자료와 연결하기</w:t>
-            </w:r>
-          </w:p>
-        </w:tc>
-      </w:tr>
-    </w:tbl>
-    <w:p/>
-    <w:p>
-      <w:r>
-        <w:t>교과별 평가에 반영할 경우 배점과 제출 조건은 학교의 평가계획에 따라 정한다. 이 표는 학습 증거를 검토하는 안내이며 공식 수행평가 규정이나 생활기록부 기재 기준을 대신하지 않는다. 교사는 학생의 실제 기록과 관찰을 토대로 판단하고, 자동으로 만들어진 완성 문장만으로 활동을 확인했다고 보지 않는다.</w:t>
+        <w:t>종은 봉덕사에 봉안되었다. 절에 큰 종을 마련하는 일에는 불교적 기원과 왕실의 추모가 함께 작용했다. 종소리를 통해 공덕을 전하고 선왕을 기리는 뜻이 명문에 담겼다. 오늘날 국립경주박물관에 서 있는 종은 원래 박물관을 위한 조형물이 아니라 사찰의 신앙과 왕실의 기념을 위해 만들어진 물건이었다.</w:t>
       </w:r>
     </w:p>
     <w:p>
       <w:pPr>
+        <w:pStyle w:val="SourceNote"/>
+      </w:pPr>
+      <w:r>
+        <w:t xml:space="preserve">출전: </w:t>
+      </w:r>
+      <w:hyperlink w:anchor="source_C20">
+        <w:r>
+          <w:rPr>
+            <w:rFonts w:ascii="Noto Sans CJK KR" w:eastAsia="Noto Sans CJK KR"/>
+            <w:color w:val="41413C"/>
+          </w:rPr>
+          <w:t>한국학중앙연구원, 「성덕대왕신종」, 『한국민족문화대백과사전』</w:t>
+        </w:r>
+      </w:hyperlink>
+      <w:r>
+        <w:t xml:space="preserve">; </w:t>
+      </w:r>
+      <w:hyperlink w:anchor="source_C21">
+        <w:r>
+          <w:rPr>
+            <w:rFonts w:ascii="Noto Sans CJK KR" w:eastAsia="Noto Sans CJK KR"/>
+            <w:color w:val="41413C"/>
+          </w:rPr>
+          <w:t>국립경주박물관, 「성덕대왕신종」, Google Arts &amp; Culture</w:t>
+        </w:r>
+      </w:hyperlink>
+    </w:p>
+    <w:p>
+      <w:pPr>
         <w:pStyle w:val="Heading2"/>
       </w:pPr>
       <w:r>
-        <w:t>피드백 질문</w:t>
+        <w:t>큰 청동종을 만드는 일</w:t>
       </w:r>
     </w:p>
     <w:p>
+      <w:pPr/>
       <w:r>
-        <w:t>“이것을 직접 관찰했는지 안내문에서 알게 되었는지 표시해 보자.” “무덤의 이름과 주인의 신원을 구분하면 문장이 어떻게 바뀌는가?” “이 복원도에서 확인된 부분과 보완된 부분을 구별할 근거가 있는가?” “제작지에 관한 추정이 이동 경로 전체를 증명하는가?” “가훈의 내용과 실제 행위를 확인할 자료는 어떻게 다른가?” 같은 질문을 사용할 수 있다.</w:t>
+        <w:t>성덕대왕신종은 높이가 약 3.3미터에 이르는 대형 청동종이다. 이만한 물건을 만들려면 금속을 확보하고 녹이며, 종의 안팎 형태와 두께를 정할 거푸집을 마련해야 한다. 겉모양이 아름다운 것만으로 주조가 성공하는 것은 아니다. 뜨거운 쇳물이 필요한 부분에 고르게 들어가고 식는 동안 형태가 유지되어야 한다. 작은 장식품과 달리 큰 종은 재료의 양과 공정의 규모 자체가 커진다.</w:t>
       </w:r>
     </w:p>
     <w:p>
+      <w:pPr/>
       <w:r>
-        <w:t>피드백은 학생의 생각을 교사의 결론과 같게 만드는 절차가 아니다. 다른 결론을 내더라도 근거와 범위가 분명한지 살핀다. 학생이 자신이 모르는 부분을 명확히 했거나 강한 문장을 제한된 문장으로 수정했다면 그 변화를 긍정적인 탐구 증거로 볼 수 있다. 다만 변화가 실제로 확인되었을 때만 기록한다.</w:t>
+        <w:t>종의 몸체는 비어 있는 구조다. 안쪽의 공간과 바깥의 곡면, 위아래의 두께와 형태가 함께 소리에 영향을 준다. 주조 과정에서 생긴 틈이나 결함은 물건의 안전과 소리에 관계할 수 있다. 따라서 겉면의 문양과 문자뿐 아니라 눈에 보이지 않는 내부의 완성도도 중요했다. 대형 종의 제작은 금속 공예이면서 재료와 열, 구조를 다루는 기술이었다.</w:t>
       </w:r>
     </w:p>
     <w:p>
       <w:pPr>
+        <w:pStyle w:val="SourceNote"/>
+      </w:pPr>
+      <w:r>
+        <w:t xml:space="preserve">출전: </w:t>
+      </w:r>
+      <w:hyperlink w:anchor="source_C20">
+        <w:r>
+          <w:rPr>
+            <w:rFonts w:ascii="Noto Sans CJK KR" w:eastAsia="Noto Sans CJK KR"/>
+            <w:color w:val="41413C"/>
+          </w:rPr>
+          <w:t>한국학중앙연구원, 「성덕대왕신종」, 『한국민족문화대백과사전』</w:t>
+        </w:r>
+      </w:hyperlink>
+      <w:r>
+        <w:t xml:space="preserve">; </w:t>
+      </w:r>
+      <w:hyperlink w:anchor="source_C22">
+        <w:r>
+          <w:rPr>
+            <w:rFonts w:ascii="Noto Sans CJK KR" w:eastAsia="Noto Sans CJK KR"/>
+            <w:color w:val="41413C"/>
+          </w:rPr>
+          <w:t>한국학중앙연구원, 「범종」, 『한국민족문화대백과사전』</w:t>
+        </w:r>
+      </w:hyperlink>
+    </w:p>
+    <w:p>
+      <w:pPr>
         <w:pStyle w:val="Heading2"/>
       </w:pPr>
       <w:r>
-        <w:t>탐구 기록지와 QR</w:t>
+        <w:t>용뉴와 음통, 당좌의 기능</w:t>
       </w:r>
     </w:p>
     <w:p>
+      <w:pPr/>
       <w:r>
-        <w:t>운영 계획의 사전·사후 탐구 기록 설문과 QR은 그대로 유지한다. 이번 작업은 새 설문을 생성하거나 기존 응답을 수정하는 작업이 아니다. 보고서의 자료 목록과 수정 전후 문장을 설문 응답과 함께 검토하면 학생별 질문과 탐구 과정의 차이를 파악할 수 있다. 조별 결과물만으로 개인의 역할과 사고 변화를 추정하지 않는다.</w:t>
+        <w:t>종의 윗부분에는 걸어 매다는 고리인 용뉴가 있다. 용의 모습을 한 고리는 장식이면서 종의 무게를 지지하는 부분이다. 그 곁에는 위로 솟은 음통이 있다. 종의 몸통에는 타격 지점을 나타내는 당좌와 여러 문양이 배치되어 있다. 이름이 붙은 각 부분은 형태와 기능, 불교적 장식을 함께 가진다.</w:t>
       </w:r>
     </w:p>
     <w:p>
-      <w:bookmarkStart w:id="15" w:name="c_sources"/>
+      <w:pPr/>
+      <w:r>
+        <w:t>당좌는 종을 치는 자리를 표시한다. 종은 아무 곳이나 같은 방식으로 두드리는 물체가 아니라 정해진 부분을 타격해 몸체가 진동하도록 사용하는 악기다. 진동은 청동의 형태와 두께를 따라 퍼져 나가며 공기 중에 소리를 만든다. 듣는 사람에게는 한 번의 울림이지만, 그 안에는 여러 진동이 겹쳐 있다. 긴 여운 역시 재료와 구조가 결합한 결과다.</w:t>
+      </w:r>
+    </w:p>
+    <w:p>
+      <w:pPr/>
+      <w:r>
+        <w:t>종의 표면에는 연꽃과 덩굴무늬, 공양하는 천인상이 표현되어 있다. 넓은 몸체의 문양과 인물은 종을 소리를 내는 도구 이상으로 만든다. 불교적 기원을 형상으로 드러내면서 큰 청동 표면을 구성하는 장식이기도 하다. 글과 문양, 소리를 내는 기능이 따로 떨어지지 않고 한 몸체 안에 모여 있다.</w:t>
+      </w:r>
+    </w:p>
+    <w:p>
+      <w:pPr>
+        <w:pStyle w:val="SourceNote"/>
+      </w:pPr>
+      <w:r>
+        <w:t xml:space="preserve">출전: </w:t>
+      </w:r>
+      <w:hyperlink w:anchor="source_C20">
+        <w:r>
+          <w:rPr>
+            <w:rFonts w:ascii="Noto Sans CJK KR" w:eastAsia="Noto Sans CJK KR"/>
+            <w:color w:val="41413C"/>
+          </w:rPr>
+          <w:t>한국학중앙연구원, 「성덕대왕신종」, 『한국민족문화대백과사전』</w:t>
+        </w:r>
+      </w:hyperlink>
+      <w:r>
+        <w:t xml:space="preserve">; </w:t>
+      </w:r>
+      <w:hyperlink w:anchor="source_C22">
+        <w:r>
+          <w:rPr>
+            <w:rFonts w:ascii="Noto Sans CJK KR" w:eastAsia="Noto Sans CJK KR"/>
+            <w:color w:val="41413C"/>
+          </w:rPr>
+          <w:t>한국학중앙연구원, 「범종」, 『한국민족문화대백과사전』</w:t>
+        </w:r>
+      </w:hyperlink>
+    </w:p>
+    <w:p>
+      <w:pPr>
+        <w:pStyle w:val="Heading2"/>
+      </w:pPr>
+      <w:r>
+        <w:t>금속에 새긴 제작의 기록</w:t>
+      </w:r>
+    </w:p>
+    <w:p>
+      <w:pPr/>
+      <w:r>
+        <w:t>성덕대왕신종의 명문은 종을 만든 목적과 제작에 참여한 사람들을 전한다. 글은 선왕을 기리는 뜻과 불교적 공덕을 설명하고, 제작과 관련된 이름과 관직을 남겼다. 글을 지은 인물로 김필월이 알려져 있다. 종은 금속 공예품이면서 동시에 글을 담은 기록물이다. 명문이 있어 제작 연도와 기념 대상을 구체적으로 알 수 있다.</w:t>
+      </w:r>
+    </w:p>
+    <w:p>
+      <w:pPr/>
+      <w:r>
+        <w:t>이 기록에서 종의 제작은 이름 없는 장인 한 사람의 개인 작업으로 나타나지 않는다. 왕실의 발원과 사업을 맡은 관리, 글을 짓고 쓰는 사람, 금속을 다루는 장인들이 연결되어 있었다. 큰 종을 만드는 일에는 여러 역할을 조직하는 체계가 필요했다. 명문은 완성품의 표면에 그 참여 관계의 일부를 남겼다.</w:t>
+      </w:r>
+    </w:p>
+    <w:p>
+      <w:pPr>
+        <w:pStyle w:val="SourceNote"/>
+      </w:pPr>
+      <w:r>
+        <w:t xml:space="preserve">출전: </w:t>
+      </w:r>
+      <w:hyperlink w:anchor="source_C21">
+        <w:r>
+          <w:rPr>
+            <w:rFonts w:ascii="Noto Sans CJK KR" w:eastAsia="Noto Sans CJK KR"/>
+            <w:color w:val="41413C"/>
+          </w:rPr>
+          <w:t>국립경주박물관, 「성덕대왕신종」, Google Arts &amp; Culture</w:t>
+        </w:r>
+      </w:hyperlink>
+      <w:r>
+        <w:t xml:space="preserve">; </w:t>
+      </w:r>
+      <w:hyperlink w:anchor="source_C23">
+        <w:r>
+          <w:rPr>
+            <w:rFonts w:ascii="Noto Sans CJK KR" w:eastAsia="Noto Sans CJK KR"/>
+            <w:color w:val="41413C"/>
+          </w:rPr>
+          <w:t>한국학중앙연구원, 「김필월」, 『한국민족문화대백과사전』</w:t>
+        </w:r>
+      </w:hyperlink>
+    </w:p>
+    <w:p>
+      <w:pPr/>
+      <w:r>
+        <w:t>금속에 문자를 남기는 방식은 종이 문서와도 다르다. 종을 주조할 때부터 표면의 글과 문양을 준비해야 하며, 한번 완성된 대형 물체의 내용을 쉽게 바꾸기는 어렵다. 종은 오랫동안 사용할 것을 전제로 만든 물건이고, 명문은 그 시간 동안 제작의 뜻을 전하는 장치가 된다. 울림과 글은 서로 다른 방식으로 종의 기념 기능을 이어 갔다.</w:t>
+      </w:r>
+    </w:p>
+    <w:p>
+      <w:pPr>
+        <w:pStyle w:val="Heading2"/>
+      </w:pPr>
+      <w:r>
+        <w:t>봉덕사에서 박물관으로 옮겨진 종</w:t>
+      </w:r>
+    </w:p>
+    <w:p>
+      <w:pPr/>
+      <w:r>
+        <w:t>성덕대왕신종은 줄곧 같은 자리에 매달려 있지 않았다. 봉덕사의 쇠퇴와 수해를 거치며 다른 절로 옮겨졌고, 이후 경주 읍내의 종각과 박물관으로 자리를 바꾸었다. 1915년에는 당시 박물관으로, 1975년에는 현재 국립경주박물관 자리로 옮겨졌다. 거대한 금속 물체를 이동하는 일 자체도 각 시대의 운반과 보존 문제를 동반했다.</w:t>
+      </w:r>
+    </w:p>
+    <w:p>
+      <w:pPr/>
+      <w:r>
+        <w:t>장소가 바뀌면서 종을 대하는 방식도 달라졌다. 사찰의 종은 의례와 공동생활에 쓰였지만, 박물관에서는 신라의 공예와 역사를 대표하는 문화유산이 되었다. 소리를 내는 일이 가능하더라도 보존 상태와 안전을 고려해야 하므로 일상적인 범종과 똑같이 다룰 수는 없다. 종소리의 전승과 물건 자체의 보존은 오늘날 함께 관리되는 과제다.</w:t>
+      </w:r>
+    </w:p>
+    <w:p>
+      <w:pPr>
+        <w:pStyle w:val="SourceNote"/>
+      </w:pPr>
+      <w:r>
+        <w:t xml:space="preserve">출전: </w:t>
+      </w:r>
+      <w:hyperlink w:anchor="source_C20">
+        <w:r>
+          <w:rPr>
+            <w:rFonts w:ascii="Noto Sans CJK KR" w:eastAsia="Noto Sans CJK KR"/>
+            <w:color w:val="41413C"/>
+          </w:rPr>
+          <w:t>한국학중앙연구원, 「성덕대왕신종」, 『한국민족문화대백과사전』</w:t>
+        </w:r>
+      </w:hyperlink>
+    </w:p>
+    <w:p>
+      <w:pPr>
+        <w:pStyle w:val="Heading2"/>
+      </w:pPr>
+      <w:r>
+        <w:t>이름과 글, 소리가 함께 남다</w:t>
+      </w:r>
+    </w:p>
+    <w:p>
+      <w:pPr/>
+      <w:r>
+        <w:t>대릉원의 고분은 많은 물건을 남겼지만 무덤 주인의 이름이 확실하지 않은 경우가 많다. 성덕대왕신종은 이에 비해 제작 시기와 목적을 설명하는 긴 명문을 몸체에 지니고 있다. 두 유산은 각각 다른 방식으로 신라의 사회를 전한다. 고분에는 장례에 선택된 물건과 배치가, 종에는 왕실의 추모와 불교적 기원, 제작의 조직이 남아 있다.</w:t>
+      </w:r>
+    </w:p>
+    <w:p>
+      <w:pPr/>
+      <w:r>
+        <w:t>771년에 완성된 종은 선왕의 이름을 담고 여러 장소를 거쳐 오늘에 이르렀다. 청동을 녹인 기술과 표면의 무늬, 명문을 작성한 사람들의 글, 오랫동안 종을 보관하고 옮긴 일이 함께 그 생애를 이룬다. 성덕대왕신종은 신라의 소리를 전하는 유물이면서, 커다란 물건 하나를 만들고 남기는 데 필요했던 왕실과 사찰, 장인과 후대 사람들의 관계를 전하는 기록이다.</w:t>
+      </w:r>
+    </w:p>
+    <w:p>
+      <w:pPr>
+        <w:pStyle w:val="SourceNote"/>
+      </w:pPr>
+      <w:r>
+        <w:t xml:space="preserve">출전: </w:t>
+      </w:r>
+      <w:hyperlink w:anchor="source_C20">
+        <w:r>
+          <w:rPr>
+            <w:rFonts w:ascii="Noto Sans CJK KR" w:eastAsia="Noto Sans CJK KR"/>
+            <w:color w:val="41413C"/>
+          </w:rPr>
+          <w:t>한국학중앙연구원, 「성덕대왕신종」, 『한국민족문화대백과사전』</w:t>
+        </w:r>
+      </w:hyperlink>
+      <w:r>
+        <w:t xml:space="preserve">; </w:t>
+      </w:r>
+      <w:hyperlink w:anchor="source_C21">
+        <w:r>
+          <w:rPr>
+            <w:rFonts w:ascii="Noto Sans CJK KR" w:eastAsia="Noto Sans CJK KR"/>
+            <w:color w:val="41413C"/>
+          </w:rPr>
+          <w:t>국립경주박물관, 「성덕대왕신종」, Google Arts &amp; Culture</w:t>
+        </w:r>
+      </w:hyperlink>
+      <w:r>
+        <w:t xml:space="preserve">; </w:t>
+      </w:r>
+      <w:hyperlink w:anchor="source_C23">
+        <w:r>
+          <w:rPr>
+            <w:rFonts w:ascii="Noto Sans CJK KR" w:eastAsia="Noto Sans CJK KR"/>
+            <w:color w:val="41413C"/>
+          </w:rPr>
+          <w:t>한국학중앙연구원, 「김필월」, 『한국민족문화대백과사전』</w:t>
+        </w:r>
+      </w:hyperlink>
+    </w:p>
+    <w:p>
       <w:pPr>
         <w:pStyle w:val="Heading1"/>
         <w:pageBreakBefore/>
@@ -3722,306 +2722,382 @@
       <w:r>
         <w:t>출전 · 문헌과 기관 자료</w:t>
       </w:r>
-      <w:bookmarkEnd w:id="15"/>
+      <w:bookmarkStart w:id="110" w:name="c_sources"/>
+      <w:bookmarkEnd w:id="110"/>
     </w:p>
     <w:p>
-      <w:bookmarkStart w:id="16" w:name="source_c_01"/>
-      <w:pPr>
-        <w:spacing w:line="348" w:lineRule="auto"/>
+      <w:pPr>
+        <w:pStyle w:val="Heading2"/>
       </w:pPr>
       <w:r>
-        <w:rPr>
-          <w:b/>
-          <w:sz w:val="18"/>
-        </w:rPr>
-        <w:t>C-01. 국립경주문화유산연구소, 「새 단장한 경주 쪽샘유적발굴관에서 ‘쪽샘44호분’ 축조 실험 본격 시작」, 2024.12.6.</w:t>
+        <w:t>기관 자료·연구·기록</w:t>
       </w:r>
-      <w:r>
-        <w:rPr>
-          <w:sz w:val="18"/>
-        </w:rPr>
-        <w:t xml:space="preserve"> 발굴 성과에 기초한 축조실험의 목적과 전환. </w:t>
-      </w:r>
+    </w:p>
+    <w:p>
+      <w:pPr>
+        <w:pStyle w:val="SourceNote"/>
+      </w:pPr>
+      <w:bookmarkStart w:id="111" w:name="source_C11"/>
+      <w:bookmarkEnd w:id="111"/>
+      <w:hyperlink r:id="rId11">
+        <w:r>
+          <w:rPr>
+            <w:rFonts w:ascii="Noto Sans CJK KR" w:eastAsia="Noto Sans CJK KR"/>
+            <w:color w:val="41413C"/>
+          </w:rPr>
+          <w:t>한국학중앙연구원, 「천마총」, 『한국민족문화대백과사전』</w:t>
+        </w:r>
+      </w:hyperlink>
+    </w:p>
+    <w:p>
+      <w:pPr>
+        <w:pStyle w:val="SourceNote"/>
+      </w:pPr>
+      <w:bookmarkStart w:id="112" w:name="source_C13"/>
+      <w:bookmarkEnd w:id="112"/>
       <w:hyperlink r:id="rId12">
         <w:r>
           <w:rPr>
-            <w:color w:val="6B382F"/>
+            <w:rFonts w:ascii="Noto Sans CJK KR" w:eastAsia="Noto Sans CJK KR"/>
+            <w:color w:val="41413C"/>
           </w:rPr>
-          <w:t>https://www.nrich.go.kr/buyeo/boardView.do?bbs_idx=47470&amp;bbscd=33&amp;boardTypeGubun=2&amp;menuIdx=726</w:t>
+          <w:t>국립경주문화유산연구소, 쪽샘44호분 머리카락·직물·말다래 분석 보도자료, 2023.7.4.</w:t>
         </w:r>
       </w:hyperlink>
-      <w:bookmarkEnd w:id="16"/>
     </w:p>
     <w:p>
-      <w:bookmarkStart w:id="17" w:name="source_c_02"/>
-      <w:pPr>
-        <w:spacing w:line="348" w:lineRule="auto"/>
-      </w:pPr>
-      <w:r>
-        <w:rPr>
-          <w:b/>
-          <w:sz w:val="18"/>
-        </w:rPr>
-        <w:t>C-02. 국립경주문화유산연구소, 「1,550년 만에 재현되는 경주 쪽샘44호분 장례식」, 2026.7.16.</w:t>
-      </w:r>
-      <w:r>
-        <w:rPr>
-          <w:sz w:val="18"/>
-        </w:rPr>
-        <w:t xml:space="preserve"> 2014~2023년 조사, 2024년 이후 축조실험, 피장자 해석과 2026년 7월 행사. 10월의 상시 프로그램을 보장하는 자료가 아니다. </w:t>
-      </w:r>
+      <w:pPr>
+        <w:pStyle w:val="SourceNote"/>
+      </w:pPr>
+      <w:bookmarkStart w:id="113" w:name="source_C15"/>
+      <w:bookmarkEnd w:id="113"/>
       <w:hyperlink r:id="rId13">
         <w:r>
           <w:rPr>
-            <w:color w:val="6B382F"/>
+            <w:rFonts w:ascii="Noto Sans CJK KR" w:eastAsia="Noto Sans CJK KR"/>
+            <w:color w:val="41413C"/>
           </w:rPr>
-          <w:t>https://www.nrich.go.kr/kor/boardView.do?bbs_idx=48300&amp;bbscd=33&amp;menuIdx=283</w:t>
+          <w:t>한국학중앙연구원, 「경주 동궁과 월지」, 『한국민족문화대백과사전』</w:t>
         </w:r>
       </w:hyperlink>
-      <w:bookmarkEnd w:id="17"/>
     </w:p>
     <w:p>
-      <w:bookmarkStart w:id="18" w:name="source_c_03"/>
-      <w:pPr>
-        <w:spacing w:line="348" w:lineRule="auto"/>
-      </w:pPr>
-      <w:r>
-        <w:rPr>
-          <w:b/>
-          <w:sz w:val="18"/>
-        </w:rPr>
-        <w:t>C-03. 국립경주박물관, 천마총 특별전 관련 보도자료, 2014.3.16.</w:t>
-      </w:r>
-      <w:r>
-        <w:rPr>
-          <w:sz w:val="18"/>
-        </w:rPr>
-        <w:t xml:space="preserve"> 1973년 조사, 기존 고분 번호, 명칭과 발굴의 맥락. 과거 전시 일정은 현재 운영정보로 사용하지 않았다. </w:t>
-      </w:r>
+      <w:pPr>
+        <w:pStyle w:val="SourceNote"/>
+      </w:pPr>
+      <w:bookmarkStart w:id="114" w:name="source_C16"/>
+      <w:bookmarkEnd w:id="114"/>
       <w:hyperlink r:id="rId14">
         <w:r>
           <w:rPr>
-            <w:color w:val="6B382F"/>
+            <w:rFonts w:ascii="Noto Sans CJK KR" w:eastAsia="Noto Sans CJK KR"/>
+            <w:color w:val="41413C"/>
           </w:rPr>
-          <w:t>https://gyeongju.museum.go.kr/convert/preview/1614401773258/index.html</w:t>
+          <w:t>국립경주박물관, 「월지가 품은 통일신라의 궁궐 문화를 오롯이 담다」, 2025.10.16.</w:t>
         </w:r>
       </w:hyperlink>
-      <w:bookmarkEnd w:id="18"/>
+      <w:bookmarkStart w:id="115" w:name="source_c_03"/>
+      <w:bookmarkEnd w:id="115"/>
     </w:p>
     <w:p>
-      <w:bookmarkStart w:id="19" w:name="source_c_04"/>
-      <w:pPr>
-        <w:spacing w:line="348" w:lineRule="auto"/>
-      </w:pPr>
-      <w:r>
-        <w:rPr>
-          <w:b/>
-          <w:sz w:val="18"/>
-        </w:rPr>
-        <w:t>C-04. 국립경주박물관, 「천마총 출토 천마문 장니 보고서 발간」, 2015.3.4.</w:t>
-      </w:r>
-      <w:r>
-        <w:rPr>
-          <w:sz w:val="18"/>
-        </w:rPr>
-        <w:t xml:space="preserve"> 재료·기능·보존처리·분석과 비교 연구. </w:t>
-      </w:r>
+      <w:pPr>
+        <w:pStyle w:val="SourceNote"/>
+      </w:pPr>
+      <w:bookmarkStart w:id="116" w:name="source_C03"/>
+      <w:bookmarkEnd w:id="116"/>
       <w:hyperlink r:id="rId15">
         <w:r>
           <w:rPr>
-            <w:color w:val="6B382F"/>
+            <w:rFonts w:ascii="Noto Sans CJK KR" w:eastAsia="Noto Sans CJK KR"/>
+            <w:color w:val="41413C"/>
           </w:rPr>
-          <w:t>https://gyeongju.museum.go.kr/viewer/1506822661648/index.html</w:t>
+          <w:t>국립경주박물관, 천마총 특별전 관련 보도자료, 2014.3.16.</w:t>
         </w:r>
       </w:hyperlink>
-      <w:bookmarkEnd w:id="19"/>
+      <w:bookmarkStart w:id="117" w:name="source_c_04"/>
+      <w:bookmarkEnd w:id="117"/>
     </w:p>
     <w:p>
-      <w:bookmarkStart w:id="20" w:name="source_c_05"/>
-      <w:pPr>
-        <w:spacing w:line="348" w:lineRule="auto"/>
-      </w:pPr>
-      <w:r>
-        <w:rPr>
-          <w:b/>
-          <w:sz w:val="18"/>
-        </w:rPr>
-        <w:t>C-05. 경주시, 「거닐며 배우는 관용·베풂·미덕, 교촌마을에 가다」, 『아름다운 경주이야기』158호.</w:t>
-      </w:r>
-      <w:r>
-        <w:rPr>
-          <w:sz w:val="18"/>
-        </w:rPr>
-        <w:t xml:space="preserve"> 교촌과 최부자댁의 공간 및 가훈을 소개하는 현재의 지역 홍보 서술. 규범과 실제 행위의 자료를 구별하여 사용했다. </w:t>
-      </w:r>
+      <w:pPr>
+        <w:pStyle w:val="SourceNote"/>
+      </w:pPr>
+      <w:bookmarkStart w:id="118" w:name="source_C04"/>
+      <w:bookmarkEnd w:id="118"/>
       <w:hyperlink r:id="rId16">
         <w:r>
           <w:rPr>
-            <w:color w:val="6B382F"/>
+            <w:rFonts w:ascii="Noto Sans CJK KR" w:eastAsia="Noto Sans CJK KR"/>
+            <w:color w:val="41413C"/>
           </w:rPr>
-          <w:t>https://www.gyeongju.go.kr/webzine/GJstory/vol158/html/post/2787.html</w:t>
+          <w:t>국립경주박물관, 천마총 출토 천마문 말다래 연구 보고서 발간 보도자료, 2015.3.4.</w:t>
         </w:r>
       </w:hyperlink>
-      <w:bookmarkEnd w:id="20"/>
     </w:p>
     <w:p>
-      <w:bookmarkStart w:id="21" w:name="source_c_06"/>
-      <w:pPr>
-        <w:spacing w:line="348" w:lineRule="auto"/>
-      </w:pPr>
-      <w:r>
-        <w:rPr>
-          <w:b/>
-          <w:sz w:val="18"/>
-        </w:rPr>
-        <w:t>C-06. 이범직, 「경주향교」, 한국민족문화대백과사전.</w:t>
-      </w:r>
-      <w:r>
-        <w:rPr>
-          <w:sz w:val="18"/>
-        </w:rPr>
-        <w:t xml:space="preserve"> 창건 연대의 불확실성, 국학 관련 전승, 향교의 연혁과 기능. </w:t>
-      </w:r>
+      <w:pPr>
+        <w:pStyle w:val="SourceNote"/>
+      </w:pPr>
+      <w:bookmarkStart w:id="119" w:name="source_C12"/>
+      <w:bookmarkEnd w:id="119"/>
       <w:hyperlink r:id="rId17">
         <w:r>
           <w:rPr>
-            <w:color w:val="6B382F"/>
+            <w:rFonts w:ascii="Noto Sans CJK KR" w:eastAsia="Noto Sans CJK KR"/>
+            <w:color w:val="41413C"/>
           </w:rPr>
-          <w:t>https://encykorea.aks.ac.kr/Article/E0002934</w:t>
+          <w:t>국립경주문화유산연구소, 쪽샘44호분 발굴 성과 보도자료, 2020.12.7.</w:t>
         </w:r>
       </w:hyperlink>
-      <w:bookmarkEnd w:id="21"/>
+      <w:bookmarkStart w:id="120" w:name="source_c_05"/>
+      <w:bookmarkEnd w:id="120"/>
     </w:p>
     <w:p>
-      <w:bookmarkStart w:id="22" w:name="source_c_07"/>
-      <w:pPr>
-        <w:spacing w:line="348" w:lineRule="auto"/>
-      </w:pPr>
-      <w:r>
-        <w:rPr>
-          <w:b/>
-          <w:sz w:val="18"/>
-        </w:rPr>
-        <w:t>C-07. 홍승재, 「경주향교 대성전」, 한국민족문화대백과사전.</w:t>
-      </w:r>
-      <w:r>
-        <w:rPr>
-          <w:sz w:val="18"/>
-        </w:rPr>
-        <w:t xml:space="preserve"> 전묘후학 배치, 중건과 수리, 상량문의 자료적 의미. </w:t>
-      </w:r>
+      <w:pPr>
+        <w:pStyle w:val="SourceNote"/>
+      </w:pPr>
+      <w:bookmarkStart w:id="121" w:name="source_C05"/>
+      <w:bookmarkEnd w:id="121"/>
       <w:hyperlink r:id="rId18">
         <w:r>
           <w:rPr>
-            <w:color w:val="6B382F"/>
+            <w:rFonts w:ascii="Noto Sans CJK KR" w:eastAsia="Noto Sans CJK KR"/>
+            <w:color w:val="41413C"/>
           </w:rPr>
-          <w:t>https://encykorea.aks.ac.kr/Article/E0070939</w:t>
+          <w:t>경주시, 「거닐며 배우는 관용·베풂·미덕, 교촌마을에 가다」, 『아름다운 경주이야기』 158호</w:t>
         </w:r>
       </w:hyperlink>
-      <w:bookmarkEnd w:id="22"/>
+      <w:bookmarkStart w:id="122" w:name="source_c_06"/>
+      <w:bookmarkEnd w:id="122"/>
     </w:p>
     <w:p>
-      <w:bookmarkStart w:id="23" w:name="source_c_08"/>
-      <w:pPr>
-        <w:spacing w:line="348" w:lineRule="auto"/>
-      </w:pPr>
-      <w:r>
-        <w:rPr>
-          <w:b/>
-          <w:sz w:val="18"/>
-        </w:rPr>
-        <w:t>C-08. 국립경주박물관, 전시관 소개.</w:t>
-      </w:r>
-      <w:r>
-        <w:rPr>
-          <w:sz w:val="18"/>
-        </w:rPr>
-        <w:t xml:space="preserve"> 전시관별 주제와 관람 자료의 구성. </w:t>
-      </w:r>
+      <w:pPr>
+        <w:pStyle w:val="SourceNote"/>
+      </w:pPr>
+      <w:bookmarkStart w:id="123" w:name="source_C06"/>
+      <w:bookmarkEnd w:id="123"/>
       <w:hyperlink r:id="rId19">
         <w:r>
           <w:rPr>
-            <w:color w:val="6B382F"/>
+            <w:rFonts w:ascii="Noto Sans CJK KR" w:eastAsia="Noto Sans CJK KR"/>
+            <w:color w:val="41413C"/>
           </w:rPr>
-          <w:t>https://gyeongju.museum.go.kr/kor/html/sub01/010401.html</w:t>
+          <w:t>이범직, 「경주향교」, 『한국민족문화대백과사전』</w:t>
         </w:r>
       </w:hyperlink>
-      <w:bookmarkEnd w:id="23"/>
+      <w:bookmarkStart w:id="124" w:name="source_c_07"/>
+      <w:bookmarkEnd w:id="124"/>
     </w:p>
     <w:p>
-      <w:bookmarkStart w:id="24" w:name="source_c_09"/>
-      <w:pPr>
-        <w:spacing w:line="348" w:lineRule="auto"/>
-      </w:pPr>
-      <w:r>
-        <w:rPr>
-          <w:b/>
-          <w:sz w:val="18"/>
-        </w:rPr>
-        <w:t>C-09. 국립경주박물관, 「국제학술심포지엄 ‘고대 유리의 세계’ 개최」, 2019년 보도자료.</w:t>
-      </w:r>
-      <w:r>
-        <w:rPr>
-          <w:sz w:val="18"/>
-        </w:rPr>
-        <w:t xml:space="preserve"> 황남대총 및 천마총 출토 유리의 재료·분석 연구 소개. </w:t>
-      </w:r>
+      <w:pPr>
+        <w:pStyle w:val="SourceNote"/>
+      </w:pPr>
+      <w:bookmarkStart w:id="125" w:name="source_C07"/>
+      <w:bookmarkEnd w:id="125"/>
       <w:hyperlink r:id="rId20">
         <w:r>
           <w:rPr>
-            <w:color w:val="6B382F"/>
+            <w:rFonts w:ascii="Noto Sans CJK KR" w:eastAsia="Noto Sans CJK KR"/>
+            <w:color w:val="41413C"/>
           </w:rPr>
-          <w:t>https://gyeongju.museum.go.kr/convert/preview/1612072146609/index.html</w:t>
+          <w:t>홍승재, 「경주향교 대성전」, 『한국민족문화대백과사전』</w:t>
         </w:r>
       </w:hyperlink>
-      <w:bookmarkEnd w:id="24"/>
     </w:p>
     <w:p>
-      <w:bookmarkStart w:id="25" w:name="source_c_10"/>
-      <w:pPr>
-        <w:spacing w:line="348" w:lineRule="auto"/>
-      </w:pPr>
-      <w:r>
-        <w:rPr>
-          <w:b/>
-          <w:sz w:val="18"/>
-        </w:rPr>
-        <w:t>C-10. 국립경주박물관 공식 누리집.</w:t>
-      </w:r>
-      <w:r>
-        <w:rPr>
-          <w:sz w:val="18"/>
-        </w:rPr>
-        <w:t xml:space="preserve"> 일반 관람·단체 예약과 당일 공지 확인. 특정 유물의 상시 실물 공개를 보장하는 출전으로 사용하지 않았다. </w:t>
-      </w:r>
+      <w:pPr>
+        <w:pStyle w:val="SourceNote"/>
+      </w:pPr>
+      <w:bookmarkStart w:id="126" w:name="source_C17"/>
+      <w:bookmarkEnd w:id="126"/>
       <w:hyperlink r:id="rId21">
         <w:r>
           <w:rPr>
-            <w:color w:val="6B382F"/>
+            <w:rFonts w:ascii="Noto Sans CJK KR" w:eastAsia="Noto Sans CJK KR"/>
+            <w:color w:val="41413C"/>
           </w:rPr>
-          <w:t>https://gyeongju.museum.go.kr/kor/</w:t>
+          <w:t>국립중앙박물관, 「이국적인 아름다움, 황남대총 출토 봉수형 유리병」</w:t>
         </w:r>
       </w:hyperlink>
-      <w:bookmarkEnd w:id="25"/>
     </w:p>
     <w:p>
       <w:pPr>
-        <w:pStyle w:val="Heading2"/>
-      </w:pPr>
-      <w:r>
-        <w:t>자료 사용과 편집 원칙</w:t>
-      </w:r>
+        <w:pStyle w:val="SourceNote"/>
+      </w:pPr>
+      <w:bookmarkStart w:id="127" w:name="source_C19"/>
+      <w:bookmarkEnd w:id="127"/>
+      <w:hyperlink r:id="rId22">
+        <w:r>
+          <w:rPr>
+            <w:rFonts w:ascii="Noto Sans CJK KR" w:eastAsia="Noto Sans CJK KR"/>
+            <w:color w:val="41413C"/>
+          </w:rPr>
+          <w:t>국립중앙박물관, 「보존과학자」, 교육 영상</w:t>
+        </w:r>
+      </w:hyperlink>
     </w:p>
     <w:p>
+      <w:pPr>
+        <w:pStyle w:val="SourceNote"/>
+      </w:pPr>
+      <w:bookmarkStart w:id="128" w:name="source_C20"/>
+      <w:bookmarkEnd w:id="128"/>
+      <w:hyperlink r:id="rId23">
+        <w:r>
+          <w:rPr>
+            <w:rFonts w:ascii="Noto Sans CJK KR" w:eastAsia="Noto Sans CJK KR"/>
+            <w:color w:val="41413C"/>
+          </w:rPr>
+          <w:t>한국학중앙연구원, 「성덕대왕신종」, 『한국민족문화대백과사전』</w:t>
+        </w:r>
+      </w:hyperlink>
+    </w:p>
+    <w:p>
+      <w:pPr>
+        <w:pStyle w:val="SourceNote"/>
+      </w:pPr>
+      <w:bookmarkStart w:id="129" w:name="source_C21"/>
+      <w:bookmarkEnd w:id="129"/>
+      <w:hyperlink r:id="rId24">
+        <w:r>
+          <w:rPr>
+            <w:rFonts w:ascii="Noto Sans CJK KR" w:eastAsia="Noto Sans CJK KR"/>
+            <w:color w:val="41413C"/>
+          </w:rPr>
+          <w:t>국립경주박물관, 「성덕대왕신종」, Google Arts &amp; Culture</w:t>
+        </w:r>
+      </w:hyperlink>
+      <w:bookmarkStart w:id="130" w:name="source_c_01"/>
+      <w:bookmarkEnd w:id="130"/>
+    </w:p>
+    <w:p>
+      <w:pPr>
+        <w:pStyle w:val="SourceNote"/>
+      </w:pPr>
+      <w:bookmarkStart w:id="131" w:name="source_C01"/>
+      <w:bookmarkEnd w:id="131"/>
+      <w:hyperlink r:id="rId25">
+        <w:r>
+          <w:rPr>
+            <w:rFonts w:ascii="Noto Sans CJK KR" w:eastAsia="Noto Sans CJK KR"/>
+            <w:color w:val="41413C"/>
+          </w:rPr>
+          <w:t>국립경주문화유산연구소, 쪽샘44호분 축조실험 관련 보도자료, 2025.</w:t>
+        </w:r>
+      </w:hyperlink>
+      <w:bookmarkStart w:id="132" w:name="source_c_02"/>
+      <w:bookmarkEnd w:id="132"/>
+    </w:p>
+    <w:p>
+      <w:pPr>
+        <w:pStyle w:val="SourceNote"/>
+      </w:pPr>
+      <w:bookmarkStart w:id="133" w:name="source_C02"/>
+      <w:bookmarkEnd w:id="133"/>
+      <w:hyperlink r:id="rId26">
+        <w:r>
+          <w:rPr>
+            <w:rFonts w:ascii="Noto Sans CJK KR" w:eastAsia="Noto Sans CJK KR"/>
+            <w:color w:val="41413C"/>
+          </w:rPr>
+          <w:t>국립문화유산연구원, 쪽샘44호분 축조실험과 장례 재현 관련 보도자료, 2026.7.16.</w:t>
+        </w:r>
+      </w:hyperlink>
+    </w:p>
+    <w:p>
+      <w:pPr>
+        <w:pStyle w:val="SourceNote"/>
+      </w:pPr>
+      <w:bookmarkStart w:id="134" w:name="source_C14"/>
+      <w:bookmarkEnd w:id="134"/>
+      <w:hyperlink r:id="rId27">
+        <w:r>
+          <w:rPr>
+            <w:rFonts w:ascii="Noto Sans CJK KR" w:eastAsia="Noto Sans CJK KR"/>
+            <w:color w:val="41413C"/>
+          </w:rPr>
+          <w:t>한국학중앙연구원, 「대구대학」, 『한국민족문화대백과사전』</w:t>
+        </w:r>
+      </w:hyperlink>
+      <w:bookmarkStart w:id="135" w:name="source_c_09"/>
+      <w:bookmarkEnd w:id="135"/>
+    </w:p>
+    <w:p>
+      <w:pPr>
+        <w:pStyle w:val="SourceNote"/>
+      </w:pPr>
+      <w:bookmarkStart w:id="136" w:name="source_C09"/>
+      <w:bookmarkEnd w:id="136"/>
+      <w:hyperlink r:id="rId28">
+        <w:r>
+          <w:rPr>
+            <w:rFonts w:ascii="Noto Sans CJK KR" w:eastAsia="Noto Sans CJK KR"/>
+            <w:color w:val="41413C"/>
+          </w:rPr>
+          <w:t>국립경주박물관, 국제학술심포지엄 「고대 유리의 세계」 관련 보도자료, 2019.</w:t>
+        </w:r>
+      </w:hyperlink>
+    </w:p>
+    <w:p>
+      <w:pPr>
+        <w:pStyle w:val="SourceNote"/>
+      </w:pPr>
+      <w:bookmarkStart w:id="137" w:name="source_C18"/>
+      <w:bookmarkEnd w:id="137"/>
+      <w:hyperlink r:id="rId29">
+        <w:r>
+          <w:rPr>
+            <w:rFonts w:ascii="Noto Sans CJK KR" w:eastAsia="Noto Sans CJK KR"/>
+            <w:color w:val="41413C"/>
+          </w:rPr>
+          <w:t>한국학중앙연구원, 「경주98호남분유리병및잔」, 『한국민족문화대백과사전』</w:t>
+        </w:r>
+      </w:hyperlink>
+    </w:p>
+    <w:p>
+      <w:pPr>
+        <w:pStyle w:val="SourceNote"/>
+      </w:pPr>
+      <w:bookmarkStart w:id="138" w:name="source_C22"/>
+      <w:bookmarkEnd w:id="138"/>
+      <w:hyperlink r:id="rId30">
+        <w:r>
+          <w:rPr>
+            <w:rFonts w:ascii="Noto Sans CJK KR" w:eastAsia="Noto Sans CJK KR"/>
+            <w:color w:val="41413C"/>
+          </w:rPr>
+          <w:t>한국학중앙연구원, 「범종」, 『한국민족문화대백과사전』</w:t>
+        </w:r>
+      </w:hyperlink>
+    </w:p>
+    <w:p>
+      <w:pPr>
+        <w:pStyle w:val="SourceNote"/>
+      </w:pPr>
+      <w:bookmarkStart w:id="139" w:name="source_C23"/>
+      <w:bookmarkEnd w:id="139"/>
+      <w:hyperlink r:id="rId31">
+        <w:r>
+          <w:rPr>
+            <w:rFonts w:ascii="Noto Sans CJK KR" w:eastAsia="Noto Sans CJK KR"/>
+            <w:color w:val="41413C"/>
+          </w:rPr>
+          <w:t>한국학중앙연구원, 「김필월」, 『한국민족문화대백과사전』</w:t>
+        </w:r>
+      </w:hyperlink>
+    </w:p>
+    <w:p>
+      <w:pPr>
+        <w:pStyle w:val="SourceNote"/>
+      </w:pPr>
       <w:r>
-        <w:t>웹 자료의 조회 기준은 2026년 9월 29일이다. 연구기관의 사실 보고, 연구자의 해석, 이 자료집의 교육적 제안을 구분했다. 학생 활동 예시는 가상 자료로 표시했고, 실제 학생의 기록이나 수행 결과를 만들어 넣지 않았다. 번호가 붙은 요록은 현재 코스의 네 거점을 심화하는 읽기 자료이며 아홉 곳을 새로 방문한다는 뜻이 아니다. 학습지와 평가표는 수업 설계를 위한 제안이다.</w:t>
+        <w:t>웹 자료 확인일: 2026년 9월 30일.</w:t>
       </w:r>
     </w:p>
     <w:sectPr>
       <w:headerReference w:type="default" r:id="rId9"/>
       <w:footerReference w:type="default" r:id="rId10"/>
       <w:pgSz w:w="11906" w:h="16838"/>
-      <w:pgMar w:top="1080" w:right="1037" w:bottom="1008" w:left="1037" w:header="482" w:footer="510" w:gutter="0"/>
+      <w:pgMar w:top="1134" w:right="1191" w:bottom="1020" w:left="1191" w:header="454" w:footer="454" w:gutter="0"/>
       <w:cols w:space="720"/>
       <w:docGrid w:linePitch="360"/>
     </w:sectPr>
@@ -4033,25 +3109,10 @@
 <w:ftr xmlns:m="http://schemas.openxmlformats.org/officeDocument/2006/math" xmlns:mc="http://schemas.openxmlformats.org/markup-compatibility/2006" xmlns:mo="http://schemas.microsoft.com/office/mac/office/2008/main" xmlns:mv="urn:schemas-microsoft-com:mac:vml" xmlns:o="urn:schemas-microsoft-com:office:office" xmlns:r="http://schemas.openxmlformats.org/officeDocument/2006/relationships" xmlns:v="urn:schemas-microsoft-com:vml" xmlns:w10="urn:schemas-microsoft-com:office:word" xmlns:w14="http://schemas.microsoft.com/office/word/2010/wordml" xmlns:w="http://schemas.openxmlformats.org/wordprocessingml/2006/main" xmlns:wne="http://schemas.microsoft.com/office/word/2006/wordml" xmlns:wp14="http://schemas.microsoft.com/office/word/2010/wordprocessingDrawing" xmlns:wp="http://schemas.openxmlformats.org/drawingml/2006/wordprocessingDrawing" xmlns:wpc="http://schemas.microsoft.com/office/word/2010/wordprocessingCanvas" xmlns:wpg="http://schemas.microsoft.com/office/word/2010/wordprocessingGroup" xmlns:wpi="http://schemas.microsoft.com/office/word/2010/wordprocessingInk" xmlns:wps="http://schemas.microsoft.com/office/word/2010/wordprocessingShape" mc:Ignorable="w14 wp14">
   <w:p>
     <w:pPr>
-      <w:pStyle w:val="Footer"/>
+      <w:pStyle w:val="SourceNote"/>
       <w:jc w:val="right"/>
     </w:pPr>
-    <w:r>
-      <w:rPr>
-        <w:rFonts w:ascii="Noto Sans CJK KR" w:hAnsi="Noto Sans CJK KR" w:eastAsia="Noto Sans CJK KR" w:cs="Noto Sans CJK KR"/>
-        <w:sz w:val="16"/>
-      </w:rPr>
-      <w:t xml:space="preserve">C안 심화 요록  ·  </w:t>
-    </w:r>
     <w:fldSimple w:instr="PAGE"/>
-    <w:r>
-      <w:rPr>
-        <w:rFonts w:ascii="Noto Sans CJK KR" w:hAnsi="Noto Sans CJK KR" w:eastAsia="Noto Sans CJK KR" w:cs="Noto Sans CJK KR"/>
-        <w:sz w:val="16"/>
-      </w:rPr>
-      <w:t xml:space="preserve"> / </w:t>
-    </w:r>
-    <w:fldSimple w:instr="NUMPAGES"/>
   </w:p>
 </w:ftr>
 </file>
@@ -4060,15 +3121,10 @@
 <w:hdr xmlns:m="http://schemas.openxmlformats.org/officeDocument/2006/math" xmlns:mc="http://schemas.openxmlformats.org/markup-compatibility/2006" xmlns:mo="http://schemas.microsoft.com/office/mac/office/2008/main" xmlns:mv="urn:schemas-microsoft-com:mac:vml" xmlns:o="urn:schemas-microsoft-com:office:office" xmlns:r="http://schemas.openxmlformats.org/officeDocument/2006/relationships" xmlns:v="urn:schemas-microsoft-com:vml" xmlns:w10="urn:schemas-microsoft-com:office:word" xmlns:w14="http://schemas.microsoft.com/office/word/2010/wordml" xmlns:w="http://schemas.openxmlformats.org/wordprocessingml/2006/main" xmlns:wne="http://schemas.microsoft.com/office/word/2006/wordml" xmlns:wp14="http://schemas.microsoft.com/office/word/2010/wordprocessingDrawing" xmlns:wp="http://schemas.openxmlformats.org/drawingml/2006/wordprocessingDrawing" xmlns:wpc="http://schemas.microsoft.com/office/word/2010/wordprocessingCanvas" xmlns:wpg="http://schemas.microsoft.com/office/word/2010/wordprocessingGroup" xmlns:wpi="http://schemas.microsoft.com/office/word/2010/wordprocessingInk" xmlns:wps="http://schemas.microsoft.com/office/word/2010/wordprocessingShape" mc:Ignorable="w14 wp14">
   <w:p>
     <w:pPr>
-      <w:pStyle w:val="Header"/>
-      <w:spacing w:after="0"/>
+      <w:pStyle w:val="SourceNote"/>
     </w:pPr>
     <w:r>
-      <w:rPr>
-        <w:rFonts w:ascii="Noto Sans CJK KR" w:hAnsi="Noto Sans CJK KR" w:eastAsia="Noto Sans CJK KR" w:cs="Noto Sans CJK KR"/>
-        <w:sz w:val="16"/>
-      </w:rPr>
-      <w:t>포항고 2026 인문학 역사기행  /  PLAN C</w:t>
+      <w:t>포항고 인문학 기행  |  C안 역사 읽기 자료</w:t>
     </w:r>
   </w:p>
 </w:hdr>
@@ -4438,14 +3494,12 @@
     <w:qFormat/>
     <w:rsid w:val="00FC693F"/>
     <w:pPr>
-      <w:widowControl/>
-      <w:spacing w:line="396" w:lineRule="auto" w:after="120"/>
+      <w:spacing w:line="341" w:lineRule="auto" w:after="140"/>
     </w:pPr>
     <w:rPr>
-      <w:rFonts w:ascii="NanumMyeongjo" w:hAnsi="NanumMyeongjo" w:eastAsia="NanumMyeongjo"/>
+      <w:rFonts w:ascii="Noto Sans CJK KR" w:hAnsi="Noto Sans CJK KR" w:eastAsia="Noto Sans CJK KR"/>
+      <w:b w:val="0"/>
       <w:sz w:val="21"/>
-      <w:rFonts w:eastAsia="NanumMyeongjo"/>
-      <w:lang w:val="ko-KR" w:eastAsia="ko-KR"/>
     </w:rPr>
   </w:style>
   <w:style w:type="paragraph" w:styleId="Header">
@@ -4462,9 +3516,6 @@
       </w:tabs>
       <w:spacing w:after="0" w:line="240" w:lineRule="auto"/>
     </w:pPr>
-    <w:rPr>
-      <w:lang w:val="ko-KR" w:eastAsia="ko-KR"/>
-    </w:rPr>
   </w:style>
   <w:style w:type="character" w:customStyle="1" w:styleId="HeaderChar">
     <w:name w:val="Header Char"/>
@@ -4487,9 +3538,6 @@
       </w:tabs>
       <w:spacing w:after="0" w:line="240" w:lineRule="auto"/>
     </w:pPr>
-    <w:rPr>
-      <w:lang w:val="ko-KR" w:eastAsia="ko-KR"/>
-    </w:rPr>
   </w:style>
   <w:style w:type="character" w:customStyle="1" w:styleId="FooterChar">
     <w:name w:val="Footer Char"/>
@@ -4509,19 +3557,16 @@
     <w:pPr>
       <w:keepNext/>
       <w:keepLines/>
-      <w:pageBreakBefore w:val="0"/>
-      <w:spacing w:before="240" w:after="160" w:line="312" w:lineRule="auto"/>
+      <w:spacing w:before="260" w:after="140"/>
       <w:outlineLvl w:val="0"/>
     </w:pPr>
     <w:rPr>
       <w:rFonts w:asciiTheme="majorHAnsi" w:eastAsiaTheme="majorEastAsia" w:hAnsiTheme="majorHAnsi" w:cstheme="majorBidi" w:ascii="Noto Sans CJK KR" w:hAnsi="Noto Sans CJK KR" w:eastAsia="Noto Sans CJK KR"/>
       <w:b/>
       <w:bCs/>
-      <w:color w:val="24574F"/>
-      <w:sz w:val="36"/>
+      <w:color w:val="252923"/>
+      <w:sz w:val="38"/>
       <w:szCs w:val="28"/>
-      <w:rFonts w:eastAsia="Noto Sans CJK KR"/>
-      <w:lang w:val="ko-KR" w:eastAsia="ko-KR"/>
     </w:rPr>
   </w:style>
   <w:style w:type="paragraph" w:styleId="Heading2">
@@ -4536,19 +3581,16 @@
     <w:pPr>
       <w:keepNext/>
       <w:keepLines/>
-      <w:pageBreakBefore w:val="0"/>
-      <w:spacing w:before="240" w:after="160" w:line="312" w:lineRule="auto"/>
+      <w:spacing w:before="260" w:after="140"/>
       <w:outlineLvl w:val="1"/>
     </w:pPr>
     <w:rPr>
       <w:rFonts w:asciiTheme="majorHAnsi" w:eastAsiaTheme="majorEastAsia" w:hAnsiTheme="majorHAnsi" w:cstheme="majorBidi" w:ascii="Noto Sans CJK KR" w:hAnsi="Noto Sans CJK KR" w:eastAsia="Noto Sans CJK KR"/>
       <w:b/>
       <w:bCs/>
-      <w:color w:val="24574F"/>
+      <w:color w:val="252923"/>
       <w:sz w:val="26"/>
       <w:szCs w:val="26"/>
-      <w:rFonts w:eastAsia="Noto Sans CJK KR"/>
-      <w:lang w:val="ko-KR" w:eastAsia="ko-KR"/>
     </w:rPr>
   </w:style>
   <w:style w:type="paragraph" w:styleId="Heading3">
@@ -4563,18 +3605,15 @@
     <w:pPr>
       <w:keepNext/>
       <w:keepLines/>
-      <w:pageBreakBefore w:val="0"/>
-      <w:spacing w:before="240" w:after="160" w:line="312" w:lineRule="auto"/>
+      <w:spacing w:before="260" w:after="140"/>
       <w:outlineLvl w:val="2"/>
     </w:pPr>
     <w:rPr>
       <w:rFonts w:asciiTheme="majorHAnsi" w:eastAsiaTheme="majorEastAsia" w:hAnsiTheme="majorHAnsi" w:cstheme="majorBidi" w:ascii="Noto Sans CJK KR" w:hAnsi="Noto Sans CJK KR" w:eastAsia="Noto Sans CJK KR"/>
       <w:b/>
       <w:bCs/>
-      <w:color w:val="24574F"/>
+      <w:color w:val="252923"/>
       <w:sz w:val="22"/>
-      <w:rFonts w:eastAsia="Noto Sans CJK KR"/>
-      <w:lang w:val="ko-KR" w:eastAsia="ko-KR"/>
     </w:rPr>
   </w:style>
   <w:style w:type="paragraph" w:styleId="Heading4">
@@ -4600,7 +3639,6 @@
       <w:i/>
       <w:iCs/>
       <w:color w:val="4F81BD" w:themeColor="accent1"/>
-      <w:lang w:val="ko-KR" w:eastAsia="ko-KR"/>
     </w:rPr>
   </w:style>
   <w:style w:type="paragraph" w:styleId="Heading5">
@@ -4622,7 +3660,6 @@
     <w:rPr>
       <w:rFonts w:asciiTheme="majorHAnsi" w:eastAsiaTheme="majorEastAsia" w:hAnsiTheme="majorHAnsi" w:cstheme="majorBidi"/>
       <w:color w:val="243F60" w:themeColor="accent1" w:themeShade="7F"/>
-      <w:lang w:val="ko-KR" w:eastAsia="ko-KR"/>
     </w:rPr>
   </w:style>
   <w:style w:type="paragraph" w:styleId="Heading6">
@@ -4646,7 +3683,6 @@
       <w:i/>
       <w:iCs/>
       <w:color w:val="243F60" w:themeColor="accent1" w:themeShade="7F"/>
-      <w:lang w:val="ko-KR" w:eastAsia="ko-KR"/>
     </w:rPr>
   </w:style>
   <w:style w:type="paragraph" w:styleId="Heading7">
@@ -4670,7 +3706,6 @@
       <w:i/>
       <w:iCs/>
       <w:color w:val="404040" w:themeColor="text1" w:themeTint="BF"/>
-      <w:lang w:val="ko-KR" w:eastAsia="ko-KR"/>
     </w:rPr>
   </w:style>
   <w:style w:type="paragraph" w:styleId="Heading8">
@@ -4694,7 +3729,6 @@
       <w:color w:val="4F81BD" w:themeColor="accent1"/>
       <w:sz w:val="20"/>
       <w:szCs w:val="20"/>
-      <w:lang w:val="ko-KR" w:eastAsia="ko-KR"/>
     </w:rPr>
   </w:style>
   <w:style w:type="paragraph" w:styleId="Heading9">
@@ -4720,7 +3754,6 @@
       <w:color w:val="404040" w:themeColor="text1" w:themeTint="BF"/>
       <w:sz w:val="20"/>
       <w:szCs w:val="20"/>
-      <w:lang w:val="ko-KR" w:eastAsia="ko-KR"/>
     </w:rPr>
   </w:style>
   <w:style w:type="character" w:default="1" w:styleId="DefaultParagraphFont">
@@ -4758,9 +3791,6 @@
     <w:pPr>
       <w:spacing w:after="0" w:line="240" w:lineRule="auto"/>
     </w:pPr>
-    <w:rPr>
-      <w:lang w:val="ko-KR" w:eastAsia="ko-KR"/>
-    </w:rPr>
   </w:style>
   <w:style w:type="character" w:customStyle="1" w:styleId="Heading1Char">
     <w:name w:val="Heading 1 Char"/>
@@ -4818,18 +3848,17 @@
       <w:pBdr>
         <w:bottom w:val="single" w:sz="8" w:space="4" w:color="4F81BD" w:themeColor="accent1"/>
       </w:pBdr>
-      <w:spacing w:after="200" w:line="312" w:lineRule="auto" w:before="40"/>
+      <w:spacing w:after="140" w:line="240" w:lineRule="auto" w:before="260"/>
       <w:contextualSpacing/>
     </w:pPr>
     <w:rPr>
-      <w:rFonts w:asciiTheme="majorHAnsi" w:eastAsiaTheme="majorEastAsia" w:hAnsiTheme="majorHAnsi" w:cstheme="majorBidi" w:ascii="Noto Sans CJK KR" w:hAnsi="Noto Sans CJK KR"/>
-      <w:color w:val="24574F"/>
+      <w:rFonts w:asciiTheme="majorHAnsi" w:eastAsiaTheme="majorEastAsia" w:hAnsiTheme="majorHAnsi" w:cstheme="majorBidi" w:ascii="Noto Sans CJK KR" w:hAnsi="Noto Sans CJK KR" w:eastAsia="Noto Sans CJK KR"/>
+      <w:b w:val="0"/>
+      <w:color w:val="252923"/>
       <w:spacing w:val="5"/>
       <w:kern w:val="28"/>
-      <w:sz w:val="52"/>
+      <w:sz w:val="50"/>
       <w:szCs w:val="52"/>
-      <w:rFonts w:eastAsia="Noto Sans CJK KR"/>
-      <w:lang w:val="ko-KR" w:eastAsia="ko-KR"/>
     </w:rPr>
   </w:style>
   <w:style w:type="character" w:customStyle="1" w:styleId="TitleChar">
@@ -4856,19 +3885,21 @@
     <w:qFormat/>
     <w:rsid w:val="00FC693F"/>
     <w:pPr>
+      <w:keepNext/>
       <w:numPr>
         <w:ilvl w:val="1"/>
       </w:numPr>
+      <w:spacing w:before="260" w:after="140"/>
     </w:pPr>
     <w:rPr>
-      <w:rFonts w:asciiTheme="majorHAnsi" w:eastAsiaTheme="majorEastAsia" w:hAnsiTheme="majorHAnsi" w:cstheme="majorBidi"/>
+      <w:rFonts w:asciiTheme="majorHAnsi" w:eastAsiaTheme="majorEastAsia" w:hAnsiTheme="majorHAnsi" w:cstheme="majorBidi" w:ascii="Noto Sans CJK KR" w:hAnsi="Noto Sans CJK KR" w:eastAsia="Noto Sans CJK KR"/>
+      <w:b w:val="0"/>
       <w:i/>
       <w:iCs/>
-      <w:color w:val="4F81BD" w:themeColor="accent1"/>
+      <w:color w:val="252923"/>
       <w:spacing w:val="15"/>
-      <w:sz w:val="24"/>
+      <w:sz w:val="26"/>
       <w:szCs w:val="24"/>
-      <w:lang w:val="ko-KR" w:eastAsia="ko-KR"/>
     </w:rPr>
   </w:style>
   <w:style w:type="character" w:customStyle="1" w:styleId="SubtitleChar">
@@ -4897,9 +3928,6 @@
       <w:ind w:left="720"/>
       <w:contextualSpacing/>
     </w:pPr>
-    <w:rPr>
-      <w:lang w:val="ko-KR" w:eastAsia="ko-KR"/>
-    </w:rPr>
   </w:style>
   <w:style w:type="paragraph" w:styleId="BodyText">
     <w:name w:val="Body Text"/>
@@ -4909,15 +3937,8 @@
     <w:unhideWhenUsed/>
     <w:rsid w:val="00AA1D8D"/>
     <w:pPr>
-      <w:widowControl/>
-      <w:spacing w:after="120" w:line="348" w:lineRule="auto"/>
+      <w:spacing w:after="120"/>
     </w:pPr>
-    <w:rPr>
-      <w:rFonts w:ascii="NanumMyeongjo" w:hAnsi="NanumMyeongjo"/>
-      <w:sz w:val="21"/>
-      <w:rFonts w:eastAsia="NanumMyeongjo"/>
-      <w:lang w:val="ko-KR" w:eastAsia="ko-KR"/>
-    </w:rPr>
   </w:style>
   <w:style w:type="character" w:customStyle="1" w:styleId="BodyTextChar">
     <w:name w:val="Body Text Char"/>
@@ -4936,9 +3957,6 @@
     <w:pPr>
       <w:spacing w:after="120" w:line="480" w:lineRule="auto"/>
     </w:pPr>
-    <w:rPr>
-      <w:lang w:val="ko-KR" w:eastAsia="ko-KR"/>
-    </w:rPr>
   </w:style>
   <w:style w:type="character" w:customStyle="1" w:styleId="BodyText2Char">
     <w:name w:val="Body Text 2 Char"/>
@@ -4960,7 +3978,6 @@
     <w:rPr>
       <w:sz w:val="16"/>
       <w:szCs w:val="16"/>
-      <w:lang w:val="ko-KR" w:eastAsia="ko-KR"/>
     </w:rPr>
   </w:style>
   <w:style w:type="character" w:customStyle="1" w:styleId="BodyText3Char">
@@ -4984,9 +4001,6 @@
       <w:ind w:left="360" w:hanging="360"/>
       <w:contextualSpacing/>
     </w:pPr>
-    <w:rPr>
-      <w:lang w:val="ko-KR" w:eastAsia="ko-KR"/>
-    </w:rPr>
   </w:style>
   <w:style w:type="paragraph" w:styleId="List2">
     <w:name w:val="List 2"/>
@@ -4998,9 +4012,6 @@
       <w:ind w:left="720" w:hanging="360"/>
       <w:contextualSpacing/>
     </w:pPr>
-    <w:rPr>
-      <w:lang w:val="ko-KR" w:eastAsia="ko-KR"/>
-    </w:rPr>
   </w:style>
   <w:style w:type="paragraph" w:styleId="List3">
     <w:name w:val="List 3"/>
@@ -5012,9 +4023,6 @@
       <w:ind w:left="1080" w:hanging="360"/>
       <w:contextualSpacing/>
     </w:pPr>
-    <w:rPr>
-      <w:lang w:val="ko-KR" w:eastAsia="ko-KR"/>
-    </w:rPr>
   </w:style>
   <w:style w:type="paragraph" w:styleId="ListBullet">
     <w:name w:val="List Bullet"/>
@@ -5028,9 +4036,6 @@
       </w:numPr>
       <w:contextualSpacing/>
     </w:pPr>
-    <w:rPr>
-      <w:lang w:val="ko-KR" w:eastAsia="ko-KR"/>
-    </w:rPr>
   </w:style>
   <w:style w:type="paragraph" w:styleId="ListBullet2">
     <w:name w:val="List Bullet 2"/>
@@ -5044,9 +4049,6 @@
       </w:numPr>
       <w:contextualSpacing/>
     </w:pPr>
-    <w:rPr>
-      <w:lang w:val="ko-KR" w:eastAsia="ko-KR"/>
-    </w:rPr>
   </w:style>
   <w:style w:type="paragraph" w:styleId="ListBullet3">
     <w:name w:val="List Bullet 3"/>
@@ -5060,9 +4062,6 @@
       </w:numPr>
       <w:contextualSpacing/>
     </w:pPr>
-    <w:rPr>
-      <w:lang w:val="ko-KR" w:eastAsia="ko-KR"/>
-    </w:rPr>
   </w:style>
   <w:style w:type="paragraph" w:styleId="ListNumber">
     <w:name w:val="List Number"/>
@@ -5076,9 +4075,6 @@
       </w:numPr>
       <w:contextualSpacing/>
     </w:pPr>
-    <w:rPr>
-      <w:lang w:val="ko-KR" w:eastAsia="ko-KR"/>
-    </w:rPr>
   </w:style>
   <w:style w:type="paragraph" w:styleId="ListNumber2">
     <w:name w:val="List Number 2"/>
@@ -5092,9 +4088,6 @@
       </w:numPr>
       <w:contextualSpacing/>
     </w:pPr>
-    <w:rPr>
-      <w:lang w:val="ko-KR" w:eastAsia="ko-KR"/>
-    </w:rPr>
   </w:style>
   <w:style w:type="paragraph" w:styleId="ListNumber3">
     <w:name w:val="List Number 3"/>
@@ -5108,9 +4101,6 @@
       </w:numPr>
       <w:contextualSpacing/>
     </w:pPr>
-    <w:rPr>
-      <w:lang w:val="ko-KR" w:eastAsia="ko-KR"/>
-    </w:rPr>
   </w:style>
   <w:style w:type="paragraph" w:styleId="ListContinue">
     <w:name w:val="List Continue"/>
@@ -5123,9 +4113,6 @@
       <w:ind w:left="360"/>
       <w:contextualSpacing/>
     </w:pPr>
-    <w:rPr>
-      <w:lang w:val="ko-KR" w:eastAsia="ko-KR"/>
-    </w:rPr>
   </w:style>
   <w:style w:type="paragraph" w:styleId="ListContinue2">
     <w:name w:val="List Continue 2"/>
@@ -5138,9 +4125,6 @@
       <w:ind w:left="720"/>
       <w:contextualSpacing/>
     </w:pPr>
-    <w:rPr>
-      <w:lang w:val="ko-KR" w:eastAsia="ko-KR"/>
-    </w:rPr>
   </w:style>
   <w:style w:type="paragraph" w:styleId="ListContinue3">
     <w:name w:val="List Continue 3"/>
@@ -5153,9 +4137,6 @@
       <w:ind w:left="1080"/>
       <w:contextualSpacing/>
     </w:pPr>
-    <w:rPr>
-      <w:lang w:val="ko-KR" w:eastAsia="ko-KR"/>
-    </w:rPr>
   </w:style>
   <w:style w:type="paragraph" w:styleId="MacroText">
     <w:name w:val="macro"/>
@@ -5178,7 +4159,6 @@
       <w:rFonts w:ascii="Courier" w:hAnsi="Courier"/>
       <w:sz w:val="20"/>
       <w:szCs w:val="20"/>
-      <w:lang w:val="ko-KR" w:eastAsia="ko-KR"/>
     </w:rPr>
   </w:style>
   <w:style w:type="character" w:customStyle="1" w:styleId="MacroTextChar">
@@ -5205,7 +4185,6 @@
       <w:i/>
       <w:iCs/>
       <w:color w:val="000000" w:themeColor="text1"/>
-      <w:lang w:val="ko-KR" w:eastAsia="ko-KR"/>
     </w:rPr>
   </w:style>
   <w:style w:type="character" w:customStyle="1" w:styleId="QuoteChar">
@@ -5319,13 +4298,11 @@
       <w:spacing w:line="240" w:lineRule="auto"/>
     </w:pPr>
     <w:rPr>
-      <w:rFonts w:ascii="Noto Sans CJK KR" w:hAnsi="Noto Sans CJK KR"/>
       <w:b/>
       <w:bCs/>
       <w:color w:val="4F81BD" w:themeColor="accent1"/>
-      <w:sz w:val="17"/>
+      <w:sz w:val="18"/>
       <w:szCs w:val="18"/>
-      <w:lang w:val="ko-KR" w:eastAsia="ko-KR"/>
     </w:rPr>
   </w:style>
   <w:style w:type="character" w:styleId="Strong">
@@ -5371,7 +4348,6 @@
       <w:i/>
       <w:iCs/>
       <w:color w:val="4F81BD" w:themeColor="accent1"/>
-      <w:lang w:val="ko-KR" w:eastAsia="ko-KR"/>
     </w:rPr>
   </w:style>
   <w:style w:type="character" w:customStyle="1" w:styleId="IntenseQuoteChar">
@@ -5466,9 +4442,6 @@
     <w:pPr>
       <w:outlineLvl w:val="9"/>
     </w:pPr>
-    <w:rPr>
-      <w:lang w:val="ko-KR" w:eastAsia="ko-KR"/>
-    </w:rPr>
   </w:style>
   <w:style w:type="table" w:styleId="TableGrid">
     <w:name w:val="Table Grid"/>
@@ -16216,6 +15189,18 @@
         <w:shd w:val="clear" w:color="auto" w:fill="FBCAA2" w:themeFill="accent6" w:themeFillTint="7F"/>
       </w:tcPr>
     </w:tblStylePr>
+  </w:style>
+  <w:style w:type="paragraph" w:customStyle="1" w:styleId="SourceNote">
+    <w:name w:val="Source Note"/>
+    <w:pPr>
+      <w:spacing w:line="300" w:lineRule="auto" w:before="0" w:after="120"/>
+    </w:pPr>
+    <w:rPr>
+      <w:rFonts w:ascii="Noto Sans CJK KR" w:hAnsi="Noto Sans CJK KR" w:eastAsia="Noto Sans CJK KR"/>
+      <w:b w:val="0"/>
+      <w:color w:val="5D5C56"/>
+      <w:sz w:val="17"/>
+    </w:rPr>
   </w:style>
 </w:styles>
 </file>
